--- a/MANUEL_UTILISATEUR_TOURNOI_CPC.docx
+++ b/MANUEL_UTILISATEUR_TOURNOI_CPC.docx
@@ -863,7 +863,7 @@
             <w:noProof/>
             <w:webHidden/>
           </w:rPr>
-          <w:t>5</w:t>
+          <w:t>6</w:t>
         </w:r>
         <w:r>
           <w:rPr>
@@ -931,7 +931,7 @@
             <w:noProof/>
             <w:webHidden/>
           </w:rPr>
-          <w:t>5</w:t>
+          <w:t>7</w:t>
         </w:r>
         <w:r>
           <w:rPr>
@@ -999,7 +999,7 @@
             <w:noProof/>
             <w:webHidden/>
           </w:rPr>
-          <w:t>6</w:t>
+          <w:t>7</w:t>
         </w:r>
         <w:r>
           <w:rPr>
@@ -1067,7 +1067,7 @@
             <w:noProof/>
             <w:webHidden/>
           </w:rPr>
-          <w:t>6</w:t>
+          <w:t>7</w:t>
         </w:r>
         <w:r>
           <w:rPr>
@@ -1135,7 +1135,7 @@
             <w:noProof/>
             <w:webHidden/>
           </w:rPr>
-          <w:t>6</w:t>
+          <w:t>8</w:t>
         </w:r>
         <w:r>
           <w:rPr>
@@ -1203,7 +1203,7 @@
             <w:noProof/>
             <w:webHidden/>
           </w:rPr>
-          <w:t>6</w:t>
+          <w:t>8</w:t>
         </w:r>
         <w:r>
           <w:rPr>
@@ -1271,7 +1271,7 @@
             <w:noProof/>
             <w:webHidden/>
           </w:rPr>
-          <w:t>7</w:t>
+          <w:t>9</w:t>
         </w:r>
         <w:r>
           <w:rPr>
@@ -1339,7 +1339,7 @@
             <w:noProof/>
             <w:webHidden/>
           </w:rPr>
-          <w:t>7</w:t>
+          <w:t>9</w:t>
         </w:r>
         <w:r>
           <w:rPr>
@@ -1407,7 +1407,7 @@
             <w:noProof/>
             <w:webHidden/>
           </w:rPr>
-          <w:t>7</w:t>
+          <w:t>9</w:t>
         </w:r>
         <w:r>
           <w:rPr>
@@ -1475,7 +1475,7 @@
             <w:noProof/>
             <w:webHidden/>
           </w:rPr>
-          <w:t>7</w:t>
+          <w:t>10</w:t>
         </w:r>
         <w:r>
           <w:rPr>
@@ -1543,7 +1543,7 @@
             <w:noProof/>
             <w:webHidden/>
           </w:rPr>
-          <w:t>7</w:t>
+          <w:t>10</w:t>
         </w:r>
         <w:r>
           <w:rPr>
@@ -1611,7 +1611,7 @@
             <w:noProof/>
             <w:webHidden/>
           </w:rPr>
-          <w:t>7</w:t>
+          <w:t>10</w:t>
         </w:r>
         <w:r>
           <w:rPr>
@@ -1679,7 +1679,7 @@
             <w:noProof/>
             <w:webHidden/>
           </w:rPr>
-          <w:t>8</w:t>
+          <w:t>11</w:t>
         </w:r>
         <w:r>
           <w:rPr>
@@ -1747,7 +1747,7 @@
             <w:noProof/>
             <w:webHidden/>
           </w:rPr>
-          <w:t>8</w:t>
+          <w:t>12</w:t>
         </w:r>
         <w:r>
           <w:rPr>
@@ -1815,7 +1815,7 @@
             <w:noProof/>
             <w:webHidden/>
           </w:rPr>
-          <w:t>8</w:t>
+          <w:t>12</w:t>
         </w:r>
         <w:r>
           <w:rPr>
@@ -1883,7 +1883,7 @@
             <w:noProof/>
             <w:webHidden/>
           </w:rPr>
-          <w:t>8</w:t>
+          <w:t>13</w:t>
         </w:r>
         <w:r>
           <w:rPr>
@@ -1951,7 +1951,7 @@
             <w:noProof/>
             <w:webHidden/>
           </w:rPr>
-          <w:t>8</w:t>
+          <w:t>13</w:t>
         </w:r>
         <w:r>
           <w:rPr>
@@ -2019,7 +2019,7 @@
             <w:noProof/>
             <w:webHidden/>
           </w:rPr>
-          <w:t>8</w:t>
+          <w:t>13</w:t>
         </w:r>
         <w:r>
           <w:rPr>
@@ -2087,7 +2087,7 @@
             <w:noProof/>
             <w:webHidden/>
           </w:rPr>
-          <w:t>9</w:t>
+          <w:t>14</w:t>
         </w:r>
         <w:r>
           <w:rPr>
@@ -2155,7 +2155,7 @@
             <w:noProof/>
             <w:webHidden/>
           </w:rPr>
-          <w:t>9</w:t>
+          <w:t>14</w:t>
         </w:r>
         <w:r>
           <w:rPr>
@@ -2223,7 +2223,7 @@
             <w:noProof/>
             <w:webHidden/>
           </w:rPr>
-          <w:t>9</w:t>
+          <w:t>14</w:t>
         </w:r>
         <w:r>
           <w:rPr>
@@ -2291,7 +2291,7 @@
             <w:noProof/>
             <w:webHidden/>
           </w:rPr>
-          <w:t>9</w:t>
+          <w:t>6</w:t>
         </w:r>
         <w:r>
           <w:rPr>
@@ -2359,7 +2359,7 @@
             <w:noProof/>
             <w:webHidden/>
           </w:rPr>
-          <w:t>10</w:t>
+          <w:t>15</w:t>
         </w:r>
         <w:r>
           <w:rPr>
@@ -2427,7 +2427,7 @@
             <w:noProof/>
             <w:webHidden/>
           </w:rPr>
-          <w:t>10</w:t>
+          <w:t>15</w:t>
         </w:r>
         <w:r>
           <w:rPr>
@@ -2495,7 +2495,7 @@
             <w:noProof/>
             <w:webHidden/>
           </w:rPr>
-          <w:t>10</w:t>
+          <w:t>15</w:t>
         </w:r>
         <w:r>
           <w:rPr>
@@ -2563,7 +2563,7 @@
             <w:noProof/>
             <w:webHidden/>
           </w:rPr>
-          <w:t>10</w:t>
+          <w:t>15</w:t>
         </w:r>
         <w:r>
           <w:rPr>
@@ -2631,7 +2631,7 @@
             <w:noProof/>
             <w:webHidden/>
           </w:rPr>
-          <w:t>10</w:t>
+          <w:t>15</w:t>
         </w:r>
         <w:r>
           <w:rPr>
@@ -2699,7 +2699,7 @@
             <w:noProof/>
             <w:webHidden/>
           </w:rPr>
-          <w:t>10</w:t>
+          <w:t>15</w:t>
         </w:r>
         <w:r>
           <w:rPr>
@@ -2767,7 +2767,7 @@
             <w:noProof/>
             <w:webHidden/>
           </w:rPr>
-          <w:t>10</w:t>
+          <w:t>15</w:t>
         </w:r>
         <w:r>
           <w:rPr>
@@ -2835,7 +2835,7 @@
             <w:noProof/>
             <w:webHidden/>
           </w:rPr>
-          <w:t>10</w:t>
+          <w:t>15</w:t>
         </w:r>
         <w:r>
           <w:rPr>
@@ -2903,7 +2903,7 @@
             <w:noProof/>
             <w:webHidden/>
           </w:rPr>
-          <w:t>10</w:t>
+          <w:t>15</w:t>
         </w:r>
         <w:r>
           <w:rPr>

--- a/MANUEL_UTILISATEUR_TOURNOI_CPC.docx
+++ b/MANUEL_UTILISATEUR_TOURNOI_CPC.docx
@@ -109,13 +109,11 @@
         <w:pStyle w:val="Titre1"/>
       </w:pPr>
       <w:bookmarkStart w:id="0" w:name="_Toc237084669"/>
-      <w:proofErr w:type="spellStart"/>
       <w:r>
         <w:lastRenderedPageBreak/>
         <w:t>Sommaire</w:t>
       </w:r>
       <w:bookmarkEnd w:id="0"/>
-      <w:proofErr w:type="spellEnd"/>
     </w:p>
     <w:p>
       <w:pPr>
@@ -129,11 +127,7 @@
       </w:pPr>
       <w:r>
         <w:fldChar w:fldCharType="begin"/>
-      </w:r>
-      <w:r>
         <w:instrText>TOC \o "1-3" \h \z \u</w:instrText>
-      </w:r>
-      <w:r>
         <w:fldChar w:fldCharType="separate"/>
       </w:r>
       <w:hyperlink w:anchor="_Toc237084669" w:history="1">
@@ -150,46 +144,10 @@
             <w:webHidden/>
           </w:rPr>
           <w:tab/>
-        </w:r>
-        <w:r>
-          <w:rPr>
-            <w:noProof/>
-            <w:webHidden/>
-          </w:rPr>
           <w:fldChar w:fldCharType="begin"/>
-        </w:r>
-        <w:r>
-          <w:rPr>
-            <w:noProof/>
-            <w:webHidden/>
-          </w:rPr>
           <w:instrText xml:space="preserve"> PAGEREF _Toc237084669 \h </w:instrText>
-        </w:r>
-        <w:r>
-          <w:rPr>
-            <w:noProof/>
-            <w:webHidden/>
-          </w:rPr>
-        </w:r>
-        <w:r>
-          <w:rPr>
-            <w:noProof/>
-            <w:webHidden/>
-          </w:rPr>
           <w:fldChar w:fldCharType="separate"/>
-        </w:r>
-        <w:r>
-          <w:rPr>
-            <w:noProof/>
-            <w:webHidden/>
-          </w:rPr>
           <w:t>2</w:t>
-        </w:r>
-        <w:r>
-          <w:rPr>
-            <w:noProof/>
-            <w:webHidden/>
-          </w:rPr>
           <w:fldChar w:fldCharType="end"/>
         </w:r>
       </w:hyperlink>
@@ -218,46 +176,10 @@
             <w:webHidden/>
           </w:rPr>
           <w:tab/>
-        </w:r>
-        <w:r>
-          <w:rPr>
-            <w:noProof/>
-            <w:webHidden/>
-          </w:rPr>
           <w:fldChar w:fldCharType="begin"/>
-        </w:r>
-        <w:r>
-          <w:rPr>
-            <w:noProof/>
-            <w:webHidden/>
-          </w:rPr>
           <w:instrText xml:space="preserve"> PAGEREF _Toc237084670 \h </w:instrText>
-        </w:r>
-        <w:r>
-          <w:rPr>
-            <w:noProof/>
-            <w:webHidden/>
-          </w:rPr>
-        </w:r>
-        <w:r>
-          <w:rPr>
-            <w:noProof/>
-            <w:webHidden/>
-          </w:rPr>
           <w:fldChar w:fldCharType="separate"/>
-        </w:r>
-        <w:r>
-          <w:rPr>
-            <w:noProof/>
-            <w:webHidden/>
-          </w:rPr>
           <w:t>4</w:t>
-        </w:r>
-        <w:r>
-          <w:rPr>
-            <w:noProof/>
-            <w:webHidden/>
-          </w:rPr>
           <w:fldChar w:fldCharType="end"/>
         </w:r>
       </w:hyperlink>
@@ -286,46 +208,10 @@
             <w:webHidden/>
           </w:rPr>
           <w:tab/>
-        </w:r>
-        <w:r>
-          <w:rPr>
-            <w:noProof/>
-            <w:webHidden/>
-          </w:rPr>
           <w:fldChar w:fldCharType="begin"/>
-        </w:r>
-        <w:r>
-          <w:rPr>
-            <w:noProof/>
-            <w:webHidden/>
-          </w:rPr>
           <w:instrText xml:space="preserve"> PAGEREF _Toc237084671 \h </w:instrText>
-        </w:r>
-        <w:r>
-          <w:rPr>
-            <w:noProof/>
-            <w:webHidden/>
-          </w:rPr>
-        </w:r>
-        <w:r>
-          <w:rPr>
-            <w:noProof/>
-            <w:webHidden/>
-          </w:rPr>
           <w:fldChar w:fldCharType="separate"/>
-        </w:r>
-        <w:r>
-          <w:rPr>
-            <w:noProof/>
-            <w:webHidden/>
-          </w:rPr>
           <w:t>4</w:t>
-        </w:r>
-        <w:r>
-          <w:rPr>
-            <w:noProof/>
-            <w:webHidden/>
-          </w:rPr>
           <w:fldChar w:fldCharType="end"/>
         </w:r>
       </w:hyperlink>
@@ -354,46 +240,10 @@
             <w:webHidden/>
           </w:rPr>
           <w:tab/>
-        </w:r>
-        <w:r>
-          <w:rPr>
-            <w:noProof/>
-            <w:webHidden/>
-          </w:rPr>
           <w:fldChar w:fldCharType="begin"/>
-        </w:r>
-        <w:r>
-          <w:rPr>
-            <w:noProof/>
-            <w:webHidden/>
-          </w:rPr>
           <w:instrText xml:space="preserve"> PAGEREF _Toc237084672 \h </w:instrText>
-        </w:r>
-        <w:r>
-          <w:rPr>
-            <w:noProof/>
-            <w:webHidden/>
-          </w:rPr>
-        </w:r>
-        <w:r>
-          <w:rPr>
-            <w:noProof/>
-            <w:webHidden/>
-          </w:rPr>
           <w:fldChar w:fldCharType="separate"/>
-        </w:r>
-        <w:r>
-          <w:rPr>
-            <w:noProof/>
-            <w:webHidden/>
-          </w:rPr>
           <w:t>4</w:t>
-        </w:r>
-        <w:r>
-          <w:rPr>
-            <w:noProof/>
-            <w:webHidden/>
-          </w:rPr>
           <w:fldChar w:fldCharType="end"/>
         </w:r>
       </w:hyperlink>
@@ -422,46 +272,10 @@
             <w:webHidden/>
           </w:rPr>
           <w:tab/>
-        </w:r>
-        <w:r>
-          <w:rPr>
-            <w:noProof/>
-            <w:webHidden/>
-          </w:rPr>
           <w:fldChar w:fldCharType="begin"/>
-        </w:r>
-        <w:r>
-          <w:rPr>
-            <w:noProof/>
-            <w:webHidden/>
-          </w:rPr>
           <w:instrText xml:space="preserve"> PAGEREF _Toc237084673 \h </w:instrText>
-        </w:r>
-        <w:r>
-          <w:rPr>
-            <w:noProof/>
-            <w:webHidden/>
-          </w:rPr>
-        </w:r>
-        <w:r>
-          <w:rPr>
-            <w:noProof/>
-            <w:webHidden/>
-          </w:rPr>
           <w:fldChar w:fldCharType="separate"/>
-        </w:r>
-        <w:r>
-          <w:rPr>
-            <w:noProof/>
-            <w:webHidden/>
-          </w:rPr>
           <w:t>4</w:t>
-        </w:r>
-        <w:r>
-          <w:rPr>
-            <w:noProof/>
-            <w:webHidden/>
-          </w:rPr>
           <w:fldChar w:fldCharType="end"/>
         </w:r>
       </w:hyperlink>
@@ -490,46 +304,10 @@
             <w:webHidden/>
           </w:rPr>
           <w:tab/>
-        </w:r>
-        <w:r>
-          <w:rPr>
-            <w:noProof/>
-            <w:webHidden/>
-          </w:rPr>
           <w:fldChar w:fldCharType="begin"/>
-        </w:r>
-        <w:r>
-          <w:rPr>
-            <w:noProof/>
-            <w:webHidden/>
-          </w:rPr>
           <w:instrText xml:space="preserve"> PAGEREF _Toc237084674 \h </w:instrText>
-        </w:r>
-        <w:r>
-          <w:rPr>
-            <w:noProof/>
-            <w:webHidden/>
-          </w:rPr>
-        </w:r>
-        <w:r>
-          <w:rPr>
-            <w:noProof/>
-            <w:webHidden/>
-          </w:rPr>
           <w:fldChar w:fldCharType="separate"/>
-        </w:r>
-        <w:r>
-          <w:rPr>
-            <w:noProof/>
-            <w:webHidden/>
-          </w:rPr>
           <w:t>4</w:t>
-        </w:r>
-        <w:r>
-          <w:rPr>
-            <w:noProof/>
-            <w:webHidden/>
-          </w:rPr>
           <w:fldChar w:fldCharType="end"/>
         </w:r>
       </w:hyperlink>
@@ -558,46 +336,10 @@
             <w:webHidden/>
           </w:rPr>
           <w:tab/>
-        </w:r>
-        <w:r>
-          <w:rPr>
-            <w:noProof/>
-            <w:webHidden/>
-          </w:rPr>
           <w:fldChar w:fldCharType="begin"/>
-        </w:r>
-        <w:r>
-          <w:rPr>
-            <w:noProof/>
-            <w:webHidden/>
-          </w:rPr>
           <w:instrText xml:space="preserve"> PAGEREF _Toc237084675 \h </w:instrText>
-        </w:r>
-        <w:r>
-          <w:rPr>
-            <w:noProof/>
-            <w:webHidden/>
-          </w:rPr>
-        </w:r>
-        <w:r>
-          <w:rPr>
-            <w:noProof/>
-            <w:webHidden/>
-          </w:rPr>
           <w:fldChar w:fldCharType="separate"/>
-        </w:r>
-        <w:r>
-          <w:rPr>
-            <w:noProof/>
-            <w:webHidden/>
-          </w:rPr>
           <w:t>4</w:t>
-        </w:r>
-        <w:r>
-          <w:rPr>
-            <w:noProof/>
-            <w:webHidden/>
-          </w:rPr>
           <w:fldChar w:fldCharType="end"/>
         </w:r>
       </w:hyperlink>
@@ -626,46 +368,10 @@
             <w:webHidden/>
           </w:rPr>
           <w:tab/>
-        </w:r>
-        <w:r>
-          <w:rPr>
-            <w:noProof/>
-            <w:webHidden/>
-          </w:rPr>
           <w:fldChar w:fldCharType="begin"/>
-        </w:r>
-        <w:r>
-          <w:rPr>
-            <w:noProof/>
-            <w:webHidden/>
-          </w:rPr>
           <w:instrText xml:space="preserve"> PAGEREF _Toc237084676 \h </w:instrText>
-        </w:r>
-        <w:r>
-          <w:rPr>
-            <w:noProof/>
-            <w:webHidden/>
-          </w:rPr>
-        </w:r>
-        <w:r>
-          <w:rPr>
-            <w:noProof/>
-            <w:webHidden/>
-          </w:rPr>
           <w:fldChar w:fldCharType="separate"/>
-        </w:r>
-        <w:r>
-          <w:rPr>
-            <w:noProof/>
-            <w:webHidden/>
-          </w:rPr>
           <w:t>5</w:t>
-        </w:r>
-        <w:r>
-          <w:rPr>
-            <w:noProof/>
-            <w:webHidden/>
-          </w:rPr>
           <w:fldChar w:fldCharType="end"/>
         </w:r>
       </w:hyperlink>
@@ -694,46 +400,10 @@
             <w:webHidden/>
           </w:rPr>
           <w:tab/>
-        </w:r>
-        <w:r>
-          <w:rPr>
-            <w:noProof/>
-            <w:webHidden/>
-          </w:rPr>
           <w:fldChar w:fldCharType="begin"/>
-        </w:r>
-        <w:r>
-          <w:rPr>
-            <w:noProof/>
-            <w:webHidden/>
-          </w:rPr>
           <w:instrText xml:space="preserve"> PAGEREF _Toc237084677 \h </w:instrText>
-        </w:r>
-        <w:r>
-          <w:rPr>
-            <w:noProof/>
-            <w:webHidden/>
-          </w:rPr>
-        </w:r>
-        <w:r>
-          <w:rPr>
-            <w:noProof/>
-            <w:webHidden/>
-          </w:rPr>
           <w:fldChar w:fldCharType="separate"/>
-        </w:r>
-        <w:r>
-          <w:rPr>
-            <w:noProof/>
-            <w:webHidden/>
-          </w:rPr>
           <w:t>5</w:t>
-        </w:r>
-        <w:r>
-          <w:rPr>
-            <w:noProof/>
-            <w:webHidden/>
-          </w:rPr>
           <w:fldChar w:fldCharType="end"/>
         </w:r>
       </w:hyperlink>
@@ -762,46 +432,10 @@
             <w:webHidden/>
           </w:rPr>
           <w:tab/>
-        </w:r>
-        <w:r>
-          <w:rPr>
-            <w:noProof/>
-            <w:webHidden/>
-          </w:rPr>
           <w:fldChar w:fldCharType="begin"/>
-        </w:r>
-        <w:r>
-          <w:rPr>
-            <w:noProof/>
-            <w:webHidden/>
-          </w:rPr>
           <w:instrText xml:space="preserve"> PAGEREF _Toc237084678 \h </w:instrText>
-        </w:r>
-        <w:r>
-          <w:rPr>
-            <w:noProof/>
-            <w:webHidden/>
-          </w:rPr>
-        </w:r>
-        <w:r>
-          <w:rPr>
-            <w:noProof/>
-            <w:webHidden/>
-          </w:rPr>
           <w:fldChar w:fldCharType="separate"/>
-        </w:r>
-        <w:r>
-          <w:rPr>
-            <w:noProof/>
-            <w:webHidden/>
-          </w:rPr>
           <w:t>5</w:t>
-        </w:r>
-        <w:r>
-          <w:rPr>
-            <w:noProof/>
-            <w:webHidden/>
-          </w:rPr>
           <w:fldChar w:fldCharType="end"/>
         </w:r>
       </w:hyperlink>
@@ -830,46 +464,10 @@
             <w:webHidden/>
           </w:rPr>
           <w:tab/>
-        </w:r>
-        <w:r>
-          <w:rPr>
-            <w:noProof/>
-            <w:webHidden/>
-          </w:rPr>
           <w:fldChar w:fldCharType="begin"/>
-        </w:r>
-        <w:r>
-          <w:rPr>
-            <w:noProof/>
-            <w:webHidden/>
-          </w:rPr>
           <w:instrText xml:space="preserve"> PAGEREF _Toc237084679 \h </w:instrText>
-        </w:r>
-        <w:r>
-          <w:rPr>
-            <w:noProof/>
-            <w:webHidden/>
-          </w:rPr>
-        </w:r>
-        <w:r>
-          <w:rPr>
-            <w:noProof/>
-            <w:webHidden/>
-          </w:rPr>
           <w:fldChar w:fldCharType="separate"/>
-        </w:r>
-        <w:r>
-          <w:rPr>
-            <w:noProof/>
-            <w:webHidden/>
-          </w:rPr>
           <w:t>6</w:t>
-        </w:r>
-        <w:r>
-          <w:rPr>
-            <w:noProof/>
-            <w:webHidden/>
-          </w:rPr>
           <w:fldChar w:fldCharType="end"/>
         </w:r>
       </w:hyperlink>
@@ -898,46 +496,10 @@
             <w:webHidden/>
           </w:rPr>
           <w:tab/>
-        </w:r>
-        <w:r>
-          <w:rPr>
-            <w:noProof/>
-            <w:webHidden/>
-          </w:rPr>
           <w:fldChar w:fldCharType="begin"/>
-        </w:r>
-        <w:r>
-          <w:rPr>
-            <w:noProof/>
-            <w:webHidden/>
-          </w:rPr>
           <w:instrText xml:space="preserve"> PAGEREF _Toc237084680 \h </w:instrText>
-        </w:r>
-        <w:r>
-          <w:rPr>
-            <w:noProof/>
-            <w:webHidden/>
-          </w:rPr>
-        </w:r>
-        <w:r>
-          <w:rPr>
-            <w:noProof/>
-            <w:webHidden/>
-          </w:rPr>
           <w:fldChar w:fldCharType="separate"/>
-        </w:r>
-        <w:r>
-          <w:rPr>
-            <w:noProof/>
-            <w:webHidden/>
-          </w:rPr>
           <w:t>7</w:t>
-        </w:r>
-        <w:r>
-          <w:rPr>
-            <w:noProof/>
-            <w:webHidden/>
-          </w:rPr>
           <w:fldChar w:fldCharType="end"/>
         </w:r>
       </w:hyperlink>
@@ -966,46 +528,10 @@
             <w:webHidden/>
           </w:rPr>
           <w:tab/>
-        </w:r>
-        <w:r>
-          <w:rPr>
-            <w:noProof/>
-            <w:webHidden/>
-          </w:rPr>
           <w:fldChar w:fldCharType="begin"/>
-        </w:r>
-        <w:r>
-          <w:rPr>
-            <w:noProof/>
-            <w:webHidden/>
-          </w:rPr>
           <w:instrText xml:space="preserve"> PAGEREF _Toc237084681 \h </w:instrText>
-        </w:r>
-        <w:r>
-          <w:rPr>
-            <w:noProof/>
-            <w:webHidden/>
-          </w:rPr>
-        </w:r>
-        <w:r>
-          <w:rPr>
-            <w:noProof/>
-            <w:webHidden/>
-          </w:rPr>
           <w:fldChar w:fldCharType="separate"/>
-        </w:r>
-        <w:r>
-          <w:rPr>
-            <w:noProof/>
-            <w:webHidden/>
-          </w:rPr>
           <w:t>7</w:t>
-        </w:r>
-        <w:r>
-          <w:rPr>
-            <w:noProof/>
-            <w:webHidden/>
-          </w:rPr>
           <w:fldChar w:fldCharType="end"/>
         </w:r>
       </w:hyperlink>
@@ -1034,46 +560,10 @@
             <w:webHidden/>
           </w:rPr>
           <w:tab/>
-        </w:r>
-        <w:r>
-          <w:rPr>
-            <w:noProof/>
-            <w:webHidden/>
-          </w:rPr>
           <w:fldChar w:fldCharType="begin"/>
-        </w:r>
-        <w:r>
-          <w:rPr>
-            <w:noProof/>
-            <w:webHidden/>
-          </w:rPr>
           <w:instrText xml:space="preserve"> PAGEREF _Toc237084682 \h </w:instrText>
-        </w:r>
-        <w:r>
-          <w:rPr>
-            <w:noProof/>
-            <w:webHidden/>
-          </w:rPr>
-        </w:r>
-        <w:r>
-          <w:rPr>
-            <w:noProof/>
-            <w:webHidden/>
-          </w:rPr>
           <w:fldChar w:fldCharType="separate"/>
-        </w:r>
-        <w:r>
-          <w:rPr>
-            <w:noProof/>
-            <w:webHidden/>
-          </w:rPr>
           <w:t>7</w:t>
-        </w:r>
-        <w:r>
-          <w:rPr>
-            <w:noProof/>
-            <w:webHidden/>
-          </w:rPr>
           <w:fldChar w:fldCharType="end"/>
         </w:r>
       </w:hyperlink>
@@ -1102,46 +592,10 @@
             <w:webHidden/>
           </w:rPr>
           <w:tab/>
-        </w:r>
-        <w:r>
-          <w:rPr>
-            <w:noProof/>
-            <w:webHidden/>
-          </w:rPr>
           <w:fldChar w:fldCharType="begin"/>
-        </w:r>
-        <w:r>
-          <w:rPr>
-            <w:noProof/>
-            <w:webHidden/>
-          </w:rPr>
           <w:instrText xml:space="preserve"> PAGEREF _Toc237084683 \h </w:instrText>
-        </w:r>
-        <w:r>
-          <w:rPr>
-            <w:noProof/>
-            <w:webHidden/>
-          </w:rPr>
-        </w:r>
-        <w:r>
-          <w:rPr>
-            <w:noProof/>
-            <w:webHidden/>
-          </w:rPr>
           <w:fldChar w:fldCharType="separate"/>
-        </w:r>
-        <w:r>
-          <w:rPr>
-            <w:noProof/>
-            <w:webHidden/>
-          </w:rPr>
           <w:t>8</w:t>
-        </w:r>
-        <w:r>
-          <w:rPr>
-            <w:noProof/>
-            <w:webHidden/>
-          </w:rPr>
           <w:fldChar w:fldCharType="end"/>
         </w:r>
       </w:hyperlink>
@@ -1170,46 +624,10 @@
             <w:webHidden/>
           </w:rPr>
           <w:tab/>
-        </w:r>
-        <w:r>
-          <w:rPr>
-            <w:noProof/>
-            <w:webHidden/>
-          </w:rPr>
           <w:fldChar w:fldCharType="begin"/>
-        </w:r>
-        <w:r>
-          <w:rPr>
-            <w:noProof/>
-            <w:webHidden/>
-          </w:rPr>
           <w:instrText xml:space="preserve"> PAGEREF _Toc237084684 \h </w:instrText>
-        </w:r>
-        <w:r>
-          <w:rPr>
-            <w:noProof/>
-            <w:webHidden/>
-          </w:rPr>
-        </w:r>
-        <w:r>
-          <w:rPr>
-            <w:noProof/>
-            <w:webHidden/>
-          </w:rPr>
           <w:fldChar w:fldCharType="separate"/>
-        </w:r>
-        <w:r>
-          <w:rPr>
-            <w:noProof/>
-            <w:webHidden/>
-          </w:rPr>
           <w:t>8</w:t>
-        </w:r>
-        <w:r>
-          <w:rPr>
-            <w:noProof/>
-            <w:webHidden/>
-          </w:rPr>
           <w:fldChar w:fldCharType="end"/>
         </w:r>
       </w:hyperlink>
@@ -1238,46 +656,10 @@
             <w:webHidden/>
           </w:rPr>
           <w:tab/>
-        </w:r>
-        <w:r>
-          <w:rPr>
-            <w:noProof/>
-            <w:webHidden/>
-          </w:rPr>
           <w:fldChar w:fldCharType="begin"/>
-        </w:r>
-        <w:r>
-          <w:rPr>
-            <w:noProof/>
-            <w:webHidden/>
-          </w:rPr>
           <w:instrText xml:space="preserve"> PAGEREF _Toc237084685 \h </w:instrText>
-        </w:r>
-        <w:r>
-          <w:rPr>
-            <w:noProof/>
-            <w:webHidden/>
-          </w:rPr>
-        </w:r>
-        <w:r>
-          <w:rPr>
-            <w:noProof/>
-            <w:webHidden/>
-          </w:rPr>
           <w:fldChar w:fldCharType="separate"/>
-        </w:r>
-        <w:r>
-          <w:rPr>
-            <w:noProof/>
-            <w:webHidden/>
-          </w:rPr>
           <w:t>9</w:t>
-        </w:r>
-        <w:r>
-          <w:rPr>
-            <w:noProof/>
-            <w:webHidden/>
-          </w:rPr>
           <w:fldChar w:fldCharType="end"/>
         </w:r>
       </w:hyperlink>
@@ -1306,46 +688,10 @@
             <w:webHidden/>
           </w:rPr>
           <w:tab/>
-        </w:r>
-        <w:r>
-          <w:rPr>
-            <w:noProof/>
-            <w:webHidden/>
-          </w:rPr>
           <w:fldChar w:fldCharType="begin"/>
-        </w:r>
-        <w:r>
-          <w:rPr>
-            <w:noProof/>
-            <w:webHidden/>
-          </w:rPr>
           <w:instrText xml:space="preserve"> PAGEREF _Toc237084686 \h </w:instrText>
-        </w:r>
-        <w:r>
-          <w:rPr>
-            <w:noProof/>
-            <w:webHidden/>
-          </w:rPr>
-        </w:r>
-        <w:r>
-          <w:rPr>
-            <w:noProof/>
-            <w:webHidden/>
-          </w:rPr>
           <w:fldChar w:fldCharType="separate"/>
-        </w:r>
-        <w:r>
-          <w:rPr>
-            <w:noProof/>
-            <w:webHidden/>
-          </w:rPr>
           <w:t>9</w:t>
-        </w:r>
-        <w:r>
-          <w:rPr>
-            <w:noProof/>
-            <w:webHidden/>
-          </w:rPr>
           <w:fldChar w:fldCharType="end"/>
         </w:r>
       </w:hyperlink>
@@ -1374,46 +720,10 @@
             <w:webHidden/>
           </w:rPr>
           <w:tab/>
-        </w:r>
-        <w:r>
-          <w:rPr>
-            <w:noProof/>
-            <w:webHidden/>
-          </w:rPr>
           <w:fldChar w:fldCharType="begin"/>
-        </w:r>
-        <w:r>
-          <w:rPr>
-            <w:noProof/>
-            <w:webHidden/>
-          </w:rPr>
           <w:instrText xml:space="preserve"> PAGEREF _Toc237084687 \h </w:instrText>
-        </w:r>
-        <w:r>
-          <w:rPr>
-            <w:noProof/>
-            <w:webHidden/>
-          </w:rPr>
-        </w:r>
-        <w:r>
-          <w:rPr>
-            <w:noProof/>
-            <w:webHidden/>
-          </w:rPr>
           <w:fldChar w:fldCharType="separate"/>
-        </w:r>
-        <w:r>
-          <w:rPr>
-            <w:noProof/>
-            <w:webHidden/>
-          </w:rPr>
           <w:t>9</w:t>
-        </w:r>
-        <w:r>
-          <w:rPr>
-            <w:noProof/>
-            <w:webHidden/>
-          </w:rPr>
           <w:fldChar w:fldCharType="end"/>
         </w:r>
       </w:hyperlink>
@@ -1442,46 +752,10 @@
             <w:webHidden/>
           </w:rPr>
           <w:tab/>
-        </w:r>
-        <w:r>
-          <w:rPr>
-            <w:noProof/>
-            <w:webHidden/>
-          </w:rPr>
           <w:fldChar w:fldCharType="begin"/>
-        </w:r>
-        <w:r>
-          <w:rPr>
-            <w:noProof/>
-            <w:webHidden/>
-          </w:rPr>
           <w:instrText xml:space="preserve"> PAGEREF _Toc237084688 \h </w:instrText>
-        </w:r>
-        <w:r>
-          <w:rPr>
-            <w:noProof/>
-            <w:webHidden/>
-          </w:rPr>
-        </w:r>
-        <w:r>
-          <w:rPr>
-            <w:noProof/>
-            <w:webHidden/>
-          </w:rPr>
           <w:fldChar w:fldCharType="separate"/>
-        </w:r>
-        <w:r>
-          <w:rPr>
-            <w:noProof/>
-            <w:webHidden/>
-          </w:rPr>
           <w:t>10</w:t>
-        </w:r>
-        <w:r>
-          <w:rPr>
-            <w:noProof/>
-            <w:webHidden/>
-          </w:rPr>
           <w:fldChar w:fldCharType="end"/>
         </w:r>
       </w:hyperlink>
@@ -1510,46 +784,10 @@
             <w:webHidden/>
           </w:rPr>
           <w:tab/>
-        </w:r>
-        <w:r>
-          <w:rPr>
-            <w:noProof/>
-            <w:webHidden/>
-          </w:rPr>
           <w:fldChar w:fldCharType="begin"/>
-        </w:r>
-        <w:r>
-          <w:rPr>
-            <w:noProof/>
-            <w:webHidden/>
-          </w:rPr>
           <w:instrText xml:space="preserve"> PAGEREF _Toc237084689 \h </w:instrText>
-        </w:r>
-        <w:r>
-          <w:rPr>
-            <w:noProof/>
-            <w:webHidden/>
-          </w:rPr>
-        </w:r>
-        <w:r>
-          <w:rPr>
-            <w:noProof/>
-            <w:webHidden/>
-          </w:rPr>
           <w:fldChar w:fldCharType="separate"/>
-        </w:r>
-        <w:r>
-          <w:rPr>
-            <w:noProof/>
-            <w:webHidden/>
-          </w:rPr>
           <w:t>10</w:t>
-        </w:r>
-        <w:r>
-          <w:rPr>
-            <w:noProof/>
-            <w:webHidden/>
-          </w:rPr>
           <w:fldChar w:fldCharType="end"/>
         </w:r>
       </w:hyperlink>
@@ -1578,46 +816,10 @@
             <w:webHidden/>
           </w:rPr>
           <w:tab/>
-        </w:r>
-        <w:r>
-          <w:rPr>
-            <w:noProof/>
-            <w:webHidden/>
-          </w:rPr>
           <w:fldChar w:fldCharType="begin"/>
-        </w:r>
-        <w:r>
-          <w:rPr>
-            <w:noProof/>
-            <w:webHidden/>
-          </w:rPr>
           <w:instrText xml:space="preserve"> PAGEREF _Toc237084690 \h </w:instrText>
-        </w:r>
-        <w:r>
-          <w:rPr>
-            <w:noProof/>
-            <w:webHidden/>
-          </w:rPr>
-        </w:r>
-        <w:r>
-          <w:rPr>
-            <w:noProof/>
-            <w:webHidden/>
-          </w:rPr>
           <w:fldChar w:fldCharType="separate"/>
-        </w:r>
-        <w:r>
-          <w:rPr>
-            <w:noProof/>
-            <w:webHidden/>
-          </w:rPr>
           <w:t>10</w:t>
-        </w:r>
-        <w:r>
-          <w:rPr>
-            <w:noProof/>
-            <w:webHidden/>
-          </w:rPr>
           <w:fldChar w:fldCharType="end"/>
         </w:r>
       </w:hyperlink>
@@ -1646,46 +848,10 @@
             <w:webHidden/>
           </w:rPr>
           <w:tab/>
-        </w:r>
-        <w:r>
-          <w:rPr>
-            <w:noProof/>
-            <w:webHidden/>
-          </w:rPr>
           <w:fldChar w:fldCharType="begin"/>
-        </w:r>
-        <w:r>
-          <w:rPr>
-            <w:noProof/>
-            <w:webHidden/>
-          </w:rPr>
           <w:instrText xml:space="preserve"> PAGEREF _Toc237084691 \h </w:instrText>
-        </w:r>
-        <w:r>
-          <w:rPr>
-            <w:noProof/>
-            <w:webHidden/>
-          </w:rPr>
-        </w:r>
-        <w:r>
-          <w:rPr>
-            <w:noProof/>
-            <w:webHidden/>
-          </w:rPr>
           <w:fldChar w:fldCharType="separate"/>
-        </w:r>
-        <w:r>
-          <w:rPr>
-            <w:noProof/>
-            <w:webHidden/>
-          </w:rPr>
           <w:t>11</w:t>
-        </w:r>
-        <w:r>
-          <w:rPr>
-            <w:noProof/>
-            <w:webHidden/>
-          </w:rPr>
           <w:fldChar w:fldCharType="end"/>
         </w:r>
       </w:hyperlink>
@@ -1714,46 +880,10 @@
             <w:webHidden/>
           </w:rPr>
           <w:tab/>
-        </w:r>
-        <w:r>
-          <w:rPr>
-            <w:noProof/>
-            <w:webHidden/>
-          </w:rPr>
           <w:fldChar w:fldCharType="begin"/>
-        </w:r>
-        <w:r>
-          <w:rPr>
-            <w:noProof/>
-            <w:webHidden/>
-          </w:rPr>
           <w:instrText xml:space="preserve"> PAGEREF _Toc237084692 \h </w:instrText>
-        </w:r>
-        <w:r>
-          <w:rPr>
-            <w:noProof/>
-            <w:webHidden/>
-          </w:rPr>
-        </w:r>
-        <w:r>
-          <w:rPr>
-            <w:noProof/>
-            <w:webHidden/>
-          </w:rPr>
           <w:fldChar w:fldCharType="separate"/>
-        </w:r>
-        <w:r>
-          <w:rPr>
-            <w:noProof/>
-            <w:webHidden/>
-          </w:rPr>
           <w:t>12</w:t>
-        </w:r>
-        <w:r>
-          <w:rPr>
-            <w:noProof/>
-            <w:webHidden/>
-          </w:rPr>
           <w:fldChar w:fldCharType="end"/>
         </w:r>
       </w:hyperlink>
@@ -1782,46 +912,10 @@
             <w:webHidden/>
           </w:rPr>
           <w:tab/>
-        </w:r>
-        <w:r>
-          <w:rPr>
-            <w:noProof/>
-            <w:webHidden/>
-          </w:rPr>
           <w:fldChar w:fldCharType="begin"/>
-        </w:r>
-        <w:r>
-          <w:rPr>
-            <w:noProof/>
-            <w:webHidden/>
-          </w:rPr>
           <w:instrText xml:space="preserve"> PAGEREF _Toc237084693 \h </w:instrText>
-        </w:r>
-        <w:r>
-          <w:rPr>
-            <w:noProof/>
-            <w:webHidden/>
-          </w:rPr>
-        </w:r>
-        <w:r>
-          <w:rPr>
-            <w:noProof/>
-            <w:webHidden/>
-          </w:rPr>
           <w:fldChar w:fldCharType="separate"/>
-        </w:r>
-        <w:r>
-          <w:rPr>
-            <w:noProof/>
-            <w:webHidden/>
-          </w:rPr>
           <w:t>12</w:t>
-        </w:r>
-        <w:r>
-          <w:rPr>
-            <w:noProof/>
-            <w:webHidden/>
-          </w:rPr>
           <w:fldChar w:fldCharType="end"/>
         </w:r>
       </w:hyperlink>
@@ -1850,46 +944,10 @@
             <w:webHidden/>
           </w:rPr>
           <w:tab/>
-        </w:r>
-        <w:r>
-          <w:rPr>
-            <w:noProof/>
-            <w:webHidden/>
-          </w:rPr>
           <w:fldChar w:fldCharType="begin"/>
-        </w:r>
-        <w:r>
-          <w:rPr>
-            <w:noProof/>
-            <w:webHidden/>
-          </w:rPr>
           <w:instrText xml:space="preserve"> PAGEREF _Toc237084694 \h </w:instrText>
-        </w:r>
-        <w:r>
-          <w:rPr>
-            <w:noProof/>
-            <w:webHidden/>
-          </w:rPr>
-        </w:r>
-        <w:r>
-          <w:rPr>
-            <w:noProof/>
-            <w:webHidden/>
-          </w:rPr>
           <w:fldChar w:fldCharType="separate"/>
-        </w:r>
-        <w:r>
-          <w:rPr>
-            <w:noProof/>
-            <w:webHidden/>
-          </w:rPr>
           <w:t>13</w:t>
-        </w:r>
-        <w:r>
-          <w:rPr>
-            <w:noProof/>
-            <w:webHidden/>
-          </w:rPr>
           <w:fldChar w:fldCharType="end"/>
         </w:r>
       </w:hyperlink>
@@ -1918,46 +976,10 @@
             <w:webHidden/>
           </w:rPr>
           <w:tab/>
-        </w:r>
-        <w:r>
-          <w:rPr>
-            <w:noProof/>
-            <w:webHidden/>
-          </w:rPr>
           <w:fldChar w:fldCharType="begin"/>
-        </w:r>
-        <w:r>
-          <w:rPr>
-            <w:noProof/>
-            <w:webHidden/>
-          </w:rPr>
           <w:instrText xml:space="preserve"> PAGEREF _Toc237084695 \h </w:instrText>
-        </w:r>
-        <w:r>
-          <w:rPr>
-            <w:noProof/>
-            <w:webHidden/>
-          </w:rPr>
-        </w:r>
-        <w:r>
-          <w:rPr>
-            <w:noProof/>
-            <w:webHidden/>
-          </w:rPr>
           <w:fldChar w:fldCharType="separate"/>
-        </w:r>
-        <w:r>
-          <w:rPr>
-            <w:noProof/>
-            <w:webHidden/>
-          </w:rPr>
           <w:t>13</w:t>
-        </w:r>
-        <w:r>
-          <w:rPr>
-            <w:noProof/>
-            <w:webHidden/>
-          </w:rPr>
           <w:fldChar w:fldCharType="end"/>
         </w:r>
       </w:hyperlink>
@@ -1986,46 +1008,10 @@
             <w:webHidden/>
           </w:rPr>
           <w:tab/>
-        </w:r>
-        <w:r>
-          <w:rPr>
-            <w:noProof/>
-            <w:webHidden/>
-          </w:rPr>
           <w:fldChar w:fldCharType="begin"/>
-        </w:r>
-        <w:r>
-          <w:rPr>
-            <w:noProof/>
-            <w:webHidden/>
-          </w:rPr>
           <w:instrText xml:space="preserve"> PAGEREF _Toc237084696 \h </w:instrText>
-        </w:r>
-        <w:r>
-          <w:rPr>
-            <w:noProof/>
-            <w:webHidden/>
-          </w:rPr>
-        </w:r>
-        <w:r>
-          <w:rPr>
-            <w:noProof/>
-            <w:webHidden/>
-          </w:rPr>
           <w:fldChar w:fldCharType="separate"/>
-        </w:r>
-        <w:r>
-          <w:rPr>
-            <w:noProof/>
-            <w:webHidden/>
-          </w:rPr>
           <w:t>13</w:t>
-        </w:r>
-        <w:r>
-          <w:rPr>
-            <w:noProof/>
-            <w:webHidden/>
-          </w:rPr>
           <w:fldChar w:fldCharType="end"/>
         </w:r>
       </w:hyperlink>
@@ -2054,46 +1040,10 @@
             <w:webHidden/>
           </w:rPr>
           <w:tab/>
-        </w:r>
-        <w:r>
-          <w:rPr>
-            <w:noProof/>
-            <w:webHidden/>
-          </w:rPr>
           <w:fldChar w:fldCharType="begin"/>
-        </w:r>
-        <w:r>
-          <w:rPr>
-            <w:noProof/>
-            <w:webHidden/>
-          </w:rPr>
           <w:instrText xml:space="preserve"> PAGEREF _Toc237084697 \h </w:instrText>
-        </w:r>
-        <w:r>
-          <w:rPr>
-            <w:noProof/>
-            <w:webHidden/>
-          </w:rPr>
-        </w:r>
-        <w:r>
-          <w:rPr>
-            <w:noProof/>
-            <w:webHidden/>
-          </w:rPr>
           <w:fldChar w:fldCharType="separate"/>
-        </w:r>
-        <w:r>
-          <w:rPr>
-            <w:noProof/>
-            <w:webHidden/>
-          </w:rPr>
           <w:t>14</w:t>
-        </w:r>
-        <w:r>
-          <w:rPr>
-            <w:noProof/>
-            <w:webHidden/>
-          </w:rPr>
           <w:fldChar w:fldCharType="end"/>
         </w:r>
       </w:hyperlink>
@@ -2122,46 +1072,10 @@
             <w:webHidden/>
           </w:rPr>
           <w:tab/>
-        </w:r>
-        <w:r>
-          <w:rPr>
-            <w:noProof/>
-            <w:webHidden/>
-          </w:rPr>
           <w:fldChar w:fldCharType="begin"/>
-        </w:r>
-        <w:r>
-          <w:rPr>
-            <w:noProof/>
-            <w:webHidden/>
-          </w:rPr>
           <w:instrText xml:space="preserve"> PAGEREF _Toc237084698 \h </w:instrText>
-        </w:r>
-        <w:r>
-          <w:rPr>
-            <w:noProof/>
-            <w:webHidden/>
-          </w:rPr>
-        </w:r>
-        <w:r>
-          <w:rPr>
-            <w:noProof/>
-            <w:webHidden/>
-          </w:rPr>
           <w:fldChar w:fldCharType="separate"/>
-        </w:r>
-        <w:r>
-          <w:rPr>
-            <w:noProof/>
-            <w:webHidden/>
-          </w:rPr>
           <w:t>14</w:t>
-        </w:r>
-        <w:r>
-          <w:rPr>
-            <w:noProof/>
-            <w:webHidden/>
-          </w:rPr>
           <w:fldChar w:fldCharType="end"/>
         </w:r>
       </w:hyperlink>
@@ -2190,46 +1104,10 @@
             <w:webHidden/>
           </w:rPr>
           <w:tab/>
-        </w:r>
-        <w:r>
-          <w:rPr>
-            <w:noProof/>
-            <w:webHidden/>
-          </w:rPr>
           <w:fldChar w:fldCharType="begin"/>
-        </w:r>
-        <w:r>
-          <w:rPr>
-            <w:noProof/>
-            <w:webHidden/>
-          </w:rPr>
           <w:instrText xml:space="preserve"> PAGEREF _Toc237084699 \h </w:instrText>
-        </w:r>
-        <w:r>
-          <w:rPr>
-            <w:noProof/>
-            <w:webHidden/>
-          </w:rPr>
-        </w:r>
-        <w:r>
-          <w:rPr>
-            <w:noProof/>
-            <w:webHidden/>
-          </w:rPr>
           <w:fldChar w:fldCharType="separate"/>
-        </w:r>
-        <w:r>
-          <w:rPr>
-            <w:noProof/>
-            <w:webHidden/>
-          </w:rPr>
           <w:t>14</w:t>
-        </w:r>
-        <w:r>
-          <w:rPr>
-            <w:noProof/>
-            <w:webHidden/>
-          </w:rPr>
           <w:fldChar w:fldCharType="end"/>
         </w:r>
       </w:hyperlink>
@@ -2258,46 +1136,10 @@
             <w:webHidden/>
           </w:rPr>
           <w:tab/>
-        </w:r>
-        <w:r>
-          <w:rPr>
-            <w:noProof/>
-            <w:webHidden/>
-          </w:rPr>
           <w:fldChar w:fldCharType="begin"/>
-        </w:r>
-        <w:r>
-          <w:rPr>
-            <w:noProof/>
-            <w:webHidden/>
-          </w:rPr>
           <w:instrText xml:space="preserve"> PAGEREF _Toc237084700 \h </w:instrText>
-        </w:r>
-        <w:r>
-          <w:rPr>
-            <w:noProof/>
-            <w:webHidden/>
-          </w:rPr>
-        </w:r>
-        <w:r>
-          <w:rPr>
-            <w:noProof/>
-            <w:webHidden/>
-          </w:rPr>
           <w:fldChar w:fldCharType="separate"/>
-        </w:r>
-        <w:r>
-          <w:rPr>
-            <w:noProof/>
-            <w:webHidden/>
-          </w:rPr>
           <w:t>6</w:t>
-        </w:r>
-        <w:r>
-          <w:rPr>
-            <w:noProof/>
-            <w:webHidden/>
-          </w:rPr>
           <w:fldChar w:fldCharType="end"/>
         </w:r>
       </w:hyperlink>
@@ -2326,46 +1168,10 @@
             <w:webHidden/>
           </w:rPr>
           <w:tab/>
-        </w:r>
-        <w:r>
-          <w:rPr>
-            <w:noProof/>
-            <w:webHidden/>
-          </w:rPr>
           <w:fldChar w:fldCharType="begin"/>
-        </w:r>
-        <w:r>
-          <w:rPr>
-            <w:noProof/>
-            <w:webHidden/>
-          </w:rPr>
           <w:instrText xml:space="preserve"> PAGEREF _Toc237084701 \h </w:instrText>
-        </w:r>
-        <w:r>
-          <w:rPr>
-            <w:noProof/>
-            <w:webHidden/>
-          </w:rPr>
-        </w:r>
-        <w:r>
-          <w:rPr>
-            <w:noProof/>
-            <w:webHidden/>
-          </w:rPr>
           <w:fldChar w:fldCharType="separate"/>
-        </w:r>
-        <w:r>
-          <w:rPr>
-            <w:noProof/>
-            <w:webHidden/>
-          </w:rPr>
           <w:t>15</w:t>
-        </w:r>
-        <w:r>
-          <w:rPr>
-            <w:noProof/>
-            <w:webHidden/>
-          </w:rPr>
           <w:fldChar w:fldCharType="end"/>
         </w:r>
       </w:hyperlink>
@@ -2394,46 +1200,10 @@
             <w:webHidden/>
           </w:rPr>
           <w:tab/>
-        </w:r>
-        <w:r>
-          <w:rPr>
-            <w:noProof/>
-            <w:webHidden/>
-          </w:rPr>
           <w:fldChar w:fldCharType="begin"/>
-        </w:r>
-        <w:r>
-          <w:rPr>
-            <w:noProof/>
-            <w:webHidden/>
-          </w:rPr>
           <w:instrText xml:space="preserve"> PAGEREF _Toc237084702 \h </w:instrText>
-        </w:r>
-        <w:r>
-          <w:rPr>
-            <w:noProof/>
-            <w:webHidden/>
-          </w:rPr>
-        </w:r>
-        <w:r>
-          <w:rPr>
-            <w:noProof/>
-            <w:webHidden/>
-          </w:rPr>
           <w:fldChar w:fldCharType="separate"/>
-        </w:r>
-        <w:r>
-          <w:rPr>
-            <w:noProof/>
-            <w:webHidden/>
-          </w:rPr>
           <w:t>15</w:t>
-        </w:r>
-        <w:r>
-          <w:rPr>
-            <w:noProof/>
-            <w:webHidden/>
-          </w:rPr>
           <w:fldChar w:fldCharType="end"/>
         </w:r>
       </w:hyperlink>
@@ -2462,46 +1232,10 @@
             <w:webHidden/>
           </w:rPr>
           <w:tab/>
-        </w:r>
-        <w:r>
-          <w:rPr>
-            <w:noProof/>
-            <w:webHidden/>
-          </w:rPr>
           <w:fldChar w:fldCharType="begin"/>
-        </w:r>
-        <w:r>
-          <w:rPr>
-            <w:noProof/>
-            <w:webHidden/>
-          </w:rPr>
           <w:instrText xml:space="preserve"> PAGEREF _Toc237084703 \h </w:instrText>
-        </w:r>
-        <w:r>
-          <w:rPr>
-            <w:noProof/>
-            <w:webHidden/>
-          </w:rPr>
-        </w:r>
-        <w:r>
-          <w:rPr>
-            <w:noProof/>
-            <w:webHidden/>
-          </w:rPr>
           <w:fldChar w:fldCharType="separate"/>
-        </w:r>
-        <w:r>
-          <w:rPr>
-            <w:noProof/>
-            <w:webHidden/>
-          </w:rPr>
           <w:t>15</w:t>
-        </w:r>
-        <w:r>
-          <w:rPr>
-            <w:noProof/>
-            <w:webHidden/>
-          </w:rPr>
           <w:fldChar w:fldCharType="end"/>
         </w:r>
       </w:hyperlink>
@@ -2530,46 +1264,10 @@
             <w:webHidden/>
           </w:rPr>
           <w:tab/>
-        </w:r>
-        <w:r>
-          <w:rPr>
-            <w:noProof/>
-            <w:webHidden/>
-          </w:rPr>
           <w:fldChar w:fldCharType="begin"/>
-        </w:r>
-        <w:r>
-          <w:rPr>
-            <w:noProof/>
-            <w:webHidden/>
-          </w:rPr>
           <w:instrText xml:space="preserve"> PAGEREF _Toc237084704 \h </w:instrText>
-        </w:r>
-        <w:r>
-          <w:rPr>
-            <w:noProof/>
-            <w:webHidden/>
-          </w:rPr>
-        </w:r>
-        <w:r>
-          <w:rPr>
-            <w:noProof/>
-            <w:webHidden/>
-          </w:rPr>
           <w:fldChar w:fldCharType="separate"/>
-        </w:r>
-        <w:r>
-          <w:rPr>
-            <w:noProof/>
-            <w:webHidden/>
-          </w:rPr>
           <w:t>15</w:t>
-        </w:r>
-        <w:r>
-          <w:rPr>
-            <w:noProof/>
-            <w:webHidden/>
-          </w:rPr>
           <w:fldChar w:fldCharType="end"/>
         </w:r>
       </w:hyperlink>
@@ -2598,46 +1296,10 @@
             <w:webHidden/>
           </w:rPr>
           <w:tab/>
-        </w:r>
-        <w:r>
-          <w:rPr>
-            <w:noProof/>
-            <w:webHidden/>
-          </w:rPr>
           <w:fldChar w:fldCharType="begin"/>
-        </w:r>
-        <w:r>
-          <w:rPr>
-            <w:noProof/>
-            <w:webHidden/>
-          </w:rPr>
           <w:instrText xml:space="preserve"> PAGEREF _Toc237084705 \h </w:instrText>
-        </w:r>
-        <w:r>
-          <w:rPr>
-            <w:noProof/>
-            <w:webHidden/>
-          </w:rPr>
-        </w:r>
-        <w:r>
-          <w:rPr>
-            <w:noProof/>
-            <w:webHidden/>
-          </w:rPr>
           <w:fldChar w:fldCharType="separate"/>
-        </w:r>
-        <w:r>
-          <w:rPr>
-            <w:noProof/>
-            <w:webHidden/>
-          </w:rPr>
           <w:t>15</w:t>
-        </w:r>
-        <w:r>
-          <w:rPr>
-            <w:noProof/>
-            <w:webHidden/>
-          </w:rPr>
           <w:fldChar w:fldCharType="end"/>
         </w:r>
       </w:hyperlink>
@@ -2666,46 +1328,10 @@
             <w:webHidden/>
           </w:rPr>
           <w:tab/>
-        </w:r>
-        <w:r>
-          <w:rPr>
-            <w:noProof/>
-            <w:webHidden/>
-          </w:rPr>
           <w:fldChar w:fldCharType="begin"/>
-        </w:r>
-        <w:r>
-          <w:rPr>
-            <w:noProof/>
-            <w:webHidden/>
-          </w:rPr>
           <w:instrText xml:space="preserve"> PAGEREF _Toc237084706 \h </w:instrText>
-        </w:r>
-        <w:r>
-          <w:rPr>
-            <w:noProof/>
-            <w:webHidden/>
-          </w:rPr>
-        </w:r>
-        <w:r>
-          <w:rPr>
-            <w:noProof/>
-            <w:webHidden/>
-          </w:rPr>
           <w:fldChar w:fldCharType="separate"/>
-        </w:r>
-        <w:r>
-          <w:rPr>
-            <w:noProof/>
-            <w:webHidden/>
-          </w:rPr>
           <w:t>15</w:t>
-        </w:r>
-        <w:r>
-          <w:rPr>
-            <w:noProof/>
-            <w:webHidden/>
-          </w:rPr>
           <w:fldChar w:fldCharType="end"/>
         </w:r>
       </w:hyperlink>
@@ -2734,46 +1360,10 @@
             <w:webHidden/>
           </w:rPr>
           <w:tab/>
-        </w:r>
-        <w:r>
-          <w:rPr>
-            <w:noProof/>
-            <w:webHidden/>
-          </w:rPr>
           <w:fldChar w:fldCharType="begin"/>
-        </w:r>
-        <w:r>
-          <w:rPr>
-            <w:noProof/>
-            <w:webHidden/>
-          </w:rPr>
           <w:instrText xml:space="preserve"> PAGEREF _Toc237084707 \h </w:instrText>
-        </w:r>
-        <w:r>
-          <w:rPr>
-            <w:noProof/>
-            <w:webHidden/>
-          </w:rPr>
-        </w:r>
-        <w:r>
-          <w:rPr>
-            <w:noProof/>
-            <w:webHidden/>
-          </w:rPr>
           <w:fldChar w:fldCharType="separate"/>
-        </w:r>
-        <w:r>
-          <w:rPr>
-            <w:noProof/>
-            <w:webHidden/>
-          </w:rPr>
           <w:t>15</w:t>
-        </w:r>
-        <w:r>
-          <w:rPr>
-            <w:noProof/>
-            <w:webHidden/>
-          </w:rPr>
           <w:fldChar w:fldCharType="end"/>
         </w:r>
       </w:hyperlink>
@@ -2802,46 +1392,10 @@
             <w:webHidden/>
           </w:rPr>
           <w:tab/>
-        </w:r>
-        <w:r>
-          <w:rPr>
-            <w:noProof/>
-            <w:webHidden/>
-          </w:rPr>
           <w:fldChar w:fldCharType="begin"/>
-        </w:r>
-        <w:r>
-          <w:rPr>
-            <w:noProof/>
-            <w:webHidden/>
-          </w:rPr>
           <w:instrText xml:space="preserve"> PAGEREF _Toc237084708 \h </w:instrText>
-        </w:r>
-        <w:r>
-          <w:rPr>
-            <w:noProof/>
-            <w:webHidden/>
-          </w:rPr>
-        </w:r>
-        <w:r>
-          <w:rPr>
-            <w:noProof/>
-            <w:webHidden/>
-          </w:rPr>
           <w:fldChar w:fldCharType="separate"/>
-        </w:r>
-        <w:r>
-          <w:rPr>
-            <w:noProof/>
-            <w:webHidden/>
-          </w:rPr>
           <w:t>15</w:t>
-        </w:r>
-        <w:r>
-          <w:rPr>
-            <w:noProof/>
-            <w:webHidden/>
-          </w:rPr>
           <w:fldChar w:fldCharType="end"/>
         </w:r>
       </w:hyperlink>
@@ -2870,46 +1424,10 @@
             <w:webHidden/>
           </w:rPr>
           <w:tab/>
-        </w:r>
-        <w:r>
-          <w:rPr>
-            <w:noProof/>
-            <w:webHidden/>
-          </w:rPr>
           <w:fldChar w:fldCharType="begin"/>
-        </w:r>
-        <w:r>
-          <w:rPr>
-            <w:noProof/>
-            <w:webHidden/>
-          </w:rPr>
           <w:instrText xml:space="preserve"> PAGEREF _Toc237084709 \h </w:instrText>
-        </w:r>
-        <w:r>
-          <w:rPr>
-            <w:noProof/>
-            <w:webHidden/>
-          </w:rPr>
-        </w:r>
-        <w:r>
-          <w:rPr>
-            <w:noProof/>
-            <w:webHidden/>
-          </w:rPr>
           <w:fldChar w:fldCharType="separate"/>
-        </w:r>
-        <w:r>
-          <w:rPr>
-            <w:noProof/>
-            <w:webHidden/>
-          </w:rPr>
           <w:t>15</w:t>
-        </w:r>
-        <w:r>
-          <w:rPr>
-            <w:noProof/>
-            <w:webHidden/>
-          </w:rPr>
           <w:fldChar w:fldCharType="end"/>
         </w:r>
       </w:hyperlink>
@@ -2975,49 +1493,7 @@
         <w:rPr>
           <w:lang w:val="fr-FR"/>
         </w:rPr>
-        <w:t xml:space="preserve">Ce logiciel permet d'organiser et de suivre en direct un tournoi de poker multi-tables, du premier joueur inscrit jusqu'au classement final : inscriptions, </w:t>
-      </w:r>
-      <w:proofErr w:type="spellStart"/>
-      <w:r>
-        <w:rPr>
-          <w:lang w:val="fr-FR"/>
-        </w:rPr>
-        <w:t>rebuys</w:t>
-      </w:r>
-      <w:proofErr w:type="spellEnd"/>
-      <w:r>
-        <w:rPr>
-          <w:lang w:val="fr-FR"/>
-        </w:rPr>
-        <w:t xml:space="preserve"> et </w:t>
-      </w:r>
-      <w:proofErr w:type="spellStart"/>
-      <w:r>
-        <w:rPr>
-          <w:lang w:val="fr-FR"/>
-        </w:rPr>
-        <w:t>add-ons</w:t>
-      </w:r>
-      <w:proofErr w:type="spellEnd"/>
-      <w:r>
-        <w:rPr>
-          <w:lang w:val="fr-FR"/>
-        </w:rPr>
-        <w:t>, placement et rééquilibrage automatique des tables, chronomètre de blindes projetable sur grand écran, grille de gains, primes (</w:t>
-      </w:r>
-      <w:proofErr w:type="spellStart"/>
-      <w:r>
-        <w:rPr>
-          <w:lang w:val="fr-FR"/>
-        </w:rPr>
-        <w:t>bounty</w:t>
-      </w:r>
-      <w:proofErr w:type="spellEnd"/>
-      <w:r>
-        <w:rPr>
-          <w:lang w:val="fr-FR"/>
-        </w:rPr>
-        <w:t>), et une synthèse des résultats sur plusieurs tournois à la fois.</w:t>
+        <w:t xml:space="preserve">Ce logiciel permet d'organiser et de suivre en direct un tournoi de poker multi-tables, du premier joueur inscrit jusqu'au classement final : inscriptions, rebuys et add-ons, placement et rééquilibrage automatique des tables, chronomètre de blindes projetable sur grand écran, grille de gains, primes (bounty), et une synthèse des résultats sur plusieurs tournois à la fois.</w:t>
       </w:r>
     </w:p>
     <w:p>
@@ -3059,49 +1535,7 @@
         <w:rPr>
           <w:lang w:val="fr-FR"/>
         </w:rPr>
-        <w:t xml:space="preserve">Chaque tournoi correspond à un seul fichier portant </w:t>
-      </w:r>
-      <w:proofErr w:type="gramStart"/>
-      <w:r>
-        <w:rPr>
-          <w:lang w:val="fr-FR"/>
-        </w:rPr>
-        <w:t>l'extension .tournoi</w:t>
-      </w:r>
-      <w:proofErr w:type="gramEnd"/>
-      <w:r>
-        <w:rPr>
-          <w:lang w:val="fr-FR"/>
-        </w:rPr>
-        <w:t xml:space="preserve"> (une base de données). Toutes les actions effectuées (inscription, </w:t>
-      </w:r>
-      <w:proofErr w:type="spellStart"/>
-      <w:r>
-        <w:rPr>
-          <w:lang w:val="fr-FR"/>
-        </w:rPr>
-        <w:t>rebuy</w:t>
-      </w:r>
-      <w:proofErr w:type="spellEnd"/>
-      <w:r>
-        <w:rPr>
-          <w:lang w:val="fr-FR"/>
-        </w:rPr>
-        <w:t xml:space="preserve">, élimination...) y sont enregistrées immédiatement — il n'y a pas de bouton « Sauvegarder » </w:t>
-      </w:r>
-      <w:proofErr w:type="gramStart"/>
-      <w:r>
-        <w:rPr>
-          <w:lang w:val="fr-FR"/>
-        </w:rPr>
-        <w:t>séparé</w:t>
-      </w:r>
-      <w:proofErr w:type="gramEnd"/>
-      <w:r>
-        <w:rPr>
-          <w:lang w:val="fr-FR"/>
-        </w:rPr>
-        <w:t xml:space="preserve"> à penser à cliquer.</w:t>
+        <w:t xml:space="preserve">Chaque tournoi correspond à un seul fichier portant l'extension .tournoi (une base de données). Toutes les actions effectuées (inscription, rebuy, élimination...) y sont enregistrées immédiatement — il n'y a pas de bouton « Sauvegarder » séparé à penser à cliquer.</w:t>
       </w:r>
     </w:p>
     <w:p>
@@ -3124,564 +1558,299 @@
           <w:color w:val="666666"/>
           <w:lang w:val="fr-FR"/>
         </w:rPr>
-        <w:t xml:space="preserve"> Pour sauvegarder une copie de sûreté d'un tournoi, il suffit de copier son </w:t>
-      </w:r>
-      <w:proofErr w:type="gramStart"/>
+        <w:t xml:space="preserve"> Pour sauvegarder une copie de sûreté d'un tournoi, il suffit de copier son fichier .tournoi ailleurs (clé USB, cloud...).</w:t>
+      </w:r>
+    </w:p>
+    <w:p>
+      <w:pPr>
+        <w:pStyle w:val="Titre1"/>
+        <w:rPr>
+          <w:lang w:val="fr-FR"/>
+        </w:rPr>
+      </w:pPr>
+      <w:bookmarkStart w:id="3" w:name="_Toc237084672"/>
+      <w:r>
+        <w:rPr>
+          <w:lang w:val="fr-FR"/>
+        </w:rPr>
+        <w:t>2. Installation</w:t>
+      </w:r>
+      <w:bookmarkEnd w:id="3"/>
+    </w:p>
+    <w:p>
+      <w:pPr>
+        <w:rPr>
+          <w:lang w:val="fr-FR"/>
+        </w:rPr>
+      </w:pPr>
+      <w:r>
+        <w:rPr>
+          <w:lang w:val="fr-FR"/>
+        </w:rPr>
+        <w:t>Le logiciel nécessite uniquement Python 3.8 ou plus récent — aucune autre dépendance obligatoire.</w:t>
+      </w:r>
+    </w:p>
+    <w:p>
+      <w:pPr>
+        <w:pStyle w:val="Titre2"/>
+        <w:rPr>
+          <w:lang w:val="fr-FR"/>
+        </w:rPr>
+      </w:pPr>
+      <w:bookmarkStart w:id="4" w:name="_Toc237084673"/>
+      <w:r>
+        <w:rPr>
+          <w:lang w:val="fr-FR"/>
+        </w:rPr>
+        <w:t xml:space="preserve">macOS et Windows</w:t>
+      </w:r>
+      <w:bookmarkEnd w:id="4"/>
+    </w:p>
+    <w:p>
+      <w:pPr>
+        <w:rPr>
+          <w:lang w:val="fr-FR"/>
+        </w:rPr>
+      </w:pPr>
+      <w:r>
+        <w:rPr>
+          <w:lang w:val="fr-FR"/>
+        </w:rPr>
+        <w:t xml:space="preserve">Python inclut déjà Tkinter (l'interface graphique utilisée par le logiciel) : rien à installer en plus.</w:t>
+      </w:r>
+    </w:p>
+    <w:p>
+      <w:pPr>
+        <w:pStyle w:val="Listepuces"/>
+        <w:rPr>
+          <w:lang w:val="fr-FR"/>
+        </w:rPr>
+      </w:pPr>
+      <w:r>
+        <w:rPr>
+          <w:b/>
+          <w:lang w:val="fr-FR"/>
+        </w:rPr>
+        <w:t xml:space="preserve">macOS — </w:t>
+      </w:r>
+      <w:r>
+        <w:rPr>
+          <w:lang w:val="fr-FR"/>
+        </w:rPr>
+        <w:t xml:space="preserve">double-cliquez sur « Lancer_le_tournoi.command ». Une fenêtre de Terminal s'ouvre brièvement (normal), puis l'application démarre.</w:t>
+      </w:r>
+    </w:p>
+    <w:p>
+      <w:pPr>
+        <w:ind w:left="340"/>
+      </w:pPr>
       <w:r>
         <w:rPr>
           <w:i/>
           <w:color w:val="666666"/>
-          <w:lang w:val="fr-FR"/>
-        </w:rPr>
-        <w:t>fichier .tournoi</w:t>
-      </w:r>
-      <w:proofErr w:type="gramEnd"/>
+        </w:rPr>
+        <w:t>💡</w:t>
+      </w:r>
       <w:r>
         <w:rPr>
           <w:i/>
           <w:color w:val="666666"/>
           <w:lang w:val="fr-FR"/>
         </w:rPr>
-        <w:t xml:space="preserve"> ailleurs (clé USB, cloud...).</w:t>
-      </w:r>
-    </w:p>
-    <w:p>
-      <w:pPr>
-        <w:pStyle w:val="Titre1"/>
-        <w:rPr>
-          <w:lang w:val="fr-FR"/>
-        </w:rPr>
-      </w:pPr>
-      <w:bookmarkStart w:id="3" w:name="_Toc237084672"/>
-      <w:r>
-        <w:rPr>
-          <w:lang w:val="fr-FR"/>
-        </w:rPr>
-        <w:t>2. Installation</w:t>
-      </w:r>
-      <w:bookmarkEnd w:id="3"/>
-    </w:p>
-    <w:p>
-      <w:pPr>
-        <w:rPr>
-          <w:lang w:val="fr-FR"/>
-        </w:rPr>
-      </w:pPr>
-      <w:r>
-        <w:rPr>
-          <w:lang w:val="fr-FR"/>
-        </w:rPr>
-        <w:t>Le logiciel nécessite uniquement Python 3.8 ou plus récent — aucune autre dépendance obligatoire.</w:t>
-      </w:r>
-    </w:p>
-    <w:p>
-      <w:pPr>
-        <w:pStyle w:val="Titre2"/>
-        <w:rPr>
-          <w:lang w:val="fr-FR"/>
-        </w:rPr>
-      </w:pPr>
-      <w:bookmarkStart w:id="4" w:name="_Toc237084673"/>
-      <w:proofErr w:type="spellStart"/>
-      <w:proofErr w:type="gramStart"/>
-      <w:r>
-        <w:rPr>
-          <w:lang w:val="fr-FR"/>
-        </w:rPr>
-        <w:t>macOS</w:t>
-      </w:r>
-      <w:proofErr w:type="spellEnd"/>
-      <w:proofErr w:type="gramEnd"/>
-      <w:r>
-        <w:rPr>
-          <w:lang w:val="fr-FR"/>
-        </w:rPr>
-        <w:t xml:space="preserve"> et Windows</w:t>
-      </w:r>
-      <w:bookmarkEnd w:id="4"/>
-    </w:p>
-    <w:p>
-      <w:pPr>
-        <w:rPr>
-          <w:lang w:val="fr-FR"/>
-        </w:rPr>
-      </w:pPr>
-      <w:r>
-        <w:rPr>
-          <w:lang w:val="fr-FR"/>
-        </w:rPr>
-        <w:t xml:space="preserve">Python inclut déjà </w:t>
-      </w:r>
-      <w:proofErr w:type="spellStart"/>
-      <w:r>
-        <w:rPr>
-          <w:lang w:val="fr-FR"/>
-        </w:rPr>
-        <w:t>Tkinter</w:t>
-      </w:r>
-      <w:proofErr w:type="spellEnd"/>
-      <w:r>
-        <w:rPr>
-          <w:lang w:val="fr-FR"/>
-        </w:rPr>
-        <w:t xml:space="preserve"> (l'interface graphique utilisée par le logiciel) : rien à installer en plus.</w:t>
-      </w:r>
-    </w:p>
-    <w:p>
-      <w:pPr>
-        <w:pStyle w:val="Listepuces"/>
-        <w:rPr>
-          <w:lang w:val="fr-FR"/>
-        </w:rPr>
-      </w:pPr>
-      <w:proofErr w:type="spellStart"/>
-      <w:proofErr w:type="gramStart"/>
-      <w:r>
-        <w:rPr>
-          <w:b/>
-          <w:lang w:val="fr-FR"/>
-        </w:rPr>
-        <w:t>macOS</w:t>
-      </w:r>
-      <w:proofErr w:type="spellEnd"/>
-      <w:proofErr w:type="gramEnd"/>
-      <w:r>
-        <w:rPr>
-          <w:b/>
-          <w:lang w:val="fr-FR"/>
-        </w:rPr>
-        <w:t xml:space="preserve"> — </w:t>
-      </w:r>
-      <w:r>
-        <w:rPr>
-          <w:lang w:val="fr-FR"/>
-        </w:rPr>
-        <w:t xml:space="preserve">double-cliquez sur « </w:t>
-      </w:r>
-      <w:proofErr w:type="spellStart"/>
-      <w:r>
-        <w:rPr>
-          <w:lang w:val="fr-FR"/>
-        </w:rPr>
-        <w:t>Lancer_le_tournoi.command</w:t>
-      </w:r>
-      <w:proofErr w:type="spellEnd"/>
-      <w:r>
-        <w:rPr>
-          <w:lang w:val="fr-FR"/>
-        </w:rPr>
-        <w:t xml:space="preserve"> ». Une fenêtre de Terminal s'ouvre brièvement (normal), puis l'application démarre.</w:t>
-      </w:r>
-    </w:p>
-    <w:p>
-      <w:pPr>
-        <w:ind w:left="340"/>
-      </w:pPr>
+        <w:t xml:space="preserve"> La toute première fois, macOS peut refuser en disant que l'éditeur n'est pas vérifié : faites un clic droit (ou Ctrl+clic) sur le fichier → « Ouvrir » → confirmez « Ouvrir » dans la boîte de dialogue. </w:t>
+      </w:r>
       <w:r>
         <w:rPr>
           <w:i/>
           <w:color w:val="666666"/>
         </w:rPr>
-        <w:t>💡</w:t>
-      </w:r>
+        <w:t>Cette étape n'est nécessaire qu'une seule fois.</w:t>
+      </w:r>
+    </w:p>
+    <w:p>
+      <w:pPr>
+        <w:pStyle w:val="Listepuces"/>
+        <w:rPr>
+          <w:lang w:val="fr-FR"/>
+        </w:rPr>
+      </w:pPr>
+      <w:r>
+        <w:rPr>
+          <w:b/>
+          <w:lang w:val="fr-FR"/>
+        </w:rPr>
+        <w:t xml:space="preserve">Windows — </w:t>
+      </w:r>
+      <w:r>
+        <w:rPr>
+          <w:lang w:val="fr-FR"/>
+        </w:rPr>
+        <w:t xml:space="preserve">il n'existe pas d'équivalent double-clic. Installez Python depuis python.org en cochant « Add python.exe to PATH » pendant l'installation, puis ouvrez une invite de commandes dans le dossier du logiciel et tapez :</w:t>
+      </w:r>
+    </w:p>
+    <w:p>
+      <w:pPr>
+        <w:shd w:val="clear" w:color="auto" w:fill="F2F2F2"/>
+        <w:rPr>
+          <w:lang w:val="fr-FR"/>
+        </w:rPr>
+      </w:pPr>
+      <w:r>
+        <w:rPr>
+          <w:rFonts w:ascii="Courier New" w:hAnsi="Courier New"/>
+          <w:sz w:val="21"/>
+          <w:lang w:val="fr-FR"/>
+        </w:rPr>
+        <w:t xml:space="preserve">python main.py</w:t>
+      </w:r>
+    </w:p>
+    <w:p>
+      <w:pPr>
+        <w:pStyle w:val="Titre2"/>
+        <w:rPr>
+          <w:lang w:val="fr-FR"/>
+        </w:rPr>
+      </w:pPr>
+      <w:bookmarkStart w:id="5" w:name="_Toc237084674"/>
+      <w:r>
+        <w:rPr>
+          <w:lang w:val="fr-FR"/>
+        </w:rPr>
+        <w:t>Dépendances optionnelles</w:t>
+      </w:r>
+      <w:bookmarkEnd w:id="5"/>
+    </w:p>
+    <w:p>
+      <w:pPr>
+        <w:pStyle w:val="Titre3"/>
+        <w:rPr>
+          <w:lang w:val="fr-FR"/>
+        </w:rPr>
+      </w:pPr>
+      <w:bookmarkStart w:id="6" w:name="_Toc237084675"/>
+      <w:r>
+        <w:rPr>
+          <w:lang w:val="fr-FR"/>
+        </w:rPr>
+        <w:t>Export au format Excel (.xlsx)</w:t>
+      </w:r>
+      <w:bookmarkEnd w:id="6"/>
+    </w:p>
+    <w:p>
+      <w:pPr>
+        <w:rPr>
+          <w:lang w:val="fr-FR"/>
+        </w:rPr>
+      </w:pPr>
+      <w:r>
+        <w:rPr>
+          <w:lang w:val="fr-FR"/>
+        </w:rPr>
+        <w:t xml:space="preserve">L'export au format CSV fonctionne sans rien installer de plus. Pour exporter au format Excel, il faut le paquet openpyxl :</w:t>
+      </w:r>
+    </w:p>
+    <w:p>
+      <w:pPr>
+        <w:shd w:val="clear" w:color="auto" w:fill="F2F2F2"/>
+      </w:pPr>
+      <w:r>
+        <w:rPr>
+          <w:rFonts w:ascii="Courier New" w:hAnsi="Courier New"/>
+          <w:sz w:val="21"/>
+        </w:rPr>
+        <w:t xml:space="preserve">pip3 install openpyxl        (sous Windows : pip install openpyxl)</w:t>
+      </w:r>
+    </w:p>
+    <w:p>
+      <w:pPr>
+        <w:ind w:left="340"/>
+        <w:rPr>
+          <w:lang w:val="fr-FR"/>
+        </w:rPr>
+      </w:pPr>
       <w:r>
         <w:rPr>
           <w:i/>
           <w:color w:val="666666"/>
-          <w:lang w:val="fr-FR"/>
-        </w:rPr>
-        <w:t xml:space="preserve"> La toute première fois, </w:t>
-      </w:r>
-      <w:proofErr w:type="spellStart"/>
+        </w:rPr>
+        <w:t>💡</w:t>
+      </w:r>
       <w:r>
         <w:rPr>
           <w:i/>
           <w:color w:val="666666"/>
           <w:lang w:val="fr-FR"/>
         </w:rPr>
-        <w:t>macOS</w:t>
-      </w:r>
-      <w:proofErr w:type="spellEnd"/>
+        <w:t xml:space="preserve"> S'il n'est pas installé, le logiciel le rappelle automatiquement au moment de l'export, et l'export CSV reste disponible en attendant.</w:t>
+      </w:r>
+    </w:p>
+    <w:p>
+      <w:pPr>
+        <w:pStyle w:val="Titre3"/>
+        <w:rPr>
+          <w:lang w:val="fr-FR"/>
+        </w:rPr>
+      </w:pPr>
+      <w:bookmarkStart w:id="7" w:name="_Toc237084676"/>
+      <w:r>
+        <w:rPr>
+          <w:lang w:val="fr-FR"/>
+        </w:rPr>
+        <w:lastRenderedPageBreak/>
+        <w:t>Photos de joueurs</w:t>
+      </w:r>
+      <w:bookmarkEnd w:id="7"/>
+    </w:p>
+    <w:p>
+      <w:pPr>
+        <w:rPr>
+          <w:lang w:val="fr-FR"/>
+        </w:rPr>
+      </w:pPr>
+      <w:r>
+        <w:rPr>
+          <w:lang w:val="fr-FR"/>
+        </w:rPr>
+        <w:t>Importer une photo depuis un fichier existant fonctionne sans rien installer de plus. Pour prendre une photo avec la caméra de l'ordinateur et afficher les aperçus/vignettes, il faut :</w:t>
+      </w:r>
+    </w:p>
+    <w:p>
+      <w:pPr>
+        <w:shd w:val="clear" w:color="auto" w:fill="F2F2F2"/>
+        <w:rPr>
+          <w:lang w:val="fr-FR"/>
+        </w:rPr>
+      </w:pPr>
+      <w:r>
+        <w:rPr>
+          <w:rFonts w:ascii="Courier New" w:hAnsi="Courier New"/>
+          <w:sz w:val="21"/>
+          <w:lang w:val="fr-FR"/>
+        </w:rPr>
+        <w:t xml:space="preserve">pip3 install opencv-python pillow</w:t>
+      </w:r>
+    </w:p>
+    <w:p>
+      <w:pPr>
+        <w:ind w:left="340"/>
+        <w:rPr>
+          <w:lang w:val="fr-FR"/>
+        </w:rPr>
+      </w:pPr>
       <w:r>
         <w:rPr>
           <w:i/>
           <w:color w:val="666666"/>
-          <w:lang w:val="fr-FR"/>
-        </w:rPr>
-        <w:t xml:space="preserve"> peut refuser en disant que l'éditeur n'est pas </w:t>
-      </w:r>
-      <w:proofErr w:type="gramStart"/>
+        </w:rPr>
+        <w:t>💡</w:t>
+      </w:r>
       <w:r>
         <w:rPr>
           <w:i/>
           <w:color w:val="666666"/>
           <w:lang w:val="fr-FR"/>
         </w:rPr>
-        <w:t>vérifié :</w:t>
-      </w:r>
-      <w:proofErr w:type="gramEnd"/>
-      <w:r>
-        <w:rPr>
-          <w:i/>
-          <w:color w:val="666666"/>
-          <w:lang w:val="fr-FR"/>
-        </w:rPr>
-        <w:t xml:space="preserve"> faites un clic droit (ou </w:t>
-      </w:r>
-      <w:proofErr w:type="spellStart"/>
-      <w:r>
-        <w:rPr>
-          <w:i/>
-          <w:color w:val="666666"/>
-          <w:lang w:val="fr-FR"/>
-        </w:rPr>
-        <w:t>Ctrl+clic</w:t>
-      </w:r>
-      <w:proofErr w:type="spellEnd"/>
-      <w:r>
-        <w:rPr>
-          <w:i/>
-          <w:color w:val="666666"/>
-          <w:lang w:val="fr-FR"/>
-        </w:rPr>
-        <w:t xml:space="preserve">) sur le fichier → « Ouvrir » → confirmez « Ouvrir » dans la boîte de dialogue. </w:t>
-      </w:r>
-      <w:r>
-        <w:rPr>
-          <w:i/>
-          <w:color w:val="666666"/>
-        </w:rPr>
-        <w:t>Cette étape n'est nécessaire qu'une seule fois.</w:t>
-      </w:r>
-    </w:p>
-    <w:p>
-      <w:pPr>
-        <w:pStyle w:val="Listepuces"/>
-        <w:rPr>
-          <w:lang w:val="fr-FR"/>
-        </w:rPr>
-      </w:pPr>
-      <w:r>
-        <w:rPr>
-          <w:b/>
-          <w:lang w:val="fr-FR"/>
-        </w:rPr>
-        <w:t xml:space="preserve">Windows — </w:t>
-      </w:r>
-      <w:r>
-        <w:rPr>
-          <w:lang w:val="fr-FR"/>
-        </w:rPr>
-        <w:t xml:space="preserve">il n'existe pas d'équivalent double-clic. Installez Python depuis python.org en cochant « </w:t>
-      </w:r>
-      <w:proofErr w:type="spellStart"/>
-      <w:r>
-        <w:rPr>
-          <w:lang w:val="fr-FR"/>
-        </w:rPr>
-        <w:t>Add</w:t>
-      </w:r>
-      <w:proofErr w:type="spellEnd"/>
-      <w:r>
-        <w:rPr>
-          <w:lang w:val="fr-FR"/>
-        </w:rPr>
-        <w:t xml:space="preserve"> python.exe to PATH » pendant l'installation, puis ouvrez une invite de commandes dans le dossier du logiciel et tapez :</w:t>
-      </w:r>
-    </w:p>
-    <w:p>
-      <w:pPr>
-        <w:shd w:val="clear" w:color="auto" w:fill="F2F2F2"/>
-        <w:rPr>
-          <w:lang w:val="fr-FR"/>
-        </w:rPr>
-      </w:pPr>
-      <w:proofErr w:type="gramStart"/>
-      <w:r>
-        <w:rPr>
-          <w:rFonts w:ascii="Courier New" w:hAnsi="Courier New"/>
-          <w:sz w:val="21"/>
-          <w:lang w:val="fr-FR"/>
-        </w:rPr>
-        <w:t>python</w:t>
-      </w:r>
-      <w:proofErr w:type="gramEnd"/>
-      <w:r>
-        <w:rPr>
-          <w:rFonts w:ascii="Courier New" w:hAnsi="Courier New"/>
-          <w:sz w:val="21"/>
-          <w:lang w:val="fr-FR"/>
-        </w:rPr>
-        <w:t xml:space="preserve"> main.py</w:t>
-      </w:r>
-    </w:p>
-    <w:p>
-      <w:pPr>
-        <w:pStyle w:val="Titre2"/>
-        <w:rPr>
-          <w:lang w:val="fr-FR"/>
-        </w:rPr>
-      </w:pPr>
-      <w:bookmarkStart w:id="5" w:name="_Toc237084674"/>
-      <w:r>
-        <w:rPr>
-          <w:lang w:val="fr-FR"/>
-        </w:rPr>
-        <w:t>Dépendances optionnelles</w:t>
-      </w:r>
-      <w:bookmarkEnd w:id="5"/>
-    </w:p>
-    <w:p>
-      <w:pPr>
-        <w:pStyle w:val="Titre3"/>
-        <w:rPr>
-          <w:lang w:val="fr-FR"/>
-        </w:rPr>
-      </w:pPr>
-      <w:bookmarkStart w:id="6" w:name="_Toc237084675"/>
-      <w:r>
-        <w:rPr>
-          <w:lang w:val="fr-FR"/>
-        </w:rPr>
-        <w:t>Export au format Excel (.xlsx)</w:t>
-      </w:r>
-      <w:bookmarkEnd w:id="6"/>
-    </w:p>
-    <w:p>
-      <w:pPr>
-        <w:rPr>
-          <w:lang w:val="fr-FR"/>
-        </w:rPr>
-      </w:pPr>
-      <w:r>
-        <w:rPr>
-          <w:lang w:val="fr-FR"/>
-        </w:rPr>
-        <w:t xml:space="preserve">L'export au format CSV fonctionne sans rien installer de plus. Pour exporter au format Excel, il faut le paquet </w:t>
-      </w:r>
-      <w:proofErr w:type="spellStart"/>
-      <w:r>
-        <w:rPr>
-          <w:lang w:val="fr-FR"/>
-        </w:rPr>
-        <w:t>openpyxl</w:t>
-      </w:r>
-      <w:proofErr w:type="spellEnd"/>
-      <w:r>
-        <w:rPr>
-          <w:lang w:val="fr-FR"/>
-        </w:rPr>
-        <w:t xml:space="preserve"> :</w:t>
-      </w:r>
-    </w:p>
-    <w:p>
-      <w:pPr>
-        <w:shd w:val="clear" w:color="auto" w:fill="F2F2F2"/>
-      </w:pPr>
-      <w:r>
-        <w:rPr>
-          <w:rFonts w:ascii="Courier New" w:hAnsi="Courier New"/>
-          <w:sz w:val="21"/>
-        </w:rPr>
-        <w:t xml:space="preserve">pip3 install </w:t>
-      </w:r>
-      <w:proofErr w:type="spellStart"/>
-      <w:r>
-        <w:rPr>
-          <w:rFonts w:ascii="Courier New" w:hAnsi="Courier New"/>
-          <w:sz w:val="21"/>
-        </w:rPr>
-        <w:t>openpyxl</w:t>
-      </w:r>
-      <w:proofErr w:type="spellEnd"/>
-      <w:r>
-        <w:rPr>
-          <w:rFonts w:ascii="Courier New" w:hAnsi="Courier New"/>
-          <w:sz w:val="21"/>
-        </w:rPr>
-        <w:t xml:space="preserve">     </w:t>
-      </w:r>
-      <w:proofErr w:type="gramStart"/>
-      <w:r>
-        <w:rPr>
-          <w:rFonts w:ascii="Courier New" w:hAnsi="Courier New"/>
-          <w:sz w:val="21"/>
-        </w:rPr>
-        <w:t xml:space="preserve">   (</w:t>
-      </w:r>
-      <w:proofErr w:type="gramEnd"/>
-      <w:r>
-        <w:rPr>
-          <w:rFonts w:ascii="Courier New" w:hAnsi="Courier New"/>
-          <w:sz w:val="21"/>
-        </w:rPr>
-        <w:t>sous Windows : pip install openpyxl)</w:t>
-      </w:r>
-    </w:p>
-    <w:p>
-      <w:pPr>
-        <w:ind w:left="340"/>
-        <w:rPr>
-          <w:lang w:val="fr-FR"/>
-        </w:rPr>
-      </w:pPr>
-      <w:r>
-        <w:rPr>
-          <w:i/>
-          <w:color w:val="666666"/>
-        </w:rPr>
-        <w:t>💡</w:t>
-      </w:r>
-      <w:r>
-        <w:rPr>
-          <w:i/>
-          <w:color w:val="666666"/>
-          <w:lang w:val="fr-FR"/>
-        </w:rPr>
-        <w:t xml:space="preserve"> S'il n'est pas installé, le logiciel le rappelle automatiquement au moment de l'export, et l'export CSV reste disponible en attendant.</w:t>
-      </w:r>
-    </w:p>
-    <w:p>
-      <w:pPr>
-        <w:pStyle w:val="Titre3"/>
-        <w:rPr>
-          <w:lang w:val="fr-FR"/>
-        </w:rPr>
-      </w:pPr>
-      <w:bookmarkStart w:id="7" w:name="_Toc237084676"/>
-      <w:r>
-        <w:rPr>
-          <w:lang w:val="fr-FR"/>
-        </w:rPr>
-        <w:lastRenderedPageBreak/>
-        <w:t>Photos de joueurs</w:t>
-      </w:r>
-      <w:bookmarkEnd w:id="7"/>
-    </w:p>
-    <w:p>
-      <w:pPr>
-        <w:rPr>
-          <w:lang w:val="fr-FR"/>
-        </w:rPr>
-      </w:pPr>
-      <w:r>
-        <w:rPr>
-          <w:lang w:val="fr-FR"/>
-        </w:rPr>
-        <w:t>Importer une photo depuis un fichier existant fonctionne sans rien installer de plus. Pour prendre une photo avec la caméra de l'ordinateur et afficher les aperçus/vignettes, il faut :</w:t>
-      </w:r>
-    </w:p>
-    <w:p>
-      <w:pPr>
-        <w:shd w:val="clear" w:color="auto" w:fill="F2F2F2"/>
-        <w:rPr>
-          <w:lang w:val="fr-FR"/>
-        </w:rPr>
-      </w:pPr>
-      <w:proofErr w:type="gramStart"/>
-      <w:r>
-        <w:rPr>
-          <w:rFonts w:ascii="Courier New" w:hAnsi="Courier New"/>
-          <w:sz w:val="21"/>
-          <w:lang w:val="fr-FR"/>
-        </w:rPr>
-        <w:t>pip</w:t>
-      </w:r>
-      <w:proofErr w:type="gramEnd"/>
-      <w:r>
-        <w:rPr>
-          <w:rFonts w:ascii="Courier New" w:hAnsi="Courier New"/>
-          <w:sz w:val="21"/>
-          <w:lang w:val="fr-FR"/>
-        </w:rPr>
-        <w:t xml:space="preserve">3 </w:t>
-      </w:r>
-      <w:proofErr w:type="spellStart"/>
-      <w:r>
-        <w:rPr>
-          <w:rFonts w:ascii="Courier New" w:hAnsi="Courier New"/>
-          <w:sz w:val="21"/>
-          <w:lang w:val="fr-FR"/>
-        </w:rPr>
-        <w:t>install</w:t>
-      </w:r>
-      <w:proofErr w:type="spellEnd"/>
-      <w:r>
-        <w:rPr>
-          <w:rFonts w:ascii="Courier New" w:hAnsi="Courier New"/>
-          <w:sz w:val="21"/>
-          <w:lang w:val="fr-FR"/>
-        </w:rPr>
-        <w:t xml:space="preserve"> </w:t>
-      </w:r>
-      <w:proofErr w:type="spellStart"/>
-      <w:r>
-        <w:rPr>
-          <w:rFonts w:ascii="Courier New" w:hAnsi="Courier New"/>
-          <w:sz w:val="21"/>
-          <w:lang w:val="fr-FR"/>
-        </w:rPr>
-        <w:t>opencv</w:t>
-      </w:r>
-      <w:proofErr w:type="spellEnd"/>
-      <w:r>
-        <w:rPr>
-          <w:rFonts w:ascii="Courier New" w:hAnsi="Courier New"/>
-          <w:sz w:val="21"/>
-          <w:lang w:val="fr-FR"/>
-        </w:rPr>
-        <w:t xml:space="preserve">-python </w:t>
-      </w:r>
-      <w:proofErr w:type="spellStart"/>
-      <w:r>
-        <w:rPr>
-          <w:rFonts w:ascii="Courier New" w:hAnsi="Courier New"/>
-          <w:sz w:val="21"/>
-          <w:lang w:val="fr-FR"/>
-        </w:rPr>
-        <w:t>pillow</w:t>
-      </w:r>
-      <w:proofErr w:type="spellEnd"/>
-    </w:p>
-    <w:p>
-      <w:pPr>
-        <w:ind w:left="340"/>
-        <w:rPr>
-          <w:lang w:val="fr-FR"/>
-        </w:rPr>
-      </w:pPr>
-      <w:r>
-        <w:rPr>
-          <w:i/>
-          <w:color w:val="666666"/>
-        </w:rPr>
-        <w:t>💡</w:t>
-      </w:r>
-      <w:r>
-        <w:rPr>
-          <w:i/>
-          <w:color w:val="666666"/>
-          <w:lang w:val="fr-FR"/>
-        </w:rPr>
-        <w:t xml:space="preserve"> Sans ces paquets, l'import de fichier reste </w:t>
-      </w:r>
-      <w:proofErr w:type="gramStart"/>
-      <w:r>
-        <w:rPr>
-          <w:i/>
-          <w:color w:val="666666"/>
-          <w:lang w:val="fr-FR"/>
-        </w:rPr>
-        <w:t>disponible ;</w:t>
-      </w:r>
-      <w:proofErr w:type="gramEnd"/>
-      <w:r>
-        <w:rPr>
-          <w:i/>
-          <w:color w:val="666666"/>
-          <w:lang w:val="fr-FR"/>
-        </w:rPr>
-        <w:t xml:space="preserve"> seules la capture caméra et les vignettes sont désactivées.</w:t>
+        <w:t xml:space="preserve"> Sans ces paquets, l'import de fichier reste disponible ; seules la capture caméra et les vignettes sont désactivées.</w:t>
       </w:r>
     </w:p>
     <w:p>
@@ -3778,21 +1947,7 @@
         <w:rPr>
           <w:lang w:val="fr-FR"/>
         </w:rPr>
-        <w:t xml:space="preserve">crée un nouveau </w:t>
-      </w:r>
-      <w:proofErr w:type="gramStart"/>
-      <w:r>
-        <w:rPr>
-          <w:lang w:val="fr-FR"/>
-        </w:rPr>
-        <w:t>fichier .tournoi</w:t>
-      </w:r>
-      <w:proofErr w:type="gramEnd"/>
-      <w:r>
-        <w:rPr>
-          <w:lang w:val="fr-FR"/>
-        </w:rPr>
-        <w:t>. Une liste de joueurs (issue du répertoire, voir section 12) permet de cocher d'emblée les participants présents ; on peut aussi en ajouter plus tard, ou démarrer sans personne.</w:t>
+        <w:t xml:space="preserve">crée un nouveau fichier .tournoi. Une liste de joueurs (issue du répertoire, voir section 12) permet de cocher d'emblée les participants présents ; on peut aussi en ajouter plus tard, ou démarrer sans personne.</w:t>
       </w:r>
     </w:p>
     <w:p>
@@ -3813,21 +1968,7 @@
         <w:rPr>
           <w:lang w:val="fr-FR"/>
         </w:rPr>
-        <w:t xml:space="preserve">reprend un tournoi déjà commencé, à partir de son </w:t>
-      </w:r>
-      <w:proofErr w:type="gramStart"/>
-      <w:r>
-        <w:rPr>
-          <w:lang w:val="fr-FR"/>
-        </w:rPr>
-        <w:t>fichier .tournoi</w:t>
-      </w:r>
-      <w:proofErr w:type="gramEnd"/>
-      <w:r>
-        <w:rPr>
-          <w:lang w:val="fr-FR"/>
-        </w:rPr>
-        <w:t>.</w:t>
+        <w:t xml:space="preserve">reprend un tournoi déjà commencé, à partir de son fichier .tournoi.</w:t>
       </w:r>
     </w:p>
     <w:p>
@@ -3850,25 +1991,7 @@
           <w:color w:val="666666"/>
           <w:lang w:val="fr-FR"/>
         </w:rPr>
-        <w:t xml:space="preserve"> Les derniers réglages utilisés (montants de </w:t>
-      </w:r>
-      <w:proofErr w:type="spellStart"/>
-      <w:r>
-        <w:rPr>
-          <w:i/>
-          <w:color w:val="666666"/>
-          <w:lang w:val="fr-FR"/>
-        </w:rPr>
-        <w:t>buy</w:t>
-      </w:r>
-      <w:proofErr w:type="spellEnd"/>
-      <w:r>
-        <w:rPr>
-          <w:i/>
-          <w:color w:val="666666"/>
-          <w:lang w:val="fr-FR"/>
-        </w:rPr>
-        <w:t>-in, nombre de sièges par table, structure de blindes personnalisée...) sont automatiquement repris pour un nouveau tournoi — inutile de tout ressaisir à chaque fois. Seul le nom du tournoi n'est jamais repris.</w:t>
+        <w:t xml:space="preserve"> Les derniers réglages utilisés (montants de buy-in, nombre de sièges par table, structure de blindes personnalisée...) sont automatiquement repris pour un nouveau tournoi — inutile de tout ressaisir à chaque fois. Seul le nom du tournoi n'est jamais repris.</w:t>
       </w:r>
     </w:p>
     <w:p>
@@ -3974,21 +2097,7 @@
               <w:rPr>
                 <w:lang w:val="fr-FR"/>
               </w:rPr>
-              <w:t xml:space="preserve">Inscription, </w:t>
-            </w:r>
-            <w:proofErr w:type="spellStart"/>
-            <w:r>
-              <w:rPr>
-                <w:lang w:val="fr-FR"/>
-              </w:rPr>
-              <w:t>rebuy</w:t>
-            </w:r>
-            <w:proofErr w:type="spellEnd"/>
-            <w:r>
-              <w:rPr>
-                <w:lang w:val="fr-FR"/>
-              </w:rPr>
-              <w:t>/add-on, élimination, classement</w:t>
+              <w:t xml:space="preserve">Inscription, rebuy/add-on, élimination, classement</w:t>
             </w:r>
           </w:p>
         </w:tc>
@@ -4035,11 +2144,9 @@
             <w:tcW w:w="1984" w:type="dxa"/>
           </w:tcPr>
           <w:p>
-            <w:proofErr w:type="spellStart"/>
             <w:r>
               <w:t>Mouvements</w:t>
             </w:r>
-            <w:proofErr w:type="spellEnd"/>
           </w:p>
         </w:tc>
         <w:tc>
@@ -4089,21 +2196,7 @@
               <w:rPr>
                 <w:lang w:val="fr-FR"/>
               </w:rPr>
-              <w:t>Suivi des primes (</w:t>
-            </w:r>
-            <w:proofErr w:type="spellStart"/>
-            <w:r>
-              <w:rPr>
-                <w:lang w:val="fr-FR"/>
-              </w:rPr>
-              <w:t>bounty</w:t>
-            </w:r>
-            <w:proofErr w:type="spellEnd"/>
-            <w:r>
-              <w:rPr>
-                <w:lang w:val="fr-FR"/>
-              </w:rPr>
-              <w:t>) en jeu et empochées</w:t>
+              <w:t>Suivi des primes (bounty) en jeu et empochées</w:t>
             </w:r>
           </w:p>
         </w:tc>
@@ -4117,11 +2210,9 @@
             <w:tcW w:w="1984" w:type="dxa"/>
           </w:tcPr>
           <w:p>
-            <w:proofErr w:type="spellStart"/>
             <w:r>
               <w:t>Chronomètre</w:t>
             </w:r>
-            <w:proofErr w:type="spellEnd"/>
           </w:p>
         </w:tc>
         <w:tc>
@@ -4171,21 +2262,7 @@
               <w:rPr>
                 <w:lang w:val="fr-FR"/>
               </w:rPr>
-              <w:t xml:space="preserve">Grille des gains par place, </w:t>
-            </w:r>
-            <w:proofErr w:type="spellStart"/>
-            <w:r>
-              <w:rPr>
-                <w:lang w:val="fr-FR"/>
-              </w:rPr>
-              <w:t>prize</w:t>
-            </w:r>
-            <w:proofErr w:type="spellEnd"/>
-            <w:r>
-              <w:rPr>
-                <w:lang w:val="fr-FR"/>
-              </w:rPr>
-              <w:t xml:space="preserve"> pool</w:t>
+              <w:t xml:space="preserve">Grille des gains par place, prize pool</w:t>
             </w:r>
           </w:p>
         </w:tc>
@@ -4199,11 +2276,9 @@
             <w:tcW w:w="1984" w:type="dxa"/>
           </w:tcPr>
           <w:p>
-            <w:proofErr w:type="spellStart"/>
             <w:r>
               <w:t>Paramètres</w:t>
             </w:r>
-            <w:proofErr w:type="spellEnd"/>
           </w:p>
         </w:tc>
         <w:tc>
@@ -4291,6 +2366,19 @@
     </w:p>
     <w:p>
       <w:pPr>
+        <w:rPr>
+          <w:lang w:val="fr-FR"/>
+        </w:rPr>
+      </w:pPr>
+      <w:r>
+        <w:rPr>
+          <w:lang w:val="fr-FR"/>
+        </w:rPr>
+        <w:t>Les joueurs sont affichés dans un tableau à deux colonnes, Nom et Club. Cliquer sur l'un ou l'autre en-tête trie la liste en conséquence ; cliquer une seconde fois inverse l'ordre (croissant/décroissant).</w:t>
+      </w:r>
+    </w:p>
+    <w:p>
+      <w:pPr>
         <w:pStyle w:val="Listepuces"/>
         <w:rPr>
           <w:lang w:val="fr-FR"/>
@@ -4322,6 +2410,27 @@
           <w:b/>
           <w:lang w:val="fr-FR"/>
         </w:rPr>
+        <w:t xml:space="preserve">Modifier le club... — </w:t>
+      </w:r>
+      <w:r>
+        <w:rPr>
+          <w:lang w:val="fr-FR"/>
+        </w:rPr>
+        <w:t>renseigne ou corrige le club du joueur sélectionné, via la même liste déroulante (clubs déjà connus, ou saisie libre) que dans l'onglet Joueurs.</w:t>
+      </w:r>
+    </w:p>
+    <w:p>
+      <w:pPr>
+        <w:pStyle w:val="Listepuces"/>
+        <w:rPr>
+          <w:lang w:val="fr-FR"/>
+        </w:rPr>
+      </w:pPr>
+      <w:r>
+        <w:rPr>
+          <w:b/>
+          <w:lang w:val="fr-FR"/>
+        </w:rPr>
         <w:t xml:space="preserve">Prendre une photo... / Importer une photo... / Supprimer la photo — </w:t>
       </w:r>
       <w:r>
@@ -4349,21 +2458,7 @@
         <w:rPr>
           <w:lang w:val="fr-FR"/>
         </w:rPr>
-        <w:t xml:space="preserve">ajoute au répertoire tous les noms trouvés dans un </w:t>
-      </w:r>
-      <w:proofErr w:type="gramStart"/>
-      <w:r>
-        <w:rPr>
-          <w:lang w:val="fr-FR"/>
-        </w:rPr>
-        <w:t>fichier .tournoi</w:t>
-      </w:r>
-      <w:proofErr w:type="gramEnd"/>
-      <w:r>
-        <w:rPr>
-          <w:lang w:val="fr-FR"/>
-        </w:rPr>
-        <w:t xml:space="preserve"> choisi — pratique pour repartir d'un tournoi déjà joué sans ressaisir chaque nom.</w:t>
+        <w:t xml:space="preserve">ajoute au répertoire tous les noms trouvés dans un fichier .tournoi choisi — pratique pour repartir d'un tournoi déjà joué sans ressaisir chaque nom.</w:t>
       </w:r>
     </w:p>
     <w:p>
@@ -4572,6 +2667,48 @@
           <w:b/>
           <w:lang w:val="fr-FR"/>
         </w:rPr>
+        <w:t xml:space="preserve">Club — </w:t>
+      </w:r>
+      <w:r>
+        <w:rPr>
+          <w:lang w:val="fr-FR"/>
+        </w:rPr>
+        <w:t>menu déroulant à côté du nom, proposant les clubs déjà connus du répertoire (voir section 12) ; on peut aussi taper directement un club inédit. Il se pré-remplit automatiquement si le nom saisi correspond à un joueur déjà présent dans le répertoire.</w:t>
+      </w:r>
+    </w:p>
+    <w:p>
+      <w:pPr>
+        <w:pStyle w:val="Listepuces"/>
+        <w:rPr>
+          <w:lang w:val="fr-FR"/>
+        </w:rPr>
+      </w:pPr>
+      <w:r>
+        <w:rPr>
+          <w:b/>
+          <w:lang w:val="fr-FR"/>
+        </w:rPr>
+        <w:t xml:space="preserve">Temp (ne pas ajouter au répertoire) — </w:t>
+      </w:r>
+      <w:r>
+        <w:rPr>
+          <w:lang w:val="fr-FR"/>
+        </w:rPr>
+        <w:t>case à cocher avant l'ajout : le joueur est inscrit normalement au tournoi, mais ni son nom ni son club ne sont sauvegardés dans le répertoire de joueurs habituels — utile pour un invité ponctuel.</w:t>
+      </w:r>
+    </w:p>
+    <w:p>
+      <w:pPr>
+        <w:pStyle w:val="Listepuces"/>
+        <w:rPr>
+          <w:lang w:val="fr-FR"/>
+        </w:rPr>
+      </w:pPr>
+      <w:r>
+        <w:rPr>
+          <w:b/>
+          <w:lang w:val="fr-FR"/>
+        </w:rPr>
         <w:t xml:space="preserve">Ajouter depuis le répertoire... — </w:t>
       </w:r>
       <w:r>
@@ -4637,14 +2774,9 @@
       </w:pPr>
       <w:bookmarkStart w:id="14" w:name="_Toc237084682"/>
       <w:r>
-        <w:t xml:space="preserve">Actions </w:t>
-      </w:r>
-      <w:proofErr w:type="spellStart"/>
-      <w:r>
-        <w:t>disponibles</w:t>
+        <w:t xml:space="preserve">Actions disponibles</w:t>
       </w:r>
       <w:bookmarkEnd w:id="14"/>
-      <w:proofErr w:type="spellEnd"/>
     </w:p>
     <w:p>
       <w:pPr>
@@ -4674,55 +2806,39 @@
           <w:lang w:val="fr-FR"/>
         </w:rPr>
       </w:pPr>
-      <w:proofErr w:type="spellStart"/>
       <w:r>
         <w:rPr>
           <w:b/>
           <w:lang w:val="fr-FR"/>
         </w:rPr>
-        <w:t>Rebuy</w:t>
-      </w:r>
-      <w:proofErr w:type="spellEnd"/>
+        <w:t xml:space="preserve">Rebuy (+) — </w:t>
+      </w:r>
+      <w:r>
+        <w:rPr>
+          <w:lang w:val="fr-FR"/>
+        </w:rPr>
+        <w:t xml:space="preserve">ajoute un rebuy : chips et montant définis dans Paramètres. Si une prime (bounty) est active, une prime supplémentaire s'ajoute (elle s'empile avec celle déjà en cours).</w:t>
+      </w:r>
+    </w:p>
+    <w:p>
+      <w:pPr>
+        <w:pStyle w:val="Listepuces"/>
+        <w:rPr>
+          <w:lang w:val="fr-FR"/>
+        </w:rPr>
+      </w:pPr>
       <w:r>
         <w:rPr>
           <w:b/>
           <w:lang w:val="fr-FR"/>
         </w:rPr>
-        <w:t xml:space="preserve"> (+) — </w:t>
-      </w:r>
-      <w:r>
-        <w:rPr>
-          <w:lang w:val="fr-FR"/>
-        </w:rPr>
-        <w:t xml:space="preserve">ajoute un </w:t>
-      </w:r>
-      <w:proofErr w:type="spellStart"/>
-      <w:r>
-        <w:rPr>
-          <w:lang w:val="fr-FR"/>
-        </w:rPr>
-        <w:t>rebuy</w:t>
-      </w:r>
-      <w:proofErr w:type="spellEnd"/>
-      <w:r>
-        <w:rPr>
-          <w:lang w:val="fr-FR"/>
-        </w:rPr>
-        <w:t xml:space="preserve"> : chips et montant définis dans Paramètres. Si une prime (</w:t>
-      </w:r>
-      <w:proofErr w:type="spellStart"/>
-      <w:r>
-        <w:rPr>
-          <w:lang w:val="fr-FR"/>
-        </w:rPr>
-        <w:t>bounty</w:t>
-      </w:r>
-      <w:proofErr w:type="spellEnd"/>
-      <w:r>
-        <w:rPr>
-          <w:lang w:val="fr-FR"/>
-        </w:rPr>
-        <w:t>) est active, une prime supplémentaire s'ajoute (elle s'empile avec celle déjà en cours).</w:t>
+        <w:t xml:space="preserve">Add-on (+) — </w:t>
+      </w:r>
+      <w:r>
+        <w:rPr>
+          <w:lang w:val="fr-FR"/>
+        </w:rPr>
+        <w:t>ajoute un add-on (chips supplémentaires, généralement en fin de période d'inscription).</w:t>
       </w:r>
     </w:p>
     <w:p>
@@ -4737,13 +2853,13 @@
           <w:b/>
           <w:lang w:val="fr-FR"/>
         </w:rPr>
-        <w:t xml:space="preserve">Add-on (+) — </w:t>
-      </w:r>
-      <w:r>
-        <w:rPr>
-          <w:lang w:val="fr-FR"/>
-        </w:rPr>
-        <w:t>ajoute un add-on (chips supplémentaires, généralement en fin de période d'inscription).</w:t>
+        <w:t xml:space="preserve">Modifier chips... — </w:t>
+      </w:r>
+      <w:r>
+        <w:rPr>
+          <w:lang w:val="fr-FR"/>
+        </w:rPr>
+        <w:t>correction manuelle du tapis d'un joueur.</w:t>
       </w:r>
     </w:p>
     <w:p>
@@ -4758,76 +2874,13 @@
           <w:b/>
           <w:lang w:val="fr-FR"/>
         </w:rPr>
-        <w:t xml:space="preserve">Modifier chips... — </w:t>
-      </w:r>
-      <w:r>
-        <w:rPr>
-          <w:lang w:val="fr-FR"/>
-        </w:rPr>
-        <w:t>correction manuelle du tapis d'un joueur.</w:t>
-      </w:r>
-    </w:p>
-    <w:p>
-      <w:pPr>
-        <w:pStyle w:val="Listepuces"/>
-        <w:rPr>
-          <w:lang w:val="fr-FR"/>
-        </w:rPr>
-      </w:pPr>
-      <w:r>
-        <w:rPr>
-          <w:b/>
-          <w:lang w:val="fr-FR"/>
-        </w:rPr>
         <w:t xml:space="preserve">Modifier achats... — </w:t>
       </w:r>
       <w:r>
         <w:rPr>
           <w:lang w:val="fr-FR"/>
         </w:rPr>
-        <w:t xml:space="preserve">corrige manuellement le nombre de </w:t>
-      </w:r>
-      <w:proofErr w:type="spellStart"/>
-      <w:r>
-        <w:rPr>
-          <w:lang w:val="fr-FR"/>
-        </w:rPr>
-        <w:t>buy</w:t>
-      </w:r>
-      <w:proofErr w:type="spellEnd"/>
-      <w:r>
-        <w:rPr>
-          <w:lang w:val="fr-FR"/>
-        </w:rPr>
-        <w:t>-ins/</w:t>
-      </w:r>
-      <w:proofErr w:type="spellStart"/>
-      <w:r>
-        <w:rPr>
-          <w:lang w:val="fr-FR"/>
-        </w:rPr>
-        <w:t>rebuys</w:t>
-      </w:r>
-      <w:proofErr w:type="spellEnd"/>
-      <w:r>
-        <w:rPr>
-          <w:lang w:val="fr-FR"/>
-        </w:rPr>
-        <w:t>/</w:t>
-      </w:r>
-      <w:proofErr w:type="spellStart"/>
-      <w:r>
-        <w:rPr>
-          <w:lang w:val="fr-FR"/>
-        </w:rPr>
-        <w:t>add-ons</w:t>
-      </w:r>
-      <w:proofErr w:type="spellEnd"/>
-      <w:r>
-        <w:rPr>
-          <w:lang w:val="fr-FR"/>
-        </w:rPr>
-        <w:t xml:space="preserve"> en cas d'erreur de saisie, sans toucher aux chips.</w:t>
+        <w:t xml:space="preserve">corrige manuellement le nombre de buy-ins/rebuys/add-ons en cas d'erreur de saisie, sans toucher aux chips.</w:t>
       </w:r>
     </w:p>
     <w:p>
@@ -4891,21 +2944,7 @@
         <w:rPr>
           <w:lang w:val="fr-FR"/>
         </w:rPr>
-        <w:t xml:space="preserve">remet un joueur désactivé ou éliminé en jeu, avec un tapis neuf (et une nouvelle prime si le </w:t>
-      </w:r>
-      <w:proofErr w:type="spellStart"/>
-      <w:r>
-        <w:rPr>
-          <w:lang w:val="fr-FR"/>
-        </w:rPr>
-        <w:t>bounty</w:t>
-      </w:r>
-      <w:proofErr w:type="spellEnd"/>
-      <w:r>
-        <w:rPr>
-          <w:lang w:val="fr-FR"/>
-        </w:rPr>
-        <w:t xml:space="preserve"> est actif).</w:t>
+        <w:t xml:space="preserve">remet un joueur désactivé ou éliminé en jeu, avec un tapis neuf (et une nouvelle prime si le bounty est actif).</w:t>
       </w:r>
     </w:p>
     <w:p>
@@ -5255,35 +3294,7 @@
         <w:rPr>
           <w:lang w:val="fr-FR"/>
         </w:rPr>
-        <w:t xml:space="preserve">Le </w:t>
-      </w:r>
-      <w:proofErr w:type="spellStart"/>
-      <w:r>
-        <w:rPr>
-          <w:lang w:val="fr-FR"/>
-        </w:rPr>
-        <w:t>bounty</w:t>
-      </w:r>
-      <w:proofErr w:type="spellEnd"/>
-      <w:r>
-        <w:rPr>
-          <w:lang w:val="fr-FR"/>
-        </w:rPr>
-        <w:t xml:space="preserve"> est désactivé par défaut (montant à 0 dans Paramètres). Une fois activé, chaque joueur inscrit (ou qui fait un </w:t>
-      </w:r>
-      <w:proofErr w:type="spellStart"/>
-      <w:r>
-        <w:rPr>
-          <w:lang w:val="fr-FR"/>
-        </w:rPr>
-        <w:t>rebuy</w:t>
-      </w:r>
-      <w:proofErr w:type="spellEnd"/>
-      <w:r>
-        <w:rPr>
-          <w:lang w:val="fr-FR"/>
-        </w:rPr>
-        <w:t>) porte une prime en euros ; l'éliminer permet de l'empocher.</w:t>
+        <w:t xml:space="preserve">Le bounty est désactivé par défaut (montant à 0 dans Paramètres). Une fois activé, chaque joueur inscrit (ou qui fait un rebuy) porte une prime en euros ; l'éliminer permet de l'empocher.</w:t>
       </w:r>
     </w:p>
     <w:p>
@@ -5583,14 +3594,9 @@
       </w:pPr>
       <w:bookmarkStart w:id="22" w:name="_Toc237084690"/>
       <w:r>
-        <w:t xml:space="preserve">Structure de </w:t>
-      </w:r>
-      <w:proofErr w:type="spellStart"/>
-      <w:r>
-        <w:t>blindes</w:t>
+        <w:t xml:space="preserve">Structure de blindes</w:t>
       </w:r>
       <w:bookmarkEnd w:id="22"/>
-      <w:proofErr w:type="spellEnd"/>
     </w:p>
     <w:p>
       <w:pPr>
@@ -5742,21 +3748,7 @@
         <w:rPr>
           <w:lang w:val="fr-FR"/>
         </w:rPr>
-        <w:t xml:space="preserve">Le menu Affichage → « Ouvrir l'écran chronomètre » ouvre une fenêtre séparée, pensée pour être affichée en plein écran (touche F11, Échap pour sortir) sur un vidéoprojecteur ou un second écran : niveau en cours, minuteur en grand, prochain niveau, joueurs restants, tapis moyen et </w:t>
-      </w:r>
-      <w:proofErr w:type="spellStart"/>
-      <w:r>
-        <w:rPr>
-          <w:lang w:val="fr-FR"/>
-        </w:rPr>
-        <w:t>prize</w:t>
-      </w:r>
-      <w:proofErr w:type="spellEnd"/>
-      <w:r>
-        <w:rPr>
-          <w:lang w:val="fr-FR"/>
-        </w:rPr>
-        <w:t xml:space="preserve"> pool.</w:t>
+        <w:t xml:space="preserve">Le menu Affichage → « Ouvrir l'écran chronomètre » ouvre une fenêtre séparée, pensée pour être affichée en plein écran (touche F11, Échap pour sortir) sur un vidéoprojecteur ou un second écran : niveau en cours, minuteur en grand, prochain niveau, joueurs restants, tapis moyen et prize pool.</w:t>
       </w:r>
     </w:p>
     <w:p>
@@ -5833,21 +3825,7 @@
         <w:rPr>
           <w:lang w:val="fr-FR"/>
         </w:rPr>
-        <w:t xml:space="preserve">Calcule et affiche la répartition du </w:t>
-      </w:r>
-      <w:proofErr w:type="spellStart"/>
-      <w:r>
-        <w:rPr>
-          <w:lang w:val="fr-FR"/>
-        </w:rPr>
-        <w:t>prize</w:t>
-      </w:r>
-      <w:proofErr w:type="spellEnd"/>
-      <w:r>
-        <w:rPr>
-          <w:lang w:val="fr-FR"/>
-        </w:rPr>
-        <w:t xml:space="preserve"> pool entre les places payées.</w:t>
+        <w:t xml:space="preserve">Calcule et affiche la répartition du prize pool entre les places payées.</w:t>
       </w:r>
     </w:p>
     <w:p>
@@ -5868,21 +3846,7 @@
         <w:rPr>
           <w:lang w:val="fr-FR"/>
         </w:rPr>
-        <w:t>propose automatiquement une grille de pourcentages selon le nombre d'entrées (</w:t>
-      </w:r>
-      <w:proofErr w:type="spellStart"/>
-      <w:r>
-        <w:rPr>
-          <w:lang w:val="fr-FR"/>
-        </w:rPr>
-        <w:t>buy</w:t>
-      </w:r>
-      <w:proofErr w:type="spellEnd"/>
-      <w:r>
-        <w:rPr>
-          <w:lang w:val="fr-FR"/>
-        </w:rPr>
-        <w:t>-ins).</w:t>
+        <w:t>propose automatiquement une grille de pourcentages selon le nombre d'entrées (buy-ins).</w:t>
       </w:r>
     </w:p>
     <w:p>
@@ -5964,77 +3928,7 @@
         <w:rPr>
           <w:lang w:val="fr-FR"/>
         </w:rPr>
-        <w:t xml:space="preserve">Le </w:t>
-      </w:r>
-      <w:proofErr w:type="spellStart"/>
-      <w:r>
-        <w:rPr>
-          <w:lang w:val="fr-FR"/>
-        </w:rPr>
-        <w:t>prize</w:t>
-      </w:r>
-      <w:proofErr w:type="spellEnd"/>
-      <w:r>
-        <w:rPr>
-          <w:lang w:val="fr-FR"/>
-        </w:rPr>
-        <w:t xml:space="preserve"> pool est calculé à partir des </w:t>
-      </w:r>
-      <w:proofErr w:type="spellStart"/>
-      <w:r>
-        <w:rPr>
-          <w:lang w:val="fr-FR"/>
-        </w:rPr>
-        <w:t>buy</w:t>
-      </w:r>
-      <w:proofErr w:type="spellEnd"/>
-      <w:r>
-        <w:rPr>
-          <w:lang w:val="fr-FR"/>
-        </w:rPr>
-        <w:t xml:space="preserve">-ins, </w:t>
-      </w:r>
-      <w:proofErr w:type="spellStart"/>
-      <w:r>
-        <w:rPr>
-          <w:lang w:val="fr-FR"/>
-        </w:rPr>
-        <w:t>rebuys</w:t>
-      </w:r>
-      <w:proofErr w:type="spellEnd"/>
-      <w:r>
-        <w:rPr>
-          <w:lang w:val="fr-FR"/>
-        </w:rPr>
-        <w:t xml:space="preserve"> et </w:t>
-      </w:r>
-      <w:proofErr w:type="spellStart"/>
-      <w:r>
-        <w:rPr>
-          <w:lang w:val="fr-FR"/>
-        </w:rPr>
-        <w:t>add-ons</w:t>
-      </w:r>
-      <w:proofErr w:type="spellEnd"/>
-      <w:r>
-        <w:rPr>
-          <w:lang w:val="fr-FR"/>
-        </w:rPr>
-        <w:t xml:space="preserve">, moins un éventuel pourcentage de </w:t>
-      </w:r>
-      <w:proofErr w:type="spellStart"/>
-      <w:r>
-        <w:rPr>
-          <w:lang w:val="fr-FR"/>
-        </w:rPr>
-        <w:t>rake</w:t>
-      </w:r>
-      <w:proofErr w:type="spellEnd"/>
-      <w:r>
-        <w:rPr>
-          <w:lang w:val="fr-FR"/>
-        </w:rPr>
-        <w:t xml:space="preserve"> (réglable dans Paramètres). Le montant affiché pour chaque place se met à jour automatiquement.</w:t>
+        <w:t xml:space="preserve">Le prize pool est calculé à partir des buy-ins, rebuys et add-ons, moins un éventuel pourcentage de rake (réglable dans Paramètres). Le montant affiché pour chaque place se met à jour automatiquement.</w:t>
       </w:r>
     </w:p>
     <w:p>
@@ -6063,77 +3957,7 @@
         <w:rPr>
           <w:lang w:val="fr-FR"/>
         </w:rPr>
-        <w:t>Le bouton « Exporter les résultats (Excel/</w:t>
-      </w:r>
-      <w:proofErr w:type="gramStart"/>
-      <w:r>
-        <w:rPr>
-          <w:lang w:val="fr-FR"/>
-        </w:rPr>
-        <w:t>CSV)...</w:t>
-      </w:r>
-      <w:proofErr w:type="gramEnd"/>
-      <w:r>
-        <w:rPr>
-          <w:lang w:val="fr-FR"/>
-        </w:rPr>
-        <w:t xml:space="preserve"> » (aussi disponible dans le menu Fichier) produit un tableau complet du tournoi en cours : place, nom, statut, gain, </w:t>
-      </w:r>
-      <w:proofErr w:type="spellStart"/>
-      <w:r>
-        <w:rPr>
-          <w:lang w:val="fr-FR"/>
-        </w:rPr>
-        <w:t>buy</w:t>
-      </w:r>
-      <w:proofErr w:type="spellEnd"/>
-      <w:r>
-        <w:rPr>
-          <w:lang w:val="fr-FR"/>
-        </w:rPr>
-        <w:t>-ins/</w:t>
-      </w:r>
-      <w:proofErr w:type="spellStart"/>
-      <w:r>
-        <w:rPr>
-          <w:lang w:val="fr-FR"/>
-        </w:rPr>
-        <w:t>rebuys</w:t>
-      </w:r>
-      <w:proofErr w:type="spellEnd"/>
-      <w:r>
-        <w:rPr>
-          <w:lang w:val="fr-FR"/>
-        </w:rPr>
-        <w:t>/</w:t>
-      </w:r>
-      <w:proofErr w:type="spellStart"/>
-      <w:r>
-        <w:rPr>
-          <w:lang w:val="fr-FR"/>
-        </w:rPr>
-        <w:t>add-ons</w:t>
-      </w:r>
-      <w:proofErr w:type="spellEnd"/>
-      <w:r>
-        <w:rPr>
-          <w:lang w:val="fr-FR"/>
-        </w:rPr>
-        <w:t xml:space="preserve">, et prime gagnée si le </w:t>
-      </w:r>
-      <w:proofErr w:type="spellStart"/>
-      <w:r>
-        <w:rPr>
-          <w:lang w:val="fr-FR"/>
-        </w:rPr>
-        <w:t>bounty</w:t>
-      </w:r>
-      <w:proofErr w:type="spellEnd"/>
-      <w:r>
-        <w:rPr>
-          <w:lang w:val="fr-FR"/>
-        </w:rPr>
-        <w:t xml:space="preserve"> est utilisé.</w:t>
+        <w:t xml:space="preserve">Le bouton « Exporter les résultats (Excel/CSV)... » (aussi disponible dans le menu Fichier) produit un tableau complet du tournoi en cours : place, nom, statut, gain, buy-ins/rebuys/add-ons, et prime gagnée si le bounty est utilisé.</w:t>
       </w:r>
     </w:p>
     <w:p>
@@ -6218,13 +4042,8 @@
         <w:pStyle w:val="Titre2"/>
       </w:pPr>
       <w:bookmarkStart w:id="27" w:name="_Toc237084695"/>
-      <w:proofErr w:type="spellStart"/>
-      <w:r>
-        <w:t>Colonne</w:t>
-      </w:r>
-      <w:proofErr w:type="spellEnd"/>
-      <w:r>
-        <w:t xml:space="preserve"> de gauche — réglages généraux</w:t>
+      <w:r>
+        <w:t xml:space="preserve">Colonne de gauche — réglages généraux</w:t>
       </w:r>
       <w:bookmarkEnd w:id="27"/>
     </w:p>
@@ -6316,13 +4135,8 @@
             <w:tcW w:w="4535" w:type="dxa"/>
           </w:tcPr>
           <w:p>
-            <w:proofErr w:type="spellStart"/>
             <w:r>
-              <w:t>Montant</w:t>
-            </w:r>
-            <w:proofErr w:type="spellEnd"/>
-            <w:r>
-              <w:t xml:space="preserve"> du buy-in / rebuy / add-on (€)</w:t>
+              <w:t xml:space="preserve">Montant du buy-in / rebuy / add-on (€)</w:t>
             </w:r>
           </w:p>
         </w:tc>
@@ -6340,21 +4154,7 @@
               <w:rPr>
                 <w:lang w:val="fr-FR"/>
               </w:rPr>
-              <w:t xml:space="preserve">Utilisés pour le calcul du </w:t>
-            </w:r>
-            <w:proofErr w:type="spellStart"/>
-            <w:r>
-              <w:rPr>
-                <w:lang w:val="fr-FR"/>
-              </w:rPr>
-              <w:t>prize</w:t>
-            </w:r>
-            <w:proofErr w:type="spellEnd"/>
-            <w:r>
-              <w:rPr>
-                <w:lang w:val="fr-FR"/>
-              </w:rPr>
-              <w:t xml:space="preserve"> pool</w:t>
+              <w:t xml:space="preserve">Utilisés pour le calcul du prize pool</w:t>
             </w:r>
           </w:p>
         </w:tc>
@@ -6369,15 +4169,7 @@
           </w:tcPr>
           <w:p>
             <w:r>
-              <w:t xml:space="preserve">Tapis de </w:t>
-            </w:r>
-            <w:proofErr w:type="spellStart"/>
-            <w:r>
-              <w:t>départ</w:t>
-            </w:r>
-            <w:proofErr w:type="spellEnd"/>
-            <w:r>
-              <w:t xml:space="preserve"> / chips rebuy / chips add-on</w:t>
+              <w:t xml:space="preserve">Tapis de départ / chips rebuy / chips add-on</w:t>
             </w:r>
           </w:p>
         </w:tc>
@@ -6427,29 +4219,8 @@
             <w:tcW w:w="4819" w:type="dxa"/>
           </w:tcPr>
           <w:p>
-            <w:proofErr w:type="spellStart"/>
             <w:r>
-              <w:t>Capacité</w:t>
-            </w:r>
-            <w:proofErr w:type="spellEnd"/>
-            <w:r>
-              <w:t xml:space="preserve"> </w:t>
-            </w:r>
-            <w:proofErr w:type="spellStart"/>
-            <w:r>
-              <w:t>maximale</w:t>
-            </w:r>
-            <w:proofErr w:type="spellEnd"/>
-            <w:r>
-              <w:t xml:space="preserve"> </w:t>
-            </w:r>
-            <w:proofErr w:type="spellStart"/>
-            <w:r>
-              <w:t>d'une</w:t>
-            </w:r>
-            <w:proofErr w:type="spellEnd"/>
-            <w:r>
-              <w:t xml:space="preserve"> table</w:t>
+              <w:t xml:space="preserve">Capacité maximale d'une table</w:t>
             </w:r>
           </w:p>
         </w:tc>
@@ -6523,15 +4294,7 @@
           </w:tcPr>
           <w:p>
             <w:r>
-              <w:t xml:space="preserve">Minutes (onglet </w:t>
-            </w:r>
-            <w:proofErr w:type="spellStart"/>
-            <w:r>
-              <w:t>Mouvements</w:t>
-            </w:r>
-            <w:proofErr w:type="spellEnd"/>
-            <w:r>
-              <w:t>)</w:t>
+              <w:t xml:space="preserve">Minutes (onglet Mouvements)</w:t>
             </w:r>
           </w:p>
         </w:tc>
@@ -6587,19 +4350,11 @@
         </w:rPr>
         <w:t xml:space="preserve">Structure de blindes — </w:t>
       </w:r>
-      <w:proofErr w:type="spellStart"/>
-      <w:r>
-        <w:rPr>
-          <w:lang w:val="fr-FR"/>
-        </w:rPr>
-        <w:t>small</w:t>
-      </w:r>
-      <w:proofErr w:type="spellEnd"/>
-      <w:r>
-        <w:rPr>
-          <w:lang w:val="fr-FR"/>
-        </w:rPr>
-        <w:t>/big blind de départ, niveau de début des antes et sa valeur, durée des pauses ; le bouton « Régénérer la structure de blindes » recrée toute la structure avec ces valeurs (fonctionne aussi en cours de tournoi).</w:t>
+      <w:r>
+        <w:rPr>
+          <w:lang w:val="fr-FR"/>
+        </w:rPr>
+        <w:t>small/big blind de départ, niveau de début des antes et sa valeur, durée des pauses ; le bouton « Régénérer la structure de blindes » recrée toute la structure avec ces valeurs (fonctionne aussi en cours de tournoi).</w:t>
       </w:r>
     </w:p>
     <w:p>
@@ -6632,23 +4387,7 @@
           <w:b/>
           <w:lang w:val="fr-FR"/>
         </w:rPr>
-        <w:t>Primes (</w:t>
-      </w:r>
-      <w:proofErr w:type="spellStart"/>
-      <w:r>
-        <w:rPr>
-          <w:b/>
-          <w:lang w:val="fr-FR"/>
-        </w:rPr>
-        <w:t>bounty</w:t>
-      </w:r>
-      <w:proofErr w:type="spellEnd"/>
-      <w:r>
-        <w:rPr>
-          <w:b/>
-          <w:lang w:val="fr-FR"/>
-        </w:rPr>
-        <w:t xml:space="preserve">) — </w:t>
+        <w:t xml:space="preserve">Primes (bounty) — </w:t>
       </w:r>
       <w:r>
         <w:rPr>
@@ -6680,43 +4419,7 @@
           <w:color w:val="666666"/>
           <w:lang w:val="fr-FR"/>
         </w:rPr>
-        <w:t xml:space="preserve"> Le </w:t>
-      </w:r>
-      <w:proofErr w:type="spellStart"/>
-      <w:r>
-        <w:rPr>
-          <w:i/>
-          <w:color w:val="666666"/>
-          <w:lang w:val="fr-FR"/>
-        </w:rPr>
-        <w:t>bounty</w:t>
-      </w:r>
-      <w:proofErr w:type="spellEnd"/>
-      <w:r>
-        <w:rPr>
-          <w:i/>
-          <w:color w:val="666666"/>
-          <w:lang w:val="fr-FR"/>
-        </w:rPr>
-        <w:t xml:space="preserve"> s'applique aux nouvelles inscriptions et </w:t>
-      </w:r>
-      <w:proofErr w:type="spellStart"/>
-      <w:r>
-        <w:rPr>
-          <w:i/>
-          <w:color w:val="666666"/>
-          <w:lang w:val="fr-FR"/>
-        </w:rPr>
-        <w:t>rebuys</w:t>
-      </w:r>
-      <w:proofErr w:type="spellEnd"/>
-      <w:r>
-        <w:rPr>
-          <w:i/>
-          <w:color w:val="666666"/>
-          <w:lang w:val="fr-FR"/>
-        </w:rPr>
-        <w:t xml:space="preserve"> effectués après avoir enregistré le réglage — pas rétroactivement sur les joueurs déjà inscrits.</w:t>
+        <w:t xml:space="preserve"> Le bounty s'applique aux nouvelles inscriptions et rebuys effectués après avoir enregistré le réglage — pas rétroactivement sur les joueurs déjà inscrits.</w:t>
       </w:r>
     </w:p>
     <w:p>
@@ -6801,28 +4504,10 @@
         <w:pStyle w:val="Titre2"/>
       </w:pPr>
       <w:bookmarkStart w:id="30" w:name="_Toc237084698"/>
-      <w:proofErr w:type="spellStart"/>
-      <w:r>
-        <w:t>Générer</w:t>
-      </w:r>
-      <w:proofErr w:type="spellEnd"/>
-      <w:r>
-        <w:t xml:space="preserve"> </w:t>
-      </w:r>
-      <w:proofErr w:type="spellStart"/>
-      <w:r>
-        <w:t>une</w:t>
-      </w:r>
-      <w:proofErr w:type="spellEnd"/>
-      <w:r>
-        <w:t xml:space="preserve"> </w:t>
-      </w:r>
-      <w:proofErr w:type="spellStart"/>
-      <w:r>
-        <w:t>synthèse</w:t>
+      <w:r>
+        <w:t xml:space="preserve">Générer une synthèse</w:t>
       </w:r>
       <w:bookmarkEnd w:id="30"/>
-      <w:proofErr w:type="spellEnd"/>
     </w:p>
     <w:p>
       <w:pPr>
@@ -6842,21 +4527,7 @@
         <w:rPr>
           <w:lang w:val="fr-FR"/>
         </w:rPr>
-        <w:t xml:space="preserve">dossier à parcourir pour y trouver les </w:t>
-      </w:r>
-      <w:proofErr w:type="gramStart"/>
-      <w:r>
-        <w:rPr>
-          <w:lang w:val="fr-FR"/>
-        </w:rPr>
-        <w:t>fichiers .tournoi</w:t>
-      </w:r>
-      <w:proofErr w:type="gramEnd"/>
-      <w:r>
-        <w:rPr>
-          <w:lang w:val="fr-FR"/>
-        </w:rPr>
-        <w:t xml:space="preserve"> (case « Inclure les sous-dossiers » pour aller plus loin qu'un seul niveau).</w:t>
+        <w:t xml:space="preserve">dossier à parcourir pour y trouver les fichiers .tournoi (case « Inclure les sous-dossiers » pour aller plus loin qu'un seul niveau).</w:t>
       </w:r>
     </w:p>
     <w:p>
@@ -6877,21 +4548,7 @@
         <w:rPr>
           <w:lang w:val="fr-FR"/>
         </w:rPr>
-        <w:t xml:space="preserve">dates au format AAAA-MM-JJ ; laisser </w:t>
-      </w:r>
-      <w:proofErr w:type="spellStart"/>
-      <w:r>
-        <w:rPr>
-          <w:lang w:val="fr-FR"/>
-        </w:rPr>
-        <w:t>vide</w:t>
-      </w:r>
-      <w:proofErr w:type="spellEnd"/>
-      <w:r>
-        <w:rPr>
-          <w:lang w:val="fr-FR"/>
-        </w:rPr>
-        <w:t xml:space="preserve"> pour ne pas borner d'un côté ou de l'autre.</w:t>
+        <w:t xml:space="preserve">dates au format AAAA-MM-JJ ; laisser vide pour ne pas borner d'un côté ou de l'autre.</w:t>
       </w:r>
     </w:p>
     <w:p>
@@ -6918,21 +4575,7 @@
         <w:rPr>
           <w:lang w:val="fr-FR"/>
         </w:rPr>
-        <w:t xml:space="preserve">Tournois de la période — date, statut, entrées, </w:t>
-      </w:r>
-      <w:proofErr w:type="spellStart"/>
-      <w:r>
-        <w:rPr>
-          <w:lang w:val="fr-FR"/>
-        </w:rPr>
-        <w:t>prize</w:t>
-      </w:r>
-      <w:proofErr w:type="spellEnd"/>
-      <w:r>
-        <w:rPr>
-          <w:lang w:val="fr-FR"/>
-        </w:rPr>
-        <w:t xml:space="preserve"> pool, vainqueur, primes distribuées, pour chaque tournoi trouvé ;</w:t>
+        <w:t xml:space="preserve">Tournois de la période — date, statut, entrées, prize pool, vainqueur, primes distribuées, pour chaque tournoi trouvé ;</w:t>
       </w:r>
     </w:p>
     <w:p>
@@ -6969,25 +4612,7 @@
           <w:color w:val="666666"/>
           <w:lang w:val="fr-FR"/>
         </w:rPr>
-        <w:t xml:space="preserve"> La date d'un tournoi est celle fixée à sa </w:t>
-      </w:r>
-      <w:proofErr w:type="gramStart"/>
-      <w:r>
-        <w:rPr>
-          <w:i/>
-          <w:color w:val="666666"/>
-          <w:lang w:val="fr-FR"/>
-        </w:rPr>
-        <w:t>création ;</w:t>
-      </w:r>
-      <w:proofErr w:type="gramEnd"/>
-      <w:r>
-        <w:rPr>
-          <w:i/>
-          <w:color w:val="666666"/>
-          <w:lang w:val="fr-FR"/>
-        </w:rPr>
-        <w:t xml:space="preserve"> pour un fichier créé avant l'existence de ce réglage, elle est déduite de la date de création du fichier lui-même.</w:t>
+        <w:t xml:space="preserve"> La date d'un tournoi est celle fixée à sa création ; pour un fichier créé avant l'existence de ce réglage, elle est déduite de la date de création du fichier lui-même.</w:t>
       </w:r>
     </w:p>
     <w:p>
@@ -7026,19 +4651,11 @@
           <w:lang w:val="fr-FR"/>
         </w:rPr>
       </w:pPr>
-      <w:proofErr w:type="gramStart"/>
-      <w:r>
-        <w:rPr>
-          <w:lang w:val="fr-FR"/>
-        </w:rPr>
-        <w:t>choisir</w:t>
-      </w:r>
-      <w:proofErr w:type="gramEnd"/>
-      <w:r>
-        <w:rPr>
-          <w:lang w:val="fr-FR"/>
-        </w:rPr>
-        <w:t xml:space="preserve"> le format : CSV ou Excel (.xlsx) ;</w:t>
+      <w:r>
+        <w:rPr>
+          <w:lang w:val="fr-FR"/>
+        </w:rPr>
+        <w:t xml:space="preserve">choisir le format : CSV ou Excel (.xlsx) ;</w:t>
       </w:r>
     </w:p>
     <w:p>
@@ -7048,46 +4665,24 @@
           <w:lang w:val="fr-FR"/>
         </w:rPr>
       </w:pPr>
-      <w:proofErr w:type="gramStart"/>
-      <w:r>
-        <w:rPr>
-          <w:lang w:val="fr-FR"/>
-        </w:rPr>
-        <w:t>choisir</w:t>
-      </w:r>
-      <w:proofErr w:type="gramEnd"/>
-      <w:r>
-        <w:rPr>
-          <w:lang w:val="fr-FR"/>
-        </w:rPr>
-        <w:t xml:space="preserve"> les colonnes à inclure, séparément pour la liste des tournois et pour le classement des joueurs (cases à cocher, toutes cochées par défaut ; boutons « Tout cocher »/« Tout décocher »).</w:t>
-      </w:r>
-    </w:p>
-    <w:p>
-      <w:pPr>
-        <w:rPr>
-          <w:lang w:val="fr-FR"/>
-        </w:rPr>
-      </w:pPr>
-      <w:r>
-        <w:rPr>
-          <w:lang w:val="fr-FR"/>
-        </w:rPr>
-        <w:t xml:space="preserve">L'export Excel produit un classeur à deux feuilles (« Tournois » et « Joueurs »). Comme pour l'export d'un tournoi unique, le paquet </w:t>
-      </w:r>
-      <w:proofErr w:type="spellStart"/>
-      <w:r>
-        <w:rPr>
-          <w:lang w:val="fr-FR"/>
-        </w:rPr>
-        <w:t>openpyxl</w:t>
-      </w:r>
-      <w:proofErr w:type="spellEnd"/>
-      <w:r>
-        <w:rPr>
-          <w:lang w:val="fr-FR"/>
-        </w:rPr>
-        <w:t xml:space="preserve"> est nécessaire pour l'Excel (le CSV ne nécessite rien de plus).</w:t>
+      <w:r>
+        <w:rPr>
+          <w:lang w:val="fr-FR"/>
+        </w:rPr>
+        <w:t xml:space="preserve">choisir les colonnes à inclure, séparément pour la liste des tournois et pour le classement des joueurs (cases à cocher, toutes cochées par défaut ; boutons « Tout cocher »/« Tout décocher »).</w:t>
+      </w:r>
+    </w:p>
+    <w:p>
+      <w:pPr>
+        <w:rPr>
+          <w:lang w:val="fr-FR"/>
+        </w:rPr>
+      </w:pPr>
+      <w:r>
+        <w:rPr>
+          <w:lang w:val="fr-FR"/>
+        </w:rPr>
+        <w:t xml:space="preserve">L'export Excel produit un classeur à deux feuilles (« Tournois » et « Joueurs »). Comme pour l'export d'un tournoi unique, le paquet openpyxl est nécessaire pour l'Excel (le CSV ne nécessite rien de plus).</w:t>
       </w:r>
     </w:p>
     <w:p>
@@ -7112,21 +4707,7 @@
         <w:rPr>
           <w:lang w:val="fr-FR"/>
         </w:rPr>
-        <w:t xml:space="preserve">Toutes les actions sont enregistrées immédiatement dans le </w:t>
-      </w:r>
-      <w:proofErr w:type="gramStart"/>
-      <w:r>
-        <w:rPr>
-          <w:lang w:val="fr-FR"/>
-        </w:rPr>
-        <w:t>fichier .tournoi</w:t>
-      </w:r>
-      <w:proofErr w:type="gramEnd"/>
-      <w:r>
-        <w:rPr>
-          <w:lang w:val="fr-FR"/>
-        </w:rPr>
-        <w:t xml:space="preserve"> — pas de sauvegarde manuelle à penser à faire.</w:t>
+        <w:t xml:space="preserve">Toutes les actions sont enregistrées immédiatement dans le fichier .tournoi — pas de sauvegarde manuelle à penser à faire.</w:t>
       </w:r>
     </w:p>
     <w:p>
@@ -7140,21 +4721,7 @@
         <w:rPr>
           <w:lang w:val="fr-FR"/>
         </w:rPr>
-        <w:t xml:space="preserve">Pour sauvegarder une copie de sûreté : copiez simplement le </w:t>
-      </w:r>
-      <w:proofErr w:type="gramStart"/>
-      <w:r>
-        <w:rPr>
-          <w:lang w:val="fr-FR"/>
-        </w:rPr>
-        <w:t>fichier .tournoi</w:t>
-      </w:r>
-      <w:proofErr w:type="gramEnd"/>
-      <w:r>
-        <w:rPr>
-          <w:lang w:val="fr-FR"/>
-        </w:rPr>
-        <w:t xml:space="preserve"> ailleurs (le tournoi peut rester ouvert pendant la copie).</w:t>
+        <w:t xml:space="preserve">Pour sauvegarder une copie de sûreté : copiez simplement le fichier .tournoi ailleurs (le tournoi peut rester ouvert pendant la copie).</w:t>
       </w:r>
     </w:p>
     <w:p>
@@ -7168,35 +4735,7 @@
         <w:rPr>
           <w:lang w:val="fr-FR"/>
         </w:rPr>
-        <w:t>Le répertoire de joueurs, les préférences de réglages et les photos sont stockés indépendamment de chaque tournoi (</w:t>
-      </w:r>
-      <w:proofErr w:type="gramStart"/>
-      <w:r>
-        <w:rPr>
-          <w:lang w:val="fr-FR"/>
-        </w:rPr>
-        <w:t>dossier .</w:t>
-      </w:r>
-      <w:proofErr w:type="spellStart"/>
-      <w:r>
-        <w:rPr>
-          <w:lang w:val="fr-FR"/>
-        </w:rPr>
-        <w:t>poker</w:t>
-      </w:r>
-      <w:proofErr w:type="gramEnd"/>
-      <w:r>
-        <w:rPr>
-          <w:lang w:val="fr-FR"/>
-        </w:rPr>
-        <w:t>_tournament</w:t>
-      </w:r>
-      <w:proofErr w:type="spellEnd"/>
-      <w:r>
-        <w:rPr>
-          <w:lang w:val="fr-FR"/>
-        </w:rPr>
-        <w:t xml:space="preserve"> du compte utilisateur) — ils survivent à la suppression d'un fichier .tournoi.</w:t>
+        <w:t xml:space="preserve">Le répertoire de joueurs, les préférences de réglages et les photos sont stockés indépendamment de chaque tournoi (dossier .poker_tournament du compte utilisateur) — ils survivent à la suppression d'un fichier .tournoi.</w:t>
       </w:r>
     </w:p>
     <w:p>
@@ -7210,21 +4749,7 @@
         <w:rPr>
           <w:lang w:val="fr-FR"/>
         </w:rPr>
-        <w:t xml:space="preserve">Pensez à renommer clairement vos </w:t>
-      </w:r>
-      <w:proofErr w:type="gramStart"/>
-      <w:r>
-        <w:rPr>
-          <w:lang w:val="fr-FR"/>
-        </w:rPr>
-        <w:t>fichiers .tournoi</w:t>
-      </w:r>
-      <w:proofErr w:type="gramEnd"/>
-      <w:r>
-        <w:rPr>
-          <w:lang w:val="fr-FR"/>
-        </w:rPr>
-        <w:t xml:space="preserve"> (date, nom de l'événement) : c'est ce nom de fichier qui sert de repli pour la date affichée dans les synthèses par période si aucun nom de tournoi n'a été précisé.</w:t>
+        <w:t xml:space="preserve">Pensez à renommer clairement vos fichiers .tournoi (date, nom de l'événement) : c'est ce nom de fichier qui sert de repli pour la date affichée dans les synthèses par période si aucun nom de tournoi n'a été précisé.</w:t>
       </w:r>
     </w:p>
     <w:p>
@@ -7261,21 +4786,7 @@
         <w:rPr>
           <w:lang w:val="fr-FR"/>
         </w:rPr>
-        <w:t xml:space="preserve">« L'export Excel nécessite le paquet </w:t>
-      </w:r>
-      <w:proofErr w:type="spellStart"/>
-      <w:r>
-        <w:rPr>
-          <w:lang w:val="fr-FR"/>
-        </w:rPr>
-        <w:t>openpyxl</w:t>
-      </w:r>
-      <w:proofErr w:type="spellEnd"/>
-      <w:r>
-        <w:rPr>
-          <w:lang w:val="fr-FR"/>
-        </w:rPr>
-        <w:t xml:space="preserve"> »</w:t>
+        <w:t xml:space="preserve">« L'export Excel nécessite le paquet openpyxl »</w:t>
       </w:r>
       <w:bookmarkEnd w:id="34"/>
     </w:p>
@@ -7289,35 +4800,7 @@
         <w:rPr>
           <w:lang w:val="fr-FR"/>
         </w:rPr>
-        <w:t xml:space="preserve">Installez-le avec pip3 </w:t>
-      </w:r>
-      <w:proofErr w:type="spellStart"/>
-      <w:r>
-        <w:rPr>
-          <w:lang w:val="fr-FR"/>
-        </w:rPr>
-        <w:t>install</w:t>
-      </w:r>
-      <w:proofErr w:type="spellEnd"/>
-      <w:r>
-        <w:rPr>
-          <w:lang w:val="fr-FR"/>
-        </w:rPr>
-        <w:t xml:space="preserve"> </w:t>
-      </w:r>
-      <w:proofErr w:type="spellStart"/>
-      <w:r>
-        <w:rPr>
-          <w:lang w:val="fr-FR"/>
-        </w:rPr>
-        <w:t>openpyxl</w:t>
-      </w:r>
-      <w:proofErr w:type="spellEnd"/>
-      <w:r>
-        <w:rPr>
-          <w:lang w:val="fr-FR"/>
-        </w:rPr>
-        <w:t xml:space="preserve"> (voir section 2), ou utilisez l'export CSV en attendant, qui ne nécessite rien de plus.</w:t>
+        <w:t xml:space="preserve">Installez-le avec pip3 install openpyxl (voir section 2), ou utilisez l'export CSV en attendant, qui ne nécessite rien de plus.</w:t>
       </w:r>
     </w:p>
     <w:p>
@@ -7346,35 +4829,7 @@
         <w:rPr>
           <w:lang w:val="fr-FR"/>
         </w:rPr>
-        <w:t xml:space="preserve">Installez </w:t>
-      </w:r>
-      <w:proofErr w:type="spellStart"/>
-      <w:r>
-        <w:rPr>
-          <w:lang w:val="fr-FR"/>
-        </w:rPr>
-        <w:t>opencv</w:t>
-      </w:r>
-      <w:proofErr w:type="spellEnd"/>
-      <w:r>
-        <w:rPr>
-          <w:lang w:val="fr-FR"/>
-        </w:rPr>
-        <w:t xml:space="preserve">-python et </w:t>
-      </w:r>
-      <w:proofErr w:type="spellStart"/>
-      <w:r>
-        <w:rPr>
-          <w:lang w:val="fr-FR"/>
-        </w:rPr>
-        <w:t>Pillow</w:t>
-      </w:r>
-      <w:proofErr w:type="spellEnd"/>
-      <w:r>
-        <w:rPr>
-          <w:lang w:val="fr-FR"/>
-        </w:rPr>
-        <w:t xml:space="preserve"> (voir section 2). L'import d'une photo depuis un fichier reste possible sans ces paquets.</w:t>
+        <w:t xml:space="preserve">Installez opencv-python et Pillow (voir section 2). L'import d'une photo depuis un fichier reste possible sans ces paquets.</w:t>
       </w:r>
     </w:p>
     <w:p>
@@ -7385,57 +4840,25 @@
         </w:rPr>
       </w:pPr>
       <w:bookmarkStart w:id="36" w:name="_Toc237084705"/>
-      <w:proofErr w:type="spellStart"/>
-      <w:proofErr w:type="gramStart"/>
-      <w:r>
-        <w:rPr>
-          <w:lang w:val="fr-FR"/>
-        </w:rPr>
-        <w:t>macOS</w:t>
-      </w:r>
-      <w:proofErr w:type="spellEnd"/>
-      <w:proofErr w:type="gramEnd"/>
-      <w:r>
-        <w:rPr>
-          <w:lang w:val="fr-FR"/>
-        </w:rPr>
-        <w:t xml:space="preserve"> refuse d'ouvrir </w:t>
-      </w:r>
-      <w:proofErr w:type="spellStart"/>
-      <w:r>
-        <w:rPr>
-          <w:lang w:val="fr-FR"/>
-        </w:rPr>
-        <w:t>Lancer_le_tournoi.command</w:t>
+      <w:r>
+        <w:rPr>
+          <w:lang w:val="fr-FR"/>
+        </w:rPr>
+        <w:t xml:space="preserve">macOS refuse d'ouvrir Lancer_le_tournoi.command</w:t>
       </w:r>
       <w:bookmarkEnd w:id="36"/>
-      <w:proofErr w:type="spellEnd"/>
-    </w:p>
-    <w:p>
-      <w:pPr>
-        <w:rPr>
-          <w:lang w:val="fr-FR"/>
-        </w:rPr>
-      </w:pPr>
-      <w:r>
-        <w:rPr>
-          <w:lang w:val="fr-FR"/>
-        </w:rPr>
-        <w:t xml:space="preserve">Clic droit (ou </w:t>
-      </w:r>
-      <w:proofErr w:type="spellStart"/>
-      <w:r>
-        <w:rPr>
-          <w:lang w:val="fr-FR"/>
-        </w:rPr>
-        <w:t>Ctrl+clic</w:t>
-      </w:r>
-      <w:proofErr w:type="spellEnd"/>
-      <w:r>
-        <w:rPr>
-          <w:lang w:val="fr-FR"/>
-        </w:rPr>
-        <w:t>) sur le fichier → « Ouvrir » → confirmez « Ouvrir ». Cette étape n'est nécessaire qu'une seule fois.</w:t>
+    </w:p>
+    <w:p>
+      <w:pPr>
+        <w:rPr>
+          <w:lang w:val="fr-FR"/>
+        </w:rPr>
+      </w:pPr>
+      <w:r>
+        <w:rPr>
+          <w:lang w:val="fr-FR"/>
+        </w:rPr>
+        <w:t xml:space="preserve">Clic droit (ou Ctrl+clic) sur le fichier → « Ouvrir » → confirmez « Ouvrir ». Cette étape n'est nécessaire qu'une seule fois.</w:t>
       </w:r>
     </w:p>
     <w:p>
@@ -7450,21 +4873,7 @@
         <w:rPr>
           <w:lang w:val="fr-FR"/>
         </w:rPr>
-        <w:t xml:space="preserve">Sous Windows, le </w:t>
-      </w:r>
-      <w:proofErr w:type="gramStart"/>
-      <w:r>
-        <w:rPr>
-          <w:lang w:val="fr-FR"/>
-        </w:rPr>
-        <w:t>fichier .command</w:t>
-      </w:r>
-      <w:proofErr w:type="gramEnd"/>
-      <w:r>
-        <w:rPr>
-          <w:lang w:val="fr-FR"/>
-        </w:rPr>
-        <w:t xml:space="preserve"> ne fait rien</w:t>
+        <w:t xml:space="preserve">Sous Windows, le fichier .command ne fait rien</w:t>
       </w:r>
       <w:bookmarkEnd w:id="37"/>
     </w:p>
@@ -7478,21 +4887,7 @@
         <w:rPr>
           <w:lang w:val="fr-FR"/>
         </w:rPr>
-        <w:t xml:space="preserve">Normal : c'est un script réservé à </w:t>
-      </w:r>
-      <w:proofErr w:type="spellStart"/>
-      <w:r>
-        <w:rPr>
-          <w:lang w:val="fr-FR"/>
-        </w:rPr>
-        <w:t>macOS</w:t>
-      </w:r>
-      <w:proofErr w:type="spellEnd"/>
-      <w:r>
-        <w:rPr>
-          <w:lang w:val="fr-FR"/>
-        </w:rPr>
-        <w:t>. Utilisez la ligne de commande (python main.py), voir section 2.</w:t>
+        <w:t xml:space="preserve">Normal : c'est un script réservé à macOS. Utilisez la ligne de commande (python main.py), voir section 2.</w:t>
       </w:r>
     </w:p>
     <w:p>
@@ -7550,21 +4945,7 @@
         <w:rPr>
           <w:lang w:val="fr-FR"/>
         </w:rPr>
-        <w:t xml:space="preserve">La suppression n'est pas réversible depuis l'interface. Si vous avez une copie de sauvegarde récente du </w:t>
-      </w:r>
-      <w:proofErr w:type="gramStart"/>
-      <w:r>
-        <w:rPr>
-          <w:lang w:val="fr-FR"/>
-        </w:rPr>
-        <w:t>fichier .tournoi</w:t>
-      </w:r>
-      <w:proofErr w:type="gramEnd"/>
-      <w:r>
-        <w:rPr>
-          <w:lang w:val="fr-FR"/>
-        </w:rPr>
-        <w:t>, c'est le seul moyen de revenir en arrière.</w:t>
+        <w:t xml:space="preserve">La suppression n'est pas réversible depuis l'interface. Si vous avez une copie de sauvegarde récente du fichier .tournoi, c'est le seul moyen de revenir en arrière.</w:t>
       </w:r>
     </w:p>
     <w:p>
@@ -7617,7 +4998,6 @@
             <w:shd w:val="clear" w:color="auto" w:fill="1F4E24"/>
           </w:tcPr>
           <w:p>
-            <w:proofErr w:type="spellStart"/>
             <w:r>
               <w:rPr>
                 <w:b/>
@@ -7625,7 +5005,6 @@
               </w:rPr>
               <w:t>Fichier</w:t>
             </w:r>
-            <w:proofErr w:type="spellEnd"/>
           </w:p>
         </w:tc>
         <w:tc>
@@ -7937,43 +5316,7 @@
           <w:color w:val="666666"/>
           <w:lang w:val="fr-FR"/>
         </w:rPr>
-        <w:t xml:space="preserve"> Ces 8 fichiers .</w:t>
-      </w:r>
-      <w:proofErr w:type="spellStart"/>
-      <w:r>
-        <w:rPr>
-          <w:i/>
-          <w:color w:val="666666"/>
-          <w:lang w:val="fr-FR"/>
-        </w:rPr>
-        <w:t>py</w:t>
-      </w:r>
-      <w:proofErr w:type="spellEnd"/>
-      <w:r>
-        <w:rPr>
-          <w:i/>
-          <w:color w:val="666666"/>
-          <w:lang w:val="fr-FR"/>
-        </w:rPr>
-        <w:t xml:space="preserve"> doivent rester ensemble dans le même </w:t>
-      </w:r>
-      <w:proofErr w:type="gramStart"/>
-      <w:r>
-        <w:rPr>
-          <w:i/>
-          <w:color w:val="666666"/>
-          <w:lang w:val="fr-FR"/>
-        </w:rPr>
-        <w:t>dossier :</w:t>
-      </w:r>
-      <w:proofErr w:type="gramEnd"/>
-      <w:r>
-        <w:rPr>
-          <w:i/>
-          <w:color w:val="666666"/>
-          <w:lang w:val="fr-FR"/>
-        </w:rPr>
-        <w:t xml:space="preserve"> ils s'importent entre eux.</w:t>
+        <w:t xml:space="preserve"> Ces 8 fichiers .py doivent rester ensemble dans le même dossier : ils s'importent entre eux.</w:t>
       </w:r>
     </w:p>
     <w:sectPr>

--- a/MANUEL_UTILISATEUR_TOURNOI_CPC.docx
+++ b/MANUEL_UTILISATEUR_TOURNOI_CPC.docx
@@ -2653,6 +2653,27 @@
           <w:lang w:val="fr-FR"/>
         </w:rPr>
         <w:t>Saisissez le nom dans le champ en haut et cliquez sur « Ajouter » (ou touche Entrée). Le joueur est automatiquement placé à la table la moins remplie, sur le premier siège libre.</w:t>
+      </w:r>
+    </w:p>
+    <w:p>
+      <w:pPr>
+        <w:pStyle w:val="Listepuces"/>
+        <w:rPr>
+          <w:lang w:val="fr-FR"/>
+        </w:rPr>
+      </w:pPr>
+      <w:r>
+        <w:rPr>
+          <w:b/>
+          <w:lang w:val="fr-FR"/>
+        </w:rPr>
+        <w:t xml:space="preserve">Auto-complétion du nom — </w:t>
+      </w:r>
+      <w:r>
+        <w:rPr>
+          <w:lang w:val="fr-FR"/>
+        </w:rPr>
+        <w:t>dès la première lettre tapée, une liste déroulante propose les joueurs du répertoire dont le nom correspond (déjà inscrits au tournoi exclus) ; cliquer une suggestion inscrit le joueur immédiatement, sans passer par le bouton « Ajouter ».</w:t>
       </w:r>
     </w:p>
     <w:p>

--- a/MANUEL_UTILISATEUR_TOURNOI_CPC.docx
+++ b/MANUEL_UTILISATEUR_TOURNOI_CPC.docx
@@ -1947,7 +1947,7 @@
         <w:rPr>
           <w:lang w:val="fr-FR"/>
         </w:rPr>
-        <w:t xml:space="preserve">crée un nouveau fichier .tournoi. Une liste de joueurs (issue du répertoire, voir section 12) permet de cocher d'emblée les participants présents ; on peut aussi en ajouter plus tard, ou démarrer sans personne.</w:t>
+        <w:t xml:space="preserve">crée un nouveau fichier .tournoi. Une liste de joueurs (issue du répertoire, voir section 12) permet de cocher d'emblée les participants présents ; le nom et le club de chaque joueur y sont affichés dans deux colonnes triables (cliquer un en-tête, re-cliquer pour inverser l'ordre) ; on peut aussi en ajouter plus tard, ou démarrer sans personne.</w:t>
       </w:r>
     </w:p>
     <w:p>

--- a/MANUEL_UTILISATEUR_TOURNOI_CPC.docx
+++ b/MANUEL_UTILISATEUR_TOURNOI_CPC.docx
@@ -1947,7 +1947,7 @@
         <w:rPr>
           <w:lang w:val="fr-FR"/>
         </w:rPr>
-        <w:t xml:space="preserve">crée un nouveau fichier .tournoi. Une liste de joueurs (issue du répertoire, voir section 12) permet de cocher d'emblée les participants présents ; le nom et le club de chaque joueur y sont affichés dans deux colonnes triables (cliquer un en-tête, re-cliquer pour inverser l'ordre) ; on peut aussi en ajouter plus tard, ou démarrer sans personne.</w:t>
+        <w:t xml:space="preserve">crée un nouveau fichier .tournoi. Une liste de joueurs (issue du répertoire, voir section 12) permet de cocher d'emblée les participants présents ; le nom et le club de chaque joueur y sont affichés dans deux colonnes triables (cliquer un en-tête, re-cliquer pour inverser l'ordre), et un champ Club accompagne l'ajout d'un nouveau nom ; cliquer sur la cellule Club d'un joueur déjà listé permet de le définir ou le corriger directement ; on peut aussi ajouter des joueurs plus tard, ou démarrer sans personne.</w:t>
       </w:r>
     </w:p>
     <w:p>

--- a/MANUEL_UTILISATEUR_TOURNOI_CPC.docx
+++ b/MANUEL_UTILISATEUR_TOURNOI_CPC.docx
@@ -55,7 +55,7 @@
           <w:color w:val="666666"/>
           <w:sz w:val="22"/>
         </w:rPr>
-        <w:t>Version du logiciel : août 2026</w:t>
+        <w:t>Version du logiciel : août 2026 (mis à jour : primes en points, Sit &amp; Go, Lobby, onglet Blindes)</w:t>
       </w:r>
     </w:p>
     <w:p>
@@ -68,7 +68,7 @@
           <w:color w:val="666666"/>
           <w:sz w:val="22"/>
         </w:rPr>
-        <w:t>Application de bureau pour gérer un tournoi de poker multi-tables : joueurs, tables, chips, chronomètre de blindes, gains et primes.</w:t>
+        <w:t>Application de bureau pour gérer un ou plusieurs tournois de poker multi-tables (Sit &amp; Go compris) : joueurs, tables, chips, chronomètre de blindes, gains et primes.</w:t>
       </w:r>
     </w:p>
     <w:p>
@@ -121,7 +121,7 @@
         <w:rPr>
           <w:i w:val="0"/>
         </w:rPr>
-        <w:t>Ce logiciel permet d'organiser et de suivre en direct un tournoi de poker multi-tables, du premier joueur inscrit jusqu'au classement final : inscriptions, rebuys et add-ons, placement et rééquilibrage automatique des tables, chronomètre de blindes projetable sur grand écran, grille de gains, primes (bounty), et une synthèse des résultats sur plusieurs tournois à la fois.</w:t>
+        <w:t>Ce logiciel permet d'organiser et de suivre en direct un tournoi de poker multi-tables — ou plusieurs à la fois (Sit &amp; Go compris), chacun dans sa propre fenêtre —, du premier joueur inscrit jusqu'au classement final : inscriptions, rebuys et add-ons, placement et rééquilibrage automatique des tables, chronomètre de blindes projetable sur grand écran, grille de gains, système de primes en points (présence, assiduité, classement, bounty), et une synthèse des résultats sur plusieurs tournois à la fois.</w:t>
       </w:r>
     </w:p>
     <w:p>
@@ -241,7 +241,7 @@
           <w:rFonts w:ascii="Courier New" w:hAnsi="Courier New"/>
           <w:sz w:val="21"/>
         </w:rPr>
-        <w:t>python main.py</w:t>
+        <w:t xml:space="preserve">python main.py</w:t>
       </w:r>
     </w:p>
     <w:p>
@@ -277,7 +277,7 @@
           <w:rFonts w:ascii="Courier New" w:hAnsi="Courier New"/>
           <w:sz w:val="21"/>
         </w:rPr>
-        <w:t>pip3 install openpyxl        (sous Windows : pip install openpyxl)</w:t>
+        <w:t xml:space="preserve">pip3 install openpyxl        (sous Windows : pip install openpyxl)</w:t>
       </w:r>
     </w:p>
     <w:p>
@@ -297,6 +297,46 @@
         <w:pStyle w:val="Heading3"/>
       </w:pPr>
       <w:r>
+        <w:t>Export au format PDF</w:t>
+      </w:r>
+    </w:p>
+    <w:p>
+      <w:r>
+        <w:rPr>
+          <w:i w:val="0"/>
+        </w:rPr>
+        <w:t>Certains exports (résultats, primes, synthèse par période...) proposent aussi le format PDF, en plus du CSV et de l'Excel. Il faut le paquet fpdf2 :</w:t>
+      </w:r>
+    </w:p>
+    <w:p>
+      <w:pPr>
+        <w:shd w:val="clear" w:color="auto" w:fill="F2F2F2"/>
+      </w:pPr>
+      <w:r>
+        <w:rPr>
+          <w:rFonts w:ascii="Courier New" w:hAnsi="Courier New"/>
+          <w:sz w:val="21"/>
+        </w:rPr>
+        <w:t xml:space="preserve">pip3 install fpdf2</w:t>
+      </w:r>
+    </w:p>
+    <w:p>
+      <w:pPr>
+        <w:ind w:left="340"/>
+      </w:pPr>
+      <w:r>
+        <w:rPr>
+          <w:i/>
+          <w:color w:val="666666"/>
+        </w:rPr>
+        <w:t>💡 Sans ce paquet, les formats CSV et Excel restent disponibles ; seul le PDF est désactivé.</w:t>
+      </w:r>
+    </w:p>
+    <w:p>
+      <w:pPr>
+        <w:pStyle w:val="Heading3"/>
+      </w:pPr>
+      <w:r>
         <w:t>Photos de joueurs</w:t>
       </w:r>
     </w:p>
@@ -317,7 +357,7 @@
           <w:rFonts w:ascii="Courier New" w:hAnsi="Courier New"/>
           <w:sz w:val="21"/>
         </w:rPr>
-        <w:t>pip3 install opencv-python pillow</w:t>
+        <w:t xml:space="preserve">pip3 install opencv-python pillow</w:t>
       </w:r>
     </w:p>
     <w:p>
@@ -345,7 +385,7 @@
         <w:rPr>
           <w:i w:val="0"/>
         </w:rPr>
-        <w:t>Au démarrage, une fenêtre de bienvenue propose deux choix :</w:t>
+        <w:t>Au démarrage, une fenêtre de bienvenue propose plusieurs choix :</w:t>
       </w:r>
     </w:p>
     <w:p>
@@ -359,7 +399,21 @@
         <w:t xml:space="preserve">Nouveau tournoi — </w:t>
       </w:r>
       <w:r>
-        <w:t>crée un nouveau fichier .tournoi. Une liste de joueurs (issue du répertoire, voir section 12) permet de cocher d'emblée les participants présents ; le nom et le club de chaque joueur y sont affichés dans deux colonnes triables (cliquer un en-tête, re-cliquer pour inverser l'ordre), et un champ Club accompagne l'ajout d'un nouveau nom ; cliquer sur la cellule Club d'un joueur déjà listé permet de le définir ou le corriger directement ; on peut aussi ajouter des joueurs plus tard, ou démarrer sans personne.</w:t>
+        <w:t>crée un nouveau fichier .tournoi. Une liste de joueurs (issue du répertoire, voir section 14) permet de cocher d'emblée les participants présents ; le nom et le club de chaque joueur y sont affichés dans deux colonnes triables (cliquer un en-tête, re-cliquer pour inverser l'ordre), et un champ Club accompagne l'ajout d'un nouveau nom ; cliquer sur la cellule Club d'un joueur déjà listé permet de le définir ou le corriger directement ; on peut aussi ajouter des joueurs plus tard, ou démarrer sans personne.</w:t>
+      </w:r>
+    </w:p>
+    <w:p>
+      <w:pPr>
+        <w:pStyle w:val="ListBullet"/>
+      </w:pPr>
+      <w:r>
+        <w:rPr>
+          <w:b/>
+        </w:rPr>
+        <w:t xml:space="preserve">Sit &amp; Go rapide — </w:t>
+      </w:r>
+      <w:r>
+        <w:t>comme « Nouveau tournoi », mais préremplit tout de suite une structure de blindes rapide (10 min/niveau, antes dès le niveau 3) et une grille de gains standard selon le nombre de joueurs choisis — à ajuster ensuite si besoin, exactement comme un tournoi normal. Voir section 12 pour gérer plusieurs Sit &amp; Go à la fois.</w:t>
       </w:r>
     </w:p>
     <w:p>
@@ -378,6 +432,20 @@
     </w:p>
     <w:p>
       <w:pPr>
+        <w:pStyle w:val="ListBullet"/>
+      </w:pPr>
+      <w:r>
+        <w:rPr>
+          <w:b/>
+        </w:rPr>
+        <w:t xml:space="preserve">Lobby (plusieurs tournois) — </w:t>
+      </w:r>
+      <w:r>
+        <w:t>ouvre une vue d'ensemble de tous les tournois d'un dossier, sans en ouvrir ni fermer aucun (voir section 12).</w:t>
+      </w:r>
+    </w:p>
+    <w:p>
+      <w:pPr>
         <w:ind w:left="340"/>
       </w:pPr>
       <w:r>
@@ -385,7 +453,7 @@
           <w:i/>
           <w:color w:val="666666"/>
         </w:rPr>
-        <w:t>💡 Les derniers réglages utilisés (montants de buy-in, nombre de sièges par table, structure de blindes personnalisée...) sont automatiquement repris pour un nouveau tournoi — inutile de tout ressaisir à chaque fois. Seul le nom du tournoi n'est jamais repris.</w:t>
+        <w:t>💡 Les derniers réglages utilisés (montants de buy-in, nombre de sièges par table, structure de blindes personnalisée...) sont automatiquement repris pour un nouveau tournoi — inutile de tout ressaisir à chaque fois. Seul le nom du tournoi n'est jamais repris. Pour appliquer un jeu de réglages ou une structure de blindes enregistrés sous un nom précis plutôt que les derniers utilisés, voir « Enregistrer/Récupérer » dans les onglets Blindes et Paramètres (sections 9 et 11).</w:t>
       </w:r>
     </w:p>
     <w:p>
@@ -412,8 +480,8 @@
         <w:tblLook w:firstColumn="1" w:firstRow="1" w:lastColumn="0" w:lastRow="0" w:noHBand="0" w:noVBand="1" w:val="04A0"/>
       </w:tblPr>
       <w:tblGrid>
-        <w:gridCol w:w="4819"/>
-        <w:gridCol w:w="4819"/>
+        <w:gridCol w:w="1984"/>
+        <w:gridCol w:w="7370"/>
       </w:tblGrid>
       <w:tr>
         <w:tc>
@@ -532,7 +600,7 @@
           </w:tcPr>
           <w:p>
             <w:r>
-              <w:t>Suivi des primes (bounty) en jeu et empochées</w:t>
+              <w:t>Primes en points par joueur : présence, assiduité, classement, bounty</w:t>
             </w:r>
           </w:p>
         </w:tc>
@@ -555,6 +623,28 @@
           <w:p>
             <w:r>
               <w:t>Niveau de blindes en cours, minuteur, structure</w:t>
+            </w:r>
+          </w:p>
+        </w:tc>
+      </w:tr>
+      <w:tr>
+        <w:tc>
+          <w:tcPr>
+            <w:tcW w:type="dxa" w:w="1984"/>
+          </w:tcPr>
+          <w:p>
+            <w:r>
+              <w:t>Blindes</w:t>
+            </w:r>
+          </w:p>
+        </w:tc>
+        <w:tc>
+          <w:tcPr>
+            <w:tcW w:type="dxa" w:w="7370"/>
+          </w:tcPr>
+          <w:p>
+            <w:r>
+              <w:t>Édition détaillée de la structure de blindes, round par round</w:t>
             </w:r>
           </w:p>
         </w:tc>
@@ -610,7 +700,7 @@
         <w:rPr>
           <w:i w:val="0"/>
         </w:rPr>
-        <w:t>S'y ajoutent des menus en haut de la fenêtre : Fichier, Affichage, Répertoire, Statistiques (détaillés dans les sections suivantes).</w:t>
+        <w:t>S'y ajoutent des menus en haut de la fenêtre (Fichier, Affichage, Répertoire, Statistiques) ainsi que deux boutons dans le bandeau (🏠 Menu principal, 🚀 Nouveau SitnGO) pour gérer plusieurs tournois à la fois — détaillés dans les sections suivantes.</w:t>
       </w:r>
     </w:p>
     <w:p>
@@ -670,7 +760,7 @@
         <w:t xml:space="preserve">Club — </w:t>
       </w:r>
       <w:r>
-        <w:t>menu déroulant à côté du nom, proposant les clubs déjà connus du répertoire (voir section 12) ; on peut aussi taper directement un club inédit. Il se pré-remplit automatiquement si le nom saisi correspond à un joueur déjà présent dans le répertoire.</w:t>
+        <w:t>menu déroulant à côté du nom, proposant les clubs déjà connus du répertoire (voir section 14) ; on peut aussi taper directement un club inédit. Il se pré-remplit automatiquement si le nom saisi correspond à un joueur déjà présent dans le répertoire.</w:t>
       </w:r>
     </w:p>
     <w:p>
@@ -698,7 +788,7 @@
         <w:t xml:space="preserve">Ajouter depuis le répertoire... — </w:t>
       </w:r>
       <w:r>
-        <w:t>permet de piocher directement parmi les joueurs habituels déjà connus (voir section 12), utile pour une inscription tardive.</w:t>
+        <w:t>permet de piocher directement parmi les joueurs habituels déjà connus (voir section 14), utile pour une inscription tardive. Un joueur déjà actif dans un autre tournoi du même dossier daté du même jour apparaît grisé et non sélectionnable, pour éviter de l'inscrire à deux endroits à la fois (voir section 12).</w:t>
       </w:r>
     </w:p>
     <w:p>
@@ -764,7 +854,7 @@
         <w:t xml:space="preserve">Rebuy (+) — </w:t>
       </w:r>
       <w:r>
-        <w:t>ajoute un rebuy : chips et montant définis dans Paramètres. Si une prime (bounty) est active, une prime supplémentaire s'ajoute (elle s'empile avec celle déjà en cours).</w:t>
+        <w:t>ajoute un rebuy : chips et montant définis dans Paramètres.</w:t>
       </w:r>
     </w:p>
     <w:p>
@@ -820,7 +910,7 @@
         <w:t xml:space="preserve">Éliminer — </w:t>
       </w:r>
       <w:r>
-        <w:t>(bouton rouge, à côté de « Tout décocher ») retire le joueur de la partie ; son rang est calculé automatiquement (voir « Colonne Rang » ci-dessous). Si une prime est en jeu sur ce joueur, une fenêtre demande qui l'a éliminé, pour créditer la prime au bon joueur (voir section 7).</w:t>
+        <w:t>(bouton rouge, à côté de « Tout décocher ») retire le joueur de la partie ; son rang est calculé automatiquement (voir « Colonne Rang » ci-dessous). Pour une élimination d'un seul joueur, une fenêtre demande systématiquement qui l'a éliminé : ça compte pour son bounty en points (onglet Primes, section 7), et si un bounty fixe est configuré (mécanisme PKO), ça le lui attribue aussi.</w:t>
       </w:r>
     </w:p>
     <w:p>
@@ -848,7 +938,7 @@
         <w:t xml:space="preserve">Réinscrire — </w:t>
       </w:r>
       <w:r>
-        <w:t>remet un joueur désactivé ou éliminé en jeu, avec un tapis neuf (et une nouvelle prime si le bounty est actif).</w:t>
+        <w:t>remet un joueur désactivé ou éliminé en jeu, avec un tapis neuf.</w:t>
       </w:r>
     </w:p>
     <w:p>
@@ -874,7 +964,7 @@
           <w:i/>
           <w:color w:val="8A1F1F"/>
         </w:rPr>
-        <w:t>⚠ Une élimination groupée (plusieurs joueurs cochés à la fois) n'ouvre pas la fenêtre d'attribution de prime : éliminez les joueurs un par un si vous voulez enregistrer qui empoche chaque prime.</w:t>
+        <w:t>⚠ Une élimination groupée (plusieurs joueurs cochés à la fois) ne demande pas d'éliminateur : ni le bounty en points ni une éventuelle prime fixe ne sont attribués dans ce cas. Éliminez les joueurs un par un si vous voulez enregistrer qui élimine qui.</w:t>
       </w:r>
     </w:p>
     <w:p>
@@ -956,7 +1046,7 @@
         <w:rPr>
           <w:i w:val="0"/>
         </w:rPr>
-        <w:t>Le bouton « Exporter les joueurs (Excel/CSV)... » (à côté de « Tout décocher ») ouvre une fenêtre pour choisir le format (CSV ou Excel) et les colonnes à inclure parmi celles affichées dans l'onglet (Nom, Table, Siège, Chips, Buy-in, Rebuys, Add-ons, Prime, Statut, Rang). L'export reprend automatiquement le tri actuellement appliqué à l'écran (par ex. si vous avez trié par Rang, le fichier exporté suit le même ordre).</w:t>
+        <w:t>Le bouton « Exporter les joueurs (Excel/CSV)... » (à côté de « Tout décocher ») ouvre une fenêtre pour choisir le format (CSV, Excel ou PDF) et les colonnes à inclure parmi celles affichées dans l'onglet. L'export reprend automatiquement le tri actuellement appliqué à l'écran.</w:t>
       </w:r>
     </w:p>
     <w:p>
@@ -968,7 +1058,7 @@
           <w:i/>
           <w:color w:val="666666"/>
         </w:rPr>
-        <w:t>💡 Le format et les colonnes cochées sont mémorisés d'un export à l'autre, et le fichier généré s'ouvre automatiquement dans l'application par défaut (Excel...) une fois l'export terminé — inutile d'aller le rechercher.</w:t>
+        <w:t>💡 Le format et les colonnes cochées sont mémorisés d'un export à l'autre, et le fichier généré s'ouvre automatiquement dans l'application par défaut une fois l'export terminé — inutile d'aller le rechercher.</w:t>
       </w:r>
     </w:p>
     <w:p>
@@ -1056,27 +1146,11 @@
       </w:r>
     </w:p>
     <w:p>
-      <w:pPr>
-        <w:pStyle w:val="Heading1"/>
-      </w:pPr>
-      <w:r>
-        <w:t>7. Onglet Primes (Bounty)</w:t>
-      </w:r>
-    </w:p>
-    <w:p>
       <w:r>
         <w:rPr>
           <w:i w:val="0"/>
         </w:rPr>
-        <w:t>Le bounty est désactivé par défaut (montant à 0 dans Paramètres). Une fois activé, chaque joueur inscrit (ou qui fait un rebuy) porte une prime en euros ; l'éliminer permet de l'empocher.</w:t>
-      </w:r>
-    </w:p>
-    <w:p>
-      <w:pPr>
-        <w:pStyle w:val="Heading2"/>
-      </w:pPr>
-      <w:r>
-        <w:t>Deux modes</w:t>
+        <w:t>Dès qu'un rééquilibrage déplace réellement des joueurs, le chronomètre se met automatiquement en pause et un bandeau clignotant « Changement de tables en cours » s'affiche (onglet Chronomètre et écran projecteur), le temps que tout le monde s'installe.</w:t>
       </w:r>
     </w:p>
     <w:p>
@@ -1087,72 +1161,10 @@
         <w:rPr>
           <w:b/>
         </w:rPr>
-        <w:t xml:space="preserve">Classique — </w:t>
-      </w:r>
-      <w:r>
-        <w:t>l'éliminateur empoche intégralement, en cash, la prime du joueur éliminé.</w:t>
-      </w:r>
-    </w:p>
-    <w:p>
-      <w:pPr>
-        <w:pStyle w:val="ListBullet"/>
-      </w:pPr>
-      <w:r>
-        <w:rPr>
-          <w:b/>
-        </w:rPr>
-        <w:t xml:space="preserve">PKO (prime progressive) — </w:t>
-      </w:r>
-      <w:r>
-        <w:t>seule une partie de la prime (pourcentage réglable) est versée en cash immédiat ; le reste s'ajoute à la propre prime de l'éliminateur, qui grossit ainsi à chaque élimination — jusqu'à ce qu'il soit lui-même éliminé.</w:t>
-      </w:r>
-    </w:p>
-    <w:p>
-      <w:r>
-        <w:rPr>
-          <w:i w:val="0"/>
-        </w:rPr>
-        <w:t>Réglages : « Montant de la prime par joueur », activation du mode PKO et « Part en cash immédiat en PKO (%) », dans l'onglet Paramètres.</w:t>
-      </w:r>
-    </w:p>
-    <w:p>
-      <w:pPr>
-        <w:pStyle w:val="Heading2"/>
-      </w:pPr>
-      <w:r>
-        <w:t>Consultation</w:t>
-      </w:r>
-    </w:p>
-    <w:p>
-      <w:r>
-        <w:rPr>
-          <w:i w:val="0"/>
-        </w:rPr>
-        <w:t>L'onglet Primes affiche trois tableaux :</w:t>
-      </w:r>
-    </w:p>
-    <w:p>
-      <w:pPr>
-        <w:pStyle w:val="ListBullet"/>
-      </w:pPr>
-      <w:r>
-        <w:t>Primes en jeu (joueurs actifs) — la prime actuellement portée par chaque joueur encore en course ;</w:t>
-      </w:r>
-    </w:p>
-    <w:p>
-      <w:pPr>
-        <w:pStyle w:val="ListBullet"/>
-      </w:pPr>
-      <w:r>
-        <w:t>Primes empochées (cumul par joueur) — le total en cash récupéré par chaque joueur au fil du tournoi ;</w:t>
-      </w:r>
-    </w:p>
-    <w:p>
-      <w:pPr>
-        <w:pStyle w:val="ListBullet"/>
-      </w:pPr>
-      <w:r>
-        <w:t>Historique des primes gagnées — chaque élimination ayant donné lieu à une prime, avec la part cash et la part ajoutée à la prime de l'éliminateur (mode PKO).</w:t>
+        <w:t xml:space="preserve">Terminé — </w:t>
+      </w:r>
+      <w:r>
+        <w:t>une fois les joueurs déplacés bien installés à leur nouvelle table, cliquez ici : ça referme le bandeau, relance le chronomètre, et vide la liste des mouvements affichée.</w:t>
       </w:r>
     </w:p>
     <w:p>
@@ -1164,7 +1176,7 @@
           <w:i/>
           <w:color w:val="666666"/>
         </w:rPr>
-        <w:t>💡 Le vainqueur du tournoi (jamais éliminé) garde sa propre prime, qui n'est jamais réclamée par personne — c'est normal.</w:t>
+        <w:t>💡 En fin de tournoi (plus qu'un seul joueur actif), une alerte de mouvement encore en attente se referme automatiquement, sans avoir besoin de cliquer sur « Terminé ».</w:t>
       </w:r>
     </w:p>
     <w:p>
@@ -1172,7 +1184,7 @@
         <w:pStyle w:val="Heading1"/>
       </w:pPr>
       <w:r>
-        <w:t>8. Onglet Chronomètre</w:t>
+        <w:t>7. Onglet Primes</w:t>
       </w:r>
     </w:p>
     <w:p>
@@ -1180,7 +1192,179 @@
         <w:rPr>
           <w:i w:val="0"/>
         </w:rPr>
-        <w:t>Une structure de blindes standard est préchargée à la création du tournoi (modifiable).</w:t>
+        <w:t>Chaque tournoi calcule, pour chaque joueur, quatre primes en points, cumulées dans un TOTAL — plutôt qu'une simple prime en jeu qui grossit pendant la partie.</w:t>
+      </w:r>
+    </w:p>
+    <w:p>
+      <w:pPr>
+        <w:pStyle w:val="Heading2"/>
+      </w:pPr>
+      <w:r>
+        <w:t>Les quatre primes</w:t>
+      </w:r>
+    </w:p>
+    <w:p>
+      <w:pPr>
+        <w:pStyle w:val="ListBullet"/>
+      </w:pPr>
+      <w:r>
+        <w:rPr>
+          <w:b/>
+        </w:rPr>
+        <w:t xml:space="preserve">Présence — </w:t>
+      </w:r>
+      <w:r>
+        <w:t>points attribués à tout joueur inscrit à ce tournoi, quel que soit son résultat.</w:t>
+      </w:r>
+    </w:p>
+    <w:p>
+      <w:pPr>
+        <w:pStyle w:val="ListBullet"/>
+      </w:pPr>
+      <w:r>
+        <w:rPr>
+          <w:b/>
+        </w:rPr>
+        <w:t xml:space="preserve">Assiduité — </w:t>
+      </w:r>
+      <w:r>
+        <w:t>points attribués si le joueur a été présent aux N derniers tournois consécutifs (ce tournoi-ci inclus) — nombre de jours consécutifs réglable (0 = prime désactivée). Ne fonctionne que si les tournois précédents se trouvent dans le même dossier que celui-ci.</w:t>
+      </w:r>
+    </w:p>
+    <w:p>
+      <w:pPr>
+        <w:pStyle w:val="ListBullet"/>
+      </w:pPr>
+      <w:r>
+        <w:rPr>
+          <w:b/>
+        </w:rPr>
+        <w:t xml:space="preserve">Classement — </w:t>
+      </w:r>
+      <w:r>
+        <w:t>calculé à partir du rang final du joueur : Points = 100 × √N / P (N = nombre de joueurs du tournoi, P = rang), pour ne pas sur-récompenser les petits champs. Un montant fixe (réglage manuel non nul) peut remplacer cette formule pour tout le monde.</w:t>
+      </w:r>
+    </w:p>
+    <w:p>
+      <w:pPr>
+        <w:pStyle w:val="ListBullet"/>
+      </w:pPr>
+      <w:r>
+        <w:rPr>
+          <w:b/>
+        </w:rPr>
+        <w:t xml:space="preserve">Bounty — </w:t>
+      </w:r>
+      <w:r>
+        <w:t>Nombre = nombre de joueurs éliminés par ce joueur (kills) ; Valeur = 10 × √N points par élimination (ou un montant fixe réglable) ; Montant = Nombre × Valeur.</w:t>
+      </w:r>
+    </w:p>
+    <w:p>
+      <w:r>
+        <w:rPr>
+          <w:i w:val="0"/>
+        </w:rPr>
+        <w:t>Le TOTAL de chaque joueur est la somme de ces quatre primes.</w:t>
+      </w:r>
+    </w:p>
+    <w:p>
+      <w:pPr>
+        <w:pStyle w:val="Heading2"/>
+      </w:pPr>
+      <w:r>
+        <w:t>Tableau récapitulatif</w:t>
+      </w:r>
+    </w:p>
+    <w:p>
+      <w:r>
+        <w:rPr>
+          <w:i w:val="0"/>
+        </w:rPr>
+        <w:t>Colonnes : Joueur, Rang, Présence, Assiduité, Classement, Bounty (Nombre / Valeur / Montant), TOTAL. Cliquer sur les en-têtes Rang, Bounty — Nb ou TOTAL trie le tableau (re-cliquer inverse l'ordre) — trié par TOTAL décroissant par défaut.</w:t>
+      </w:r>
+    </w:p>
+    <w:p>
+      <w:pPr>
+        <w:ind w:left="340"/>
+      </w:pPr>
+      <w:r>
+        <w:rPr>
+          <w:i/>
+          <w:color w:val="666666"/>
+        </w:rPr>
+        <w:t>💡 L'ordre du tableau (par TOTAL) ne suit pas forcément le Rang : un joueur éliminé plus tôt mais avec beaucoup de bounties peut apparaître devant un joueur mieux classé.</w:t>
+      </w:r>
+    </w:p>
+    <w:p>
+      <w:pPr>
+        <w:pStyle w:val="Heading2"/>
+      </w:pPr>
+      <w:r>
+        <w:t>Exporter les primes</w:t>
+      </w:r>
+    </w:p>
+    <w:p>
+      <w:r>
+        <w:rPr>
+          <w:i w:val="0"/>
+        </w:rPr>
+        <w:t>Le bouton « Exporter les primes (Excel/CSV)... » ouvre une fenêtre pour choisir : le tableau à exporter (Récapitulatif ou Historique, voir ci-dessous), le format (CSV, Excel ou PDF) et les colonnes.</w:t>
+      </w:r>
+    </w:p>
+    <w:p>
+      <w:pPr>
+        <w:ind w:left="340"/>
+      </w:pPr>
+      <w:r>
+        <w:rPr>
+          <w:i/>
+          <w:color w:val="666666"/>
+        </w:rPr>
+        <w:t>💡 L'export PDF nécessite le paquet optionnel fpdf2 (voir section 2) ; CSV et Excel restent disponibles sans lui.</w:t>
+      </w:r>
+    </w:p>
+    <w:p>
+      <w:pPr>
+        <w:pStyle w:val="Heading2"/>
+      </w:pPr>
+      <w:r>
+        <w:t>Historique du bounty progressif (mécanisme PKO interne)</w:t>
+      </w:r>
+    </w:p>
+    <w:p>
+      <w:r>
+        <w:rPr>
+          <w:i w:val="0"/>
+        </w:rPr>
+        <w:t>Sous le récapitulatif, un second tableau — dans un volet dont on peut faire glisser la frontière à la souris pour l'agrandir — journalise l'ancien mécanisme de bounty en points fixe (mode PKO, voir section 11) : chaque élimination avec bounty attribué, la part empochée en Perso immédiat, et la part ajoutée à la prime de l'éliminateur.</w:t>
+      </w:r>
+    </w:p>
+    <w:p>
+      <w:pPr>
+        <w:ind w:left="340"/>
+      </w:pPr>
+      <w:r>
+        <w:rPr>
+          <w:i/>
+          <w:color w:val="666666"/>
+        </w:rPr>
+        <w:t>💡 Ce tableau reste vide si le réglage « Montant du bounty en points » (onglet Paramètres) est à 0 — c'est normal : tout le suivi se fait alors uniquement via le récapitulatif ci-dessus (formule automatique).</w:t>
+      </w:r>
+    </w:p>
+    <w:p>
+      <w:pPr>
+        <w:pStyle w:val="Heading1"/>
+      </w:pPr>
+      <w:r>
+        <w:t>8. Onglet Chronomètre</w:t>
+      </w:r>
+    </w:p>
+    <w:p>
+      <w:r>
+        <w:rPr>
+          <w:i w:val="0"/>
+        </w:rPr>
+        <w:t>Une structure de blindes standard est préchargée à la création du tournoi (modifiable en détail dans l'onglet Blindes, section 9, ou régénérée d'un coup dans Paramètres, section 11).</w:t>
       </w:r>
     </w:p>
     <w:p>
@@ -1224,7 +1408,7 @@
         <w:pStyle w:val="Heading2"/>
       </w:pPr>
       <w:r>
-        <w:t>Structure de blindes</w:t>
+        <w:t>Structure de blindes (rappel)</w:t>
       </w:r>
     </w:p>
     <w:p>
@@ -1274,7 +1458,7 @@
         <w:rPr>
           <w:i w:val="0"/>
         </w:rPr>
-        <w:t>Pour une structure entièrement personnalisée (blindes de départ, niveau de début des antes...), voir l'onglet Paramètres, section « Structure de blindes ».</w:t>
+        <w:t>Pour une édition détaillée round par round (et enregistrer/récupérer une structure sous un nom), voir l'onglet Blindes (section 9).</w:t>
       </w:r>
     </w:p>
     <w:p>
@@ -1290,15 +1474,163 @@
         <w:rPr>
           <w:i w:val="0"/>
         </w:rPr>
-        <w:t>Le menu Affichage → « Ouvrir l'écran chronomètre » ouvre une fenêtre séparée, pensée pour être affichée en plein écran (touche F11, Échap pour sortir) sur un vidéoprojecteur ou un second écran : niveau en cours, minuteur en grand, prochain niveau, joueurs restants, tapis moyen et prize pool.</w:t>
+        <w:t>Le menu Affichage → « Ouvrir l'écran chronomètre » ouvre une fenêtre séparée, pensée pour être affichée en plein écran (touche F11, Échap pour sortir) sur un vidéoprojecteur ou un second écran : niveau en cours, minuteur en grand, prochain niveau, heure de la prochaine pause, joueurs restants et tapis moyen.</w:t>
       </w:r>
     </w:p>
     <w:p>
       <w:pPr>
+        <w:ind w:left="340"/>
+      </w:pPr>
+      <w:r>
+        <w:rPr>
+          <w:i/>
+          <w:color w:val="666666"/>
+        </w:rPr>
+        <w:t>💡 Pendant un rééquilibrage de tables, un bandeau « Changement de tables en cours » clignote au centre de cet écran, en même temps que sur l'onglet Chronomètre (voir section 6).</w:t>
+      </w:r>
+    </w:p>
+    <w:p>
+      <w:pPr>
         <w:pStyle w:val="Heading1"/>
       </w:pPr>
       <w:r>
-        <w:t>9. Onglet Gains</w:t>
+        <w:t>9. Onglet Blindes</w:t>
+      </w:r>
+    </w:p>
+    <w:p>
+      <w:r>
+        <w:rPr>
+          <w:i w:val="0"/>
+        </w:rPr>
+        <w:t>Édition détaillée de la structure de blindes, round par round (durée, blindes, ante, pause) — complémentaire des réglages généraux de l'onglet Paramètres (section 11), pour un contrôle fin niveau par niveau.</w:t>
+      </w:r>
+    </w:p>
+    <w:p>
+      <w:pPr>
+        <w:pStyle w:val="Heading2"/>
+      </w:pPr>
+      <w:r>
+        <w:t>Tableau des rounds</w:t>
+      </w:r>
+    </w:p>
+    <w:p>
+      <w:r>
+        <w:rPr>
+          <w:i w:val="0"/>
+        </w:rPr>
+        <w:t>Chaque ligne représente un round : Round (numéro), Hr de Début (temps écoulé depuis le début du tournoi, pauses comprises — 0:00 pour le premier round), Durée, Petite Blind, Grosse Blind, Ante, Durée Pause. Laissez « Durée Pause » à 0 pour un round sans pause.</w:t>
+      </w:r>
+    </w:p>
+    <w:p>
+      <w:pPr>
+        <w:pStyle w:val="ListBullet"/>
+      </w:pPr>
+      <w:r>
+        <w:rPr>
+          <w:b/>
+        </w:rPr>
+        <w:t xml:space="preserve">➕ (en bout de ligne) — </w:t>
+      </w:r>
+      <w:r>
+        <w:t>insère un nouveau round juste après celui-ci (copie ses blindes/ante).</w:t>
+      </w:r>
+    </w:p>
+    <w:p>
+      <w:pPr>
+        <w:pStyle w:val="ListBullet"/>
+      </w:pPr>
+      <w:r>
+        <w:rPr>
+          <w:b/>
+        </w:rPr>
+        <w:t xml:space="preserve">🗑 (en bout de ligne) — </w:t>
+      </w:r>
+      <w:r>
+        <w:t>supprime ce round.</w:t>
+      </w:r>
+    </w:p>
+    <w:p>
+      <w:pPr>
+        <w:pStyle w:val="Heading2"/>
+      </w:pPr>
+      <w:r>
+        <w:t>Boutons du haut</w:t>
+      </w:r>
+    </w:p>
+    <w:p>
+      <w:pPr>
+        <w:pStyle w:val="ListBullet"/>
+      </w:pPr>
+      <w:r>
+        <w:rPr>
+          <w:b/>
+        </w:rPr>
+        <w:t xml:space="preserve">➕ Ajouter un round — </w:t>
+      </w:r>
+      <w:r>
+        <w:t>ajoute un round à la fin.</w:t>
+      </w:r>
+    </w:p>
+    <w:p>
+      <w:pPr>
+        <w:pStyle w:val="ListBullet"/>
+      </w:pPr>
+      <w:r>
+        <w:rPr>
+          <w:b/>
+        </w:rPr>
+        <w:t xml:space="preserve">Structure standard — </w:t>
+      </w:r>
+      <w:r>
+        <w:t>remplace toute la structure actuelle par la structure par défaut.</w:t>
+      </w:r>
+    </w:p>
+    <w:p>
+      <w:pPr>
+        <w:pStyle w:val="ListBullet"/>
+      </w:pPr>
+      <w:r>
+        <w:rPr>
+          <w:b/>
+        </w:rPr>
+        <w:t xml:space="preserve">📂 Récupérer Blindes... — </w:t>
+      </w:r>
+      <w:r>
+        <w:t>ouvre la liste des structures déjà enregistrées comme modèles, pour en charger une sur ce tournoi.</w:t>
+      </w:r>
+    </w:p>
+    <w:p>
+      <w:pPr>
+        <w:pStyle w:val="ListBullet"/>
+      </w:pPr>
+      <w:r>
+        <w:rPr>
+          <w:b/>
+        </w:rPr>
+        <w:t xml:space="preserve">💾 Enregistrer Blindes sous... — </w:t>
+      </w:r>
+      <w:r>
+        <w:t>applique les modifications de ce tableau à ce tournoi ET les enregistre sous un nom au choix, pour les réutiliser plus tard sur d'autres tournois/Sit &amp; Go.</w:t>
+      </w:r>
+    </w:p>
+    <w:p>
+      <w:pPr>
+        <w:ind w:left="340"/>
+      </w:pPr>
+      <w:r>
+        <w:rPr>
+          <w:i/>
+          <w:color w:val="666666"/>
+        </w:rPr>
+        <w:t>💡 Un modèle de blindes enregistré est indépendant de tout tournoi : il reste disponible même après avoir supprimé le fichier .tournoi dans lequel il a été créé.</w:t>
+      </w:r>
+    </w:p>
+    <w:p>
+      <w:pPr>
+        <w:pStyle w:val="Heading1"/>
+      </w:pPr>
+      <w:r>
+        <w:t>10. Onglet Gains</w:t>
       </w:r>
     </w:p>
     <w:p>
@@ -1358,7 +1690,7 @@
         <w:rPr>
           <w:i w:val="0"/>
         </w:rPr>
-        <w:t>Le bouton « Exporter la grille de gains (Excel/CSV)... » exporte exactement le tableau affiché dans cet onglet : Place, Pourcentage (%), Montant (€) — sans nom de joueur. Une fenêtre permet de choisir le format et les colonnes à inclure.</w:t>
+        <w:t>Le bouton « Exporter la grille de gains (Excel/CSV)... » exporte exactement le tableau affiché dans cet onglet : Place, Pourcentage (%), Montant (€) — sans nom de joueur. Une fenêtre permet de choisir le format (CSV, Excel ou PDF) et les colonnes à inclure.</w:t>
       </w:r>
     </w:p>
     <w:p>
@@ -1386,7 +1718,7 @@
           <w:i/>
           <w:color w:val="666666"/>
         </w:rPr>
-        <w:t>💡 Comme pour tous les exports du logiciel : le format et les colonnes cochées sont mémorisés d'une fois sur l'autre, et le fichier généré s'ouvre automatiquement une fois l'export terminé.</w:t>
+        <w:t>💡 Comme pour tous les exports du logiciel : le format et les colonnes cochées sont mémorisés d'une fois sur l'autre, et le fichier généré s'ouvre automatiquement une fois l'export terminé. L'Excel nécessite openpyxl, le PDF nécessite fpdf2 (voir section 2).</w:t>
       </w:r>
     </w:p>
     <w:p>
@@ -1394,7 +1726,7 @@
         <w:pStyle w:val="Heading1"/>
       </w:pPr>
       <w:r>
-        <w:t>10. Onglet Paramètres</w:t>
+        <w:t>11. Onglet Paramètres</w:t>
       </w:r>
     </w:p>
     <w:p>
@@ -1427,7 +1759,7 @@
       <w:tr>
         <w:tc>
           <w:tcPr>
-            <w:tcW w:type="dxa" w:w="4535"/>
+            <w:tcW w:type="dxa" w:w="4819"/>
             <w:shd w:val="clear" w:color="auto" w:fill="1F4E24"/>
           </w:tcPr>
           <w:p>
@@ -1461,7 +1793,7 @@
       <w:tr>
         <w:tc>
           <w:tcPr>
-            <w:tcW w:type="dxa" w:w="4535"/>
+            <w:tcW w:type="dxa" w:w="4819"/>
           </w:tcPr>
           <w:p>
             <w:r>
@@ -1483,7 +1815,7 @@
       <w:tr>
         <w:tc>
           <w:tcPr>
-            <w:tcW w:type="dxa" w:w="4535"/>
+            <w:tcW w:type="dxa" w:w="4819"/>
           </w:tcPr>
           <w:p>
             <w:r>
@@ -1505,7 +1837,7 @@
       <w:tr>
         <w:tc>
           <w:tcPr>
-            <w:tcW w:type="dxa" w:w="4535"/>
+            <w:tcW w:type="dxa" w:w="4819"/>
           </w:tcPr>
           <w:p>
             <w:r>
@@ -1527,7 +1859,7 @@
       <w:tr>
         <w:tc>
           <w:tcPr>
-            <w:tcW w:type="dxa" w:w="4535"/>
+            <w:tcW w:type="dxa" w:w="4819"/>
           </w:tcPr>
           <w:p>
             <w:r>
@@ -1549,7 +1881,7 @@
       <w:tr>
         <w:tc>
           <w:tcPr>
-            <w:tcW w:type="dxa" w:w="4535"/>
+            <w:tcW w:type="dxa" w:w="4819"/>
           </w:tcPr>
           <w:p>
             <w:r>
@@ -1571,7 +1903,7 @@
       <w:tr>
         <w:tc>
           <w:tcPr>
-            <w:tcW w:type="dxa" w:w="4535"/>
+            <w:tcW w:type="dxa" w:w="4819"/>
           </w:tcPr>
           <w:p>
             <w:r>
@@ -1593,7 +1925,7 @@
       <w:tr>
         <w:tc>
           <w:tcPr>
-            <w:tcW w:type="dxa" w:w="4535"/>
+            <w:tcW w:type="dxa" w:w="4819"/>
           </w:tcPr>
           <w:p>
             <w:r>
@@ -1616,6 +1948,48 @@
     <w:p/>
     <w:p>
       <w:pPr>
+        <w:pStyle w:val="ListBullet"/>
+      </w:pPr>
+      <w:r>
+        <w:rPr>
+          <w:b/>
+        </w:rPr>
+        <w:t xml:space="preserve">💾 Enregistrer Paramètres sous... — </w:t>
+      </w:r>
+      <w:r>
+        <w:t>applique tous les réglages ci-dessus à ce tournoi ET les enregistre sous un nom au choix, pour les réutiliser plus tard sur d'autres tournois/Sit &amp; Go (le nom du tournoi et la structure de blindes elle-même ne sont pas inclus).</w:t>
+      </w:r>
+    </w:p>
+    <w:p>
+      <w:pPr>
+        <w:pStyle w:val="ListBullet"/>
+      </w:pPr>
+      <w:r>
+        <w:rPr>
+          <w:b/>
+        </w:rPr>
+        <w:t xml:space="preserve">📂 Récupérer Paramètres... — </w:t>
+      </w:r>
+      <w:r>
+        <w:t>ouvre la liste des modèles de réglages déjà enregistrés, pour en appliquer un à ce tournoi.</w:t>
+      </w:r>
+    </w:p>
+    <w:p>
+      <w:pPr>
+        <w:pStyle w:val="ListBullet"/>
+      </w:pPr>
+      <w:r>
+        <w:rPr>
+          <w:b/>
+        </w:rPr>
+        <w:t xml:space="preserve">⏱ Modifier la durée des niveaux (tous)... — </w:t>
+      </w:r>
+      <w:r>
+        <w:t>change la durée de tous les niveaux de blindes existants d'un coup, sans toucher aux montants ni aux pauses.</w:t>
+      </w:r>
+    </w:p>
+    <w:p>
+      <w:pPr>
         <w:pStyle w:val="Heading2"/>
       </w:pPr>
       <w:r>
@@ -1633,7 +2007,7 @@
         <w:t xml:space="preserve">Structure de blindes — </w:t>
       </w:r>
       <w:r>
-        <w:t>small/big blind de départ, niveau de début des antes et sa valeur, durée des pauses ; le bouton « Régénérer la structure de blindes » recrée toute la structure avec ces valeurs (fonctionne aussi en cours de tournoi).</w:t>
+        <w:t>small/big blind de départ, niveau de début des antes et sa valeur, durée d'un round (en minutes), durée des pauses ; le bouton « Régénérer la structure de blindes avec ces valeurs » recrée toute la structure ET enregistre en même temps tous les réglages de cet onglet (fonctionne aussi en cours de tournoi).</w:t>
       </w:r>
     </w:p>
     <w:p>
@@ -1658,10 +2032,114 @@
         <w:rPr>
           <w:b/>
         </w:rPr>
-        <w:t xml:space="preserve">Primes (bounty) — </w:t>
-      </w:r>
-      <w:r>
-        <w:t>montant de la prime par joueur, activation du mode PKO et part en cash immédiat de ce mode. Un bounty à 0 désactive complètement la fonctionnalité.</w:t>
+        <w:t xml:space="preserve">Primes — </w:t>
+      </w:r>
+      <w:r>
+        <w:t>montants en points des 4 primes (voir section 7), détaillées ci-dessous.</w:t>
+      </w:r>
+    </w:p>
+    <w:p>
+      <w:pPr>
+        <w:pStyle w:val="Heading3"/>
+      </w:pPr>
+      <w:r>
+        <w:t>Section Primes en détail</w:t>
+      </w:r>
+    </w:p>
+    <w:p>
+      <w:pPr>
+        <w:pStyle w:val="ListBullet"/>
+      </w:pPr>
+      <w:r>
+        <w:rPr>
+          <w:b/>
+        </w:rPr>
+        <w:t xml:space="preserve">Montant de la prime de présence (en points) — </w:t>
+      </w:r>
+      <w:r>
+        <w:t>0 = prime désactivée.</w:t>
+      </w:r>
+    </w:p>
+    <w:p>
+      <w:pPr>
+        <w:pStyle w:val="ListBullet"/>
+      </w:pPr>
+      <w:r>
+        <w:rPr>
+          <w:b/>
+        </w:rPr>
+        <w:t xml:space="preserve">Montant de la prime d'assiduité en points + Nombre de jours consécutifs — </w:t>
+      </w:r>
+      <w:r>
+        <w:t>0 sur l'un ou l'autre désactive la prime d'assiduité ; 2 = ce tournoi + le précédent, 3 = + les 2 précédents, etc.</w:t>
+      </w:r>
+    </w:p>
+    <w:p>
+      <w:pPr>
+        <w:pStyle w:val="ListBullet"/>
+      </w:pPr>
+      <w:r>
+        <w:rPr>
+          <w:b/>
+        </w:rPr>
+        <w:t xml:space="preserve">Montant de la prime de classement en points — </w:t>
+      </w:r>
+      <w:r>
+        <w:t>0 = formule automatique 100×√N/P ; toute autre valeur remplace la formule pour tout le monde.</w:t>
+      </w:r>
+    </w:p>
+    <w:p>
+      <w:pPr>
+        <w:pStyle w:val="ListBullet"/>
+      </w:pPr>
+      <w:r>
+        <w:rPr>
+          <w:b/>
+        </w:rPr>
+        <w:t xml:space="preserve">Montant du bounty en points — </w:t>
+      </w:r>
+      <w:r>
+        <w:t>0 = formule automatique 10×√N ; toute autre valeur remplace la formule pour tout le monde.</w:t>
+      </w:r>
+    </w:p>
+    <w:p>
+      <w:pPr>
+        <w:pStyle w:val="ListBullet"/>
+      </w:pPr>
+      <w:r>
+        <w:rPr>
+          <w:b/>
+        </w:rPr>
+        <w:t xml:space="preserve">Mode PKO (prime progressive) — </w:t>
+      </w:r>
+      <w:r>
+        <w:t>mécanisme interne « Perso » : quand un joueur qui porte un bounty est éliminé, son éliminateur en garde une partie en Perso immédiat, et le reste grossit sur sa propre tête pour la suite du tournoi (journalisé dans l'Historique de l'onglet Primes, section 7).</w:t>
+      </w:r>
+    </w:p>
+    <w:p>
+      <w:pPr>
+        <w:pStyle w:val="ListBullet"/>
+      </w:pPr>
+      <w:r>
+        <w:rPr>
+          <w:b/>
+        </w:rPr>
+        <w:t xml:space="preserve">Part en Perso immédiat en PKO (%) — </w:t>
+      </w:r>
+      <w:r>
+        <w:t>pourcentage empoché immédiatement ; le reste s'ajoute au bounty de l'éliminateur.</w:t>
+      </w:r>
+    </w:p>
+    <w:p>
+      <w:pPr>
+        <w:ind w:left="340"/>
+      </w:pPr>
+      <w:r>
+        <w:rPr>
+          <w:i/>
+          <w:color w:val="666666"/>
+        </w:rPr>
+        <w:t>💡 Chaque champ de cet onglet a une info-bulle au survol expliquant sa formule/son rôle en détail — survolez-le quelques instants pour l'afficher.</w:t>
       </w:r>
     </w:p>
     <w:p>
@@ -1681,7 +2159,129 @@
         <w:pStyle w:val="Heading1"/>
       </w:pPr>
       <w:r>
-        <w:t>11. Statistiques — Synthèse par période</w:t>
+        <w:t>12. Sit &amp; Go et gestion de plusieurs tournois</w:t>
+      </w:r>
+    </w:p>
+    <w:p>
+      <w:r>
+        <w:rPr>
+          <w:i w:val="0"/>
+        </w:rPr>
+        <w:t>Pour faire tourner plusieurs Sit &amp; Go/tournois en même temps (plusieurs tables un même soir), chacun a son propre fichier .tournoi et sa propre fenêtre.</w:t>
+      </w:r>
+    </w:p>
+    <w:p>
+      <w:pPr>
+        <w:pStyle w:val="Heading2"/>
+      </w:pPr>
+      <w:r>
+        <w:t>Ouvrir une nouvelle fenêtre</w:t>
+      </w:r>
+    </w:p>
+    <w:p>
+      <w:r>
+        <w:rPr>
+          <w:i w:val="0"/>
+        </w:rPr>
+        <w:t>🚀 Nouveau SitnGO (bandeau du haut, ou menu Fichier) lance une nouvelle instance indépendante de l'application, avec son propre écran d'accueil, sans fermer celle déjà ouverte. Sur macOS, la nouvelle fenêtre tente de passer au premier plan automatiquement.</w:t>
+      </w:r>
+    </w:p>
+    <w:p>
+      <w:pPr>
+        <w:ind w:left="340"/>
+      </w:pPr>
+      <w:r>
+        <w:rPr>
+          <w:i/>
+          <w:color w:val="666666"/>
+        </w:rPr>
+        <w:t>💡 Chaque fenêtre correspond à un processus séparé : fermer l'une n'affecte jamais les autres, ni leurs données.</w:t>
+      </w:r>
+    </w:p>
+    <w:p>
+      <w:pPr>
+        <w:pStyle w:val="Heading2"/>
+      </w:pPr>
+      <w:r>
+        <w:t>Lobby</w:t>
+      </w:r>
+    </w:p>
+    <w:p>
+      <w:r>
+        <w:rPr>
+          <w:i w:val="0"/>
+        </w:rPr>
+        <w:t>Vue d'ensemble de tous les tournois d'un dossier au choix : joueurs actifs, niveau de blindes, temps restant, état (Pas démarré / En cours / En pause / Terminé) — se rafraîchit automatiquement toutes les quelques secondes tant qu'il reste ouvert.</w:t>
+      </w:r>
+    </w:p>
+    <w:p>
+      <w:pPr>
+        <w:pStyle w:val="ListBullet"/>
+      </w:pPr>
+      <w:r>
+        <w:rPr>
+          <w:b/>
+        </w:rPr>
+        <w:t xml:space="preserve">Double-clic sur un tournoi de la liste </w:t>
+      </w:r>
+      <w:r>
+        <w:t>(ou « Ouvrir dans une nouvelle fenêtre ») — l'ouvre directement dans une nouvelle fenêtre.</w:t>
+      </w:r>
+    </w:p>
+    <w:p>
+      <w:r>
+        <w:rPr>
+          <w:i w:val="0"/>
+        </w:rPr>
+        <w:t>Le Lobby se rabat automatiquement sur le dernier dossier utilisé pour créer un tournoi si aucun n'a encore été choisi dans le Lobby lui-même — accessible depuis l'écran d'accueil ou le menu Fichier.</w:t>
+      </w:r>
+    </w:p>
+    <w:p>
+      <w:pPr>
+        <w:ind w:left="340"/>
+      </w:pPr>
+      <w:r>
+        <w:rPr>
+          <w:i/>
+          <w:color w:val="8A1F1F"/>
+        </w:rPr>
+        <w:t>⚠ Le Lobby lit l'état réellement enregistré dans chaque fichier : un tournoi reste « en cours » tant qu'il lui reste plus d'un joueur actif, même si sa fenêtre a été fermée. Fermer l'application ne termine ni ne met en pause un tournoi (sauf si le chrono a été explicitement mis en pause avant de quitter).</w:t>
+      </w:r>
+    </w:p>
+    <w:p>
+      <w:pPr>
+        <w:pStyle w:val="Heading2"/>
+      </w:pPr>
+      <w:r>
+        <w:t>Éviter qu'un joueur joue à deux tables à la fois</w:t>
+      </w:r>
+    </w:p>
+    <w:p>
+      <w:r>
+        <w:rPr>
+          <w:i w:val="0"/>
+        </w:rPr>
+        <w:t>Quand vous ajoutez un joueur (création d'un tournoi ou « Ajouter depuis le répertoire »), l'application vérifie s'il est déjà actif dans un autre tournoi du même dossier daté du même jour : il apparaît alors grisé (non sélectionnable) dans la liste, avec un message d'avertissement en cas d'ajout individuel malgré tout.</w:t>
+      </w:r>
+    </w:p>
+    <w:p>
+      <w:pPr>
+        <w:ind w:left="340"/>
+      </w:pPr>
+      <w:r>
+        <w:rPr>
+          <w:i/>
+          <w:color w:val="666666"/>
+        </w:rPr>
+        <w:t>💡 Pour des tests répétés (pas de vraies parties), utilisez « Tout réactiver... » (menu Répertoire, section 14) pour libérer d'un coup les joueurs restés coincés « actifs » dans d'anciens tournois abandonnés, plutôt que de les nettoyer un par un.</w:t>
+      </w:r>
+    </w:p>
+    <w:p>
+      <w:pPr>
+        <w:pStyle w:val="Heading1"/>
+      </w:pPr>
+      <w:r>
+        <w:t>13. Statistiques — Synthèse par période</w:t>
       </w:r>
     </w:p>
     <w:p>
@@ -1741,7 +2341,13 @@
         <w:pStyle w:val="ListBullet"/>
       </w:pPr>
       <w:r>
-        <w:t>Tournois de la période — date, statut, entrées, prize pool, vainqueur, primes distribuées, pour chaque tournoi trouvé ;</w:t>
+        <w:rPr>
+          <w:b/>
+        </w:rPr>
+        <w:t xml:space="preserve">Tournois de la période — </w:t>
+      </w:r>
+      <w:r>
+        <w:t>date, statut, entrées, prize pool, vainqueur, primes distribuées, pour chaque tournoi trouvé ;</w:t>
       </w:r>
     </w:p>
     <w:p>
@@ -1749,7 +2355,13 @@
         <w:pStyle w:val="ListBullet"/>
       </w:pPr>
       <w:r>
-        <w:t>Classement des joueurs sur la période — cumulé sur tous les tournois trouvés : nombre de tournois joués, victoires, Meilleur Rang, total investi, gains de classement, primes empochées et solde net (gains + primes − investi).</w:t>
+        <w:rPr>
+          <w:b/>
+        </w:rPr>
+        <w:t xml:space="preserve">Classement des joueurs sur la période — </w:t>
+      </w:r>
+      <w:r>
+        <w:t>cumulé sur tous les tournois trouvés : nombre de tournois joués, victoires, Meilleur Rang, total investi, gains de classement, primes empochées et solde net (gains + primes − investi).</w:t>
       </w:r>
     </w:p>
     <w:p>
@@ -1777,7 +2389,7 @@
         <w:rPr>
           <w:i w:val="0"/>
         </w:rPr>
-        <w:t>Chacun des deux tableaux a son propre bouton « Exporter ce tableau... » (à côté de « Tout cocher »/« Tout décocher » de sa section) : il n'exporte que les colonnes cochées de CE tableau, dans un fichier séparé — pour ne jamais avoir d'ambiguïté sur ce qu'on est en train d'exporter.</w:t>
+        <w:t>Chacun des deux tableaux a son propre bouton « Exporter ce tableau... » : il n'exporte que les colonnes cochées de CE tableau, dans un fichier séparé — pour ne jamais avoir d'ambiguïté sur ce qu'on est en train d'exporter.</w:t>
       </w:r>
     </w:p>
     <w:p>
@@ -1785,7 +2397,7 @@
         <w:pStyle w:val="ListBullet"/>
       </w:pPr>
       <w:r>
-        <w:t>le format (CSV ou Excel) se choisit une fois pour la fenêtre ;</w:t>
+        <w:t>le format (CSV, Excel ou PDF) se choisit une fois pour la fenêtre ;</w:t>
       </w:r>
     </w:p>
     <w:p>
@@ -1805,7 +2417,7 @@
           <w:i/>
           <w:color w:val="666666"/>
         </w:rPr>
-        <w:t>💡 Le format et les colonnes cochées de chaque tableau sont mémorisés d'un export à l'autre, et chaque fichier généré s'ouvre automatiquement à la fin de l'export. Comme pour l'export d'un tournoi unique, le paquet openpyxl est nécessaire pour l'Excel (le CSV ne nécessite rien de plus).</w:t>
+        <w:t>💡 Le format et les colonnes cochées de chaque tableau sont mémorisés d'un export à l'autre, et chaque fichier généré s'ouvre automatiquement à la fin de l'export.</w:t>
       </w:r>
     </w:p>
     <w:p>
@@ -1813,7 +2425,7 @@
         <w:pStyle w:val="Heading1"/>
       </w:pPr>
       <w:r>
-        <w:t>12. Menu Répertoire — joueurs habituels et photos</w:t>
+        <w:t>14. Menu Répertoire — joueurs habituels et photos</w:t>
       </w:r>
     </w:p>
     <w:p>
@@ -1898,26 +2510,36 @@
     </w:p>
     <w:p>
       <w:pPr>
-        <w:pStyle w:val="Heading1"/>
-      </w:pPr>
-      <w:r>
-        <w:t>13. Sauvegarde et bonnes pratiques</w:t>
+        <w:pStyle w:val="ListBullet"/>
+      </w:pPr>
+      <w:r>
+        <w:rPr>
+          <w:b/>
+        </w:rPr>
+        <w:t xml:space="preserve">Tout réactiver... — </w:t>
+      </w:r>
+      <w:r>
+        <w:t>cherche, dans un dossier au choix (et ses sous-dossiers), tous les tournois où des joueurs sont restés coincés « actifs » sans que la partie ait été vraiment terminée (utile après des tests, ou un tournoi jamais fini) ; un récapitulatif détaillé demande confirmation avant de les marquer Forfait dans ces fichiers, pour qu'ils ne bloquent plus la détection de conflit (section 12).</w:t>
       </w:r>
     </w:p>
     <w:p>
       <w:pPr>
-        <w:pStyle w:val="ListBullet"/>
-      </w:pPr>
-      <w:r>
-        <w:t>Toutes les actions sont enregistrées immédiatement dans le fichier .tournoi — pas de sauvegarde manuelle à penser à faire.</w:t>
+        <w:ind w:left="340"/>
+      </w:pPr>
+      <w:r>
+        <w:rPr>
+          <w:i/>
+          <w:color w:val="8A1F1F"/>
+        </w:rPr>
+        <w:t>⚠ « Tout réactiver » vérifie systématiquement tous les tournois du dossier choisi, y compris ceux datés d'aujourd'hui : vérifiez bien la liste avant de confirmer si l'un d'eux est réellement en train d'être joué.</w:t>
       </w:r>
     </w:p>
     <w:p>
       <w:pPr>
-        <w:pStyle w:val="ListBullet"/>
-      </w:pPr>
-      <w:r>
-        <w:t>Pour sauvegarder une copie de sûreté : copiez simplement le fichier .tournoi ailleurs (le tournoi peut rester ouvert pendant la copie).</w:t>
+        <w:pStyle w:val="Heading1"/>
+      </w:pPr>
+      <w:r>
+        <w:t>15. Sauvegarde et bonnes pratiques</w:t>
       </w:r>
     </w:p>
     <w:p>
@@ -1925,7 +2547,7 @@
         <w:pStyle w:val="ListBullet"/>
       </w:pPr>
       <w:r>
-        <w:t>Le répertoire de joueurs, les préférences de réglages/export et les photos sont stockés indépendamment de chaque tournoi (dossier .poker_tournament du compte utilisateur) — ils survivent à la suppression d'un fichier .tournoi.</w:t>
+        <w:t>Toutes les actions sont enregistrées immédiatement dans le fichier .tournoi — pas de sauvegarde manuelle à penser à faire.</w:t>
       </w:r>
     </w:p>
     <w:p>
@@ -1933,15 +2555,31 @@
         <w:pStyle w:val="ListBullet"/>
       </w:pPr>
       <w:r>
-        <w:t>Pensez à renommer clairement vos fichiers .tournoi (date, nom de l'événement) : c'est ce nom de fichier qui sert de repli pour la date affichée dans les synthèses par période si aucun nom de tournoi n'a été précisé.</w:t>
+        <w:t>Pour sauvegarder une copie de sûreté : copiez simplement le fichier .tournoi ailleurs (le tournoi peut rester ouvert pendant la copie).</w:t>
       </w:r>
     </w:p>
     <w:p>
       <w:pPr>
+        <w:pStyle w:val="ListBullet"/>
+      </w:pPr>
+      <w:r>
+        <w:t>Le répertoire de joueurs, les préférences de réglages/export, les photos et les modèles de blindes/réglages enregistrés (sections 9 et 11) sont stockés indépendamment de chaque tournoi (dossier .poker_tournament du compte utilisateur) — ils survivent à la suppression d'un fichier .tournoi.</w:t>
+      </w:r>
+    </w:p>
+    <w:p>
+      <w:pPr>
+        <w:pStyle w:val="ListBullet"/>
+      </w:pPr>
+      <w:r>
+        <w:t>Pensez à renommer clairement vos fichiers .tournoi (date, nom de l'événement) : c'est ce nom de fichier qui sert de repli pour la date affichée dans les synthèses par période si aucun nom de tournoi n'a été précisé.</w:t>
+      </w:r>
+    </w:p>
+    <w:p>
+      <w:pPr>
         <w:pStyle w:val="Heading1"/>
       </w:pPr>
       <w:r>
-        <w:t>14. Dépannage (pour le technicien)</w:t>
+        <w:t>16. Dépannage (pour le technicien)</w:t>
       </w:r>
     </w:p>
     <w:p>
@@ -1965,6 +2603,22 @@
         <w:pStyle w:val="Heading3"/>
       </w:pPr>
       <w:r>
+        <w:t>« L'export PDF nécessite le paquet fpdf2 »</w:t>
+      </w:r>
+    </w:p>
+    <w:p>
+      <w:r>
+        <w:rPr>
+          <w:i w:val="0"/>
+        </w:rPr>
+        <w:t>Installez-le avec pip3 install fpdf2 (voir section 2), ou utilisez CSV/Excel en attendant.</w:t>
+      </w:r>
+    </w:p>
+    <w:p>
+      <w:pPr>
+        <w:pStyle w:val="Heading3"/>
+      </w:pPr>
+      <w:r>
         <w:t>La capture photo par caméra est indisponible</w:t>
       </w:r>
     </w:p>
@@ -2022,6 +2676,38 @@
           <w:i w:val="0"/>
         </w:rPr>
         <w:t>Elle a été réduite en dessous de sa largeur minimale à la souris, ce qui la masque automatiquement (voir section 4, « Colonnes du tableau »). Utilisez le bouton « Colonnes... » (à côté de « Tout décocher ») pour la réafficher.</w:t>
+      </w:r>
+    </w:p>
+    <w:p>
+      <w:pPr>
+        <w:pStyle w:val="Heading3"/>
+      </w:pPr>
+      <w:r>
+        <w:t>Le Lobby affiche une liste vide</w:t>
+      </w:r>
+    </w:p>
+    <w:p>
+      <w:r>
+        <w:rPr>
+          <w:i w:val="0"/>
+        </w:rPr>
+        <w:t>Aucun dossier n'a encore été choisi (cliquez sur « Choisir un dossier... »), ou le dossier choisi ne contient pas de fichiers .tournoi. Voir section 12.</w:t>
+      </w:r>
+    </w:p>
+    <w:p>
+      <w:pPr>
+        <w:pStyle w:val="Heading3"/>
+      </w:pPr>
+      <w:r>
+        <w:t>Des joueurs restent grisés dans la fenêtre de sélection alors que leur tournoi est terminé</w:t>
+      </w:r>
+    </w:p>
+    <w:p>
+      <w:r>
+        <w:rPr>
+          <w:i w:val="0"/>
+        </w:rPr>
+        <w:t>Ils sont probablement restés « actifs » dans un vieux tournoi jamais terminé proprement (test interrompu, oubli de finir la partie). Utilisez « Tout réactiver... » (menu Répertoire, section 14) pour les libérer.</w:t>
       </w:r>
     </w:p>
     <w:p>
@@ -2080,8 +2766,8 @@
         <w:tblLook w:firstColumn="1" w:firstRow="1" w:lastColumn="0" w:lastRow="0" w:noHBand="0" w:noVBand="1" w:val="04A0"/>
       </w:tblPr>
       <w:tblGrid>
-        <w:gridCol w:w="4819"/>
-        <w:gridCol w:w="4819"/>
+        <w:gridCol w:w="3118"/>
+        <w:gridCol w:w="6236"/>
       </w:tblGrid>
       <w:tr>
         <w:tc>
@@ -2315,6 +3001,50 @@
           </w:p>
         </w:tc>
       </w:tr>
+      <w:tr>
+        <w:tc>
+          <w:tcPr>
+            <w:tcW w:type="dxa" w:w="3118"/>
+          </w:tcPr>
+          <w:p>
+            <w:r>
+              <w:t>blind_templates.py</w:t>
+            </w:r>
+          </w:p>
+        </w:tc>
+        <w:tc>
+          <w:tcPr>
+            <w:tcW w:type="dxa" w:w="6236"/>
+          </w:tcPr>
+          <w:p>
+            <w:r>
+              <w:t>Modèles de structures de blindes réutilisables (onglet Blindes)</w:t>
+            </w:r>
+          </w:p>
+        </w:tc>
+      </w:tr>
+      <w:tr>
+        <w:tc>
+          <w:tcPr>
+            <w:tcW w:type="dxa" w:w="3118"/>
+          </w:tcPr>
+          <w:p>
+            <w:r>
+              <w:t>settings_templates.py</w:t>
+            </w:r>
+          </w:p>
+        </w:tc>
+        <w:tc>
+          <w:tcPr>
+            <w:tcW w:type="dxa" w:w="6236"/>
+          </w:tcPr>
+          <w:p>
+            <w:r>
+              <w:t>Modèles de réglages réutilisables (onglet Paramètres)</w:t>
+            </w:r>
+          </w:p>
+        </w:tc>
+      </w:tr>
     </w:tbl>
     <w:p/>
     <w:p>
@@ -2326,7 +3056,7 @@
           <w:i/>
           <w:color w:val="666666"/>
         </w:rPr>
-        <w:t>💡 Ces 9 fichiers .py doivent rester ensemble dans le même dossier : ils s'importent entre eux.</w:t>
+        <w:t>💡 Ces 11 fichiers .py doivent rester ensemble dans le même dossier : ils s'importent entre eux.</w:t>
       </w:r>
     </w:p>
     <w:sectPr>

--- a/MANUEL_UTILISATEUR_TOURNOI_CPC.docx
+++ b/MANUEL_UTILISATEUR_TOURNOI_CPC.docx
@@ -73,7 +73,7 @@
           <w:color w:val="666666"/>
           <w:lang w:val="fr-FR"/>
         </w:rPr>
-        <w:t xml:space="preserve">Version du logiciel : 15/08/2026 (mis à jour : jetons, sons du chronomètre, colonnes d'élimination, numéro de version)</w:t>
+        <w:t xml:space="preserve">Version du logiciel : 17/08/2026 (mis à jour : écran chronomètre projecteur enrichi — raccourcis clavier, jetons repositionnés, durée du tournoi, fin de partie, chrono clignotant en pause, tableau des mouvements défilant — jetons avec image au choix, onglet Tables sans les chips)</w:t>
       </w:r>
     </w:p>
     <w:p>
@@ -127,7 +127,7 @@
         <w:rPr>
           <w:lang w:val="fr-FR"/>
         </w:rPr>
-        <w:t>Le 15/08/2026.       V 1.1.0</w:t>
+        <w:t>Le 17/08/2026.       V 1.1.0</w:t>
       </w:r>
     </w:p>
     <w:p>
@@ -526,7 +526,7 @@
             <w:rStyle w:val="Lienhypertexte"/>
             <w:noProof/>
           </w:rPr>
-          <w:t>4. Onglet Joueurs</w:t>
+          <w:t>5. Onglet Joueurs</w:t>
         </w:r>
         <w:r>
           <w:rPr>
@@ -750,7 +750,7 @@
             <w:rStyle w:val="Lienhypertexte"/>
             <w:noProof/>
           </w:rPr>
-          <w:t>5. Onglet Tables</w:t>
+          <w:t>6. Onglet Tables</w:t>
         </w:r>
         <w:r>
           <w:rPr>
@@ -814,7 +814,7 @@
             <w:rStyle w:val="Lienhypertexte"/>
             <w:noProof/>
           </w:rPr>
-          <w:t>6. Onglet Mouvements</w:t>
+          <w:t>7. Onglet Mouvements</w:t>
         </w:r>
         <w:r>
           <w:rPr>
@@ -846,7 +846,7 @@
             <w:rStyle w:val="Lienhypertexte"/>
             <w:noProof/>
           </w:rPr>
-          <w:t>7. Onglet Primes</w:t>
+          <w:t>8. Onglet Primes</w:t>
         </w:r>
         <w:r>
           <w:rPr>
@@ -1006,7 +1006,7 @@
             <w:rStyle w:val="Lienhypertexte"/>
             <w:noProof/>
           </w:rPr>
-          <w:t>8. Onglet Chronomètre</w:t>
+          <w:t>9. Onglet Chronomètre</w:t>
         </w:r>
         <w:r>
           <w:rPr>
@@ -1102,7 +1102,7 @@
             <w:rStyle w:val="Lienhypertexte"/>
             <w:noProof/>
           </w:rPr>
-          <w:t>9. Onglet Blindes</w:t>
+          <w:t>10. Onglet Blindes</w:t>
         </w:r>
         <w:r>
           <w:rPr>
@@ -1198,7 +1198,7 @@
             <w:rStyle w:val="Lienhypertexte"/>
             <w:noProof/>
           </w:rPr>
-          <w:t>10. Onglet Gains</w:t>
+          <w:t>11. Onglet Classement</w:t>
         </w:r>
         <w:r>
           <w:rPr>
@@ -1224,13 +1224,77 @@
           <w:noProof/>
         </w:rPr>
       </w:pPr>
+      <w:hyperlink w:anchor="_Toc950000501" w:history="1">
+        <w:r>
+          <w:rPr>
+            <w:rStyle w:val="Lienhypertexte"/>
+            <w:noProof/>
+          </w:rPr>
+          <w:t>Colonnes</w:t>
+        </w:r>
+        <w:r>
+          <w:rPr>
+            <w:noProof/>
+            <w:webHidden/>
+          </w:rPr>
+          <w:tab/>
+          <w:fldChar w:fldCharType="begin"/>
+          <w:instrText xml:space="preserve"> PAGEREF _Toc950000501 \h </w:instrText>
+          <w:fldChar w:fldCharType="separate"/>
+          <w:t>10</w:t>
+          <w:fldChar w:fldCharType="end"/>
+        </w:r>
+      </w:hyperlink>
+    </w:p>
+    <w:p>
+      <w:pPr>
+        <w:pStyle w:val="TM2"/>
+        <w:tabs>
+          <w:tab w:val="right" w:leader="dot" w:pos="9628"/>
+        </w:tabs>
+        <w:rPr>
+          <w:noProof/>
+        </w:rPr>
+      </w:pPr>
+      <w:hyperlink w:anchor="_Toc950000502" w:history="1">
+        <w:r>
+          <w:rPr>
+            <w:rStyle w:val="Lienhypertexte"/>
+            <w:noProof/>
+          </w:rPr>
+          <w:t>Résumé et défilement automatique</w:t>
+        </w:r>
+        <w:r>
+          <w:rPr>
+            <w:noProof/>
+            <w:webHidden/>
+          </w:rPr>
+          <w:tab/>
+          <w:fldChar w:fldCharType="begin"/>
+          <w:instrText xml:space="preserve"> PAGEREF _Toc950000502 \h </w:instrText>
+          <w:fldChar w:fldCharType="separate"/>
+          <w:t>10</w:t>
+          <w:fldChar w:fldCharType="end"/>
+        </w:r>
+      </w:hyperlink>
+    </w:p>
+    <w:p>
+      <w:pPr>
+        <w:pStyle w:val="TM2"/>
+        <w:tabs>
+          <w:tab w:val="right" w:leader="dot" w:pos="9628"/>
+        </w:tabs>
+        <w:rPr>
+          <w:noProof/>
+        </w:rPr>
+      </w:pPr>
       <w:hyperlink w:anchor="_Toc237602486" w:history="1">
         <w:r>
           <w:rPr>
             <w:rStyle w:val="Lienhypertexte"/>
             <w:noProof/>
           </w:rPr>
-          <w:t>Exporter la grille de gains</w:t>
+          <w:t>Exporter le classement</w:t>
         </w:r>
         <w:r>
           <w:rPr>
@@ -1294,7 +1358,7 @@
             <w:rStyle w:val="Lienhypertexte"/>
             <w:noProof/>
           </w:rPr>
-          <w:t>11. Onglet Paramètres</w:t>
+          <w:t>12. Onglet Paramètres</w:t>
         </w:r>
         <w:r>
           <w:rPr>
@@ -1416,13 +1480,141 @@
           <w:noProof/>
         </w:rPr>
       </w:pPr>
+      <w:hyperlink w:anchor="_Toc950000505" w:history="1">
+        <w:r>
+          <w:rPr>
+            <w:rStyle w:val="Lienhypertexte"/>
+            <w:noProof/>
+          </w:rPr>
+          <w:t>13. Raccourcis clavier et contrôle à distance</w:t>
+        </w:r>
+        <w:r>
+          <w:rPr>
+            <w:noProof/>
+            <w:webHidden/>
+          </w:rPr>
+          <w:tab/>
+          <w:fldChar w:fldCharType="begin"/>
+          <w:instrText xml:space="preserve"> PAGEREF _Toc950000505 \h </w:instrText>
+          <w:fldChar w:fldCharType="separate"/>
+          <w:t>12</w:t>
+          <w:fldChar w:fldCharType="end"/>
+        </w:r>
+      </w:hyperlink>
+    </w:p>
+    <w:p>
+      <w:pPr>
+        <w:pStyle w:val="TM2"/>
+        <w:tabs>
+          <w:tab w:val="right" w:leader="dot" w:pos="9628"/>
+        </w:tabs>
+        <w:rPr>
+          <w:noProof/>
+        </w:rPr>
+      </w:pPr>
+      <w:hyperlink w:anchor="_Toc950000506" w:history="1">
+        <w:r>
+          <w:rPr>
+            <w:rStyle w:val="Lienhypertexte"/>
+            <w:noProof/>
+          </w:rPr>
+          <w:t>Les trois actions</w:t>
+        </w:r>
+        <w:r>
+          <w:rPr>
+            <w:noProof/>
+            <w:webHidden/>
+          </w:rPr>
+          <w:tab/>
+          <w:fldChar w:fldCharType="begin"/>
+          <w:instrText xml:space="preserve"> PAGEREF _Toc950000506 \h </w:instrText>
+          <w:fldChar w:fldCharType="separate"/>
+          <w:t>12</w:t>
+          <w:fldChar w:fldCharType="end"/>
+        </w:r>
+      </w:hyperlink>
+    </w:p>
+    <w:p>
+      <w:pPr>
+        <w:pStyle w:val="TM2"/>
+        <w:tabs>
+          <w:tab w:val="right" w:leader="dot" w:pos="9628"/>
+        </w:tabs>
+        <w:rPr>
+          <w:noProof/>
+        </w:rPr>
+      </w:pPr>
+      <w:hyperlink w:anchor="_Toc950000507" w:history="1">
+        <w:r>
+          <w:rPr>
+            <w:rStyle w:val="Lienhypertexte"/>
+            <w:noProof/>
+          </w:rPr>
+          <w:t>Raccourcis clavier</w:t>
+        </w:r>
+        <w:r>
+          <w:rPr>
+            <w:noProof/>
+            <w:webHidden/>
+          </w:rPr>
+          <w:tab/>
+          <w:fldChar w:fldCharType="begin"/>
+          <w:instrText xml:space="preserve"> PAGEREF _Toc950000507 \h </w:instrText>
+          <w:fldChar w:fldCharType="separate"/>
+          <w:t>12</w:t>
+          <w:fldChar w:fldCharType="end"/>
+        </w:r>
+      </w:hyperlink>
+    </w:p>
+    <w:p>
+      <w:pPr>
+        <w:pStyle w:val="TM2"/>
+        <w:tabs>
+          <w:tab w:val="right" w:leader="dot" w:pos="9628"/>
+        </w:tabs>
+        <w:rPr>
+          <w:noProof/>
+        </w:rPr>
+      </w:pPr>
+      <w:hyperlink w:anchor="_Toc950000509" w:history="1">
+        <w:r>
+          <w:rPr>
+            <w:rStyle w:val="Lienhypertexte"/>
+            <w:noProof/>
+          </w:rPr>
+          <w:t>Contrôle à distance (téléphone)</w:t>
+        </w:r>
+        <w:r>
+          <w:rPr>
+            <w:noProof/>
+            <w:webHidden/>
+          </w:rPr>
+          <w:tab/>
+          <w:fldChar w:fldCharType="begin"/>
+          <w:instrText xml:space="preserve"> PAGEREF _Toc950000509 \h </w:instrText>
+          <w:fldChar w:fldCharType="separate"/>
+          <w:t>13</w:t>
+          <w:fldChar w:fldCharType="end"/>
+        </w:r>
+      </w:hyperlink>
+    </w:p>
+    <w:p>
+      <w:pPr>
+        <w:pStyle w:val="TM1"/>
+        <w:tabs>
+          <w:tab w:val="right" w:leader="dot" w:pos="9628"/>
+        </w:tabs>
+        <w:rPr>
+          <w:noProof/>
+        </w:rPr>
+      </w:pPr>
       <w:hyperlink w:anchor="_Toc237602492" w:history="1">
         <w:r>
           <w:rPr>
             <w:rStyle w:val="Lienhypertexte"/>
             <w:noProof/>
           </w:rPr>
-          <w:t>12. Sit &amp; Go et gestion de plusieurs tournois</w:t>
+          <w:t>14. Sit &amp; Go et gestion de plusieurs tournois</w:t>
         </w:r>
         <w:r>
           <w:rPr>
@@ -1550,7 +1742,7 @@
             <w:rStyle w:val="Lienhypertexte"/>
             <w:noProof/>
           </w:rPr>
-          <w:t>13. Statistiques — Synthèse par période</w:t>
+          <w:t>15. Statistiques — Synthèse par période</w:t>
         </w:r>
         <w:r>
           <w:rPr>
@@ -1646,7 +1838,7 @@
             <w:rStyle w:val="Lienhypertexte"/>
             <w:noProof/>
           </w:rPr>
-          <w:t>14. Menu Répertoire — joueurs habituels et photos</w:t>
+          <w:t>16. Menu Répertoire — joueurs habituels et photos</w:t>
         </w:r>
         <w:r>
           <w:rPr>
@@ -1678,7 +1870,7 @@
             <w:rStyle w:val="Lienhypertexte"/>
             <w:noProof/>
           </w:rPr>
-          <w:t>15. Sauvegarde et bonnes pratiques</w:t>
+          <w:t>17. Sauvegarde et bonnes pratiques</w:t>
         </w:r>
         <w:r>
           <w:rPr>
@@ -1710,7 +1902,7 @@
             <w:rStyle w:val="Lienhypertexte"/>
             <w:noProof/>
           </w:rPr>
-          <w:t>16. Dépannage (pour le technicien)</w:t>
+          <w:t>18. Dépannage (pour le technicien)</w:t>
         </w:r>
         <w:r>
           <w:rPr>
@@ -2653,7 +2845,7 @@
         <w:rPr>
           <w:lang w:val="fr-FR"/>
         </w:rPr>
-        <w:t xml:space="preserve">crée un nouveau fichier .tournoi. Une liste de joueurs (issue du répertoire, voir section 14) permet de cocher d'emblée les participants présents ; le nom et le club de chaque joueur y sont affichés dans deux colonnes triables (cliquer un en-tête, re-cliquer pour inverser l'ordre), et un champ Club accompagne l'ajout d'un nouveau nom ; cliquer sur la cellule Club d'un joueur déjà listé permet de le définir ou le corriger directement ; on peut aussi ajouter des joueurs plus tard, ou démarrer sans personne.</w:t>
+        <w:t xml:space="preserve">crée un nouveau fichier .tournoi. Une liste de joueurs (issue du répertoire, voir section 16) permet de cocher d'emblée les participants présents ; le nom et le club de chaque joueur y sont affichés dans deux colonnes triables (cliquer un en-tête, re-cliquer pour inverser l'ordre), et un champ Club accompagne l'ajout d'un nouveau nom ; cliquer sur la cellule Club d'un joueur déjà listé permet de le définir ou le corriger directement ; on peut aussi ajouter des joueurs plus tard, ou démarrer sans personne.</w:t>
       </w:r>
     </w:p>
     <w:p>
@@ -2674,7 +2866,7 @@
         <w:rPr>
           <w:lang w:val="fr-FR"/>
         </w:rPr>
-        <w:t xml:space="preserve">comme « Nouveau tournoi », mais préremplit tout de suite une structure de blindes rapide (10 min/niveau, antes dès le niveau 3) et une grille de gains standard selon le nombre de joueurs choisis — à ajuster ensuite si besoin, exactement comme un tournoi normal. Voir section 12 pour gérer plusieurs Sit &amp; Go à la fois.</w:t>
+        <w:t xml:space="preserve">comme « Nouveau tournoi », mais préremplit tout de suite une structure de blindes rapide (10 min/niveau, antes dès le niveau 3) et une grille de gains standard selon le nombre de joueurs choisis — à ajuster ensuite si besoin, exactement comme un tournoi normal. Voir section 14 pour gérer plusieurs Sit &amp; Go à la fois.</w:t>
       </w:r>
     </w:p>
     <w:p>
@@ -2717,7 +2909,7 @@
         <w:rPr>
           <w:lang w:val="fr-FR"/>
         </w:rPr>
-        <w:t>ouvre une vue d'ensemble de tous les tournois d'un dossier, sans en ouvrir ni fermer aucun (voir section 12).</w:t>
+        <w:t>ouvre une vue d'ensemble de tous les tournois d'un dossier, sans en ouvrir ni fermer aucun (voir section 14).</w:t>
       </w:r>
     </w:p>
     <w:p>
@@ -3313,7 +3505,7 @@
         <w:rPr>
           <w:lang w:val="fr-FR"/>
         </w:rPr>
-        <w:t>4. Onglet Joueurs</w:t>
+        <w:t>5. Onglet Joueurs</w:t>
       </w:r>
       <w:bookmarkEnd w:id="11"/>
     </w:p>
@@ -3445,7 +3637,7 @@
         <w:rPr>
           <w:lang w:val="fr-FR"/>
         </w:rPr>
-        <w:t xml:space="preserve">menu déroulant à côté du nom, proposant les clubs déjà connus du répertoire (voir section 14) ; on peut aussi taper directement un club inédit. Il se pré-remplit automatiquement si le nom saisi correspond à un joueur déjà présent dans le répertoire.</w:t>
+        <w:t xml:space="preserve">menu déroulant à côté du nom, proposant les clubs déjà connus du répertoire (voir section 16) ; on peut aussi taper directement un club inédit. Il se pré-remplit automatiquement si le nom saisi correspond à un joueur déjà présent dans le répertoire.</w:t>
       </w:r>
     </w:p>
     <w:p>
@@ -3488,7 +3680,7 @@
         <w:rPr>
           <w:lang w:val="fr-FR"/>
         </w:rPr>
-        <w:t>permet de piocher directement parmi les joueurs habituels déjà connus (voir section 14), utile pour une inscription tardive. Un joueur déjà actif dans un autre tournoi du même dossier daté du même jour apparaît grisé et non sélectionnable, pour éviter de l'inscrire à deux endroits à la fois (voir section 12).</w:t>
+        <w:t>permet de piocher directement parmi les joueurs habituels déjà connus (voir section 16), utile pour une inscription tardive. Un joueur déjà actif dans un autre tournoi du même dossier daté du même jour apparaît grisé et non sélectionnable, pour éviter de l'inscrire à deux endroits à la fois (voir section 14).</w:t>
       </w:r>
     </w:p>
     <w:p>
@@ -3674,7 +3866,7 @@
         <w:rPr>
           <w:lang w:val="fr-FR"/>
         </w:rPr>
-        <w:t xml:space="preserve">(bouton rouge, à côté de « Tout décocher ») retire le joueur de la partie ; son rang est calculé automatiquement (voir « Colonne Rang » ci-dessous). Pour une élimination d'un seul joueur, une fenêtre demande systématiquement qui l'a éliminé : ça compte pour son bounty en points (onglet Primes, section 7), et si un bounty fixe est configuré (mécanisme PKO), ça le lui attribue aussi. Impossible d'éliminer le tout dernier joueur encore actif : il doit toujours en rester au moins un — le vainqueur.</w:t>
+        <w:t xml:space="preserve">(bouton rouge, à côté de « Tout décocher ») retire le joueur de la partie ; son rang est calculé automatiquement (voir « Colonne Rang » ci-dessous). Pour une élimination d'un seul joueur, une fenêtre demande systématiquement qui l'a éliminé : ça compte pour son bounty en points (onglet Primes, section 8), et si un bounty fixe est configuré (mécanisme PKO), ça le lui attribue aussi. Impossible d'éliminer le tout dernier joueur encore actif : il doit toujours en rester au moins un — le vainqueur.</w:t>
       </w:r>
     </w:p>
     <w:p>
@@ -3852,6 +4044,29 @@
     </w:p>
     <w:p>
       <w:pPr>
+        <w:ind w:left="340"/>
+        <w:rPr>
+          <w:lang w:val="fr-FR"/>
+        </w:rPr>
+      </w:pPr>
+      <w:r>
+        <w:rPr>
+          <w:i/>
+          <w:color w:val="666666"/>
+        </w:rPr>
+        <w:t>💡</w:t>
+      </w:r>
+      <w:r>
+        <w:rPr>
+          <w:i/>
+          <w:color w:val="666666"/>
+          <w:lang w:val="fr-FR"/>
+        </w:rPr>
+        <w:t xml:space="preserve"> Comme toutes les dates affichées par le logiciel (Lobby, titres d'export...), « Éliminé le » utilise le format français JJ/MM/AAAA.</w:t>
+      </w:r>
+    </w:p>
+    <w:p>
+      <w:pPr>
         <w:pStyle w:val="Titre2"/>
         <w:rPr>
           <w:lang w:val="fr-FR"/>
@@ -3892,7 +4107,7 @@
           <w:b/>
           <w:lang w:val="fr-FR"/>
         </w:rPr>
-        <w:t xml:space="preserve">Colonnes... — </w:t>
+        <w:t xml:space="preserve">Bou/Col... — </w:t>
       </w:r>
       <w:r>
         <w:rPr>
@@ -3926,35 +4141,6 @@
     </w:p>
     <w:p>
       <w:pPr>
-        <w:pStyle w:val="Titre2"/>
-        <w:rPr>
-          <w:lang w:val="fr-FR"/>
-        </w:rPr>
-      </w:pPr>
-      <w:bookmarkStart w:id="17" w:name="_Toc237602470"/>
-      <w:r>
-        <w:rPr>
-          <w:lang w:val="fr-FR"/>
-        </w:rPr>
-        <w:t>Exporter le tableau Joueurs</w:t>
-      </w:r>
-      <w:bookmarkEnd w:id="17"/>
-    </w:p>
-    <w:p>
-      <w:pPr>
-        <w:rPr>
-          <w:lang w:val="fr-FR"/>
-        </w:rPr>
-      </w:pPr>
-      <w:r>
-        <w:rPr>
-          <w:lang w:val="fr-FR"/>
-        </w:rPr>
-        <w:t xml:space="preserve">Le bouton « Exporter les joueurs (Excel/CSV)... » (à côté de « Tout décocher ») ouvre une fenêtre pour choisir le format (CSV, Excel ou PDF) et les colonnes à inclure parmi celles affichées dans l'onglet. L'export reprend automatiquement le tri actuellement appliqué à l'écran.</w:t>
-      </w:r>
-    </w:p>
-    <w:p>
-      <w:pPr>
         <w:ind w:left="340"/>
         <w:rPr>
           <w:lang w:val="fr-FR"/>
@@ -3973,7 +4159,59 @@
           <w:color w:val="666666"/>
           <w:lang w:val="fr-FR"/>
         </w:rPr>
-        <w:t xml:space="preserve"> Le format et les colonnes cochées sont mémorisés d'un export à l'autre, et le fichier généré s'ouvre automatiquement dans l'application par défaut une fois l'export terminé — inutile d'aller le rechercher.</w:t>
+        <w:t xml:space="preserve"> Les boutons Rebuy, Add-on, Modifier chips... et Modifier achats... se rétractent de la même façon (glisser leur bord droit vers la gauche jusqu'à ce qu'ils disparaissent) et se réaffichent depuis la même fenêtre « Bou/Col... », sous « Boutons affichés ».</w:t>
+      </w:r>
+    </w:p>
+    <w:p>
+      <w:pPr>
+        <w:pStyle w:val="Titre2"/>
+        <w:rPr>
+          <w:lang w:val="fr-FR"/>
+        </w:rPr>
+      </w:pPr>
+      <w:bookmarkStart w:id="17" w:name="_Toc237602470"/>
+      <w:r>
+        <w:rPr>
+          <w:lang w:val="fr-FR"/>
+        </w:rPr>
+        <w:t>Exporter le tableau Joueurs</w:t>
+      </w:r>
+      <w:bookmarkEnd w:id="17"/>
+    </w:p>
+    <w:p>
+      <w:pPr>
+        <w:rPr>
+          <w:lang w:val="fr-FR"/>
+        </w:rPr>
+      </w:pPr>
+      <w:r>
+        <w:rPr>
+          <w:lang w:val="fr-FR"/>
+        </w:rPr>
+        <w:t xml:space="preserve">Le bouton « Exporter les joueurs (Excel/CSV)... » (à côté de « Tout décocher ») ouvre une fenêtre pour choisir le format (CSV, Excel ou PDF) et les colonnes à inclure parmi celles affichées dans l'onglet. L'export reprend automatiquement le tri actuellement appliqué à l'écran.</w:t>
+      </w:r>
+    </w:p>
+    <w:p>
+      <w:pPr>
+        <w:ind w:left="340"/>
+        <w:rPr>
+          <w:lang w:val="fr-FR"/>
+        </w:rPr>
+      </w:pPr>
+      <w:r>
+        <w:rPr>
+          <w:i/>
+          <w:color w:val="666666"/>
+        </w:rPr>
+        <w:t>💡</w:t>
+      </w:r>
+      <w:r>
+        <w:rPr>
+          <w:i/>
+          <w:color w:val="666666"/>
+          <w:lang w:val="fr-FR"/>
+        </w:rPr>
+        <w:t xml:space="preserve"> Le format et les colonnes cochées sont mémorisés d'un export à l'autre, et le fichier généré s'ouvre automatiquement dans l'application par défaut une fois l'export terminé — inutile d'aller le rechercher. Le titre du fichier suit le même format que pour le Classement (« Joueurs du SitnGo/Tournoi du [Club] [Nom du tournoi] du [date] »), sans la ligne Prize pool.</w:t>
       </w:r>
     </w:p>
     <w:p>
@@ -3988,7 +4226,7 @@
         <w:rPr>
           <w:lang w:val="fr-FR"/>
         </w:rPr>
-        <w:t>5. Onglet Tables</w:t>
+        <w:t>6. Onglet Tables</w:t>
       </w:r>
       <w:bookmarkEnd w:id="18"/>
     </w:p>
@@ -4050,7 +4288,7 @@
         <w:rPr>
           <w:lang w:val="fr-FR"/>
         </w:rPr>
-        <w:t>Affiche la répartition en cours : une carte par table, avec la liste des joueurs assis (siège et tapis).</w:t>
+        <w:t>Affiche la répartition en cours : une carte par table, avec la liste des joueurs assis (siège).</w:t>
       </w:r>
     </w:p>
     <w:p>
@@ -4163,7 +4401,7 @@
         <w:rPr>
           <w:lang w:val="fr-FR"/>
         </w:rPr>
-        <w:t>6. Onglet Mouvements</w:t>
+        <w:t>7. Onglet Mouvements</w:t>
       </w:r>
       <w:bookmarkEnd w:id="20"/>
     </w:p>
@@ -4238,7 +4476,7 @@
         <w:rPr>
           <w:lang w:val="fr-FR"/>
         </w:rPr>
-        <w:t>Dès qu'un rééquilibrage déplace réellement des joueurs, le chronomètre se met automatiquement en pause et un bandeau clignotant « Changement de tables en cours » s'affiche (onglet Chronomètre et écran projecteur), le temps que tout le monde s'installe.</w:t>
+        <w:t>Dès qu'un rééquilibrage déplace réellement des joueurs, le chronomètre se met automatiquement en pause et un bandeau « Changement de tables en cours » s'affiche — clignotant sur l'onglet Chronomètre, fixe et complété d'un tableau des joueurs concernés (Joueur, Ancienne table, Ancien siège, Nouvelle table, Nouveau siège) sur l'écran projecteur, avec défilement automatique si la liste est trop longue pour tenir à l'écran — le temps que tout le monde s'installe. L'onglet Mouvements passe aussi automatiquement au premier plan (devant le Chronomètre ou tout autre onglet affiché, fenêtre principale ramenée devant l'écran projecteur si besoin), pour que le responsable voie tout de suite qui doit changer de table.</w:t>
       </w:r>
     </w:p>
     <w:p>
@@ -4259,7 +4497,7 @@
         <w:rPr>
           <w:lang w:val="fr-FR"/>
         </w:rPr>
-        <w:t>une fois les joueurs déplacés bien installés à leur nouvelle table, cliquez ici : ça referme le bandeau, relance le chronomètre, et vide la liste des mouvements affichée.</w:t>
+        <w:t>une fois les joueurs déplacés bien installés à leur nouvelle table, cliquez ici : ça referme le bandeau, relance le chronomètre, vide la liste des mouvements affichée, revient sur l'onglet Chronomètre et ramène l'écran projecteur au premier plan s'il est ouvert.</w:t>
       </w:r>
     </w:p>
     <w:p>
@@ -4287,6 +4525,29 @@
     </w:p>
     <w:p>
       <w:pPr>
+        <w:ind w:left="340"/>
+        <w:rPr>
+          <w:lang w:val="fr-FR"/>
+        </w:rPr>
+      </w:pPr>
+      <w:r>
+        <w:rPr>
+          <w:i/>
+          <w:color w:val="666666"/>
+        </w:rPr>
+        <w:t>💡</w:t>
+      </w:r>
+      <w:r>
+        <w:rPr>
+          <w:i/>
+          <w:color w:val="666666"/>
+          <w:lang w:val="fr-FR"/>
+        </w:rPr>
+        <w:t xml:space="preserve"> « Terminé » peut aussi se déclencher au clavier (Ctrl+Maj+T) ou depuis un téléphone — voir chapitre 13.</w:t>
+      </w:r>
+    </w:p>
+    <w:p>
+      <w:pPr>
         <w:pStyle w:val="Titre1"/>
         <w:rPr>
           <w:lang w:val="fr-FR"/>
@@ -4297,7 +4558,7 @@
         <w:rPr>
           <w:lang w:val="fr-FR"/>
         </w:rPr>
-        <w:t>7. Onglet Primes</w:t>
+        <w:t>8. Onglet Primes</w:t>
       </w:r>
       <w:bookmarkEnd w:id="21"/>
     </w:p>
@@ -4502,7 +4763,7 @@
         <w:rPr>
           <w:lang w:val="fr-FR"/>
         </w:rPr>
-        <w:t xml:space="preserve">Colonnes : Joueur, Rang, Présence, Assiduité, Classement, Bounty (Nombre / Valeur / Montant), TOTAL. Cliquer sur les en-têtes Rang, Bounty — Nb ou TOTAL trie le tableau (re-cliquer inverse l'ordre) — trié par TOTAL décroissant par défaut.</w:t>
+        <w:t xml:space="preserve">Colonnes : Joueur, Rang, Présence, Assiduité, Classement, Nb Bounty, Val Bounty, Mon Bounty, TOTAL. Cliquer sur les en-têtes Rang, Nb Bounty ou TOTAL trie le tableau (re-cliquer inverse l'ordre) — trié par TOTAL décroissant par défaut.</w:t>
       </w:r>
     </w:p>
     <w:p>
@@ -4554,7 +4815,7 @@
         <w:rPr>
           <w:lang w:val="fr-FR"/>
         </w:rPr>
-        <w:t xml:space="preserve">Le bouton « Exporter les primes (Excel/CSV)... » ouvre une fenêtre pour choisir : le tableau à exporter (Récapitulatif ou Historique, voir ci-dessous), le format (CSV, Excel ou PDF) et les colonnes.</w:t>
+        <w:t xml:space="preserve">Le bouton « Exporter les primes (Excel/CSV)... » ouvre une fenêtre pour choisir : le tableau à exporter (Récapitulatif ou Historique, voir ci-dessous), le format (CSV, Excel ou PDF) et les colonnes. Le titre du fichier généré suit le même format que pour le Classement (« Primes du SitnGo/Tournoi du [Club] [Nom du tournoi] du [date] »).</w:t>
       </w:r>
     </w:p>
     <w:p>
@@ -4613,7 +4874,7 @@
         <w:rPr>
           <w:lang w:val="fr-FR"/>
         </w:rPr>
-        <w:t xml:space="preserve">Sous le récapitulatif, un second tableau — dans un volet dont on peut faire glisser la frontière à la souris pour l'agrandir — journalise l'ancien mécanisme de bounty en points fixe (mode PKO, voir section 11) : chaque élimination avec bounty attribué, la part empochée en Perso immédiat, et la part ajoutée à la prime de l'éliminateur.</w:t>
+        <w:t xml:space="preserve">Sous le récapitulatif, un second tableau — dans un volet dont on peut faire glisser la frontière à la souris pour l'agrandir — journalise l'ancien mécanisme de bounty en points fixe (mode PKO, voir section 12) : chaque élimination avec bounty attribué, la part empochée en Perso immédiat, et la part ajoutée à la prime de l'éliminateur.</w:t>
       </w:r>
     </w:p>
     <w:p>
@@ -4652,7 +4913,7 @@
           <w:lang w:val="fr-FR"/>
         </w:rPr>
         <w:lastRenderedPageBreak/>
-        <w:t>8. Onglet Chronomètre</w:t>
+        <w:t>9. Onglet Chronomètre</w:t>
       </w:r>
       <w:bookmarkEnd w:id="26"/>
     </w:p>
@@ -4714,7 +4975,7 @@
         <w:rPr>
           <w:lang w:val="fr-FR"/>
         </w:rPr>
-        <w:t>Une structure de blindes standard est préchargée à la création du tournoi (modifiable en détail dans l'onglet Blindes, section 9, ou régénérée d'un coup dans Paramètres, section 11).</w:t>
+        <w:t>Une structure de blindes standard est préchargée à la création du tournoi (modifiable en détail dans l'onglet Blindes, section 10, ou régénérée d'un coup dans Paramètres, section 12).</w:t>
       </w:r>
     </w:p>
     <w:p>
@@ -4770,6 +5031,14 @@
           <w:lang w:val="fr-FR"/>
         </w:rPr>
         <w:t>Le passage au niveau suivant se fait aussi automatiquement à la fin du temps imparti. Double-cliquer sur un niveau dans le tableau y va directement.</w:t>
+      </w:r>
+    </w:p>
+    <w:p>
+      <w:r>
+        <w:rPr>
+          <w:lang w:val="fr-FR"/>
+        </w:rPr>
+        <w:t xml:space="preserve">Les 5 boutons ci-dessus sont regroupés en haut à droite de l'onglet, les uns sous les autres ; les informations du niveau en cours (niveau, minuteur, blindes, niveau suivant) occupent le reste de la largeur, à gauche.</w:t>
       </w:r>
     </w:p>
     <w:p>
@@ -4887,6 +5156,14 @@
       </w:r>
     </w:p>
     <w:p>
+      <w:r>
+        <w:rPr>
+          <w:lang w:val="fr-FR"/>
+        </w:rPr>
+        <w:t xml:space="preserve">Sous chacun de ces 3 boutons, un champ Durée (en millisecondes) tronque le fichier choisi s'il dure plus longtemps qu'elle, et un bouton Test permet de l'écouter immédiatement, sans attendre le déclenchement réel.</w:t>
+      </w:r>
+    </w:p>
+    <w:p>
       <w:pPr>
         <w:ind w:left="340"/>
         <w:rPr>
@@ -4913,6 +5190,29 @@
     </w:p>
     <w:p>
       <w:pPr>
+        <w:ind w:left="340"/>
+        <w:rPr>
+          <w:lang w:val="fr-FR"/>
+        </w:rPr>
+      </w:pPr>
+      <w:r>
+        <w:rPr>
+          <w:i/>
+          <w:color w:val="666666"/>
+        </w:rPr>
+        <w:t>💡</w:t>
+      </w:r>
+      <w:r>
+        <w:rPr>
+          <w:i/>
+          <w:color w:val="666666"/>
+          <w:lang w:val="fr-FR"/>
+        </w:rPr>
+        <w:t xml:space="preserve"> Si le contenu de cet onglet dépasse la hauteur de l'écran, un ascenseur apparaît sur le côté droit — comme dans les onglets Paramètres et Blindes.</w:t>
+      </w:r>
+    </w:p>
+    <w:p>
+      <w:pPr>
         <w:pStyle w:val="Titre1"/>
         <w:rPr>
           <w:lang w:val="fr-FR"/>
@@ -4923,7 +5223,7 @@
         <w:rPr>
           <w:lang w:val="fr-FR"/>
         </w:rPr>
-        <w:t>9. Onglet Blindes</w:t>
+        <w:t>10. Onglet Blindes</w:t>
       </w:r>
       <w:bookmarkEnd w:id="28"/>
     </w:p>
@@ -5320,7 +5620,7 @@
         <w:rPr>
           <w:lang w:val="fr-FR"/>
         </w:rPr>
-        <w:t xml:space="preserve">A droite du tableau des rounds, un panneau permet de renseigner les jetons utilisés pour ce tournoi (facultatif) : couleur (nom + pastille cliquable pour choisir la couleur), valeur, et nombre par joueur, avec un Total calculé automatiquement pour chaque ligne (Valeur x Nombre).</w:t>
+        <w:t xml:space="preserve">A droite du tableau des rounds, un panneau permet de renseigner les jetons utilisés pour ce tournoi (facultatif) : nom, pastille cliquable (couleur unie ou image de jeton importée, au choix dans le menu qui s'ouvre au clic), valeur, et nombre par joueur, avec un Total calculé automatiquement pour chaque ligne (Valeur x Nombre).</w:t>
       </w:r>
     </w:p>
     <w:p>
@@ -5421,7 +5721,7 @@
           <w:color w:val="666666"/>
           <w:lang w:val="fr-FR"/>
         </w:rPr>
-        <w:t xml:space="preserve"> Chaque champ s'enregistre automatiquement pour ce tournoi au fur et à mesure de la saisie — inutile de cliquer un bouton particulier pour ne pas perdre vos modifications.</w:t>
+        <w:t xml:space="preserve"> Chaque champ s'enregistre automatiquement pour ce tournoi au fur et à mesure de la saisie — inutile de cliquer un bouton particulier pour ne pas perdre vos modifications. Cliquer sur la pastille propose de choisir une couleur ou une image de jeton (PNG/JPG/GIF) ; l'image, si choisie, remplace la pastille partout où les jetons sont affichés (ce panneau et l'écran projecteur), et un second clic permet d'y revenir.</w:t>
       </w:r>
     </w:p>
     <w:p>
@@ -5561,7 +5861,7 @@
         <w:rPr>
           <w:lang w:val="fr-FR"/>
         </w:rPr>
-        <w:t>Le menu Affichage → « Ouvrir l'écran chronomètre » ouvre une fenêtre séparée, pensée pour être affichée en plein écran (touche F11, Échap pour sortir) sur un vidéoprojecteur ou un second écran : niveau en cours, minuteur en grand, prochain niveau, heure de la prochaine pause, joueurs restants et tapis moyen.</w:t>
+        <w:t>Le menu Affichage → « Ouvrir l'écran chronomètre » ouvre une fenêtre séparée, pensée pour être affichée en plein écran (touche F11, Échap pour sortir) sur un vidéoprojecteur ou un second écran : rappel des raccourcis clavier en haut à gauche, niveau en cours, minuteur en grand (clignote en doré pendant les pauses), prochain niveau, heure de la prochaine pause, puis, centrés en bas, joueurs restants, tapis moyen et durée du tournoi (temps écoulé depuis le tout premier démarrage, figée une fois la partie terminée).</w:t>
       </w:r>
     </w:p>
     <w:p>
@@ -5584,7 +5884,7 @@
           <w:color w:val="666666"/>
           <w:lang w:val="fr-FR"/>
         </w:rPr>
-        <w:t xml:space="preserve"> Pendant un rééquilibrage de tables, un bandeau « Changement de tables en cours » clignote au centre de cet écran, en même temps que sur l'onglet Chronomètre (voir section 6).</w:t>
+        <w:t xml:space="preserve"> Pendant un rééquilibrage de tables, un bandeau « Changement de tables en cours » s'affiche au centre de cet écran avec le détail des joueurs concernés (voir section 7) ; une fois le tournoi terminé (un seul joueur actif restant), ce même bandeau affiche « Partie terminée ».</w:t>
       </w:r>
     </w:p>
     <w:p>
@@ -5609,7 +5909,7 @@
           <w:color w:val="666666"/>
           <w:lang w:val="fr-FR"/>
         </w:rPr>
-        <w:t xml:space="preserve"> Si des jetons sont renseignés (onglet Blindes, section 9), leur tableau (couleur, valeur, nombre par joueur) s'affiche aussi sur cet écran, à hauteur des blindes.</w:t>
+        <w:t xml:space="preserve"> Si des jetons sont renseignés (onglet Blindes, section 10), leur tableau (couleur ou image, valeur, nombre par joueur) s'affiche aussi en haut à droite de cet écran.</w:t>
       </w:r>
     </w:p>
     <w:p>
@@ -5625,182 +5925,16 @@
           <w:lang w:val="fr-FR"/>
         </w:rPr>
         <w:lastRenderedPageBreak/>
-        <w:t>10. Onglet Gains</w:t>
+        <w:t>11. Onglet Classement</w:t>
       </w:r>
       <w:bookmarkEnd w:id="32"/>
     </w:p>
     <w:p>
-      <w:pPr>
-        <w:rPr>
-          <w:lang w:val="fr-FR"/>
-        </w:rPr>
-      </w:pPr>
-      <w:r>
-        <w:rPr>
-          <w:noProof/>
-          <w:lang w:val="fr-FR"/>
-        </w:rPr>
-        <w:drawing>
-          <wp:inline distT="0" distB="0" distL="0" distR="0" wp14:anchorId="0A29DC88" wp14:editId="02FDFB0B">
-            <wp:extent cx="5029200" cy="877162"/>
-            <wp:effectExtent l="0" t="0" r="0" b="0"/>
-            <wp:docPr id="1526944364" name="Image 1"/>
-            <wp:cNvGraphicFramePr>
-              <a:graphicFrameLocks xmlns:a="http://schemas.openxmlformats.org/drawingml/2006/main" noChangeAspect="1"/>
-            </wp:cNvGraphicFramePr>
-            <a:graphic xmlns:a="http://schemas.openxmlformats.org/drawingml/2006/main">
-              <a:graphicData uri="http://schemas.openxmlformats.org/drawingml/2006/picture">
-                <pic:pic xmlns:pic="http://schemas.openxmlformats.org/drawingml/2006/picture">
-                  <pic:nvPicPr>
-                    <pic:cNvPr id="1526944364" name=""/>
-                    <pic:cNvPicPr/>
-                  </pic:nvPicPr>
-                  <pic:blipFill>
-                    <a:blip r:embed="rId19"/>
-                    <a:stretch>
-                      <a:fillRect/>
-                    </a:stretch>
-                  </pic:blipFill>
-                  <pic:spPr>
-                    <a:xfrm>
-                      <a:off x="0" y="0"/>
-                      <a:ext cx="5094108" cy="888483"/>
-                    </a:xfrm>
-                    <a:prstGeom prst="rect">
-                      <a:avLst/>
-                    </a:prstGeom>
-                  </pic:spPr>
-                </pic:pic>
-              </a:graphicData>
-            </a:graphic>
-          </wp:inline>
-        </w:drawing>
-      </w:r>
-    </w:p>
-    <w:p>
-      <w:pPr>
-        <w:rPr>
-          <w:lang w:val="fr-FR"/>
-        </w:rPr>
-      </w:pPr>
-      <w:r>
-        <w:rPr>
-          <w:lang w:val="fr-FR"/>
-        </w:rPr>
-        <w:t xml:space="preserve">Calcule et affiche la répartition du prize pool entre les places payées.</w:t>
-      </w:r>
-    </w:p>
-    <w:p>
-      <w:pPr>
-        <w:pStyle w:val="Listepuces"/>
-        <w:rPr>
-          <w:lang w:val="fr-FR"/>
-        </w:rPr>
-      </w:pPr>
-      <w:r>
-        <w:rPr>
-          <w:b/>
-          <w:lang w:val="fr-FR"/>
-        </w:rPr>
-        <w:t xml:space="preserve">Générer grille standard — </w:t>
-      </w:r>
-      <w:r>
-        <w:rPr>
-          <w:lang w:val="fr-FR"/>
-        </w:rPr>
-        <w:t>propose automatiquement une grille de pourcentages selon le nombre d'entrées (buy-ins).</w:t>
-      </w:r>
-    </w:p>
-    <w:p>
-      <w:pPr>
-        <w:pStyle w:val="Listepuces"/>
-        <w:rPr>
-          <w:lang w:val="fr-FR"/>
-        </w:rPr>
-      </w:pPr>
-      <w:r>
-        <w:rPr>
-          <w:b/>
-          <w:lang w:val="fr-FR"/>
-        </w:rPr>
-        <w:t xml:space="preserve">Modifier % d'une place — </w:t>
-      </w:r>
-      <w:r>
-        <w:rPr>
-          <w:lang w:val="fr-FR"/>
-        </w:rPr>
-        <w:t>ajuste manuellement le pourcentage d'une place précise.</w:t>
-      </w:r>
-    </w:p>
-    <w:p>
-      <w:pPr>
-        <w:rPr>
-          <w:lang w:val="fr-FR"/>
-        </w:rPr>
-      </w:pPr>
-      <w:r>
-        <w:rPr>
-          <w:lang w:val="fr-FR"/>
-        </w:rPr>
-        <w:t xml:space="preserve">Le prize pool est calculé à partir des buy-ins, rebuys et add-ons, moins un éventuel pourcentage de rake (réglable dans Paramètres). Le montant affiché pour chaque place se met à jour automatiquement.</w:t>
-      </w:r>
-    </w:p>
-    <w:p>
-      <w:pPr>
-        <w:pStyle w:val="Titre2"/>
-        <w:rPr>
-          <w:lang w:val="fr-FR"/>
-        </w:rPr>
-      </w:pPr>
-      <w:bookmarkStart w:id="33" w:name="_Toc237602486"/>
-      <w:r>
-        <w:rPr>
-          <w:lang w:val="fr-FR"/>
-        </w:rPr>
-        <w:t>Exporter la grille de gains</w:t>
-      </w:r>
-      <w:bookmarkEnd w:id="33"/>
-    </w:p>
-    <w:p>
-      <w:pPr>
-        <w:rPr>
-          <w:lang w:val="fr-FR"/>
-        </w:rPr>
-      </w:pPr>
-      <w:r>
-        <w:rPr>
-          <w:lang w:val="fr-FR"/>
-        </w:rPr>
-        <w:t xml:space="preserve">Le bouton « Exporter la grille de gains (Excel/CSV)... » exporte exactement le tableau affiché dans cet onglet : Place, Pourcentage (%), Montant (€) — sans nom de joueur. Une fenêtre permet de choisir le format (CSV, Excel ou PDF) et les colonnes à inclure.</w:t>
-      </w:r>
-    </w:p>
-    <w:p>
-      <w:pPr>
-        <w:pStyle w:val="Titre2"/>
-        <w:rPr>
-          <w:lang w:val="fr-FR"/>
-        </w:rPr>
-      </w:pPr>
-      <w:bookmarkStart w:id="34" w:name="_Toc237602487"/>
-      <w:r>
-        <w:rPr>
-          <w:lang w:val="fr-FR"/>
-        </w:rPr>
-        <w:t>Exporter les résultats (classement nominatif)</w:t>
-      </w:r>
-      <w:bookmarkEnd w:id="34"/>
-    </w:p>
-    <w:p>
-      <w:pPr>
-        <w:rPr>
-          <w:lang w:val="fr-FR"/>
-        </w:rPr>
-      </w:pPr>
-      <w:r>
-        <w:rPr>
-          <w:lang w:val="fr-FR"/>
-        </w:rPr>
-        <w:t xml:space="preserve">Le bouton « Exporter les résultats (Excel/CSV)... » du menu Fichier (distinct de l'export ci-dessus) ouvre une fenêtre pour choisir le format et les colonnes d'un classement nominatif complet du tournoi : Rang, Nom, Statut, Gain, Buy-ins, Rebuys, Add-ons, et Prime gagnée si le bounty est utilisé.</w:t>
+      <w:r>
+        <w:rPr>
+          <w:lang w:val="fr-FR"/>
+        </w:rPr>
+        <w:t xml:space="preserve">Trace l'ordre d'élimination des joueurs au fur et à mesure du tournoi — qui a été éliminé quand, par qui, et à quel round — plutôt qu'une grille de gains à configurer.</w:t>
       </w:r>
     </w:p>
     <w:p>
@@ -5823,7 +5957,157 @@
           <w:color w:val="666666"/>
           <w:lang w:val="fr-FR"/>
         </w:rPr>
-        <w:t xml:space="preserve"> Comme pour tous les exports du logiciel : le format et les colonnes cochées sont mémorisés d'une fois sur l'autre, et le fichier généré s'ouvre automatiquement une fois l'export terminé. L'Excel nécessite openpyxl, le PDF nécessite fpdf2 (voir section 2).</w:t>
+        <w:t xml:space="preserve"> Seuls les joueurs déjà classés (éliminés, ou le vainqueur une fois le tournoi terminé) apparaissent dans ce tableau ; les joueurs encore actifs n'y figurent pas, pour rester lisible pendant le jeu.</w:t>
+      </w:r>
+    </w:p>
+    <w:p>
+      <w:pPr>
+        <w:pStyle w:val="Titre2"/>
+        <w:rPr>
+          <w:lang w:val="fr-FR"/>
+        </w:rPr>
+      </w:pPr>
+      <w:bookmarkStart w:id="501" w:name="_Toc950000501"/>
+      <w:r>
+        <w:rPr>
+          <w:lang w:val="fr-FR"/>
+        </w:rPr>
+        <w:t>Colonnes</w:t>
+      </w:r>
+      <w:bookmarkEnd w:id="501"/>
+    </w:p>
+    <w:p>
+      <w:r>
+        <w:rPr>
+          <w:lang w:val="fr-FR"/>
+        </w:rPr>
+        <w:t xml:space="preserve">Nom, Rang, Éliminé le (date et heure, au format JJ/MM/AAAA), Round (round de la structure de blindes où l'élimination a eu lieu), Éliminé par.</w:t>
+      </w:r>
+    </w:p>
+    <w:p>
+      <w:r>
+        <w:rPr>
+          <w:lang w:val="fr-FR"/>
+        </w:rPr>
+        <w:t xml:space="preserve">Cliquer sur l'en-tête « Nom » ou « Rang » trie le tableau (re-cliquer inverse l'ordre) ; par défaut, le tri part du plus récemment éliminé (rang le plus bas, donc le plus proche de la victoire) vers le plus ancien.</w:t>
+      </w:r>
+    </w:p>
+    <w:p>
+      <w:pPr>
+        <w:pStyle w:val="Titre2"/>
+        <w:rPr>
+          <w:lang w:val="fr-FR"/>
+        </w:rPr>
+      </w:pPr>
+      <w:bookmarkStart w:id="502" w:name="_Toc950000502"/>
+      <w:r>
+        <w:rPr>
+          <w:lang w:val="fr-FR"/>
+        </w:rPr>
+        <w:t>Résumé et défilement automatique</w:t>
+      </w:r>
+      <w:bookmarkEnd w:id="502"/>
+    </w:p>
+    <w:p>
+      <w:r>
+        <w:rPr>
+          <w:lang w:val="fr-FR"/>
+        </w:rPr>
+        <w:t xml:space="preserve">Au-dessus du tableau : Éliminés | En cours | Total, mis à jour en direct. Si le tableau dépasse la hauteur affichée à l'écran, il défile automatiquement (comme l'onglet Tables, chapitre 6) ; sinon rien ne défile. La molette de la souris permet aussi de défiler manuellement.</w:t>
+      </w:r>
+    </w:p>
+    <w:p>
+      <w:pPr>
+        <w:pStyle w:val="Titre2"/>
+        <w:rPr>
+          <w:lang w:val="fr-FR"/>
+        </w:rPr>
+      </w:pPr>
+      <w:bookmarkStart w:id="33" w:name="_Toc237602486"/>
+      <w:r>
+        <w:rPr>
+          <w:lang w:val="fr-FR"/>
+        </w:rPr>
+        <w:t>Exporter le classement</w:t>
+      </w:r>
+      <w:bookmarkEnd w:id="33"/>
+    </w:p>
+    <w:p>
+      <w:r>
+        <w:rPr>
+          <w:lang w:val="fr-FR"/>
+        </w:rPr>
+        <w:t xml:space="preserve">Le bouton « Exporter le classement (Excel/CSV)... » exporte exactement le tableau affiché (colonnes fixes, pas de sélection possible), trié par Rang. Le titre du fichier généré suit le format « Classement du SitnGo/Tournoi du [Club] [Nom du tournoi] du [date] » selon que le tournoi a été créé via « Sit &amp; Go rapide » ou non.</w:t>
+      </w:r>
+    </w:p>
+    <w:p>
+      <w:pPr>
+        <w:ind w:left="340"/>
+        <w:rPr>
+          <w:lang w:val="fr-FR"/>
+        </w:rPr>
+      </w:pPr>
+      <w:r>
+        <w:rPr>
+          <w:i/>
+          <w:color w:val="666666"/>
+        </w:rPr>
+        <w:t>💡</w:t>
+      </w:r>
+      <w:r>
+        <w:rPr>
+          <w:i/>
+          <w:color w:val="666666"/>
+          <w:lang w:val="fr-FR"/>
+        </w:rPr>
+        <w:t xml:space="preserve"> Pour un classement nominatif complet avec les gains (Gain €, Buy-ins, Rebuys, Add-ons...), utilisez plutôt « Exporter les résultats (Excel/CSV)... » du menu Fichier — voir ci-dessous. La grille de pourcentages par place n'a plus d'écran dédié : elle reste calculée automatiquement (répartition standard selon le nombre d'entrées pour un Sit &amp; Go, 100% au vainqueur sinon).</w:t>
+      </w:r>
+    </w:p>
+    <w:p>
+      <w:pPr>
+        <w:pStyle w:val="Titre2"/>
+        <w:rPr>
+          <w:lang w:val="fr-FR"/>
+        </w:rPr>
+      </w:pPr>
+      <w:bookmarkStart w:id="34" w:name="_Toc237602487"/>
+      <w:r>
+        <w:rPr>
+          <w:lang w:val="fr-FR"/>
+        </w:rPr>
+        <w:t>Exporter les résultats (classement nominatif)</w:t>
+      </w:r>
+      <w:bookmarkEnd w:id="34"/>
+    </w:p>
+    <w:p>
+      <w:r>
+        <w:rPr>
+          <w:lang w:val="fr-FR"/>
+        </w:rPr>
+        <w:t xml:space="preserve">Le bouton « Exporter les résultats (Excel/CSV)... » du menu Fichier (distinct de l'export ci-dessus) ouvre une fenêtre pour choisir le format et les colonnes d'un classement nominatif complet du tournoi : Rang, Nom, Statut, Gain, Buy-ins, Rebuys, Add-ons, et Prime gagnée si le bounty est utilisé.</w:t>
+      </w:r>
+    </w:p>
+    <w:p>
+      <w:pPr>
+        <w:ind w:left="340"/>
+        <w:rPr>
+          <w:lang w:val="fr-FR"/>
+        </w:rPr>
+      </w:pPr>
+      <w:r>
+        <w:rPr>
+          <w:i/>
+          <w:color w:val="666666"/>
+        </w:rPr>
+        <w:t>💡</w:t>
+      </w:r>
+      <w:r>
+        <w:rPr>
+          <w:i/>
+          <w:color w:val="666666"/>
+          <w:lang w:val="fr-FR"/>
+        </w:rPr>
+        <w:t xml:space="preserve"> Comme pour tous les exports du logiciel : le format et les colonnes cochées sont mémorisés d'une fois sur l'autre, et le fichier généré s'ouvre automatiquement une fois l'export terminé. L'Excel nécessite openpyxl, le PDF nécessite fpdf2 (voir chapitre 2).</w:t>
       </w:r>
     </w:p>
     <w:p>
@@ -5838,7 +6122,7 @@
         <w:rPr>
           <w:lang w:val="fr-FR"/>
         </w:rPr>
-        <w:t>11. Onglet Paramètres</w:t>
+        <w:t>12. Onglet Paramètres</w:t>
       </w:r>
       <w:bookmarkEnd w:id="35"/>
     </w:p>
@@ -6008,6 +6292,39 @@
                 <w:color w:val="FFFFFF"/>
               </w:rPr>
               <w:t>Rôle</w:t>
+            </w:r>
+          </w:p>
+        </w:tc>
+      </w:tr>
+      <w:tr>
+        <w:trPr>
+          <w:jc w:val="center"/>
+        </w:trPr>
+        <w:tc>
+          <w:tcPr>
+            <w:tcW w:w="4819" w:type="dxa"/>
+          </w:tcPr>
+          <w:p>
+            <w:r>
+              <w:t>Nom du Club</w:t>
+            </w:r>
+          </w:p>
+        </w:tc>
+        <w:tc>
+          <w:tcPr>
+            <w:tcW w:w="4819" w:type="dxa"/>
+          </w:tcPr>
+          <w:p>
+            <w:pPr>
+              <w:rPr>
+                <w:lang w:val="fr-FR"/>
+              </w:rPr>
+            </w:pPr>
+            <w:r>
+              <w:rPr>
+                <w:lang w:val="fr-FR"/>
+              </w:rPr>
+              <w:t>Utilisé par défaut comme club des joueurs importés (CSV) ; commun à tous les tournois/Sit &amp; Go</w:t>
             </w:r>
           </w:p>
         </w:tc>
@@ -6301,27 +6618,6 @@
     </w:p>
     <w:p>
       <w:pPr>
-        <w:pStyle w:val="Listepuces"/>
-        <w:rPr>
-          <w:lang w:val="fr-FR"/>
-        </w:rPr>
-      </w:pPr>
-      <w:r>
-        <w:rPr>
-          <w:b/>
-          <w:lang w:val="fr-FR"/>
-        </w:rPr>
-        <w:t xml:space="preserve">⏱ Modifier la durée des niveaux (tous)... — </w:t>
-      </w:r>
-      <w:r>
-        <w:rPr>
-          <w:lang w:val="fr-FR"/>
-        </w:rPr>
-        <w:t>change la durée de tous les niveaux de blindes existants d'un coup, sans toucher aux montants ni aux pauses.</w:t>
-      </w:r>
-    </w:p>
-    <w:p>
-      <w:pPr>
         <w:pStyle w:val="Titre2"/>
       </w:pPr>
       <w:bookmarkStart w:id="37" w:name="_Toc237602490"/>
@@ -6371,7 +6667,7 @@
         <w:rPr>
           <w:lang w:val="fr-FR"/>
         </w:rPr>
-        <w:t>tonalité et durée du signal sonore joué à chaque déplacement de joueur entre tables ; bouton « Tester le signal ».</w:t>
+        <w:t>fichier .wav joué à chaque déplacement de joueur entre tables (à défaut, un bip généré automatiquement), avec une durée maximale réglable ; bouton « Tester le son ».</w:t>
       </w:r>
     </w:p>
     <w:p>
@@ -6392,7 +6688,28 @@
         <w:rPr>
           <w:lang w:val="fr-FR"/>
         </w:rPr>
-        <w:t>montants en points des 4 primes (voir section 7), détaillées ci-dessous.</w:t>
+        <w:t>montants en points des 4 primes (voir section 8), détaillées ci-dessous.</w:t>
+      </w:r>
+    </w:p>
+    <w:p>
+      <w:pPr>
+        <w:pStyle w:val="Listepuces"/>
+        <w:rPr>
+          <w:lang w:val="fr-FR"/>
+        </w:rPr>
+      </w:pPr>
+      <w:r>
+        <w:rPr>
+          <w:b/>
+          <w:lang w:val="fr-FR"/>
+        </w:rPr>
+        <w:t xml:space="preserve">Contrôle à distance (téléphone) — </w:t>
+      </w:r>
+      <w:r>
+        <w:rPr>
+          <w:lang w:val="fr-FR"/>
+        </w:rPr>
+        <w:t xml:space="preserve">active/désactive une petite page web pilotable depuis un téléphone sur le même réseau Wifi (voir chapitre 13).</w:t>
       </w:r>
     </w:p>
     <w:p>
@@ -6507,7 +6824,7 @@
         <w:rPr>
           <w:lang w:val="fr-FR"/>
         </w:rPr>
-        <w:t xml:space="preserve">mécanisme interne « Perso » : quand un joueur qui porte un bounty est éliminé, son éliminateur en garde une partie en Perso immédiat, et le reste grossit sur sa propre tête pour la suite du tournoi (journalisé dans l'Historique de l'onglet Primes, section 7).</w:t>
+        <w:t xml:space="preserve">mécanisme interne « Perso » : quand un joueur qui porte un bounty est éliminé, son éliminateur en garde une partie en Perso immédiat, et le reste grossit sur sa propre tête pour la suite du tournoi (journalisé dans l'Historique de l'onglet Primes, section 8).</w:t>
       </w:r>
     </w:p>
     <w:p>
@@ -6584,26 +6901,22 @@
           <w:lang w:val="fr-FR"/>
         </w:rPr>
       </w:pPr>
-      <w:bookmarkStart w:id="39" w:name="_Toc237602492"/>
-      <w:r>
-        <w:rPr>
-          <w:lang w:val="fr-FR"/>
-        </w:rPr>
-        <w:t xml:space="preserve">12. Sit &amp; Go et gestion de plusieurs tournois</w:t>
-      </w:r>
-      <w:bookmarkEnd w:id="39"/>
-    </w:p>
-    <w:p>
-      <w:pPr>
-        <w:rPr>
-          <w:lang w:val="fr-FR"/>
-        </w:rPr>
-      </w:pPr>
-      <w:r>
-        <w:rPr>
-          <w:lang w:val="fr-FR"/>
-        </w:rPr>
-        <w:t xml:space="preserve">Pour faire tourner plusieurs Sit &amp; Go/tournois en même temps (plusieurs tables un même jour), chacun a son propre fichier. Tournoi et sa propre fenêtre.</w:t>
+      <w:bookmarkStart w:id="505" w:name="_Toc950000505"/>
+      <w:r>
+        <w:rPr>
+          <w:lang w:val="fr-FR"/>
+        </w:rPr>
+        <w:lastRenderedPageBreak/>
+        <w:t>13. Raccourcis clavier et contrôle à distance</w:t>
+      </w:r>
+      <w:bookmarkEnd w:id="505"/>
+    </w:p>
+    <w:p>
+      <w:r>
+        <w:rPr>
+          <w:lang w:val="fr-FR"/>
+        </w:rPr>
+        <w:t xml:space="preserve">Deux façons, en plus de la souris, de piloter les 3 actions clés du déroulé d'un tournoi — Élimination, Chronomètre, Terminé — sans forcément être devant le clavier : un raccourci clavier, ou une page web depuis un téléphone. Le contrôle à distance s'active dans l'onglet Paramètres, sous la section Primes (voir chapitre 12) ; le raccourci clavier, lui, n'a rien à activer.</w:t>
       </w:r>
     </w:p>
     <w:p>
@@ -6613,29 +6926,100 @@
           <w:lang w:val="fr-FR"/>
         </w:rPr>
       </w:pPr>
-      <w:bookmarkStart w:id="40" w:name="_Toc237602493"/>
-      <w:r>
-        <w:rPr>
-          <w:lang w:val="fr-FR"/>
-        </w:rPr>
-        <w:t>Ouvrir une nouvelle fenêtre</w:t>
-      </w:r>
-      <w:bookmarkEnd w:id="40"/>
-    </w:p>
-    <w:p>
-      <w:pPr>
-        <w:rPr>
-          <w:lang w:val="fr-FR"/>
-        </w:rPr>
-      </w:pPr>
-      <w:r>
-        <w:t>🚀</w:t>
-      </w:r>
-      <w:r>
-        <w:rPr>
-          <w:lang w:val="fr-FR"/>
-        </w:rPr>
-        <w:t xml:space="preserve"> Nouveau SitnGO (bandeau du haut, ou menu Fichier) lance une nouvelle instance indépendante de l'application, avec son propre écran d'accueil, sans fermer celle déjà ouverte. Sur macOS, la nouvelle fenêtre tente de passer au premier plan automatiquement.</w:t>
+      <w:bookmarkStart w:id="506" w:name="_Toc950000506"/>
+      <w:r>
+        <w:rPr>
+          <w:lang w:val="fr-FR"/>
+        </w:rPr>
+        <w:t>Les trois actions</w:t>
+      </w:r>
+      <w:bookmarkEnd w:id="506"/>
+    </w:p>
+    <w:p>
+      <w:pPr>
+        <w:pStyle w:val="Listepuces"/>
+        <w:rPr>
+          <w:lang w:val="fr-FR"/>
+        </w:rPr>
+      </w:pPr>
+      <w:r>
+        <w:rPr>
+          <w:b/>
+          <w:lang w:val="fr-FR"/>
+        </w:rPr>
+        <w:t xml:space="preserve">Élimination — </w:t>
+      </w:r>
+      <w:r>
+        <w:rPr>
+          <w:lang w:val="fr-FR"/>
+        </w:rPr>
+        <w:t xml:space="preserve">met le chronomètre en pause et bascule l'onglet Joueurs au premier plan, pour éliminer un joueur sans les mains.</w:t>
+      </w:r>
+    </w:p>
+    <w:p>
+      <w:pPr>
+        <w:pStyle w:val="Listepuces"/>
+        <w:rPr>
+          <w:lang w:val="fr-FR"/>
+        </w:rPr>
+      </w:pPr>
+      <w:r>
+        <w:rPr>
+          <w:b/>
+          <w:lang w:val="fr-FR"/>
+        </w:rPr>
+        <w:t xml:space="preserve">Chronomètre — </w:t>
+      </w:r>
+      <w:r>
+        <w:rPr>
+          <w:lang w:val="fr-FR"/>
+        </w:rPr>
+        <w:t xml:space="preserve">une fois l'élimination faite, si elle n'a causé aucun mouvement de table : relance le chronomètre et revient sur l'onglet Chronomètre.</w:t>
+      </w:r>
+    </w:p>
+    <w:p>
+      <w:pPr>
+        <w:pStyle w:val="Listepuces"/>
+        <w:rPr>
+          <w:lang w:val="fr-FR"/>
+        </w:rPr>
+      </w:pPr>
+      <w:r>
+        <w:rPr>
+          <w:b/>
+          <w:lang w:val="fr-FR"/>
+        </w:rPr>
+        <w:t xml:space="preserve">Terminé — </w:t>
+      </w:r>
+      <w:r>
+        <w:rPr>
+          <w:lang w:val="fr-FR"/>
+        </w:rPr>
+        <w:t xml:space="preserve">si l'élimination a causé un rééquilibrage (bandeau « Changement de tables en cours », onglet Mouvements, voir chapitre 7) : referme ce bandeau et relance le chronomètre, à la place de « Chronomètre ».</w:t>
+      </w:r>
+    </w:p>
+    <w:p>
+      <w:pPr>
+        <w:pStyle w:val="Titre2"/>
+        <w:rPr>
+          <w:lang w:val="fr-FR"/>
+        </w:rPr>
+      </w:pPr>
+      <w:bookmarkStart w:id="507" w:name="_Toc950000507"/>
+      <w:r>
+        <w:rPr>
+          <w:lang w:val="fr-FR"/>
+        </w:rPr>
+        <w:t>Raccourcis clavier</w:t>
+      </w:r>
+      <w:bookmarkEnd w:id="507"/>
+    </w:p>
+    <w:p>
+      <w:r>
+        <w:rPr>
+          <w:lang w:val="fr-FR"/>
+        </w:rPr>
+        <w:t xml:space="preserve">Ctrl+Maj+E (Élimination), Ctrl+Maj+C (Chronomètre), Ctrl+Maj+T (Terminé) — toujours actifs, rien à activer dans les réglages.</w:t>
       </w:r>
     </w:p>
     <w:p>
@@ -6658,6 +7042,158 @@
           <w:color w:val="666666"/>
           <w:lang w:val="fr-FR"/>
         </w:rPr>
+        <w:t xml:space="preserve"> Ctrl+Alt a été volontairement écarté au profit de Ctrl+Maj : sur Mac, Option (« Alt ») + E/C/T compose des caractères spéciaux au niveau du système avant même que l'application ne voie la touche, ce qui le rend peu fiable — Maj ne pose ce problème sur aucune plateforme (Windows comme Mac).</w:t>
+      </w:r>
+    </w:p>
+    <w:p>
+      <w:pPr>
+        <w:pStyle w:val="Titre2"/>
+        <w:rPr>
+          <w:lang w:val="fr-FR"/>
+        </w:rPr>
+      </w:pPr>
+      <w:bookmarkStart w:id="509" w:name="_Toc950000509"/>
+      <w:r>
+        <w:rPr>
+          <w:lang w:val="fr-FR"/>
+        </w:rPr>
+        <w:t>Contrôle à distance (téléphone)</w:t>
+      </w:r>
+      <w:bookmarkEnd w:id="509"/>
+    </w:p>
+    <w:p>
+      <w:r>
+        <w:rPr>
+          <w:lang w:val="fr-FR"/>
+        </w:rPr>
+        <w:t xml:space="preserve">Sert une petite page web avec 3 gros boutons (Élimination / Chronomètre / Terminé) consultable depuis n'importe quel téléphone (ou tablette) connecté au même réseau Wifi que l'ordinateur qui fait tourner l'application — rien à installer sur le téléphone, ni compte ni App Store. À activer dans Paramètres, case « Activer le contrôle à distance » ; l'adresse à ouvrir dans le navigateur du téléphone (par exemple http://192.168.x.x:8765) s'affiche alors juste en dessous.</w:t>
+      </w:r>
+    </w:p>
+    <w:p>
+      <w:pPr>
+        <w:pStyle w:val="Listepuces"/>
+        <w:rPr>
+          <w:lang w:val="fr-FR"/>
+        </w:rPr>
+      </w:pPr>
+      <w:r>
+        <w:rPr>
+          <w:b/>
+          <w:lang w:val="fr-FR"/>
+        </w:rPr>
+        <w:t xml:space="preserve">Sans routeur Wifi disponible sur les lieux — </w:t>
+      </w:r>
+      <w:r>
+        <w:rPr>
+          <w:lang w:val="fr-FR"/>
+        </w:rPr>
+        <w:t xml:space="preserve">le téléphone peut créer son propre réseau Wifi (Réglages &gt; Point d'accès personnel, sur iPhone) ; l'ordinateur le rejoint alors comme n'importe quel autre réseau Wifi, sans passer par un vrai routeur.</w:t>
+      </w:r>
+    </w:p>
+    <w:p>
+      <w:pPr>
+        <w:ind w:left="340"/>
+        <w:rPr>
+          <w:lang w:val="fr-FR"/>
+        </w:rPr>
+      </w:pPr>
+      <w:r>
+        <w:rPr>
+          <w:i/>
+          <w:color w:val="666666"/>
+        </w:rPr>
+        <w:t>💡</w:t>
+      </w:r>
+      <w:r>
+        <w:rPr>
+          <w:i/>
+          <w:color w:val="666666"/>
+          <w:lang w:val="fr-FR"/>
+        </w:rPr>
+        <w:t xml:space="preserve"> Aucun mot de passe n'est demandé pour ouvrir cette page : l'accès est limité à qui est déjà sur le même réseau Wifi, exactement comme le reste de l'application, qui n'a pas non plus de système de comptes.</w:t>
+      </w:r>
+    </w:p>
+    <w:p>
+      <w:pPr>
+        <w:pStyle w:val="Titre1"/>
+        <w:rPr>
+          <w:lang w:val="fr-FR"/>
+        </w:rPr>
+      </w:pPr>
+      <w:bookmarkStart w:id="39" w:name="_Toc237602492"/>
+      <w:r>
+        <w:rPr>
+          <w:lang w:val="fr-FR"/>
+        </w:rPr>
+        <w:t xml:space="preserve">14. Sit &amp; Go et gestion de plusieurs tournois</w:t>
+      </w:r>
+      <w:bookmarkEnd w:id="39"/>
+    </w:p>
+    <w:p>
+      <w:pPr>
+        <w:rPr>
+          <w:lang w:val="fr-FR"/>
+        </w:rPr>
+      </w:pPr>
+      <w:r>
+        <w:rPr>
+          <w:lang w:val="fr-FR"/>
+        </w:rPr>
+        <w:t xml:space="preserve">Pour faire tourner plusieurs Sit &amp; Go/tournois en même temps (plusieurs tables un même jour), chacun a son propre fichier. Tournoi et sa propre fenêtre.</w:t>
+      </w:r>
+    </w:p>
+    <w:p>
+      <w:pPr>
+        <w:pStyle w:val="Titre2"/>
+        <w:rPr>
+          <w:lang w:val="fr-FR"/>
+        </w:rPr>
+      </w:pPr>
+      <w:bookmarkStart w:id="40" w:name="_Toc237602493"/>
+      <w:r>
+        <w:rPr>
+          <w:lang w:val="fr-FR"/>
+        </w:rPr>
+        <w:t>Ouvrir une nouvelle fenêtre</w:t>
+      </w:r>
+      <w:bookmarkEnd w:id="40"/>
+    </w:p>
+    <w:p>
+      <w:pPr>
+        <w:rPr>
+          <w:lang w:val="fr-FR"/>
+        </w:rPr>
+      </w:pPr>
+      <w:r>
+        <w:t>🚀</w:t>
+      </w:r>
+      <w:r>
+        <w:rPr>
+          <w:lang w:val="fr-FR"/>
+        </w:rPr>
+        <w:t xml:space="preserve"> Nouveau SitnGO (bandeau du haut, ou menu Fichier) lance une nouvelle instance indépendante de l'application, avec son propre écran d'accueil, sans fermer celle déjà ouverte. Sur macOS, la nouvelle fenêtre tente de passer au premier plan automatiquement.</w:t>
+      </w:r>
+    </w:p>
+    <w:p>
+      <w:pPr>
+        <w:ind w:left="340"/>
+        <w:rPr>
+          <w:lang w:val="fr-FR"/>
+        </w:rPr>
+      </w:pPr>
+      <w:r>
+        <w:rPr>
+          <w:i/>
+          <w:color w:val="666666"/>
+        </w:rPr>
+        <w:t>💡</w:t>
+      </w:r>
+      <w:r>
+        <w:rPr>
+          <w:i/>
+          <w:color w:val="666666"/>
+          <w:lang w:val="fr-FR"/>
+        </w:rPr>
         <w:t xml:space="preserve"> Chaque fenêtre correspond à un processus séparé : fermer l'une n'affecte jamais les autres, ni leurs données.</w:t>
       </w:r>
     </w:p>
@@ -6743,6 +7279,48 @@
     </w:p>
     <w:p>
       <w:pPr>
+        <w:pStyle w:val="Listepuces"/>
+        <w:rPr>
+          <w:lang w:val="fr-FR"/>
+        </w:rPr>
+      </w:pPr>
+      <w:r>
+        <w:rPr>
+          <w:b/>
+          <w:lang w:val="fr-FR"/>
+        </w:rPr>
+        <w:t xml:space="preserve">Masquer les tournois terminés — </w:t>
+      </w:r>
+      <w:r>
+        <w:rPr>
+          <w:lang w:val="fr-FR"/>
+        </w:rPr>
+        <w:t xml:space="preserve">case à cocher (activée par défaut) : n'affiche que les tournois encore en cours dans la liste.</w:t>
+      </w:r>
+    </w:p>
+    <w:p>
+      <w:pPr>
+        <w:pStyle w:val="Listepuces"/>
+        <w:rPr>
+          <w:lang w:val="fr-FR"/>
+        </w:rPr>
+      </w:pPr>
+      <w:r>
+        <w:rPr>
+          <w:b/>
+          <w:lang w:val="fr-FR"/>
+        </w:rPr>
+        <w:t xml:space="preserve">🗄 Archiver les terminés... — </w:t>
+      </w:r>
+      <w:r>
+        <w:rPr>
+          <w:lang w:val="fr-FR"/>
+        </w:rPr>
+        <w:t xml:space="preserve">déplace tous les tournois terminés du dossier choisi dans un sous-dossier archive (créé sur place, dans leur propre dossier), après un récapitulatif détaillé demandant confirmation.</w:t>
+      </w:r>
+    </w:p>
+    <w:p>
+      <w:pPr>
         <w:pStyle w:val="Titre2"/>
         <w:rPr>
           <w:lang w:val="fr-FR"/>
@@ -6790,7 +7368,7 @@
           <w:color w:val="666666"/>
           <w:lang w:val="fr-FR"/>
         </w:rPr>
-        <w:t xml:space="preserve"> Pour des tests répétés (pas de vraies parties), utilisez « Tout réactiver... » (menu Répertoire, section 14) pour libérer d'un coup les joueurs restés coincés « actifs » dans d'anciens tournois abandonnés, plutôt que de les nettoyer un par un.</w:t>
+        <w:t xml:space="preserve"> Pour des tests répétés (pas de vraies parties), utilisez « Tout réactiver... » (menu Répertoire, section 16) pour libérer d'un coup les joueurs restés coincés « actifs » dans d'anciens tournois abandonnés, plutôt que de les nettoyer un par un.</w:t>
       </w:r>
     </w:p>
     <w:p>
@@ -6805,7 +7383,7 @@
         <w:rPr>
           <w:lang w:val="fr-FR"/>
         </w:rPr>
-        <w:t>13. Statistiques — Synthèse par période</w:t>
+        <w:t>15. Statistiques — Synthèse par période</w:t>
       </w:r>
       <w:bookmarkEnd w:id="43"/>
     </w:p>
@@ -7093,7 +7671,7 @@
           <w:lang w:val="fr-FR"/>
         </w:rPr>
         <w:lastRenderedPageBreak/>
-        <w:t>14. Menu Répertoire — joueurs habituels et photos</w:t>
+        <w:t>16. Menu Répertoire — joueurs habituels et photos</w:t>
       </w:r>
       <w:bookmarkEnd w:id="46"/>
     </w:p>
@@ -7328,7 +7906,7 @@
         <w:rPr>
           <w:lang w:val="fr-FR"/>
         </w:rPr>
-        <w:t>cherche, dans un dossier au choix (et ses sous-dossiers), tous les tournois où des joueurs sont restés coincés « actifs » sans que la partie ait été vraiment terminée (utile après des tests, ou un tournoi jamais fini) ; un récapitulatif détaillé demande confirmation avant de les marquer Forfait dans ces fichiers, pour qu'ils ne bloquent plus la détection de conflit (section 12).</w:t>
+        <w:t>cherche, dans un dossier au choix (et ses sous-dossiers), tous les tournois où des joueurs sont restés coincés « actifs » sans que la partie ait été vraiment terminée (utile après des tests, ou un tournoi jamais fini) ; un récapitulatif détaillé demande confirmation avant de les marquer Forfait dans ces fichiers, pour qu'ils ne bloquent plus la détection de conflit (section 14).</w:t>
       </w:r>
     </w:p>
     <w:p>
@@ -7354,7 +7932,7 @@
       <w:bookmarkStart w:id="47" w:name="_Toc237602500"/>
       <w:r>
         <w:lastRenderedPageBreak/>
-        <w:t>15. Sauvegarde et bonnes pratiques</w:t>
+        <w:t>17. Sauvegarde et bonnes pratiques</w:t>
       </w:r>
       <w:bookmarkEnd w:id="47"/>
     </w:p>
@@ -7426,7 +8004,7 @@
         <w:rPr>
           <w:lang w:val="fr-FR"/>
         </w:rPr>
-        <w:t>16. Dépannage (pour le technicien)</w:t>
+        <w:t>18. Dépannage (pour le technicien)</w:t>
       </w:r>
       <w:bookmarkEnd w:id="48"/>
     </w:p>
@@ -7601,7 +8179,7 @@
         <w:rPr>
           <w:lang w:val="fr-FR"/>
         </w:rPr>
-        <w:t>Elle a été réduite en dessous de sa largeur minimale à la souris, ce qui la masque automatiquement (voir section 4, « Colonnes du tableau »). Utilisez le bouton « Colonnes... » (à côté de « Tout décocher ») pour la réafficher.</w:t>
+        <w:t>Elle a été réduite en dessous de sa largeur minimale à la souris, ce qui la masque automatiquement (voir section 5, « Colonnes du tableau »). Utilisez le bouton « Bou/Col... » (à côté de « Tout décocher ») pour la réafficher.</w:t>
       </w:r>
     </w:p>
     <w:p>
@@ -7630,7 +8208,7 @@
         <w:rPr>
           <w:lang w:val="fr-FR"/>
         </w:rPr>
-        <w:t xml:space="preserve">Aucun dossier n'a encore été choisi (cliquez sur « Choisir un dossier... »), ou le dossier choisi ne contient pas de fichiers .tournoi. Voir section 12.</w:t>
+        <w:t xml:space="preserve">Aucun dossier n'a encore été choisi (cliquez sur « Choisir un dossier... »), ou le dossier choisi ne contient pas de fichiers .tournoi. Voir section 14.</w:t>
       </w:r>
     </w:p>
     <w:p>
@@ -7659,7 +8237,7 @@
         <w:rPr>
           <w:lang w:val="fr-FR"/>
         </w:rPr>
-        <w:t>Ils sont probablement restés « actifs » dans un vieux tournoi jamais terminé proprement (test interrompu, oubli de finir la partie). Utilisez « Tout réactiver... » (menu Répertoire, section 14) pour les libérer.</w:t>
+        <w:t>Ils sont probablement restés « actifs » dans un vieux tournoi jamais terminé proprement (test interrompu, oubli de finir la partie). Utilisez « Tout réactiver... » (menu Répertoire, section 16) pour les libérer.</w:t>
       </w:r>
     </w:p>
     <w:p>

--- a/MANUEL_UTILISATEUR_TOURNOI_CPC.docx
+++ b/MANUEL_UTILISATEUR_TOURNOI_CPC.docx
@@ -1000,13 +1000,109 @@
           <w:noProof/>
         </w:rPr>
       </w:pPr>
+      <w:hyperlink w:anchor="_Toc237602482" w:history="1">
+        <w:r>
+          <w:rPr>
+            <w:rStyle w:val="Lienhypertexte"/>
+            <w:noProof/>
+          </w:rPr>
+          <w:t>9. Onglet Blindes</w:t>
+        </w:r>
+        <w:r>
+          <w:rPr>
+            <w:noProof/>
+            <w:webHidden/>
+          </w:rPr>
+          <w:tab/>
+          <w:fldChar w:fldCharType="begin"/>
+          <w:instrText xml:space="preserve"> PAGEREF _Toc237602482 \h </w:instrText>
+          <w:fldChar w:fldCharType="separate"/>
+          <w:t>10</w:t>
+          <w:fldChar w:fldCharType="end"/>
+        </w:r>
+      </w:hyperlink>
+    </w:p>
+    <w:p>
+      <w:pPr>
+        <w:pStyle w:val="TM2"/>
+        <w:tabs>
+          <w:tab w:val="right" w:leader="dot" w:pos="9628"/>
+        </w:tabs>
+        <w:rPr>
+          <w:noProof/>
+        </w:rPr>
+      </w:pPr>
+      <w:hyperlink w:anchor="_Toc237602483" w:history="1">
+        <w:r>
+          <w:rPr>
+            <w:rStyle w:val="Lienhypertexte"/>
+            <w:noProof/>
+          </w:rPr>
+          <w:t>Tableau des rounds</w:t>
+        </w:r>
+        <w:r>
+          <w:rPr>
+            <w:noProof/>
+            <w:webHidden/>
+          </w:rPr>
+          <w:tab/>
+          <w:fldChar w:fldCharType="begin"/>
+          <w:instrText xml:space="preserve"> PAGEREF _Toc237602483 \h </w:instrText>
+          <w:fldChar w:fldCharType="separate"/>
+          <w:t>10</w:t>
+          <w:fldChar w:fldCharType="end"/>
+        </w:r>
+      </w:hyperlink>
+    </w:p>
+    <w:p>
+      <w:pPr>
+        <w:pStyle w:val="TM2"/>
+        <w:tabs>
+          <w:tab w:val="right" w:leader="dot" w:pos="9628"/>
+        </w:tabs>
+        <w:rPr>
+          <w:noProof/>
+        </w:rPr>
+      </w:pPr>
+      <w:hyperlink w:anchor="_Toc237602484" w:history="1">
+        <w:r>
+          <w:rPr>
+            <w:rStyle w:val="Lienhypertexte"/>
+            <w:noProof/>
+          </w:rPr>
+          <w:t>Boutons du haut</w:t>
+        </w:r>
+        <w:r>
+          <w:rPr>
+            <w:noProof/>
+            <w:webHidden/>
+          </w:rPr>
+          <w:tab/>
+          <w:fldChar w:fldCharType="begin"/>
+          <w:instrText xml:space="preserve"> PAGEREF _Toc237602484 \h </w:instrText>
+          <w:fldChar w:fldCharType="separate"/>
+          <w:t>10</w:t>
+          <w:fldChar w:fldCharType="end"/>
+        </w:r>
+      </w:hyperlink>
+    </w:p>
+    <w:p>
+      <w:pPr>
+        <w:pStyle w:val="TM1"/>
+        <w:tabs>
+          <w:tab w:val="right" w:leader="dot" w:pos="9628"/>
+        </w:tabs>
+        <w:rPr>
+          <w:noProof/>
+        </w:rPr>
+      </w:pPr>
       <w:hyperlink w:anchor="_Toc237602479" w:history="1">
         <w:r>
           <w:rPr>
             <w:rStyle w:val="Lienhypertexte"/>
             <w:noProof/>
           </w:rPr>
-          <w:t>9. Onglet Chronomètre</w:t>
+          <w:t>10. Onglet Chronomètre</w:t>
         </w:r>
         <w:r>
           <w:rPr>
@@ -1082,102 +1178,6 @@
           <w:instrText xml:space="preserve"> PAGEREF _Toc237602481 \h </w:instrText>
           <w:fldChar w:fldCharType="separate"/>
           <w:t>9</w:t>
-          <w:fldChar w:fldCharType="end"/>
-        </w:r>
-      </w:hyperlink>
-    </w:p>
-    <w:p>
-      <w:pPr>
-        <w:pStyle w:val="TM1"/>
-        <w:tabs>
-          <w:tab w:val="right" w:leader="dot" w:pos="9628"/>
-        </w:tabs>
-        <w:rPr>
-          <w:noProof/>
-        </w:rPr>
-      </w:pPr>
-      <w:hyperlink w:anchor="_Toc237602482" w:history="1">
-        <w:r>
-          <w:rPr>
-            <w:rStyle w:val="Lienhypertexte"/>
-            <w:noProof/>
-          </w:rPr>
-          <w:t>10. Onglet Blindes</w:t>
-        </w:r>
-        <w:r>
-          <w:rPr>
-            <w:noProof/>
-            <w:webHidden/>
-          </w:rPr>
-          <w:tab/>
-          <w:fldChar w:fldCharType="begin"/>
-          <w:instrText xml:space="preserve"> PAGEREF _Toc237602482 \h </w:instrText>
-          <w:fldChar w:fldCharType="separate"/>
-          <w:t>10</w:t>
-          <w:fldChar w:fldCharType="end"/>
-        </w:r>
-      </w:hyperlink>
-    </w:p>
-    <w:p>
-      <w:pPr>
-        <w:pStyle w:val="TM2"/>
-        <w:tabs>
-          <w:tab w:val="right" w:leader="dot" w:pos="9628"/>
-        </w:tabs>
-        <w:rPr>
-          <w:noProof/>
-        </w:rPr>
-      </w:pPr>
-      <w:hyperlink w:anchor="_Toc237602483" w:history="1">
-        <w:r>
-          <w:rPr>
-            <w:rStyle w:val="Lienhypertexte"/>
-            <w:noProof/>
-          </w:rPr>
-          <w:t>Tableau des rounds</w:t>
-        </w:r>
-        <w:r>
-          <w:rPr>
-            <w:noProof/>
-            <w:webHidden/>
-          </w:rPr>
-          <w:tab/>
-          <w:fldChar w:fldCharType="begin"/>
-          <w:instrText xml:space="preserve"> PAGEREF _Toc237602483 \h </w:instrText>
-          <w:fldChar w:fldCharType="separate"/>
-          <w:t>10</w:t>
-          <w:fldChar w:fldCharType="end"/>
-        </w:r>
-      </w:hyperlink>
-    </w:p>
-    <w:p>
-      <w:pPr>
-        <w:pStyle w:val="TM2"/>
-        <w:tabs>
-          <w:tab w:val="right" w:leader="dot" w:pos="9628"/>
-        </w:tabs>
-        <w:rPr>
-          <w:noProof/>
-        </w:rPr>
-      </w:pPr>
-      <w:hyperlink w:anchor="_Toc237602484" w:history="1">
-        <w:r>
-          <w:rPr>
-            <w:rStyle w:val="Lienhypertexte"/>
-            <w:noProof/>
-          </w:rPr>
-          <w:t>Boutons du haut</w:t>
-        </w:r>
-        <w:r>
-          <w:rPr>
-            <w:noProof/>
-            <w:webHidden/>
-          </w:rPr>
-          <w:tab/>
-          <w:fldChar w:fldCharType="begin"/>
-          <w:instrText xml:space="preserve"> PAGEREF _Toc237602484 \h </w:instrText>
-          <w:fldChar w:fldCharType="separate"/>
-          <w:t>10</w:t>
           <w:fldChar w:fldCharType="end"/>
         </w:r>
       </w:hyperlink>
@@ -4907,13 +4907,714 @@
           <w:lang w:val="fr-FR"/>
         </w:rPr>
       </w:pPr>
+      <w:bookmarkStart w:id="28" w:name="_Toc237602482"/>
+      <w:r>
+        <w:rPr>
+          <w:lang w:val="fr-FR"/>
+        </w:rPr>
+        <w:t>9. Onglet Blindes</w:t>
+      </w:r>
+      <w:bookmarkEnd w:id="28"/>
+    </w:p>
+    <w:p>
+      <w:pPr>
+        <w:rPr>
+          <w:lang w:val="fr-FR"/>
+        </w:rPr>
+      </w:pPr>
+      <w:r>
+        <w:drawing>
+          <wp:inline distT="0" distB="0" distL="0" distR="0" wp14:anchorId="4E7FD2D3" wp14:editId="18C7CE42">
+            <wp:extent cx="6120130" cy="3298825"/>
+            <wp:effectExtent l="0" t="0" r="1270" b="3175"/>
+            <wp:docPr id="1843204370" name="Image 1"/>
+            <wp:cNvGraphicFramePr>
+              <a:graphicFrameLocks xmlns:a="http://schemas.openxmlformats.org/drawingml/2006/main" noChangeAspect="1"/>
+            </wp:cNvGraphicFramePr>
+            <a:graphic xmlns:a="http://schemas.openxmlformats.org/drawingml/2006/main">
+              <a:graphicData uri="http://schemas.openxmlformats.org/drawingml/2006/picture">
+                <pic:pic xmlns:pic="http://schemas.openxmlformats.org/drawingml/2006/picture">
+                  <pic:nvPicPr>
+                    <pic:cNvPr id="1843204370" name=""/>
+                    <pic:cNvPicPr/>
+                  </pic:nvPicPr>
+                  <pic:blipFill>
+                    <a:blip r:embed="rId16"/>
+                    <a:stretch>
+                      <a:fillRect/>
+                    </a:stretch>
+                  </pic:blipFill>
+                  <pic:spPr>
+                    <a:xfrm>
+                      <a:off x="0" y="0"/>
+                      <a:ext cx="6120130" cy="3298825"/>
+                    </a:xfrm>
+                    <a:prstGeom prst="rect">
+                      <a:avLst/>
+                    </a:prstGeom>
+                  </pic:spPr>
+                </pic:pic>
+              </a:graphicData>
+            </a:graphic>
+          </wp:inline>
+        </w:drawing>
+      </w:r>
+    </w:p>
+    <w:p>
+      <w:pPr>
+        <w:pStyle w:val="Titre2"/>
+        <w:rPr>
+          <w:lang w:val="fr-FR"/>
+        </w:rPr>
+      </w:pPr>
+      <w:bookmarkStart w:id="29" w:name="_Toc237602483"/>
+      <w:r>
+        <w:rPr>
+          <w:lang w:val="fr-FR"/>
+        </w:rPr>
+        <w:t>Tableau des rounds</w:t>
+      </w:r>
+      <w:bookmarkEnd w:id="29"/>
+    </w:p>
+    <w:p>
+      <w:r>
+        <w:rPr>
+          <w:lang w:val="fr-FR"/>
+        </w:rPr>
+        <w:t xml:space="preserve">Chaque ligne représente un round : Round (numéro), Hr de Début (temps écoulé depuis le début du tournoi, pauses comprises — 0:00 pour le premier round), Durée, Petite Blind, Grosse Blind, Ante, Durée Pause. </w:t>
+      </w:r>
+      <w:r>
+        <w:t>Laissez « Durée Pause » à 0 pour un round sans pause.</w:t>
+      </w:r>
+    </w:p>
+    <w:p>
+      <w:pPr>
+        <w:pStyle w:val="Listepuces"/>
+        <w:rPr>
+          <w:lang w:val="fr-FR"/>
+        </w:rPr>
+      </w:pPr>
+      <w:r>
+        <w:rPr>
+          <w:b/>
+          <w:lang w:val="fr-FR"/>
+        </w:rPr>
+        <w:t xml:space="preserve">➕ (en bout de ligne) — </w:t>
+      </w:r>
+      <w:r>
+        <w:rPr>
+          <w:lang w:val="fr-FR"/>
+        </w:rPr>
+        <w:t>insère un nouveau round juste après celui-ci (copie ses blindes/ante).</w:t>
+      </w:r>
+    </w:p>
+    <w:p>
+      <w:pPr>
+        <w:pStyle w:val="Listepuces"/>
+        <w:rPr>
+          <w:lang w:val="fr-FR"/>
+        </w:rPr>
+      </w:pPr>
+      <w:r>
+        <w:rPr>
+          <w:b/>
+        </w:rPr>
+        <w:t>🗑</w:t>
+      </w:r>
+      <w:r>
+        <w:rPr>
+          <w:b/>
+          <w:lang w:val="fr-FR"/>
+        </w:rPr>
+        <w:t xml:space="preserve"> (en bout de ligne) — </w:t>
+      </w:r>
+      <w:r>
+        <w:rPr>
+          <w:lang w:val="fr-FR"/>
+        </w:rPr>
+        <w:t>supprime ce round.</w:t>
+      </w:r>
+    </w:p>
+    <w:p>
+      <w:pPr>
+        <w:pStyle w:val="Titre2"/>
+      </w:pPr>
+      <w:bookmarkStart w:id="30" w:name="_Toc237602484"/>
+      <w:r>
+        <w:t>Boutons du haut</w:t>
+      </w:r>
+      <w:bookmarkEnd w:id="30"/>
+    </w:p>
+    <w:p>
+      <w:pPr>
+        <w:pStyle w:val="Listepuces"/>
+        <w:rPr>
+          <w:lang w:val="fr-FR"/>
+        </w:rPr>
+      </w:pPr>
+      <w:r>
+        <w:rPr>
+          <w:b/>
+          <w:lang w:val="fr-FR"/>
+        </w:rPr>
+        <w:t xml:space="preserve">➕ Ajouter un round — </w:t>
+      </w:r>
+      <w:r>
+        <w:rPr>
+          <w:lang w:val="fr-FR"/>
+        </w:rPr>
+        <w:t>ajoute un round à la fin.</w:t>
+      </w:r>
+    </w:p>
+    <w:p>
+      <w:pPr>
+        <w:pStyle w:val="Listepuces"/>
+        <w:rPr>
+          <w:lang w:val="fr-FR"/>
+        </w:rPr>
+      </w:pPr>
+      <w:r>
+        <w:rPr>
+          <w:b/>
+          <w:lang w:val="fr-FR"/>
+        </w:rPr>
+        <w:t xml:space="preserve">Structure standard — </w:t>
+      </w:r>
+      <w:r>
+        <w:rPr>
+          <w:lang w:val="fr-FR"/>
+        </w:rPr>
+        <w:t>remplace toute la structure actuelle par la structure par défaut.</w:t>
+      </w:r>
+    </w:p>
+    <w:p>
+      <w:pPr>
+        <w:pStyle w:val="Listepuces"/>
+        <w:rPr>
+          <w:lang w:val="fr-FR"/>
+        </w:rPr>
+      </w:pPr>
+      <w:r>
+        <w:rPr>
+          <w:b/>
+        </w:rPr>
+        <w:t>📂</w:t>
+      </w:r>
+      <w:r>
+        <w:rPr>
+          <w:b/>
+          <w:lang w:val="fr-FR"/>
+        </w:rPr>
+        <w:t xml:space="preserve"> Récupérer Blindes... — </w:t>
+      </w:r>
+      <w:r>
+        <w:rPr>
+          <w:lang w:val="fr-FR"/>
+        </w:rPr>
+        <w:t>ouvre la liste des structures déjà enregistrées comme modèles, pour en charger une sur ce tournoi.</w:t>
+      </w:r>
+    </w:p>
+    <w:p>
+      <w:pPr>
+        <w:pStyle w:val="Listepuces"/>
+        <w:rPr>
+          <w:lang w:val="fr-FR"/>
+        </w:rPr>
+      </w:pPr>
+      <w:r>
+        <w:rPr>
+          <w:b/>
+        </w:rPr>
+        <w:t>💾</w:t>
+      </w:r>
+      <w:r>
+        <w:rPr>
+          <w:b/>
+          <w:lang w:val="fr-FR"/>
+        </w:rPr>
+        <w:t xml:space="preserve"> Enregistrer Blindes sous... — </w:t>
+      </w:r>
+      <w:r>
+        <w:rPr>
+          <w:lang w:val="fr-FR"/>
+        </w:rPr>
+        <w:t xml:space="preserve">applique les modifications de ce tableau à ce tournoi ET les enregistre sous un nom au choix, pour les réutiliser plus tard sur d'autres tournois/Sit &amp; Go.</w:t>
+      </w:r>
+    </w:p>
+    <w:p>
+      <w:pPr>
+        <w:ind w:left="340"/>
+        <w:rPr>
+          <w:lang w:val="fr-FR"/>
+        </w:rPr>
+      </w:pPr>
+      <w:r>
+        <w:rPr>
+          <w:i/>
+          <w:color w:val="666666"/>
+        </w:rPr>
+        <w:t>💡</w:t>
+      </w:r>
+      <w:r>
+        <w:rPr>
+          <w:i/>
+          <w:color w:val="666666"/>
+          <w:lang w:val="fr-FR"/>
+        </w:rPr>
+        <w:t xml:space="preserve"> Un modèle de blindes enregistré est indépendant de tout tournoi : il reste disponible même après avoir supprimé le fichier .tournoi dans lequel il a été créé.</w:t>
+      </w:r>
+    </w:p>
+    <w:p>
+      <w:pPr>
+        <w:rPr>
+          <w:lang w:val="fr-FR"/>
+        </w:rPr>
+      </w:pPr>
+    </w:p>
+    <w:p>
+      <w:pPr>
+        <w:rPr>
+          <w:lang w:val="fr-FR"/>
+        </w:rPr>
+      </w:pPr>
+    </w:p>
+    <w:p/>
+    <w:p>
+      <w:pPr>
+        <w:pStyle w:val="Listepuces"/>
+        <w:rPr>
+          <w:lang w:val="fr-FR"/>
+        </w:rPr>
+      </w:pPr>
+      <w:r>
+        <w:rPr>
+          <w:b/>
+          <w:lang w:val="fr-FR"/>
+        </w:rPr>
+        <w:t xml:space="preserve">Structure standard — </w:t>
+      </w:r>
+      <w:r>
+        <w:rPr>
+          <w:lang w:val="fr-FR"/>
+        </w:rPr>
+        <w:t>recharge la structure préchargée par défaut.</w:t>
+      </w:r>
+    </w:p>
+    <w:p>
+      <w:pPr>
+        <w:pStyle w:val="Listepuces"/>
+        <w:rPr>
+          <w:lang w:val="fr-FR"/>
+        </w:rPr>
+      </w:pPr>
+      <w:r>
+        <w:rPr>
+          <w:b/>
+          <w:lang w:val="fr-FR"/>
+        </w:rPr>
+        <w:lastRenderedPageBreak/>
+        <w:t xml:space="preserve">Modifier durée (tous niveaux) — </w:t>
+      </w:r>
+      <w:r>
+        <w:rPr>
+          <w:lang w:val="fr-FR"/>
+        </w:rPr>
+        <w:t>change la durée de chaque niveau de blindes (hors pauses).</w:t>
+      </w:r>
+    </w:p>
+    <w:p>
+      <w:pPr>
+        <w:pStyle w:val="Listepuces"/>
+        <w:rPr>
+          <w:lang w:val="fr-FR"/>
+        </w:rPr>
+      </w:pPr>
+      <w:r>
+        <w:rPr>
+          <w:b/>
+          <w:lang w:val="fr-FR"/>
+        </w:rPr>
+        <w:t xml:space="preserve">Modifier durée de la Pause — </w:t>
+      </w:r>
+      <w:r>
+        <w:rPr>
+          <w:lang w:val="fr-FR"/>
+        </w:rPr>
+        <w:t>change spécifiquement la durée des pauses.</w:t>
+      </w:r>
+    </w:p>
+    <w:p>
+      <w:pPr>
+        <w:pStyle w:val="Listepuces"/>
+        <w:rPr>
+          <w:lang w:val="fr-FR"/>
+        </w:rPr>
+      </w:pPr>
+      <w:r>
+        <w:rPr>
+          <w:b/>
+          <w:lang w:val="fr-FR"/>
+        </w:rPr>
+        <w:t>On peut enregistrer une structure de blindes pour une utilisation ultérieure via le bouton Récupérer Blindes</w:t>
+      </w:r>
+    </w:p>
+    <w:p>
+      <w:pPr>
+        <w:pStyle w:val="Listepuces"/>
+        <w:numPr>
+          <w:ilvl w:val="0"/>
+          <w:numId w:val="0"/>
+        </w:numPr>
+        <w:ind w:left="360" w:hanging="360"/>
+        <w:rPr>
+          <w:lang w:val="fr-FR"/>
+        </w:rPr>
+      </w:pPr>
+    </w:p>
+    <w:p>
+      <w:pPr>
+        <w:pStyle w:val="Listepuces"/>
+        <w:rPr>
+          <w:lang w:val="fr-FR"/>
+        </w:rPr>
+      </w:pPr>
+      <w:r>
+        <w:rPr>
+          <w:lang w:val="fr-FR"/>
+        </w:rPr>
+        <w:t xml:space="preserve">On peut aussi générer automatiquement le tableau à partir des paramètres dans la section</w:t>
+      </w:r>
+    </w:p>
+    <w:p>
+      <w:pPr>
+        <w:pStyle w:val="Titre2"/>
+        <w:rPr>
+          <w:lang w:val="fr-FR"/>
+        </w:rPr>
+      </w:pPr>
+      <w:r>
+        <w:rPr>
+          <w:lang w:val="fr-FR"/>
+        </w:rPr>
+        <w:t>Jetons</w:t>
+      </w:r>
+    </w:p>
+    <w:p>
+      <w:pPr>
+        <w:rPr>
+          <w:lang w:val="fr-FR"/>
+        </w:rPr>
+      </w:pPr>
+      <w:r>
+        <w:rPr>
+          <w:lang w:val="fr-FR"/>
+        </w:rPr>
+        <w:t xml:space="preserve">A droite du tableau des rounds, un panneau permet de renseigner les jetons utilisés pour ce tournoi (facultatif) : nom, pastille cliquable (couleur unie ou image de jeton importée, au choix dans le menu qui s'ouvre au clic), valeur, et nombre par joueur, avec un Total calculé automatiquement pour chaque ligne (Valeur x Nombre).</w:t>
+      </w:r>
+    </w:p>
+    <w:p>
+      <w:pPr>
+        <w:pStyle w:val="Listepuces"/>
+        <w:rPr>
+          <w:lang w:val="fr-FR"/>
+        </w:rPr>
+      </w:pPr>
+      <w:r>
+        <w:rPr>
+          <w:b/>
+          <w:lang w:val="fr-FR"/>
+        </w:rPr>
+        <w:t xml:space="preserve">➕ Ajouter une couleur — </w:t>
+      </w:r>
+      <w:r>
+        <w:rPr>
+          <w:lang w:val="fr-FR"/>
+        </w:rPr>
+        <w:t xml:space="preserve">ajoute une ligne au tableau.</w:t>
+      </w:r>
+    </w:p>
+    <w:p>
+      <w:pPr>
+        <w:pStyle w:val="Listepuces"/>
+        <w:rPr>
+          <w:lang w:val="fr-FR"/>
+        </w:rPr>
+      </w:pPr>
+      <w:r>
+        <w:rPr>
+          <w:b/>
+          <w:lang w:val="fr-FR"/>
+        </w:rPr>
+        <w:t xml:space="preserve">🗑 (en bout de ligne) — </w:t>
+      </w:r>
+      <w:r>
+        <w:rPr>
+          <w:lang w:val="fr-FR"/>
+        </w:rPr>
+        <w:t xml:space="preserve">supprime cette ligne.</w:t>
+      </w:r>
+    </w:p>
+    <w:p>
+      <w:pPr>
+        <w:pStyle w:val="Listepuces"/>
+        <w:rPr>
+          <w:lang w:val="fr-FR"/>
+        </w:rPr>
+      </w:pPr>
+      <w:r>
+        <w:rPr>
+          <w:b/>
+          <w:lang w:val="fr-FR"/>
+        </w:rPr>
+        <w:t xml:space="preserve">📂 Récupérer Jetons... / 💾 Enregistrer Jetons sous... — </w:t>
+      </w:r>
+      <w:r>
+        <w:rPr>
+          <w:lang w:val="fr-FR"/>
+        </w:rPr>
+        <w:t xml:space="preserve">mêmes principes que pour les structures de blindes (voir « Boutons du haut » ci-dessus) : appliquer un jeu de jetons déjà enregistré, ou enregistrer celui de ce tableau sous un nom pour le réutiliser sur d'autres tournois/Sit &amp; Go.</w:t>
+      </w:r>
+    </w:p>
+    <w:p>
+      <w:pPr>
+        <w:rPr>
+          <w:lang w:val="fr-FR"/>
+        </w:rPr>
+      </w:pPr>
+      <w:r>
+        <w:rPr>
+          <w:lang w:val="fr-FR"/>
+        </w:rPr>
+        <w:t xml:space="preserve">En bas du panneau : « Nombre des jetons / joueur » (somme des colonnes Nombre) et « Valeur des jetons / joueur » (somme des colonnes Total) — mis à jour en direct pendant la saisie.</w:t>
+      </w:r>
+    </w:p>
+    <w:p>
+      <w:pPr>
+        <w:ind w:left="340"/>
+        <w:rPr>
+          <w:i/>
+          <w:color w:val="666666"/>
+          <w:lang w:val="fr-FR"/>
+        </w:rPr>
+      </w:pPr>
+      <w:r>
+        <w:rPr>
+          <w:i/>
+          <w:color w:val="666666"/>
+        </w:rPr>
+        <w:t>💡</w:t>
+      </w:r>
+      <w:r>
+        <w:rPr>
+          <w:i/>
+          <w:color w:val="666666"/>
+          <w:lang w:val="fr-FR"/>
+        </w:rPr>
+        <w:t xml:space="preserve"> Chaque champ s'enregistre automatiquement pour ce tournoi au fur et à mesure de la saisie — inutile de cliquer un bouton particulier pour ne pas perdre vos modifications. Cliquer sur la pastille propose de choisir une couleur ou une image de jeton (PNG/JPG/GIF) ; l'image, si choisie, remplace la pastille partout où les jetons sont affichés (ce panneau et l'écran projecteur), et un second clic permet d'y revenir.</w:t>
+      </w:r>
+    </w:p>
+    <w:p>
+      <w:pPr>
+        <w:pStyle w:val="Titre2"/>
+        <w:rPr>
+          <w:lang w:val="fr-FR"/>
+        </w:rPr>
+      </w:pPr>
+      <w:bookmarkStart w:id="31" w:name="_Toc237602481"/>
+      <w:r>
+        <w:rPr>
+          <w:lang w:val="fr-FR"/>
+        </w:rPr>
+        <w:drawing>
+          <wp:inline distT="0" distB="0" distL="0" distR="0" wp14:anchorId="65885241" wp14:editId="39C86BA5">
+            <wp:extent cx="3581400" cy="2045377"/>
+            <wp:effectExtent l="0" t="0" r="0" b="0"/>
+            <wp:docPr id="1775687468" name="Image 1"/>
+            <wp:cNvGraphicFramePr>
+              <a:graphicFrameLocks xmlns:a="http://schemas.openxmlformats.org/drawingml/2006/main" noChangeAspect="1"/>
+            </wp:cNvGraphicFramePr>
+            <a:graphic xmlns:a="http://schemas.openxmlformats.org/drawingml/2006/main">
+              <a:graphicData uri="http://schemas.openxmlformats.org/drawingml/2006/picture">
+                <pic:pic xmlns:pic="http://schemas.openxmlformats.org/drawingml/2006/picture">
+                  <pic:nvPicPr>
+                    <pic:cNvPr id="1775687468" name=""/>
+                    <pic:cNvPicPr/>
+                  </pic:nvPicPr>
+                  <pic:blipFill>
+                    <a:blip r:embed="rId17"/>
+                    <a:stretch>
+                      <a:fillRect/>
+                    </a:stretch>
+                  </pic:blipFill>
+                  <pic:spPr>
+                    <a:xfrm>
+                      <a:off x="0" y="0"/>
+                      <a:ext cx="3606301" cy="2059598"/>
+                    </a:xfrm>
+                    <a:prstGeom prst="rect">
+                      <a:avLst/>
+                    </a:prstGeom>
+                  </pic:spPr>
+                </pic:pic>
+              </a:graphicData>
+            </a:graphic>
+          </wp:inline>
+        </w:drawing>
+      </w:r>
+    </w:p>
+    <w:p>
+      <w:pPr>
+        <w:pStyle w:val="Titre2"/>
+        <w:rPr>
+          <w:lang w:val="fr-FR"/>
+        </w:rPr>
+      </w:pPr>
+    </w:p>
+    <w:p>
+      <w:pPr>
+        <w:pStyle w:val="Titre2"/>
+        <w:rPr>
+          <w:lang w:val="fr-FR"/>
+        </w:rPr>
+      </w:pPr>
+    </w:p>
+    <w:p>
+      <w:pPr>
+        <w:pStyle w:val="Titre2"/>
+        <w:rPr>
+          <w:lang w:val="fr-FR"/>
+        </w:rPr>
+      </w:pPr>
+      <w:r>
+        <w:rPr>
+          <w:lang w:val="fr-FR"/>
+        </w:rPr>
+        <w:t>Écran projecteur</w:t>
+      </w:r>
+      <w:bookmarkEnd w:id="31"/>
+    </w:p>
+    <w:p>
+      <w:pPr>
+        <w:rPr>
+          <w:lang w:val="fr-FR"/>
+        </w:rPr>
+      </w:pPr>
+      <w:r>
+        <w:rPr>
+          <w:lang w:val="fr-FR"/>
+        </w:rPr>
+        <w:drawing>
+          <wp:inline distT="0" distB="0" distL="0" distR="0" wp14:anchorId="36E14EAD" wp14:editId="6EB614F4">
+            <wp:extent cx="3454400" cy="2075579"/>
+            <wp:effectExtent l="0" t="0" r="0" b="0"/>
+            <wp:docPr id="1022657591" name="Image 1"/>
+            <wp:cNvGraphicFramePr>
+              <a:graphicFrameLocks xmlns:a="http://schemas.openxmlformats.org/drawingml/2006/main" noChangeAspect="1"/>
+            </wp:cNvGraphicFramePr>
+            <a:graphic xmlns:a="http://schemas.openxmlformats.org/drawingml/2006/main">
+              <a:graphicData uri="http://schemas.openxmlformats.org/drawingml/2006/picture">
+                <pic:pic xmlns:pic="http://schemas.openxmlformats.org/drawingml/2006/picture">
+                  <pic:nvPicPr>
+                    <pic:cNvPr id="1022657591" name=""/>
+                    <pic:cNvPicPr/>
+                  </pic:nvPicPr>
+                  <pic:blipFill>
+                    <a:blip r:embed="rId18"/>
+                    <a:stretch>
+                      <a:fillRect/>
+                    </a:stretch>
+                  </pic:blipFill>
+                  <pic:spPr>
+                    <a:xfrm>
+                      <a:off x="0" y="0"/>
+                      <a:ext cx="3466129" cy="2082626"/>
+                    </a:xfrm>
+                    <a:prstGeom prst="rect">
+                      <a:avLst/>
+                    </a:prstGeom>
+                  </pic:spPr>
+                </pic:pic>
+              </a:graphicData>
+            </a:graphic>
+          </wp:inline>
+        </w:drawing>
+      </w:r>
+    </w:p>
+    <w:p>
+      <w:pPr>
+        <w:rPr>
+          <w:lang w:val="fr-FR"/>
+        </w:rPr>
+      </w:pPr>
+      <w:r>
+        <w:rPr>
+          <w:lang w:val="fr-FR"/>
+        </w:rPr>
+        <w:t>Le menu Affichage → « Ouvrir l'écran chronomètre » ouvre une fenêtre séparée, pensée pour être affichée en plein écran (touche F11, Échap pour sortir) sur un vidéoprojecteur ou un second écran : rappel des raccourcis clavier en haut à gauche, round en cours, minuteur en grand (clignote en doré pendant les pauses), prochain round, heure de la prochaine pause, puis, centrés en bas, joueurs restants, tapis moyen et durée du tournoi (temps écoulé depuis le tout premier démarrage, figée une fois la partie terminée).</w:t>
+      </w:r>
+    </w:p>
+    <w:p>
+      <w:pPr>
+        <w:ind w:left="340"/>
+        <w:rPr>
+          <w:lang w:val="fr-FR"/>
+        </w:rPr>
+      </w:pPr>
+      <w:r>
+        <w:rPr>
+          <w:i/>
+          <w:color w:val="666666"/>
+        </w:rPr>
+        <w:t>💡</w:t>
+      </w:r>
+      <w:r>
+        <w:rPr>
+          <w:i/>
+          <w:color w:val="666666"/>
+          <w:lang w:val="fr-FR"/>
+        </w:rPr>
+        <w:t xml:space="preserve"> Pendant un rééquilibrage de tables, un bandeau « Changement de tables en cours » s'affiche au centre de cet écran avec le détail des joueurs concernés (voir section 7) ; une fois le tournoi terminé (un seul joueur actif restant), ce même bandeau affiche « Partie terminée ».</w:t>
+      </w:r>
+    </w:p>
+    <w:p>
+      <w:pPr>
+        <w:ind w:left="340"/>
+        <w:rPr>
+          <w:i/>
+          <w:color w:val="666666"/>
+          <w:lang w:val="fr-FR"/>
+        </w:rPr>
+      </w:pPr>
+      <w:r>
+        <w:rPr>
+          <w:i/>
+          <w:color w:val="666666"/>
+        </w:rPr>
+        <w:t>💡</w:t>
+      </w:r>
+      <w:r>
+        <w:rPr>
+          <w:i/>
+          <w:color w:val="666666"/>
+          <w:lang w:val="fr-FR"/>
+        </w:rPr>
+        <w:t xml:space="preserve"> Si des jetons sont renseignés (onglet Blindes, section 9), leur tableau (couleur ou image, valeur, nombre par joueur) s'affiche aussi en haut à droite de cet écran.</w:t>
+      </w:r>
+    </w:p>
+    <w:p>
+      <w:pPr>
+        <w:pStyle w:val="Titre1"/>
+        <w:rPr>
+          <w:lang w:val="fr-FR"/>
+        </w:rPr>
+      </w:pPr>
       <w:bookmarkStart w:id="26" w:name="_Toc237602479"/>
       <w:r>
         <w:rPr>
           <w:lang w:val="fr-FR"/>
         </w:rPr>
         <w:lastRenderedPageBreak/>
-        <w:t>9. Onglet Chronomètre</w:t>
+        <w:t>10. Onglet Chronomètre</w:t>
       </w:r>
       <w:bookmarkEnd w:id="26"/>
     </w:p>
@@ -4975,7 +5676,7 @@
         <w:rPr>
           <w:lang w:val="fr-FR"/>
         </w:rPr>
-        <w:t>Une structure de blindes standard est préchargée à la création du tournoi (modifiable en détail dans l'onglet Blindes, section 10, ou régénérée d'un coup dans Paramètres, section 12).</w:t>
+        <w:t>Une structure de blindes standard est préchargée à la création du tournoi (modifiable en détail dans l'onglet Blindes, section 9, ou régénérée d'un coup dans Paramètres, section 12).</w:t>
       </w:r>
     </w:p>
     <w:p>
@@ -5038,7 +5739,7 @@
         <w:rPr>
           <w:lang w:val="fr-FR"/>
         </w:rPr>
-        <w:t xml:space="preserve">Les 5 boutons ci-dessus sont regroupés en haut à droite de l'onglet, les uns sous les autres ; les informations du niveau en cours (niveau, minuteur, blindes, niveau suivant) occupent le reste de la largeur, à gauche.</w:t>
+        <w:t xml:space="preserve">Les 5 boutons ci-dessus sont regroupés en haut à droite de l'onglet, les uns sous les autres ; les informations du niveau en cours (niveau, minuteur, blindes, niveau suivant) occupent le reste de la largeur, à gauche, avec « Round » affiché juste à droite de « Niveau ». Contrairement à Niveau (numéro brut, pauses comprises — comme le tableau de structure ci-dessous et les boutons Niveau précédent/suivant), Round n'avance pas pendant une pause ; le tableau de structure reprend d'ailleurs cette même colonne Round, pour repérer facilement à quel round correspond chaque ligne — voir aussi la colonne Round de l'onglet Blindes, section 9.</w:t>
       </w:r>
     </w:p>
     <w:p>
@@ -5209,707 +5910,6 @@
           <w:lang w:val="fr-FR"/>
         </w:rPr>
         <w:t xml:space="preserve"> Si le contenu de cet onglet dépasse la hauteur de l'écran, un ascenseur apparaît sur le côté droit — comme dans les onglets Paramètres et Blindes.</w:t>
-      </w:r>
-    </w:p>
-    <w:p>
-      <w:pPr>
-        <w:pStyle w:val="Titre1"/>
-        <w:rPr>
-          <w:lang w:val="fr-FR"/>
-        </w:rPr>
-      </w:pPr>
-      <w:bookmarkStart w:id="28" w:name="_Toc237602482"/>
-      <w:r>
-        <w:rPr>
-          <w:lang w:val="fr-FR"/>
-        </w:rPr>
-        <w:t>10. Onglet Blindes</w:t>
-      </w:r>
-      <w:bookmarkEnd w:id="28"/>
-    </w:p>
-    <w:p>
-      <w:pPr>
-        <w:rPr>
-          <w:lang w:val="fr-FR"/>
-        </w:rPr>
-      </w:pPr>
-      <w:r>
-        <w:drawing>
-          <wp:inline distT="0" distB="0" distL="0" distR="0" wp14:anchorId="4E7FD2D3" wp14:editId="18C7CE42">
-            <wp:extent cx="6120130" cy="3298825"/>
-            <wp:effectExtent l="0" t="0" r="1270" b="3175"/>
-            <wp:docPr id="1843204370" name="Image 1"/>
-            <wp:cNvGraphicFramePr>
-              <a:graphicFrameLocks xmlns:a="http://schemas.openxmlformats.org/drawingml/2006/main" noChangeAspect="1"/>
-            </wp:cNvGraphicFramePr>
-            <a:graphic xmlns:a="http://schemas.openxmlformats.org/drawingml/2006/main">
-              <a:graphicData uri="http://schemas.openxmlformats.org/drawingml/2006/picture">
-                <pic:pic xmlns:pic="http://schemas.openxmlformats.org/drawingml/2006/picture">
-                  <pic:nvPicPr>
-                    <pic:cNvPr id="1843204370" name=""/>
-                    <pic:cNvPicPr/>
-                  </pic:nvPicPr>
-                  <pic:blipFill>
-                    <a:blip r:embed="rId16"/>
-                    <a:stretch>
-                      <a:fillRect/>
-                    </a:stretch>
-                  </pic:blipFill>
-                  <pic:spPr>
-                    <a:xfrm>
-                      <a:off x="0" y="0"/>
-                      <a:ext cx="6120130" cy="3298825"/>
-                    </a:xfrm>
-                    <a:prstGeom prst="rect">
-                      <a:avLst/>
-                    </a:prstGeom>
-                  </pic:spPr>
-                </pic:pic>
-              </a:graphicData>
-            </a:graphic>
-          </wp:inline>
-        </w:drawing>
-      </w:r>
-    </w:p>
-    <w:p>
-      <w:pPr>
-        <w:pStyle w:val="Titre2"/>
-        <w:rPr>
-          <w:lang w:val="fr-FR"/>
-        </w:rPr>
-      </w:pPr>
-      <w:bookmarkStart w:id="29" w:name="_Toc237602483"/>
-      <w:r>
-        <w:rPr>
-          <w:lang w:val="fr-FR"/>
-        </w:rPr>
-        <w:t>Tableau des rounds</w:t>
-      </w:r>
-      <w:bookmarkEnd w:id="29"/>
-    </w:p>
-    <w:p>
-      <w:r>
-        <w:rPr>
-          <w:lang w:val="fr-FR"/>
-        </w:rPr>
-        <w:t xml:space="preserve">Chaque ligne représente un round : Round (numéro), Hr de Début (temps écoulé depuis le début du tournoi, pauses comprises — 0:00 pour le premier round), Durée, Petite Blind, Grosse Blind, Ante, Durée Pause. </w:t>
-      </w:r>
-      <w:r>
-        <w:t>Laissez « Durée Pause » à 0 pour un round sans pause.</w:t>
-      </w:r>
-    </w:p>
-    <w:p>
-      <w:pPr>
-        <w:pStyle w:val="Listepuces"/>
-        <w:rPr>
-          <w:lang w:val="fr-FR"/>
-        </w:rPr>
-      </w:pPr>
-      <w:r>
-        <w:rPr>
-          <w:b/>
-          <w:lang w:val="fr-FR"/>
-        </w:rPr>
-        <w:t xml:space="preserve">➕ (en bout de ligne) — </w:t>
-      </w:r>
-      <w:r>
-        <w:rPr>
-          <w:lang w:val="fr-FR"/>
-        </w:rPr>
-        <w:t>insère un nouveau round juste après celui-ci (copie ses blindes/ante).</w:t>
-      </w:r>
-    </w:p>
-    <w:p>
-      <w:pPr>
-        <w:pStyle w:val="Listepuces"/>
-        <w:rPr>
-          <w:lang w:val="fr-FR"/>
-        </w:rPr>
-      </w:pPr>
-      <w:r>
-        <w:rPr>
-          <w:b/>
-        </w:rPr>
-        <w:t>🗑</w:t>
-      </w:r>
-      <w:r>
-        <w:rPr>
-          <w:b/>
-          <w:lang w:val="fr-FR"/>
-        </w:rPr>
-        <w:t xml:space="preserve"> (en bout de ligne) — </w:t>
-      </w:r>
-      <w:r>
-        <w:rPr>
-          <w:lang w:val="fr-FR"/>
-        </w:rPr>
-        <w:t>supprime ce round.</w:t>
-      </w:r>
-    </w:p>
-    <w:p>
-      <w:pPr>
-        <w:pStyle w:val="Titre2"/>
-      </w:pPr>
-      <w:bookmarkStart w:id="30" w:name="_Toc237602484"/>
-      <w:r>
-        <w:t>Boutons du haut</w:t>
-      </w:r>
-      <w:bookmarkEnd w:id="30"/>
-    </w:p>
-    <w:p>
-      <w:pPr>
-        <w:pStyle w:val="Listepuces"/>
-        <w:rPr>
-          <w:lang w:val="fr-FR"/>
-        </w:rPr>
-      </w:pPr>
-      <w:r>
-        <w:rPr>
-          <w:b/>
-          <w:lang w:val="fr-FR"/>
-        </w:rPr>
-        <w:t xml:space="preserve">➕ Ajouter un round — </w:t>
-      </w:r>
-      <w:r>
-        <w:rPr>
-          <w:lang w:val="fr-FR"/>
-        </w:rPr>
-        <w:t>ajoute un round à la fin.</w:t>
-      </w:r>
-    </w:p>
-    <w:p>
-      <w:pPr>
-        <w:pStyle w:val="Listepuces"/>
-        <w:rPr>
-          <w:lang w:val="fr-FR"/>
-        </w:rPr>
-      </w:pPr>
-      <w:r>
-        <w:rPr>
-          <w:b/>
-          <w:lang w:val="fr-FR"/>
-        </w:rPr>
-        <w:t xml:space="preserve">Structure standard — </w:t>
-      </w:r>
-      <w:r>
-        <w:rPr>
-          <w:lang w:val="fr-FR"/>
-        </w:rPr>
-        <w:t>remplace toute la structure actuelle par la structure par défaut.</w:t>
-      </w:r>
-    </w:p>
-    <w:p>
-      <w:pPr>
-        <w:pStyle w:val="Listepuces"/>
-        <w:rPr>
-          <w:lang w:val="fr-FR"/>
-        </w:rPr>
-      </w:pPr>
-      <w:r>
-        <w:rPr>
-          <w:b/>
-        </w:rPr>
-        <w:t>📂</w:t>
-      </w:r>
-      <w:r>
-        <w:rPr>
-          <w:b/>
-          <w:lang w:val="fr-FR"/>
-        </w:rPr>
-        <w:t xml:space="preserve"> Récupérer Blindes... — </w:t>
-      </w:r>
-      <w:r>
-        <w:rPr>
-          <w:lang w:val="fr-FR"/>
-        </w:rPr>
-        <w:t>ouvre la liste des structures déjà enregistrées comme modèles, pour en charger une sur ce tournoi.</w:t>
-      </w:r>
-    </w:p>
-    <w:p>
-      <w:pPr>
-        <w:pStyle w:val="Listepuces"/>
-        <w:rPr>
-          <w:lang w:val="fr-FR"/>
-        </w:rPr>
-      </w:pPr>
-      <w:r>
-        <w:rPr>
-          <w:b/>
-        </w:rPr>
-        <w:t>💾</w:t>
-      </w:r>
-      <w:r>
-        <w:rPr>
-          <w:b/>
-          <w:lang w:val="fr-FR"/>
-        </w:rPr>
-        <w:t xml:space="preserve"> Enregistrer Blindes sous... — </w:t>
-      </w:r>
-      <w:r>
-        <w:rPr>
-          <w:lang w:val="fr-FR"/>
-        </w:rPr>
-        <w:t xml:space="preserve">applique les modifications de ce tableau à ce tournoi ET les enregistre sous un nom au choix, pour les réutiliser plus tard sur d'autres tournois/Sit &amp; Go.</w:t>
-      </w:r>
-    </w:p>
-    <w:p>
-      <w:pPr>
-        <w:ind w:left="340"/>
-        <w:rPr>
-          <w:lang w:val="fr-FR"/>
-        </w:rPr>
-      </w:pPr>
-      <w:r>
-        <w:rPr>
-          <w:i/>
-          <w:color w:val="666666"/>
-        </w:rPr>
-        <w:t>💡</w:t>
-      </w:r>
-      <w:r>
-        <w:rPr>
-          <w:i/>
-          <w:color w:val="666666"/>
-          <w:lang w:val="fr-FR"/>
-        </w:rPr>
-        <w:t xml:space="preserve"> Un modèle de blindes enregistré est indépendant de tout tournoi : il reste disponible même après avoir supprimé le fichier .tournoi dans lequel il a été créé.</w:t>
-      </w:r>
-    </w:p>
-    <w:p>
-      <w:pPr>
-        <w:rPr>
-          <w:lang w:val="fr-FR"/>
-        </w:rPr>
-      </w:pPr>
-    </w:p>
-    <w:p>
-      <w:pPr>
-        <w:rPr>
-          <w:lang w:val="fr-FR"/>
-        </w:rPr>
-      </w:pPr>
-    </w:p>
-    <w:p/>
-    <w:p>
-      <w:pPr>
-        <w:pStyle w:val="Listepuces"/>
-        <w:rPr>
-          <w:lang w:val="fr-FR"/>
-        </w:rPr>
-      </w:pPr>
-      <w:r>
-        <w:rPr>
-          <w:b/>
-          <w:lang w:val="fr-FR"/>
-        </w:rPr>
-        <w:t xml:space="preserve">Structure standard — </w:t>
-      </w:r>
-      <w:r>
-        <w:rPr>
-          <w:lang w:val="fr-FR"/>
-        </w:rPr>
-        <w:t>recharge la structure préchargée par défaut.</w:t>
-      </w:r>
-    </w:p>
-    <w:p>
-      <w:pPr>
-        <w:pStyle w:val="Listepuces"/>
-        <w:rPr>
-          <w:lang w:val="fr-FR"/>
-        </w:rPr>
-      </w:pPr>
-      <w:r>
-        <w:rPr>
-          <w:b/>
-          <w:lang w:val="fr-FR"/>
-        </w:rPr>
-        <w:lastRenderedPageBreak/>
-        <w:t xml:space="preserve">Modifier durée (tous niveaux) — </w:t>
-      </w:r>
-      <w:r>
-        <w:rPr>
-          <w:lang w:val="fr-FR"/>
-        </w:rPr>
-        <w:t>change la durée de chaque niveau de blindes (hors pauses).</w:t>
-      </w:r>
-    </w:p>
-    <w:p>
-      <w:pPr>
-        <w:pStyle w:val="Listepuces"/>
-        <w:rPr>
-          <w:lang w:val="fr-FR"/>
-        </w:rPr>
-      </w:pPr>
-      <w:r>
-        <w:rPr>
-          <w:b/>
-          <w:lang w:val="fr-FR"/>
-        </w:rPr>
-        <w:t xml:space="preserve">Modifier durée de la Pause — </w:t>
-      </w:r>
-      <w:r>
-        <w:rPr>
-          <w:lang w:val="fr-FR"/>
-        </w:rPr>
-        <w:t>change spécifiquement la durée des pauses.</w:t>
-      </w:r>
-    </w:p>
-    <w:p>
-      <w:pPr>
-        <w:pStyle w:val="Listepuces"/>
-        <w:rPr>
-          <w:lang w:val="fr-FR"/>
-        </w:rPr>
-      </w:pPr>
-      <w:r>
-        <w:rPr>
-          <w:b/>
-          <w:lang w:val="fr-FR"/>
-        </w:rPr>
-        <w:t>On peut enregistrer une structure de blindes pour une utilisation ultérieure via le bouton Récupérer Blindes</w:t>
-      </w:r>
-    </w:p>
-    <w:p>
-      <w:pPr>
-        <w:pStyle w:val="Listepuces"/>
-        <w:numPr>
-          <w:ilvl w:val="0"/>
-          <w:numId w:val="0"/>
-        </w:numPr>
-        <w:ind w:left="360" w:hanging="360"/>
-        <w:rPr>
-          <w:lang w:val="fr-FR"/>
-        </w:rPr>
-      </w:pPr>
-    </w:p>
-    <w:p>
-      <w:pPr>
-        <w:pStyle w:val="Listepuces"/>
-        <w:rPr>
-          <w:lang w:val="fr-FR"/>
-        </w:rPr>
-      </w:pPr>
-      <w:r>
-        <w:rPr>
-          <w:lang w:val="fr-FR"/>
-        </w:rPr>
-        <w:t xml:space="preserve">On peut aussi générer automatiquement le tableau à partir des paramètres dans la section</w:t>
-      </w:r>
-    </w:p>
-    <w:p>
-      <w:pPr>
-        <w:pStyle w:val="Titre2"/>
-        <w:rPr>
-          <w:lang w:val="fr-FR"/>
-        </w:rPr>
-      </w:pPr>
-      <w:r>
-        <w:rPr>
-          <w:lang w:val="fr-FR"/>
-        </w:rPr>
-        <w:t>Jetons</w:t>
-      </w:r>
-    </w:p>
-    <w:p>
-      <w:pPr>
-        <w:rPr>
-          <w:lang w:val="fr-FR"/>
-        </w:rPr>
-      </w:pPr>
-      <w:r>
-        <w:rPr>
-          <w:lang w:val="fr-FR"/>
-        </w:rPr>
-        <w:t xml:space="preserve">A droite du tableau des rounds, un panneau permet de renseigner les jetons utilisés pour ce tournoi (facultatif) : nom, pastille cliquable (couleur unie ou image de jeton importée, au choix dans le menu qui s'ouvre au clic), valeur, et nombre par joueur, avec un Total calculé automatiquement pour chaque ligne (Valeur x Nombre).</w:t>
-      </w:r>
-    </w:p>
-    <w:p>
-      <w:pPr>
-        <w:pStyle w:val="Listepuces"/>
-        <w:rPr>
-          <w:lang w:val="fr-FR"/>
-        </w:rPr>
-      </w:pPr>
-      <w:r>
-        <w:rPr>
-          <w:b/>
-          <w:lang w:val="fr-FR"/>
-        </w:rPr>
-        <w:t xml:space="preserve">➕ Ajouter une couleur — </w:t>
-      </w:r>
-      <w:r>
-        <w:rPr>
-          <w:lang w:val="fr-FR"/>
-        </w:rPr>
-        <w:t xml:space="preserve">ajoute une ligne au tableau.</w:t>
-      </w:r>
-    </w:p>
-    <w:p>
-      <w:pPr>
-        <w:pStyle w:val="Listepuces"/>
-        <w:rPr>
-          <w:lang w:val="fr-FR"/>
-        </w:rPr>
-      </w:pPr>
-      <w:r>
-        <w:rPr>
-          <w:b/>
-          <w:lang w:val="fr-FR"/>
-        </w:rPr>
-        <w:t xml:space="preserve">🗑 (en bout de ligne) — </w:t>
-      </w:r>
-      <w:r>
-        <w:rPr>
-          <w:lang w:val="fr-FR"/>
-        </w:rPr>
-        <w:t xml:space="preserve">supprime cette ligne.</w:t>
-      </w:r>
-    </w:p>
-    <w:p>
-      <w:pPr>
-        <w:pStyle w:val="Listepuces"/>
-        <w:rPr>
-          <w:lang w:val="fr-FR"/>
-        </w:rPr>
-      </w:pPr>
-      <w:r>
-        <w:rPr>
-          <w:b/>
-          <w:lang w:val="fr-FR"/>
-        </w:rPr>
-        <w:t xml:space="preserve">📂 Récupérer Jetons... / 💾 Enregistrer Jetons sous... — </w:t>
-      </w:r>
-      <w:r>
-        <w:rPr>
-          <w:lang w:val="fr-FR"/>
-        </w:rPr>
-        <w:t xml:space="preserve">mêmes principes que pour les structures de blindes (voir « Boutons du haut » ci-dessus) : appliquer un jeu de jetons déjà enregistré, ou enregistrer celui de ce tableau sous un nom pour le réutiliser sur d'autres tournois/Sit &amp; Go.</w:t>
-      </w:r>
-    </w:p>
-    <w:p>
-      <w:pPr>
-        <w:rPr>
-          <w:lang w:val="fr-FR"/>
-        </w:rPr>
-      </w:pPr>
-      <w:r>
-        <w:rPr>
-          <w:lang w:val="fr-FR"/>
-        </w:rPr>
-        <w:t xml:space="preserve">En bas du panneau : « Nombre des jetons / joueur » (somme des colonnes Nombre) et « Valeur des jetons / joueur » (somme des colonnes Total) — mis à jour en direct pendant la saisie.</w:t>
-      </w:r>
-    </w:p>
-    <w:p>
-      <w:pPr>
-        <w:ind w:left="340"/>
-        <w:rPr>
-          <w:i/>
-          <w:color w:val="666666"/>
-          <w:lang w:val="fr-FR"/>
-        </w:rPr>
-      </w:pPr>
-      <w:r>
-        <w:rPr>
-          <w:i/>
-          <w:color w:val="666666"/>
-        </w:rPr>
-        <w:t>💡</w:t>
-      </w:r>
-      <w:r>
-        <w:rPr>
-          <w:i/>
-          <w:color w:val="666666"/>
-          <w:lang w:val="fr-FR"/>
-        </w:rPr>
-        <w:t xml:space="preserve"> Chaque champ s'enregistre automatiquement pour ce tournoi au fur et à mesure de la saisie — inutile de cliquer un bouton particulier pour ne pas perdre vos modifications. Cliquer sur la pastille propose de choisir une couleur ou une image de jeton (PNG/JPG/GIF) ; l'image, si choisie, remplace la pastille partout où les jetons sont affichés (ce panneau et l'écran projecteur), et un second clic permet d'y revenir.</w:t>
-      </w:r>
-    </w:p>
-    <w:p>
-      <w:pPr>
-        <w:pStyle w:val="Titre2"/>
-        <w:rPr>
-          <w:lang w:val="fr-FR"/>
-        </w:rPr>
-      </w:pPr>
-      <w:bookmarkStart w:id="31" w:name="_Toc237602481"/>
-      <w:r>
-        <w:rPr>
-          <w:lang w:val="fr-FR"/>
-        </w:rPr>
-        <w:drawing>
-          <wp:inline distT="0" distB="0" distL="0" distR="0" wp14:anchorId="65885241" wp14:editId="39C86BA5">
-            <wp:extent cx="3581400" cy="2045377"/>
-            <wp:effectExtent l="0" t="0" r="0" b="0"/>
-            <wp:docPr id="1775687468" name="Image 1"/>
-            <wp:cNvGraphicFramePr>
-              <a:graphicFrameLocks xmlns:a="http://schemas.openxmlformats.org/drawingml/2006/main" noChangeAspect="1"/>
-            </wp:cNvGraphicFramePr>
-            <a:graphic xmlns:a="http://schemas.openxmlformats.org/drawingml/2006/main">
-              <a:graphicData uri="http://schemas.openxmlformats.org/drawingml/2006/picture">
-                <pic:pic xmlns:pic="http://schemas.openxmlformats.org/drawingml/2006/picture">
-                  <pic:nvPicPr>
-                    <pic:cNvPr id="1775687468" name=""/>
-                    <pic:cNvPicPr/>
-                  </pic:nvPicPr>
-                  <pic:blipFill>
-                    <a:blip r:embed="rId17"/>
-                    <a:stretch>
-                      <a:fillRect/>
-                    </a:stretch>
-                  </pic:blipFill>
-                  <pic:spPr>
-                    <a:xfrm>
-                      <a:off x="0" y="0"/>
-                      <a:ext cx="3606301" cy="2059598"/>
-                    </a:xfrm>
-                    <a:prstGeom prst="rect">
-                      <a:avLst/>
-                    </a:prstGeom>
-                  </pic:spPr>
-                </pic:pic>
-              </a:graphicData>
-            </a:graphic>
-          </wp:inline>
-        </w:drawing>
-      </w:r>
-    </w:p>
-    <w:p>
-      <w:pPr>
-        <w:pStyle w:val="Titre2"/>
-        <w:rPr>
-          <w:lang w:val="fr-FR"/>
-        </w:rPr>
-      </w:pPr>
-    </w:p>
-    <w:p>
-      <w:pPr>
-        <w:pStyle w:val="Titre2"/>
-        <w:rPr>
-          <w:lang w:val="fr-FR"/>
-        </w:rPr>
-      </w:pPr>
-    </w:p>
-    <w:p>
-      <w:pPr>
-        <w:pStyle w:val="Titre2"/>
-        <w:rPr>
-          <w:lang w:val="fr-FR"/>
-        </w:rPr>
-      </w:pPr>
-      <w:r>
-        <w:rPr>
-          <w:lang w:val="fr-FR"/>
-        </w:rPr>
-        <w:t>Écran projecteur</w:t>
-      </w:r>
-      <w:bookmarkEnd w:id="31"/>
-    </w:p>
-    <w:p>
-      <w:pPr>
-        <w:rPr>
-          <w:lang w:val="fr-FR"/>
-        </w:rPr>
-      </w:pPr>
-      <w:r>
-        <w:rPr>
-          <w:lang w:val="fr-FR"/>
-        </w:rPr>
-        <w:drawing>
-          <wp:inline distT="0" distB="0" distL="0" distR="0" wp14:anchorId="36E14EAD" wp14:editId="6EB614F4">
-            <wp:extent cx="3454400" cy="2075579"/>
-            <wp:effectExtent l="0" t="0" r="0" b="0"/>
-            <wp:docPr id="1022657591" name="Image 1"/>
-            <wp:cNvGraphicFramePr>
-              <a:graphicFrameLocks xmlns:a="http://schemas.openxmlformats.org/drawingml/2006/main" noChangeAspect="1"/>
-            </wp:cNvGraphicFramePr>
-            <a:graphic xmlns:a="http://schemas.openxmlformats.org/drawingml/2006/main">
-              <a:graphicData uri="http://schemas.openxmlformats.org/drawingml/2006/picture">
-                <pic:pic xmlns:pic="http://schemas.openxmlformats.org/drawingml/2006/picture">
-                  <pic:nvPicPr>
-                    <pic:cNvPr id="1022657591" name=""/>
-                    <pic:cNvPicPr/>
-                  </pic:nvPicPr>
-                  <pic:blipFill>
-                    <a:blip r:embed="rId18"/>
-                    <a:stretch>
-                      <a:fillRect/>
-                    </a:stretch>
-                  </pic:blipFill>
-                  <pic:spPr>
-                    <a:xfrm>
-                      <a:off x="0" y="0"/>
-                      <a:ext cx="3466129" cy="2082626"/>
-                    </a:xfrm>
-                    <a:prstGeom prst="rect">
-                      <a:avLst/>
-                    </a:prstGeom>
-                  </pic:spPr>
-                </pic:pic>
-              </a:graphicData>
-            </a:graphic>
-          </wp:inline>
-        </w:drawing>
-      </w:r>
-    </w:p>
-    <w:p>
-      <w:pPr>
-        <w:rPr>
-          <w:lang w:val="fr-FR"/>
-        </w:rPr>
-      </w:pPr>
-      <w:r>
-        <w:rPr>
-          <w:lang w:val="fr-FR"/>
-        </w:rPr>
-        <w:t>Le menu Affichage → « Ouvrir l'écran chronomètre » ouvre une fenêtre séparée, pensée pour être affichée en plein écran (touche F11, Échap pour sortir) sur un vidéoprojecteur ou un second écran : rappel des raccourcis clavier en haut à gauche, niveau en cours, minuteur en grand (clignote en doré pendant les pauses), prochain niveau, heure de la prochaine pause, puis, centrés en bas, joueurs restants, tapis moyen et durée du tournoi (temps écoulé depuis le tout premier démarrage, figée une fois la partie terminée).</w:t>
-      </w:r>
-    </w:p>
-    <w:p>
-      <w:pPr>
-        <w:ind w:left="340"/>
-        <w:rPr>
-          <w:lang w:val="fr-FR"/>
-        </w:rPr>
-      </w:pPr>
-      <w:r>
-        <w:rPr>
-          <w:i/>
-          <w:color w:val="666666"/>
-        </w:rPr>
-        <w:t>💡</w:t>
-      </w:r>
-      <w:r>
-        <w:rPr>
-          <w:i/>
-          <w:color w:val="666666"/>
-          <w:lang w:val="fr-FR"/>
-        </w:rPr>
-        <w:t xml:space="preserve"> Pendant un rééquilibrage de tables, un bandeau « Changement de tables en cours » s'affiche au centre de cet écran avec le détail des joueurs concernés (voir section 7) ; une fois le tournoi terminé (un seul joueur actif restant), ce même bandeau affiche « Partie terminée ».</w:t>
-      </w:r>
-    </w:p>
-    <w:p>
-      <w:pPr>
-        <w:ind w:left="340"/>
-        <w:rPr>
-          <w:i/>
-          <w:color w:val="666666"/>
-          <w:lang w:val="fr-FR"/>
-        </w:rPr>
-      </w:pPr>
-      <w:r>
-        <w:rPr>
-          <w:i/>
-          <w:color w:val="666666"/>
-        </w:rPr>
-        <w:t>💡</w:t>
-      </w:r>
-      <w:r>
-        <w:rPr>
-          <w:i/>
-          <w:color w:val="666666"/>
-          <w:lang w:val="fr-FR"/>
-        </w:rPr>
-        <w:t xml:space="preserve"> Si des jetons sont renseignés (onglet Blindes, section 10), leur tableau (couleur ou image, valeur, nombre par joueur) s'affiche aussi en haut à droite de cet écran.</w:t>
       </w:r>
     </w:p>
     <w:p>

--- a/MANUEL_UTILISATEUR_TOURNOI_CPC.docx
+++ b/MANUEL_UTILISATEUR_TOURNOI_CPC.docx
@@ -2425,7 +2425,7 @@
         <w:rPr>
           <w:lang w:val="fr-FR"/>
         </w:rPr>
-        <w:t>Le logiciel nécessite uniquement Python 3.8 ou plus récent — aucune autre dépendance obligatoire.</w:t>
+        <w:t>Sur Windows et macOS, aucune installation préalable n'est nécessaire : le logiciel est distribué sous forme d'exécutable autonome (voir ci-dessous). Lancé depuis ses sources (technicien, autre plateforme), il nécessite Python 3.8 ou plus récent — aucune autre dépendance obligatoire.</w:t>
       </w:r>
     </w:p>
     <w:p>
@@ -2454,7 +2454,7 @@
         <w:rPr>
           <w:lang w:val="fr-FR"/>
         </w:rPr>
-        <w:t xml:space="preserve">Python inclut déjà Tkinter (l'interface graphique utilisée par le logiciel) : rien à installer en plus.</w:t>
+        <w:t xml:space="preserve">Le logiciel est distribué sous forme d'un programme prêt à l'emploi pour chaque plateforme — aucune installation de Python n'est nécessaire pour l'utilisateur final.</w:t>
       </w:r>
     </w:p>
     <w:p>
@@ -2475,7 +2475,7 @@
         <w:rPr>
           <w:lang w:val="fr-FR"/>
         </w:rPr>
-        <w:t xml:space="preserve">double-cliquez sur « Lancer_le_tournoi.command ». Une fenêtre de Terminal s'ouvre brièvement (normal), puis l'application démarre.</w:t>
+        <w:t xml:space="preserve">double-cliquez sur « PokerTournament.dmg », puis glissez l'application dans le raccourci « Applications » affiché à côté ; éjectez ensuite le disque et lancez l'app depuis le Launchpad ou le dossier Applications.</w:t>
       </w:r>
     </w:p>
     <w:p>
@@ -2495,7 +2495,7 @@
           <w:color w:val="666666"/>
           <w:lang w:val="fr-FR"/>
         </w:rPr>
-        <w:t xml:space="preserve"> La toute première fois, macOS peut refuser en disant que l'éditeur n'est pas vérifié : faites un clic droit (ou Ctrl+clic) sur le fichier → « Ouvrir » → confirmez « Ouvrir » dans la boîte de dialogue. </w:t>
+        <w:t xml:space="preserve"> Au tout premier lancement, macOS peut afficher un avertissement de sécurité (éditeur non identifié) : faites un clic droit (ou Ctrl+clic) sur l'application → « Ouvrir » → confirmez « Ouvrir » dans la boîte de dialogue. </w:t>
       </w:r>
       <w:r>
         <w:rPr>
@@ -2523,23 +2523,44 @@
         <w:rPr>
           <w:lang w:val="fr-FR"/>
         </w:rPr>
-        <w:t xml:space="preserve">il n'existe pas d'équivalent double-clic. Installez Python depuis python.org en cochant « Add python.exe to PATH » pendant l'installation, puis ouvrez une invite de commandes dans le dossier du logiciel et tapez :</w:t>
-      </w:r>
-    </w:p>
-    <w:p>
-      <w:pPr>
-        <w:shd w:val="clear" w:color="auto" w:fill="F2F2F2"/>
-        <w:rPr>
-          <w:lang w:val="fr-FR"/>
-        </w:rPr>
-      </w:pPr>
+        <w:t xml:space="preserve">double-cliquez sur « PokerTournament.msi ». L'assistant demande d'accepter la licence, puis propose (et laisse modifier) le dossier d'installation, avant de créer les raccourcis sur le Bureau et dans le menu Démarrer. Au tout premier lancement, un bref écran « Chargement en cours... » s'affiche le temps que le programme démarre.</w:t>
+      </w:r>
+    </w:p>
+    <w:p>
+      <w:pPr>
+        <w:ind w:left="340"/>
+      </w:pPr>
+      <w:r>
+        <w:rPr>
+          <w:i/>
+          <w:color w:val="666666"/>
+        </w:rPr>
+        <w:t>💡</w:t>
+      </w:r>
+      <w:r>
+        <w:rPr>
+          <w:i/>
+          <w:color w:val="666666"/>
+          <w:lang w:val="fr-FR"/>
+        </w:rPr>
+        <w:t xml:space="preserve"> Pour un technicien : le logiciel peut aussi tourner directement depuis ses sources Python (utile pour le dépanner ou le transférer sans passer par un installateur), avec la commande </w:t>
+      </w:r>
       <w:r>
         <w:rPr>
           <w:rFonts w:ascii="Courier New" w:hAnsi="Courier New"/>
+          <w:i/>
+          <w:color w:val="666666"/>
           <w:sz w:val="21"/>
-          <w:lang w:val="fr-FR"/>
-        </w:rPr>
-        <w:t xml:space="preserve">python main.py</w:t>
+        </w:rPr>
+        <w:t>python main.py</w:t>
+      </w:r>
+      <w:r>
+        <w:rPr>
+          <w:i/>
+          <w:color w:val="666666"/>
+          <w:lang w:val="fr-FR"/>
+        </w:rPr>
+        <w:t xml:space="preserve"> — voir l'Annexe en fin de manuel.</w:t>
       </w:r>
     </w:p>
     <w:p>
@@ -8150,7 +8171,7 @@
         <w:rPr>
           <w:lang w:val="fr-FR"/>
         </w:rPr>
-        <w:t xml:space="preserve">Normal : c'est un script réservé à macOS. Utilisez la ligne de commande (python main.py), voir section 2.</w:t>
+        <w:t xml:space="preserve">Normal : c'est un script réservé à macOS. Sous Windows, utilisez l'installateur PokerTournament.msi (voir section 2).</w:t>
       </w:r>
     </w:p>
     <w:p>

--- a/MANUEL_UTILISATEUR_TOURNOI_CPC.docx
+++ b/MANUEL_UTILISATEUR_TOURNOI_CPC.docx
@@ -4331,27 +4331,6 @@
           <w:lang w:val="fr-FR"/>
         </w:rPr>
         <w:t>force un rééquilibrage manuel (utile après une action groupée).</w:t>
-      </w:r>
-    </w:p>
-    <w:p>
-      <w:pPr>
-        <w:pStyle w:val="Listepuces"/>
-        <w:rPr>
-          <w:lang w:val="fr-FR"/>
-        </w:rPr>
-      </w:pPr>
-      <w:r>
-        <w:rPr>
-          <w:b/>
-          <w:lang w:val="fr-FR"/>
-        </w:rPr>
-        <w:t xml:space="preserve">Ajouter une table — </w:t>
-      </w:r>
-      <w:r>
-        <w:rPr>
-          <w:lang w:val="fr-FR"/>
-        </w:rPr>
-        <w:t>ouvre une table supplémentaire.</w:t>
       </w:r>
     </w:p>
     <w:p>

--- a/MANUEL_UTILISATEUR_TOURNOI_CPC.docx
+++ b/MANUEL_UTILISATEUR_TOURNOI_CPC.docx
@@ -3887,7 +3887,7 @@
         <w:rPr>
           <w:lang w:val="fr-FR"/>
         </w:rPr>
-        <w:t xml:space="preserve">(bouton rouge, à côté de « Tout décocher ») retire le joueur de la partie ; son rang est calculé automatiquement (voir « Colonne Rang » ci-dessous). Pour une élimination d'un seul joueur, une fenêtre demande systématiquement qui l'a éliminé : ça compte pour son bounty en points (onglet Primes, section 8), et si un bounty fixe est configuré (mécanisme PKO), ça le lui attribue aussi. Impossible d'éliminer le tout dernier joueur encore actif : il doit toujours en rester au moins un — le vainqueur.</w:t>
+        <w:t xml:space="preserve">(bouton rouge, à côté de « Tout décocher ») retire le joueur de la partie ; son rang est calculé automatiquement (voir « Colonne Rang » ci-dessous). Pour une élimination d'un seul joueur, une fenêtre demande systématiquement qui l'a éliminé : ça compte pour son bounty en points (onglet Primes, section 8), et si un bounty fixe est configuré (mécanisme PKO), ça le lui attribue aussi. Impossible d'éliminer le tout dernier joueur encore actif : il doit toujours en rester au moins un — le vainqueur. Grisé tant que le tournoi n'a pas démarré (avant le tout premier « Démarrer » du chronomètre) : rien à éliminer avant que la partie ait commencé.</w:t>
       </w:r>
     </w:p>
     <w:p>
@@ -3950,7 +3950,7 @@
         <w:rPr>
           <w:lang w:val="fr-FR"/>
         </w:rPr>
-        <w:t>retire définitivement le joueur du tournoi (à utiliser avec précaution — non réversible depuis l'interface).</w:t>
+        <w:t>retire définitivement le joueur du tournoi (à utiliser avec précaution — non réversible depuis l'interface). Grisé une fois le tournoi démarré : utilisez plutôt « Désactiver (forfait) » à partir de ce moment-là, qui garde une trace du joueur au lieu de l'effacer.</w:t>
       </w:r>
     </w:p>
     <w:p>
@@ -5085,6 +5085,27 @@
           <w:lang w:val="fr-FR"/>
         </w:rPr>
         <w:t>remplace toute la structure actuelle par la structure par défaut.</w:t>
+      </w:r>
+    </w:p>
+    <w:p>
+      <w:pPr>
+        <w:pStyle w:val="Listepuces"/>
+        <w:rPr>
+          <w:lang w:val="fr-FR"/>
+        </w:rPr>
+      </w:pPr>
+      <w:r>
+        <w:rPr>
+          <w:b/>
+          <w:lang w:val="fr-FR"/>
+        </w:rPr>
+        <w:t xml:space="preserve">Largeur des champs — </w:t>
+      </w:r>
+      <w:r>
+        <w:rPr>
+          <w:lang w:val="fr-FR"/>
+        </w:rPr>
+        <w:t>règle la largeur (en caractères) des champs Durée/Petite Blind/Grosse Blind/Ante/Durée Pause du tableau ci-dessous, pour que les valeurs saisies restent entièrement visibles quelle que soit la résolution d'écran — mémorisée d'une session à l'autre.</w:t>
       </w:r>
     </w:p>
     <w:p>
@@ -7345,7 +7366,7 @@
         <w:rPr>
           <w:lang w:val="fr-FR"/>
         </w:rPr>
-        <w:t>Quand vous ajoutez un joueur (création d'un tournoi ou « Ajouter depuis le répertoire »), l'application vérifie s'il est déjà actif dans un autre tournoi du même dossier daté du même jour : il apparaît alors grisé (non sélectionnable) dans la liste, avec un message d'avertissement en cas d'ajout individuel malgré tout.</w:t>
+        <w:t>Quand vous ajoutez un joueur (création d'un tournoi ou « Ajouter depuis le répertoire »), l'application vérifie s'il est déjà actif dans un autre tournoi du même dossier daté du même jour : il apparaît alors grisé (non sélectionnable) dans la liste, avec un message d'avertissement en cas d'ajout individuel malgré tout. De même, dans « Ajouter depuis le répertoire », un joueur déjà inscrit à CE tournoi apparaît aussi grisé (au lieu de disparaître de la liste) — il reste ainsi facile à retrouver, sans risque de l'ajouter en double.</w:t>
       </w:r>
     </w:p>
     <w:p>

--- a/MANUEL_UTILISATEUR_TOURNOI_CPC.docx
+++ b/MANUEL_UTILISATEUR_TOURNOI_CPC.docx
@@ -3496,22 +3496,22 @@
         <w:t>S'y ajoutent des menus en haut de la fenêtre (Fichier, Affichage, Répertoire, Statistiques) ainsi que deux boutons dans le bandeau (</w:t>
       </w:r>
       <w:r>
+        <w:t>📋</w:t>
+      </w:r>
+      <w:r>
+        <w:rPr>
+          <w:lang w:val="fr-FR"/>
+        </w:rPr>
+        <w:t xml:space="preserve"> Lobby, </w:t>
+      </w:r>
+      <w:r>
         <w:t>🏠</w:t>
       </w:r>
       <w:r>
         <w:rPr>
           <w:lang w:val="fr-FR"/>
         </w:rPr>
-        <w:t xml:space="preserve"> Menu principal, </w:t>
-      </w:r>
-      <w:r>
-        <w:t>🚀</w:t>
-      </w:r>
-      <w:r>
-        <w:rPr>
-          <w:lang w:val="fr-FR"/>
-        </w:rPr>
-        <w:t xml:space="preserve"> Nouveau SitnGO) pour gérer plusieurs tournois à la fois — détaillés dans les sections suivantes.</w:t>
+        <w:t xml:space="preserve"> Menu principal) pour gérer plusieurs tournois à la fois — détaillés dans les sections suivantes.</w:t>
       </w:r>
     </w:p>
     <w:p>
@@ -7186,13 +7186,13 @@
         </w:rPr>
       </w:pPr>
       <w:r>
-        <w:t>🚀</w:t>
-      </w:r>
-      <w:r>
-        <w:rPr>
-          <w:lang w:val="fr-FR"/>
-        </w:rPr>
-        <w:t xml:space="preserve"> Nouveau SitnGO (bandeau du haut, ou menu Fichier) lance une nouvelle instance indépendante de l'application, avec son propre écran d'accueil, sans fermer celle déjà ouverte. Sur macOS, la nouvelle fenêtre tente de passer au premier plan automatiquement.</w:t>
+        <w:t>🏠</w:t>
+      </w:r>
+      <w:r>
+        <w:rPr>
+          <w:lang w:val="fr-FR"/>
+        </w:rPr>
+        <w:t xml:space="preserve"> Menu principal (bandeau du haut, ou menu Fichier) lance une nouvelle instance indépendante de l'application, avec son propre écran d'accueil, sans fermer celle déjà ouverte. Sur macOS, la nouvelle fenêtre tente de passer au premier plan automatiquement.</w:t>
       </w:r>
     </w:p>
     <w:p>
@@ -7279,7 +7279,7 @@
           <w:lang w:val="fr-FR"/>
         </w:rPr>
         <w:lastRenderedPageBreak/>
-        <w:t>Le Lobby se rabat automatiquement sur le dernier dossier utilisé pour créer un tournoi si aucun n'a encore été choisi dans le Lobby lui-même — accessible depuis l'écran d'accueil ou le menu Fichier.</w:t>
+        <w:t>Le Lobby se rabat automatiquement sur le dernier dossier utilisé pour créer un tournoi si aucun n'a encore été choisi dans le Lobby lui-même — accessible depuis le bandeau du haut, l'écran d'accueil ou le menu Fichier.</w:t>
       </w:r>
     </w:p>
     <w:p>

--- a/MANUEL_UTILISATEUR_TOURNOI_CPC.docx
+++ b/MANUEL_UTILISATEUR_TOURNOI_CPC.docx
@@ -3438,6 +3438,72 @@
                 <w:lang w:val="fr-FR"/>
               </w:rPr>
               <w:t xml:space="preserve">Grille des gains par place, prize pool</w:t>
+            </w:r>
+          </w:p>
+        </w:tc>
+      </w:tr>
+      <w:tr>
+        <w:trPr>
+          <w:jc w:val="center"/>
+        </w:trPr>
+        <w:tc>
+          <w:tcPr>
+            <w:tcW w:w="1984" w:type="dxa"/>
+          </w:tcPr>
+          <w:p>
+            <w:r>
+              <w:t>Répertoire</w:t>
+            </w:r>
+          </w:p>
+        </w:tc>
+        <w:tc>
+          <w:tcPr>
+            <w:tcW w:w="7370" w:type="dxa"/>
+          </w:tcPr>
+          <w:p>
+            <w:pPr>
+              <w:rPr>
+                <w:lang w:val="fr-FR"/>
+              </w:rPr>
+            </w:pPr>
+            <w:r>
+              <w:rPr>
+                <w:lang w:val="fr-FR"/>
+              </w:rPr>
+              <w:t>Gestion du répertoire de joueurs habituels et de leurs photos (section 16)</w:t>
+            </w:r>
+          </w:p>
+        </w:tc>
+      </w:tr>
+      <w:tr>
+        <w:trPr>
+          <w:jc w:val="center"/>
+        </w:trPr>
+        <w:tc>
+          <w:tcPr>
+            <w:tcW w:w="1984" w:type="dxa"/>
+          </w:tcPr>
+          <w:p>
+            <w:r>
+              <w:t>Statistiques</w:t>
+            </w:r>
+          </w:p>
+        </w:tc>
+        <w:tc>
+          <w:tcPr>
+            <w:tcW w:w="7370" w:type="dxa"/>
+          </w:tcPr>
+          <w:p>
+            <w:pPr>
+              <w:rPr>
+                <w:lang w:val="fr-FR"/>
+              </w:rPr>
+            </w:pPr>
+            <w:r>
+              <w:rPr>
+                <w:lang w:val="fr-FR"/>
+              </w:rPr>
+              <w:t>Synthèse des résultats sur plusieurs tournois / une période (section 15)</w:t>
             </w:r>
           </w:p>
         </w:tc>
@@ -7465,7 +7531,7 @@
         <w:rPr>
           <w:lang w:val="fr-FR"/>
         </w:rPr>
-        <w:t>Le menu Statistiques → « Synthèse par période... » permet de consulter les résultats de plusieurs tournois à la fois (par exemple tous ceux d'une saison), primes comprises — utile pour un classement de club sur plusieurs soirées.</w:t>
+        <w:t>L'onglet Statistiques (aussi accessible via le menu Statistiques → « Synthèse par période... ») permet de consulter les résultats de plusieurs tournois à la fois (par exemple tous ceux d'une saison), primes comprises — utile pour un classement de club sur plusieurs soirées.</w:t>
       </w:r>
     </w:p>
     <w:p>
@@ -7767,7 +7833,7 @@
         <w:rPr>
           <w:lang w:val="fr-FR"/>
         </w:rPr>
-        <w:t>Le menu Répertoire → « Gérer le répertoire de joueurs... » ouvre la fenêtre de gestion :</w:t>
+        <w:t>L'onglet Répertoire (aussi accessible via le menu Répertoire → « Gérer le répertoire de joueurs... ») affiche :</w:t>
       </w:r>
     </w:p>
     <w:p>

--- a/MANUEL_UTILISATEUR_TOURNOI_CPC.docx
+++ b/MANUEL_UTILISATEUR_TOURNOI_CPC.docx
@@ -3562,22 +3562,22 @@
         <w:t>S'y ajoutent des menus en haut de la fenêtre (Fichier, Affichage, Répertoire, Statistiques) ainsi que deux boutons dans le bandeau (</w:t>
       </w:r>
       <w:r>
+        <w:t>🏠</w:t>
+      </w:r>
+      <w:r>
+        <w:rPr>
+          <w:lang w:val="fr-FR"/>
+        </w:rPr>
+        <w:t xml:space="preserve"> Menu principal, </w:t>
+      </w:r>
+      <w:r>
         <w:t>📋</w:t>
       </w:r>
       <w:r>
         <w:rPr>
           <w:lang w:val="fr-FR"/>
         </w:rPr>
-        <w:t xml:space="preserve"> Lobby, </w:t>
-      </w:r>
-      <w:r>
-        <w:t>🏠</w:t>
-      </w:r>
-      <w:r>
-        <w:rPr>
-          <w:lang w:val="fr-FR"/>
-        </w:rPr>
-        <w:t xml:space="preserve"> Menu principal) pour gérer plusieurs tournois à la fois — détaillés dans les sections suivantes.</w:t>
+        <w:t xml:space="preserve"> Lobby) pour gérer plusieurs tournois à la fois — détaillés dans les sections suivantes.</w:t>
       </w:r>
     </w:p>
     <w:p>
@@ -7310,7 +7310,7 @@
         <w:rPr>
           <w:lang w:val="fr-FR"/>
         </w:rPr>
-        <w:t>Vue d'ensemble de tous les tournois d'un dossier au choix : joueurs actifs, niveau de blindes, temps restant, état (Pas démarré / En cours / En pause / Terminé) — se rafraîchit automatiquement toutes les quelques secondes tant qu'il reste ouvert.</w:t>
+        <w:t>Vue d'ensemble de tous les tournois/Sit &amp; Go actuellement ouverts (dans n'importe quelle fenêtre) : joueurs actifs, niveau de blindes, temps restant, état (Pas démarré / En cours / En pause / Terminé) — se rafraîchit automatiquement toutes les quelques secondes tant qu'il reste ouvert. Accessible depuis le bandeau du haut, l'écran d'accueil ou le menu Fichier.</w:t>
       </w:r>
     </w:p>
     <w:p>
@@ -7331,21 +7331,7 @@
         <w:rPr>
           <w:lang w:val="fr-FR"/>
         </w:rPr>
-        <w:t>(ou « Ouvrir dans une nouvelle fenêtre ») — l'ouvre directement dans une nouvelle fenêtre.</w:t>
-      </w:r>
-    </w:p>
-    <w:p>
-      <w:pPr>
-        <w:rPr>
-          <w:lang w:val="fr-FR"/>
-        </w:rPr>
-      </w:pPr>
-      <w:r>
-        <w:rPr>
-          <w:lang w:val="fr-FR"/>
-        </w:rPr>
-        <w:lastRenderedPageBreak/>
-        <w:t>Le Lobby se rabat automatiquement sur le dernier dossier utilisé pour créer un tournoi si aucun n'a encore été choisi dans le Lobby lui-même — accessible depuis le bandeau du haut, l'écran d'accueil ou le menu Fichier.</w:t>
+        <w:t>(ou « 🔀 Basculer vers ») — si ce tournoi est déjà ouvert dans une autre fenêtre, la ramène au premier plan ; sinon, l'ouvre dans une nouvelle fenêtre.</w:t>
       </w:r>
     </w:p>
     <w:p>
@@ -7383,27 +7369,6 @@
           <w:lang w:val="fr-FR"/>
         </w:rPr>
         <w:t xml:space="preserve">case à cocher (activée par défaut) : n'affiche que les tournois encore en cours dans la liste.</w:t>
-      </w:r>
-    </w:p>
-    <w:p>
-      <w:pPr>
-        <w:pStyle w:val="Listepuces"/>
-        <w:rPr>
-          <w:lang w:val="fr-FR"/>
-        </w:rPr>
-      </w:pPr>
-      <w:r>
-        <w:rPr>
-          <w:b/>
-          <w:lang w:val="fr-FR"/>
-        </w:rPr>
-        <w:t xml:space="preserve">🗄 Archiver les terminés... — </w:t>
-      </w:r>
-      <w:r>
-        <w:rPr>
-          <w:lang w:val="fr-FR"/>
-        </w:rPr>
-        <w:t xml:space="preserve">déplace tous les tournois terminés du dossier choisi dans un sous-dossier archive (créé sur place, dans leur propre dossier), après un récapitulatif détaillé demandant confirmation.</w:t>
       </w:r>
     </w:p>
     <w:p>

--- a/MANUEL_UTILISATEUR_TOURNOI_CPC.docx
+++ b/MANUEL_UTILISATEUR_TOURNOI_CPC.docx
@@ -8375,7 +8375,7 @@
         <w:rPr>
           <w:lang w:val="fr-FR"/>
         </w:rPr>
-        <w:t xml:space="preserve">Le numéro de version du logiciel est affiché dans le titre de la fenêtre et dans le menu Aide → « A propos... ».</w:t>
+        <w:t xml:space="preserve">Le numéro de version du logiciel est affiché dans le menu Aide → « A propos... » (le titre de la fenêtre affiche plutôt le nom du tournoi et la date du jour).</w:t>
       </w:r>
     </w:p>
     <w:p>

--- a/MANUEL_UTILISATEUR_TOURNOI_CPC.docx
+++ b/MANUEL_UTILISATEUR_TOURNOI_CPC.docx
@@ -7895,7 +7895,7 @@
         <w:rPr>
           <w:lang w:val="fr-FR"/>
         </w:rPr>
-        <w:t xml:space="preserve">ajoute au répertoire tous les noms trouvés dans un fichier .tournoi choisi — pratique pour repartir d'un tournoi déjà joué sans ressaisir chaque nom.</w:t>
+        <w:t xml:space="preserve">ajoute au répertoire tous les noms trouvés dans un fichier .tournoi choisi (un fichier .tournoi ne mémorisant jamais de club par joueur, une fenêtre demande le club à attribuer à tous les joueurs importés, préremplie avec le « Nom du Club » réglé dans Paramètres) — pratique pour repartir d'un tournoi déjà joué sans ressaisir chaque nom.</w:t>
       </w:r>
     </w:p>
     <w:p>

--- a/MANUEL_UTILISATEUR_TOURNOI_CPC.docx
+++ b/MANUEL_UTILISATEUR_TOURNOI_CPC.docx
@@ -3724,7 +3724,7 @@
         <w:rPr>
           <w:lang w:val="fr-FR"/>
         </w:rPr>
-        <w:t xml:space="preserve">menu déroulant à côté du nom, proposant les clubs déjà connus du répertoire (voir section 16) ; on peut aussi taper directement un club inédit. Il se pré-remplit automatiquement si le nom saisi correspond à un joueur déjà présent dans le répertoire.</w:t>
+        <w:t xml:space="preserve">menu déroulant à côté du nom, proposant les clubs déjà connus du répertoire (voir section 16) ; on peut aussi taper directement un club inédit. Il se pré-remplit automatiquement si le nom saisi correspond à un joueur déjà présent dans le répertoire. Ce club est enregistré dans CE tournoi (colonne « Club » du tableau, juste après « Nom », triable et masquable comme les autres) — figé à l'inscription, il ne suit plus les changements ultérieurs du répertoire pour ce tournoi précis.</w:t>
       </w:r>
     </w:p>
     <w:p>
@@ -3767,7 +3767,7 @@
         <w:rPr>
           <w:lang w:val="fr-FR"/>
         </w:rPr>
-        <w:t>permet de piocher directement parmi les joueurs habituels déjà connus (voir section 16), utile pour une inscription tardive. Un joueur déjà actif dans un autre tournoi du même dossier daté du même jour apparaît grisé et non sélectionnable, pour éviter de l'inscrire à deux endroits à la fois (voir section 14).</w:t>
+        <w:t>permet de piocher directement parmi les joueurs habituels déjà connus (voir section 16), club compris, utile pour une inscription tardive. Un joueur déjà actif dans un autre tournoi du même dossier daté du même jour apparaît grisé et non sélectionnable, pour éviter de l'inscrire à deux endroits à la fois (voir section 14).</w:t>
       </w:r>
     </w:p>
     <w:p>

--- a/MANUEL_UTILISATEUR_TOURNOI_CPC.docx
+++ b/MANUEL_UTILISATEUR_TOURNOI_CPC.docx
@@ -2866,7 +2866,7 @@
         <w:rPr>
           <w:lang w:val="fr-FR"/>
         </w:rPr>
-        <w:t xml:space="preserve">crée un nouveau fichier .tournoi. Une liste de joueurs (issue du répertoire, voir section 16) permet de cocher d'emblée les participants présents ; le nom et le club de chaque joueur y sont affichés dans deux colonnes triables (cliquer un en-tête, re-cliquer pour inverser l'ordre), et un champ Club accompagne l'ajout d'un nouveau nom ; cliquer sur la cellule Club d'un joueur déjà listé permet de le définir ou le corriger directement ; on peut aussi ajouter des joueurs plus tard, ou démarrer sans personne.</w:t>
+        <w:t xml:space="preserve">crée un nouveau fichier .tournoi. Une liste de joueurs (issue du répertoire, voir section 16) permet de cocher d'emblée les participants présents ; le nom et le club de chaque joueur y sont affichés dans deux colonnes triables (cliquer un en-tête, re-cliquer pour inverser l'ordre), et un champ Club (préempli avec le « Nom du Club » réglé dans Paramètres) accompagne l'ajout d'un nouveau nom ; cliquer sur la cellule Club d'un joueur déjà listé permet de le définir ou le corriger directement ; on peut aussi ajouter des joueurs plus tard, ou démarrer sans personne.</w:t>
       </w:r>
     </w:p>
     <w:p>
@@ -7832,7 +7832,7 @@
         <w:rPr>
           <w:lang w:val="fr-FR"/>
         </w:rPr>
-        <w:t>gestion de la liste elle-même.</w:t>
+        <w:t>gestion de la liste elle-même — un joueur ajouté ici reçoit directement le club réglé dans Paramètres (« Nom du Club »), à corriger ensuite via « Modifier le club... » si besoin.</w:t>
       </w:r>
     </w:p>
     <w:p>

--- a/MANUEL_UTILISATEUR_TOURNOI_CPC.docx
+++ b/MANUEL_UTILISATEUR_TOURNOI_CPC.docx
@@ -7854,6 +7854,27 @@
           <w:lang w:val="fr-FR"/>
         </w:rPr>
         <w:t>renseigne ou corrige le club du joueur sélectionné, via la même liste déroulante (clubs déjà connus, ou saisie libre) que dans l'onglet Joueurs.</w:t>
+      </w:r>
+    </w:p>
+    <w:p>
+      <w:pPr>
+        <w:pStyle w:val="Listepuces"/>
+        <w:rPr>
+          <w:lang w:val="fr-FR"/>
+        </w:rPr>
+      </w:pPr>
+      <w:r>
+        <w:rPr>
+          <w:b/>
+          <w:lang w:val="fr-FR"/>
+        </w:rPr>
+        <w:t xml:space="preserve">Modifier clubs pour tous... — </w:t>
+      </w:r>
+      <w:r>
+        <w:rPr>
+          <w:lang w:val="fr-FR"/>
+        </w:rPr>
+        <w:t xml:space="preserve">attribue le club par défaut (« Nom du Club », réglé dans Paramètres) à tous les joueurs du répertoire qui n'ont encore aucun club — n'écrase jamais un club déjà renseigné.</w:t>
       </w:r>
     </w:p>
     <w:p>

--- a/MANUEL_UTILISATEUR_TOURNOI_CPC.docx
+++ b/MANUEL_UTILISATEUR_TOURNOI_CPC.docx
@@ -7811,7 +7811,7 @@
         <w:rPr>
           <w:lang w:val="fr-FR"/>
         </w:rPr>
-        <w:t>Les joueurs sont affichés dans un tableau à deux colonnes, Nom et Club. Cliquer sur l'un ou l'autre en-tête trie la liste en conséquence ; cliquer une seconde fois inverse l'ordre (croissant/décroissant).</w:t>
+        <w:t>Les joueurs sont affichés dans un tableau à trois colonnes : Photo (miniature, si une photo est enregistrée), Nom et Club. Cliquer sur l'en-tête Nom ou Club trie la liste en conséquence ; cliquer une seconde fois inverse l'ordre (croissant/décroissant). Au-dessus de l'aperçu photo (à droite), un petit tableau « Joueurs par club » récapitule le nombre de joueurs par club (« Sans » en premier pour ceux sans club, puis les vrais clubs par ordre alphabétique) — mis à jour à chaque ajout/modification/suppression d'un joueur du répertoire.</w:t>
       </w:r>
     </w:p>
     <w:p>

--- a/MANUEL_UTILISATEUR_TOURNOI_CPC.docx
+++ b/MANUEL_UTILISATEUR_TOURNOI_CPC.docx
@@ -7811,7 +7811,7 @@
         <w:rPr>
           <w:lang w:val="fr-FR"/>
         </w:rPr>
-        <w:t>Les joueurs sont affichés dans un tableau à trois colonnes : Photo (miniature, si une photo est enregistrée), Nom et Club. Cliquer sur l'en-tête Nom ou Club trie la liste en conséquence ; cliquer une seconde fois inverse l'ordre (croissant/décroissant). Au-dessus de l'aperçu photo (à droite), un petit tableau « Joueurs par club » récapitule le nombre de joueurs par club (« Sans » en premier pour ceux sans club, puis les vrais clubs par ordre alphabétique) — mis à jour à chaque ajout/modification/suppression d'un joueur du répertoire.</w:t>
+        <w:t>Les joueurs sont affichés dans un tableau à trois colonnes : Photo (miniature, si une photo est enregistrée), Nom et Club. Cliquer sur l'en-tête Nom ou Club trie la liste en conséquence ; cliquer une seconde fois inverse l'ordre (croissant/décroissant). Au-dessus de l'aperçu photo (à droite), un petit tableau « Joueurs par club » récapitule le nombre de joueurs par club (« Sans » en premier pour ceux sans club, puis les vrais clubs par ordre alphabétique) — mis à jour à chaque ajout/modification/suppression d'un joueur du répertoire ; sa hauteur reste fixe (avec ascenseur si besoin), pour ne jamais repousser le cadre de prise de photo plus bas même avec beaucoup de clubs distincts.</w:t>
       </w:r>
     </w:p>
     <w:p>

--- a/MANUEL_UTILISATEUR_TOURNOI_CPC.docx
+++ b/MANUEL_UTILISATEUR_TOURNOI_CPC.docx
@@ -7811,7 +7811,7 @@
         <w:rPr>
           <w:lang w:val="fr-FR"/>
         </w:rPr>
-        <w:t>Les joueurs sont affichés dans un tableau à trois colonnes : Photo (miniature, si une photo est enregistrée), Nom et Club. Cliquer sur l'en-tête Nom ou Club trie la liste en conséquence ; cliquer une seconde fois inverse l'ordre (croissant/décroissant). Au-dessus de l'aperçu photo (à droite), un petit tableau « Joueurs par club » récapitule le nombre de joueurs par club (« Sans » en premier pour ceux sans club, puis les vrais clubs par ordre alphabétique) — mis à jour à chaque ajout/modification/suppression d'un joueur du répertoire ; sa hauteur reste fixe (avec ascenseur si besoin), pour ne jamais repousser le cadre de prise de photo plus bas même avec beaucoup de clubs distincts.</w:t>
+        <w:t>Les joueurs sont affichés dans un tableau à trois colonnes : Photo (miniature, si une photo est enregistrée), Nom et Club. Cliquer sur l'en-tête Nom ou Club trie la liste en conséquence ; cliquer une seconde fois inverse l'ordre (croissant/décroissant). Tout en haut de l'onglet, à droite du titre, un petit tableau « Joueurs par club » récapitule le nombre de joueurs par club (« Sans » en premier pour ceux sans club, puis les vrais clubs par ordre alphabétique) — mis à jour à chaque ajout/modification/suppression d'un joueur du répertoire ; sa hauteur reste fixe (avec ascenseur si besoin) quel que soit le nombre de clubs distincts.</w:t>
       </w:r>
     </w:p>
     <w:p>

--- a/MANUEL_UTILISATEUR_TOURNOI_CPC.docx
+++ b/MANUEL_UTILISATEUR_TOURNOI_CPC.docx
@@ -7811,7 +7811,7 @@
         <w:rPr>
           <w:lang w:val="fr-FR"/>
         </w:rPr>
-        <w:t>Les joueurs sont affichés dans un tableau à trois colonnes : Photo (miniature, si une photo est enregistrée), Nom et Club. Cliquer sur l'en-tête Nom ou Club trie la liste en conséquence ; cliquer une seconde fois inverse l'ordre (croissant/décroissant). Tout en haut de l'onglet, à droite du titre, un petit tableau « Joueurs par club » récapitule le nombre de joueurs par club (« Sans » en premier pour ceux sans club, puis les vrais clubs par ordre alphabétique) — mis à jour à chaque ajout/modification/suppression d'un joueur du répertoire ; sa hauteur reste fixe (avec ascenseur si besoin) quel que soit le nombre de clubs distincts.</w:t>
+        <w:t>Les joueurs sont affichés dans un tableau à trois colonnes : Photo (miniature, si une photo est enregistrée), Nom et Club. Cliquer sur l'en-tête Nom ou Club trie la liste en conséquence ; cliquer une seconde fois inverse l'ordre (croissant/décroissant). Tout en haut de l'onglet, à droite du titre, un petit tableau « Joueurs par club (total=XXXX) » — XXXX étant le nombre total de joueurs du répertoire — récapitule le nombre de joueurs par club (« Sans » en premier pour ceux sans club, puis les vrais clubs par ordre alphabétique) — mis à jour à chaque ajout/modification/suppression d'un joueur du répertoire ; sa hauteur reste fixe (avec ascenseur si besoin) quel que soit le nombre de clubs distincts.</w:t>
       </w:r>
     </w:p>
     <w:p>

--- a/MANUEL_UTILISATEUR_TOURNOI_CPC.docx
+++ b/MANUEL_UTILISATEUR_TOURNOI_CPC.docx
@@ -73,7 +73,7 @@
           <w:color w:val="666666"/>
           <w:lang w:val="fr-FR"/>
         </w:rPr>
-        <w:t xml:space="preserve">Version du logiciel : 17/08/2026 (mis à jour : écran chronomètre projecteur enrichi — raccourcis clavier, jetons repositionnés, durée du tournoi, fin de partie, chrono clignotant en pause, tableau des mouvements défilant — jetons avec image au choix, onglet Tables sans les chips)</w:t>
+        <w:t>Version du logiciel : 17/08/2026 (mis à jour : écran chronomètre projecteur enrichi — raccourcis clavier, jetons repositionnés, durée du tournoi, fin de partie, chrono clignotant en pause, tableau des mouvements défilant — jetons avec image au choix, onglet Tables sans les chips)</w:t>
       </w:r>
     </w:p>
     <w:p>
@@ -89,7 +89,7 @@
           <w:color w:val="666666"/>
           <w:lang w:val="fr-FR"/>
         </w:rPr>
-        <w:t xml:space="preserve">Application de bureau pour gérer un ou plusieurs tournois de poker multi-tables (Sit &amp; Go compris) : joueurs, tables, chips, chronomètre de blindes, gains et primes.</w:t>
+        <w:t>Application de bureau pour gérer un ou plusieurs tournois de poker multi-tables (Sit &amp; Go compris) : joueurs, tables, chips, chronomètre de blindes, gains et primes.</w:t>
       </w:r>
     </w:p>
     <w:p>
@@ -113,7 +113,7 @@
           <w:color w:val="666666"/>
           <w:lang w:val="fr-FR"/>
         </w:rPr>
-        <w:t xml:space="preserve">e Dr Sena Raj Juganaikloo</w:t>
+        <w:t>e Dr Sena Raj Juganaikloo</w:t>
       </w:r>
     </w:p>
     <w:p>
@@ -127,7 +127,7 @@
         <w:rPr>
           <w:lang w:val="fr-FR"/>
         </w:rPr>
-        <w:t>Le 17/08/2026.       V 1.1.0</w:t>
+        <w:t xml:space="preserve">Le 20/08/2026.       V 1.2.16</w:t>
       </w:r>
     </w:p>
     <w:p>
@@ -185,7 +185,7 @@
           <w:fldChar w:fldCharType="begin"/>
           <w:instrText xml:space="preserve"> PAGEREF _Toc237602453 \h </w:instrText>
           <w:fldChar w:fldCharType="separate"/>
-          <w:t>2</w:t>
+          <w:t>1</w:t>
           <w:fldChar w:fldCharType="end"/>
         </w:r>
       </w:hyperlink>
@@ -345,7 +345,7 @@
           <w:fldChar w:fldCharType="begin"/>
           <w:instrText xml:space="preserve"> PAGEREF _Toc237602458 \h </w:instrText>
           <w:fldChar w:fldCharType="separate"/>
-          <w:t>4</w:t>
+          <w:t>5</w:t>
           <w:fldChar w:fldCharType="end"/>
         </w:r>
       </w:hyperlink>
@@ -377,7 +377,7 @@
           <w:fldChar w:fldCharType="begin"/>
           <w:instrText xml:space="preserve"> PAGEREF _Toc237602459 \h </w:instrText>
           <w:fldChar w:fldCharType="separate"/>
-          <w:t>4</w:t>
+          <w:t>5</w:t>
           <w:fldChar w:fldCharType="end"/>
         </w:r>
       </w:hyperlink>
@@ -473,7 +473,7 @@
           <w:fldChar w:fldCharType="begin"/>
           <w:instrText xml:space="preserve"> PAGEREF _Toc237602462 \h </w:instrText>
           <w:fldChar w:fldCharType="separate"/>
-          <w:t>5</w:t>
+          <w:t>6</w:t>
           <w:fldChar w:fldCharType="end"/>
         </w:r>
       </w:hyperlink>
@@ -505,7 +505,7 @@
           <w:fldChar w:fldCharType="begin"/>
           <w:instrText xml:space="preserve"> PAGEREF _Toc237602463 \h </w:instrText>
           <w:fldChar w:fldCharType="separate"/>
-          <w:t>5</w:t>
+          <w:t>7</w:t>
           <w:fldChar w:fldCharType="end"/>
         </w:r>
       </w:hyperlink>
@@ -537,7 +537,7 @@
           <w:fldChar w:fldCharType="begin"/>
           <w:instrText xml:space="preserve"> PAGEREF _Toc237602464 \h </w:instrText>
           <w:fldChar w:fldCharType="separate"/>
-          <w:t>6</w:t>
+          <w:t>8</w:t>
           <w:fldChar w:fldCharType="end"/>
         </w:r>
       </w:hyperlink>
@@ -569,7 +569,7 @@
           <w:fldChar w:fldCharType="begin"/>
           <w:instrText xml:space="preserve"> PAGEREF _Toc237602465 \h </w:instrText>
           <w:fldChar w:fldCharType="separate"/>
-          <w:t>6</w:t>
+          <w:t>8</w:t>
           <w:fldChar w:fldCharType="end"/>
         </w:r>
       </w:hyperlink>
@@ -601,7 +601,7 @@
           <w:fldChar w:fldCharType="begin"/>
           <w:instrText xml:space="preserve"> PAGEREF _Toc237602466 \h </w:instrText>
           <w:fldChar w:fldCharType="separate"/>
-          <w:t>6</w:t>
+          <w:t>9</w:t>
           <w:fldChar w:fldCharType="end"/>
         </w:r>
       </w:hyperlink>
@@ -633,7 +633,7 @@
           <w:fldChar w:fldCharType="begin"/>
           <w:instrText xml:space="preserve"> PAGEREF _Toc237602467 \h </w:instrText>
           <w:fldChar w:fldCharType="separate"/>
-          <w:t>6</w:t>
+          <w:t>9</w:t>
           <w:fldChar w:fldCharType="end"/>
         </w:r>
       </w:hyperlink>
@@ -665,7 +665,7 @@
           <w:fldChar w:fldCharType="begin"/>
           <w:instrText xml:space="preserve"> PAGEREF _Toc237602468 \h </w:instrText>
           <w:fldChar w:fldCharType="separate"/>
-          <w:t>7</w:t>
+          <w:t>10</w:t>
           <w:fldChar w:fldCharType="end"/>
         </w:r>
       </w:hyperlink>
@@ -697,7 +697,7 @@
           <w:fldChar w:fldCharType="begin"/>
           <w:instrText xml:space="preserve"> PAGEREF _Toc237602469 \h </w:instrText>
           <w:fldChar w:fldCharType="separate"/>
-          <w:t>7</w:t>
+          <w:t>10</w:t>
           <w:fldChar w:fldCharType="end"/>
         </w:r>
       </w:hyperlink>
@@ -729,7 +729,7 @@
           <w:fldChar w:fldCharType="begin"/>
           <w:instrText xml:space="preserve"> PAGEREF _Toc237602470 \h </w:instrText>
           <w:fldChar w:fldCharType="separate"/>
-          <w:t>7</w:t>
+          <w:t>11</w:t>
           <w:fldChar w:fldCharType="end"/>
         </w:r>
       </w:hyperlink>
@@ -761,7 +761,7 @@
           <w:fldChar w:fldCharType="begin"/>
           <w:instrText xml:space="preserve"> PAGEREF _Toc237602471 \h </w:instrText>
           <w:fldChar w:fldCharType="separate"/>
-          <w:t>7</w:t>
+          <w:t>11</w:t>
           <w:fldChar w:fldCharType="end"/>
         </w:r>
       </w:hyperlink>
@@ -793,7 +793,7 @@
           <w:fldChar w:fldCharType="begin"/>
           <w:instrText xml:space="preserve"> PAGEREF _Toc237602472 \h </w:instrText>
           <w:fldChar w:fldCharType="separate"/>
-          <w:t>8</w:t>
+          <w:t>11</w:t>
           <w:fldChar w:fldCharType="end"/>
         </w:r>
       </w:hyperlink>
@@ -825,7 +825,7 @@
           <w:fldChar w:fldCharType="begin"/>
           <w:instrText xml:space="preserve"> PAGEREF _Toc237602473 \h </w:instrText>
           <w:fldChar w:fldCharType="separate"/>
-          <w:t>8</w:t>
+          <w:t>12</w:t>
           <w:fldChar w:fldCharType="end"/>
         </w:r>
       </w:hyperlink>
@@ -857,7 +857,7 @@
           <w:fldChar w:fldCharType="begin"/>
           <w:instrText xml:space="preserve"> PAGEREF _Toc237602474 \h </w:instrText>
           <w:fldChar w:fldCharType="separate"/>
-          <w:t>8</w:t>
+          <w:t>13</w:t>
           <w:fldChar w:fldCharType="end"/>
         </w:r>
       </w:hyperlink>
@@ -889,7 +889,7 @@
           <w:fldChar w:fldCharType="begin"/>
           <w:instrText xml:space="preserve"> PAGEREF _Toc237602475 \h </w:instrText>
           <w:fldChar w:fldCharType="separate"/>
-          <w:t>8</w:t>
+          <w:t>13</w:t>
           <w:fldChar w:fldCharType="end"/>
         </w:r>
       </w:hyperlink>
@@ -921,7 +921,7 @@
           <w:fldChar w:fldCharType="begin"/>
           <w:instrText xml:space="preserve"> PAGEREF _Toc237602476 \h </w:instrText>
           <w:fldChar w:fldCharType="separate"/>
-          <w:t>9</w:t>
+          <w:t>13</w:t>
           <w:fldChar w:fldCharType="end"/>
         </w:r>
       </w:hyperlink>
@@ -953,7 +953,7 @@
           <w:fldChar w:fldCharType="begin"/>
           <w:instrText xml:space="preserve"> PAGEREF _Toc237602477 \h </w:instrText>
           <w:fldChar w:fldCharType="separate"/>
-          <w:t>9</w:t>
+          <w:t>14</w:t>
           <w:fldChar w:fldCharType="end"/>
         </w:r>
       </w:hyperlink>
@@ -985,7 +985,7 @@
           <w:fldChar w:fldCharType="begin"/>
           <w:instrText xml:space="preserve"> PAGEREF _Toc237602478 \h </w:instrText>
           <w:fldChar w:fldCharType="separate"/>
-          <w:t>9</w:t>
+          <w:t>14</w:t>
           <w:fldChar w:fldCharType="end"/>
         </w:r>
       </w:hyperlink>
@@ -1017,7 +1017,7 @@
           <w:fldChar w:fldCharType="begin"/>
           <w:instrText xml:space="preserve"> PAGEREF _Toc237602482 \h </w:instrText>
           <w:fldChar w:fldCharType="separate"/>
-          <w:t>10</w:t>
+          <w:t>15</w:t>
           <w:fldChar w:fldCharType="end"/>
         </w:r>
       </w:hyperlink>
@@ -1049,7 +1049,7 @@
           <w:fldChar w:fldCharType="begin"/>
           <w:instrText xml:space="preserve"> PAGEREF _Toc237602483 \h </w:instrText>
           <w:fldChar w:fldCharType="separate"/>
-          <w:t>10</w:t>
+          <w:t>15</w:t>
           <w:fldChar w:fldCharType="end"/>
         </w:r>
       </w:hyperlink>
@@ -1081,7 +1081,7 @@
           <w:fldChar w:fldCharType="begin"/>
           <w:instrText xml:space="preserve"> PAGEREF _Toc237602484 \h </w:instrText>
           <w:fldChar w:fldCharType="separate"/>
-          <w:t>10</w:t>
+          <w:t>15</w:t>
           <w:fldChar w:fldCharType="end"/>
         </w:r>
       </w:hyperlink>
@@ -1113,7 +1113,7 @@
           <w:fldChar w:fldCharType="begin"/>
           <w:instrText xml:space="preserve"> PAGEREF _Toc237602479 \h </w:instrText>
           <w:fldChar w:fldCharType="separate"/>
-          <w:t>9</w:t>
+          <w:t>18</w:t>
           <w:fldChar w:fldCharType="end"/>
         </w:r>
       </w:hyperlink>
@@ -1145,7 +1145,7 @@
           <w:fldChar w:fldCharType="begin"/>
           <w:instrText xml:space="preserve"> PAGEREF _Toc237602480 \h </w:instrText>
           <w:fldChar w:fldCharType="separate"/>
-          <w:t>9</w:t>
+          <w:t>19</w:t>
           <w:fldChar w:fldCharType="end"/>
         </w:r>
       </w:hyperlink>
@@ -1177,7 +1177,7 @@
           <w:fldChar w:fldCharType="begin"/>
           <w:instrText xml:space="preserve"> PAGEREF _Toc237602481 \h </w:instrText>
           <w:fldChar w:fldCharType="separate"/>
-          <w:t>9</w:t>
+          <w:t>17</w:t>
           <w:fldChar w:fldCharType="end"/>
         </w:r>
       </w:hyperlink>
@@ -1209,7 +1209,7 @@
           <w:fldChar w:fldCharType="begin"/>
           <w:instrText xml:space="preserve"> PAGEREF _Toc237602485 \h </w:instrText>
           <w:fldChar w:fldCharType="separate"/>
-          <w:t>10</w:t>
+          <w:t>19</w:t>
           <w:fldChar w:fldCharType="end"/>
         </w:r>
       </w:hyperlink>
@@ -1241,7 +1241,7 @@
           <w:fldChar w:fldCharType="begin"/>
           <w:instrText xml:space="preserve"> PAGEREF _Toc950000501 \h </w:instrText>
           <w:fldChar w:fldCharType="separate"/>
-          <w:t>10</w:t>
+          <w:t>20</w:t>
           <w:fldChar w:fldCharType="end"/>
         </w:r>
       </w:hyperlink>
@@ -1273,7 +1273,7 @@
           <w:fldChar w:fldCharType="begin"/>
           <w:instrText xml:space="preserve"> PAGEREF _Toc950000502 \h </w:instrText>
           <w:fldChar w:fldCharType="separate"/>
-          <w:t>10</w:t>
+          <w:t>20</w:t>
           <w:fldChar w:fldCharType="end"/>
         </w:r>
       </w:hyperlink>
@@ -1305,7 +1305,7 @@
           <w:fldChar w:fldCharType="begin"/>
           <w:instrText xml:space="preserve"> PAGEREF _Toc237602486 \h </w:instrText>
           <w:fldChar w:fldCharType="separate"/>
-          <w:t>10</w:t>
+          <w:t>20</w:t>
           <w:fldChar w:fldCharType="end"/>
         </w:r>
       </w:hyperlink>
@@ -1337,7 +1337,7 @@
           <w:fldChar w:fldCharType="begin"/>
           <w:instrText xml:space="preserve"> PAGEREF _Toc237602487 \h </w:instrText>
           <w:fldChar w:fldCharType="separate"/>
-          <w:t>11</w:t>
+          <w:t>20</w:t>
           <w:fldChar w:fldCharType="end"/>
         </w:r>
       </w:hyperlink>
@@ -1369,7 +1369,7 @@
           <w:fldChar w:fldCharType="begin"/>
           <w:instrText xml:space="preserve"> PAGEREF _Toc237602488 \h </w:instrText>
           <w:fldChar w:fldCharType="separate"/>
-          <w:t>11</w:t>
+          <w:t>20</w:t>
           <w:fldChar w:fldCharType="end"/>
         </w:r>
       </w:hyperlink>
@@ -1401,7 +1401,7 @@
           <w:fldChar w:fldCharType="begin"/>
           <w:instrText xml:space="preserve"> PAGEREF _Toc237602489 \h </w:instrText>
           <w:fldChar w:fldCharType="separate"/>
-          <w:t>11</w:t>
+          <w:t>21</w:t>
           <w:fldChar w:fldCharType="end"/>
         </w:r>
       </w:hyperlink>
@@ -1433,7 +1433,7 @@
           <w:fldChar w:fldCharType="begin"/>
           <w:instrText xml:space="preserve"> PAGEREF _Toc237602490 \h </w:instrText>
           <w:fldChar w:fldCharType="separate"/>
-          <w:t>11</w:t>
+          <w:t>21</w:t>
           <w:fldChar w:fldCharType="end"/>
         </w:r>
       </w:hyperlink>
@@ -1465,7 +1465,7 @@
           <w:fldChar w:fldCharType="begin"/>
           <w:instrText xml:space="preserve"> PAGEREF _Toc237602491 \h </w:instrText>
           <w:fldChar w:fldCharType="separate"/>
-          <w:t>11</w:t>
+          <w:t>22</w:t>
           <w:fldChar w:fldCharType="end"/>
         </w:r>
       </w:hyperlink>
@@ -1497,7 +1497,7 @@
           <w:fldChar w:fldCharType="begin"/>
           <w:instrText xml:space="preserve"> PAGEREF _Toc950000505 \h </w:instrText>
           <w:fldChar w:fldCharType="separate"/>
-          <w:t>12</w:t>
+          <w:t>22</w:t>
           <w:fldChar w:fldCharType="end"/>
         </w:r>
       </w:hyperlink>
@@ -1529,7 +1529,7 @@
           <w:fldChar w:fldCharType="begin"/>
           <w:instrText xml:space="preserve"> PAGEREF _Toc950000506 \h </w:instrText>
           <w:fldChar w:fldCharType="separate"/>
-          <w:t>12</w:t>
+          <w:t>23</w:t>
           <w:fldChar w:fldCharType="end"/>
         </w:r>
       </w:hyperlink>
@@ -1561,7 +1561,7 @@
           <w:fldChar w:fldCharType="begin"/>
           <w:instrText xml:space="preserve"> PAGEREF _Toc950000507 \h </w:instrText>
           <w:fldChar w:fldCharType="separate"/>
-          <w:t>12</w:t>
+          <w:t>23</w:t>
           <w:fldChar w:fldCharType="end"/>
         </w:r>
       </w:hyperlink>
@@ -1593,7 +1593,7 @@
           <w:fldChar w:fldCharType="begin"/>
           <w:instrText xml:space="preserve"> PAGEREF _Toc950000509 \h </w:instrText>
           <w:fldChar w:fldCharType="separate"/>
-          <w:t>13</w:t>
+          <w:t>23</w:t>
           <w:fldChar w:fldCharType="end"/>
         </w:r>
       </w:hyperlink>
@@ -1625,7 +1625,7 @@
           <w:fldChar w:fldCharType="begin"/>
           <w:instrText xml:space="preserve"> PAGEREF _Toc237602492 \h </w:instrText>
           <w:fldChar w:fldCharType="separate"/>
-          <w:t>12</w:t>
+          <w:t>23</w:t>
           <w:fldChar w:fldCharType="end"/>
         </w:r>
       </w:hyperlink>
@@ -1657,7 +1657,7 @@
           <w:fldChar w:fldCharType="begin"/>
           <w:instrText xml:space="preserve"> PAGEREF _Toc237602493 \h </w:instrText>
           <w:fldChar w:fldCharType="separate"/>
-          <w:t>12</w:t>
+          <w:t>23</w:t>
           <w:fldChar w:fldCharType="end"/>
         </w:r>
       </w:hyperlink>
@@ -1689,7 +1689,7 @@
           <w:fldChar w:fldCharType="begin"/>
           <w:instrText xml:space="preserve"> PAGEREF _Toc237602494 \h </w:instrText>
           <w:fldChar w:fldCharType="separate"/>
-          <w:t>12</w:t>
+          <w:t>24</w:t>
           <w:fldChar w:fldCharType="end"/>
         </w:r>
       </w:hyperlink>
@@ -1721,7 +1721,7 @@
           <w:fldChar w:fldCharType="begin"/>
           <w:instrText xml:space="preserve"> PAGEREF _Toc237602495 \h </w:instrText>
           <w:fldChar w:fldCharType="separate"/>
-          <w:t>12</w:t>
+          <w:t>24</w:t>
           <w:fldChar w:fldCharType="end"/>
         </w:r>
       </w:hyperlink>
@@ -1753,7 +1753,7 @@
           <w:fldChar w:fldCharType="begin"/>
           <w:instrText xml:space="preserve"> PAGEREF _Toc237602496 \h </w:instrText>
           <w:fldChar w:fldCharType="separate"/>
-          <w:t>13</w:t>
+          <w:t>25</w:t>
           <w:fldChar w:fldCharType="end"/>
         </w:r>
       </w:hyperlink>
@@ -1785,7 +1785,7 @@
           <w:fldChar w:fldCharType="begin"/>
           <w:instrText xml:space="preserve"> PAGEREF _Toc237602497 \h </w:instrText>
           <w:fldChar w:fldCharType="separate"/>
-          <w:t>13</w:t>
+          <w:t>25</w:t>
           <w:fldChar w:fldCharType="end"/>
         </w:r>
       </w:hyperlink>
@@ -1817,7 +1817,7 @@
           <w:fldChar w:fldCharType="begin"/>
           <w:instrText xml:space="preserve"> PAGEREF _Toc237602498 \h </w:instrText>
           <w:fldChar w:fldCharType="separate"/>
-          <w:t>13</w:t>
+          <w:t>25</w:t>
           <w:fldChar w:fldCharType="end"/>
         </w:r>
       </w:hyperlink>
@@ -1849,7 +1849,7 @@
           <w:fldChar w:fldCharType="begin"/>
           <w:instrText xml:space="preserve"> PAGEREF _Toc237602499 \h </w:instrText>
           <w:fldChar w:fldCharType="separate"/>
-          <w:t>13</w:t>
+          <w:t>26</w:t>
           <w:fldChar w:fldCharType="end"/>
         </w:r>
       </w:hyperlink>
@@ -1881,7 +1881,7 @@
           <w:fldChar w:fldCharType="begin"/>
           <w:instrText xml:space="preserve"> PAGEREF _Toc237602500 \h </w:instrText>
           <w:fldChar w:fldCharType="separate"/>
-          <w:t>14</w:t>
+          <w:t>27</w:t>
           <w:fldChar w:fldCharType="end"/>
         </w:r>
       </w:hyperlink>
@@ -1913,7 +1913,7 @@
           <w:fldChar w:fldCharType="begin"/>
           <w:instrText xml:space="preserve"> PAGEREF _Toc237602501 \h </w:instrText>
           <w:fldChar w:fldCharType="separate"/>
-          <w:t>14</w:t>
+          <w:t>27</w:t>
           <w:fldChar w:fldCharType="end"/>
         </w:r>
       </w:hyperlink>
@@ -1945,7 +1945,7 @@
           <w:fldChar w:fldCharType="begin"/>
           <w:instrText xml:space="preserve"> PAGEREF _Toc237602502 \h </w:instrText>
           <w:fldChar w:fldCharType="separate"/>
-          <w:t>14</w:t>
+          <w:t>27</w:t>
           <w:fldChar w:fldCharType="end"/>
         </w:r>
       </w:hyperlink>
@@ -1977,7 +1977,7 @@
           <w:fldChar w:fldCharType="begin"/>
           <w:instrText xml:space="preserve"> PAGEREF _Toc237602503 \h </w:instrText>
           <w:fldChar w:fldCharType="separate"/>
-          <w:t>14</w:t>
+          <w:t>27</w:t>
           <w:fldChar w:fldCharType="end"/>
         </w:r>
       </w:hyperlink>
@@ -2009,7 +2009,7 @@
           <w:fldChar w:fldCharType="begin"/>
           <w:instrText xml:space="preserve"> PAGEREF _Toc237602504 \h </w:instrText>
           <w:fldChar w:fldCharType="separate"/>
-          <w:t>14</w:t>
+          <w:t>27</w:t>
           <w:fldChar w:fldCharType="end"/>
         </w:r>
       </w:hyperlink>
@@ -2041,7 +2041,7 @@
           <w:fldChar w:fldCharType="begin"/>
           <w:instrText xml:space="preserve"> PAGEREF _Toc237602505 \h </w:instrText>
           <w:fldChar w:fldCharType="separate"/>
-          <w:t>15</w:t>
+          <w:t>28</w:t>
           <w:fldChar w:fldCharType="end"/>
         </w:r>
       </w:hyperlink>
@@ -2073,7 +2073,7 @@
           <w:fldChar w:fldCharType="begin"/>
           <w:instrText xml:space="preserve"> PAGEREF _Toc237602506 \h </w:instrText>
           <w:fldChar w:fldCharType="separate"/>
-          <w:t>15</w:t>
+          <w:t>28</w:t>
           <w:fldChar w:fldCharType="end"/>
         </w:r>
       </w:hyperlink>
@@ -2105,7 +2105,7 @@
           <w:fldChar w:fldCharType="begin"/>
           <w:instrText xml:space="preserve"> PAGEREF _Toc237602507 \h </w:instrText>
           <w:fldChar w:fldCharType="separate"/>
-          <w:t>15</w:t>
+          <w:t>28</w:t>
           <w:fldChar w:fldCharType="end"/>
         </w:r>
       </w:hyperlink>
@@ -2137,7 +2137,7 @@
           <w:fldChar w:fldCharType="begin"/>
           <w:instrText xml:space="preserve"> PAGEREF _Toc237602508 \h </w:instrText>
           <w:fldChar w:fldCharType="separate"/>
-          <w:t>15</w:t>
+          <w:t>28</w:t>
           <w:fldChar w:fldCharType="end"/>
         </w:r>
       </w:hyperlink>
@@ -2169,7 +2169,7 @@
           <w:fldChar w:fldCharType="begin"/>
           <w:instrText xml:space="preserve"> PAGEREF _Toc237602509 \h </w:instrText>
           <w:fldChar w:fldCharType="separate"/>
-          <w:t>15</w:t>
+          <w:t>28</w:t>
           <w:fldChar w:fldCharType="end"/>
         </w:r>
       </w:hyperlink>
@@ -2201,7 +2201,7 @@
           <w:fldChar w:fldCharType="begin"/>
           <w:instrText xml:space="preserve"> PAGEREF _Toc237602510 \h </w:instrText>
           <w:fldChar w:fldCharType="separate"/>
-          <w:t>15</w:t>
+          <w:t>28</w:t>
           <w:fldChar w:fldCharType="end"/>
         </w:r>
       </w:hyperlink>
@@ -2233,7 +2233,7 @@
           <w:fldChar w:fldCharType="begin"/>
           <w:instrText xml:space="preserve"> PAGEREF _Toc237602511 \h </w:instrText>
           <w:fldChar w:fldCharType="separate"/>
-          <w:t>15</w:t>
+          <w:t>28</w:t>
           <w:fldChar w:fldCharType="end"/>
         </w:r>
       </w:hyperlink>
@@ -2265,7 +2265,7 @@
           <w:fldChar w:fldCharType="begin"/>
           <w:instrText xml:space="preserve"> PAGEREF _Toc237602512 \h </w:instrText>
           <w:fldChar w:fldCharType="separate"/>
-          <w:t>15</w:t>
+          <w:t>28</w:t>
           <w:fldChar w:fldCharType="end"/>
         </w:r>
       </w:hyperlink>
@@ -2331,7 +2331,7 @@
         <w:rPr>
           <w:lang w:val="fr-FR"/>
         </w:rPr>
-        <w:t xml:space="preserve">Ce logiciel permet d'organiser et de suivre en direct un tournoi de poker multi-tables — ou plusieurs à la fois (Sit &amp; Go compris), chacun dans sa propre fenêtre —, du premier joueur inscrit jusqu'au classement final : inscriptions, rebuys et add-ons, placement et rééquilibrage automatique des tables, chronomètre de blindes projetable sur grand écran, grille de gains, système de primes en points (présence, assiduité, classement, bounty), et une synthèse des résultats sur plusieurs tournois à la fois.</w:t>
+        <w:t>Ce logiciel permet d'organiser et de suivre en direct un tournoi de poker multi-tables — ou plusieurs à la fois (Sit &amp; Go compris), chacun dans sa propre fenêtre —, du premier joueur inscrit jusqu'au classement final : inscriptions, rebuys et add-ons, placement et rééquilibrage automatique des tables, chronomètre de blindes projetable sur grand écran, grille de gains, système de primes en points (présence, assiduité, classement, bounty), et une synthèse des résultats sur plusieurs tournois à la fois.</w:t>
       </w:r>
     </w:p>
     <w:p>
@@ -2373,7 +2373,7 @@
         <w:rPr>
           <w:lang w:val="fr-FR"/>
         </w:rPr>
-        <w:t xml:space="preserve">Chaque tournoi correspond à un seul fichier portant l'extension .tournoi (une base de données). Toutes les actions effectuées (inscription, rebuy, élimination...) y sont enregistrées immédiatement — il n'y a pas de bouton « Sauvegarder » séparé à penser à cliquer.</w:t>
+        <w:t>Chaque tournoi correspond à un seul fichier portant l'extension .tournoi (une base de données). Toutes les actions effectuées (inscription, rebuy, élimination...) y sont enregistrées immédiatement — il n'y a pas de bouton « Sauvegarder » séparé à penser à cliquer.</w:t>
       </w:r>
     </w:p>
     <w:p>
@@ -2440,7 +2440,7 @@
         <w:rPr>
           <w:lang w:val="fr-FR"/>
         </w:rPr>
-        <w:t xml:space="preserve">macOS et Windows</w:t>
+        <w:t>macOS et Windows</w:t>
       </w:r>
       <w:bookmarkEnd w:id="4"/>
     </w:p>
@@ -2454,7 +2454,7 @@
         <w:rPr>
           <w:lang w:val="fr-FR"/>
         </w:rPr>
-        <w:t xml:space="preserve">Le logiciel est distribué sous forme d'un programme prêt à l'emploi pour chaque plateforme — aucune installation de Python n'est nécessaire pour l'utilisateur final.</w:t>
+        <w:t>Le logiciel est distribué sous forme d'un programme prêt à l'emploi pour chaque plateforme — aucune installation de Python n'est nécessaire pour l'utilisateur final.</w:t>
       </w:r>
     </w:p>
     <w:p>
@@ -2475,7 +2475,7 @@
         <w:rPr>
           <w:lang w:val="fr-FR"/>
         </w:rPr>
-        <w:t xml:space="preserve">double-cliquez sur « PokerTournament.dmg », puis glissez l'application dans le raccourci « Applications » affiché à côté ; éjectez ensuite le disque et lancez l'app depuis le Launchpad ou le dossier Applications.</w:t>
+        <w:t>double-cliquez sur « PokerTournament.dmg », puis glissez l'application dans le raccourci « Applications » affiché à côté ; éjectez ensuite le disque et lancez l'app depuis le Launchpad ou le dossier Applications.</w:t>
       </w:r>
     </w:p>
     <w:p>
@@ -2523,12 +2523,15 @@
         <w:rPr>
           <w:lang w:val="fr-FR"/>
         </w:rPr>
-        <w:t xml:space="preserve">double-cliquez sur « PokerTournament.msi ». L'assistant demande d'accepter la licence, puis propose (et laisse modifier) le dossier d'installation, avant de créer les raccourcis sur le Bureau et dans le menu Démarrer. Au tout premier lancement, un bref écran « Chargement en cours... » s'affiche le temps que le programme démarre.</w:t>
+        <w:t>double-cliquez sur « PokerTournament.msi ». L'assistant demande d'accepter la licence, puis propose (et laisse modifier) le dossier d'installation, avant de créer les raccourcis sur le Bureau et dans le menu Démarrer. Au tout premier lancement, un bref écran « Chargement en cours... » s'affiche le temps que le programme démarre.</w:t>
       </w:r>
     </w:p>
     <w:p>
       <w:pPr>
         <w:ind w:left="340"/>
+        <w:rPr>
+          <w:lang w:val="fr-FR"/>
+        </w:rPr>
       </w:pPr>
       <w:r>
         <w:rPr>
@@ -2551,6 +2554,7 @@
           <w:i/>
           <w:color w:val="666666"/>
           <w:sz w:val="21"/>
+          <w:lang w:val="fr-FR"/>
         </w:rPr>
         <w:t>python main.py</w:t>
       </w:r>
@@ -2575,6 +2579,7 @@
         <w:rPr>
           <w:lang w:val="fr-FR"/>
         </w:rPr>
+        <w:lastRenderedPageBreak/>
         <w:t>Dépendances optionnelles</w:t>
       </w:r>
       <w:bookmarkEnd w:id="5"/>
@@ -2605,7 +2610,7 @@
         <w:rPr>
           <w:lang w:val="fr-FR"/>
         </w:rPr>
-        <w:t xml:space="preserve">L'export au format CSV fonctionne sans rien installer de plus. Pour exporter au format Excel, il faut le paquet openpyxl :</w:t>
+        <w:t>L'export au format CSV fonctionne sans rien installer de plus. Pour exporter au format Excel, il faut le paquet openpyxl :</w:t>
       </w:r>
     </w:p>
     <w:p>
@@ -2617,7 +2622,7 @@
           <w:rFonts w:ascii="Courier New" w:hAnsi="Courier New"/>
           <w:sz w:val="21"/>
         </w:rPr>
-        <w:t xml:space="preserve">pip3 install openpyxl        (sous Windows : pip install openpyxl)</w:t>
+        <w:t>pip3 install openpyxl        (sous Windows : pip install openpyxl)</w:t>
       </w:r>
     </w:p>
     <w:p>
@@ -2655,7 +2660,6 @@
         <w:rPr>
           <w:lang w:val="fr-FR"/>
         </w:rPr>
-        <w:lastRenderedPageBreak/>
         <w:t>Export au format PDF</w:t>
       </w:r>
       <w:bookmarkEnd w:id="7"/>
@@ -2686,7 +2690,7 @@
           <w:sz w:val="21"/>
           <w:lang w:val="fr-FR"/>
         </w:rPr>
-        <w:t xml:space="preserve">pip3 install fpdf2</w:t>
+        <w:t>pip3 install fpdf2</w:t>
       </w:r>
     </w:p>
     <w:p>
@@ -2754,7 +2758,7 @@
           <w:sz w:val="21"/>
           <w:lang w:val="fr-FR"/>
         </w:rPr>
-        <w:t xml:space="preserve">pip3 install opencv-python pillow</w:t>
+        <w:t>pip3 install opencv-python pillow</w:t>
       </w:r>
     </w:p>
     <w:p>
@@ -2792,6 +2796,7 @@
         <w:rPr>
           <w:lang w:val="fr-FR"/>
         </w:rPr>
+        <w:lastRenderedPageBreak/>
         <w:t>3. Premier lancement et prise en main</w:t>
       </w:r>
       <w:bookmarkEnd w:id="9"/>
@@ -2806,16 +2811,18 @@
         <w:rPr>
           <w:lang w:val="fr-FR"/>
         </w:rPr>
-        <w:t>Au démarrage, une fenêtre de bienvenue propose plusieurs choix :</w:t>
-      </w:r>
-    </w:p>
-    <w:p>
-      <w:r>
+        <w:t xml:space="preserve">Au démarrage, une fenêtre de </w:t>
+      </w:r>
+      <w:r>
+        <w:rPr>
+          <w:noProof/>
+          <w:lang w:val="fr-FR"/>
+        </w:rPr>
         <w:drawing>
-          <wp:inline distT="0" distB="0" distL="0" distR="0" wp14:anchorId="7AF68EA7" wp14:editId="1EFAE375">
-            <wp:extent cx="3835400" cy="3137325"/>
+          <wp:inline distT="0" distB="0" distL="0" distR="0">
+            <wp:extent cx="4626405" cy="3873500"/>
             <wp:effectExtent l="0" t="0" r="0" b="0"/>
-            <wp:docPr id="1091858783" name="Image 1"/>
+            <wp:docPr id="655764382" name="Image 1"/>
             <wp:cNvGraphicFramePr>
               <a:graphicFrameLocks xmlns:a="http://schemas.openxmlformats.org/drawingml/2006/main" noChangeAspect="1"/>
             </wp:cNvGraphicFramePr>
@@ -2823,7 +2830,7 @@
               <a:graphicData uri="http://schemas.openxmlformats.org/drawingml/2006/picture">
                 <pic:pic xmlns:pic="http://schemas.openxmlformats.org/drawingml/2006/picture">
                   <pic:nvPicPr>
-                    <pic:cNvPr id="1091858783" name=""/>
+                    <pic:cNvPr id="655764382" name="Image 655764382"/>
                     <pic:cNvPicPr/>
                   </pic:nvPicPr>
                   <pic:blipFill>
@@ -2835,7 +2842,7 @@
                   <pic:spPr>
                     <a:xfrm>
                       <a:off x="0" y="0"/>
-                      <a:ext cx="3853278" cy="3151949"/>
+                      <a:ext cx="4650874" cy="3893987"/>
                     </a:xfrm>
                     <a:prstGeom prst="rect">
                       <a:avLst/>
@@ -2847,6 +2854,19 @@
           </wp:inline>
         </w:drawing>
       </w:r>
+      <w:r>
+        <w:rPr>
+          <w:lang w:val="fr-FR"/>
+        </w:rPr>
+        <w:t>bienvenue propose plusieurs choix :</w:t>
+      </w:r>
+    </w:p>
+    <w:p>
+      <w:pPr>
+        <w:rPr>
+          <w:lang w:val="fr-FR"/>
+        </w:rPr>
+      </w:pPr>
     </w:p>
     <w:p>
       <w:pPr>
@@ -2866,7 +2886,7 @@
         <w:rPr>
           <w:lang w:val="fr-FR"/>
         </w:rPr>
-        <w:t xml:space="preserve">crée un nouveau fichier .tournoi. Une liste de joueurs (issue du répertoire, voir section 16) permet de cocher d'emblée les participants présents ; le nom et le club de chaque joueur y sont affichés dans deux colonnes triables (cliquer un en-tête, re-cliquer pour inverser l'ordre), et un champ Club (préempli avec le « Nom du Club » réglé dans Paramètres) accompagne l'ajout d'un nouveau nom ; cliquer sur la cellule Club d'un joueur déjà listé permet de le définir ou le corriger directement ; on peut aussi ajouter des joueurs plus tard, ou démarrer sans personne.</w:t>
+        <w:t>crée un nouveau fichier .tournoi. Une liste de joueurs (issue du répertoire, voir section 16) permet de cocher d'emblée les participants présents ; le nom et le club de chaque joueur y sont affichés dans deux colonnes triables (cliquer un en-tête, re-cliquer pour inverser l'ordre), et un champ Club (préempli avec le « Nom du Club » réglé dans Paramètres) accompagne l'ajout d'un nouveau nom ; cliquer sur la cellule Club d'un joueur déjà listé permet de le définir ou le corriger directement ; on peut aussi ajouter des joueurs plus tard, ou démarrer sans personne.</w:t>
       </w:r>
     </w:p>
     <w:p>
@@ -2887,7 +2907,7 @@
         <w:rPr>
           <w:lang w:val="fr-FR"/>
         </w:rPr>
-        <w:t xml:space="preserve">comme « Nouveau tournoi », mais préremplit tout de suite une structure de blindes rapide (10 min/niveau, antes dès le niveau 3) et une grille de gains standard selon le nombre de joueurs choisis — à ajuster ensuite si besoin, exactement comme un tournoi normal. Voir section 14 pour gérer plusieurs Sit &amp; Go à la fois.</w:t>
+        <w:t>comme « Nouveau tournoi », mais préremplit tout de suite une structure de blindes rapide (10 min/niveau, antes dès le niveau 3) et une grille de gains standard selon le nombre de joueurs choisis — à ajuster ensuite si besoin, exactement comme un tournoi normal. Voir section 14 pour gérer plusieurs Sit &amp; Go à la fois.</w:t>
       </w:r>
     </w:p>
     <w:p>
@@ -2902,14 +2922,13 @@
           <w:b/>
           <w:lang w:val="fr-FR"/>
         </w:rPr>
-        <w:lastRenderedPageBreak/>
         <w:t xml:space="preserve">Ouvrir un tournoi existant — </w:t>
       </w:r>
       <w:r>
         <w:rPr>
           <w:lang w:val="fr-FR"/>
         </w:rPr>
-        <w:t xml:space="preserve">reprend un tournoi déjà commencé, à partir de son fichier .tournoi.</w:t>
+        <w:t>reprend un tournoi déjà commencé, à partir de son fichier .tournoi.</w:t>
       </w:r>
     </w:p>
     <w:p>
@@ -2942,6 +2961,7 @@
       </w:pPr>
       <w:r>
         <w:rPr>
+          <w:noProof/>
           <w:lang w:val="fr-FR"/>
         </w:rPr>
         <w:drawing>
@@ -2996,7 +3016,9 @@
           <w:color w:val="8A1F1F"/>
           <w:lang w:val="fr-FR"/>
         </w:rPr>
-        <w:t xml:space="preserve">⚠ Si vous choisissez « Nouveau tournoi » ou « Sit &amp; Go rapide » en donnant le nom d'un fichier .tournoi déjà existant, une fenêtre prévient clairement que continuer va TOUT effacer (joueurs, blindes, jetons...) et repartir d'une base vierge sous ce même nom. Pour reprendre un tournoi déjà commencé, utilisez toujours « Ouvrir un tournoi existant ».</w:t>
+        <w:t xml:space="preserve">⚠ Si vous choisissez « Nouveau tournoi » ou « Sit &amp; Go rapide » en donnant le nom d'un fichier .tournoi déjà existant, une fenêtre prévient clairement que continuer va TOUT effacer (joueurs, blindes, jetons...) </w:t>
+        <w:lastRenderedPageBreak/>
+        <w:t>et repartir d'une base vierge sous ce même nom. Pour reprendre un tournoi déjà commencé, utilisez toujours « Ouvrir un tournoi existant ».</w:t>
       </w:r>
     </w:p>
     <w:p>
@@ -3035,7 +3057,7 @@
         <w:rPr>
           <w:lang w:val="fr-FR"/>
         </w:rPr>
-        <w:t xml:space="preserve">4. Pour les clubs gérant plusieurs tournois dans la semaine</w:t>
+        <w:t>4. Pour les clubs gérant plusieurs tournois dans la semaine</w:t>
       </w:r>
     </w:p>
     <w:p>
@@ -3054,7 +3076,7 @@
         <w:rPr>
           <w:lang w:val="fr-FR"/>
         </w:rPr>
-        <w:t xml:space="preserve">Il s’agit de regrouper au départ dans un répertoire spécifique les tournois du JourX dans un répertoire intitulé JourX.</w:t>
+        <w:t>Il s’agit de regrouper au départ dans un répertoire spécifique les tournois du JourX dans un répertoire intitulé JourX.</w:t>
       </w:r>
     </w:p>
     <w:p>
@@ -3073,7 +3095,7 @@
         <w:rPr>
           <w:lang w:val="fr-FR"/>
         </w:rPr>
-        <w:t xml:space="preserve">Ainsi, les tournois du Vendredi seront mis dans un dossier nommé Vendredi, les SitnGo du dimanche dans le dossier Dimanche, les tournois open dans un dossier Open etc</w:t>
+        <w:t>Ainsi, les tournois du Vendredi seront mis dans un dossier nommé Vendredi, les SitnGo du dimanche dans le dossier Dimanche, les tournois open dans un dossier Open etc</w:t>
       </w:r>
     </w:p>
     <w:p>
@@ -3133,6 +3155,20 @@
             </a:graphic>
           </wp:inline>
         </w:drawing>
+      </w:r>
+    </w:p>
+    <w:p>
+      <w:pPr>
+        <w:ind w:left="340"/>
+        <w:rPr>
+          <w:lang w:val="fr-FR"/>
+        </w:rPr>
+      </w:pPr>
+      <w:r>
+        <w:rPr>
+          <w:lang w:val="fr-FR"/>
+        </w:rPr>
+        <w:t>Cela permettra ensuite de faire les statistiques sur les tournois du dimanches ou vendredis en choisissant une plage de dates</w:t>
       </w:r>
     </w:p>
     <w:p>
@@ -3238,7 +3274,7 @@
               <w:rPr>
                 <w:lang w:val="fr-FR"/>
               </w:rPr>
-              <w:t xml:space="preserve">Inscription, rebuy/add-on, élimination, classement</w:t>
+              <w:t xml:space="preserve">Inscription, désactiiver, élimination, classement,primes</w:t>
             </w:r>
           </w:p>
         </w:tc>
@@ -3319,7 +3355,6 @@
           </w:tcPr>
           <w:p>
             <w:r>
-              <w:lastRenderedPageBreak/>
               <w:t>Primes</w:t>
             </w:r>
           </w:p>
@@ -3338,7 +3373,40 @@
               <w:rPr>
                 <w:lang w:val="fr-FR"/>
               </w:rPr>
-              <w:t xml:space="preserve">Primes en points par joueur : présence, assiduité, classement, bounty</w:t>
+              <w:t>Primes en points par joueur : présence, assiduité, classement, bounty</w:t>
+            </w:r>
+          </w:p>
+        </w:tc>
+      </w:tr>
+      <w:tr>
+        <w:trPr>
+          <w:jc w:val="center"/>
+        </w:trPr>
+        <w:tc>
+          <w:tcPr>
+            <w:tcW w:w="1984" w:type="dxa"/>
+          </w:tcPr>
+          <w:p>
+            <w:r>
+              <w:t>Blindes</w:t>
+            </w:r>
+          </w:p>
+        </w:tc>
+        <w:tc>
+          <w:tcPr>
+            <w:tcW w:w="7370" w:type="dxa"/>
+          </w:tcPr>
+          <w:p>
+            <w:pPr>
+              <w:rPr>
+                <w:lang w:val="fr-FR"/>
+              </w:rPr>
+            </w:pPr>
+            <w:r>
+              <w:rPr>
+                <w:lang w:val="fr-FR"/>
+              </w:rPr>
+              <w:t>Édition détaillée de la structure de blindes, round par round</w:t>
             </w:r>
           </w:p>
         </w:tc>
@@ -3386,7 +3454,7 @@
           </w:tcPr>
           <w:p>
             <w:r>
-              <w:t>Blindes</w:t>
+              <w:t>Classements</w:t>
             </w:r>
           </w:p>
         </w:tc>
@@ -3404,7 +3472,7 @@
               <w:rPr>
                 <w:lang w:val="fr-FR"/>
               </w:rPr>
-              <w:t>Édition détaillée de la structure de blindes, round par round</w:t>
+              <w:t xml:space="preserve">Grille des rang,élimination par, round pour un tournoi</w:t>
             </w:r>
           </w:p>
         </w:tc>
@@ -3419,39 +3487,7 @@
           </w:tcPr>
           <w:p>
             <w:r>
-              <w:t>Gains</w:t>
-            </w:r>
-          </w:p>
-        </w:tc>
-        <w:tc>
-          <w:tcPr>
-            <w:tcW w:w="7370" w:type="dxa"/>
-          </w:tcPr>
-          <w:p>
-            <w:pPr>
-              <w:rPr>
-                <w:lang w:val="fr-FR"/>
-              </w:rPr>
-            </w:pPr>
-            <w:r>
-              <w:rPr>
-                <w:lang w:val="fr-FR"/>
-              </w:rPr>
-              <w:t xml:space="preserve">Grille des gains par place, prize pool</w:t>
-            </w:r>
-          </w:p>
-        </w:tc>
-      </w:tr>
-      <w:tr>
-        <w:trPr>
-          <w:jc w:val="center"/>
-        </w:trPr>
-        <w:tc>
-          <w:tcPr>
-            <w:tcW w:w="1984" w:type="dxa"/>
-          </w:tcPr>
-          <w:p>
-            <w:r>
+              <w:lastRenderedPageBreak/>
               <w:t>Répertoire</w:t>
             </w:r>
           </w:p>
@@ -3618,12 +3654,13 @@
       <w:r>
         <w:rPr>
           <w:noProof/>
+          <w:lang w:val="fr-FR"/>
         </w:rPr>
         <w:drawing>
-          <wp:inline distT="0" distB="0" distL="0" distR="0" wp14:anchorId="509C4A95" wp14:editId="16E61AAF">
-            <wp:extent cx="5916930" cy="3825930"/>
-            <wp:effectExtent l="0" t="0" r="1270" b="0"/>
-            <wp:docPr id="210984524" name="Image 1"/>
+          <wp:inline distT="0" distB="0" distL="0" distR="0">
+            <wp:extent cx="6120130" cy="3577590"/>
+            <wp:effectExtent l="0" t="0" r="1270" b="3810"/>
+            <wp:docPr id="1657236325" name="Image 2"/>
             <wp:cNvGraphicFramePr>
               <a:graphicFrameLocks xmlns:a="http://schemas.openxmlformats.org/drawingml/2006/main" noChangeAspect="1"/>
             </wp:cNvGraphicFramePr>
@@ -3631,7 +3668,7 @@
               <a:graphicData uri="http://schemas.openxmlformats.org/drawingml/2006/picture">
                 <pic:pic xmlns:pic="http://schemas.openxmlformats.org/drawingml/2006/picture">
                   <pic:nvPicPr>
-                    <pic:cNvPr id="210984524" name=""/>
+                    <pic:cNvPr id="1657236325" name="Image 1657236325"/>
                     <pic:cNvPicPr/>
                   </pic:nvPicPr>
                   <pic:blipFill>
@@ -3643,7 +3680,7 @@
                   <pic:spPr>
                     <a:xfrm>
                       <a:off x="0" y="0"/>
-                      <a:ext cx="5976660" cy="3864552"/>
+                      <a:ext cx="6120130" cy="3577590"/>
                     </a:xfrm>
                     <a:prstGeom prst="rect">
                       <a:avLst/>
@@ -3724,7 +3761,7 @@
         <w:rPr>
           <w:lang w:val="fr-FR"/>
         </w:rPr>
-        <w:t xml:space="preserve">menu déroulant à côté du nom, proposant les clubs déjà connus du répertoire (voir section 16) ; on peut aussi taper directement un club inédit. Il se pré-remplit automatiquement si le nom saisi correspond à un joueur déjà présent dans le répertoire. Ce club est enregistré dans CE tournoi (colonne « Club » du tableau, juste après « Nom », triable et masquable comme les autres) — figé à l'inscription, il ne suit plus les changements ultérieurs du répertoire pour ce tournoi précis.</w:t>
+        <w:t>menu déroulant à côté du nom, proposant les clubs déjà connus du répertoire (voir section 16) ; on peut aussi taper directement un club inédit. Il se pré-remplit automatiquement si le nom saisi correspond à un joueur déjà présent dans le répertoire. Ce club est enregistré dans CE tournoi (colonne « Club » du tableau, juste après « Nom », triable et masquable comme les autres) — figé à l'inscription, il ne suit plus les changements ultérieurs du répertoire pour ce tournoi précis.</w:t>
       </w:r>
     </w:p>
     <w:p>
@@ -3739,14 +3776,29 @@
           <w:b/>
           <w:lang w:val="fr-FR"/>
         </w:rPr>
+        <w:t xml:space="preserve">Temp (ne pas ajouter au répertoire) — </w:t>
+      </w:r>
+      <w:r>
+        <w:rPr>
+          <w:lang w:val="fr-FR"/>
+        </w:rPr>
+        <w:t>case à cocher avant l'ajout : le joueur est inscrit normalement au tournoi, mais ni son nom ni son club ne sont sauvegardés dans le répertoire de joueurs habituels — utile pour un invité ponctuel.</w:t>
+      </w:r>
+    </w:p>
+    <w:p>
+      <w:pPr>
+        <w:pStyle w:val="Listepuces"/>
+        <w:rPr>
+          <w:lang w:val="fr-FR"/>
+        </w:rPr>
+      </w:pPr>
+      <w:r>
+        <w:rPr>
+          <w:b/>
+          <w:lang w:val="fr-FR"/>
+        </w:rPr>
         <w:lastRenderedPageBreak/>
-        <w:t xml:space="preserve">Temp (ne pas ajouter au répertoire) — </w:t>
-      </w:r>
-      <w:r>
-        <w:rPr>
-          <w:lang w:val="fr-FR"/>
-        </w:rPr>
-        <w:t>case à cocher avant l'ajout : le joueur est inscrit normalement au tournoi, mais ni son nom ni son club ne sont sauvegardés dans le répertoire de joueurs habituels — utile pour un invité ponctuel.</w:t>
+        <w:t xml:space="preserve">Ajouter depuis le répertoire... — </w:t>
       </w:r>
     </w:p>
     <w:p>
@@ -3758,581 +3810,14 @@
       </w:pPr>
       <w:r>
         <w:rPr>
-          <w:b/>
-          <w:lang w:val="fr-FR"/>
-        </w:rPr>
-        <w:t xml:space="preserve">Ajouter depuis le répertoire... — </w:t>
-      </w:r>
-      <w:r>
-        <w:rPr>
-          <w:lang w:val="fr-FR"/>
-        </w:rPr>
-        <w:t>permet de piocher directement parmi les joueurs habituels déjà connus (voir section 16), club compris, utile pour une inscription tardive. Un joueur déjà actif dans un autre tournoi du même dossier daté du même jour apparaît grisé et non sélectionnable, pour éviter de l'inscrire à deux endroits à la fois (voir section 14).</w:t>
-      </w:r>
-    </w:p>
-    <w:p>
-      <w:pPr>
-        <w:pStyle w:val="Titre2"/>
-        <w:rPr>
-          <w:lang w:val="fr-FR"/>
-        </w:rPr>
-      </w:pPr>
-      <w:bookmarkStart w:id="13" w:name="_Toc237602466"/>
-      <w:r>
-        <w:rPr>
-          <w:lang w:val="fr-FR"/>
-        </w:rPr>
-        <w:t>Sélection des joueurs</w:t>
-      </w:r>
-      <w:bookmarkEnd w:id="13"/>
-    </w:p>
-    <w:p>
-      <w:pPr>
-        <w:rPr>
-          <w:lang w:val="fr-FR"/>
-        </w:rPr>
-      </w:pPr>
-      <w:r>
-        <w:rPr>
-          <w:lang w:val="fr-FR"/>
-        </w:rPr>
-        <w:t>Chaque ligne du tableau a une case à cocher (☐/☑) à gauche, indépendante de la simple sélection de ligne. Les boutons d'action ci-dessous agissent sur les joueurs cochés (ou, à défaut, sur la ligne sélectionnée).</w:t>
-      </w:r>
-    </w:p>
-    <w:p>
-      <w:pPr>
-        <w:pStyle w:val="Listepuces"/>
-      </w:pPr>
-      <w:r>
-        <w:rPr>
-          <w:b/>
-          <w:lang w:val="fr-FR"/>
-        </w:rPr>
-        <w:t xml:space="preserve">Tout cocher / Tout décocher — </w:t>
-      </w:r>
-      <w:r>
-        <w:rPr>
-          <w:lang w:val="fr-FR"/>
-        </w:rPr>
-        <w:t xml:space="preserve">pour agir en une fois sur tous les joueurs affichés. Juste à côté : « Éliminer » (voir plus bas) et « Exporter les joueurs (Excel/CSV)... » </w:t>
-      </w:r>
-      <w:r>
-        <w:t xml:space="preserve">(voir « Exporter le tableau Joueurs » ci-dessous).</w:t>
-      </w:r>
-    </w:p>
-    <w:p>
-      <w:pPr>
-        <w:pStyle w:val="Titre2"/>
-      </w:pPr>
-      <w:bookmarkStart w:id="14" w:name="_Toc237602467"/>
-      <w:r>
-        <w:t>Actions disponibles</w:t>
-      </w:r>
-      <w:bookmarkEnd w:id="14"/>
-    </w:p>
-    <w:p>
-      <w:pPr>
-        <w:pStyle w:val="Listepuces"/>
-        <w:rPr>
-          <w:lang w:val="fr-FR"/>
-        </w:rPr>
-      </w:pPr>
-      <w:r>
-        <w:rPr>
-          <w:b/>
-          <w:lang w:val="fr-FR"/>
-        </w:rPr>
-        <w:t xml:space="preserve">Renommer... — </w:t>
-      </w:r>
-      <w:r>
-        <w:rPr>
-          <w:lang w:val="fr-FR"/>
-        </w:rPr>
-        <w:t>corrige le nom d'un joueur (répercuté aussi dans le répertoire).</w:t>
-      </w:r>
-    </w:p>
-    <w:p>
-      <w:pPr>
-        <w:pStyle w:val="Listepuces"/>
-        <w:rPr>
-          <w:lang w:val="fr-FR"/>
-        </w:rPr>
-      </w:pPr>
-      <w:r>
-        <w:rPr>
-          <w:b/>
-          <w:lang w:val="fr-FR"/>
-        </w:rPr>
-        <w:t xml:space="preserve">Rebuy (+) — </w:t>
-      </w:r>
-      <w:r>
-        <w:rPr>
-          <w:lang w:val="fr-FR"/>
-        </w:rPr>
-        <w:t xml:space="preserve">ajoute un rebuy : chips et montant définis dans Paramètres.</w:t>
-      </w:r>
-    </w:p>
-    <w:p>
-      <w:pPr>
-        <w:pStyle w:val="Listepuces"/>
-        <w:rPr>
-          <w:lang w:val="fr-FR"/>
-        </w:rPr>
-      </w:pPr>
-      <w:r>
-        <w:rPr>
-          <w:b/>
-          <w:lang w:val="fr-FR"/>
-        </w:rPr>
-        <w:t xml:space="preserve">Add-on (+) — </w:t>
-      </w:r>
-      <w:r>
-        <w:rPr>
-          <w:lang w:val="fr-FR"/>
-        </w:rPr>
-        <w:t>ajoute un add-on (chips supplémentaires, généralement en fin de période d'inscription).</w:t>
-      </w:r>
-    </w:p>
-    <w:p>
-      <w:pPr>
-        <w:pStyle w:val="Listepuces"/>
-        <w:rPr>
-          <w:lang w:val="fr-FR"/>
-        </w:rPr>
-      </w:pPr>
-      <w:r>
-        <w:rPr>
-          <w:b/>
-          <w:lang w:val="fr-FR"/>
-        </w:rPr>
-        <w:t xml:space="preserve">Modifier chips... — </w:t>
-      </w:r>
-      <w:r>
-        <w:rPr>
-          <w:lang w:val="fr-FR"/>
-        </w:rPr>
-        <w:t>correction manuelle du tapis d'un joueur.</w:t>
-      </w:r>
-    </w:p>
-    <w:p>
-      <w:pPr>
-        <w:pStyle w:val="Listepuces"/>
-        <w:rPr>
-          <w:lang w:val="fr-FR"/>
-        </w:rPr>
-      </w:pPr>
-      <w:r>
-        <w:rPr>
-          <w:b/>
-          <w:lang w:val="fr-FR"/>
-        </w:rPr>
-        <w:t xml:space="preserve">Modifier achats... — </w:t>
-      </w:r>
-      <w:r>
-        <w:rPr>
-          <w:lang w:val="fr-FR"/>
-        </w:rPr>
-        <w:t xml:space="preserve">corrige manuellement le nombre de buy-ins/rebuys/add-ons en cas d'erreur de saisie, sans toucher aux chips.</w:t>
-      </w:r>
-    </w:p>
-    <w:p>
-      <w:pPr>
-        <w:pStyle w:val="Listepuces"/>
-        <w:rPr>
-          <w:lang w:val="fr-FR"/>
-        </w:rPr>
-      </w:pPr>
-      <w:r>
-        <w:rPr>
-          <w:b/>
-          <w:lang w:val="fr-FR"/>
-        </w:rPr>
-        <w:t xml:space="preserve">Éliminer — </w:t>
-      </w:r>
-      <w:r>
-        <w:rPr>
-          <w:lang w:val="fr-FR"/>
-        </w:rPr>
-        <w:t xml:space="preserve">(bouton rouge, à côté de « Tout décocher ») retire le joueur de la partie ; son rang est calculé automatiquement (voir « Colonne Rang » ci-dessous). Pour une élimination d'un seul joueur, une fenêtre demande systématiquement qui l'a éliminé : ça compte pour son bounty en points (onglet Primes, section 8), et si un bounty fixe est configuré (mécanisme PKO), ça le lui attribue aussi. Impossible d'éliminer le tout dernier joueur encore actif : il doit toujours en rester au moins un — le vainqueur. Grisé tant que le tournoi n'a pas démarré (avant le tout premier « Démarrer » du chronomètre) : rien à éliminer avant que la partie ait commencé.</w:t>
-      </w:r>
-    </w:p>
-    <w:p>
-      <w:pPr>
-        <w:pStyle w:val="Listepuces"/>
-        <w:rPr>
-          <w:lang w:val="fr-FR"/>
-        </w:rPr>
-      </w:pPr>
-      <w:r>
-        <w:rPr>
-          <w:b/>
-          <w:lang w:val="fr-FR"/>
-        </w:rPr>
-        <w:t xml:space="preserve">Désactiver (forfait) — </w:t>
-      </w:r>
-      <w:r>
-        <w:rPr>
-          <w:lang w:val="fr-FR"/>
-        </w:rPr>
-        <w:t>retire un joueur SANS lui attribuer de rang — pour une inscription annulée ou un forfait, à distinguer d'une élimination normale.</w:t>
-      </w:r>
-    </w:p>
-    <w:p>
-      <w:pPr>
-        <w:pStyle w:val="Listepuces"/>
-        <w:rPr>
-          <w:lang w:val="fr-FR"/>
-        </w:rPr>
-      </w:pPr>
-      <w:r>
-        <w:rPr>
-          <w:b/>
-          <w:lang w:val="fr-FR"/>
-        </w:rPr>
-        <w:t xml:space="preserve">Réinscrire — </w:t>
-      </w:r>
-      <w:r>
-        <w:rPr>
-          <w:lang w:val="fr-FR"/>
-        </w:rPr>
-        <w:t>remet un joueur désactivé ou éliminé en jeu, avec un tapis neuf.</w:t>
-      </w:r>
-    </w:p>
-    <w:p>
-      <w:pPr>
-        <w:pStyle w:val="Listepuces"/>
-        <w:rPr>
-          <w:lang w:val="fr-FR"/>
-        </w:rPr>
-      </w:pPr>
-      <w:r>
-        <w:rPr>
-          <w:b/>
-          <w:lang w:val="fr-FR"/>
-        </w:rPr>
-        <w:t xml:space="preserve">Supprimer — </w:t>
-      </w:r>
-      <w:r>
-        <w:rPr>
-          <w:lang w:val="fr-FR"/>
-        </w:rPr>
-        <w:t>retire définitivement le joueur du tournoi (à utiliser avec précaution — non réversible depuis l'interface). Grisé une fois le tournoi démarré : utilisez plutôt « Désactiver (forfait) » à partir de ce moment-là, qui garde une trace du joueur au lieu de l'effacer.</w:t>
-      </w:r>
-    </w:p>
-    <w:p>
-      <w:pPr>
-        <w:ind w:left="340"/>
-        <w:rPr>
-          <w:lang w:val="fr-FR"/>
-        </w:rPr>
-      </w:pPr>
-      <w:r>
-        <w:rPr>
-          <w:i/>
-          <w:color w:val="8A1F1F"/>
-          <w:lang w:val="fr-FR"/>
-        </w:rPr>
-        <w:t xml:space="preserve">⚠ Une élimination groupée (plusieurs joueurs cochés à la fois) ne demande pas d'éliminateur : ni le bounty en points ni une éventuelle prime fixe ne sont attribués dans ce cas. Éliminez les joueurs un par un si vous voulez enregistrer qui élimine qui.</w:t>
-      </w:r>
-    </w:p>
-    <w:p>
-      <w:pPr>
-        <w:pStyle w:val="Titre2"/>
-        <w:rPr>
-          <w:lang w:val="fr-FR"/>
-        </w:rPr>
-      </w:pPr>
-      <w:bookmarkStart w:id="15" w:name="_Toc237602468"/>
-      <w:r>
-        <w:rPr>
-          <w:lang w:val="fr-FR"/>
-        </w:rPr>
-        <w:t>Colonne Rang</w:t>
-      </w:r>
-      <w:bookmarkEnd w:id="15"/>
-    </w:p>
-    <w:p>
-      <w:pPr>
-        <w:rPr>
-          <w:lang w:val="fr-FR"/>
-        </w:rPr>
-      </w:pPr>
-      <w:r>
-        <w:rPr>
-          <w:lang w:val="fr-FR"/>
-        </w:rPr>
-        <w:t>Le rang final d'un joueur se calcule à partir du nombre de joueurs encore actifs au moment de son élimination (1er éliminé sur un champ de 100 joueurs → rang 100, 2e éliminé → rang 99, etc.). Le vainqueur affiche le rang 1 une fois le tournoi terminé (un seul joueur encore actif) ; tant que plusieurs joueurs sont encore en jeu, aucun rang n'est affiché (indéterminé).</w:t>
-      </w:r>
-    </w:p>
-    <w:p>
-      <w:pPr>
-        <w:rPr>
-          <w:lang w:val="fr-FR"/>
-        </w:rPr>
-      </w:pPr>
-      <w:r>
-        <w:rPr>
-          <w:lang w:val="fr-FR"/>
-        </w:rPr>
-        <w:t xml:space="preserve">Cliquer sur l'en-tête « Rang » trie le tableau du meilleur au moins bon classement ; re-cliquer inverse l'ordre — comme les colonnes Nom, Statut et Table.</w:t>
-      </w:r>
-    </w:p>
-    <w:p>
-      <w:pPr>
-        <w:pStyle w:val="Titre2"/>
-        <w:rPr>
-          <w:lang w:val="fr-FR"/>
-        </w:rPr>
-      </w:pPr>
-      <w:r>
-        <w:rPr>
-          <w:lang w:val="fr-FR"/>
-        </w:rPr>
-        <w:t>Colonnes « Éliminé le », « Round », « Éliminé par »</w:t>
-      </w:r>
-    </w:p>
-    <w:p>
-      <w:pPr>
-        <w:rPr>
-          <w:lang w:val="fr-FR"/>
-        </w:rPr>
-      </w:pPr>
-      <w:r>
-        <w:rPr>
-          <w:lang w:val="fr-FR"/>
-        </w:rPr>
-        <w:t xml:space="preserve">Trois colonnes supplémentaires renseignent chaque joueur éliminé : la date et l'heure de son élimination, le round de la structure de blindes où elle a eu lieu (les pauses ne comptent pas comme un round à part entière), et le nom du joueur qui l'a éliminé. Comme pour Nom, Statut, Table et Rang, cliquer sur l'en-tête « Éliminé le » ou « Éliminé par » trie le tableau (re-cliquer inverse l'ordre).</w:t>
-      </w:r>
-    </w:p>
-    <w:p>
-      <w:pPr>
-        <w:ind w:left="340"/>
-        <w:rPr>
-          <w:i/>
-          <w:color w:val="666666"/>
-          <w:lang w:val="fr-FR"/>
-        </w:rPr>
-      </w:pPr>
-      <w:r>
-        <w:rPr>
-          <w:i/>
-          <w:color w:val="666666"/>
-        </w:rPr>
-        <w:t>💡</w:t>
-      </w:r>
-      <w:r>
-        <w:rPr>
-          <w:i/>
-          <w:color w:val="666666"/>
-          <w:lang w:val="fr-FR"/>
-        </w:rPr>
-        <w:t xml:space="preserve"> Ces colonnes se masquent/réaffichent et s'exportent exactement comme les autres — voir « Colonnes du tableau » et « Exporter le tableau Joueurs » ci-dessous.</w:t>
-      </w:r>
-    </w:p>
-    <w:p>
-      <w:pPr>
-        <w:ind w:left="340"/>
-        <w:rPr>
-          <w:lang w:val="fr-FR"/>
-        </w:rPr>
-      </w:pPr>
-      <w:r>
-        <w:rPr>
-          <w:i/>
-          <w:color w:val="666666"/>
-        </w:rPr>
-        <w:t>💡</w:t>
-      </w:r>
-      <w:r>
-        <w:rPr>
-          <w:i/>
-          <w:color w:val="666666"/>
-          <w:lang w:val="fr-FR"/>
-        </w:rPr>
-        <w:t xml:space="preserve"> Comme toutes les dates affichées par le logiciel (Lobby, titres d'export...), « Éliminé le » utilise le format français JJ/MM/AAAA.</w:t>
-      </w:r>
-    </w:p>
-    <w:p>
-      <w:pPr>
-        <w:pStyle w:val="Titre2"/>
-        <w:rPr>
-          <w:lang w:val="fr-FR"/>
-        </w:rPr>
-      </w:pPr>
-      <w:bookmarkStart w:id="16" w:name="_Toc237602469"/>
-      <w:r>
-        <w:rPr>
-          <w:lang w:val="fr-FR"/>
-        </w:rPr>
-        <w:lastRenderedPageBreak/>
-        <w:t>Colonnes du tableau</w:t>
-      </w:r>
-      <w:bookmarkEnd w:id="16"/>
-    </w:p>
-    <w:p>
-      <w:pPr>
-        <w:rPr>
-          <w:lang w:val="fr-FR"/>
-        </w:rPr>
-      </w:pPr>
-      <w:r>
-        <w:rPr>
-          <w:lang w:val="fr-FR"/>
-        </w:rPr>
-        <w:t>Si vous réduisez une colonne à sa largeur minimale à la souris (il ne reste plus qu'une lettre), elle disparaît automatiquement du tableau au relâchement du clic, pour ne pas laisser un filet inutile à l'écran. Les colonnes « Nom » et la case à cocher restent toujours affichées.</w:t>
-      </w:r>
-    </w:p>
-    <w:p>
-      <w:pPr>
-        <w:pStyle w:val="Listepuces"/>
-        <w:rPr>
-          <w:lang w:val="fr-FR"/>
-        </w:rPr>
-      </w:pPr>
-      <w:r>
-        <w:rPr>
-          <w:b/>
-          <w:lang w:val="fr-FR"/>
-        </w:rPr>
-        <w:t xml:space="preserve">Bou/Col... — </w:t>
-      </w:r>
-      <w:r>
-        <w:rPr>
-          <w:lang w:val="fr-FR"/>
-        </w:rPr>
-        <w:t>(à côté de « Tout décocher ») rouvre une fenêtre à cocher/décocher pour réafficher une colonne masquée — seul moyen de la récupérer, puisqu'elle n'a alors plus de bordure à ressaisir.</w:t>
-      </w:r>
-    </w:p>
-    <w:p>
-      <w:pPr>
-        <w:ind w:left="340"/>
-        <w:rPr>
-          <w:lang w:val="fr-FR"/>
-        </w:rPr>
-      </w:pPr>
-      <w:r>
-        <w:rPr>
-          <w:i/>
-          <w:color w:val="666666"/>
-        </w:rPr>
-        <w:t>💡</w:t>
-      </w:r>
-      <w:r>
-        <w:rPr>
-          <w:i/>
-          <w:color w:val="666666"/>
-          <w:lang w:val="fr-FR"/>
-        </w:rPr>
-        <w:t xml:space="preserve"> Les colonnes masquées sont mémorisées d'un lancement de l'application à l'autre : inutile de tout remasquer à chaque fois.</w:t>
-      </w:r>
-    </w:p>
-    <w:p>
-      <w:pPr>
-        <w:ind w:left="340"/>
-        <w:rPr>
-          <w:lang w:val="fr-FR"/>
-        </w:rPr>
-      </w:pPr>
-      <w:r>
-        <w:rPr>
-          <w:i/>
-          <w:color w:val="666666"/>
-        </w:rPr>
-        <w:t>💡</w:t>
-      </w:r>
-      <w:r>
-        <w:rPr>
-          <w:i/>
-          <w:color w:val="666666"/>
-          <w:lang w:val="fr-FR"/>
-        </w:rPr>
-        <w:t xml:space="preserve"> Les boutons Rebuy, Add-on, Modifier chips... et Modifier achats... se rétractent de la même façon (glisser leur bord droit vers la gauche jusqu'à ce qu'ils disparaissent) et se réaffichent depuis la même fenêtre « Bou/Col... », sous « Boutons affichés ».</w:t>
-      </w:r>
-    </w:p>
-    <w:p>
-      <w:pPr>
-        <w:pStyle w:val="Titre2"/>
-        <w:rPr>
-          <w:lang w:val="fr-FR"/>
-        </w:rPr>
-      </w:pPr>
-      <w:bookmarkStart w:id="17" w:name="_Toc237602470"/>
-      <w:r>
-        <w:rPr>
-          <w:lang w:val="fr-FR"/>
-        </w:rPr>
-        <w:t>Exporter le tableau Joueurs</w:t>
-      </w:r>
-      <w:bookmarkEnd w:id="17"/>
-    </w:p>
-    <w:p>
-      <w:pPr>
-        <w:rPr>
-          <w:lang w:val="fr-FR"/>
-        </w:rPr>
-      </w:pPr>
-      <w:r>
-        <w:rPr>
-          <w:lang w:val="fr-FR"/>
-        </w:rPr>
-        <w:t xml:space="preserve">Le bouton « Exporter les joueurs (Excel/CSV)... » (à côté de « Tout décocher ») ouvre une fenêtre pour choisir le format (CSV, Excel ou PDF) et les colonnes à inclure parmi celles affichées dans l'onglet. L'export reprend automatiquement le tri actuellement appliqué à l'écran.</w:t>
-      </w:r>
-    </w:p>
-    <w:p>
-      <w:pPr>
-        <w:ind w:left="340"/>
-        <w:rPr>
-          <w:lang w:val="fr-FR"/>
-        </w:rPr>
-      </w:pPr>
-      <w:r>
-        <w:rPr>
-          <w:i/>
-          <w:color w:val="666666"/>
-        </w:rPr>
-        <w:t>💡</w:t>
-      </w:r>
-      <w:r>
-        <w:rPr>
-          <w:i/>
-          <w:color w:val="666666"/>
-          <w:lang w:val="fr-FR"/>
-        </w:rPr>
-        <w:t xml:space="preserve"> Le format et les colonnes cochées sont mémorisés d'un export à l'autre, et le fichier généré s'ouvre automatiquement dans l'application par défaut une fois l'export terminé — inutile d'aller le rechercher. Le titre du fichier suit le même format que pour le Classement (« Joueurs du SitnGo/Tournoi du [Club] [Nom du tournoi] du [date] »), sans la ligne Prize pool.</w:t>
-      </w:r>
-    </w:p>
-    <w:p>
-      <w:pPr>
-        <w:pStyle w:val="Titre1"/>
-        <w:rPr>
-          <w:lang w:val="fr-FR"/>
-        </w:rPr>
-      </w:pPr>
-      <w:bookmarkStart w:id="18" w:name="_Toc237602471"/>
-      <w:r>
-        <w:rPr>
-          <w:lang w:val="fr-FR"/>
-        </w:rPr>
-        <w:t>6. Onglet Tables</w:t>
-      </w:r>
-      <w:bookmarkEnd w:id="18"/>
-    </w:p>
-    <w:p>
-      <w:pPr>
-        <w:rPr>
-          <w:lang w:val="fr-FR"/>
-        </w:rPr>
-      </w:pPr>
-      <w:r>
-        <w:rPr>
           <w:noProof/>
           <w:lang w:val="fr-FR"/>
         </w:rPr>
         <w:drawing>
-          <wp:inline distT="0" distB="0" distL="0" distR="0" wp14:anchorId="25DB10FB" wp14:editId="60272454">
-            <wp:extent cx="5424854" cy="2657267"/>
+          <wp:inline distT="0" distB="0" distL="0" distR="0">
+            <wp:extent cx="3853155" cy="4521200"/>
             <wp:effectExtent l="0" t="0" r="0" b="0"/>
-            <wp:docPr id="421170118" name="Image 1"/>
+            <wp:docPr id="1002408293" name="Image 17"/>
             <wp:cNvGraphicFramePr>
               <a:graphicFrameLocks xmlns:a="http://schemas.openxmlformats.org/drawingml/2006/main" noChangeAspect="1"/>
             </wp:cNvGraphicFramePr>
@@ -4340,7 +3825,7 @@
               <a:graphicData uri="http://schemas.openxmlformats.org/drawingml/2006/picture">
                 <pic:pic xmlns:pic="http://schemas.openxmlformats.org/drawingml/2006/picture">
                   <pic:nvPicPr>
-                    <pic:cNvPr id="421170118" name=""/>
+                    <pic:cNvPr id="1002408293" name="Image 1002408293"/>
                     <pic:cNvPicPr/>
                   </pic:nvPicPr>
                   <pic:blipFill>
@@ -4352,7 +3837,7 @@
                   <pic:spPr>
                     <a:xfrm>
                       <a:off x="0" y="0"/>
-                      <a:ext cx="5455249" cy="2672155"/>
+                      <a:ext cx="3858075" cy="4526973"/>
                     </a:xfrm>
                     <a:prstGeom prst="rect">
                       <a:avLst/>
@@ -4367,19 +3852,6 @@
     </w:p>
     <w:p>
       <w:pPr>
-        <w:rPr>
-          <w:lang w:val="fr-FR"/>
-        </w:rPr>
-      </w:pPr>
-      <w:r>
-        <w:rPr>
-          <w:lang w:val="fr-FR"/>
-        </w:rPr>
-        <w:t>Affiche la répartition en cours : une carte par table, avec la liste des joueurs assis (siège).</w:t>
-      </w:r>
-    </w:p>
-    <w:p>
-      <w:pPr>
         <w:pStyle w:val="Listepuces"/>
         <w:rPr>
           <w:lang w:val="fr-FR"/>
@@ -4387,72 +3859,542 @@
       </w:pPr>
       <w:r>
         <w:rPr>
+          <w:lang w:val="fr-FR"/>
+        </w:rPr>
+        <w:t>permet de piocher directement parmi les joueurs habituels déjà connus (voir section 16), club compris, utile pour une inscription tardive. Un joueur déjà actif dans un autre tournoi du même dossier daté du même jour apparaît grisé et non sélectionnable, pour éviter de l'inscrire à deux endroits à la fois (voir section 14).</w:t>
+      </w:r>
+    </w:p>
+    <w:p>
+      <w:pPr>
+        <w:pStyle w:val="Titre2"/>
+        <w:rPr>
+          <w:lang w:val="fr-FR"/>
+        </w:rPr>
+      </w:pPr>
+      <w:bookmarkStart w:id="13" w:name="_Toc237602466"/>
+      <w:r>
+        <w:rPr>
+          <w:lang w:val="fr-FR"/>
+        </w:rPr>
+        <w:t>Sélection des joueurs</w:t>
+      </w:r>
+      <w:bookmarkEnd w:id="13"/>
+    </w:p>
+    <w:p>
+      <w:pPr>
+        <w:rPr>
+          <w:lang w:val="fr-FR"/>
+        </w:rPr>
+      </w:pPr>
+      <w:r>
+        <w:rPr>
+          <w:lang w:val="fr-FR"/>
+        </w:rPr>
+        <w:t>Chaque ligne du tableau a une case à cocher (☐/☑) à gauche, indépendante de la simple sélection de ligne. Les boutons d'action ci-dessous agissent sur les joueurs cochés (ou, à défaut, sur la ligne sélectionnée).</w:t>
+      </w:r>
+    </w:p>
+    <w:p>
+      <w:pPr>
+        <w:pStyle w:val="Listepuces"/>
+      </w:pPr>
+      <w:r>
+        <w:rPr>
           <w:b/>
           <w:lang w:val="fr-FR"/>
         </w:rPr>
-        <w:t xml:space="preserve">Rééquilibrer les tables — </w:t>
-      </w:r>
-      <w:r>
-        <w:rPr>
-          <w:lang w:val="fr-FR"/>
-        </w:rPr>
-        <w:t>force un rééquilibrage manuel (utile après une action groupée).</w:t>
-      </w:r>
-    </w:p>
-    <w:p>
-      <w:pPr>
-        <w:rPr>
-          <w:lang w:val="fr-FR"/>
-        </w:rPr>
-      </w:pPr>
-      <w:r>
-        <w:rPr>
-          <w:lang w:val="fr-FR"/>
-        </w:rPr>
-        <w:t>Le rééquilibrage se fait aussi automatiquement après chaque inscription ou élimination : les tables devenues inutiles se ferment, et les joueurs sont déplacés pour garder les tables aussi équilibrées que possible.</w:t>
-      </w:r>
-    </w:p>
-    <w:p>
-      <w:pPr>
-        <w:rPr>
-          <w:lang w:val="fr-FR"/>
-        </w:rPr>
-      </w:pPr>
-      <w:r>
-        <w:rPr>
-          <w:lang w:val="fr-FR"/>
-        </w:rPr>
-        <w:t xml:space="preserve">Il n’y a pas de rééquilibrage pour des SnG puisq’ il n’y a qu’une table  par SnG.</w:t>
+        <w:t xml:space="preserve">Tout cocher / Tout décocher — </w:t>
+      </w:r>
+      <w:r>
+        <w:rPr>
+          <w:lang w:val="fr-FR"/>
+        </w:rPr>
+        <w:t xml:space="preserve">pour agir en une fois sur tous les joueurs affichés. Juste à côté : « Éliminer » (voir plus bas) et « Exporter les joueurs (Excel/CSV)... » </w:t>
+      </w:r>
+      <w:r>
+        <w:t>(voir « Exporter le tableau Joueurs » ci-dessous).</w:t>
       </w:r>
     </w:p>
     <w:p>
       <w:pPr>
         <w:pStyle w:val="Titre2"/>
-        <w:rPr>
-          <w:lang w:val="fr-FR"/>
-        </w:rPr>
-      </w:pPr>
-      <w:bookmarkStart w:id="19" w:name="_Toc237602472"/>
-      <w:r>
-        <w:rPr>
-          <w:lang w:val="fr-FR"/>
-        </w:rPr>
+      </w:pPr>
+      <w:bookmarkStart w:id="14" w:name="_Toc237602467"/>
+      <w:r>
+        <w:t>Actions disponibles</w:t>
+      </w:r>
+      <w:bookmarkEnd w:id="14"/>
+    </w:p>
+    <w:p>
+      <w:pPr>
+        <w:pStyle w:val="Listepuces"/>
+        <w:rPr>
+          <w:lang w:val="fr-FR"/>
+        </w:rPr>
+      </w:pPr>
+      <w:r>
+        <w:rPr>
+          <w:b/>
+          <w:lang w:val="fr-FR"/>
+        </w:rPr>
+        <w:t xml:space="preserve">Renommer... — </w:t>
+      </w:r>
+      <w:r>
+        <w:rPr>
+          <w:lang w:val="fr-FR"/>
+        </w:rPr>
+        <w:t>corrige le nom d'un joueur (répercuté aussi dans le répertoire).</w:t>
+      </w:r>
+    </w:p>
+    <w:p>
+      <w:pPr>
+        <w:pStyle w:val="Listepuces"/>
+        <w:rPr>
+          <w:lang w:val="fr-FR"/>
+        </w:rPr>
+      </w:pPr>
+      <w:r>
+        <w:rPr>
+          <w:b/>
+          <w:lang w:val="fr-FR"/>
+        </w:rPr>
+        <w:t xml:space="preserve">Rebuy (+) — </w:t>
+      </w:r>
+      <w:r>
+        <w:rPr>
+          <w:lang w:val="fr-FR"/>
+        </w:rPr>
+        <w:t>ajoute un rebuy : chips et montant définis dans Paramètres.</w:t>
+      </w:r>
+    </w:p>
+    <w:p>
+      <w:pPr>
+        <w:pStyle w:val="Listepuces"/>
+        <w:rPr>
+          <w:lang w:val="fr-FR"/>
+        </w:rPr>
+      </w:pPr>
+      <w:r>
+        <w:rPr>
+          <w:b/>
+          <w:lang w:val="fr-FR"/>
+        </w:rPr>
+        <w:t xml:space="preserve">Add-on (+) — </w:t>
+      </w:r>
+      <w:r>
+        <w:rPr>
+          <w:lang w:val="fr-FR"/>
+        </w:rPr>
+        <w:t>ajoute un add-on (chips supplémentaires, généralement en fin de période d'inscription).</w:t>
+      </w:r>
+    </w:p>
+    <w:p>
+      <w:pPr>
+        <w:pStyle w:val="Listepuces"/>
+        <w:rPr>
+          <w:lang w:val="fr-FR"/>
+        </w:rPr>
+      </w:pPr>
+      <w:r>
+        <w:rPr>
+          <w:b/>
+          <w:lang w:val="fr-FR"/>
+        </w:rPr>
+        <w:t xml:space="preserve">Modifier chips... — </w:t>
+      </w:r>
+      <w:r>
+        <w:rPr>
+          <w:lang w:val="fr-FR"/>
+        </w:rPr>
+        <w:t>correction manuelle du tapis d'un joueur.</w:t>
+      </w:r>
+    </w:p>
+    <w:p>
+      <w:pPr>
+        <w:pStyle w:val="Listepuces"/>
+        <w:rPr>
+          <w:lang w:val="fr-FR"/>
+        </w:rPr>
+      </w:pPr>
+      <w:r>
+        <w:rPr>
+          <w:b/>
+          <w:lang w:val="fr-FR"/>
+        </w:rPr>
+        <w:t xml:space="preserve">Modifier achats... — </w:t>
+      </w:r>
+      <w:r>
+        <w:rPr>
+          <w:lang w:val="fr-FR"/>
+        </w:rPr>
+        <w:t>corrige manuellement le nombre de buy-ins/rebuys/add-ons en cas d'erreur de saisie, sans toucher aux chips.</w:t>
+      </w:r>
+    </w:p>
+    <w:p>
+      <w:pPr>
+        <w:pStyle w:val="Listepuces"/>
+        <w:rPr>
+          <w:lang w:val="fr-FR"/>
+        </w:rPr>
+      </w:pPr>
+      <w:r>
+        <w:rPr>
+          <w:b/>
+          <w:lang w:val="fr-FR"/>
+        </w:rPr>
+        <w:t xml:space="preserve">Éliminer — </w:t>
+      </w:r>
+      <w:r>
+        <w:rPr>
+          <w:lang w:val="fr-FR"/>
+        </w:rPr>
+        <w:t xml:space="preserve">(bouton rouge, à côté de « Tout décocher ») retire le joueur de la partie ; son rang est calculé automatiquement (voir « Colonne Rang » ci-dessous). Pour une élimination d'un seul joueur, </w:t>
         <w:lastRenderedPageBreak/>
-        <w:t>Défilement automatique</w:t>
-      </w:r>
-      <w:bookmarkEnd w:id="19"/>
-    </w:p>
-    <w:p>
-      <w:pPr>
-        <w:rPr>
-          <w:lang w:val="fr-FR"/>
-        </w:rPr>
-      </w:pPr>
-      <w:r>
-        <w:rPr>
-          <w:lang w:val="fr-FR"/>
-        </w:rPr>
-        <w:t>Si le nombre de tables dépasse la hauteur d'affichage de l'écran, l'onglet défile tout seul, lentement, vers le bas, puis reboucle en haut après une courte pause — pratique pour laisser cet onglet affiché en continu sur un écran dédié, sans intervention. Si tout tient à l'écran, rien ne défile. La molette de la souris permet aussi de défiler manuellement à tout moment.</w:t>
+        <w:t>une fenêtre demande systématiquement qui l'a éliminé : ça compte pour son bounty en points (onglet Primes, section 8), et si un bounty fixe est configuré (mécanisme PKO), ça le lui attribue aussi. Impossible d'éliminer le tout dernier joueur encore actif : il doit toujours en rester au moins un — le vainqueur. Grisé tant que le tournoi n'a pas démarré (avant le tout premier « Démarrer » du chronomètre) : rien à éliminer avant que la partie ait commencé.</w:t>
+      </w:r>
+    </w:p>
+    <w:p>
+      <w:pPr>
+        <w:pStyle w:val="Listepuces"/>
+        <w:rPr>
+          <w:lang w:val="fr-FR"/>
+        </w:rPr>
+      </w:pPr>
+      <w:r>
+        <w:rPr>
+          <w:b/>
+          <w:lang w:val="fr-FR"/>
+        </w:rPr>
+        <w:t xml:space="preserve">Désactiver (forfait) — </w:t>
+      </w:r>
+      <w:r>
+        <w:rPr>
+          <w:lang w:val="fr-FR"/>
+        </w:rPr>
+        <w:t>retire un joueur SANS lui attribuer de rang — pour une inscription annulée ou un forfait, à distinguer d'une élimination normale.</w:t>
+      </w:r>
+    </w:p>
+    <w:p>
+      <w:pPr>
+        <w:pStyle w:val="Listepuces"/>
+        <w:rPr>
+          <w:lang w:val="fr-FR"/>
+        </w:rPr>
+      </w:pPr>
+      <w:r>
+        <w:rPr>
+          <w:b/>
+          <w:lang w:val="fr-FR"/>
+        </w:rPr>
+        <w:t xml:space="preserve">Réinscrire — </w:t>
+      </w:r>
+      <w:r>
+        <w:rPr>
+          <w:lang w:val="fr-FR"/>
+        </w:rPr>
+        <w:t>remet un joueur désactivé ou éliminé en jeu, avec un tapis neuf.</w:t>
+      </w:r>
+    </w:p>
+    <w:p>
+      <w:pPr>
+        <w:pStyle w:val="Listepuces"/>
+        <w:rPr>
+          <w:lang w:val="fr-FR"/>
+        </w:rPr>
+      </w:pPr>
+      <w:r>
+        <w:rPr>
+          <w:b/>
+          <w:lang w:val="fr-FR"/>
+        </w:rPr>
+        <w:t xml:space="preserve">Supprimer — </w:t>
+      </w:r>
+      <w:r>
+        <w:rPr>
+          <w:lang w:val="fr-FR"/>
+        </w:rPr>
+        <w:t>retire définitivement le joueur du tournoi (à utiliser avec précaution — non réversible depuis l'interface). Grisé une fois le tournoi démarré : utilisez plutôt « Désactiver (forfait) » à partir de ce moment-là, qui garde une trace du joueur au lieu de l'effacer.</w:t>
+      </w:r>
+    </w:p>
+    <w:p>
+      <w:pPr>
+        <w:ind w:left="340"/>
+        <w:rPr>
+          <w:lang w:val="fr-FR"/>
+        </w:rPr>
+      </w:pPr>
+      <w:r>
+        <w:rPr>
+          <w:i/>
+          <w:color w:val="8A1F1F"/>
+          <w:lang w:val="fr-FR"/>
+        </w:rPr>
+        <w:t>⚠ Une élimination groupée (plusieurs joueurs cochés à la fois) ne demande pas d'éliminateur : ni le bounty en points ni une éventuelle prime fixe ne sont attribués dans ce cas. Éliminez les joueurs un par un si vous voulez enregistrer qui élimine qui.</w:t>
+      </w:r>
+    </w:p>
+    <w:p>
+      <w:pPr>
+        <w:pStyle w:val="Titre2"/>
+        <w:rPr>
+          <w:lang w:val="fr-FR"/>
+        </w:rPr>
+      </w:pPr>
+      <w:bookmarkStart w:id="15" w:name="_Toc237602468"/>
+      <w:r>
+        <w:rPr>
+          <w:lang w:val="fr-FR"/>
+        </w:rPr>
+        <w:t>Colonne Rang</w:t>
+      </w:r>
+      <w:bookmarkEnd w:id="15"/>
+    </w:p>
+    <w:p>
+      <w:pPr>
+        <w:rPr>
+          <w:lang w:val="fr-FR"/>
+        </w:rPr>
+      </w:pPr>
+      <w:r>
+        <w:rPr>
+          <w:lang w:val="fr-FR"/>
+        </w:rPr>
+        <w:t>Le rang final d'un joueur se calcule à partir du nombre de joueurs encore actifs au moment de son élimination (1er éliminé sur un champ de 100 joueurs → rang 100, 2e éliminé → rang 99, etc.). Le vainqueur affiche le rang 1 une fois le tournoi terminé (un seul joueur encore actif) ; tant que plusieurs joueurs sont encore en jeu, aucun rang n'est affiché (indéterminé).</w:t>
+      </w:r>
+    </w:p>
+    <w:p>
+      <w:pPr>
+        <w:rPr>
+          <w:lang w:val="fr-FR"/>
+        </w:rPr>
+      </w:pPr>
+      <w:r>
+        <w:rPr>
+          <w:lang w:val="fr-FR"/>
+        </w:rPr>
+        <w:t>Cliquer sur l'en-tête « Rang » trie le tableau du meilleur au moins bon classement ; re-cliquer inverse l'ordre — comme les colonnes Nom, Statut et Table.</w:t>
+      </w:r>
+    </w:p>
+    <w:p>
+      <w:pPr>
+        <w:pStyle w:val="Titre2"/>
+        <w:rPr>
+          <w:lang w:val="fr-FR"/>
+        </w:rPr>
+      </w:pPr>
+      <w:r>
+        <w:rPr>
+          <w:lang w:val="fr-FR"/>
+        </w:rPr>
+        <w:t>Colonnes « Éliminé le », « Round », « Éliminé par »</w:t>
+      </w:r>
+    </w:p>
+    <w:p>
+      <w:pPr>
+        <w:rPr>
+          <w:lang w:val="fr-FR"/>
+        </w:rPr>
+      </w:pPr>
+      <w:r>
+        <w:rPr>
+          <w:lang w:val="fr-FR"/>
+        </w:rPr>
+        <w:t>Trois colonnes supplémentaires renseignent chaque joueur éliminé : la date et l'heure de son élimination, le round de la structure de blindes où elle a eu lieu (les pauses ne comptent pas comme un round à part entière), et le nom du joueur qui l'a éliminé. Comme pour Nom, Statut, Table et Rang, cliquer sur l'en-tête « Éliminé le » ou « Éliminé par » trie le tableau (re-cliquer inverse l'ordre).</w:t>
+      </w:r>
+    </w:p>
+    <w:p>
+      <w:pPr>
+        <w:ind w:left="340"/>
+        <w:rPr>
+          <w:i/>
+          <w:color w:val="666666"/>
+          <w:lang w:val="fr-FR"/>
+        </w:rPr>
+      </w:pPr>
+      <w:r>
+        <w:rPr>
+          <w:i/>
+          <w:color w:val="666666"/>
+        </w:rPr>
+        <w:t>💡</w:t>
+      </w:r>
+      <w:r>
+        <w:rPr>
+          <w:i/>
+          <w:color w:val="666666"/>
+          <w:lang w:val="fr-FR"/>
+        </w:rPr>
+        <w:t xml:space="preserve"> Ces colonnes se masquent/réaffichent et s'exportent exactement comme les autres — voir « Colonnes du tableau » et « Exporter le tableau Joueurs » ci-dessous.</w:t>
+      </w:r>
+    </w:p>
+    <w:p>
+      <w:pPr>
+        <w:ind w:left="340"/>
+        <w:rPr>
+          <w:lang w:val="fr-FR"/>
+        </w:rPr>
+      </w:pPr>
+      <w:r>
+        <w:rPr>
+          <w:i/>
+          <w:color w:val="666666"/>
+        </w:rPr>
+        <w:t>💡</w:t>
+      </w:r>
+      <w:r>
+        <w:rPr>
+          <w:i/>
+          <w:color w:val="666666"/>
+          <w:lang w:val="fr-FR"/>
+        </w:rPr>
+        <w:t xml:space="preserve"> Comme toutes les dates affichées par le logiciel (Lobby, titres d'export...), « Éliminé le » utilise le format français JJ/MM/AAAA.</w:t>
+      </w:r>
+    </w:p>
+    <w:p>
+      <w:pPr>
+        <w:pStyle w:val="Titre2"/>
+        <w:rPr>
+          <w:lang w:val="fr-FR"/>
+        </w:rPr>
+      </w:pPr>
+      <w:bookmarkStart w:id="16" w:name="_Toc237602469"/>
+      <w:r>
+        <w:rPr>
+          <w:lang w:val="fr-FR"/>
+        </w:rPr>
+        <w:t>Colonnes du tableau</w:t>
+      </w:r>
+      <w:bookmarkEnd w:id="16"/>
+    </w:p>
+    <w:p>
+      <w:pPr>
+        <w:rPr>
+          <w:lang w:val="fr-FR"/>
+        </w:rPr>
+      </w:pPr>
+      <w:r>
+        <w:rPr>
+          <w:lang w:val="fr-FR"/>
+        </w:rPr>
+        <w:t>Si vous réduisez une colonne à sa largeur minimale à la souris (il ne reste plus qu'une lettre), elle disparaît automatiquement du tableau au relâchement du clic, pour ne pas laisser un filet inutile à l'écran. Les colonnes « Nom » et la case à cocher restent toujours affichées.</w:t>
+      </w:r>
+    </w:p>
+    <w:p>
+      <w:pPr>
+        <w:pStyle w:val="Listepuces"/>
+        <w:rPr>
+          <w:lang w:val="fr-FR"/>
+        </w:rPr>
+      </w:pPr>
+      <w:r>
+        <w:rPr>
+          <w:b/>
+          <w:lang w:val="fr-FR"/>
+        </w:rPr>
+        <w:t xml:space="preserve">Bou/Col... — </w:t>
+      </w:r>
+      <w:r>
+        <w:rPr>
+          <w:lang w:val="fr-FR"/>
+        </w:rPr>
+        <w:t>(à côté de « Tout décocher ») rouvre une fenêtre à cocher/décocher pour réafficher une colonne masquée — seul moyen de la récupérer, puisqu'elle n'a alors plus de bordure à ressaisir.</w:t>
+      </w:r>
+    </w:p>
+    <w:p>
+      <w:pPr>
+        <w:ind w:left="340"/>
+        <w:rPr>
+          <w:lang w:val="fr-FR"/>
+        </w:rPr>
+      </w:pPr>
+      <w:r>
+        <w:rPr>
+          <w:i/>
+          <w:color w:val="666666"/>
+        </w:rPr>
+        <w:t>💡</w:t>
+      </w:r>
+      <w:r>
+        <w:rPr>
+          <w:i/>
+          <w:color w:val="666666"/>
+          <w:lang w:val="fr-FR"/>
+        </w:rPr>
+        <w:t xml:space="preserve"> Les colonnes masquées sont mémorisées d'un lancement de l'application à l'autre : inutile de tout remasquer à chaque fois.</w:t>
+      </w:r>
+    </w:p>
+    <w:p>
+      <w:pPr>
+        <w:ind w:left="340"/>
+        <w:rPr>
+          <w:lang w:val="fr-FR"/>
+        </w:rPr>
+      </w:pPr>
+      <w:r>
+        <w:rPr>
+          <w:i/>
+          <w:color w:val="666666"/>
+        </w:rPr>
+        <w:lastRenderedPageBreak/>
+        <w:t>💡</w:t>
+      </w:r>
+      <w:r>
+        <w:rPr>
+          <w:i/>
+          <w:color w:val="666666"/>
+          <w:lang w:val="fr-FR"/>
+        </w:rPr>
+        <w:t xml:space="preserve"> Les boutons Rebuy, Add-on, Modifier chips... et Modifier achats... se rétractent de la même façon (glisser leur bord droit vers la gauche jusqu'à ce qu'ils disparaissent) et se réaffichent depuis la même fenêtre « Bou/Col... », sous « Boutons affichés ».</w:t>
+      </w:r>
+    </w:p>
+    <w:p>
+      <w:pPr>
+        <w:pStyle w:val="Titre2"/>
+        <w:rPr>
+          <w:lang w:val="fr-FR"/>
+        </w:rPr>
+      </w:pPr>
+      <w:bookmarkStart w:id="17" w:name="_Toc237602470"/>
+      <w:r>
+        <w:rPr>
+          <w:lang w:val="fr-FR"/>
+        </w:rPr>
+        <w:t>Exporter le tableau Joueurs</w:t>
+      </w:r>
+      <w:bookmarkEnd w:id="17"/>
+    </w:p>
+    <w:p>
+      <w:pPr>
+        <w:rPr>
+          <w:lang w:val="fr-FR"/>
+        </w:rPr>
+      </w:pPr>
+      <w:r>
+        <w:rPr>
+          <w:lang w:val="fr-FR"/>
+        </w:rPr>
+        <w:t>Le bouton « Exporter les joueurs (Excel/CSV)... » (à côté de « Tout décocher ») ouvre une fenêtre pour choisir le format (CSV, Excel ou PDF) et les colonnes à inclure parmi celles affichées dans l'onglet. L'export reprend automatiquement le tri actuellement appliqué à l'écran.</w:t>
+      </w:r>
+    </w:p>
+    <w:p>
+      <w:pPr>
+        <w:ind w:left="340"/>
+        <w:rPr>
+          <w:lang w:val="fr-FR"/>
+        </w:rPr>
+      </w:pPr>
+      <w:r>
+        <w:rPr>
+          <w:i/>
+          <w:color w:val="666666"/>
+        </w:rPr>
+        <w:t>💡</w:t>
+      </w:r>
+      <w:r>
+        <w:rPr>
+          <w:i/>
+          <w:color w:val="666666"/>
+          <w:lang w:val="fr-FR"/>
+        </w:rPr>
+        <w:t xml:space="preserve"> Le format et les colonnes cochées sont mémorisés d'un export à l'autre, et le fichier généré s'ouvre automatiquement dans l'application par défaut une fois l'export terminé — inutile d'aller le rechercher. Le titre du fichier suit le même format que pour le Classement (« Joueurs du SitnGo/Tournoi du [Club] [Nom du tournoi] du [date] »), sans la ligne Prize pool.</w:t>
       </w:r>
     </w:p>
     <w:p>
@@ -4462,14 +4404,14 @@
           <w:lang w:val="fr-FR"/>
         </w:rPr>
       </w:pPr>
-      <w:bookmarkStart w:id="20" w:name="_Toc237602473"/>
-      <w:r>
-        <w:rPr>
-          <w:lang w:val="fr-FR"/>
-        </w:rPr>
-        <w:t>7. Onglet Mouvements</w:t>
-      </w:r>
-      <w:bookmarkEnd w:id="20"/>
+      <w:bookmarkStart w:id="18" w:name="_Toc237602471"/>
+      <w:r>
+        <w:rPr>
+          <w:lang w:val="fr-FR"/>
+        </w:rPr>
+        <w:t>6. Onglet Tables</w:t>
+      </w:r>
+      <w:bookmarkEnd w:id="18"/>
     </w:p>
     <w:p>
       <w:pPr>
@@ -4483,10 +4425,10 @@
           <w:lang w:val="fr-FR"/>
         </w:rPr>
         <w:drawing>
-          <wp:inline distT="0" distB="0" distL="0" distR="0" wp14:anchorId="7601AE99" wp14:editId="39940EBB">
-            <wp:extent cx="5380893" cy="948551"/>
-            <wp:effectExtent l="0" t="0" r="0" b="4445"/>
-            <wp:docPr id="58314459" name="Image 1"/>
+          <wp:inline distT="0" distB="0" distL="0" distR="0" wp14:anchorId="50B14889" wp14:editId="3C389D3E">
+            <wp:extent cx="6120130" cy="1828165"/>
+            <wp:effectExtent l="0" t="0" r="1270" b="635"/>
+            <wp:docPr id="1946133702" name="Image 3"/>
             <wp:cNvGraphicFramePr>
               <a:graphicFrameLocks xmlns:a="http://schemas.openxmlformats.org/drawingml/2006/main" noChangeAspect="1"/>
             </wp:cNvGraphicFramePr>
@@ -4494,7 +4436,7 @@
               <a:graphicData uri="http://schemas.openxmlformats.org/drawingml/2006/picture">
                 <pic:pic xmlns:pic="http://schemas.openxmlformats.org/drawingml/2006/picture">
                   <pic:nvPicPr>
-                    <pic:cNvPr id="58314459" name=""/>
+                    <pic:cNvPr id="1946133702" name="Image 1946133702"/>
                     <pic:cNvPicPr/>
                   </pic:nvPicPr>
                   <pic:blipFill>
@@ -4506,7 +4448,7 @@
                   <pic:spPr>
                     <a:xfrm>
                       <a:off x="0" y="0"/>
-                      <a:ext cx="5424097" cy="956167"/>
+                      <a:ext cx="6120130" cy="1828165"/>
                     </a:xfrm>
                     <a:prstGeom prst="rect">
                       <a:avLst/>
@@ -4529,20 +4471,7 @@
         <w:rPr>
           <w:lang w:val="fr-FR"/>
         </w:rPr>
-        <w:t>Historique des déplacements de joueurs d'une table/siège à l'autre, suite aux rééquilibrages. Les mouvements les plus récents sont surlignés pendant quelques minutes (durée réglable dans Paramètres) pour repérer facilement qui vient de changer de table.</w:t>
-      </w:r>
-    </w:p>
-    <w:p>
-      <w:pPr>
-        <w:rPr>
-          <w:lang w:val="fr-FR"/>
-        </w:rPr>
-      </w:pPr>
-      <w:r>
-        <w:rPr>
-          <w:lang w:val="fr-FR"/>
-        </w:rPr>
-        <w:t>Dès qu'un rééquilibrage déplace réellement des joueurs, le chronomètre se met automatiquement en pause et un bandeau « Changement de tables en cours » s'affiche — clignotant sur l'onglet Chronomètre, fixe et complété d'un tableau des joueurs concernés (Joueur, Ancienne table, Ancien siège, Nouvelle table, Nouveau siège) sur l'écran projecteur, avec défilement automatique si la liste est trop longue pour tenir à l'écran — le temps que tout le monde s'installe. L'onglet Mouvements passe aussi automatiquement au premier plan (devant le Chronomètre ou tout autre onglet affiché, fenêtre principale ramenée devant l'écran projecteur si besoin), pour que le responsable voie tout de suite qui doit changer de table.</w:t>
+        <w:t>Affiche la répartition en cours : une carte par table, avec la liste des joueurs assis (siège).</w:t>
       </w:r>
     </w:p>
     <w:p>
@@ -4557,59 +4486,68 @@
           <w:b/>
           <w:lang w:val="fr-FR"/>
         </w:rPr>
-        <w:t xml:space="preserve">Terminé — </w:t>
-      </w:r>
-      <w:r>
-        <w:rPr>
-          <w:lang w:val="fr-FR"/>
-        </w:rPr>
-        <w:t>une fois les joueurs déplacés bien installés à leur nouvelle table, cliquez ici : ça referme le bandeau, relance le chronomètre, vide la liste des mouvements affichée, revient sur l'onglet Chronomètre et ramène l'écran projecteur au premier plan s'il est ouvert.</w:t>
-      </w:r>
-    </w:p>
-    <w:p>
-      <w:pPr>
-        <w:ind w:left="340"/>
-        <w:rPr>
-          <w:lang w:val="fr-FR"/>
-        </w:rPr>
-      </w:pPr>
-      <w:r>
-        <w:rPr>
-          <w:i/>
-          <w:color w:val="666666"/>
-        </w:rPr>
-        <w:t>💡</w:t>
-      </w:r>
-      <w:r>
-        <w:rPr>
-          <w:i/>
-          <w:color w:val="666666"/>
-          <w:lang w:val="fr-FR"/>
-        </w:rPr>
-        <w:t xml:space="preserve"> En fin de tournoi (plus qu'un seul joueur actif), une alerte de mouvement encore en attente se referme automatiquement, sans avoir besoin de cliquer sur « Terminé ».</w:t>
-      </w:r>
-    </w:p>
-    <w:p>
-      <w:pPr>
-        <w:ind w:left="340"/>
-        <w:rPr>
-          <w:lang w:val="fr-FR"/>
-        </w:rPr>
-      </w:pPr>
-      <w:r>
-        <w:rPr>
-          <w:i/>
-          <w:color w:val="666666"/>
-        </w:rPr>
-        <w:t>💡</w:t>
-      </w:r>
-      <w:r>
-        <w:rPr>
-          <w:i/>
-          <w:color w:val="666666"/>
-          <w:lang w:val="fr-FR"/>
-        </w:rPr>
-        <w:t xml:space="preserve"> « Terminé » peut aussi se déclencher au clavier (Ctrl+Maj+T) ou depuis un téléphone — voir chapitre 13.</w:t>
+        <w:t xml:space="preserve">Rééquilibrer les tables — </w:t>
+      </w:r>
+      <w:r>
+        <w:rPr>
+          <w:lang w:val="fr-FR"/>
+        </w:rPr>
+        <w:t>force un rééquilibrage manuel (utile après une action groupée).</w:t>
+      </w:r>
+    </w:p>
+    <w:p>
+      <w:pPr>
+        <w:rPr>
+          <w:lang w:val="fr-FR"/>
+        </w:rPr>
+      </w:pPr>
+      <w:r>
+        <w:rPr>
+          <w:lang w:val="fr-FR"/>
+        </w:rPr>
+        <w:t>Le rééquilibrage se fait aussi automatiquement après chaque inscription ou élimination : les tables devenues inutiles se ferment, et les joueurs sont déplacés pour garder les tables aussi équilibrées que possible.</w:t>
+      </w:r>
+    </w:p>
+    <w:p>
+      <w:pPr>
+        <w:rPr>
+          <w:lang w:val="fr-FR"/>
+        </w:rPr>
+      </w:pPr>
+      <w:r>
+        <w:rPr>
+          <w:lang w:val="fr-FR"/>
+        </w:rPr>
+        <w:t>Il n’y a pas de rééquilibrage pour des SnG puisq’ il n’y a qu’une table  par SnG.</w:t>
+      </w:r>
+    </w:p>
+    <w:p>
+      <w:pPr>
+        <w:pStyle w:val="Titre2"/>
+        <w:rPr>
+          <w:lang w:val="fr-FR"/>
+        </w:rPr>
+      </w:pPr>
+      <w:bookmarkStart w:id="19" w:name="_Toc237602472"/>
+      <w:r>
+        <w:rPr>
+          <w:lang w:val="fr-FR"/>
+        </w:rPr>
+        <w:t>Défilement automatique</w:t>
+      </w:r>
+      <w:bookmarkEnd w:id="19"/>
+    </w:p>
+    <w:p>
+      <w:pPr>
+        <w:rPr>
+          <w:lang w:val="fr-FR"/>
+        </w:rPr>
+      </w:pPr>
+      <w:r>
+        <w:rPr>
+          <w:lang w:val="fr-FR"/>
+        </w:rPr>
+        <w:t>Si le nombre de tables dépasse la hauteur d'affichage de l'écran, l'onglet défile tout seul, lentement, vers le bas, puis reboucle en haut après une courte pause — pratique pour laisser cet onglet affiché en continu sur un écran dédié, sans intervention. Si tout tient à l'écran, rien ne défile. La molette de la souris permet aussi de défiler manuellement à tout moment.</w:t>
       </w:r>
     </w:p>
     <w:p>
@@ -4619,30 +4557,32 @@
           <w:lang w:val="fr-FR"/>
         </w:rPr>
       </w:pPr>
-      <w:bookmarkStart w:id="21" w:name="_Toc237602474"/>
-      <w:r>
-        <w:rPr>
-          <w:lang w:val="fr-FR"/>
-        </w:rPr>
-        <w:t>8. Onglet Primes</w:t>
-      </w:r>
-      <w:bookmarkEnd w:id="21"/>
-    </w:p>
-    <w:p>
-      <w:pPr>
-        <w:rPr>
-          <w:lang w:val="fr-FR"/>
-        </w:rPr>
-      </w:pPr>
-      <w:r>
-        <w:rPr>
+      <w:bookmarkStart w:id="20" w:name="_Toc237602473"/>
+      <w:r>
+        <w:rPr>
+          <w:lang w:val="fr-FR"/>
+        </w:rPr>
+        <w:lastRenderedPageBreak/>
+        <w:t>7. Onglet Mouvements</w:t>
+      </w:r>
+      <w:bookmarkEnd w:id="20"/>
+    </w:p>
+    <w:p>
+      <w:pPr>
+        <w:rPr>
+          <w:lang w:val="fr-FR"/>
+        </w:rPr>
+      </w:pPr>
+      <w:r>
+        <w:rPr>
+          <w:noProof/>
           <w:lang w:val="fr-FR"/>
         </w:rPr>
         <w:drawing>
-          <wp:inline distT="0" distB="0" distL="0" distR="0" wp14:anchorId="68E19A1A" wp14:editId="00CAC640">
-            <wp:extent cx="6120130" cy="3297555"/>
-            <wp:effectExtent l="0" t="0" r="1270" b="4445"/>
-            <wp:docPr id="2080542705" name="Image 1"/>
+          <wp:inline distT="0" distB="0" distL="0" distR="0">
+            <wp:extent cx="6120130" cy="1223010"/>
+            <wp:effectExtent l="0" t="0" r="1270" b="0"/>
+            <wp:docPr id="1152043865" name="Image 4"/>
             <wp:cNvGraphicFramePr>
               <a:graphicFrameLocks xmlns:a="http://schemas.openxmlformats.org/drawingml/2006/main" noChangeAspect="1"/>
             </wp:cNvGraphicFramePr>
@@ -4650,7 +4590,7 @@
               <a:graphicData uri="http://schemas.openxmlformats.org/drawingml/2006/picture">
                 <pic:pic xmlns:pic="http://schemas.openxmlformats.org/drawingml/2006/picture">
                   <pic:nvPicPr>
-                    <pic:cNvPr id="2080542705" name=""/>
+                    <pic:cNvPr id="1152043865" name="Image 1152043865"/>
                     <pic:cNvPicPr/>
                   </pic:nvPicPr>
                   <pic:blipFill>
@@ -4662,7 +4602,7 @@
                   <pic:spPr>
                     <a:xfrm>
                       <a:off x="0" y="0"/>
-                      <a:ext cx="6120130" cy="3297555"/>
+                      <a:ext cx="6120130" cy="1223010"/>
                     </a:xfrm>
                     <a:prstGeom prst="rect">
                       <a:avLst/>
@@ -4685,19 +4625,21 @@
         <w:rPr>
           <w:lang w:val="fr-FR"/>
         </w:rPr>
-        <w:lastRenderedPageBreak/>
-        <w:t>Chaque tournoi calcule, pour chaque joueur, quatre primes en points, cumulées dans un TOTAL — plutôt qu'une simple prime en jeu qui grossit pendant la partie.</w:t>
-      </w:r>
-    </w:p>
-    <w:p>
-      <w:pPr>
-        <w:pStyle w:val="Titre2"/>
-      </w:pPr>
-      <w:bookmarkStart w:id="22" w:name="_Toc237602475"/>
-      <w:r>
-        <w:t>Les quatre primes</w:t>
-      </w:r>
-      <w:bookmarkEnd w:id="22"/>
+        <w:t>Historique des déplacements de joueurs d'une table/siège à l'autre, suite aux rééquilibrages. Les mouvements les plus récents sont surlignés pendant quelques minutes (durée réglable dans Paramètres) pour repérer facilement qui vient de changer de table.</w:t>
+      </w:r>
+    </w:p>
+    <w:p>
+      <w:pPr>
+        <w:rPr>
+          <w:lang w:val="fr-FR"/>
+        </w:rPr>
+      </w:pPr>
+      <w:r>
+        <w:rPr>
+          <w:lang w:val="fr-FR"/>
+        </w:rPr>
+        <w:t>Dès qu'un rééquilibrage déplace réellement des joueurs, le chronomètre se met automatiquement en pause et un bandeau « Changement de tables en cours » s'affiche — clignotant sur l'onglet Chronomètre, fixe et complété d'un tableau des joueurs concernés (Joueur, Ancienne table, Ancien siège, Nouvelle table, Nouveau siège) sur l'écran projecteur, avec défilement automatique si la liste est trop longue pour tenir à l'écran — le temps que tout le monde s'installe. L'onglet Mouvements passe aussi automatiquement au premier plan (devant le Chronomètre ou tout autre onglet affiché, fenêtre principale ramenée devant l'écran projecteur si besoin), pour que le responsable voie tout de suite qui doit changer de table.</w:t>
+      </w:r>
     </w:p>
     <w:p>
       <w:pPr>
@@ -4711,125 +4653,13 @@
           <w:b/>
           <w:lang w:val="fr-FR"/>
         </w:rPr>
-        <w:t xml:space="preserve">Présence — </w:t>
-      </w:r>
-      <w:r>
-        <w:rPr>
-          <w:lang w:val="fr-FR"/>
-        </w:rPr>
-        <w:t>points attribués à tout joueur inscrit à ce tournoi, quel que soit son résultat.</w:t>
-      </w:r>
-    </w:p>
-    <w:p>
-      <w:pPr>
-        <w:pStyle w:val="Listepuces"/>
-        <w:rPr>
-          <w:lang w:val="fr-FR"/>
-        </w:rPr>
-      </w:pPr>
-      <w:r>
-        <w:rPr>
-          <w:b/>
-          <w:lang w:val="fr-FR"/>
-        </w:rPr>
-        <w:t xml:space="preserve">Assiduité — </w:t>
-      </w:r>
-      <w:r>
-        <w:rPr>
-          <w:lang w:val="fr-FR"/>
-        </w:rPr>
-        <w:t>points attribués si le joueur a été présent aux N derniers tournois consécutifs (ce tournoi-ci inclus) — nombre de jours consécutifs réglable (0 = prime désactivée). Ne fonctionne que si les tournois précédents se trouvent dans le même dossier que celui-ci.</w:t>
-      </w:r>
-    </w:p>
-    <w:p>
-      <w:pPr>
-        <w:pStyle w:val="Listepuces"/>
-        <w:rPr>
-          <w:lang w:val="fr-FR"/>
-        </w:rPr>
-      </w:pPr>
-      <w:r>
-        <w:rPr>
-          <w:b/>
-          <w:lang w:val="fr-FR"/>
-        </w:rPr>
-        <w:t xml:space="preserve">Classement — </w:t>
-      </w:r>
-      <w:r>
-        <w:rPr>
-          <w:lang w:val="fr-FR"/>
-        </w:rPr>
-        <w:t>calculé à partir du rang final du joueur : Points = 100 × √N / P (N = nombre de joueurs du tournoi, P = rang), pour ne pas sur-récompenser les petits champs. Un montant fixe (réglage manuel non nul) peut remplacer cette formule pour tout le monde.</w:t>
-      </w:r>
-    </w:p>
-    <w:p>
-      <w:pPr>
-        <w:pStyle w:val="Listepuces"/>
-        <w:rPr>
-          <w:lang w:val="fr-FR"/>
-        </w:rPr>
-      </w:pPr>
-      <w:r>
-        <w:rPr>
-          <w:b/>
-          <w:lang w:val="fr-FR"/>
-        </w:rPr>
-        <w:t xml:space="preserve">Bounty — </w:t>
-      </w:r>
-      <w:r>
-        <w:rPr>
-          <w:lang w:val="fr-FR"/>
-        </w:rPr>
-        <w:t>Nombre = nombre de joueurs éliminés par ce joueur (kills) ; Valeur = 10 × √N points par élimination (ou un montant fixe réglable) ; Montant = Nombre × Valeur.</w:t>
-      </w:r>
-    </w:p>
-    <w:p>
-      <w:pPr>
-        <w:rPr>
-          <w:lang w:val="fr-FR"/>
-        </w:rPr>
-      </w:pPr>
-      <w:r>
-        <w:rPr>
-          <w:lang w:val="fr-FR"/>
-        </w:rPr>
-        <w:t>Le TOTAL de chaque joueur est la somme de ces quatre primes.</w:t>
-      </w:r>
-    </w:p>
-    <w:p>
-      <w:pPr>
-        <w:pStyle w:val="Titre2"/>
-        <w:rPr>
-          <w:lang w:val="fr-FR"/>
-        </w:rPr>
-      </w:pPr>
-      <w:bookmarkStart w:id="23" w:name="_Toc237602476"/>
-      <w:r>
-        <w:rPr>
-          <w:lang w:val="fr-FR"/>
-        </w:rPr>
-        <w:t>Tableau récapitulatif</w:t>
-      </w:r>
-      <w:bookmarkEnd w:id="23"/>
-    </w:p>
-    <w:p>
-      <w:pPr>
-        <w:rPr>
-          <w:lang w:val="fr-FR"/>
-        </w:rPr>
-      </w:pPr>
-    </w:p>
-    <w:p>
-      <w:pPr>
-        <w:rPr>
-          <w:lang w:val="fr-FR"/>
-        </w:rPr>
-      </w:pPr>
-      <w:r>
-        <w:rPr>
-          <w:lang w:val="fr-FR"/>
-        </w:rPr>
-        <w:t xml:space="preserve">Colonnes : Joueur, Rang, Présence, Assiduité, Classement, Nb Bounty, Val Bounty, Mon Bounty, TOTAL. Cliquer sur les en-têtes Rang, Nb Bounty ou TOTAL trie le tableau (re-cliquer inverse l'ordre) — trié par TOTAL décroissant par défaut.</w:t>
+        <w:t xml:space="preserve">Terminé — </w:t>
+      </w:r>
+      <w:r>
+        <w:rPr>
+          <w:lang w:val="fr-FR"/>
+        </w:rPr>
+        <w:t>une fois les joueurs déplacés bien installés à leur nouvelle table, cliquez ici : ça referme le bandeau, relance le chronomètre, vide la liste des mouvements affichée, revient sur l'onglet Chronomètre et ramène l'écran projecteur au premier plan s'il est ouvert.</w:t>
       </w:r>
     </w:p>
     <w:p>
@@ -4852,36 +4682,7 @@
           <w:color w:val="666666"/>
           <w:lang w:val="fr-FR"/>
         </w:rPr>
-        <w:t xml:space="preserve"> L'ordre du tableau (par TOTAL) ne suit pas forcément le Rang : un joueur éliminé plus tôt mais avec beaucoup de bounties peut apparaître devant un joueur mieux classé.</w:t>
-      </w:r>
-    </w:p>
-    <w:p>
-      <w:pPr>
-        <w:pStyle w:val="Titre2"/>
-        <w:rPr>
-          <w:lang w:val="fr-FR"/>
-        </w:rPr>
-      </w:pPr>
-      <w:bookmarkStart w:id="24" w:name="_Toc237602477"/>
-      <w:r>
-        <w:rPr>
-          <w:lang w:val="fr-FR"/>
-        </w:rPr>
-        <w:t>Exporter les primes</w:t>
-      </w:r>
-      <w:bookmarkEnd w:id="24"/>
-    </w:p>
-    <w:p>
-      <w:pPr>
-        <w:rPr>
-          <w:lang w:val="fr-FR"/>
-        </w:rPr>
-      </w:pPr>
-      <w:r>
-        <w:rPr>
-          <w:lang w:val="fr-FR"/>
-        </w:rPr>
-        <w:t xml:space="preserve">Le bouton « Exporter les primes (Excel/CSV)... » ouvre une fenêtre pour choisir : le tableau à exporter (Récapitulatif ou Historique, voir ci-dessous), le format (CSV, Excel ou PDF) et les colonnes. Le titre du fichier généré suit le même format que pour le Classement (« Primes du SitnGo/Tournoi du [Club] [Nom du tournoi] du [date] »).</w:t>
+        <w:t xml:space="preserve"> En fin de tournoi (plus qu'un seul joueur actif), une alerte de mouvement encore en attente se referme automatiquement, sans avoir besoin de cliquer sur « Terminé ».</w:t>
       </w:r>
     </w:p>
     <w:p>
@@ -4904,66 +4705,7 @@
           <w:color w:val="666666"/>
           <w:lang w:val="fr-FR"/>
         </w:rPr>
-        <w:t xml:space="preserve"> L'export PDF nécessite le paquet optionnel fpdf2 (voir section 2) ; CSV et Excel restent disponibles sans lui.</w:t>
-      </w:r>
-    </w:p>
-    <w:p>
-      <w:pPr>
-        <w:pStyle w:val="Titre2"/>
-        <w:rPr>
-          <w:lang w:val="fr-FR"/>
-        </w:rPr>
-      </w:pPr>
-      <w:bookmarkStart w:id="25" w:name="_Toc237602478"/>
-      <w:r>
-        <w:rPr>
-          <w:lang w:val="fr-FR"/>
-        </w:rPr>
-        <w:t xml:space="preserve">Historique du bounty progressif (mécanisme PKO interne)</w:t>
-      </w:r>
-      <w:bookmarkEnd w:id="25"/>
-    </w:p>
-    <w:p>
-      <w:pPr>
-        <w:rPr>
-          <w:lang w:val="fr-FR"/>
-        </w:rPr>
-      </w:pPr>
-    </w:p>
-    <w:p>
-      <w:pPr>
-        <w:rPr>
-          <w:lang w:val="fr-FR"/>
-        </w:rPr>
-      </w:pPr>
-      <w:r>
-        <w:rPr>
-          <w:lang w:val="fr-FR"/>
-        </w:rPr>
-        <w:t xml:space="preserve">Sous le récapitulatif, un second tableau — dans un volet dont on peut faire glisser la frontière à la souris pour l'agrandir — journalise l'ancien mécanisme de bounty en points fixe (mode PKO, voir section 12) : chaque élimination avec bounty attribué, la part empochée en Perso immédiat, et la part ajoutée à la prime de l'éliminateur.</w:t>
-      </w:r>
-    </w:p>
-    <w:p>
-      <w:pPr>
-        <w:ind w:left="340"/>
-        <w:rPr>
-          <w:lang w:val="fr-FR"/>
-        </w:rPr>
-      </w:pPr>
-      <w:r>
-        <w:rPr>
-          <w:i/>
-          <w:color w:val="666666"/>
-        </w:rPr>
-        <w:t>💡</w:t>
-      </w:r>
-      <w:r>
-        <w:rPr>
-          <w:i/>
-          <w:color w:val="666666"/>
-          <w:lang w:val="fr-FR"/>
-        </w:rPr>
-        <w:t xml:space="preserve"> Ce tableau reste vide si le réglage « Montant du bounty en points » (onglet Paramètres) est à 0 — c'est normal : tout le suivi se fait alors uniquement via le récapitulatif ci-dessus (formule automatique).</w:t>
+        <w:t xml:space="preserve"> « Terminé » peut aussi se déclencher au clavier (Ctrl+Maj+T) ou depuis un téléphone — voir chapitre 13.</w:t>
       </w:r>
     </w:p>
     <w:p>
@@ -4973,27 +4715,32 @@
           <w:lang w:val="fr-FR"/>
         </w:rPr>
       </w:pPr>
-      <w:bookmarkStart w:id="28" w:name="_Toc237602482"/>
-      <w:r>
-        <w:rPr>
-          <w:lang w:val="fr-FR"/>
-        </w:rPr>
-        <w:t>9. Onglet Blindes</w:t>
-      </w:r>
-      <w:bookmarkEnd w:id="28"/>
-    </w:p>
-    <w:p>
-      <w:pPr>
-        <w:rPr>
-          <w:lang w:val="fr-FR"/>
-        </w:rPr>
-      </w:pPr>
-      <w:r>
+      <w:bookmarkStart w:id="21" w:name="_Toc237602474"/>
+      <w:r>
+        <w:rPr>
+          <w:lang w:val="fr-FR"/>
+        </w:rPr>
+        <w:lastRenderedPageBreak/>
+        <w:t>8. Onglet Primes</w:t>
+      </w:r>
+      <w:bookmarkEnd w:id="21"/>
+    </w:p>
+    <w:p>
+      <w:pPr>
+        <w:rPr>
+          <w:lang w:val="fr-FR"/>
+        </w:rPr>
+      </w:pPr>
+      <w:r>
+        <w:rPr>
+          <w:noProof/>
+          <w:lang w:val="fr-FR"/>
+        </w:rPr>
         <w:drawing>
-          <wp:inline distT="0" distB="0" distL="0" distR="0" wp14:anchorId="4E7FD2D3" wp14:editId="18C7CE42">
-            <wp:extent cx="6120130" cy="3298825"/>
-            <wp:effectExtent l="0" t="0" r="1270" b="3175"/>
-            <wp:docPr id="1843204370" name="Image 1"/>
+          <wp:inline distT="0" distB="0" distL="0" distR="0">
+            <wp:extent cx="6120130" cy="3513455"/>
+            <wp:effectExtent l="0" t="0" r="1270" b="4445"/>
+            <wp:docPr id="2017560301" name="Image 5"/>
             <wp:cNvGraphicFramePr>
               <a:graphicFrameLocks xmlns:a="http://schemas.openxmlformats.org/drawingml/2006/main" noChangeAspect="1"/>
             </wp:cNvGraphicFramePr>
@@ -5001,7 +4748,363 @@
               <a:graphicData uri="http://schemas.openxmlformats.org/drawingml/2006/picture">
                 <pic:pic xmlns:pic="http://schemas.openxmlformats.org/drawingml/2006/picture">
                   <pic:nvPicPr>
-                    <pic:cNvPr id="1843204370" name=""/>
+                    <pic:cNvPr id="2017560301" name="Image 2017560301"/>
+                    <pic:cNvPicPr/>
+                  </pic:nvPicPr>
+                  <pic:blipFill>
+                    <a:blip r:embed="rId15"/>
+                    <a:stretch>
+                      <a:fillRect/>
+                    </a:stretch>
+                  </pic:blipFill>
+                  <pic:spPr>
+                    <a:xfrm>
+                      <a:off x="0" y="0"/>
+                      <a:ext cx="6120130" cy="3513455"/>
+                    </a:xfrm>
+                    <a:prstGeom prst="rect">
+                      <a:avLst/>
+                    </a:prstGeom>
+                  </pic:spPr>
+                </pic:pic>
+              </a:graphicData>
+            </a:graphic>
+          </wp:inline>
+        </w:drawing>
+      </w:r>
+    </w:p>
+    <w:p>
+      <w:pPr>
+        <w:rPr>
+          <w:lang w:val="fr-FR"/>
+        </w:rPr>
+      </w:pPr>
+      <w:r>
+        <w:rPr>
+          <w:lang w:val="fr-FR"/>
+        </w:rPr>
+        <w:t>Chaque tournoi calcule, pour chaque joueur, quatre primes en points, cumulées dans un TOTAL — plutôt qu'une simple prime en jeu qui grossit pendant la partie.</w:t>
+      </w:r>
+    </w:p>
+    <w:p>
+      <w:pPr>
+        <w:pStyle w:val="Titre2"/>
+      </w:pPr>
+      <w:bookmarkStart w:id="22" w:name="_Toc237602475"/>
+      <w:r>
+        <w:t>Les quatre primes</w:t>
+      </w:r>
+      <w:bookmarkEnd w:id="22"/>
+    </w:p>
+    <w:p>
+      <w:pPr>
+        <w:pStyle w:val="Listepuces"/>
+        <w:rPr>
+          <w:lang w:val="fr-FR"/>
+        </w:rPr>
+      </w:pPr>
+      <w:r>
+        <w:rPr>
+          <w:b/>
+          <w:lang w:val="fr-FR"/>
+        </w:rPr>
+        <w:t xml:space="preserve">Présence — </w:t>
+      </w:r>
+      <w:r>
+        <w:rPr>
+          <w:lang w:val="fr-FR"/>
+        </w:rPr>
+        <w:t>points attribués à tout joueur inscrit à ce tournoi, quel que soit son résultat.</w:t>
+      </w:r>
+    </w:p>
+    <w:p>
+      <w:pPr>
+        <w:pStyle w:val="Listepuces"/>
+        <w:rPr>
+          <w:lang w:val="fr-FR"/>
+        </w:rPr>
+      </w:pPr>
+      <w:r>
+        <w:rPr>
+          <w:b/>
+          <w:lang w:val="fr-FR"/>
+        </w:rPr>
+        <w:t xml:space="preserve">Assiduité — </w:t>
+      </w:r>
+      <w:r>
+        <w:rPr>
+          <w:lang w:val="fr-FR"/>
+        </w:rPr>
+        <w:t>points attribués si le joueur a été présent aux N derniers tournois consécutifs (ce tournoi-ci inclus) — nombre de jours consécutifs réglable (0 = prime désactivée). Ne fonctionne que si les tournois précédents se trouvent dans le même dossier que celui-ci.</w:t>
+      </w:r>
+    </w:p>
+    <w:p>
+      <w:pPr>
+        <w:pStyle w:val="Listepuces"/>
+        <w:rPr>
+          <w:lang w:val="fr-FR"/>
+        </w:rPr>
+      </w:pPr>
+      <w:r>
+        <w:rPr>
+          <w:b/>
+          <w:lang w:val="fr-FR"/>
+        </w:rPr>
+        <w:t xml:space="preserve">Classement — </w:t>
+      </w:r>
+      <w:r>
+        <w:rPr>
+          <w:lang w:val="fr-FR"/>
+        </w:rPr>
+        <w:t>calculé à partir du rang final du joueur : Points = 100 × √N / P (N = nombre de joueurs du tournoi, P = rang), pour ne pas sur-récompenser les petits champs. Un montant fixe (réglage manuel non nul) peut remplacer cette formule pour tout le monde.</w:t>
+      </w:r>
+    </w:p>
+    <w:p>
+      <w:pPr>
+        <w:pStyle w:val="Listepuces"/>
+        <w:rPr>
+          <w:lang w:val="fr-FR"/>
+        </w:rPr>
+      </w:pPr>
+      <w:r>
+        <w:rPr>
+          <w:b/>
+          <w:lang w:val="fr-FR"/>
+        </w:rPr>
+        <w:t xml:space="preserve">Bounty — </w:t>
+      </w:r>
+      <w:r>
+        <w:rPr>
+          <w:lang w:val="fr-FR"/>
+        </w:rPr>
+        <w:t>Nombre = nombre de joueurs éliminés par ce joueur (kills) ; Valeur = 10 × √N points par élimination (ou un montant fixe réglable) ; Montant = Nombre × Valeur.</w:t>
+      </w:r>
+    </w:p>
+    <w:p>
+      <w:pPr>
+        <w:rPr>
+          <w:lang w:val="fr-FR"/>
+        </w:rPr>
+      </w:pPr>
+      <w:r>
+        <w:rPr>
+          <w:lang w:val="fr-FR"/>
+        </w:rPr>
+        <w:t>Le TOTAL de chaque joueur est la somme de ces quatre primes.</w:t>
+      </w:r>
+    </w:p>
+    <w:p>
+      <w:pPr>
+        <w:pStyle w:val="Titre2"/>
+        <w:rPr>
+          <w:lang w:val="fr-FR"/>
+        </w:rPr>
+      </w:pPr>
+      <w:bookmarkStart w:id="23" w:name="_Toc237602476"/>
+      <w:r>
+        <w:rPr>
+          <w:lang w:val="fr-FR"/>
+        </w:rPr>
+        <w:t>Tableau récapitulatif</w:t>
+      </w:r>
+      <w:bookmarkEnd w:id="23"/>
+    </w:p>
+    <w:p>
+      <w:pPr>
+        <w:rPr>
+          <w:lang w:val="fr-FR"/>
+        </w:rPr>
+      </w:pPr>
+    </w:p>
+    <w:p>
+      <w:pPr>
+        <w:rPr>
+          <w:lang w:val="fr-FR"/>
+        </w:rPr>
+      </w:pPr>
+      <w:r>
+        <w:rPr>
+          <w:lang w:val="fr-FR"/>
+        </w:rPr>
+        <w:t>Colonnes : Joueur, Rang, Présence, Assiduité, Classement, Nb Bounty, Val Bounty, Mon Bounty, TOTAL. Cliquer sur les en-têtes Rang, Nb Bounty ou TOTAL trie le tableau (re-cliquer inverse l'ordre) — trié par TOTAL décroissant par défaut.</w:t>
+      </w:r>
+    </w:p>
+    <w:p>
+      <w:pPr>
+        <w:ind w:left="340"/>
+        <w:rPr>
+          <w:lang w:val="fr-FR"/>
+        </w:rPr>
+      </w:pPr>
+      <w:r>
+        <w:rPr>
+          <w:i/>
+          <w:color w:val="666666"/>
+        </w:rPr>
+        <w:t>💡</w:t>
+      </w:r>
+      <w:r>
+        <w:rPr>
+          <w:i/>
+          <w:color w:val="666666"/>
+          <w:lang w:val="fr-FR"/>
+        </w:rPr>
+        <w:t xml:space="preserve"> L'ordre du tableau (par TOTAL) ne suit pas forcément le Rang : un joueur éliminé plus tôt mais avec beaucoup de bounties peut apparaître devant un joueur mieux classé.</w:t>
+      </w:r>
+    </w:p>
+    <w:p>
+      <w:pPr>
+        <w:pStyle w:val="Titre2"/>
+        <w:rPr>
+          <w:lang w:val="fr-FR"/>
+        </w:rPr>
+      </w:pPr>
+      <w:bookmarkStart w:id="24" w:name="_Toc237602477"/>
+      <w:r>
+        <w:rPr>
+          <w:lang w:val="fr-FR"/>
+        </w:rPr>
+        <w:lastRenderedPageBreak/>
+        <w:t>Exporter les primes</w:t>
+      </w:r>
+      <w:bookmarkEnd w:id="24"/>
+    </w:p>
+    <w:p>
+      <w:pPr>
+        <w:rPr>
+          <w:lang w:val="fr-FR"/>
+        </w:rPr>
+      </w:pPr>
+      <w:r>
+        <w:rPr>
+          <w:lang w:val="fr-FR"/>
+        </w:rPr>
+        <w:t>Le bouton « Exporter les primes (Excel/CSV)... » ouvre une fenêtre pour choisir : le tableau à exporter (Récapitulatif ou Historique, voir ci-dessous), le format (CSV, Excel ou PDF) et les colonnes. Le titre du fichier généré suit le même format que pour le Classement (« Primes du SitnGo/Tournoi du [Club] [Nom du tournoi] du [date] »).</w:t>
+      </w:r>
+    </w:p>
+    <w:p>
+      <w:pPr>
+        <w:ind w:left="340"/>
+        <w:rPr>
+          <w:lang w:val="fr-FR"/>
+        </w:rPr>
+      </w:pPr>
+      <w:r>
+        <w:rPr>
+          <w:i/>
+          <w:color w:val="666666"/>
+        </w:rPr>
+        <w:t>💡</w:t>
+      </w:r>
+      <w:r>
+        <w:rPr>
+          <w:i/>
+          <w:color w:val="666666"/>
+          <w:lang w:val="fr-FR"/>
+        </w:rPr>
+        <w:t xml:space="preserve"> L'export PDF nécessite le paquet optionnel fpdf2 (voir section 2) ; CSV et Excel restent disponibles sans lui.</w:t>
+      </w:r>
+    </w:p>
+    <w:p>
+      <w:pPr>
+        <w:pStyle w:val="Titre2"/>
+        <w:rPr>
+          <w:lang w:val="fr-FR"/>
+        </w:rPr>
+      </w:pPr>
+      <w:bookmarkStart w:id="25" w:name="_Toc237602478"/>
+      <w:r>
+        <w:rPr>
+          <w:lang w:val="fr-FR"/>
+        </w:rPr>
+        <w:t>Historique du bounty progressif (mécanisme PKO interne)</w:t>
+      </w:r>
+      <w:bookmarkEnd w:id="25"/>
+    </w:p>
+    <w:p>
+      <w:pPr>
+        <w:rPr>
+          <w:lang w:val="fr-FR"/>
+        </w:rPr>
+      </w:pPr>
+    </w:p>
+    <w:p>
+      <w:pPr>
+        <w:rPr>
+          <w:lang w:val="fr-FR"/>
+        </w:rPr>
+      </w:pPr>
+      <w:r>
+        <w:rPr>
+          <w:lang w:val="fr-FR"/>
+        </w:rPr>
+        <w:t>Sous le récapitulatif, un second tableau — dans un volet dont on peut faire glisser la frontière à la souris pour l'agrandir — journalise l'ancien mécanisme de bounty en points fixe (mode PKO, voir section 12) : chaque élimination avec bounty attribué, la part empochée en Perso immédiat, et la part ajoutée à la prime de l'éliminateur.</w:t>
+      </w:r>
+    </w:p>
+    <w:p>
+      <w:pPr>
+        <w:ind w:left="340"/>
+        <w:rPr>
+          <w:lang w:val="fr-FR"/>
+        </w:rPr>
+      </w:pPr>
+      <w:r>
+        <w:rPr>
+          <w:i/>
+          <w:color w:val="666666"/>
+        </w:rPr>
+        <w:t>💡</w:t>
+      </w:r>
+      <w:r>
+        <w:rPr>
+          <w:i/>
+          <w:color w:val="666666"/>
+          <w:lang w:val="fr-FR"/>
+        </w:rPr>
+        <w:t xml:space="preserve"> Ce tableau reste vide si le réglage « Montant du bounty en points » (onglet Paramètres) est à 0 — c'est normal : tout le suivi se fait alors uniquement via le récapitulatif ci-dessus (formule automatique).</w:t>
+      </w:r>
+    </w:p>
+    <w:p>
+      <w:pPr>
+        <w:pStyle w:val="Titre1"/>
+        <w:rPr>
+          <w:lang w:val="fr-FR"/>
+        </w:rPr>
+      </w:pPr>
+      <w:bookmarkStart w:id="26" w:name="_Toc237602482"/>
+      <w:r>
+        <w:rPr>
+          <w:lang w:val="fr-FR"/>
+        </w:rPr>
+        <w:lastRenderedPageBreak/>
+        <w:t>9. Onglet Blindes</w:t>
+      </w:r>
+      <w:bookmarkEnd w:id="26"/>
+    </w:p>
+    <w:p>
+      <w:pPr>
+        <w:rPr>
+          <w:lang w:val="fr-FR"/>
+        </w:rPr>
+      </w:pPr>
+      <w:r>
+        <w:rPr>
+          <w:noProof/>
+          <w:lang w:val="fr-FR"/>
+        </w:rPr>
+        <w:drawing>
+          <wp:inline distT="0" distB="0" distL="0" distR="0">
+            <wp:extent cx="6120130" cy="5250180"/>
+            <wp:effectExtent l="0" t="0" r="1270" b="0"/>
+            <wp:docPr id="645107152" name="Image 6"/>
+            <wp:cNvGraphicFramePr>
+              <a:graphicFrameLocks xmlns:a="http://schemas.openxmlformats.org/drawingml/2006/main" noChangeAspect="1"/>
+            </wp:cNvGraphicFramePr>
+            <a:graphic xmlns:a="http://schemas.openxmlformats.org/drawingml/2006/main">
+              <a:graphicData uri="http://schemas.openxmlformats.org/drawingml/2006/picture">
+                <pic:pic xmlns:pic="http://schemas.openxmlformats.org/drawingml/2006/picture">
+                  <pic:nvPicPr>
+                    <pic:cNvPr id="645107152" name="Image 645107152"/>
                     <pic:cNvPicPr/>
                   </pic:nvPicPr>
                   <pic:blipFill>
@@ -5013,7 +5116,7 @@
                   <pic:spPr>
                     <a:xfrm>
                       <a:off x="0" y="0"/>
-                      <a:ext cx="6120130" cy="3298825"/>
+                      <a:ext cx="6120130" cy="5250180"/>
                     </a:xfrm>
                     <a:prstGeom prst="rect">
                       <a:avLst/>
@@ -5033,14 +5136,14 @@
           <w:lang w:val="fr-FR"/>
         </w:rPr>
       </w:pPr>
-      <w:bookmarkStart w:id="29" w:name="_Toc237602483"/>
+      <w:bookmarkStart w:id="27" w:name="_Toc237602483"/>
       <w:r>
         <w:rPr>
           <w:lang w:val="fr-FR"/>
         </w:rPr>
         <w:t>Tableau des rounds</w:t>
       </w:r>
-      <w:bookmarkEnd w:id="29"/>
+      <w:bookmarkEnd w:id="27"/>
     </w:p>
     <w:p>
       <w:r>
@@ -5105,11 +5208,11 @@
       <w:pPr>
         <w:pStyle w:val="Titre2"/>
       </w:pPr>
-      <w:bookmarkStart w:id="30" w:name="_Toc237602484"/>
+      <w:bookmarkStart w:id="28" w:name="_Toc237602484"/>
       <w:r>
         <w:t>Boutons du haut</w:t>
       </w:r>
-      <w:bookmarkEnd w:id="30"/>
+      <w:bookmarkEnd w:id="28"/>
     </w:p>
     <w:p>
       <w:pPr>
@@ -5212,6 +5315,7 @@
         <w:rPr>
           <w:b/>
         </w:rPr>
+        <w:lastRenderedPageBreak/>
         <w:t>💾</w:t>
       </w:r>
       <w:r>
@@ -5225,7 +5329,7 @@
         <w:rPr>
           <w:lang w:val="fr-FR"/>
         </w:rPr>
-        <w:t xml:space="preserve">applique les modifications de ce tableau à ce tournoi ET les enregistre sous un nom au choix, pour les réutiliser plus tard sur d'autres tournois/Sit &amp; Go.</w:t>
+        <w:t>applique les modifications de ce tableau à ce tournoi ET les enregistre sous un nom au choix, pour les réutiliser plus tard sur d'autres tournois/Sit &amp; Go.</w:t>
       </w:r>
     </w:p>
     <w:p>
@@ -5265,7 +5369,13 @@
         </w:rPr>
       </w:pPr>
     </w:p>
-    <w:p/>
+    <w:p>
+      <w:pPr>
+        <w:rPr>
+          <w:lang w:val="fr-FR"/>
+        </w:rPr>
+      </w:pPr>
+    </w:p>
     <w:p>
       <w:pPr>
         <w:pStyle w:val="Listepuces"/>
@@ -5299,7 +5409,6 @@
           <w:b/>
           <w:lang w:val="fr-FR"/>
         </w:rPr>
-        <w:lastRenderedPageBreak/>
         <w:t xml:space="preserve">Modifier durée (tous niveaux) — </w:t>
       </w:r>
       <w:r>
@@ -5369,7 +5478,7 @@
         <w:rPr>
           <w:lang w:val="fr-FR"/>
         </w:rPr>
-        <w:t xml:space="preserve">On peut aussi générer automatiquement le tableau à partir des paramètres dans la section</w:t>
+        <w:t>On peut aussi générer automatiquement le tableau à partir des paramètres dans la section</w:t>
       </w:r>
     </w:p>
     <w:p>
@@ -5392,11 +5501,66 @@
           <w:lang w:val="fr-FR"/>
         </w:rPr>
       </w:pPr>
-      <w:r>
-        <w:rPr>
-          <w:lang w:val="fr-FR"/>
-        </w:rPr>
-        <w:t xml:space="preserve">A droite du tableau des rounds, un panneau permet de renseigner les jetons utilisés pour ce tournoi (facultatif) : nom, pastille cliquable (couleur unie ou image de jeton importée, au choix dans le menu qui s'ouvre au clic), valeur, et nombre par joueur, avec un Total calculé automatiquement pour chaque ligne (Valeur x Nombre).</w:t>
+    </w:p>
+    <w:p>
+      <w:pPr>
+        <w:rPr>
+          <w:lang w:val="fr-FR"/>
+        </w:rPr>
+      </w:pPr>
+      <w:r>
+        <w:rPr>
+          <w:noProof/>
+          <w:lang w:val="fr-FR"/>
+        </w:rPr>
+        <w:drawing>
+          <wp:inline distT="0" distB="0" distL="0" distR="0">
+            <wp:extent cx="3204763" cy="3467100"/>
+            <wp:effectExtent l="0" t="0" r="0" b="0"/>
+            <wp:docPr id="932461378" name="Image 7"/>
+            <wp:cNvGraphicFramePr>
+              <a:graphicFrameLocks xmlns:a="http://schemas.openxmlformats.org/drawingml/2006/main" noChangeAspect="1"/>
+            </wp:cNvGraphicFramePr>
+            <a:graphic xmlns:a="http://schemas.openxmlformats.org/drawingml/2006/main">
+              <a:graphicData uri="http://schemas.openxmlformats.org/drawingml/2006/picture">
+                <pic:pic xmlns:pic="http://schemas.openxmlformats.org/drawingml/2006/picture">
+                  <pic:nvPicPr>
+                    <pic:cNvPr id="932461378" name="Image 932461378"/>
+                    <pic:cNvPicPr/>
+                  </pic:nvPicPr>
+                  <pic:blipFill>
+                    <a:blip r:embed="rId17"/>
+                    <a:stretch>
+                      <a:fillRect/>
+                    </a:stretch>
+                  </pic:blipFill>
+                  <pic:spPr>
+                    <a:xfrm>
+                      <a:off x="0" y="0"/>
+                      <a:ext cx="3218417" cy="3481872"/>
+                    </a:xfrm>
+                    <a:prstGeom prst="rect">
+                      <a:avLst/>
+                    </a:prstGeom>
+                  </pic:spPr>
+                </pic:pic>
+              </a:graphicData>
+            </a:graphic>
+          </wp:inline>
+        </w:drawing>
+      </w:r>
+    </w:p>
+    <w:p>
+      <w:pPr>
+        <w:rPr>
+          <w:lang w:val="fr-FR"/>
+        </w:rPr>
+      </w:pPr>
+      <w:r>
+        <w:rPr>
+          <w:lang w:val="fr-FR"/>
+        </w:rPr>
+        <w:t>A droite du tableau des rounds, un panneau permet de renseigner les jetons utilisés pour ce tournoi (facultatif) : nom, pastille cliquable (couleur unie ou image de jeton importée, au choix dans le menu qui s'ouvre au clic), valeur, et nombre par joueur, avec un Total calculé automatiquement pour chaque ligne (Valeur x Nombre).</w:t>
       </w:r>
     </w:p>
     <w:p>
@@ -5417,7 +5581,7 @@
         <w:rPr>
           <w:lang w:val="fr-FR"/>
         </w:rPr>
-        <w:t xml:space="preserve">ajoute une ligne au tableau.</w:t>
+        <w:t>ajoute une ligne au tableau.</w:t>
       </w:r>
     </w:p>
     <w:p>
@@ -5438,7 +5602,7 @@
         <w:rPr>
           <w:lang w:val="fr-FR"/>
         </w:rPr>
-        <w:t xml:space="preserve">supprime cette ligne.</w:t>
+        <w:t>supprime cette ligne.</w:t>
       </w:r>
     </w:p>
     <w:p>
@@ -5453,26 +5617,27 @@
           <w:b/>
           <w:lang w:val="fr-FR"/>
         </w:rPr>
+        <w:lastRenderedPageBreak/>
         <w:t xml:space="preserve">📂 Récupérer Jetons... / 💾 Enregistrer Jetons sous... — </w:t>
       </w:r>
       <w:r>
         <w:rPr>
           <w:lang w:val="fr-FR"/>
         </w:rPr>
-        <w:t xml:space="preserve">mêmes principes que pour les structures de blindes (voir « Boutons du haut » ci-dessus) : appliquer un jeu de jetons déjà enregistré, ou enregistrer celui de ce tableau sous un nom pour le réutiliser sur d'autres tournois/Sit &amp; Go.</w:t>
-      </w:r>
-    </w:p>
-    <w:p>
-      <w:pPr>
-        <w:rPr>
-          <w:lang w:val="fr-FR"/>
-        </w:rPr>
-      </w:pPr>
-      <w:r>
-        <w:rPr>
-          <w:lang w:val="fr-FR"/>
-        </w:rPr>
-        <w:t xml:space="preserve">En bas du panneau : « Nombre des jetons / joueur » (somme des colonnes Nombre) et « Valeur des jetons / joueur » (somme des colonnes Total) — mis à jour en direct pendant la saisie.</w:t>
+        <w:t>mêmes principes que pour les structures de blindes (voir « Boutons du haut » ci-dessus) : appliquer un jeu de jetons déjà enregistré, ou enregistrer celui de ce tableau sous un nom pour le réutiliser sur d'autres tournois/Sit &amp; Go.</w:t>
+      </w:r>
+    </w:p>
+    <w:p>
+      <w:pPr>
+        <w:rPr>
+          <w:lang w:val="fr-FR"/>
+        </w:rPr>
+      </w:pPr>
+      <w:r>
+        <w:rPr>
+          <w:lang w:val="fr-FR"/>
+        </w:rPr>
+        <w:t>En bas du panneau : « Nombre des jetons / joueur » (somme des colonnes Nombre) et « Valeur des jetons / joueur » (somme des colonnes Total) — mis à jour en direct pendant la saisie.</w:t>
       </w:r>
     </w:p>
     <w:p>
@@ -5507,9 +5672,10 @@
           <w:lang w:val="fr-FR"/>
         </w:rPr>
       </w:pPr>
-      <w:bookmarkStart w:id="31" w:name="_Toc237602481"/>
-      <w:r>
-        <w:rPr>
+      <w:bookmarkStart w:id="29" w:name="_Toc237602481"/>
+      <w:r>
+        <w:rPr>
+          <w:noProof/>
           <w:lang w:val="fr-FR"/>
         </w:rPr>
         <w:drawing>
@@ -5528,7 +5694,7 @@
                     <pic:cNvPicPr/>
                   </pic:nvPicPr>
                   <pic:blipFill>
-                    <a:blip r:embed="rId17"/>
+                    <a:blip r:embed="rId18"/>
                     <a:stretch>
                       <a:fillRect/>
                     </a:stretch>
@@ -5578,23 +5744,24 @@
         </w:rPr>
         <w:t>Écran projecteur</w:t>
       </w:r>
-      <w:bookmarkEnd w:id="31"/>
-    </w:p>
-    <w:p>
-      <w:pPr>
-        <w:rPr>
-          <w:lang w:val="fr-FR"/>
-        </w:rPr>
-      </w:pPr>
-      <w:r>
-        <w:rPr>
+      <w:bookmarkEnd w:id="29"/>
+    </w:p>
+    <w:p>
+      <w:pPr>
+        <w:rPr>
+          <w:lang w:val="fr-FR"/>
+        </w:rPr>
+      </w:pPr>
+      <w:r>
+        <w:rPr>
+          <w:noProof/>
           <w:lang w:val="fr-FR"/>
         </w:rPr>
         <w:drawing>
-          <wp:inline distT="0" distB="0" distL="0" distR="0" wp14:anchorId="36E14EAD" wp14:editId="6EB614F4">
-            <wp:extent cx="3454400" cy="2075579"/>
+          <wp:inline distT="0" distB="0" distL="0" distR="0">
+            <wp:extent cx="3800388" cy="2565400"/>
             <wp:effectExtent l="0" t="0" r="0" b="0"/>
-            <wp:docPr id="1022657591" name="Image 1"/>
+            <wp:docPr id="1484199174" name="Image 8"/>
             <wp:cNvGraphicFramePr>
               <a:graphicFrameLocks xmlns:a="http://schemas.openxmlformats.org/drawingml/2006/main" noChangeAspect="1"/>
             </wp:cNvGraphicFramePr>
@@ -5602,11 +5769,11 @@
               <a:graphicData uri="http://schemas.openxmlformats.org/drawingml/2006/picture">
                 <pic:pic xmlns:pic="http://schemas.openxmlformats.org/drawingml/2006/picture">
                   <pic:nvPicPr>
-                    <pic:cNvPr id="1022657591" name=""/>
+                    <pic:cNvPr id="1484199174" name="Image 1484199174"/>
                     <pic:cNvPicPr/>
                   </pic:nvPicPr>
                   <pic:blipFill>
-                    <a:blip r:embed="rId18"/>
+                    <a:blip r:embed="rId19"/>
                     <a:stretch>
                       <a:fillRect/>
                     </a:stretch>
@@ -5614,7 +5781,7 @@
                   <pic:spPr>
                     <a:xfrm>
                       <a:off x="0" y="0"/>
-                      <a:ext cx="3466129" cy="2082626"/>
+                      <a:ext cx="3813545" cy="2574281"/>
                     </a:xfrm>
                     <a:prstGeom prst="rect">
                       <a:avLst/>
@@ -5637,7 +5804,9 @@
         <w:rPr>
           <w:lang w:val="fr-FR"/>
         </w:rPr>
-        <w:t>Le menu Affichage → « Ouvrir l'écran chronomètre » ouvre une fenêtre séparée, pensée pour être affichée en plein écran (touche F11, Échap pour sortir) sur un vidéoprojecteur ou un second écran : rappel des raccourcis clavier en haut à gauche, round en cours, minuteur en grand (clignote en doré pendant les pauses), prochain round, heure de la prochaine pause, puis, centrés en bas, joueurs restants, tapis moyen et durée du tournoi (temps écoulé depuis le tout premier démarrage, figée une fois la partie terminée).</w:t>
+        <w:t xml:space="preserve">Le menu Affichage → « Ouvrir l'écran chronomètre » ouvre une fenêtre séparée, pensée pour être affichée en plein écran (touche F11, Échap pour sortir) sur un vidéoprojecteur ou un second écran : rappel des raccourcis clavier en haut à gauche, round en cours, minuteur en grand (clignote en doré pendant les </w:t>
+        <w:lastRenderedPageBreak/>
+        <w:t>pauses), prochain round, heure de la prochaine pause, puis, centrés en bas, joueurs restants, tapis moyen et durée du tournoi (temps écoulé depuis le tout premier démarrage, figée une fois la partie terminée).</w:t>
       </w:r>
     </w:p>
     <w:p>
@@ -5695,15 +5864,14 @@
           <w:lang w:val="fr-FR"/>
         </w:rPr>
       </w:pPr>
-      <w:bookmarkStart w:id="26" w:name="_Toc237602479"/>
-      <w:r>
-        <w:rPr>
-          <w:lang w:val="fr-FR"/>
-        </w:rPr>
-        <w:lastRenderedPageBreak/>
+      <w:bookmarkStart w:id="30" w:name="_Toc237602479"/>
+      <w:r>
+        <w:rPr>
+          <w:lang w:val="fr-FR"/>
+        </w:rPr>
         <w:t>10. Onglet Chronomètre</w:t>
       </w:r>
-      <w:bookmarkEnd w:id="26"/>
+      <w:bookmarkEnd w:id="30"/>
     </w:p>
     <w:p>
       <w:pPr>
@@ -5717,10 +5885,10 @@
           <w:lang w:val="fr-FR"/>
         </w:rPr>
         <w:drawing>
-          <wp:inline distT="0" distB="0" distL="0" distR="0" wp14:anchorId="6261C438" wp14:editId="5BB185BD">
-            <wp:extent cx="4804236" cy="3138854"/>
-            <wp:effectExtent l="0" t="0" r="0" b="0"/>
-            <wp:docPr id="1947315614" name="Image 1"/>
+          <wp:inline distT="0" distB="0" distL="0" distR="0">
+            <wp:extent cx="6120130" cy="3316605"/>
+            <wp:effectExtent l="0" t="0" r="1270" b="0"/>
+            <wp:docPr id="1091568220" name="Image 9"/>
             <wp:cNvGraphicFramePr>
               <a:graphicFrameLocks xmlns:a="http://schemas.openxmlformats.org/drawingml/2006/main" noChangeAspect="1"/>
             </wp:cNvGraphicFramePr>
@@ -5728,528 +5896,7 @@
               <a:graphicData uri="http://schemas.openxmlformats.org/drawingml/2006/picture">
                 <pic:pic xmlns:pic="http://schemas.openxmlformats.org/drawingml/2006/picture">
                   <pic:nvPicPr>
-                    <pic:cNvPr id="1947315614" name=""/>
-                    <pic:cNvPicPr/>
-                  </pic:nvPicPr>
-                  <pic:blipFill>
-                    <a:blip r:embed="rId15"/>
-                    <a:stretch>
-                      <a:fillRect/>
-                    </a:stretch>
-                  </pic:blipFill>
-                  <pic:spPr>
-                    <a:xfrm>
-                      <a:off x="0" y="0"/>
-                      <a:ext cx="4828436" cy="3154665"/>
-                    </a:xfrm>
-                    <a:prstGeom prst="rect">
-                      <a:avLst/>
-                    </a:prstGeom>
-                  </pic:spPr>
-                </pic:pic>
-              </a:graphicData>
-            </a:graphic>
-          </wp:inline>
-        </w:drawing>
-      </w:r>
-    </w:p>
-    <w:p>
-      <w:pPr>
-        <w:rPr>
-          <w:lang w:val="fr-FR"/>
-        </w:rPr>
-      </w:pPr>
-      <w:r>
-        <w:rPr>
-          <w:lang w:val="fr-FR"/>
-        </w:rPr>
-        <w:t>Une structure de blindes standard est préchargée à la création du tournoi (modifiable en détail dans l'onglet Blindes, section 9, ou régénérée d'un coup dans Paramètres, section 12).</w:t>
-      </w:r>
-    </w:p>
-    <w:p>
-      <w:pPr>
-        <w:pStyle w:val="Listepuces"/>
-        <w:rPr>
-          <w:lang w:val="fr-FR"/>
-        </w:rPr>
-      </w:pPr>
-      <w:r>
-        <w:rPr>
-          <w:b/>
-          <w:lang w:val="fr-FR"/>
-        </w:rPr>
-        <w:t xml:space="preserve">Démarrer / Reprendre, Pause — </w:t>
-      </w:r>
-      <w:r>
-        <w:rPr>
-          <w:lang w:val="fr-FR"/>
-        </w:rPr>
-        <w:t>pilotent le minuteur du niveau en cours.</w:t>
-      </w:r>
-    </w:p>
-    <w:p>
-      <w:pPr>
-        <w:pStyle w:val="Listepuces"/>
-        <w:rPr>
-          <w:lang w:val="fr-FR"/>
-        </w:rPr>
-      </w:pPr>
-      <w:r>
-        <w:rPr>
-          <w:b/>
-          <w:lang w:val="fr-FR"/>
-        </w:rPr>
-        <w:t xml:space="preserve">Niveau précédent / suivant — </w:t>
-      </w:r>
-      <w:r>
-        <w:rPr>
-          <w:lang w:val="fr-FR"/>
-        </w:rPr>
-        <w:t>navigation manuelle entre les niveaux.</w:t>
-      </w:r>
-    </w:p>
-    <w:p>
-      <w:pPr>
-        <w:rPr>
-          <w:lang w:val="fr-FR"/>
-        </w:rPr>
-      </w:pPr>
-      <w:r>
-        <w:rPr>
-          <w:lang w:val="fr-FR"/>
-        </w:rPr>
-        <w:t>Le passage au niveau suivant se fait aussi automatiquement à la fin du temps imparti. Double-cliquer sur un niveau dans le tableau y va directement.</w:t>
-      </w:r>
-    </w:p>
-    <w:p>
-      <w:r>
-        <w:rPr>
-          <w:lang w:val="fr-FR"/>
-        </w:rPr>
-        <w:t xml:space="preserve">Les 5 boutons ci-dessus sont regroupés en haut à droite de l'onglet, les uns sous les autres ; les informations du niveau en cours (niveau, minuteur, blindes, niveau suivant) occupent le reste de la largeur, à gauche, avec « Round » affiché juste à droite de « Niveau ». Contrairement à Niveau (numéro brut, pauses comprises — comme le tableau de structure ci-dessous et les boutons Niveau précédent/suivant), Round n'avance pas pendant une pause ; le tableau de structure reprend d'ailleurs cette même colonne Round, pour repérer facilement à quel round correspond chaque ligne — voir aussi la colonne Round de l'onglet Blindes, section 9.</w:t>
-      </w:r>
-    </w:p>
-    <w:p>
-      <w:pPr>
-        <w:pStyle w:val="Titre2"/>
-      </w:pPr>
-      <w:bookmarkStart w:id="27" w:name="_Toc237602480"/>
-      <w:r>
-        <w:lastRenderedPageBreak/>
-        <w:t xml:space="preserve">Structure de blindes </w:t>
-      </w:r>
-      <w:bookmarkEnd w:id="27"/>
-    </w:p>
-    <w:p>
-      <w:pPr>
-        <w:pStyle w:val="Titre2"/>
-        <w:rPr>
-          <w:lang w:val="fr-FR"/>
-        </w:rPr>
-      </w:pPr>
-      <w:r>
-        <w:rPr>
-          <w:lang w:val="fr-FR"/>
-        </w:rPr>
-        <w:t>Sons</w:t>
-      </w:r>
-    </w:p>
-    <w:p>
-      <w:pPr>
-        <w:rPr>
-          <w:lang w:val="fr-FR"/>
-        </w:rPr>
-      </w:pPr>
-      <w:r>
-        <w:rPr>
-          <w:lang w:val="fr-FR"/>
-        </w:rPr>
-        <w:t xml:space="preserve">Sous « Modifier durée de la Pause », trois boutons associent un fichier son (.wav) à des moments clés du chronomètre :</w:t>
-      </w:r>
-    </w:p>
-    <w:p>
-      <w:pPr>
-        <w:pStyle w:val="Listepuces"/>
-        <w:rPr>
-          <w:lang w:val="fr-FR"/>
-        </w:rPr>
-      </w:pPr>
-      <w:r>
-        <w:rPr>
-          <w:b/>
-          <w:lang w:val="fr-FR"/>
-        </w:rPr>
-        <w:t xml:space="preserve">Son début Pause — </w:t>
-      </w:r>
-      <w:r>
-        <w:rPr>
-          <w:lang w:val="fr-FR"/>
-        </w:rPr>
-        <w:t xml:space="preserve">joué quand un round de blindes se termine en débouchant sur une pause.</w:t>
-      </w:r>
-    </w:p>
-    <w:p>
-      <w:pPr>
-        <w:pStyle w:val="Listepuces"/>
-        <w:rPr>
-          <w:lang w:val="fr-FR"/>
-        </w:rPr>
-      </w:pPr>
-      <w:r>
-        <w:rPr>
-          <w:b/>
-          <w:lang w:val="fr-FR"/>
-        </w:rPr>
-        <w:t xml:space="preserve">Son Fin Pause — </w:t>
-      </w:r>
-      <w:r>
-        <w:rPr>
-          <w:lang w:val="fr-FR"/>
-        </w:rPr>
-        <w:t xml:space="preserve">joué quand une pause se termine.</w:t>
-      </w:r>
-    </w:p>
-    <w:p>
-      <w:pPr>
-        <w:pStyle w:val="Listepuces"/>
-        <w:rPr>
-          <w:lang w:val="fr-FR"/>
-        </w:rPr>
-      </w:pPr>
-      <w:r>
-        <w:rPr>
-          <w:b/>
-          <w:lang w:val="fr-FR"/>
-        </w:rPr>
-        <w:t xml:space="preserve">Son fin Round — </w:t>
-      </w:r>
-      <w:r>
-        <w:rPr>
-          <w:lang w:val="fr-FR"/>
-        </w:rPr>
-        <w:t xml:space="preserve">joué à la fin de tout round de blindes normal (les deux sons peuvent donc s'enchîner si un round débouche sur une pause).</w:t>
-      </w:r>
-    </w:p>
-    <w:p>
-      <w:pPr>
-        <w:rPr>
-          <w:lang w:val="fr-FR"/>
-        </w:rPr>
-      </w:pPr>
-      <w:r>
-        <w:rPr>
-          <w:lang w:val="fr-FR"/>
-        </w:rPr>
-        <w:t xml:space="preserve">Clic gauche sur un bouton pour choisir/remplacer le fichier .wav ; clic droit pour retirer le son configuré. Le texte du bouton indique le fichier actuellement choisi, ou « (aucun) ».</w:t>
-      </w:r>
-    </w:p>
-    <w:p>
-      <w:r>
-        <w:rPr>
-          <w:lang w:val="fr-FR"/>
-        </w:rPr>
-        <w:t xml:space="preserve">Sous chacun de ces 3 boutons, un champ Durée (en millisecondes) tronque le fichier choisi s'il dure plus longtemps qu'elle, et un bouton Test permet de l'écouter immédiatement, sans attendre le déclenchement réel.</w:t>
-      </w:r>
-    </w:p>
-    <w:p>
-      <w:pPr>
-        <w:ind w:left="340"/>
-        <w:rPr>
-          <w:i/>
-          <w:color w:val="666666"/>
-          <w:lang w:val="fr-FR"/>
-        </w:rPr>
-      </w:pPr>
-      <w:r>
-        <w:rPr>
-          <w:i/>
-          <w:color w:val="666666"/>
-        </w:rPr>
-        <w:t>💡</w:t>
-      </w:r>
-      <w:r>
-        <w:rPr>
-          <w:i/>
-          <w:color w:val="666666"/>
-          <w:lang w:val="fr-FR"/>
-        </w:rPr>
-        <w:t xml:space="preserve"> Ces sons sont communs à tous les tournois et Sit &amp; Go — choisis une fois, ils sont automatiquement proposés partout ensuite, sans avoir à les reconfigurer à chaque nouveau tournoi.</w:t>
-      </w:r>
-    </w:p>
-    <w:p>
-      <w:pPr>
-        <w:ind w:left="340"/>
-        <w:rPr>
-          <w:lang w:val="fr-FR"/>
-        </w:rPr>
-      </w:pPr>
-      <w:r>
-        <w:rPr>
-          <w:i/>
-          <w:color w:val="666666"/>
-        </w:rPr>
-        <w:t>💡</w:t>
-      </w:r>
-      <w:r>
-        <w:rPr>
-          <w:i/>
-          <w:color w:val="666666"/>
-          <w:lang w:val="fr-FR"/>
-        </w:rPr>
-        <w:t xml:space="preserve"> Si le contenu de cet onglet dépasse la hauteur de l'écran, un ascenseur apparaît sur le côté droit — comme dans les onglets Paramètres et Blindes.</w:t>
-      </w:r>
-    </w:p>
-    <w:p>
-      <w:pPr>
-        <w:pStyle w:val="Titre1"/>
-        <w:rPr>
-          <w:lang w:val="fr-FR"/>
-        </w:rPr>
-      </w:pPr>
-      <w:bookmarkStart w:id="32" w:name="_Toc237602485"/>
-      <w:r>
-        <w:rPr>
-          <w:lang w:val="fr-FR"/>
-        </w:rPr>
-        <w:lastRenderedPageBreak/>
-        <w:t>11. Onglet Classement</w:t>
-      </w:r>
-      <w:bookmarkEnd w:id="32"/>
-    </w:p>
-    <w:p>
-      <w:r>
-        <w:rPr>
-          <w:lang w:val="fr-FR"/>
-        </w:rPr>
-        <w:t xml:space="preserve">Trace l'ordre d'élimination des joueurs au fur et à mesure du tournoi — qui a été éliminé quand, par qui, et à quel round — plutôt qu'une grille de gains à configurer.</w:t>
-      </w:r>
-    </w:p>
-    <w:p>
-      <w:pPr>
-        <w:ind w:left="340"/>
-        <w:rPr>
-          <w:lang w:val="fr-FR"/>
-        </w:rPr>
-      </w:pPr>
-      <w:r>
-        <w:rPr>
-          <w:i/>
-          <w:color w:val="666666"/>
-        </w:rPr>
-        <w:t>💡</w:t>
-      </w:r>
-      <w:r>
-        <w:rPr>
-          <w:i/>
-          <w:color w:val="666666"/>
-          <w:lang w:val="fr-FR"/>
-        </w:rPr>
-        <w:t xml:space="preserve"> Seuls les joueurs déjà classés (éliminés, ou le vainqueur une fois le tournoi terminé) apparaissent dans ce tableau ; les joueurs encore actifs n'y figurent pas, pour rester lisible pendant le jeu.</w:t>
-      </w:r>
-    </w:p>
-    <w:p>
-      <w:pPr>
-        <w:pStyle w:val="Titre2"/>
-        <w:rPr>
-          <w:lang w:val="fr-FR"/>
-        </w:rPr>
-      </w:pPr>
-      <w:bookmarkStart w:id="501" w:name="_Toc950000501"/>
-      <w:r>
-        <w:rPr>
-          <w:lang w:val="fr-FR"/>
-        </w:rPr>
-        <w:t>Colonnes</w:t>
-      </w:r>
-      <w:bookmarkEnd w:id="501"/>
-    </w:p>
-    <w:p>
-      <w:r>
-        <w:rPr>
-          <w:lang w:val="fr-FR"/>
-        </w:rPr>
-        <w:t xml:space="preserve">Nom, Rang, Éliminé le (date et heure, au format JJ/MM/AAAA), Round (round de la structure de blindes où l'élimination a eu lieu), Éliminé par.</w:t>
-      </w:r>
-    </w:p>
-    <w:p>
-      <w:r>
-        <w:rPr>
-          <w:lang w:val="fr-FR"/>
-        </w:rPr>
-        <w:t xml:space="preserve">Cliquer sur l'en-tête « Nom » ou « Rang » trie le tableau (re-cliquer inverse l'ordre) ; par défaut, le tri part du plus récemment éliminé (rang le plus bas, donc le plus proche de la victoire) vers le plus ancien.</w:t>
-      </w:r>
-    </w:p>
-    <w:p>
-      <w:pPr>
-        <w:pStyle w:val="Titre2"/>
-        <w:rPr>
-          <w:lang w:val="fr-FR"/>
-        </w:rPr>
-      </w:pPr>
-      <w:bookmarkStart w:id="502" w:name="_Toc950000502"/>
-      <w:r>
-        <w:rPr>
-          <w:lang w:val="fr-FR"/>
-        </w:rPr>
-        <w:t>Résumé et défilement automatique</w:t>
-      </w:r>
-      <w:bookmarkEnd w:id="502"/>
-    </w:p>
-    <w:p>
-      <w:r>
-        <w:rPr>
-          <w:lang w:val="fr-FR"/>
-        </w:rPr>
-        <w:t xml:space="preserve">Au-dessus du tableau : Éliminés | En cours | Total, mis à jour en direct. Si le tableau dépasse la hauteur affichée à l'écran, il défile automatiquement (comme l'onglet Tables, chapitre 6) ; sinon rien ne défile. La molette de la souris permet aussi de défiler manuellement.</w:t>
-      </w:r>
-    </w:p>
-    <w:p>
-      <w:pPr>
-        <w:pStyle w:val="Titre2"/>
-        <w:rPr>
-          <w:lang w:val="fr-FR"/>
-        </w:rPr>
-      </w:pPr>
-      <w:bookmarkStart w:id="33" w:name="_Toc237602486"/>
-      <w:r>
-        <w:rPr>
-          <w:lang w:val="fr-FR"/>
-        </w:rPr>
-        <w:t>Exporter le classement</w:t>
-      </w:r>
-      <w:bookmarkEnd w:id="33"/>
-    </w:p>
-    <w:p>
-      <w:r>
-        <w:rPr>
-          <w:lang w:val="fr-FR"/>
-        </w:rPr>
-        <w:t xml:space="preserve">Le bouton « Exporter le classement (Excel/CSV)... » exporte exactement le tableau affiché (colonnes fixes, pas de sélection possible), trié par Rang. Le titre du fichier généré suit le format « Classement du SitnGo/Tournoi du [Club] [Nom du tournoi] du [date] » selon que le tournoi a été créé via « Sit &amp; Go rapide » ou non.</w:t>
-      </w:r>
-    </w:p>
-    <w:p>
-      <w:pPr>
-        <w:ind w:left="340"/>
-        <w:rPr>
-          <w:lang w:val="fr-FR"/>
-        </w:rPr>
-      </w:pPr>
-      <w:r>
-        <w:rPr>
-          <w:i/>
-          <w:color w:val="666666"/>
-        </w:rPr>
-        <w:t>💡</w:t>
-      </w:r>
-      <w:r>
-        <w:rPr>
-          <w:i/>
-          <w:color w:val="666666"/>
-          <w:lang w:val="fr-FR"/>
-        </w:rPr>
-        <w:t xml:space="preserve"> Pour un classement nominatif complet avec les gains (Gain €, Buy-ins, Rebuys, Add-ons...), utilisez plutôt « Exporter les résultats (Excel/CSV)... » du menu Fichier — voir ci-dessous. La grille de pourcentages par place n'a plus d'écran dédié : elle reste calculée automatiquement (répartition standard selon le nombre d'entrées pour un Sit &amp; Go, 100% au vainqueur sinon).</w:t>
-      </w:r>
-    </w:p>
-    <w:p>
-      <w:pPr>
-        <w:pStyle w:val="Titre2"/>
-        <w:rPr>
-          <w:lang w:val="fr-FR"/>
-        </w:rPr>
-      </w:pPr>
-      <w:bookmarkStart w:id="34" w:name="_Toc237602487"/>
-      <w:r>
-        <w:rPr>
-          <w:lang w:val="fr-FR"/>
-        </w:rPr>
-        <w:t>Exporter les résultats (classement nominatif)</w:t>
-      </w:r>
-      <w:bookmarkEnd w:id="34"/>
-    </w:p>
-    <w:p>
-      <w:r>
-        <w:rPr>
-          <w:lang w:val="fr-FR"/>
-        </w:rPr>
-        <w:t xml:space="preserve">Le bouton « Exporter les résultats (Excel/CSV)... » du menu Fichier (distinct de l'export ci-dessus) ouvre une fenêtre pour choisir le format et les colonnes d'un classement nominatif complet du tournoi : Rang, Nom, Statut, Gain, Buy-ins, Rebuys, Add-ons, et Prime gagnée si le bounty est utilisé.</w:t>
-      </w:r>
-    </w:p>
-    <w:p>
-      <w:pPr>
-        <w:ind w:left="340"/>
-        <w:rPr>
-          <w:lang w:val="fr-FR"/>
-        </w:rPr>
-      </w:pPr>
-      <w:r>
-        <w:rPr>
-          <w:i/>
-          <w:color w:val="666666"/>
-        </w:rPr>
-        <w:t>💡</w:t>
-      </w:r>
-      <w:r>
-        <w:rPr>
-          <w:i/>
-          <w:color w:val="666666"/>
-          <w:lang w:val="fr-FR"/>
-        </w:rPr>
-        <w:t xml:space="preserve"> Comme pour tous les exports du logiciel : le format et les colonnes cochées sont mémorisés d'une fois sur l'autre, et le fichier généré s'ouvre automatiquement une fois l'export terminé. L'Excel nécessite openpyxl, le PDF nécessite fpdf2 (voir chapitre 2).</w:t>
-      </w:r>
-    </w:p>
-    <w:p>
-      <w:pPr>
-        <w:pStyle w:val="Titre1"/>
-        <w:rPr>
-          <w:lang w:val="fr-FR"/>
-        </w:rPr>
-      </w:pPr>
-      <w:bookmarkStart w:id="35" w:name="_Toc237602488"/>
-      <w:r>
-        <w:rPr>
-          <w:lang w:val="fr-FR"/>
-        </w:rPr>
-        <w:t>12. Onglet Paramètres</w:t>
-      </w:r>
-      <w:bookmarkEnd w:id="35"/>
-    </w:p>
-    <w:p>
-      <w:pPr>
-        <w:rPr>
-          <w:lang w:val="fr-FR"/>
-        </w:rPr>
-      </w:pPr>
-      <w:r>
-        <w:rPr>
-          <w:lang w:val="fr-FR"/>
-        </w:rPr>
-        <w:t>Regroupe tous les réglages du tournoi, en deux colonnes.</w:t>
-      </w:r>
-    </w:p>
-    <w:p>
-      <w:pPr>
-        <w:rPr>
-          <w:lang w:val="fr-FR"/>
-        </w:rPr>
-      </w:pPr>
-      <w:r>
-        <w:rPr>
-          <w:lang w:val="fr-FR"/>
-        </w:rPr>
-        <w:lastRenderedPageBreak/>
-        <w:drawing>
-          <wp:inline distT="0" distB="0" distL="0" distR="0" wp14:anchorId="5D7D7A2B" wp14:editId="4B3D0F2A">
-            <wp:extent cx="6120130" cy="3363595"/>
-            <wp:effectExtent l="0" t="0" r="1270" b="1905"/>
-            <wp:docPr id="2009494772" name="Image 1"/>
-            <wp:cNvGraphicFramePr>
-              <a:graphicFrameLocks xmlns:a="http://schemas.openxmlformats.org/drawingml/2006/main" noChangeAspect="1"/>
-            </wp:cNvGraphicFramePr>
-            <a:graphic xmlns:a="http://schemas.openxmlformats.org/drawingml/2006/main">
-              <a:graphicData uri="http://schemas.openxmlformats.org/drawingml/2006/picture">
-                <pic:pic xmlns:pic="http://schemas.openxmlformats.org/drawingml/2006/picture">
-                  <pic:nvPicPr>
-                    <pic:cNvPr id="2009494772" name=""/>
+                    <pic:cNvPr id="1091568220" name="Image 1091568220"/>
                     <pic:cNvPicPr/>
                   </pic:nvPicPr>
                   <pic:blipFill>
@@ -6261,7 +5908,7 @@
                   <pic:spPr>
                     <a:xfrm>
                       <a:off x="0" y="0"/>
-                      <a:ext cx="6120130" cy="3363595"/>
+                      <a:ext cx="6120130" cy="3316605"/>
                     </a:xfrm>
                     <a:prstGeom prst="rect">
                       <a:avLst/>
@@ -6284,6 +5931,617 @@
         <w:rPr>
           <w:lang w:val="fr-FR"/>
         </w:rPr>
+        <w:t>Une structure de blindes standard est préchargée à la création du tournoi (modifiable en détail dans l'onglet Blindes, section 9, ou régénérée d'un coup dans Paramètres, section 12).</w:t>
+      </w:r>
+    </w:p>
+    <w:p>
+      <w:pPr>
+        <w:pStyle w:val="Listepuces"/>
+        <w:rPr>
+          <w:lang w:val="fr-FR"/>
+        </w:rPr>
+      </w:pPr>
+      <w:r>
+        <w:rPr>
+          <w:b/>
+          <w:lang w:val="fr-FR"/>
+        </w:rPr>
+        <w:t xml:space="preserve">Démarrer / Reprendre, Pause — </w:t>
+      </w:r>
+      <w:r>
+        <w:rPr>
+          <w:lang w:val="fr-FR"/>
+        </w:rPr>
+        <w:t>pilotent le minuteur du niveau en cours.</w:t>
+      </w:r>
+    </w:p>
+    <w:p>
+      <w:pPr>
+        <w:pStyle w:val="Listepuces"/>
+        <w:rPr>
+          <w:lang w:val="fr-FR"/>
+        </w:rPr>
+      </w:pPr>
+      <w:r>
+        <w:rPr>
+          <w:b/>
+          <w:lang w:val="fr-FR"/>
+        </w:rPr>
+        <w:t xml:space="preserve">Niveau précédent / suivant — </w:t>
+      </w:r>
+      <w:r>
+        <w:rPr>
+          <w:lang w:val="fr-FR"/>
+        </w:rPr>
+        <w:t>navigation manuelle entre les niveaux.</w:t>
+      </w:r>
+    </w:p>
+    <w:p>
+      <w:pPr>
+        <w:rPr>
+          <w:lang w:val="fr-FR"/>
+        </w:rPr>
+      </w:pPr>
+      <w:r>
+        <w:rPr>
+          <w:lang w:val="fr-FR"/>
+        </w:rPr>
+        <w:t>Le passage au niveau suivant se fait aussi automatiquement à la fin du temps imparti. Double-cliquer sur un niveau dans le tableau y va directement.</w:t>
+      </w:r>
+    </w:p>
+    <w:p>
+      <w:pPr>
+        <w:rPr>
+          <w:lang w:val="fr-FR"/>
+        </w:rPr>
+      </w:pPr>
+      <w:r>
+        <w:rPr>
+          <w:lang w:val="fr-FR"/>
+        </w:rPr>
+        <w:t>Les 5 boutons ci-dessus sont regroupés en haut à droite de l'onglet, les uns sous les autres ; les informations du niveau en cours (niveau, minuteur, blindes, niveau suivant) occupent le reste de la largeur, à gauche, avec « Round » affiché juste à droite de « Niveau ». Contrairement à Niveau (numéro brut, pauses comprises — comme le tableau de structure ci-dessous et les boutons Niveau précédent/suivant), Round n'avance pas pendant une pause ; le tableau de structure reprend d'ailleurs cette même colonne Round, pour repérer facilement à quel round correspond chaque ligne — voir aussi la colonne Round de l'onglet Blindes, section 9.</w:t>
+      </w:r>
+    </w:p>
+    <w:p>
+      <w:pPr>
+        <w:pStyle w:val="Titre2"/>
+        <w:rPr>
+          <w:lang w:val="fr-FR"/>
+        </w:rPr>
+      </w:pPr>
+      <w:bookmarkStart w:id="31" w:name="_Toc237602480"/>
+      <w:r>
+        <w:rPr>
+          <w:lang w:val="fr-FR"/>
+        </w:rPr>
+        <w:lastRenderedPageBreak/>
+        <w:t xml:space="preserve">Structure de blindes </w:t>
+      </w:r>
+      <w:bookmarkEnd w:id="31"/>
+    </w:p>
+    <w:p>
+      <w:pPr>
+        <w:pStyle w:val="Titre2"/>
+        <w:rPr>
+          <w:lang w:val="fr-FR"/>
+        </w:rPr>
+      </w:pPr>
+      <w:r>
+        <w:rPr>
+          <w:lang w:val="fr-FR"/>
+        </w:rPr>
+        <w:t>Sons</w:t>
+      </w:r>
+    </w:p>
+    <w:p>
+      <w:pPr>
+        <w:rPr>
+          <w:lang w:val="fr-FR"/>
+        </w:rPr>
+      </w:pPr>
+      <w:r>
+        <w:rPr>
+          <w:lang w:val="fr-FR"/>
+        </w:rPr>
+        <w:t>Sous « Modifier durée de la Pause », trois boutons associent un fichier son (.wav) à des moments clés du chronomètre :</w:t>
+      </w:r>
+    </w:p>
+    <w:p>
+      <w:pPr>
+        <w:pStyle w:val="Listepuces"/>
+        <w:rPr>
+          <w:lang w:val="fr-FR"/>
+        </w:rPr>
+      </w:pPr>
+      <w:r>
+        <w:rPr>
+          <w:b/>
+          <w:lang w:val="fr-FR"/>
+        </w:rPr>
+        <w:t xml:space="preserve">Son début Pause — </w:t>
+      </w:r>
+      <w:r>
+        <w:rPr>
+          <w:lang w:val="fr-FR"/>
+        </w:rPr>
+        <w:t>joué quand un round de blindes se termine en débouchant sur une pause.</w:t>
+      </w:r>
+    </w:p>
+    <w:p>
+      <w:pPr>
+        <w:pStyle w:val="Listepuces"/>
+        <w:rPr>
+          <w:lang w:val="fr-FR"/>
+        </w:rPr>
+      </w:pPr>
+      <w:r>
+        <w:rPr>
+          <w:b/>
+          <w:lang w:val="fr-FR"/>
+        </w:rPr>
+        <w:t xml:space="preserve">Son Fin Pause — </w:t>
+      </w:r>
+      <w:r>
+        <w:rPr>
+          <w:lang w:val="fr-FR"/>
+        </w:rPr>
+        <w:t>joué quand une pause se termine.</w:t>
+      </w:r>
+    </w:p>
+    <w:p>
+      <w:pPr>
+        <w:pStyle w:val="Listepuces"/>
+        <w:rPr>
+          <w:lang w:val="fr-FR"/>
+        </w:rPr>
+      </w:pPr>
+      <w:r>
+        <w:rPr>
+          <w:b/>
+          <w:lang w:val="fr-FR"/>
+        </w:rPr>
+        <w:t xml:space="preserve">Son fin Round — </w:t>
+      </w:r>
+      <w:r>
+        <w:rPr>
+          <w:lang w:val="fr-FR"/>
+        </w:rPr>
+        <w:t>joué à la fin de tout round de blindes normal (les deux sons peuvent donc s'enchîner si un round débouche sur une pause).</w:t>
+      </w:r>
+    </w:p>
+    <w:p>
+      <w:pPr>
+        <w:rPr>
+          <w:lang w:val="fr-FR"/>
+        </w:rPr>
+      </w:pPr>
+      <w:r>
+        <w:rPr>
+          <w:lang w:val="fr-FR"/>
+        </w:rPr>
+        <w:t>Clic gauche sur un bouton pour choisir/remplacer le fichier .wav ; clic droit pour retirer le son configuré. Le texte du bouton indique le fichier actuellement choisi, ou « (aucun) ».</w:t>
+      </w:r>
+    </w:p>
+    <w:p>
+      <w:pPr>
+        <w:rPr>
+          <w:lang w:val="fr-FR"/>
+        </w:rPr>
+      </w:pPr>
+      <w:r>
+        <w:rPr>
+          <w:lang w:val="fr-FR"/>
+        </w:rPr>
+        <w:t>Sous chacun de ces 3 boutons, un champ Durée (en millisecondes) tronque le fichier choisi s'il dure plus longtemps qu'elle, et un bouton Test permet de l'écouter immédiatement, sans attendre le déclenchement réel.</w:t>
+      </w:r>
+    </w:p>
+    <w:p>
+      <w:pPr>
+        <w:ind w:left="340"/>
+        <w:rPr>
+          <w:i/>
+          <w:color w:val="666666"/>
+          <w:lang w:val="fr-FR"/>
+        </w:rPr>
+      </w:pPr>
+      <w:r>
+        <w:rPr>
+          <w:i/>
+          <w:color w:val="666666"/>
+        </w:rPr>
+        <w:t>💡</w:t>
+      </w:r>
+      <w:r>
+        <w:rPr>
+          <w:i/>
+          <w:color w:val="666666"/>
+          <w:lang w:val="fr-FR"/>
+        </w:rPr>
+        <w:t xml:space="preserve"> Ces sons sont communs à tous les tournois et Sit &amp; Go — choisis une fois, ils sont automatiquement proposés partout ensuite, sans avoir à les reconfigurer à chaque nouveau tournoi.</w:t>
+      </w:r>
+    </w:p>
+    <w:p>
+      <w:pPr>
+        <w:ind w:left="340"/>
+        <w:rPr>
+          <w:lang w:val="fr-FR"/>
+        </w:rPr>
+      </w:pPr>
+      <w:r>
+        <w:rPr>
+          <w:i/>
+          <w:color w:val="666666"/>
+        </w:rPr>
+        <w:t>💡</w:t>
+      </w:r>
+      <w:r>
+        <w:rPr>
+          <w:i/>
+          <w:color w:val="666666"/>
+          <w:lang w:val="fr-FR"/>
+        </w:rPr>
+        <w:t xml:space="preserve"> Si le contenu de cet onglet dépasse la hauteur de l'écran, un ascenseur apparaît sur le côté droit — comme dans les onglets Paramètres et Blindes.</w:t>
+      </w:r>
+    </w:p>
+    <w:p>
+      <w:pPr>
+        <w:pStyle w:val="Titre1"/>
+        <w:rPr>
+          <w:lang w:val="fr-FR"/>
+        </w:rPr>
+      </w:pPr>
+      <w:bookmarkStart w:id="32" w:name="_Toc237602485"/>
+      <w:r>
+        <w:rPr>
+          <w:lang w:val="fr-FR"/>
+        </w:rPr>
+        <w:t>11. Onglet Classement</w:t>
+      </w:r>
+      <w:bookmarkEnd w:id="32"/>
+    </w:p>
+    <w:p>
+      <w:pPr>
+        <w:rPr>
+          <w:lang w:val="fr-FR"/>
+        </w:rPr>
+      </w:pPr>
+      <w:r>
+        <w:rPr>
+          <w:noProof/>
+          <w:lang w:val="fr-FR"/>
+        </w:rPr>
+        <w:drawing>
+          <wp:inline distT="0" distB="0" distL="0" distR="0">
+            <wp:extent cx="6120130" cy="3541395"/>
+            <wp:effectExtent l="0" t="0" r="1270" b="1905"/>
+            <wp:docPr id="287262382" name="Image 10"/>
+            <wp:cNvGraphicFramePr>
+              <a:graphicFrameLocks xmlns:a="http://schemas.openxmlformats.org/drawingml/2006/main" noChangeAspect="1"/>
+            </wp:cNvGraphicFramePr>
+            <a:graphic xmlns:a="http://schemas.openxmlformats.org/drawingml/2006/main">
+              <a:graphicData uri="http://schemas.openxmlformats.org/drawingml/2006/picture">
+                <pic:pic xmlns:pic="http://schemas.openxmlformats.org/drawingml/2006/picture">
+                  <pic:nvPicPr>
+                    <pic:cNvPr id="287262382" name="Image 287262382"/>
+                    <pic:cNvPicPr/>
+                  </pic:nvPicPr>
+                  <pic:blipFill>
+                    <a:blip r:embed="rId21"/>
+                    <a:stretch>
+                      <a:fillRect/>
+                    </a:stretch>
+                  </pic:blipFill>
+                  <pic:spPr>
+                    <a:xfrm>
+                      <a:off x="0" y="0"/>
+                      <a:ext cx="6120130" cy="3541395"/>
+                    </a:xfrm>
+                    <a:prstGeom prst="rect">
+                      <a:avLst/>
+                    </a:prstGeom>
+                  </pic:spPr>
+                </pic:pic>
+              </a:graphicData>
+            </a:graphic>
+          </wp:inline>
+        </w:drawing>
+      </w:r>
+    </w:p>
+    <w:p>
+      <w:pPr>
+        <w:rPr>
+          <w:lang w:val="fr-FR"/>
+        </w:rPr>
+      </w:pPr>
+      <w:r>
+        <w:rPr>
+          <w:lang w:val="fr-FR"/>
+        </w:rPr>
+        <w:t>Trace l'ordre d'élimination des joueurs au fur et à mesure du tournoi — qui a été éliminé quand, par qui, et à quel round — plutôt qu'une grille de gains à configurer.</w:t>
+      </w:r>
+    </w:p>
+    <w:p>
+      <w:pPr>
+        <w:ind w:left="340"/>
+        <w:rPr>
+          <w:lang w:val="fr-FR"/>
+        </w:rPr>
+      </w:pPr>
+      <w:r>
+        <w:rPr>
+          <w:i/>
+          <w:color w:val="666666"/>
+        </w:rPr>
+        <w:lastRenderedPageBreak/>
+        <w:t>💡</w:t>
+      </w:r>
+      <w:r>
+        <w:rPr>
+          <w:i/>
+          <w:color w:val="666666"/>
+          <w:lang w:val="fr-FR"/>
+        </w:rPr>
+        <w:t xml:space="preserve"> Seuls les joueurs déjà classés (éliminés, ou le vainqueur une fois le tournoi terminé) apparaissent dans ce tableau ; les joueurs encore actifs n'y figurent pas, pour rester lisible pendant le jeu.</w:t>
+      </w:r>
+    </w:p>
+    <w:p>
+      <w:pPr>
+        <w:pStyle w:val="Titre2"/>
+        <w:rPr>
+          <w:lang w:val="fr-FR"/>
+        </w:rPr>
+      </w:pPr>
+      <w:bookmarkStart w:id="33" w:name="_Toc950000501"/>
+      <w:r>
+        <w:rPr>
+          <w:lang w:val="fr-FR"/>
+        </w:rPr>
+        <w:t>Colonnes</w:t>
+      </w:r>
+      <w:bookmarkEnd w:id="33"/>
+    </w:p>
+    <w:p>
+      <w:pPr>
+        <w:rPr>
+          <w:lang w:val="fr-FR"/>
+        </w:rPr>
+      </w:pPr>
+      <w:r>
+        <w:rPr>
+          <w:lang w:val="fr-FR"/>
+        </w:rPr>
+        <w:t>Nom, Rang, Éliminé le (date et heure, au format JJ/MM/AAAA), Round (round de la structure de blindes où l'élimination a eu lieu), Éliminé par.</w:t>
+      </w:r>
+    </w:p>
+    <w:p>
+      <w:pPr>
+        <w:rPr>
+          <w:lang w:val="fr-FR"/>
+        </w:rPr>
+      </w:pPr>
+      <w:r>
+        <w:rPr>
+          <w:lang w:val="fr-FR"/>
+        </w:rPr>
+        <w:t>Cliquer sur l'en-tête « Nom » ou « Rang » trie le tableau (re-cliquer inverse l'ordre) ; par défaut, le tri part du plus récemment éliminé (rang le plus bas, donc le plus proche de la victoire) vers le plus ancien.</w:t>
+      </w:r>
+    </w:p>
+    <w:p>
+      <w:pPr>
+        <w:pStyle w:val="Titre2"/>
+        <w:rPr>
+          <w:lang w:val="fr-FR"/>
+        </w:rPr>
+      </w:pPr>
+      <w:bookmarkStart w:id="34" w:name="_Toc950000502"/>
+      <w:r>
+        <w:rPr>
+          <w:lang w:val="fr-FR"/>
+        </w:rPr>
+        <w:t>Résumé et défilement automatique</w:t>
+      </w:r>
+      <w:bookmarkEnd w:id="34"/>
+    </w:p>
+    <w:p>
+      <w:pPr>
+        <w:rPr>
+          <w:lang w:val="fr-FR"/>
+        </w:rPr>
+      </w:pPr>
+      <w:r>
+        <w:rPr>
+          <w:lang w:val="fr-FR"/>
+        </w:rPr>
+        <w:t>Au-dessus du tableau : Éliminés | En cours | Total, mis à jour en direct. Si le tableau dépasse la hauteur affichée à l'écran, il défile automatiquement (comme l'onglet Tables, chapitre 6) ; sinon rien ne défile. La molette de la souris permet aussi de défiler manuellement.</w:t>
+      </w:r>
+    </w:p>
+    <w:p>
+      <w:pPr>
+        <w:pStyle w:val="Titre2"/>
+        <w:rPr>
+          <w:lang w:val="fr-FR"/>
+        </w:rPr>
+      </w:pPr>
+      <w:bookmarkStart w:id="35" w:name="_Toc237602486"/>
+      <w:r>
+        <w:rPr>
+          <w:lang w:val="fr-FR"/>
+        </w:rPr>
+        <w:t>Exporter le classement</w:t>
+      </w:r>
+      <w:bookmarkEnd w:id="35"/>
+    </w:p>
+    <w:p>
+      <w:pPr>
+        <w:rPr>
+          <w:lang w:val="fr-FR"/>
+        </w:rPr>
+      </w:pPr>
+      <w:r>
+        <w:rPr>
+          <w:lang w:val="fr-FR"/>
+        </w:rPr>
+        <w:t>Le bouton « Exporter le classement (Excel/CSV)... » exporte exactement le tableau affiché (colonnes fixes, pas de sélection possible), trié par Rang. Le titre du fichier généré suit le format « Classement du SitnGo/Tournoi du [Club] [Nom du tournoi] du [date] » selon que le tournoi a été créé via « Sit &amp; Go rapide » ou non.</w:t>
+      </w:r>
+    </w:p>
+    <w:p>
+      <w:pPr>
+        <w:ind w:left="340"/>
+        <w:rPr>
+          <w:lang w:val="fr-FR"/>
+        </w:rPr>
+      </w:pPr>
+      <w:r>
+        <w:rPr>
+          <w:i/>
+          <w:color w:val="666666"/>
+        </w:rPr>
+        <w:t>💡</w:t>
+      </w:r>
+      <w:r>
+        <w:rPr>
+          <w:i/>
+          <w:color w:val="666666"/>
+          <w:lang w:val="fr-FR"/>
+        </w:rPr>
+        <w:t xml:space="preserve"> Pour un classement nominatif complet avec les gains (Gain €, Buy-ins, Rebuys, Add-ons...), utilisez plutôt « Exporter les résultats (Excel/CSV)... » du menu Fichier — voir ci-dessous. La grille de pourcentages par place n'a plus d'écran dédié : elle reste calculée automatiquement (répartition standard selon le nombre d'entrées pour un Sit &amp; Go, 100% au vainqueur sinon).</w:t>
+      </w:r>
+    </w:p>
+    <w:p>
+      <w:pPr>
+        <w:pStyle w:val="Titre2"/>
+        <w:rPr>
+          <w:lang w:val="fr-FR"/>
+        </w:rPr>
+      </w:pPr>
+      <w:bookmarkStart w:id="36" w:name="_Toc237602487"/>
+      <w:r>
+        <w:rPr>
+          <w:lang w:val="fr-FR"/>
+        </w:rPr>
+        <w:t>Exporter les résultats (classement nominatif)</w:t>
+      </w:r>
+      <w:bookmarkEnd w:id="36"/>
+    </w:p>
+    <w:p>
+      <w:pPr>
+        <w:rPr>
+          <w:lang w:val="fr-FR"/>
+        </w:rPr>
+      </w:pPr>
+      <w:r>
+        <w:rPr>
+          <w:lang w:val="fr-FR"/>
+        </w:rPr>
+        <w:t>Le bouton « Exporter les résultats (Excel/CSV)... » du menu Fichier (distinct de l'export ci-dessus) ouvre une fenêtre pour choisir le format et les colonnes d'un classement nominatif complet du tournoi : Rang, Nom, Statut, Gain, Buy-ins, Rebuys, Add-ons, et Prime gagnée si le bounty est utilisé.</w:t>
+      </w:r>
+    </w:p>
+    <w:p>
+      <w:pPr>
+        <w:ind w:left="340"/>
+        <w:rPr>
+          <w:lang w:val="fr-FR"/>
+        </w:rPr>
+      </w:pPr>
+      <w:r>
+        <w:rPr>
+          <w:i/>
+          <w:color w:val="666666"/>
+        </w:rPr>
+        <w:t>💡</w:t>
+      </w:r>
+      <w:r>
+        <w:rPr>
+          <w:i/>
+          <w:color w:val="666666"/>
+          <w:lang w:val="fr-FR"/>
+        </w:rPr>
+        <w:t xml:space="preserve"> Comme pour tous les exports du logiciel : le format et les colonnes cochées sont mémorisés d'une fois sur l'autre, et le fichier généré s'ouvre automatiquement une fois l'export terminé. L'Excel nécessite openpyxl, le PDF nécessite fpdf2 (voir chapitre 2).</w:t>
+      </w:r>
+    </w:p>
+    <w:p>
+      <w:pPr>
+        <w:pStyle w:val="Titre1"/>
+        <w:rPr>
+          <w:lang w:val="fr-FR"/>
+        </w:rPr>
+      </w:pPr>
+      <w:bookmarkStart w:id="37" w:name="_Toc237602488"/>
+      <w:r>
+        <w:rPr>
+          <w:lang w:val="fr-FR"/>
+        </w:rPr>
+        <w:t>12. Onglet Paramètres</w:t>
+      </w:r>
+      <w:bookmarkEnd w:id="37"/>
+    </w:p>
+    <w:p>
+      <w:pPr>
+        <w:rPr>
+          <w:lang w:val="fr-FR"/>
+        </w:rPr>
+      </w:pPr>
+      <w:r>
+        <w:rPr>
+          <w:lang w:val="fr-FR"/>
+        </w:rPr>
+        <w:t>Regroupe tous les réglages du tournoi, en deux colonnes.</w:t>
+      </w:r>
+    </w:p>
+    <w:p>
+      <w:pPr>
+        <w:rPr>
+          <w:lang w:val="fr-FR"/>
+        </w:rPr>
+      </w:pPr>
+    </w:p>
+    <w:p>
+      <w:pPr>
+        <w:rPr>
+          <w:lang w:val="fr-FR"/>
+        </w:rPr>
+      </w:pPr>
+      <w:r>
+        <w:rPr>
+          <w:noProof/>
+          <w:lang w:val="fr-FR"/>
+        </w:rPr>
+        <w:lastRenderedPageBreak/>
+        <w:drawing>
+          <wp:inline distT="0" distB="0" distL="0" distR="0">
+            <wp:extent cx="6120130" cy="3564255"/>
+            <wp:effectExtent l="0" t="0" r="1270" b="4445"/>
+            <wp:docPr id="118692564" name="Image 11"/>
+            <wp:cNvGraphicFramePr>
+              <a:graphicFrameLocks xmlns:a="http://schemas.openxmlformats.org/drawingml/2006/main" noChangeAspect="1"/>
+            </wp:cNvGraphicFramePr>
+            <a:graphic xmlns:a="http://schemas.openxmlformats.org/drawingml/2006/main">
+              <a:graphicData uri="http://schemas.openxmlformats.org/drawingml/2006/picture">
+                <pic:pic xmlns:pic="http://schemas.openxmlformats.org/drawingml/2006/picture">
+                  <pic:nvPicPr>
+                    <pic:cNvPr id="118692564" name="Image 118692564"/>
+                    <pic:cNvPicPr/>
+                  </pic:nvPicPr>
+                  <pic:blipFill>
+                    <a:blip r:embed="rId22"/>
+                    <a:stretch>
+                      <a:fillRect/>
+                    </a:stretch>
+                  </pic:blipFill>
+                  <pic:spPr>
+                    <a:xfrm>
+                      <a:off x="0" y="0"/>
+                      <a:ext cx="6120130" cy="3564255"/>
+                    </a:xfrm>
+                    <a:prstGeom prst="rect">
+                      <a:avLst/>
+                    </a:prstGeom>
+                  </pic:spPr>
+                </pic:pic>
+              </a:graphicData>
+            </a:graphic>
+          </wp:inline>
+        </w:drawing>
         <w:drawing>
           <wp:inline distT="0" distB="0" distL="0" distR="0" wp14:anchorId="4F1AA1C8" wp14:editId="3C98D214">
             <wp:extent cx="6120130" cy="879475"/>
@@ -6300,7 +6558,7 @@
                     <pic:cNvPicPr/>
                   </pic:nvPicPr>
                   <pic:blipFill>
-                    <a:blip r:embed="rId21"/>
+                    <a:blip r:embed="rId23"/>
                     <a:stretch>
                       <a:fillRect/>
                     </a:stretch>
@@ -6328,14 +6586,14 @@
           <w:lang w:val="fr-FR"/>
         </w:rPr>
       </w:pPr>
-      <w:bookmarkStart w:id="36" w:name="_Toc237602489"/>
+      <w:bookmarkStart w:id="38" w:name="_Toc237602489"/>
       <w:r>
         <w:rPr>
           <w:lang w:val="fr-FR"/>
         </w:rPr>
         <w:t>Colonne de gauche — réglages généraux</w:t>
       </w:r>
-      <w:bookmarkEnd w:id="36"/>
+      <w:bookmarkEnd w:id="38"/>
     </w:p>
     <w:tbl>
       <w:tblPr>
@@ -6459,7 +6717,7 @@
           </w:tcPr>
           <w:p>
             <w:r>
-              <w:t xml:space="preserve">Montant du buy-in / rebuy / add-on (€)</w:t>
+              <w:t>Montant du buy-in / rebuy / add-on (€)</w:t>
             </w:r>
           </w:p>
         </w:tc>
@@ -6477,7 +6735,7 @@
               <w:rPr>
                 <w:lang w:val="fr-FR"/>
               </w:rPr>
-              <w:t xml:space="preserve">Utilisés pour le calcul du prize pool</w:t>
+              <w:t>Utilisés pour le calcul du prize pool</w:t>
             </w:r>
           </w:p>
         </w:tc>
@@ -6492,7 +6750,7 @@
           </w:tcPr>
           <w:p>
             <w:r>
-              <w:t xml:space="preserve">Tapis de départ / chips rebuy / chips add-on</w:t>
+              <w:t>Tapis de départ / chips rebuy / chips add-on</w:t>
             </w:r>
           </w:p>
         </w:tc>
@@ -6543,7 +6801,7 @@
           </w:tcPr>
           <w:p>
             <w:r>
-              <w:t xml:space="preserve">Capacité maximale d'une table</w:t>
+              <w:t>Capacité maximale d'une table</w:t>
             </w:r>
           </w:p>
         </w:tc>
@@ -6617,7 +6875,7 @@
           </w:tcPr>
           <w:p>
             <w:r>
-              <w:t xml:space="preserve">Minutes (onglet Mouvements)</w:t>
+              <w:t>Minutes (onglet Mouvements)</w:t>
             </w:r>
           </w:p>
         </w:tc>
@@ -6673,7 +6931,7 @@
         <w:rPr>
           <w:lang w:val="fr-FR"/>
         </w:rPr>
-        <w:t xml:space="preserve">applique tous les réglages ci-dessus à ce tournoi ET les enregistre sous un nom au choix, pour les réutiliser plus tard sur d'autres tournois/Sit &amp; Go (le nom du tournoi et la structure de blindes elle-même ne sont pas inclus).</w:t>
+        <w:t>applique tous les réglages ci-dessus à ce tournoi ET les enregistre sous un nom au choix, pour les réutiliser plus tard sur d'autres tournois/Sit &amp; Go (le nom du tournoi et la structure de blindes elle-même ne sont pas inclus).</w:t>
       </w:r>
     </w:p>
     <w:p>
@@ -6705,13 +6963,34 @@
     </w:p>
     <w:p>
       <w:pPr>
+        <w:pStyle w:val="Listepuces"/>
+        <w:rPr>
+          <w:lang w:val="fr-FR"/>
+        </w:rPr>
+      </w:pPr>
+      <w:r>
+        <w:rPr>
+          <w:b/>
+          <w:lang w:val="fr-FR"/>
+        </w:rPr>
+        <w:t xml:space="preserve">Éviter qu’un joueur joue à deux tables à la fois — </w:t>
+      </w:r>
+      <w:r>
+        <w:rPr>
+          <w:lang w:val="fr-FR"/>
+        </w:rPr>
+        <w:t>coché par défaut, en bas de cette colonne : active/désactive dans toute l’application la vérification qu’un joueur n’est pas déjà actif dans un autre tournoi du même dossier (voir chapitre 14) — préférence commune à tous les tournois/Sit &amp; Go, comme Nom du Club.</w:t>
+      </w:r>
+    </w:p>
+    <w:p>
+      <w:pPr>
         <w:pStyle w:val="Titre2"/>
       </w:pPr>
-      <w:bookmarkStart w:id="37" w:name="_Toc237602490"/>
-      <w:r>
-        <w:t xml:space="preserve">Colonne de droite</w:t>
-      </w:r>
-      <w:bookmarkEnd w:id="37"/>
+      <w:bookmarkStart w:id="39" w:name="_Toc237602490"/>
+      <w:r>
+        <w:t>Colonne de droite</w:t>
+      </w:r>
+      <w:bookmarkEnd w:id="39"/>
     </w:p>
     <w:p>
       <w:pPr>
@@ -6796,18 +7075,18 @@
         <w:rPr>
           <w:lang w:val="fr-FR"/>
         </w:rPr>
-        <w:t xml:space="preserve">active/désactive une petite page web pilotable depuis un téléphone sur le même réseau Wifi (voir chapitre 13).</w:t>
+        <w:t>active/désactive une petite page web pilotable depuis un téléphone sur le même réseau Wifi (voir chapitre 13).</w:t>
       </w:r>
     </w:p>
     <w:p>
       <w:pPr>
         <w:pStyle w:val="Titre3"/>
       </w:pPr>
-      <w:bookmarkStart w:id="38" w:name="_Toc237602491"/>
-      <w:r>
-        <w:t xml:space="preserve">Section Primes en détail</w:t>
-      </w:r>
-      <w:bookmarkEnd w:id="38"/>
+      <w:bookmarkStart w:id="40" w:name="_Toc237602491"/>
+      <w:r>
+        <w:t>Section Primes en détail</w:t>
+      </w:r>
+      <w:bookmarkEnd w:id="40"/>
     </w:p>
     <w:p>
       <w:pPr>
@@ -6911,7 +7190,7 @@
         <w:rPr>
           <w:lang w:val="fr-FR"/>
         </w:rPr>
-        <w:t xml:space="preserve">mécanisme interne « Perso » : quand un joueur qui porte un bounty est éliminé, son éliminateur en garde une partie en Perso immédiat, et le reste grossit sur sa propre tête pour la suite du tournoi (journalisé dans l'Historique de l'onglet Primes, section 8).</w:t>
+        <w:t>mécanisme interne « Perso » : quand un joueur qui porte un bounty est éliminé, son éliminateur en garde une partie en Perso immédiat, et le reste grossit sur sa propre tête pour la suite du tournoi (journalisé dans l'Historique de l'onglet Primes, section 8).</w:t>
       </w:r>
     </w:p>
     <w:p>
@@ -6932,7 +7211,7 @@
         <w:rPr>
           <w:lang w:val="fr-FR"/>
         </w:rPr>
-        <w:t xml:space="preserve">pourcentage empoché immédiatement ; le reste s'ajoute au bounty de l'éliminateur.</w:t>
+        <w:t>pourcentage empoché immédiatement ; le reste s'ajoute au bounty de l'éliminateur.</w:t>
       </w:r>
     </w:p>
     <w:p>
@@ -6988,316 +7267,13 @@
           <w:lang w:val="fr-FR"/>
         </w:rPr>
       </w:pPr>
-      <w:bookmarkStart w:id="505" w:name="_Toc950000505"/>
-      <w:r>
-        <w:rPr>
-          <w:lang w:val="fr-FR"/>
-        </w:rPr>
-        <w:lastRenderedPageBreak/>
+      <w:bookmarkStart w:id="41" w:name="_Toc950000505"/>
+      <w:r>
+        <w:rPr>
+          <w:lang w:val="fr-FR"/>
+        </w:rPr>
         <w:t>13. Raccourcis clavier et contrôle à distance</w:t>
       </w:r>
-      <w:bookmarkEnd w:id="505"/>
-    </w:p>
-    <w:p>
-      <w:r>
-        <w:rPr>
-          <w:lang w:val="fr-FR"/>
-        </w:rPr>
-        <w:t xml:space="preserve">Deux façons, en plus de la souris, de piloter les 3 actions clés du déroulé d'un tournoi — Élimination, Chronomètre, Terminé — sans forcément être devant le clavier : un raccourci clavier, ou une page web depuis un téléphone. Le contrôle à distance s'active dans l'onglet Paramètres, sous la section Primes (voir chapitre 12) ; le raccourci clavier, lui, n'a rien à activer.</w:t>
-      </w:r>
-    </w:p>
-    <w:p>
-      <w:pPr>
-        <w:pStyle w:val="Titre2"/>
-        <w:rPr>
-          <w:lang w:val="fr-FR"/>
-        </w:rPr>
-      </w:pPr>
-      <w:bookmarkStart w:id="506" w:name="_Toc950000506"/>
-      <w:r>
-        <w:rPr>
-          <w:lang w:val="fr-FR"/>
-        </w:rPr>
-        <w:t>Les trois actions</w:t>
-      </w:r>
-      <w:bookmarkEnd w:id="506"/>
-    </w:p>
-    <w:p>
-      <w:pPr>
-        <w:pStyle w:val="Listepuces"/>
-        <w:rPr>
-          <w:lang w:val="fr-FR"/>
-        </w:rPr>
-      </w:pPr>
-      <w:r>
-        <w:rPr>
-          <w:b/>
-          <w:lang w:val="fr-FR"/>
-        </w:rPr>
-        <w:t xml:space="preserve">Élimination — </w:t>
-      </w:r>
-      <w:r>
-        <w:rPr>
-          <w:lang w:val="fr-FR"/>
-        </w:rPr>
-        <w:t xml:space="preserve">met le chronomètre en pause et bascule l'onglet Joueurs au premier plan, pour éliminer un joueur sans les mains.</w:t>
-      </w:r>
-    </w:p>
-    <w:p>
-      <w:pPr>
-        <w:pStyle w:val="Listepuces"/>
-        <w:rPr>
-          <w:lang w:val="fr-FR"/>
-        </w:rPr>
-      </w:pPr>
-      <w:r>
-        <w:rPr>
-          <w:b/>
-          <w:lang w:val="fr-FR"/>
-        </w:rPr>
-        <w:t xml:space="preserve">Chronomètre — </w:t>
-      </w:r>
-      <w:r>
-        <w:rPr>
-          <w:lang w:val="fr-FR"/>
-        </w:rPr>
-        <w:t xml:space="preserve">une fois l'élimination faite, si elle n'a causé aucun mouvement de table : relance le chronomètre et revient sur l'onglet Chronomètre.</w:t>
-      </w:r>
-    </w:p>
-    <w:p>
-      <w:pPr>
-        <w:pStyle w:val="Listepuces"/>
-        <w:rPr>
-          <w:lang w:val="fr-FR"/>
-        </w:rPr>
-      </w:pPr>
-      <w:r>
-        <w:rPr>
-          <w:b/>
-          <w:lang w:val="fr-FR"/>
-        </w:rPr>
-        <w:t xml:space="preserve">Terminé — </w:t>
-      </w:r>
-      <w:r>
-        <w:rPr>
-          <w:lang w:val="fr-FR"/>
-        </w:rPr>
-        <w:t xml:space="preserve">si l'élimination a causé un rééquilibrage (bandeau « Changement de tables en cours », onglet Mouvements, voir chapitre 7) : referme ce bandeau et relance le chronomètre, à la place de « Chronomètre ».</w:t>
-      </w:r>
-    </w:p>
-    <w:p>
-      <w:pPr>
-        <w:pStyle w:val="Titre2"/>
-        <w:rPr>
-          <w:lang w:val="fr-FR"/>
-        </w:rPr>
-      </w:pPr>
-      <w:bookmarkStart w:id="507" w:name="_Toc950000507"/>
-      <w:r>
-        <w:rPr>
-          <w:lang w:val="fr-FR"/>
-        </w:rPr>
-        <w:t>Raccourcis clavier</w:t>
-      </w:r>
-      <w:bookmarkEnd w:id="507"/>
-    </w:p>
-    <w:p>
-      <w:r>
-        <w:rPr>
-          <w:lang w:val="fr-FR"/>
-        </w:rPr>
-        <w:t xml:space="preserve">Ctrl+Maj+E (Élimination), Ctrl+Maj+C (Chronomètre), Ctrl+Maj+T (Terminé) — toujours actifs, rien à activer dans les réglages.</w:t>
-      </w:r>
-    </w:p>
-    <w:p>
-      <w:pPr>
-        <w:ind w:left="340"/>
-        <w:rPr>
-          <w:lang w:val="fr-FR"/>
-        </w:rPr>
-      </w:pPr>
-      <w:r>
-        <w:rPr>
-          <w:i/>
-          <w:color w:val="666666"/>
-        </w:rPr>
-        <w:t>💡</w:t>
-      </w:r>
-      <w:r>
-        <w:rPr>
-          <w:i/>
-          <w:color w:val="666666"/>
-          <w:lang w:val="fr-FR"/>
-        </w:rPr>
-        <w:t xml:space="preserve"> Ctrl+Alt a été volontairement écarté au profit de Ctrl+Maj : sur Mac, Option (« Alt ») + E/C/T compose des caractères spéciaux au niveau du système avant même que l'application ne voie la touche, ce qui le rend peu fiable — Maj ne pose ce problème sur aucune plateforme (Windows comme Mac).</w:t>
-      </w:r>
-    </w:p>
-    <w:p>
-      <w:pPr>
-        <w:pStyle w:val="Titre2"/>
-        <w:rPr>
-          <w:lang w:val="fr-FR"/>
-        </w:rPr>
-      </w:pPr>
-      <w:bookmarkStart w:id="509" w:name="_Toc950000509"/>
-      <w:r>
-        <w:rPr>
-          <w:lang w:val="fr-FR"/>
-        </w:rPr>
-        <w:t>Contrôle à distance (téléphone)</w:t>
-      </w:r>
-      <w:bookmarkEnd w:id="509"/>
-    </w:p>
-    <w:p>
-      <w:r>
-        <w:rPr>
-          <w:lang w:val="fr-FR"/>
-        </w:rPr>
-        <w:t xml:space="preserve">Sert une petite page web avec 3 gros boutons (Élimination / Chronomètre / Terminé) consultable depuis n'importe quel téléphone (ou tablette) connecté au même réseau Wifi que l'ordinateur qui fait tourner l'application — rien à installer sur le téléphone, ni compte ni App Store. À activer dans Paramètres, case « Activer le contrôle à distance » ; l'adresse à ouvrir dans le navigateur du téléphone (par exemple http://192.168.x.x:8765) s'affiche alors juste en dessous.</w:t>
-      </w:r>
-    </w:p>
-    <w:p>
-      <w:pPr>
-        <w:pStyle w:val="Listepuces"/>
-        <w:rPr>
-          <w:lang w:val="fr-FR"/>
-        </w:rPr>
-      </w:pPr>
-      <w:r>
-        <w:rPr>
-          <w:b/>
-          <w:lang w:val="fr-FR"/>
-        </w:rPr>
-        <w:t xml:space="preserve">Sans routeur Wifi disponible sur les lieux — </w:t>
-      </w:r>
-      <w:r>
-        <w:rPr>
-          <w:lang w:val="fr-FR"/>
-        </w:rPr>
-        <w:t xml:space="preserve">le téléphone peut créer son propre réseau Wifi (Réglages &gt; Point d'accès personnel, sur iPhone) ; l'ordinateur le rejoint alors comme n'importe quel autre réseau Wifi, sans passer par un vrai routeur.</w:t>
-      </w:r>
-    </w:p>
-    <w:p>
-      <w:pPr>
-        <w:ind w:left="340"/>
-        <w:rPr>
-          <w:lang w:val="fr-FR"/>
-        </w:rPr>
-      </w:pPr>
-      <w:r>
-        <w:rPr>
-          <w:i/>
-          <w:color w:val="666666"/>
-        </w:rPr>
-        <w:t>💡</w:t>
-      </w:r>
-      <w:r>
-        <w:rPr>
-          <w:i/>
-          <w:color w:val="666666"/>
-          <w:lang w:val="fr-FR"/>
-        </w:rPr>
-        <w:t xml:space="preserve"> Aucun mot de passe n'est demandé pour ouvrir cette page : l'accès est limité à qui est déjà sur le même réseau Wifi, exactement comme le reste de l'application, qui n'a pas non plus de système de comptes.</w:t>
-      </w:r>
-    </w:p>
-    <w:p>
-      <w:pPr>
-        <w:pStyle w:val="Titre1"/>
-        <w:rPr>
-          <w:lang w:val="fr-FR"/>
-        </w:rPr>
-      </w:pPr>
-      <w:bookmarkStart w:id="39" w:name="_Toc237602492"/>
-      <w:r>
-        <w:rPr>
-          <w:lang w:val="fr-FR"/>
-        </w:rPr>
-        <w:t xml:space="preserve">14. Sit &amp; Go et gestion de plusieurs tournois</w:t>
-      </w:r>
-      <w:bookmarkEnd w:id="39"/>
-    </w:p>
-    <w:p>
-      <w:pPr>
-        <w:rPr>
-          <w:lang w:val="fr-FR"/>
-        </w:rPr>
-      </w:pPr>
-      <w:r>
-        <w:rPr>
-          <w:lang w:val="fr-FR"/>
-        </w:rPr>
-        <w:t xml:space="preserve">Pour faire tourner plusieurs Sit &amp; Go/tournois en même temps (plusieurs tables un même jour), chacun a son propre fichier. Tournoi et sa propre fenêtre.</w:t>
-      </w:r>
-    </w:p>
-    <w:p>
-      <w:pPr>
-        <w:pStyle w:val="Titre2"/>
-        <w:rPr>
-          <w:lang w:val="fr-FR"/>
-        </w:rPr>
-      </w:pPr>
-      <w:bookmarkStart w:id="40" w:name="_Toc237602493"/>
-      <w:r>
-        <w:rPr>
-          <w:lang w:val="fr-FR"/>
-        </w:rPr>
-        <w:t>Ouvrir une nouvelle fenêtre</w:t>
-      </w:r>
-      <w:bookmarkEnd w:id="40"/>
-    </w:p>
-    <w:p>
-      <w:pPr>
-        <w:rPr>
-          <w:lang w:val="fr-FR"/>
-        </w:rPr>
-      </w:pPr>
-      <w:r>
-        <w:t>🏠</w:t>
-      </w:r>
-      <w:r>
-        <w:rPr>
-          <w:lang w:val="fr-FR"/>
-        </w:rPr>
-        <w:t xml:space="preserve"> Menu principal (bandeau du haut, ou menu Fichier) lance une nouvelle instance indépendante de l'application, avec son propre écran d'accueil, sans fermer celle déjà ouverte. Sur macOS, la nouvelle fenêtre tente de passer au premier plan automatiquement.</w:t>
-      </w:r>
-    </w:p>
-    <w:p>
-      <w:pPr>
-        <w:ind w:left="340"/>
-        <w:rPr>
-          <w:lang w:val="fr-FR"/>
-        </w:rPr>
-      </w:pPr>
-      <w:r>
-        <w:rPr>
-          <w:i/>
-          <w:color w:val="666666"/>
-        </w:rPr>
-        <w:t>💡</w:t>
-      </w:r>
-      <w:r>
-        <w:rPr>
-          <w:i/>
-          <w:color w:val="666666"/>
-          <w:lang w:val="fr-FR"/>
-        </w:rPr>
-        <w:t xml:space="preserve"> Chaque fenêtre correspond à un processus séparé : fermer l'une n'affecte jamais les autres, ni leurs données.</w:t>
-      </w:r>
-    </w:p>
-    <w:p>
-      <w:pPr>
-        <w:pStyle w:val="Titre2"/>
-        <w:rPr>
-          <w:lang w:val="fr-FR"/>
-        </w:rPr>
-      </w:pPr>
-      <w:bookmarkStart w:id="41" w:name="_Toc237602494"/>
-      <w:r>
-        <w:rPr>
-          <w:lang w:val="fr-FR"/>
-        </w:rPr>
-        <w:t>Lobby</w:t>
-      </w:r>
       <w:bookmarkEnd w:id="41"/>
     </w:p>
     <w:p>
@@ -7308,152 +7284,14 @@
       </w:pPr>
       <w:r>
         <w:rPr>
-          <w:lang w:val="fr-FR"/>
-        </w:rPr>
-        <w:t>Vue d'ensemble de tous les tournois/Sit &amp; Go actuellement ouverts (dans n'importe quelle fenêtre) : joueurs actifs, niveau de blindes, temps restant, état (Pas démarré / En cours / En pause / Terminé) — se rafraîchit automatiquement toutes les quelques secondes tant qu'il reste ouvert. Accessible depuis le bandeau du haut, l'écran d'accueil ou le menu Fichier.</w:t>
-      </w:r>
-    </w:p>
-    <w:p>
-      <w:pPr>
-        <w:pStyle w:val="Listepuces"/>
-        <w:rPr>
-          <w:lang w:val="fr-FR"/>
-        </w:rPr>
-      </w:pPr>
-      <w:r>
-        <w:rPr>
-          <w:b/>
-          <w:lang w:val="fr-FR"/>
-        </w:rPr>
-        <w:t xml:space="preserve">Double-clic sur un tournoi de la liste </w:t>
-      </w:r>
-      <w:r>
-        <w:rPr>
-          <w:lang w:val="fr-FR"/>
-        </w:rPr>
-        <w:t>(ou « 🔀 Basculer vers ») — si ce tournoi est déjà ouvert dans une autre fenêtre, la ramène au premier plan ; sinon, l'ouvre dans une nouvelle fenêtre.</w:t>
-      </w:r>
-    </w:p>
-    <w:p>
-      <w:pPr>
-        <w:ind w:left="340"/>
-        <w:rPr>
-          <w:lang w:val="fr-FR"/>
-        </w:rPr>
-      </w:pPr>
-      <w:r>
-        <w:rPr>
-          <w:i/>
-          <w:color w:val="8A1F1F"/>
-          <w:lang w:val="fr-FR"/>
-        </w:rPr>
-        <w:t>⚠ Le Lobby lit l'état réellement enregistré dans chaque fichier : un tournoi reste « en cours » tant qu'il lui reste plus d'un joueur actif, même si sa fenêtre a été fermée. Fermer l'application ne termine ni ne met en pause un tournoi (sauf si le chrono a été explicitement mis en pause avant de quitter).</w:t>
-      </w:r>
-    </w:p>
-    <w:p>
-      <w:pPr>
-        <w:pStyle w:val="Listepuces"/>
-        <w:rPr>
-          <w:lang w:val="fr-FR"/>
-        </w:rPr>
-      </w:pPr>
-      <w:r>
-        <w:rPr>
-          <w:b/>
-          <w:lang w:val="fr-FR"/>
-        </w:rPr>
-        <w:t xml:space="preserve">Masquer les tournois terminés — </w:t>
-      </w:r>
-      <w:r>
-        <w:rPr>
-          <w:lang w:val="fr-FR"/>
-        </w:rPr>
-        <w:t xml:space="preserve">case à cocher (activée par défaut) : n'affiche que les tournois encore en cours dans la liste.</w:t>
-      </w:r>
-    </w:p>
-    <w:p>
-      <w:pPr>
-        <w:pStyle w:val="Titre2"/>
-        <w:rPr>
-          <w:lang w:val="fr-FR"/>
-        </w:rPr>
-      </w:pPr>
-      <w:bookmarkStart w:id="42" w:name="_Toc237602495"/>
-      <w:r>
-        <w:rPr>
-          <w:lang w:val="fr-FR"/>
-        </w:rPr>
-        <w:t>Éviter qu'un joueur joue à deux tables à la fois</w:t>
-      </w:r>
-      <w:bookmarkEnd w:id="42"/>
-    </w:p>
-    <w:p>
-      <w:pPr>
-        <w:rPr>
-          <w:lang w:val="fr-FR"/>
-        </w:rPr>
-      </w:pPr>
-      <w:r>
-        <w:rPr>
-          <w:lang w:val="fr-FR"/>
-        </w:rPr>
-        <w:t>Quand vous ajoutez un joueur (création d'un tournoi ou « Ajouter depuis le répertoire »), l'application vérifie s'il est déjà actif dans un autre tournoi du même dossier daté du même jour : il apparaît alors grisé (non sélectionnable) dans la liste, avec un message d'avertissement en cas d'ajout individuel malgré tout. De même, dans « Ajouter depuis le répertoire », un joueur déjà inscrit à CE tournoi apparaît aussi grisé (au lieu de disparaître de la liste) — il reste ainsi facile à retrouver, sans risque de l'ajouter en double.</w:t>
-      </w:r>
-    </w:p>
-    <w:p>
-      <w:pPr>
-        <w:ind w:left="340"/>
-        <w:rPr>
-          <w:lang w:val="fr-FR"/>
-        </w:rPr>
-      </w:pPr>
-      <w:r>
-        <w:rPr>
-          <w:i/>
-          <w:color w:val="666666"/>
-        </w:rPr>
-        <w:t>💡</w:t>
-      </w:r>
-      <w:r>
-        <w:rPr>
-          <w:i/>
-          <w:color w:val="666666"/>
-          <w:lang w:val="fr-FR"/>
-        </w:rPr>
-        <w:t xml:space="preserve"> Pour des tests répétés (pas de vraies parties), utilisez « Tout réactiver... » (menu Répertoire, section 16) pour libérer d'un coup les joueurs restés coincés « actifs » dans d'anciens tournois abandonnés, plutôt que de les nettoyer un par un.</w:t>
-      </w:r>
-    </w:p>
-    <w:p>
-      <w:pPr>
-        <w:pStyle w:val="Titre1"/>
-        <w:rPr>
-          <w:lang w:val="fr-FR"/>
-        </w:rPr>
-      </w:pPr>
-      <w:bookmarkStart w:id="43" w:name="_Toc237602496"/>
-      <w:r>
-        <w:rPr>
-          <w:lang w:val="fr-FR"/>
-        </w:rPr>
-        <w:t>15. Statistiques — Synthèse par période</w:t>
-      </w:r>
-      <w:bookmarkEnd w:id="43"/>
-    </w:p>
-    <w:p>
-      <w:pPr>
-        <w:rPr>
-          <w:lang w:val="fr-FR"/>
-        </w:rPr>
-      </w:pPr>
-      <w:r>
-        <w:rPr>
+          <w:noProof/>
           <w:lang w:val="fr-FR"/>
         </w:rPr>
         <w:drawing>
-          <wp:inline distT="0" distB="0" distL="0" distR="0" wp14:anchorId="103ACC1F" wp14:editId="2527005D">
-            <wp:extent cx="6120130" cy="4288790"/>
-            <wp:effectExtent l="0" t="0" r="1270" b="3810"/>
-            <wp:docPr id="1884071324" name="Image 1"/>
+          <wp:inline distT="0" distB="0" distL="0" distR="0">
+            <wp:extent cx="5397500" cy="2882900"/>
+            <wp:effectExtent l="0" t="0" r="0" b="0"/>
+            <wp:docPr id="334226760" name="Image 12"/>
             <wp:cNvGraphicFramePr>
               <a:graphicFrameLocks xmlns:a="http://schemas.openxmlformats.org/drawingml/2006/main" noChangeAspect="1"/>
             </wp:cNvGraphicFramePr>
@@ -7461,11 +7299,11 @@
               <a:graphicData uri="http://schemas.openxmlformats.org/drawingml/2006/picture">
                 <pic:pic xmlns:pic="http://schemas.openxmlformats.org/drawingml/2006/picture">
                   <pic:nvPicPr>
-                    <pic:cNvPr id="1884071324" name=""/>
+                    <pic:cNvPr id="334226760" name="Image 334226760"/>
                     <pic:cNvPicPr/>
                   </pic:nvPicPr>
                   <pic:blipFill>
-                    <a:blip r:embed="rId22"/>
+                    <a:blip r:embed="rId24"/>
                     <a:stretch>
                       <a:fillRect/>
                     </a:stretch>
@@ -7473,7 +7311,7 @@
                   <pic:spPr>
                     <a:xfrm>
                       <a:off x="0" y="0"/>
-                      <a:ext cx="6120130" cy="4288790"/>
+                      <a:ext cx="5397500" cy="2882900"/>
                     </a:xfrm>
                     <a:prstGeom prst="rect">
                       <a:avLst/>
@@ -7496,19 +7334,25 @@
         <w:rPr>
           <w:lang w:val="fr-FR"/>
         </w:rPr>
-        <w:t>L'onglet Statistiques (aussi accessible via le menu Statistiques → « Synthèse par période... ») permet de consulter les résultats de plusieurs tournois à la fois (par exemple tous ceux d'une saison), primes comprises — utile pour un classement de club sur plusieurs soirées.</w:t>
+        <w:lastRenderedPageBreak/>
+        <w:t>Deux façons, en plus de la souris, de piloter les 3 actions clés du déroulé d'un tournoi — Élimination, Chronomètre, Terminé — sans forcément être devant le clavier : un raccourci clavier, ou une page web depuis un téléphone. Le contrôle à distance s'active dans l'onglet Paramètres, sous la section Primes (voir chapitre 12) ; le raccourci clavier, lui, n'a rien à activer.</w:t>
       </w:r>
     </w:p>
     <w:p>
       <w:pPr>
         <w:pStyle w:val="Titre2"/>
-      </w:pPr>
-      <w:bookmarkStart w:id="44" w:name="_Toc237602497"/>
-      <w:r>
-        <w:lastRenderedPageBreak/>
-        <w:t xml:space="preserve">Générer une synthèse</w:t>
-      </w:r>
-      <w:bookmarkEnd w:id="44"/>
+        <w:rPr>
+          <w:lang w:val="fr-FR"/>
+        </w:rPr>
+      </w:pPr>
+      <w:bookmarkStart w:id="42" w:name="_Toc950000506"/>
+      <w:r>
+        <w:rPr>
+          <w:lang w:val="fr-FR"/>
+        </w:rPr>
+        <w:t>Les trois actions</w:t>
+      </w:r>
+      <w:bookmarkEnd w:id="42"/>
     </w:p>
     <w:p>
       <w:pPr>
@@ -7522,13 +7366,13 @@
           <w:b/>
           <w:lang w:val="fr-FR"/>
         </w:rPr>
-        <w:t xml:space="preserve">Dossier des tournois — </w:t>
-      </w:r>
-      <w:r>
-        <w:rPr>
-          <w:lang w:val="fr-FR"/>
-        </w:rPr>
-        <w:t xml:space="preserve">dossier à parcourir pour y trouver les fichiers .tournoi (case « Inclure les sous-dossiers » pour aller plus loin qu'un seul niveau).</w:t>
+        <w:t xml:space="preserve">Élimination — </w:t>
+      </w:r>
+      <w:r>
+        <w:rPr>
+          <w:lang w:val="fr-FR"/>
+        </w:rPr>
+        <w:t>met le chronomètre en pause et bascule l'onglet Joueurs au premier plan, pour éliminer un joueur sans les mains.</w:t>
       </w:r>
     </w:p>
     <w:p>
@@ -7543,26 +7387,13 @@
           <w:b/>
           <w:lang w:val="fr-FR"/>
         </w:rPr>
-        <w:t xml:space="preserve">Période (du / au) — </w:t>
-      </w:r>
-      <w:r>
-        <w:rPr>
-          <w:lang w:val="fr-FR"/>
-        </w:rPr>
-        <w:t xml:space="preserve">dates au format AAAA-MM-JJ ; laisser vide pour ne pas borner d'un côté ou de l'autre.</w:t>
-      </w:r>
-    </w:p>
-    <w:p>
-      <w:pPr>
-        <w:rPr>
-          <w:lang w:val="fr-FR"/>
-        </w:rPr>
-      </w:pPr>
-      <w:r>
-        <w:rPr>
-          <w:lang w:val="fr-FR"/>
-        </w:rPr>
-        <w:t>Le bouton « Générer la synthèse » affiche alors deux tableaux :</w:t>
+        <w:t xml:space="preserve">Chronomètre — </w:t>
+      </w:r>
+      <w:r>
+        <w:rPr>
+          <w:lang w:val="fr-FR"/>
+        </w:rPr>
+        <w:t>une fois l'élimination faite, si elle n'a causé aucun mouvement de table : relance le chronomètre et revient sur l'onglet Chronomètre.</w:t>
       </w:r>
     </w:p>
     <w:p>
@@ -7577,34 +7408,42 @@
           <w:b/>
           <w:lang w:val="fr-FR"/>
         </w:rPr>
-        <w:t xml:space="preserve">Tournois de la période — </w:t>
-      </w:r>
-      <w:r>
-        <w:rPr>
-          <w:lang w:val="fr-FR"/>
-        </w:rPr>
-        <w:t xml:space="preserve">date, statut, entrées, prize pool, vainqueur, primes distribuées, pour chaque tournoi trouvé ;</w:t>
-      </w:r>
-    </w:p>
-    <w:p>
-      <w:pPr>
-        <w:pStyle w:val="Listepuces"/>
-        <w:rPr>
-          <w:lang w:val="fr-FR"/>
-        </w:rPr>
-      </w:pPr>
-      <w:r>
-        <w:rPr>
-          <w:b/>
-          <w:lang w:val="fr-FR"/>
-        </w:rPr>
-        <w:t xml:space="preserve">Classement des joueurs sur la période — </w:t>
-      </w:r>
-      <w:r>
-        <w:rPr>
-          <w:lang w:val="fr-FR"/>
-        </w:rPr>
-        <w:t>cumulé sur tous les tournois trouvés : nombre de tournois joués, victoires, Meilleur Rang, total investi, gains de classement, primes empochées et solde net (gains + primes − investi).</w:t>
+        <w:t xml:space="preserve">Terminé — </w:t>
+      </w:r>
+      <w:r>
+        <w:rPr>
+          <w:lang w:val="fr-FR"/>
+        </w:rPr>
+        <w:t>si l'élimination a causé un rééquilibrage (bandeau « Changement de tables en cours », onglet Mouvements, voir chapitre 7) : referme ce bandeau et relance le chronomètre, à la place de « Chronomètre ».</w:t>
+      </w:r>
+    </w:p>
+    <w:p>
+      <w:pPr>
+        <w:pStyle w:val="Titre2"/>
+        <w:rPr>
+          <w:lang w:val="fr-FR"/>
+        </w:rPr>
+      </w:pPr>
+      <w:bookmarkStart w:id="43" w:name="_Toc950000507"/>
+      <w:r>
+        <w:rPr>
+          <w:lang w:val="fr-FR"/>
+        </w:rPr>
+        <w:t>Raccourcis clavier</w:t>
+      </w:r>
+      <w:bookmarkEnd w:id="43"/>
+    </w:p>
+    <w:p>
+      <w:pPr>
+        <w:rPr>
+          <w:lang w:val="fr-FR"/>
+        </w:rPr>
+      </w:pPr>
+      <w:r>
+        <w:rPr>
+          <w:lang w:val="fr-FR"/>
+        </w:rPr>
+        <w:t>Ctrl+Maj+E (Élimination), Ctrl+Maj+C (Chronomètre), Ctrl+Maj+T (Terminé) — toujours actifs, rien à activer dans les réglages.</w:t>
       </w:r>
     </w:p>
     <w:p>
@@ -7627,7 +7466,7 @@
           <w:color w:val="666666"/>
           <w:lang w:val="fr-FR"/>
         </w:rPr>
-        <w:t xml:space="preserve"> La date d'un tournoi est celle fixée à sa création ; pour un fichier créé avant l'existence de ce réglage, elle est déduite de la date de création du fichier lui-même.</w:t>
+        <w:t xml:space="preserve"> Ctrl+Alt a été volontairement écarté au profit de Ctrl+Maj : sur Mac, Option (« Alt ») + E/C/T compose des caractères spéciaux au niveau du système avant même que l'application ne voie la touche, ce qui le rend peu fiable — Maj ne pose ce problème sur aucune plateforme (Windows comme Mac).</w:t>
       </w:r>
     </w:p>
     <w:p>
@@ -7637,26 +7476,26 @@
           <w:lang w:val="fr-FR"/>
         </w:rPr>
       </w:pPr>
-      <w:bookmarkStart w:id="45" w:name="_Toc237602498"/>
-      <w:r>
-        <w:rPr>
-          <w:lang w:val="fr-FR"/>
-        </w:rPr>
-        <w:t>Exporter la synthèse</w:t>
-      </w:r>
-      <w:bookmarkEnd w:id="45"/>
-    </w:p>
-    <w:p>
-      <w:pPr>
-        <w:rPr>
-          <w:lang w:val="fr-FR"/>
-        </w:rPr>
-      </w:pPr>
-      <w:r>
-        <w:rPr>
-          <w:lang w:val="fr-FR"/>
-        </w:rPr>
-        <w:t>Chacun des deux tableaux a son propre bouton « Exporter ce tableau... » : il n'exporte que les colonnes cochées de CE tableau, dans un fichier séparé — pour ne jamais avoir d'ambiguïté sur ce qu'on est en train d'exporter.</w:t>
+      <w:bookmarkStart w:id="44" w:name="_Toc950000509"/>
+      <w:r>
+        <w:rPr>
+          <w:lang w:val="fr-FR"/>
+        </w:rPr>
+        <w:t>Contrôle à distance (téléphone)</w:t>
+      </w:r>
+      <w:bookmarkEnd w:id="44"/>
+    </w:p>
+    <w:p>
+      <w:pPr>
+        <w:rPr>
+          <w:lang w:val="fr-FR"/>
+        </w:rPr>
+      </w:pPr>
+      <w:r>
+        <w:rPr>
+          <w:lang w:val="fr-FR"/>
+        </w:rPr>
+        <w:t>Sert une petite page web avec 3 gros boutons (Élimination / Chronomètre / Terminé) consultable depuis n'importe quel téléphone (ou tablette) connecté au même réseau Wifi que l'ordinateur qui fait tourner l'application — rien à installer sur le téléphone, ni compte ni App Store. À activer dans Paramètres, case « Activer le contrôle à distance » ; l'adresse à ouvrir dans le navigateur du téléphone (par exemple http://192.168.x.x:8765) s'affiche alors juste en dessous.</w:t>
       </w:r>
     </w:p>
     <w:p>
@@ -7668,23 +7507,16 @@
       </w:pPr>
       <w:r>
         <w:rPr>
-          <w:lang w:val="fr-FR"/>
-        </w:rPr>
-        <w:t xml:space="preserve">le format (CSV, Excel ou PDF) se choisit une fois pour la fenêtre ;</w:t>
-      </w:r>
-    </w:p>
-    <w:p>
-      <w:pPr>
-        <w:pStyle w:val="Listepuces"/>
-        <w:rPr>
-          <w:lang w:val="fr-FR"/>
-        </w:rPr>
-      </w:pPr>
-      <w:r>
-        <w:rPr>
-          <w:lang w:val="fr-FR"/>
-        </w:rPr>
-        <w:t xml:space="preserve">les colonnes à inclure se cochent séparément pour chaque tableau (cases à cocher, toutes cochées par défaut ; boutons « Tout cocher »/« Tout décocher »).</w:t>
+          <w:b/>
+          <w:lang w:val="fr-FR"/>
+        </w:rPr>
+        <w:t xml:space="preserve">Sans routeur Wifi disponible sur les lieux — </w:t>
+      </w:r>
+      <w:r>
+        <w:rPr>
+          <w:lang w:val="fr-FR"/>
+        </w:rPr>
+        <w:t>le téléphone peut créer son propre réseau Wifi (Réglages &gt; Point d'accès personnel, sur iPhone) ; l'ordinateur le rejoint alors comme n'importe quel autre réseau Wifi, sans passer par un vrai routeur.</w:t>
       </w:r>
     </w:p>
     <w:p>
@@ -7707,7 +7539,7 @@
           <w:color w:val="666666"/>
           <w:lang w:val="fr-FR"/>
         </w:rPr>
-        <w:t xml:space="preserve"> Le format et les colonnes cochées de chaque tableau sont mémorisés d'un export à l'autre, et chaque fichier généré s'ouvre automatiquement à la fin de l'export.</w:t>
+        <w:t xml:space="preserve"> Aucun mot de passe n'est demandé pour ouvrir cette page : l'accès est limité à qui est déjà sur le même réseau Wifi, exactement comme le reste de l'application, qui n'a pas non plus de système de comptes.</w:t>
       </w:r>
     </w:p>
     <w:p>
@@ -7717,13 +7549,41 @@
           <w:lang w:val="fr-FR"/>
         </w:rPr>
       </w:pPr>
-      <w:bookmarkStart w:id="46" w:name="_Toc237602499"/>
-      <w:r>
-        <w:rPr>
-          <w:lang w:val="fr-FR"/>
-        </w:rPr>
-        <w:lastRenderedPageBreak/>
-        <w:t>16. Menu Répertoire — joueurs habituels et photos</w:t>
+      <w:bookmarkStart w:id="45" w:name="_Toc237602492"/>
+      <w:r>
+        <w:rPr>
+          <w:lang w:val="fr-FR"/>
+        </w:rPr>
+        <w:t>14. Sit &amp; Go et gestion de plusieurs tournois</w:t>
+      </w:r>
+      <w:bookmarkEnd w:id="45"/>
+    </w:p>
+    <w:p>
+      <w:pPr>
+        <w:rPr>
+          <w:lang w:val="fr-FR"/>
+        </w:rPr>
+      </w:pPr>
+      <w:r>
+        <w:rPr>
+          <w:lang w:val="fr-FR"/>
+        </w:rPr>
+        <w:t>Pour faire tourner plusieurs Sit &amp; Go/tournois en même temps (plusieurs tables un même jour), chacun a son propre fichier. Tournoi et sa propre fenêtre.</w:t>
+      </w:r>
+    </w:p>
+    <w:p>
+      <w:pPr>
+        <w:pStyle w:val="Titre2"/>
+        <w:rPr>
+          <w:lang w:val="fr-FR"/>
+        </w:rPr>
+      </w:pPr>
+      <w:bookmarkStart w:id="46" w:name="_Toc237602493"/>
+      <w:r>
+        <w:rPr>
+          <w:lang w:val="fr-FR"/>
+        </w:rPr>
+        <w:t>Ouvrir une nouvelle fenêtre</w:t>
       </w:r>
       <w:bookmarkEnd w:id="46"/>
     </w:p>
@@ -7739,10 +7599,10 @@
           <w:lang w:val="fr-FR"/>
         </w:rPr>
         <w:drawing>
-          <wp:inline distT="0" distB="0" distL="0" distR="0" wp14:anchorId="31C799E5" wp14:editId="5167C4E6">
-            <wp:extent cx="4436147" cy="3956539"/>
-            <wp:effectExtent l="0" t="0" r="0" b="6350"/>
-            <wp:docPr id="1168981344" name="Image 1"/>
+          <wp:inline distT="0" distB="0" distL="0" distR="0">
+            <wp:extent cx="2184400" cy="558800"/>
+            <wp:effectExtent l="0" t="0" r="0" b="0"/>
+            <wp:docPr id="751982371" name="Image 13"/>
             <wp:cNvGraphicFramePr>
               <a:graphicFrameLocks xmlns:a="http://schemas.openxmlformats.org/drawingml/2006/main" noChangeAspect="1"/>
             </wp:cNvGraphicFramePr>
@@ -7750,11 +7610,11 @@
               <a:graphicData uri="http://schemas.openxmlformats.org/drawingml/2006/picture">
                 <pic:pic xmlns:pic="http://schemas.openxmlformats.org/drawingml/2006/picture">
                   <pic:nvPicPr>
-                    <pic:cNvPr id="1168981344" name=""/>
+                    <pic:cNvPr id="751982371" name="Image 751982371"/>
                     <pic:cNvPicPr/>
                   </pic:nvPicPr>
                   <pic:blipFill>
-                    <a:blip r:embed="rId23"/>
+                    <a:blip r:embed="rId25"/>
                     <a:stretch>
                       <a:fillRect/>
                     </a:stretch>
@@ -7762,7 +7622,7 @@
                   <pic:spPr>
                     <a:xfrm>
                       <a:off x="0" y="0"/>
-                      <a:ext cx="4445256" cy="3964663"/>
+                      <a:ext cx="2184400" cy="558800"/>
                     </a:xfrm>
                     <a:prstGeom prst="rect">
                       <a:avLst/>
@@ -7782,36 +7642,114 @@
         </w:rPr>
       </w:pPr>
       <w:r>
-        <w:rPr>
-          <w:lang w:val="fr-FR"/>
-        </w:rPr>
-        <w:t>Le répertoire mémorise vos joueurs habituels indépendamment de chaque tournoi : ils sont proposés sous forme de liste à cocher à la création d'un nouveau tournoi, et restent disponibles pour piocher dedans à tout moment (« Ajouter depuis le répertoire... », onglet Joueurs).</w:t>
-      </w:r>
-    </w:p>
-    <w:p>
-      <w:pPr>
-        <w:rPr>
-          <w:lang w:val="fr-FR"/>
-        </w:rPr>
-      </w:pPr>
-      <w:r>
-        <w:rPr>
-          <w:lang w:val="fr-FR"/>
-        </w:rPr>
-        <w:t>L'onglet Répertoire (aussi accessible via le menu Répertoire → « Gérer le répertoire de joueurs... ») affiche :</w:t>
-      </w:r>
-    </w:p>
-    <w:p>
-      <w:pPr>
-        <w:rPr>
-          <w:lang w:val="fr-FR"/>
-        </w:rPr>
-      </w:pPr>
-      <w:r>
-        <w:rPr>
-          <w:lang w:val="fr-FR"/>
-        </w:rPr>
-        <w:t>Les joueurs sont affichés dans un tableau à trois colonnes : Photo (miniature, si une photo est enregistrée), Nom et Club. Cliquer sur l'en-tête Nom ou Club trie la liste en conséquence ; cliquer une seconde fois inverse l'ordre (croissant/décroissant). Tout en haut de l'onglet, à droite du titre, un petit tableau « Joueurs par club (total=XXXX) » — XXXX étant le nombre total de joueurs du répertoire — récapitule le nombre de joueurs par club (« Sans » en premier pour ceux sans club, puis les vrais clubs par ordre alphabétique) — mis à jour à chaque ajout/modification/suppression d'un joueur du répertoire ; sa hauteur reste fixe (avec ascenseur si besoin) quel que soit le nombre de clubs distincts.</w:t>
+        <w:lastRenderedPageBreak/>
+        <w:t>🏠</w:t>
+      </w:r>
+      <w:r>
+        <w:rPr>
+          <w:lang w:val="fr-FR"/>
+        </w:rPr>
+        <w:t xml:space="preserve"> Menu principal (bandeau du haut, ou menu Fichier) lance une nouvelle instance indépendante de l'application, avec son propre écran d'accueil, sans fermer celle déjà ouverte. Sur macOS, la nouvelle fenêtre tente de passer au premier plan automatiquement.</w:t>
+      </w:r>
+    </w:p>
+    <w:p>
+      <w:pPr>
+        <w:ind w:left="340"/>
+        <w:rPr>
+          <w:lang w:val="fr-FR"/>
+        </w:rPr>
+      </w:pPr>
+      <w:r>
+        <w:rPr>
+          <w:i/>
+          <w:color w:val="666666"/>
+        </w:rPr>
+        <w:t>💡</w:t>
+      </w:r>
+      <w:r>
+        <w:rPr>
+          <w:i/>
+          <w:color w:val="666666"/>
+          <w:lang w:val="fr-FR"/>
+        </w:rPr>
+        <w:t xml:space="preserve"> Chaque fenêtre correspond à un processus séparé : fermer l'une n'affecte jamais les autres, ni leurs données.</w:t>
+      </w:r>
+    </w:p>
+    <w:p>
+      <w:pPr>
+        <w:pStyle w:val="Titre2"/>
+        <w:rPr>
+          <w:lang w:val="fr-FR"/>
+        </w:rPr>
+      </w:pPr>
+      <w:bookmarkStart w:id="47" w:name="_Toc237602494"/>
+      <w:r>
+        <w:rPr>
+          <w:lang w:val="fr-FR"/>
+        </w:rPr>
+        <w:t>Lobby</w:t>
+      </w:r>
+      <w:bookmarkEnd w:id="47"/>
+    </w:p>
+    <w:p>
+      <w:pPr>
+        <w:rPr>
+          <w:lang w:val="fr-FR"/>
+        </w:rPr>
+      </w:pPr>
+      <w:r>
+        <w:rPr>
+          <w:noProof/>
+          <w:lang w:val="fr-FR"/>
+        </w:rPr>
+        <w:drawing>
+          <wp:inline distT="0" distB="0" distL="0" distR="0">
+            <wp:extent cx="1600200" cy="457200"/>
+            <wp:effectExtent l="0" t="0" r="0" b="0"/>
+            <wp:docPr id="266020677" name="Image 14"/>
+            <wp:cNvGraphicFramePr>
+              <a:graphicFrameLocks xmlns:a="http://schemas.openxmlformats.org/drawingml/2006/main" noChangeAspect="1"/>
+            </wp:cNvGraphicFramePr>
+            <a:graphic xmlns:a="http://schemas.openxmlformats.org/drawingml/2006/main">
+              <a:graphicData uri="http://schemas.openxmlformats.org/drawingml/2006/picture">
+                <pic:pic xmlns:pic="http://schemas.openxmlformats.org/drawingml/2006/picture">
+                  <pic:nvPicPr>
+                    <pic:cNvPr id="266020677" name="Image 266020677"/>
+                    <pic:cNvPicPr/>
+                  </pic:nvPicPr>
+                  <pic:blipFill>
+                    <a:blip r:embed="rId26"/>
+                    <a:stretch>
+                      <a:fillRect/>
+                    </a:stretch>
+                  </pic:blipFill>
+                  <pic:spPr>
+                    <a:xfrm>
+                      <a:off x="0" y="0"/>
+                      <a:ext cx="1600200" cy="457200"/>
+                    </a:xfrm>
+                    <a:prstGeom prst="rect">
+                      <a:avLst/>
+                    </a:prstGeom>
+                  </pic:spPr>
+                </pic:pic>
+              </a:graphicData>
+            </a:graphic>
+          </wp:inline>
+        </w:drawing>
+      </w:r>
+    </w:p>
+    <w:p>
+      <w:pPr>
+        <w:rPr>
+          <w:lang w:val="fr-FR"/>
+        </w:rPr>
+      </w:pPr>
+      <w:r>
+        <w:rPr>
+          <w:lang w:val="fr-FR"/>
+        </w:rPr>
+        <w:t>Vue d'ensemble de tous les tournois/Sit &amp; Go actuellement ouverts (dans n'importe quelle fenêtre) : joueurs actifs, niveau de blindes, temps restant, état (Pas démarré / En cours / En pause / Terminé) — se rafraîchit automatiquement toutes les quelques secondes tant qu'il reste ouvert. Accessible depuis le bandeau du haut, l'écran d'accueil ou le menu Fichier.</w:t>
       </w:r>
     </w:p>
     <w:p>
@@ -7826,160 +7764,13 @@
           <w:b/>
           <w:lang w:val="fr-FR"/>
         </w:rPr>
-        <w:t xml:space="preserve">Ajouter / Renommer / Supprimer — </w:t>
-      </w:r>
-      <w:r>
-        <w:rPr>
-          <w:lang w:val="fr-FR"/>
-        </w:rPr>
-        <w:t>gestion de la liste elle-même — un joueur ajouté ici reçoit directement le club réglé dans Paramètres (« Nom du Club »), à corriger ensuite via « Modifier le club... » si besoin.</w:t>
-      </w:r>
-    </w:p>
-    <w:p>
-      <w:pPr>
-        <w:pStyle w:val="Listepuces"/>
-        <w:rPr>
-          <w:lang w:val="fr-FR"/>
-        </w:rPr>
-      </w:pPr>
-      <w:r>
-        <w:rPr>
-          <w:b/>
-          <w:lang w:val="fr-FR"/>
-        </w:rPr>
-        <w:t xml:space="preserve">Modifier le club... — </w:t>
-      </w:r>
-      <w:r>
-        <w:rPr>
-          <w:lang w:val="fr-FR"/>
-        </w:rPr>
-        <w:t>renseigne ou corrige le club du joueur sélectionné, via la même liste déroulante (clubs déjà connus, ou saisie libre) que dans l'onglet Joueurs.</w:t>
-      </w:r>
-    </w:p>
-    <w:p>
-      <w:pPr>
-        <w:pStyle w:val="Listepuces"/>
-        <w:rPr>
-          <w:lang w:val="fr-FR"/>
-        </w:rPr>
-      </w:pPr>
-      <w:r>
-        <w:rPr>
-          <w:b/>
-          <w:lang w:val="fr-FR"/>
-        </w:rPr>
-        <w:t xml:space="preserve">Modifier clubs pour tous... — </w:t>
-      </w:r>
-      <w:r>
-        <w:rPr>
-          <w:lang w:val="fr-FR"/>
-        </w:rPr>
-        <w:t xml:space="preserve">attribue le club par défaut (« Nom du Club », réglé dans Paramètres) à tous les joueurs du répertoire qui n'ont encore aucun club — n'écrase jamais un club déjà renseigné.</w:t>
-      </w:r>
-    </w:p>
-    <w:p>
-      <w:pPr>
-        <w:pStyle w:val="Listepuces"/>
-        <w:rPr>
-          <w:lang w:val="fr-FR"/>
-        </w:rPr>
-      </w:pPr>
-      <w:r>
-        <w:rPr>
-          <w:b/>
-          <w:lang w:val="fr-FR"/>
-        </w:rPr>
-        <w:t xml:space="preserve">Prendre une photo... / Importer une photo... / Supprimer la photo — </w:t>
-      </w:r>
-      <w:r>
-        <w:rPr>
-          <w:lang w:val="fr-FR"/>
-        </w:rPr>
-        <w:t>une photo peut être associée à chaque joueur du répertoire (nécessite les paquets optionnels pour la caméra et l'aperçu, voir section 2).</w:t>
-      </w:r>
-    </w:p>
-    <w:p>
-      <w:pPr>
-        <w:pStyle w:val="Listepuces"/>
-        <w:rPr>
-          <w:lang w:val="fr-FR"/>
-        </w:rPr>
-      </w:pPr>
-      <w:r>
-        <w:rPr>
-          <w:b/>
-          <w:lang w:val="fr-FR"/>
-        </w:rPr>
-        <w:t xml:space="preserve">Importer les joueurs d'un tournoi existant... — </w:t>
-      </w:r>
-      <w:r>
-        <w:rPr>
-          <w:lang w:val="fr-FR"/>
-        </w:rPr>
-        <w:t xml:space="preserve">ajoute au répertoire tous les noms trouvés dans un fichier .tournoi choisi (un fichier .tournoi ne mémorisant jamais de club par joueur, une fenêtre demande le club à attribuer à tous les joueurs importés, préremplie avec le « Nom du Club » réglé dans Paramètres) — pratique pour repartir d'un tournoi déjà joué sans ressaisir chaque nom.</w:t>
-      </w:r>
-    </w:p>
-    <w:p>
-      <w:pPr>
-        <w:pStyle w:val="Listepuces"/>
-        <w:rPr>
-          <w:lang w:val="fr-FR"/>
-        </w:rPr>
-      </w:pPr>
-      <w:r>
-        <w:rPr>
-          <w:b/>
-          <w:lang w:val="fr-FR"/>
-        </w:rPr>
-        <w:t xml:space="preserve">Importer (CSV)... — </w:t>
-      </w:r>
-      <w:r>
-        <w:rPr>
-          <w:lang w:val="fr-FR"/>
-        </w:rPr>
-        <w:t xml:space="preserve">importe une liste de joueurs depuis un fichier CSV (colonnes NOM et CLUB, avec ou sans ligne d'en-tête, séparateur « ; » ou « , »). Si le fichier ne contient qu'une seule colonne (juste des noms), une fenêtre propose un club à attribuer à tous les joueurs importés, pré-rempli avec « CPC ».</w:t>
-      </w:r>
-    </w:p>
-    <w:p>
-      <w:pPr>
-        <w:pStyle w:val="Listepuces"/>
-        <w:rPr>
-          <w:lang w:val="fr-FR"/>
-        </w:rPr>
-      </w:pPr>
-      <w:r>
-        <w:rPr>
-          <w:b/>
-          <w:lang w:val="fr-FR"/>
-        </w:rPr>
-        <w:t xml:space="preserve">Exporter (CSV)... — </w:t>
-      </w:r>
-      <w:r>
-        <w:rPr>
-          <w:lang w:val="fr-FR"/>
-        </w:rPr>
-        <w:t xml:space="preserve">exporte le répertoire complet au format NOM;CLUB.</w:t>
-      </w:r>
-    </w:p>
-    <w:p>
-      <w:pPr>
-        <w:pStyle w:val="Listepuces"/>
-        <w:rPr>
-          <w:lang w:val="fr-FR"/>
-        </w:rPr>
-      </w:pPr>
-      <w:r>
-        <w:rPr>
-          <w:b/>
-          <w:lang w:val="fr-FR"/>
-        </w:rPr>
-        <w:t xml:space="preserve">Tout réactiver... — </w:t>
-      </w:r>
-      <w:r>
-        <w:rPr>
-          <w:lang w:val="fr-FR"/>
-        </w:rPr>
-        <w:t>cherche, dans un dossier au choix (et ses sous-dossiers), tous les tournois où des joueurs sont restés coincés « actifs » sans que la partie ait été vraiment terminée (utile après des tests, ou un tournoi jamais fini) ; un récapitulatif détaillé demande confirmation avant de les marquer Forfait dans ces fichiers, pour qu'ils ne bloquent plus la détection de conflit (section 14).</w:t>
+        <w:t xml:space="preserve">Double-clic sur un tournoi de la liste </w:t>
+      </w:r>
+      <w:r>
+        <w:rPr>
+          <w:lang w:val="fr-FR"/>
+        </w:rPr>
+        <w:t>(ou « 🔀 Basculer vers ») — si ce tournoi est déjà ouvert dans une autre fenêtre, la ramène au premier plan ; sinon, l'ouvre dans une nouvelle fenêtre.</w:t>
       </w:r>
     </w:p>
     <w:p>
@@ -7995,19 +7786,8 @@
           <w:color w:val="8A1F1F"/>
           <w:lang w:val="fr-FR"/>
         </w:rPr>
-        <w:t>⚠ « Tout réactiver » vérifie systématiquement tous les tournois du dossier choisi, y compris ceux datés d'aujourd'hui : vérifiez bien la liste avant de confirmer si l'un d'eux est réellement en train d'être joué.</w:t>
-      </w:r>
-    </w:p>
-    <w:p>
-      <w:pPr>
-        <w:pStyle w:val="Titre1"/>
-      </w:pPr>
-      <w:bookmarkStart w:id="47" w:name="_Toc237602500"/>
-      <w:r>
-        <w:lastRenderedPageBreak/>
-        <w:t>17. Sauvegarde et bonnes pratiques</w:t>
-      </w:r>
-      <w:bookmarkEnd w:id="47"/>
+        <w:t>⚠ Le Lobby lit l'état réellement enregistré dans chaque fichier : un tournoi reste « en cours » tant qu'il lui reste plus d'un joueur actif, même si sa fenêtre a été fermée. Fermer l'application ne termine ni ne met en pause un tournoi (sauf si le chrono a été explicitement mis en pause avant de quitter).</w:t>
+      </w:r>
     </w:p>
     <w:p>
       <w:pPr>
@@ -8018,420 +7798,1080 @@
       </w:pPr>
       <w:r>
         <w:rPr>
-          <w:lang w:val="fr-FR"/>
-        </w:rPr>
-        <w:t xml:space="preserve">Toutes les actions sont enregistrées immédiatement dans le fichier .tournoi — pas de sauvegarde manuelle à penser à faire.</w:t>
-      </w:r>
-    </w:p>
-    <w:p>
-      <w:pPr>
-        <w:pStyle w:val="Listepuces"/>
-        <w:rPr>
-          <w:lang w:val="fr-FR"/>
-        </w:rPr>
-      </w:pPr>
-      <w:r>
-        <w:rPr>
-          <w:lang w:val="fr-FR"/>
-        </w:rPr>
-        <w:t xml:space="preserve">Pour sauvegarder une copie de sûreté : copiez simplement le fichier .tournoi ailleurs (le tournoi peut rester ouvert pendant la copie).</w:t>
-      </w:r>
-    </w:p>
-    <w:p>
-      <w:pPr>
-        <w:pStyle w:val="Listepuces"/>
-        <w:rPr>
-          <w:lang w:val="fr-FR"/>
-        </w:rPr>
-      </w:pPr>
-      <w:r>
-        <w:rPr>
-          <w:lang w:val="fr-FR"/>
-        </w:rPr>
-        <w:t xml:space="preserve">Le répertoire de joueurs, les préférences de réglages/export, les photos et les modèles de blindes/réglages enregistrés (sections 9 et 11) sont stockés indépendamment de chaque tournoi (dossier .poker_tournament du compte utilisateur) — ils survivent à la suppression d'un fichier .tournoi.</w:t>
-      </w:r>
-    </w:p>
-    <w:p>
-      <w:pPr>
-        <w:pStyle w:val="Listepuces"/>
-        <w:rPr>
-          <w:lang w:val="fr-FR"/>
-        </w:rPr>
-      </w:pPr>
-      <w:r>
-        <w:rPr>
-          <w:lang w:val="fr-FR"/>
-        </w:rPr>
-        <w:t xml:space="preserve">Pensez à renommer clairement vos fichiers .tournoi (date, nom de l'événement) : c'est ce nom de fichier qui sert de repli pour la date affichée dans les synthèses par période si aucun nom de tournoi n'a été précisé.</w:t>
-      </w:r>
-    </w:p>
-    <w:p>
-      <w:pPr>
-        <w:pStyle w:val="Titre1"/>
-        <w:rPr>
-          <w:lang w:val="fr-FR"/>
-        </w:rPr>
-      </w:pPr>
-      <w:bookmarkStart w:id="48" w:name="_Toc237602501"/>
-      <w:r>
-        <w:rPr>
-          <w:lang w:val="fr-FR"/>
-        </w:rPr>
-        <w:t>18. Dépannage (pour le technicien)</w:t>
+          <w:b/>
+          <w:lang w:val="fr-FR"/>
+        </w:rPr>
+        <w:t xml:space="preserve">Masquer les tournois terminés — </w:t>
+      </w:r>
+      <w:r>
+        <w:rPr>
+          <w:lang w:val="fr-FR"/>
+        </w:rPr>
+        <w:t>case à cocher (activée par défaut) : n'affiche que les tournois encore en cours dans la liste.</w:t>
+      </w:r>
+    </w:p>
+    <w:p>
+      <w:pPr>
+        <w:pStyle w:val="Titre2"/>
+        <w:rPr>
+          <w:lang w:val="fr-FR"/>
+        </w:rPr>
+      </w:pPr>
+      <w:bookmarkStart w:id="48" w:name="_Toc237602495"/>
+      <w:r>
+        <w:rPr>
+          <w:lang w:val="fr-FR"/>
+        </w:rPr>
+        <w:t>Éviter qu'un joueur joue à deux tables à la fois</w:t>
       </w:r>
       <w:bookmarkEnd w:id="48"/>
     </w:p>
     <w:p>
       <w:pPr>
-        <w:pStyle w:val="Titre3"/>
-        <w:rPr>
-          <w:lang w:val="fr-FR"/>
-        </w:rPr>
-      </w:pPr>
-      <w:bookmarkStart w:id="49" w:name="_Toc237602502"/>
-      <w:r>
-        <w:rPr>
-          <w:lang w:val="fr-FR"/>
-        </w:rPr>
-        <w:t xml:space="preserve">« L'export Excel nécessite le paquet openpyxl »</w:t>
-      </w:r>
-      <w:bookmarkEnd w:id="49"/>
-    </w:p>
-    <w:p>
-      <w:pPr>
-        <w:rPr>
-          <w:lang w:val="fr-FR"/>
-        </w:rPr>
-      </w:pPr>
-      <w:r>
-        <w:rPr>
-          <w:lang w:val="fr-FR"/>
-        </w:rPr>
-        <w:t xml:space="preserve">Installez-le avec pip3 install openpyxl (voir section 2), ou utilisez l'export CSV en attendant, qui ne nécessite rien de plus.</w:t>
-      </w:r>
-    </w:p>
-    <w:p>
-      <w:pPr>
-        <w:pStyle w:val="Titre3"/>
-        <w:rPr>
-          <w:lang w:val="fr-FR"/>
-        </w:rPr>
-      </w:pPr>
-      <w:bookmarkStart w:id="50" w:name="_Toc237602503"/>
-      <w:r>
-        <w:rPr>
-          <w:lang w:val="fr-FR"/>
-        </w:rPr>
-        <w:t>« L'export PDF nécessite le paquet fpdf2 »</w:t>
-      </w:r>
-      <w:bookmarkEnd w:id="50"/>
-    </w:p>
-    <w:p>
-      <w:pPr>
-        <w:rPr>
-          <w:lang w:val="fr-FR"/>
-        </w:rPr>
-      </w:pPr>
-      <w:r>
-        <w:rPr>
-          <w:lang w:val="fr-FR"/>
-        </w:rPr>
-        <w:t xml:space="preserve">Installez-le avec pip3 install fpdf2 (voir section 2), ou utilisez CSV/Excel en attendant.</w:t>
-      </w:r>
-    </w:p>
-    <w:p>
-      <w:pPr>
-        <w:pStyle w:val="Titre3"/>
-        <w:rPr>
-          <w:lang w:val="fr-FR"/>
-        </w:rPr>
-      </w:pPr>
-      <w:bookmarkStart w:id="51" w:name="_Toc237602504"/>
-      <w:r>
-        <w:rPr>
-          <w:lang w:val="fr-FR"/>
-        </w:rPr>
-        <w:t>La capture photo par caméra est indisponible</w:t>
-      </w:r>
-      <w:bookmarkEnd w:id="51"/>
-    </w:p>
-    <w:p>
-      <w:pPr>
-        <w:rPr>
-          <w:lang w:val="fr-FR"/>
-        </w:rPr>
-      </w:pPr>
-      <w:r>
-        <w:rPr>
-          <w:lang w:val="fr-FR"/>
-        </w:rPr>
-        <w:t xml:space="preserve">Installez opencv-python et Pillow (voir section 2). L'import d'une photo depuis un fichier reste possible sans ces paquets.</w:t>
-      </w:r>
-    </w:p>
-    <w:p>
-      <w:pPr>
-        <w:pStyle w:val="Titre3"/>
-        <w:rPr>
-          <w:lang w:val="fr-FR"/>
-        </w:rPr>
-      </w:pPr>
-      <w:bookmarkStart w:id="52" w:name="_Toc237602505"/>
-      <w:r>
-        <w:rPr>
-          <w:lang w:val="fr-FR"/>
-        </w:rPr>
-        <w:t xml:space="preserve">macOS refuse d'ouvrir Lancer_le_tournoi.command</w:t>
-      </w:r>
-      <w:bookmarkEnd w:id="52"/>
-    </w:p>
-    <w:p>
-      <w:pPr>
-        <w:rPr>
-          <w:lang w:val="fr-FR"/>
-        </w:rPr>
-      </w:pPr>
-      <w:r>
-        <w:rPr>
-          <w:lang w:val="fr-FR"/>
-        </w:rPr>
-        <w:t xml:space="preserve">Clic droit (ou Ctrl+clic) sur le fichier → « Ouvrir » → confirmez « Ouvrir ». Cette étape n'est nécessaire qu'une seule fois.</w:t>
-      </w:r>
-    </w:p>
-    <w:p>
-      <w:pPr>
-        <w:pStyle w:val="Titre3"/>
-        <w:rPr>
-          <w:lang w:val="fr-FR"/>
-        </w:rPr>
-      </w:pPr>
-      <w:bookmarkStart w:id="53" w:name="_Toc237602506"/>
-      <w:r>
-        <w:rPr>
-          <w:lang w:val="fr-FR"/>
-        </w:rPr>
-        <w:t xml:space="preserve">Sous Windows, le fichier .command ne fait rien</w:t>
-      </w:r>
-      <w:bookmarkEnd w:id="53"/>
-    </w:p>
-    <w:p>
-      <w:pPr>
-        <w:rPr>
-          <w:lang w:val="fr-FR"/>
-        </w:rPr>
-      </w:pPr>
-      <w:r>
-        <w:rPr>
-          <w:lang w:val="fr-FR"/>
-        </w:rPr>
-        <w:t xml:space="preserve">Normal : c'est un script réservé à macOS. Sous Windows, utilisez l'installateur PokerTournament.msi (voir section 2).</w:t>
-      </w:r>
-    </w:p>
-    <w:p>
-      <w:pPr>
-        <w:pStyle w:val="Titre3"/>
-        <w:rPr>
-          <w:lang w:val="fr-FR"/>
-        </w:rPr>
-      </w:pPr>
-      <w:bookmarkStart w:id="54" w:name="_Toc237602507"/>
-      <w:r>
-        <w:rPr>
-          <w:lang w:val="fr-FR"/>
-        </w:rPr>
-        <w:t>Une colonne de l'onglet Joueurs a disparu</w:t>
-      </w:r>
-      <w:bookmarkEnd w:id="54"/>
-    </w:p>
-    <w:p>
-      <w:pPr>
-        <w:rPr>
-          <w:lang w:val="fr-FR"/>
-        </w:rPr>
-      </w:pPr>
-      <w:r>
-        <w:rPr>
-          <w:lang w:val="fr-FR"/>
-        </w:rPr>
-        <w:t>Elle a été réduite en dessous de sa largeur minimale à la souris, ce qui la masque automatiquement (voir section 5, « Colonnes du tableau »). Utilisez le bouton « Bou/Col... » (à côté de « Tout décocher ») pour la réafficher.</w:t>
-      </w:r>
-    </w:p>
-    <w:p>
-      <w:pPr>
-        <w:pStyle w:val="Titre3"/>
-        <w:rPr>
-          <w:lang w:val="fr-FR"/>
-        </w:rPr>
-      </w:pPr>
-      <w:bookmarkStart w:id="55" w:name="_Toc237602508"/>
-      <w:r>
-        <w:rPr>
-          <w:lang w:val="fr-FR"/>
-        </w:rPr>
-        <w:t>Le Lobby affiche une liste vide</w:t>
-      </w:r>
-      <w:bookmarkEnd w:id="55"/>
-    </w:p>
-    <w:p>
-      <w:pPr>
-        <w:rPr>
-          <w:lang w:val="fr-FR"/>
-        </w:rPr>
-      </w:pPr>
-      <w:r>
-        <w:rPr>
-          <w:lang w:val="fr-FR"/>
-        </w:rPr>
-        <w:t xml:space="preserve">Aucun dossier n'a encore été choisi (cliquez sur « Choisir un dossier... »), ou le dossier choisi ne contient pas de fichiers .tournoi. Voir section 14.</w:t>
-      </w:r>
-    </w:p>
-    <w:p>
-      <w:pPr>
-        <w:pStyle w:val="Titre3"/>
-        <w:rPr>
-          <w:lang w:val="fr-FR"/>
-        </w:rPr>
-      </w:pPr>
-      <w:bookmarkStart w:id="56" w:name="_Toc237602509"/>
-      <w:r>
-        <w:rPr>
-          <w:lang w:val="fr-FR"/>
-        </w:rPr>
-        <w:t>Des joueurs restent grisés dans la fenêtre de sélection alors que leur tournoi est terminé</w:t>
-      </w:r>
-      <w:bookmarkEnd w:id="56"/>
-    </w:p>
-    <w:p>
-      <w:pPr>
-        <w:rPr>
-          <w:lang w:val="fr-FR"/>
-        </w:rPr>
-      </w:pPr>
-      <w:r>
-        <w:rPr>
-          <w:lang w:val="fr-FR"/>
-        </w:rPr>
-        <w:t>Ils sont probablement restés « actifs » dans un vieux tournoi jamais terminé proprement (test interrompu, oubli de finir la partie). Utilisez « Tout réactiver... » (menu Répertoire, section 16) pour les libérer.</w:t>
-      </w:r>
-    </w:p>
-    <w:p>
-      <w:pPr>
-        <w:pStyle w:val="Titre3"/>
-        <w:rPr>
-          <w:lang w:val="fr-FR"/>
-        </w:rPr>
-      </w:pPr>
-      <w:bookmarkStart w:id="57" w:name="_Toc237602510"/>
-      <w:r>
-        <w:rPr>
-          <w:lang w:val="fr-FR"/>
-        </w:rPr>
-        <w:lastRenderedPageBreak/>
-        <w:t>Un joueur affiché « en cours » n'a pas de gain calculé dans la synthèse par période</w:t>
-      </w:r>
-      <w:bookmarkEnd w:id="57"/>
-    </w:p>
-    <w:p>
-      <w:pPr>
-        <w:rPr>
-          <w:lang w:val="fr-FR"/>
-        </w:rPr>
-      </w:pPr>
-      <w:r>
-        <w:rPr>
-          <w:lang w:val="fr-FR"/>
-        </w:rPr>
-        <w:t>Tant qu'un tournoi n'est pas terminé (plus d'un joueur encore actif), aucun gain de classement n'est comptabilisé pour ces joueurs dans la synthèse — seuls le nombre de tournois joués et les primes déjà empochées le sont.</w:t>
-      </w:r>
-    </w:p>
-    <w:p>
-      <w:pPr>
-        <w:pStyle w:val="Titre3"/>
-        <w:rPr>
-          <w:lang w:val="fr-FR"/>
-        </w:rPr>
-      </w:pPr>
-      <w:bookmarkStart w:id="58" w:name="_Toc237602511"/>
-      <w:r>
-        <w:rPr>
-          <w:lang w:val="fr-FR"/>
-        </w:rPr>
-        <w:t>J'ai supprimé un joueur par erreur</w:t>
-      </w:r>
-      <w:bookmarkEnd w:id="58"/>
-    </w:p>
-    <w:p>
-      <w:pPr>
-        <w:rPr>
-          <w:lang w:val="fr-FR"/>
-        </w:rPr>
-      </w:pPr>
-      <w:r>
-        <w:rPr>
-          <w:lang w:val="fr-FR"/>
-        </w:rPr>
-        <w:t xml:space="preserve">La suppression n'est pas réversible depuis l'interface. Si vous avez une copie de sauvegarde récente du fichier .tournoi, c'est le seul moyen de revenir en arrière.</w:t>
-      </w:r>
-    </w:p>
-    <w:p>
-      <w:pPr>
-        <w:pStyle w:val="Titre1"/>
-        <w:rPr>
-          <w:lang w:val="fr-FR"/>
-        </w:rPr>
-      </w:pPr>
-      <w:r>
-        <w:rPr>
-          <w:lang w:val="fr-FR"/>
-        </w:rPr>
-        <w:t>Licence et version</w:t>
-      </w:r>
-    </w:p>
-    <w:p>
-      <w:pPr>
-        <w:rPr>
-          <w:lang w:val="fr-FR"/>
-        </w:rPr>
-      </w:pPr>
-      <w:r>
-        <w:rPr>
-          <w:lang w:val="fr-FR"/>
-        </w:rPr>
-        <w:t xml:space="preserve">Le numéro de version du logiciel est affiché dans le menu Aide → « A propos... » (le titre de la fenêtre affiche plutôt le nom du tournoi et la date du jour).</w:t>
-      </w:r>
-    </w:p>
-    <w:p>
-      <w:pPr>
-        <w:rPr>
-          <w:lang w:val="fr-FR"/>
-        </w:rPr>
-      </w:pPr>
-      <w:r>
-        <w:rPr>
-          <w:lang w:val="fr-FR"/>
-        </w:rPr>
-        <w:t xml:space="preserve">Les exécutables compilés (.msi Windows, .dmg macOS) peuvent exiger une activation unique par machine, hors ligne, la première fois qu'ils sont lancés : une fenêtre affiche alors un identifiant à communiquer à l'éditeur pour recevoir une clé. Lancé depuis les sources (comme actuellement), le logiciel ne demande jamais d'activation.</w:t>
+        <w:rPr>
+          <w:lang w:val="fr-FR"/>
+        </w:rPr>
+      </w:pPr>
+      <w:r>
+        <w:rPr>
+          <w:lang w:val="fr-FR"/>
+        </w:rPr>
+        <w:t>Quand vous ajoutez un joueur (création d'un tournoi ou « Ajouter depuis le répertoire »), l'application vérifie s'il est déjà actif dans un autre tournoi du même dossier daté du même jour : il apparaît alors grisé (non sélectionnable) dans la liste, avec un message d'avertissement en cas d'ajout individuel malgré tout. De même, dans « Ajouter depuis le répertoire », un joueur déjà inscrit à CE tournoi apparaît aussi grisé (au lieu de disparaître de la liste) — il reste ainsi facile à retrouver, sans risque de l'ajouter en double. Cette vérification peut être désactivée entièrement via la case « Éviter qu'un joueur joue à deux tables à la fois » (onglet Paramètres, section 12, en bas de la colonne de gauche) — utile si ce cas ne se présente jamais dans votre usage et que le grisage/message gêne plus qu'il n'aide.</w:t>
       </w:r>
     </w:p>
     <w:p>
       <w:pPr>
         <w:ind w:left="340"/>
+        <w:rPr>
+          <w:lang w:val="fr-FR"/>
+        </w:rPr>
+      </w:pPr>
+      <w:r>
         <w:rPr>
           <w:i/>
           <w:color w:val="666666"/>
-          <w:lang w:val="fr-FR"/>
-        </w:rPr>
-      </w:pPr>
+        </w:rPr>
+        <w:t>💡</w:t>
+      </w:r>
       <w:r>
         <w:rPr>
           <w:i/>
           <w:color w:val="666666"/>
-        </w:rPr>
-        <w:t>💡</w:t>
-      </w:r>
+          <w:lang w:val="fr-FR"/>
+        </w:rPr>
+        <w:t xml:space="preserve"> Pour des tests répétés (pas de vraies parties), utilisez « Tout réactiver... » (menu Répertoire, section 16) pour libérer d'un coup les joueurs restés coincés « actifs » dans d'anciens tournois abandonnés, plutôt que de les nettoyer un par un.</w:t>
+      </w:r>
+    </w:p>
+    <w:p>
+      <w:pPr>
+        <w:pStyle w:val="Titre1"/>
+        <w:rPr>
+          <w:lang w:val="fr-FR"/>
+        </w:rPr>
+      </w:pPr>
+      <w:bookmarkStart w:id="49" w:name="_Toc237602496"/>
+      <w:r>
+        <w:rPr>
+          <w:lang w:val="fr-FR"/>
+        </w:rPr>
+        <w:lastRenderedPageBreak/>
+        <w:t>15. Statistiques — Synthèse par période</w:t>
+      </w:r>
+      <w:bookmarkEnd w:id="49"/>
+    </w:p>
+    <w:p>
+      <w:pPr>
+        <w:rPr>
+          <w:lang w:val="fr-FR"/>
+        </w:rPr>
+      </w:pPr>
+      <w:r>
+        <w:rPr>
+          <w:noProof/>
+          <w:lang w:val="fr-FR"/>
+        </w:rPr>
+        <w:drawing>
+          <wp:inline distT="0" distB="0" distL="0" distR="0">
+            <wp:extent cx="6120130" cy="3705860"/>
+            <wp:effectExtent l="0" t="0" r="1270" b="2540"/>
+            <wp:docPr id="477967148" name="Image 15"/>
+            <wp:cNvGraphicFramePr>
+              <a:graphicFrameLocks xmlns:a="http://schemas.openxmlformats.org/drawingml/2006/main" noChangeAspect="1"/>
+            </wp:cNvGraphicFramePr>
+            <a:graphic xmlns:a="http://schemas.openxmlformats.org/drawingml/2006/main">
+              <a:graphicData uri="http://schemas.openxmlformats.org/drawingml/2006/picture">
+                <pic:pic xmlns:pic="http://schemas.openxmlformats.org/drawingml/2006/picture">
+                  <pic:nvPicPr>
+                    <pic:cNvPr id="477967148" name="Image 477967148"/>
+                    <pic:cNvPicPr/>
+                  </pic:nvPicPr>
+                  <pic:blipFill>
+                    <a:blip r:embed="rId27"/>
+                    <a:stretch>
+                      <a:fillRect/>
+                    </a:stretch>
+                  </pic:blipFill>
+                  <pic:spPr>
+                    <a:xfrm>
+                      <a:off x="0" y="0"/>
+                      <a:ext cx="6120130" cy="3705860"/>
+                    </a:xfrm>
+                    <a:prstGeom prst="rect">
+                      <a:avLst/>
+                    </a:prstGeom>
+                  </pic:spPr>
+                </pic:pic>
+              </a:graphicData>
+            </a:graphic>
+          </wp:inline>
+        </w:drawing>
+      </w:r>
+    </w:p>
+    <w:p>
+      <w:pPr>
+        <w:rPr>
+          <w:lang w:val="fr-FR"/>
+        </w:rPr>
+      </w:pPr>
+      <w:r>
+        <w:rPr>
+          <w:lang w:val="fr-FR"/>
+        </w:rPr>
+        <w:t>L'onglet Statistiques (aussi accessible via le menu Statistiques → « Synthèse par période... ») permet de consulter les résultats de plusieurs tournois à la fois (par exemple tous ceux d'une saison), primes comprises — utile pour un classement de club sur plusieurs soirées.</w:t>
+      </w:r>
+    </w:p>
+    <w:p>
+      <w:pPr>
+        <w:pStyle w:val="Titre2"/>
+      </w:pPr>
+      <w:bookmarkStart w:id="50" w:name="_Toc237602497"/>
+      <w:r>
+        <w:t>Générer une synthèse</w:t>
+      </w:r>
+      <w:bookmarkEnd w:id="50"/>
+    </w:p>
+    <w:p>
+      <w:pPr>
+        <w:pStyle w:val="Listepuces"/>
+        <w:rPr>
+          <w:lang w:val="fr-FR"/>
+        </w:rPr>
+      </w:pPr>
+      <w:r>
+        <w:rPr>
+          <w:b/>
+          <w:lang w:val="fr-FR"/>
+        </w:rPr>
+        <w:t xml:space="preserve">Dossier des tournois — </w:t>
+      </w:r>
+      <w:r>
+        <w:rPr>
+          <w:lang w:val="fr-FR"/>
+        </w:rPr>
+        <w:t>dossier à parcourir pour y trouver les fichiers .tournoi (case « Inclure les sous-dossiers » pour aller plus loin qu'un seul niveau).</w:t>
+      </w:r>
+    </w:p>
+    <w:p>
+      <w:pPr>
+        <w:pStyle w:val="Listepuces"/>
+        <w:rPr>
+          <w:lang w:val="fr-FR"/>
+        </w:rPr>
+      </w:pPr>
+      <w:r>
+        <w:rPr>
+          <w:b/>
+          <w:lang w:val="fr-FR"/>
+        </w:rPr>
+        <w:t xml:space="preserve">Période (du / au) — </w:t>
+      </w:r>
+      <w:r>
+        <w:rPr>
+          <w:lang w:val="fr-FR"/>
+        </w:rPr>
+        <w:t>dates au format AAAA-MM-JJ ; laisser vide pour ne pas borner d'un côté ou de l'autre.</w:t>
+      </w:r>
+    </w:p>
+    <w:p>
+      <w:pPr>
+        <w:rPr>
+          <w:lang w:val="fr-FR"/>
+        </w:rPr>
+      </w:pPr>
+      <w:r>
+        <w:rPr>
+          <w:lang w:val="fr-FR"/>
+        </w:rPr>
+        <w:t>Le bouton « Générer la synthèse » affiche alors deux tableaux :</w:t>
+      </w:r>
+    </w:p>
+    <w:p>
+      <w:pPr>
+        <w:pStyle w:val="Listepuces"/>
+        <w:rPr>
+          <w:lang w:val="fr-FR"/>
+        </w:rPr>
+      </w:pPr>
+      <w:r>
+        <w:rPr>
+          <w:b/>
+          <w:lang w:val="fr-FR"/>
+        </w:rPr>
+        <w:t xml:space="preserve">Tournois de la période — </w:t>
+      </w:r>
+      <w:r>
+        <w:rPr>
+          <w:lang w:val="fr-FR"/>
+        </w:rPr>
+        <w:t>date, statut, entrées, prize pool, vainqueur, primes distribuées, pour chaque tournoi trouvé ;</w:t>
+      </w:r>
+    </w:p>
+    <w:p>
+      <w:pPr>
+        <w:pStyle w:val="Listepuces"/>
+        <w:rPr>
+          <w:lang w:val="fr-FR"/>
+        </w:rPr>
+      </w:pPr>
+      <w:r>
+        <w:rPr>
+          <w:b/>
+          <w:lang w:val="fr-FR"/>
+        </w:rPr>
+        <w:t xml:space="preserve">Classement des joueurs sur la période — </w:t>
+      </w:r>
+      <w:r>
+        <w:rPr>
+          <w:lang w:val="fr-FR"/>
+        </w:rPr>
+        <w:t>cumulé sur tous les tournois trouvés : nombre de tournois joués, victoires, Meilleur Rang, total investi, gains de classement, primes empochées et solde net (gains + primes − investi).</w:t>
+      </w:r>
+    </w:p>
+    <w:p>
+      <w:pPr>
+        <w:ind w:left="340"/>
+        <w:rPr>
+          <w:lang w:val="fr-FR"/>
+        </w:rPr>
+      </w:pPr>
       <w:r>
         <w:rPr>
           <w:i/>
           <w:color w:val="666666"/>
+        </w:rPr>
+        <w:t>💡</w:t>
+      </w:r>
+      <w:r>
+        <w:rPr>
+          <w:i/>
+          <w:color w:val="666666"/>
+          <w:lang w:val="fr-FR"/>
+        </w:rPr>
+        <w:t xml:space="preserve"> La date d'un tournoi est celle fixée à sa création ; pour un fichier créé avant l'existence de ce réglage, elle est déduite de la date de création du fichier lui-même.</w:t>
+      </w:r>
+    </w:p>
+    <w:p>
+      <w:pPr>
+        <w:pStyle w:val="Titre2"/>
+        <w:rPr>
+          <w:lang w:val="fr-FR"/>
+        </w:rPr>
+      </w:pPr>
+      <w:bookmarkStart w:id="51" w:name="_Toc237602498"/>
+      <w:r>
+        <w:rPr>
+          <w:lang w:val="fr-FR"/>
+        </w:rPr>
+        <w:t>Exporter la synthèse</w:t>
+      </w:r>
+      <w:bookmarkEnd w:id="51"/>
+    </w:p>
+    <w:p>
+      <w:pPr>
+        <w:rPr>
+          <w:lang w:val="fr-FR"/>
+        </w:rPr>
+      </w:pPr>
+      <w:r>
+        <w:rPr>
+          <w:lang w:val="fr-FR"/>
+        </w:rPr>
+        <w:t>Chacun des deux tableaux a son propre bouton « Exporter ce tableau... » : il n'exporte que les colonnes cochées de CE tableau, dans un fichier séparé — pour ne jamais avoir d'ambiguïté sur ce qu'on est en train d'exporter.</w:t>
+      </w:r>
+    </w:p>
+    <w:p>
+      <w:pPr>
+        <w:pStyle w:val="Listepuces"/>
+        <w:rPr>
+          <w:lang w:val="fr-FR"/>
+        </w:rPr>
+      </w:pPr>
+      <w:r>
+        <w:rPr>
+          <w:lang w:val="fr-FR"/>
+        </w:rPr>
+        <w:lastRenderedPageBreak/>
+        <w:t>le format (CSV, Excel ou PDF) se choisit une fois pour la fenêtre ;</w:t>
+      </w:r>
+    </w:p>
+    <w:p>
+      <w:pPr>
+        <w:pStyle w:val="Listepuces"/>
+        <w:rPr>
+          <w:lang w:val="fr-FR"/>
+        </w:rPr>
+      </w:pPr>
+      <w:r>
+        <w:rPr>
+          <w:lang w:val="fr-FR"/>
+        </w:rPr>
+        <w:t>les colonnes à inclure se cochent séparément pour chaque tableau (cases à cocher, toutes cochées par défaut ; boutons « Tout cocher »/« Tout décocher »).</w:t>
+      </w:r>
+    </w:p>
+    <w:p>
+      <w:pPr>
+        <w:ind w:left="340"/>
+        <w:rPr>
+          <w:lang w:val="fr-FR"/>
+        </w:rPr>
+      </w:pPr>
+      <w:r>
+        <w:rPr>
+          <w:i/>
+          <w:color w:val="666666"/>
+        </w:rPr>
+        <w:t>💡</w:t>
+      </w:r>
+      <w:r>
+        <w:rPr>
+          <w:i/>
+          <w:color w:val="666666"/>
+          <w:lang w:val="fr-FR"/>
+        </w:rPr>
+        <w:t xml:space="preserve"> Le format et les colonnes cochées de chaque tableau sont mémorisés d'un export à l'autre, et chaque fichier généré s'ouvre automatiquement à la fin de l'export.</w:t>
+      </w:r>
+    </w:p>
+    <w:p>
+      <w:pPr>
+        <w:pStyle w:val="Titre1"/>
+        <w:rPr>
+          <w:lang w:val="fr-FR"/>
+        </w:rPr>
+      </w:pPr>
+      <w:bookmarkStart w:id="52" w:name="_Toc237602499"/>
+      <w:r>
+        <w:rPr>
+          <w:lang w:val="fr-FR"/>
+        </w:rPr>
+        <w:t>16. Menu Répertoire — joueurs et photos</w:t>
+      </w:r>
+      <w:bookmarkEnd w:id="52"/>
+    </w:p>
+    <w:p>
+      <w:pPr>
+        <w:rPr>
+          <w:lang w:val="fr-FR"/>
+        </w:rPr>
+      </w:pPr>
+      <w:r>
+        <w:rPr>
+          <w:noProof/>
+          <w:lang w:val="fr-FR"/>
+        </w:rPr>
+        <w:drawing>
+          <wp:inline distT="0" distB="0" distL="0" distR="0">
+            <wp:extent cx="6120130" cy="3263265"/>
+            <wp:effectExtent l="0" t="0" r="1270" b="635"/>
+            <wp:docPr id="1274606933" name="Image 16"/>
+            <wp:cNvGraphicFramePr>
+              <a:graphicFrameLocks xmlns:a="http://schemas.openxmlformats.org/drawingml/2006/main" noChangeAspect="1"/>
+            </wp:cNvGraphicFramePr>
+            <a:graphic xmlns:a="http://schemas.openxmlformats.org/drawingml/2006/main">
+              <a:graphicData uri="http://schemas.openxmlformats.org/drawingml/2006/picture">
+                <pic:pic xmlns:pic="http://schemas.openxmlformats.org/drawingml/2006/picture">
+                  <pic:nvPicPr>
+                    <pic:cNvPr id="1274606933" name="Image 1274606933"/>
+                    <pic:cNvPicPr/>
+                  </pic:nvPicPr>
+                  <pic:blipFill>
+                    <a:blip r:embed="rId28"/>
+                    <a:stretch>
+                      <a:fillRect/>
+                    </a:stretch>
+                  </pic:blipFill>
+                  <pic:spPr>
+                    <a:xfrm>
+                      <a:off x="0" y="0"/>
+                      <a:ext cx="6120130" cy="3263265"/>
+                    </a:xfrm>
+                    <a:prstGeom prst="rect">
+                      <a:avLst/>
+                    </a:prstGeom>
+                  </pic:spPr>
+                </pic:pic>
+              </a:graphicData>
+            </a:graphic>
+          </wp:inline>
+        </w:drawing>
+      </w:r>
+    </w:p>
+    <w:p>
+      <w:pPr>
+        <w:rPr>
+          <w:lang w:val="fr-FR"/>
+        </w:rPr>
+      </w:pPr>
+      <w:r>
+        <w:rPr>
+          <w:lang w:val="fr-FR"/>
+        </w:rPr>
+        <w:t>Le répertoire mémorise vos joueurs habituels indépendamment de chaque tournoi : ils sont proposés sous forme de liste à cocher à la création d'un nouveau tournoi, et restent disponibles pour piocher dedans à tout moment (« Ajouter depuis le répertoire... », onglet Joueurs).</w:t>
+      </w:r>
+    </w:p>
+    <w:p>
+      <w:pPr>
+        <w:rPr>
+          <w:lang w:val="fr-FR"/>
+        </w:rPr>
+      </w:pPr>
+      <w:r>
+        <w:rPr>
+          <w:lang w:val="fr-FR"/>
+        </w:rPr>
+        <w:t>L'onglet Répertoire (aussi accessible via le menu Répertoire → « Gérer le répertoire de joueurs... ») affiche :</w:t>
+      </w:r>
+    </w:p>
+    <w:p>
+      <w:pPr>
+        <w:rPr>
+          <w:lang w:val="fr-FR"/>
+        </w:rPr>
+      </w:pPr>
+      <w:r>
+        <w:rPr>
+          <w:lang w:val="fr-FR"/>
+        </w:rPr>
+        <w:t>Les joueurs sont affichés dans un tableau à trois colonnes : Photo (miniature, si une photo est enregistrée), Nom et Club. Cliquer sur l'en-tête Nom ou Club trie la liste en conséquence ; cliquer une seconde fois inverse l'ordre (croissant/décroissant). Tout en haut de l'onglet, à droite du titre, un petit tableau « Joueurs par club (total=XXXX) » — XXXX étant le nombre total de joueurs du répertoire — récapitule le nombre de joueurs par club (« Sans » en premier pour ceux sans club, puis les vrais clubs par ordre alphabétique) — mis à jour à chaque ajout/modification/suppression d'un joueur du répertoire ; sa hauteur reste fixe (avec ascenseur si besoin) quel que soit le nombre de clubs distincts.</w:t>
+      </w:r>
+    </w:p>
+    <w:p>
+      <w:pPr>
+        <w:pStyle w:val="Listepuces"/>
+        <w:rPr>
+          <w:lang w:val="fr-FR"/>
+        </w:rPr>
+      </w:pPr>
+      <w:r>
+        <w:rPr>
+          <w:b/>
+          <w:lang w:val="fr-FR"/>
+        </w:rPr>
+        <w:t xml:space="preserve">Ajouter / Renommer / Supprimer — </w:t>
+      </w:r>
+      <w:r>
+        <w:rPr>
+          <w:lang w:val="fr-FR"/>
+        </w:rPr>
+        <w:t>gestion de la liste elle-même — un joueur ajouté ici reçoit directement le club réglé dans Paramètres (« Nom du Club »), à corriger ensuite via « Modifier le club... » si besoin.</w:t>
+      </w:r>
+    </w:p>
+    <w:p>
+      <w:pPr>
+        <w:pStyle w:val="Listepuces"/>
+        <w:rPr>
+          <w:lang w:val="fr-FR"/>
+        </w:rPr>
+      </w:pPr>
+      <w:r>
+        <w:rPr>
+          <w:b/>
+          <w:lang w:val="fr-FR"/>
+        </w:rPr>
+        <w:t xml:space="preserve">Modifier le club... — </w:t>
+      </w:r>
+      <w:r>
+        <w:rPr>
+          <w:lang w:val="fr-FR"/>
+        </w:rPr>
+        <w:t>renseigne ou corrige le club du joueur sélectionné, via la même liste déroulante (clubs déjà connus, ou saisie libre) que dans l'onglet Joueurs.</w:t>
+      </w:r>
+    </w:p>
+    <w:p>
+      <w:pPr>
+        <w:pStyle w:val="Listepuces"/>
+        <w:rPr>
+          <w:lang w:val="fr-FR"/>
+        </w:rPr>
+      </w:pPr>
+      <w:r>
+        <w:rPr>
+          <w:b/>
+          <w:lang w:val="fr-FR"/>
+        </w:rPr>
+        <w:t xml:space="preserve">Modifier clubs pour tous... — </w:t>
+      </w:r>
+      <w:r>
+        <w:rPr>
+          <w:lang w:val="fr-FR"/>
+        </w:rPr>
+        <w:t>attribue le club par défaut (« Nom du Club », réglé dans Paramètres) à tous les joueurs du répertoire qui n'ont encore aucun club — n'écrase jamais un club déjà renseigné.</w:t>
+      </w:r>
+    </w:p>
+    <w:p>
+      <w:pPr>
+        <w:pStyle w:val="Listepuces"/>
+        <w:rPr>
+          <w:lang w:val="fr-FR"/>
+        </w:rPr>
+      </w:pPr>
+      <w:r>
+        <w:rPr>
+          <w:b/>
+          <w:lang w:val="fr-FR"/>
+        </w:rPr>
+        <w:lastRenderedPageBreak/>
+        <w:t xml:space="preserve">Prendre une photo... / Importer une photo... / Supprimer la photo — </w:t>
+      </w:r>
+      <w:r>
+        <w:rPr>
+          <w:lang w:val="fr-FR"/>
+        </w:rPr>
+        <w:t>une photo peut être associée à chaque joueur du répertoire (nécessite les paquets optionnels pour la caméra et l'aperçu, voir section 2).</w:t>
+      </w:r>
+    </w:p>
+    <w:p>
+      <w:pPr>
+        <w:pStyle w:val="Listepuces"/>
+        <w:rPr>
+          <w:lang w:val="fr-FR"/>
+        </w:rPr>
+      </w:pPr>
+      <w:r>
+        <w:rPr>
+          <w:b/>
+          <w:lang w:val="fr-FR"/>
+        </w:rPr>
+        <w:t xml:space="preserve">Importer les joueurs d'un tournoi existant... — </w:t>
+      </w:r>
+      <w:r>
+        <w:rPr>
+          <w:lang w:val="fr-FR"/>
+        </w:rPr>
+        <w:t>ajoute au répertoire tous les noms trouvés dans un fichier .tournoi choisi (un fichier .tournoi ne mémorisant jamais de club par joueur, une fenêtre demande le club à attribuer à tous les joueurs importés, préremplie avec le « Nom du Club » réglé dans Paramètres) — pratique pour repartir d'un tournoi déjà joué sans ressaisir chaque nom.</w:t>
+      </w:r>
+    </w:p>
+    <w:p>
+      <w:pPr>
+        <w:pStyle w:val="Listepuces"/>
+        <w:rPr>
+          <w:lang w:val="fr-FR"/>
+        </w:rPr>
+      </w:pPr>
+      <w:r>
+        <w:rPr>
+          <w:b/>
+          <w:lang w:val="fr-FR"/>
+        </w:rPr>
+        <w:t xml:space="preserve">Importer (CSV)... — </w:t>
+      </w:r>
+      <w:r>
+        <w:rPr>
+          <w:lang w:val="fr-FR"/>
+        </w:rPr>
+        <w:t>importe une liste de joueurs depuis un fichier CSV (colonnes NOM et CLUB, avec ou sans ligne d'en-tête, séparateur « ; » ou « , »). Si le fichier ne contient qu'une seule colonne (juste des noms), une fenêtre propose un club à attribuer à tous les joueurs importés, pré-rempli avec « CPC ».</w:t>
+      </w:r>
+    </w:p>
+    <w:p>
+      <w:pPr>
+        <w:pStyle w:val="Listepuces"/>
+        <w:rPr>
+          <w:lang w:val="fr-FR"/>
+        </w:rPr>
+      </w:pPr>
+      <w:r>
+        <w:rPr>
+          <w:b/>
+          <w:lang w:val="fr-FR"/>
+        </w:rPr>
+        <w:t xml:space="preserve">Exporter (CSV)... — </w:t>
+      </w:r>
+      <w:r>
+        <w:rPr>
+          <w:lang w:val="fr-FR"/>
+        </w:rPr>
+        <w:t>exporte le répertoire complet au format NOM;CLUB.</w:t>
+      </w:r>
+    </w:p>
+    <w:p>
+      <w:pPr>
+        <w:pStyle w:val="Listepuces"/>
+        <w:rPr>
+          <w:lang w:val="fr-FR"/>
+        </w:rPr>
+      </w:pPr>
+      <w:r>
+        <w:rPr>
+          <w:b/>
+          <w:lang w:val="fr-FR"/>
+        </w:rPr>
+        <w:t xml:space="preserve">Tout réactiver... — </w:t>
+      </w:r>
+      <w:r>
+        <w:rPr>
+          <w:lang w:val="fr-FR"/>
+        </w:rPr>
+        <w:t>cherche, dans un dossier au choix (et ses sous-dossiers), tous les tournois où des joueurs sont restés coincés « actifs » sans que la partie ait été vraiment terminée (utile après des tests, ou un tournoi jamais fini) ; un récapitulatif détaillé demande confirmation avant de les marquer Forfait dans ces fichiers, pour qu'ils ne bloquent plus la détection de conflit (section 14).</w:t>
+      </w:r>
+    </w:p>
+    <w:p>
+      <w:pPr>
+        <w:ind w:left="340"/>
+        <w:rPr>
+          <w:lang w:val="fr-FR"/>
+        </w:rPr>
+      </w:pPr>
+      <w:r>
+        <w:rPr>
+          <w:i/>
+          <w:color w:val="8A1F1F"/>
+          <w:lang w:val="fr-FR"/>
+        </w:rPr>
+        <w:t>⚠ « Tout réactiver » vérifie systématiquement tous les tournois du dossier choisi, y compris ceux datés d'aujourd'hui : vérifiez bien la liste avant de confirmer si l'un d'eux est réellement en train d'être joué.</w:t>
+      </w:r>
+    </w:p>
+    <w:p>
+      <w:pPr>
+        <w:pStyle w:val="Titre1"/>
+      </w:pPr>
+      <w:bookmarkStart w:id="53" w:name="_Toc237602500"/>
+      <w:r>
+        <w:t>17. Sauvegarde et bonnes pratiques</w:t>
+      </w:r>
+      <w:bookmarkEnd w:id="53"/>
+    </w:p>
+    <w:p>
+      <w:pPr>
+        <w:pStyle w:val="Listepuces"/>
+        <w:rPr>
+          <w:lang w:val="fr-FR"/>
+        </w:rPr>
+      </w:pPr>
+      <w:r>
+        <w:rPr>
+          <w:lang w:val="fr-FR"/>
+        </w:rPr>
+        <w:t>Toutes les actions sont enregistrées immédiatement dans le fichier .tournoi — pas de sauvegarde manuelle à penser à faire.</w:t>
+      </w:r>
+    </w:p>
+    <w:p>
+      <w:pPr>
+        <w:pStyle w:val="Listepuces"/>
+        <w:rPr>
+          <w:lang w:val="fr-FR"/>
+        </w:rPr>
+      </w:pPr>
+      <w:r>
+        <w:rPr>
+          <w:lang w:val="fr-FR"/>
+        </w:rPr>
+        <w:t>Pour sauvegarder une copie de sûreté : copiez simplement le fichier .tournoi ailleurs (le tournoi peut rester ouvert pendant la copie).</w:t>
+      </w:r>
+    </w:p>
+    <w:p>
+      <w:pPr>
+        <w:pStyle w:val="Listepuces"/>
+        <w:rPr>
+          <w:lang w:val="fr-FR"/>
+        </w:rPr>
+      </w:pPr>
+      <w:r>
+        <w:rPr>
+          <w:lang w:val="fr-FR"/>
+        </w:rPr>
+        <w:t>Le répertoire de joueurs, les préférences de réglages/export, les photos et les modèles de blindes/réglages enregistrés (sections 9 et 11) sont stockés indépendamment de chaque tournoi (dossier .poker_tournament du compte utilisateur) — ils survivent à la suppression d'un fichier .tournoi.</w:t>
+      </w:r>
+    </w:p>
+    <w:p>
+      <w:pPr>
+        <w:pStyle w:val="Listepuces"/>
+        <w:rPr>
+          <w:lang w:val="fr-FR"/>
+        </w:rPr>
+      </w:pPr>
+      <w:r>
+        <w:rPr>
+          <w:lang w:val="fr-FR"/>
+        </w:rPr>
+        <w:t>Pensez à renommer clairement vos fichiers .tournoi (date, nom de l'événement) : c'est ce nom de fichier qui sert de repli pour la date affichée dans les synthèses par période si aucun nom de tournoi n'a été précisé.</w:t>
+      </w:r>
+    </w:p>
+    <w:p>
+      <w:pPr>
+        <w:pStyle w:val="Titre1"/>
+        <w:rPr>
+          <w:lang w:val="fr-FR"/>
+        </w:rPr>
+      </w:pPr>
+      <w:bookmarkStart w:id="54" w:name="_Toc237602501"/>
+      <w:r>
+        <w:rPr>
+          <w:lang w:val="fr-FR"/>
+        </w:rPr>
+        <w:t>18. Dépannage (pour le technicien)</w:t>
+      </w:r>
+      <w:bookmarkEnd w:id="54"/>
+    </w:p>
+    <w:p>
+      <w:pPr>
+        <w:pStyle w:val="Titre3"/>
+        <w:rPr>
+          <w:lang w:val="fr-FR"/>
+        </w:rPr>
+      </w:pPr>
+      <w:bookmarkStart w:id="55" w:name="_Toc237602502"/>
+      <w:r>
+        <w:rPr>
+          <w:lang w:val="fr-FR"/>
+        </w:rPr>
+        <w:t>« L'export Excel nécessite le paquet openpyxl »</w:t>
+      </w:r>
+      <w:bookmarkEnd w:id="55"/>
+    </w:p>
+    <w:p>
+      <w:pPr>
+        <w:rPr>
+          <w:lang w:val="fr-FR"/>
+        </w:rPr>
+      </w:pPr>
+      <w:r>
+        <w:rPr>
+          <w:lang w:val="fr-FR"/>
+        </w:rPr>
+        <w:t>Installez-le avec pip3 install openpyxl (voir section 2), ou utilisez l'export CSV en attendant, qui ne nécessite rien de plus.</w:t>
+      </w:r>
+    </w:p>
+    <w:p>
+      <w:pPr>
+        <w:pStyle w:val="Titre3"/>
+        <w:rPr>
+          <w:lang w:val="fr-FR"/>
+        </w:rPr>
+      </w:pPr>
+      <w:bookmarkStart w:id="56" w:name="_Toc237602503"/>
+      <w:r>
+        <w:rPr>
+          <w:lang w:val="fr-FR"/>
+        </w:rPr>
+        <w:t>« L'export PDF nécessite le paquet fpdf2 »</w:t>
+      </w:r>
+      <w:bookmarkEnd w:id="56"/>
+    </w:p>
+    <w:p>
+      <w:pPr>
+        <w:rPr>
+          <w:lang w:val="fr-FR"/>
+        </w:rPr>
+      </w:pPr>
+      <w:r>
+        <w:rPr>
+          <w:lang w:val="fr-FR"/>
+        </w:rPr>
+        <w:t>Installez-le avec pip3 install fpdf2 (voir section 2), ou utilisez CSV/Excel en attendant.</w:t>
+      </w:r>
+    </w:p>
+    <w:p>
+      <w:pPr>
+        <w:pStyle w:val="Titre3"/>
+        <w:rPr>
+          <w:lang w:val="fr-FR"/>
+        </w:rPr>
+      </w:pPr>
+      <w:bookmarkStart w:id="57" w:name="_Toc237602504"/>
+      <w:r>
+        <w:rPr>
+          <w:lang w:val="fr-FR"/>
+        </w:rPr>
+        <w:t>La capture photo par caméra est indisponible</w:t>
+      </w:r>
+      <w:bookmarkEnd w:id="57"/>
+    </w:p>
+    <w:p>
+      <w:pPr>
+        <w:rPr>
+          <w:lang w:val="fr-FR"/>
+        </w:rPr>
+      </w:pPr>
+      <w:r>
+        <w:rPr>
+          <w:lang w:val="fr-FR"/>
+        </w:rPr>
+        <w:t>Installez opencv-python et Pillow (voir section 2). L'import d'une photo depuis un fichier reste possible sans ces paquets.</w:t>
+      </w:r>
+    </w:p>
+    <w:p>
+      <w:pPr>
+        <w:pStyle w:val="Titre3"/>
+        <w:rPr>
+          <w:lang w:val="fr-FR"/>
+        </w:rPr>
+      </w:pPr>
+      <w:bookmarkStart w:id="58" w:name="_Toc237602505"/>
+      <w:r>
+        <w:rPr>
+          <w:lang w:val="fr-FR"/>
+        </w:rPr>
+        <w:lastRenderedPageBreak/>
+        <w:t>macOS refuse d'ouvrir Lancer_le_tournoi.command</w:t>
+      </w:r>
+      <w:bookmarkEnd w:id="58"/>
+    </w:p>
+    <w:p>
+      <w:pPr>
+        <w:rPr>
+          <w:lang w:val="fr-FR"/>
+        </w:rPr>
+      </w:pPr>
+      <w:r>
+        <w:rPr>
+          <w:lang w:val="fr-FR"/>
+        </w:rPr>
+        <w:t>Clic droit (ou Ctrl+clic) sur le fichier → « Ouvrir » → confirmez « Ouvrir ». Cette étape n'est nécessaire qu'une seule fois.</w:t>
+      </w:r>
+    </w:p>
+    <w:p>
+      <w:pPr>
+        <w:pStyle w:val="Titre3"/>
+        <w:rPr>
+          <w:lang w:val="fr-FR"/>
+        </w:rPr>
+      </w:pPr>
+      <w:bookmarkStart w:id="59" w:name="_Toc237602506"/>
+      <w:r>
+        <w:rPr>
+          <w:lang w:val="fr-FR"/>
+        </w:rPr>
+        <w:t>Sous Windows, le fichier .command ne fait rien</w:t>
+      </w:r>
+      <w:bookmarkEnd w:id="59"/>
+    </w:p>
+    <w:p>
+      <w:pPr>
+        <w:rPr>
+          <w:lang w:val="fr-FR"/>
+        </w:rPr>
+      </w:pPr>
+      <w:r>
+        <w:rPr>
+          <w:lang w:val="fr-FR"/>
+        </w:rPr>
+        <w:t>Normal : c'est un script réservé à macOS. Sous Windows, utilisez l'installateur PokerTournament.msi (voir section 2).</w:t>
+      </w:r>
+    </w:p>
+    <w:p>
+      <w:pPr>
+        <w:pStyle w:val="Titre3"/>
+        <w:rPr>
+          <w:lang w:val="fr-FR"/>
+        </w:rPr>
+      </w:pPr>
+      <w:bookmarkStart w:id="60" w:name="_Toc237602507"/>
+      <w:r>
+        <w:rPr>
+          <w:lang w:val="fr-FR"/>
+        </w:rPr>
+        <w:t>Une colonne de l'onglet Joueurs a disparu</w:t>
+      </w:r>
+      <w:bookmarkEnd w:id="60"/>
+    </w:p>
+    <w:p>
+      <w:pPr>
+        <w:rPr>
+          <w:lang w:val="fr-FR"/>
+        </w:rPr>
+      </w:pPr>
+      <w:r>
+        <w:rPr>
+          <w:lang w:val="fr-FR"/>
+        </w:rPr>
+        <w:t>Elle a été réduite en dessous de sa largeur minimale à la souris, ce qui la masque automatiquement (voir section 5, « Colonnes du tableau »). Utilisez le bouton « Bou/Col... » (à côté de « Tout décocher ») pour la réafficher.</w:t>
+      </w:r>
+    </w:p>
+    <w:p>
+      <w:pPr>
+        <w:pStyle w:val="Titre3"/>
+        <w:rPr>
+          <w:lang w:val="fr-FR"/>
+        </w:rPr>
+      </w:pPr>
+      <w:bookmarkStart w:id="61" w:name="_Toc237602508"/>
+      <w:r>
+        <w:rPr>
+          <w:lang w:val="fr-FR"/>
+        </w:rPr>
+        <w:t>Le Lobby affiche une liste vide</w:t>
+      </w:r>
+      <w:bookmarkEnd w:id="61"/>
+    </w:p>
+    <w:p>
+      <w:pPr>
+        <w:rPr>
+          <w:lang w:val="fr-FR"/>
+        </w:rPr>
+      </w:pPr>
+      <w:r>
+        <w:rPr>
+          <w:lang w:val="fr-FR"/>
+        </w:rPr>
+        <w:t>Aucun dossier n'a encore été choisi (cliquez sur « Choisir un dossier... »), ou le dossier choisi ne contient pas de fichiers .tournoi. Voir section 14.</w:t>
+      </w:r>
+    </w:p>
+    <w:p>
+      <w:pPr>
+        <w:pStyle w:val="Titre3"/>
+        <w:rPr>
+          <w:lang w:val="fr-FR"/>
+        </w:rPr>
+      </w:pPr>
+      <w:bookmarkStart w:id="62" w:name="_Toc237602509"/>
+      <w:r>
+        <w:rPr>
+          <w:lang w:val="fr-FR"/>
+        </w:rPr>
+        <w:t>Des joueurs restent grisés dans la fenêtre de sélection alors que leur tournoi est terminé</w:t>
+      </w:r>
+      <w:bookmarkEnd w:id="62"/>
+    </w:p>
+    <w:p>
+      <w:pPr>
+        <w:rPr>
+          <w:lang w:val="fr-FR"/>
+        </w:rPr>
+      </w:pPr>
+      <w:r>
+        <w:rPr>
+          <w:lang w:val="fr-FR"/>
+        </w:rPr>
+        <w:t>Ils sont probablement restés « actifs » dans un vieux tournoi jamais terminé proprement (test interrompu, oubli de finir la partie). Utilisez « Tout réactiver... » (menu Répertoire, section 16) pour les libérer.</w:t>
+      </w:r>
+    </w:p>
+    <w:p>
+      <w:pPr>
+        <w:pStyle w:val="Titre3"/>
+        <w:rPr>
+          <w:lang w:val="fr-FR"/>
+        </w:rPr>
+      </w:pPr>
+      <w:bookmarkStart w:id="63" w:name="_Toc237602510"/>
+      <w:r>
+        <w:rPr>
+          <w:lang w:val="fr-FR"/>
+        </w:rPr>
+        <w:t>Un joueur affiché « en cours » n'a pas de gain calculé dans la synthèse par période</w:t>
+      </w:r>
+      <w:bookmarkEnd w:id="63"/>
+    </w:p>
+    <w:p>
+      <w:pPr>
+        <w:rPr>
+          <w:lang w:val="fr-FR"/>
+        </w:rPr>
+      </w:pPr>
+      <w:r>
+        <w:rPr>
+          <w:lang w:val="fr-FR"/>
+        </w:rPr>
+        <w:t>Tant qu'un tournoi n'est pas terminé (plus d'un joueur encore actif), aucun gain de classement n'est comptabilisé pour ces joueurs dans la synthèse — seuls le nombre de tournois joués et les primes déjà empochées le sont.</w:t>
+      </w:r>
+    </w:p>
+    <w:p>
+      <w:pPr>
+        <w:pStyle w:val="Titre3"/>
+        <w:rPr>
+          <w:lang w:val="fr-FR"/>
+        </w:rPr>
+      </w:pPr>
+      <w:bookmarkStart w:id="64" w:name="_Toc237602511"/>
+      <w:r>
+        <w:rPr>
+          <w:lang w:val="fr-FR"/>
+        </w:rPr>
+        <w:t>J'ai supprimé un joueur par erreur</w:t>
+      </w:r>
+      <w:bookmarkEnd w:id="64"/>
+    </w:p>
+    <w:p>
+      <w:pPr>
+        <w:rPr>
+          <w:lang w:val="fr-FR"/>
+        </w:rPr>
+      </w:pPr>
+      <w:r>
+        <w:rPr>
+          <w:lang w:val="fr-FR"/>
+        </w:rPr>
+        <w:t>La suppression n'est pas réversible depuis l'interface. Si vous avez une copie de sauvegarde récente du fichier .tournoi, c'est le seul moyen de revenir en arrière.</w:t>
+      </w:r>
+    </w:p>
+    <w:p>
+      <w:pPr>
+        <w:pStyle w:val="Titre1"/>
+        <w:rPr>
+          <w:lang w:val="fr-FR"/>
+        </w:rPr>
+      </w:pPr>
+      <w:r>
+        <w:rPr>
+          <w:lang w:val="fr-FR"/>
+        </w:rPr>
+        <w:t>Licence et version</w:t>
+      </w:r>
+    </w:p>
+    <w:p>
+      <w:pPr>
+        <w:rPr>
+          <w:lang w:val="fr-FR"/>
+        </w:rPr>
+      </w:pPr>
+      <w:r>
+        <w:rPr>
+          <w:lang w:val="fr-FR"/>
+        </w:rPr>
+        <w:t>Le numéro de version du logiciel est affiché dans le menu Aide → « A propos... » (le titre de la fenêtre affiche plutôt le nom du tournoi et la date du jour).</w:t>
+      </w:r>
+    </w:p>
+    <w:p>
+      <w:pPr>
+        <w:rPr>
+          <w:lang w:val="fr-FR"/>
+        </w:rPr>
+      </w:pPr>
+      <w:r>
+        <w:rPr>
+          <w:lang w:val="fr-FR"/>
+        </w:rPr>
+        <w:t>Les exécutables compilés (.msi Windows, .dmg macOS) peuvent exiger une activation unique par machine, hors ligne, la première fois qu'ils sont lancés : une fenêtre affiche alors un identifiant à communiquer à l'éditeur pour recevoir une clé. Lancé depuis les sources (comme actuellement), le logiciel ne demande jamais d'activation.</w:t>
+      </w:r>
+    </w:p>
+    <w:p>
+      <w:pPr>
+        <w:ind w:left="340"/>
+        <w:rPr>
+          <w:i/>
+          <w:color w:val="666666"/>
+          <w:lang w:val="fr-FR"/>
+        </w:rPr>
+      </w:pPr>
+      <w:r>
+        <w:rPr>
+          <w:i/>
+          <w:color w:val="666666"/>
+        </w:rPr>
+        <w:t>💡</w:t>
+      </w:r>
+      <w:r>
+        <w:rPr>
+          <w:i/>
+          <w:color w:val="666666"/>
           <w:lang w:val="fr-FR"/>
         </w:rPr>
         <w:t xml:space="preserve"> Ce verrou n'est pas encore actif sur les exécutables actuellement en circulation — il pourra l'être sur une future version, sans rien changer pour les postes déjà activés.</w:t>
@@ -8444,14 +8884,14 @@
           <w:lang w:val="fr-FR"/>
         </w:rPr>
       </w:pPr>
-      <w:bookmarkStart w:id="59" w:name="_Toc237602512"/>
+      <w:bookmarkStart w:id="65" w:name="_Toc237602512"/>
       <w:r>
         <w:rPr>
           <w:lang w:val="fr-FR"/>
         </w:rPr>
         <w:t>Annexe — structure des fichiers du logiciel</w:t>
       </w:r>
-      <w:bookmarkEnd w:id="59"/>
+      <w:bookmarkEnd w:id="65"/>
     </w:p>
     <w:p>
       <w:pPr>
@@ -8522,6 +8962,7 @@
           </w:tcPr>
           <w:p>
             <w:r>
+              <w:lastRenderedPageBreak/>
               <w:t>main.py</w:t>
             </w:r>
           </w:p>
@@ -8903,7 +9344,7 @@
               <w:rPr>
                 <w:lang w:val="fr-FR"/>
               </w:rPr>
-              <w:t xml:space="preserve">Numéro de version affiché dans l'application</w:t>
+              <w:t>Numéro de version affiché dans l'application</w:t>
             </w:r>
           </w:p>
         </w:tc>
@@ -8936,7 +9377,7 @@
               <w:rPr>
                 <w:lang w:val="fr-FR"/>
               </w:rPr>
-              <w:t xml:space="preserve">Verrou de licence (activation par machine, hors ligne)</w:t>
+              <w:t>Verrou de licence (activation par machine, hors ligne)</w:t>
             </w:r>
           </w:p>
         </w:tc>
@@ -8969,7 +9410,7 @@
               <w:rPr>
                 <w:lang w:val="fr-FR"/>
               </w:rPr>
-              <w:t xml:space="preserve">Modèles de jeux de jetons réutilisables (onglet Blindes)</w:t>
+              <w:t>Modèles de jeux de jetons réutilisables (onglet Blindes)</w:t>
             </w:r>
           </w:p>
         </w:tc>
@@ -9006,7 +9447,7 @@
       </w:r>
     </w:p>
     <w:sectPr>
-      <w:footerReference w:type="default" r:id="rId24"/>
+      <w:footerReference w:type="default" r:id="rId29"/>
       <w:pgSz w:w="11906" w:h="16838"/>
       <w:pgMar w:top="1134" w:right="1134" w:bottom="1134" w:left="1134" w:header="720" w:footer="720" w:gutter="0"/>
       <w:cols w:space="720"/>

--- a/MANUEL_UTILISATEUR_TOURNOI_CPC.docx
+++ b/MANUEL_UTILISATEUR_TOURNOI_CPC.docx
@@ -4493,6 +4493,27 @@
           <w:lang w:val="fr-FR"/>
         </w:rPr>
         <w:t>force un rééquilibrage manuel (utile après une action groupée).</w:t>
+      </w:r>
+    </w:p>
+    <w:p>
+      <w:pPr>
+        <w:pStyle w:val="Listepuces"/>
+        <w:rPr>
+          <w:lang w:val="fr-FR"/>
+        </w:rPr>
+      </w:pPr>
+      <w:r>
+        <w:rPr>
+          <w:b/>
+          <w:lang w:val="fr-FR"/>
+        </w:rPr>
+        <w:t xml:space="preserve">🔍− Zoom / 🔍+ Zoom — </w:t>
+      </w:r>
+      <w:r>
+        <w:rPr>
+          <w:lang w:val="fr-FR"/>
+        </w:rPr>
+        <w:t>agrandissent ou réduisent le texte des cartes de table (5 niveaux), pour ajuster la lisibilité selon l’écran utilisé — mémorisé d’une session à l’autre, comme Nom du Club.</w:t>
       </w:r>
     </w:p>
     <w:p>

--- a/MANUEL_UTILISATEUR_TOURNOI_CPC.docx
+++ b/MANUEL_UTILISATEUR_TOURNOI_CPC.docx
@@ -73,7 +73,14 @@
           <w:color w:val="666666"/>
           <w:lang w:val="fr-FR"/>
         </w:rPr>
-        <w:t>Version du logiciel : 17/08/2026 (mis à jour : écran chronomètre projecteur enrichi — raccourcis clavier, jetons repositionnés, durée du tournoi, fin de partie, chrono clignotant en pause, tableau des mouvements défilant — jetons avec image au choix, onglet Tables sans les chips)</w:t>
+        <w:t xml:space="preserve">Version du logiciel : 17/08/2026 (mis à jour : écran chronomètre projecteur enrichi — raccourcis clavier, jetons repositionnés, durée du tournoi, fin de partie, chrono clignotant en </w:t>
+      </w:r>
+      <w:r>
+        <w:rPr>
+          <w:color w:val="666666"/>
+          <w:lang w:val="fr-FR"/>
+        </w:rPr>
+        <w:t>pause, tableau des mouvements défilant — jetons avec image au choix, onglet Tables sans les chips)</w:t>
       </w:r>
     </w:p>
     <w:p>
@@ -127,7 +134,7 @@
         <w:rPr>
           <w:lang w:val="fr-FR"/>
         </w:rPr>
-        <w:t xml:space="preserve">Le 20/08/2026.       V 1.2.16</w:t>
+        <w:t>Le 20/08/2026.       V 1.2.16</w:t>
       </w:r>
     </w:p>
     <w:p>
@@ -144,7 +151,7 @@
           <w:lang w:val="fr-FR"/>
         </w:rPr>
       </w:pPr>
-      <w:bookmarkStart w:id="0" w:name="_Toc237602453"/>
+      <w:bookmarkStart w:id="0" w:name="_Toc239244543"/>
       <w:r>
         <w:rPr>
           <w:lang w:val="fr-FR"/>
@@ -160,19 +167,30 @@
           <w:tab w:val="right" w:leader="dot" w:pos="9628"/>
         </w:tabs>
         <w:rPr>
+          <w:rFonts w:asciiTheme="minorHAnsi" w:hAnsiTheme="minorHAnsi"/>
           <w:noProof/>
+          <w:kern w:val="2"/>
+          <w:sz w:val="24"/>
+          <w:szCs w:val="24"/>
+          <w:lang w:val="fr-FR" w:eastAsia="fr-FR"/>
+          <w14:ligatures w14:val="standardContextual"/>
         </w:rPr>
       </w:pPr>
       <w:r>
         <w:fldChar w:fldCharType="begin"/>
+      </w:r>
+      <w:r>
         <w:instrText>TOC \o "1-3" \h \z \u</w:instrText>
+      </w:r>
+      <w:r>
         <w:fldChar w:fldCharType="separate"/>
       </w:r>
-      <w:hyperlink w:anchor="_Toc237602453" w:history="1">
+      <w:hyperlink w:anchor="_Toc239244543" w:history="1">
         <w:r>
           <w:rPr>
             <w:rStyle w:val="Lienhypertexte"/>
             <w:noProof/>
+            <w:lang w:val="fr-FR"/>
           </w:rPr>
           <w:t>Sommaire</w:t>
         </w:r>
@@ -182,10 +200,46 @@
             <w:webHidden/>
           </w:rPr>
           <w:tab/>
+        </w:r>
+        <w:r>
+          <w:rPr>
+            <w:noProof/>
+            <w:webHidden/>
+          </w:rPr>
           <w:fldChar w:fldCharType="begin"/>
-          <w:instrText xml:space="preserve"> PAGEREF _Toc237602453 \h </w:instrText>
+        </w:r>
+        <w:r>
+          <w:rPr>
+            <w:noProof/>
+            <w:webHidden/>
+          </w:rPr>
+          <w:instrText xml:space="preserve"> PAGEREF _Toc239244543 \h </w:instrText>
+        </w:r>
+        <w:r>
+          <w:rPr>
+            <w:noProof/>
+            <w:webHidden/>
+          </w:rPr>
+        </w:r>
+        <w:r>
+          <w:rPr>
+            <w:noProof/>
+            <w:webHidden/>
+          </w:rPr>
           <w:fldChar w:fldCharType="separate"/>
+        </w:r>
+        <w:r>
+          <w:rPr>
+            <w:noProof/>
+            <w:webHidden/>
+          </w:rPr>
           <w:t>1</w:t>
+        </w:r>
+        <w:r>
+          <w:rPr>
+            <w:noProof/>
+            <w:webHidden/>
+          </w:rPr>
           <w:fldChar w:fldCharType="end"/>
         </w:r>
       </w:hyperlink>
@@ -197,14 +251,21 @@
           <w:tab w:val="right" w:leader="dot" w:pos="9628"/>
         </w:tabs>
         <w:rPr>
+          <w:rFonts w:asciiTheme="minorHAnsi" w:hAnsiTheme="minorHAnsi"/>
           <w:noProof/>
-        </w:rPr>
-      </w:pPr>
-      <w:hyperlink w:anchor="_Toc237602454" w:history="1">
+          <w:kern w:val="2"/>
+          <w:sz w:val="24"/>
+          <w:szCs w:val="24"/>
+          <w:lang w:val="fr-FR" w:eastAsia="fr-FR"/>
+          <w14:ligatures w14:val="standardContextual"/>
+        </w:rPr>
+      </w:pPr>
+      <w:hyperlink w:anchor="_Toc239244544" w:history="1">
         <w:r>
           <w:rPr>
             <w:rStyle w:val="Lienhypertexte"/>
             <w:noProof/>
+            <w:lang w:val="fr-FR"/>
           </w:rPr>
           <w:t>1. Présentation</w:t>
         </w:r>
@@ -214,10 +275,46 @@
             <w:webHidden/>
           </w:rPr>
           <w:tab/>
+        </w:r>
+        <w:r>
+          <w:rPr>
+            <w:noProof/>
+            <w:webHidden/>
+          </w:rPr>
           <w:fldChar w:fldCharType="begin"/>
-          <w:instrText xml:space="preserve"> PAGEREF _Toc237602454 \h </w:instrText>
+        </w:r>
+        <w:r>
+          <w:rPr>
+            <w:noProof/>
+            <w:webHidden/>
+          </w:rPr>
+          <w:instrText xml:space="preserve"> PAGEREF _Toc239244544 \h </w:instrText>
+        </w:r>
+        <w:r>
+          <w:rPr>
+            <w:noProof/>
+            <w:webHidden/>
+          </w:rPr>
+        </w:r>
+        <w:r>
+          <w:rPr>
+            <w:noProof/>
+            <w:webHidden/>
+          </w:rPr>
           <w:fldChar w:fldCharType="separate"/>
-          <w:t>4</w:t>
+        </w:r>
+        <w:r>
+          <w:rPr>
+            <w:noProof/>
+            <w:webHidden/>
+          </w:rPr>
+          <w:t>5</w:t>
+        </w:r>
+        <w:r>
+          <w:rPr>
+            <w:noProof/>
+            <w:webHidden/>
+          </w:rPr>
           <w:fldChar w:fldCharType="end"/>
         </w:r>
       </w:hyperlink>
@@ -229,14 +326,21 @@
           <w:tab w:val="right" w:leader="dot" w:pos="9628"/>
         </w:tabs>
         <w:rPr>
+          <w:rFonts w:asciiTheme="minorHAnsi" w:hAnsiTheme="minorHAnsi"/>
           <w:noProof/>
-        </w:rPr>
-      </w:pPr>
-      <w:hyperlink w:anchor="_Toc237602455" w:history="1">
+          <w:kern w:val="2"/>
+          <w:sz w:val="24"/>
+          <w:szCs w:val="24"/>
+          <w:lang w:val="fr-FR" w:eastAsia="fr-FR"/>
+          <w14:ligatures w14:val="standardContextual"/>
+        </w:rPr>
+      </w:pPr>
+      <w:hyperlink w:anchor="_Toc239244545" w:history="1">
         <w:r>
           <w:rPr>
             <w:rStyle w:val="Lienhypertexte"/>
             <w:noProof/>
+            <w:lang w:val="fr-FR"/>
           </w:rPr>
           <w:t>Où sont stockées les données ?</w:t>
         </w:r>
@@ -246,10 +350,46 @@
             <w:webHidden/>
           </w:rPr>
           <w:tab/>
+        </w:r>
+        <w:r>
+          <w:rPr>
+            <w:noProof/>
+            <w:webHidden/>
+          </w:rPr>
           <w:fldChar w:fldCharType="begin"/>
-          <w:instrText xml:space="preserve"> PAGEREF _Toc237602455 \h </w:instrText>
+        </w:r>
+        <w:r>
+          <w:rPr>
+            <w:noProof/>
+            <w:webHidden/>
+          </w:rPr>
+          <w:instrText xml:space="preserve"> PAGEREF _Toc239244545 \h </w:instrText>
+        </w:r>
+        <w:r>
+          <w:rPr>
+            <w:noProof/>
+            <w:webHidden/>
+          </w:rPr>
+        </w:r>
+        <w:r>
+          <w:rPr>
+            <w:noProof/>
+            <w:webHidden/>
+          </w:rPr>
           <w:fldChar w:fldCharType="separate"/>
-          <w:t>4</w:t>
+        </w:r>
+        <w:r>
+          <w:rPr>
+            <w:noProof/>
+            <w:webHidden/>
+          </w:rPr>
+          <w:t>5</w:t>
+        </w:r>
+        <w:r>
+          <w:rPr>
+            <w:noProof/>
+            <w:webHidden/>
+          </w:rPr>
           <w:fldChar w:fldCharType="end"/>
         </w:r>
       </w:hyperlink>
@@ -261,14 +401,21 @@
           <w:tab w:val="right" w:leader="dot" w:pos="9628"/>
         </w:tabs>
         <w:rPr>
+          <w:rFonts w:asciiTheme="minorHAnsi" w:hAnsiTheme="minorHAnsi"/>
           <w:noProof/>
-        </w:rPr>
-      </w:pPr>
-      <w:hyperlink w:anchor="_Toc237602456" w:history="1">
+          <w:kern w:val="2"/>
+          <w:sz w:val="24"/>
+          <w:szCs w:val="24"/>
+          <w:lang w:val="fr-FR" w:eastAsia="fr-FR"/>
+          <w14:ligatures w14:val="standardContextual"/>
+        </w:rPr>
+      </w:pPr>
+      <w:hyperlink w:anchor="_Toc239244546" w:history="1">
         <w:r>
           <w:rPr>
             <w:rStyle w:val="Lienhypertexte"/>
             <w:noProof/>
+            <w:lang w:val="fr-FR"/>
           </w:rPr>
           <w:t>2. Installation</w:t>
         </w:r>
@@ -278,10 +425,46 @@
             <w:webHidden/>
           </w:rPr>
           <w:tab/>
+        </w:r>
+        <w:r>
+          <w:rPr>
+            <w:noProof/>
+            <w:webHidden/>
+          </w:rPr>
           <w:fldChar w:fldCharType="begin"/>
-          <w:instrText xml:space="preserve"> PAGEREF _Toc237602456 \h </w:instrText>
+        </w:r>
+        <w:r>
+          <w:rPr>
+            <w:noProof/>
+            <w:webHidden/>
+          </w:rPr>
+          <w:instrText xml:space="preserve"> PAGEREF _Toc239244546 \h </w:instrText>
+        </w:r>
+        <w:r>
+          <w:rPr>
+            <w:noProof/>
+            <w:webHidden/>
+          </w:rPr>
+        </w:r>
+        <w:r>
+          <w:rPr>
+            <w:noProof/>
+            <w:webHidden/>
+          </w:rPr>
           <w:fldChar w:fldCharType="separate"/>
-          <w:t>4</w:t>
+        </w:r>
+        <w:r>
+          <w:rPr>
+            <w:noProof/>
+            <w:webHidden/>
+          </w:rPr>
+          <w:t>5</w:t>
+        </w:r>
+        <w:r>
+          <w:rPr>
+            <w:noProof/>
+            <w:webHidden/>
+          </w:rPr>
           <w:fldChar w:fldCharType="end"/>
         </w:r>
       </w:hyperlink>
@@ -293,14 +476,21 @@
           <w:tab w:val="right" w:leader="dot" w:pos="9628"/>
         </w:tabs>
         <w:rPr>
+          <w:rFonts w:asciiTheme="minorHAnsi" w:hAnsiTheme="minorHAnsi"/>
           <w:noProof/>
-        </w:rPr>
-      </w:pPr>
-      <w:hyperlink w:anchor="_Toc237602457" w:history="1">
+          <w:kern w:val="2"/>
+          <w:sz w:val="24"/>
+          <w:szCs w:val="24"/>
+          <w:lang w:val="fr-FR" w:eastAsia="fr-FR"/>
+          <w14:ligatures w14:val="standardContextual"/>
+        </w:rPr>
+      </w:pPr>
+      <w:hyperlink w:anchor="_Toc239244547" w:history="1">
         <w:r>
           <w:rPr>
             <w:rStyle w:val="Lienhypertexte"/>
             <w:noProof/>
+            <w:lang w:val="fr-FR"/>
           </w:rPr>
           <w:t>macOS et Windows</w:t>
         </w:r>
@@ -310,10 +500,46 @@
             <w:webHidden/>
           </w:rPr>
           <w:tab/>
+        </w:r>
+        <w:r>
+          <w:rPr>
+            <w:noProof/>
+            <w:webHidden/>
+          </w:rPr>
           <w:fldChar w:fldCharType="begin"/>
-          <w:instrText xml:space="preserve"> PAGEREF _Toc237602457 \h </w:instrText>
+        </w:r>
+        <w:r>
+          <w:rPr>
+            <w:noProof/>
+            <w:webHidden/>
+          </w:rPr>
+          <w:instrText xml:space="preserve"> PAGEREF _Toc239244547 \h </w:instrText>
+        </w:r>
+        <w:r>
+          <w:rPr>
+            <w:noProof/>
+            <w:webHidden/>
+          </w:rPr>
+        </w:r>
+        <w:r>
+          <w:rPr>
+            <w:noProof/>
+            <w:webHidden/>
+          </w:rPr>
           <w:fldChar w:fldCharType="separate"/>
-          <w:t>4</w:t>
+        </w:r>
+        <w:r>
+          <w:rPr>
+            <w:noProof/>
+            <w:webHidden/>
+          </w:rPr>
+          <w:t>5</w:t>
+        </w:r>
+        <w:r>
+          <w:rPr>
+            <w:noProof/>
+            <w:webHidden/>
+          </w:rPr>
           <w:fldChar w:fldCharType="end"/>
         </w:r>
       </w:hyperlink>
@@ -325,14 +551,21 @@
           <w:tab w:val="right" w:leader="dot" w:pos="9628"/>
         </w:tabs>
         <w:rPr>
+          <w:rFonts w:asciiTheme="minorHAnsi" w:hAnsiTheme="minorHAnsi"/>
           <w:noProof/>
-        </w:rPr>
-      </w:pPr>
-      <w:hyperlink w:anchor="_Toc237602458" w:history="1">
+          <w:kern w:val="2"/>
+          <w:sz w:val="24"/>
+          <w:szCs w:val="24"/>
+          <w:lang w:val="fr-FR" w:eastAsia="fr-FR"/>
+          <w14:ligatures w14:val="standardContextual"/>
+        </w:rPr>
+      </w:pPr>
+      <w:hyperlink w:anchor="_Toc239244548" w:history="1">
         <w:r>
           <w:rPr>
             <w:rStyle w:val="Lienhypertexte"/>
             <w:noProof/>
+            <w:lang w:val="fr-FR"/>
           </w:rPr>
           <w:t>Dépendances optionnelles</w:t>
         </w:r>
@@ -342,10 +575,46 @@
             <w:webHidden/>
           </w:rPr>
           <w:tab/>
+        </w:r>
+        <w:r>
+          <w:rPr>
+            <w:noProof/>
+            <w:webHidden/>
+          </w:rPr>
           <w:fldChar w:fldCharType="begin"/>
-          <w:instrText xml:space="preserve"> PAGEREF _Toc237602458 \h </w:instrText>
+        </w:r>
+        <w:r>
+          <w:rPr>
+            <w:noProof/>
+            <w:webHidden/>
+          </w:rPr>
+          <w:instrText xml:space="preserve"> PAGEREF _Toc239244548 \h </w:instrText>
+        </w:r>
+        <w:r>
+          <w:rPr>
+            <w:noProof/>
+            <w:webHidden/>
+          </w:rPr>
+        </w:r>
+        <w:r>
+          <w:rPr>
+            <w:noProof/>
+            <w:webHidden/>
+          </w:rPr>
           <w:fldChar w:fldCharType="separate"/>
-          <w:t>5</w:t>
+        </w:r>
+        <w:r>
+          <w:rPr>
+            <w:noProof/>
+            <w:webHidden/>
+          </w:rPr>
+          <w:t>6</w:t>
+        </w:r>
+        <w:r>
+          <w:rPr>
+            <w:noProof/>
+            <w:webHidden/>
+          </w:rPr>
           <w:fldChar w:fldCharType="end"/>
         </w:r>
       </w:hyperlink>
@@ -357,14 +626,21 @@
           <w:tab w:val="right" w:leader="dot" w:pos="9628"/>
         </w:tabs>
         <w:rPr>
+          <w:rFonts w:asciiTheme="minorHAnsi" w:hAnsiTheme="minorHAnsi"/>
           <w:noProof/>
-        </w:rPr>
-      </w:pPr>
-      <w:hyperlink w:anchor="_Toc237602459" w:history="1">
+          <w:kern w:val="2"/>
+          <w:sz w:val="24"/>
+          <w:szCs w:val="24"/>
+          <w:lang w:val="fr-FR" w:eastAsia="fr-FR"/>
+          <w14:ligatures w14:val="standardContextual"/>
+        </w:rPr>
+      </w:pPr>
+      <w:hyperlink w:anchor="_Toc239244549" w:history="1">
         <w:r>
           <w:rPr>
             <w:rStyle w:val="Lienhypertexte"/>
             <w:noProof/>
+            <w:lang w:val="fr-FR"/>
           </w:rPr>
           <w:t>Export au format Excel (.xlsx)</w:t>
         </w:r>
@@ -374,10 +650,46 @@
             <w:webHidden/>
           </w:rPr>
           <w:tab/>
+        </w:r>
+        <w:r>
+          <w:rPr>
+            <w:noProof/>
+            <w:webHidden/>
+          </w:rPr>
           <w:fldChar w:fldCharType="begin"/>
-          <w:instrText xml:space="preserve"> PAGEREF _Toc237602459 \h </w:instrText>
+        </w:r>
+        <w:r>
+          <w:rPr>
+            <w:noProof/>
+            <w:webHidden/>
+          </w:rPr>
+          <w:instrText xml:space="preserve"> PAGEREF _Toc239244549 \h </w:instrText>
+        </w:r>
+        <w:r>
+          <w:rPr>
+            <w:noProof/>
+            <w:webHidden/>
+          </w:rPr>
+        </w:r>
+        <w:r>
+          <w:rPr>
+            <w:noProof/>
+            <w:webHidden/>
+          </w:rPr>
           <w:fldChar w:fldCharType="separate"/>
-          <w:t>5</w:t>
+        </w:r>
+        <w:r>
+          <w:rPr>
+            <w:noProof/>
+            <w:webHidden/>
+          </w:rPr>
+          <w:t>6</w:t>
+        </w:r>
+        <w:r>
+          <w:rPr>
+            <w:noProof/>
+            <w:webHidden/>
+          </w:rPr>
           <w:fldChar w:fldCharType="end"/>
         </w:r>
       </w:hyperlink>
@@ -389,14 +701,21 @@
           <w:tab w:val="right" w:leader="dot" w:pos="9628"/>
         </w:tabs>
         <w:rPr>
+          <w:rFonts w:asciiTheme="minorHAnsi" w:hAnsiTheme="minorHAnsi"/>
           <w:noProof/>
-        </w:rPr>
-      </w:pPr>
-      <w:hyperlink w:anchor="_Toc237602460" w:history="1">
+          <w:kern w:val="2"/>
+          <w:sz w:val="24"/>
+          <w:szCs w:val="24"/>
+          <w:lang w:val="fr-FR" w:eastAsia="fr-FR"/>
+          <w14:ligatures w14:val="standardContextual"/>
+        </w:rPr>
+      </w:pPr>
+      <w:hyperlink w:anchor="_Toc239244550" w:history="1">
         <w:r>
           <w:rPr>
             <w:rStyle w:val="Lienhypertexte"/>
             <w:noProof/>
+            <w:lang w:val="fr-FR"/>
           </w:rPr>
           <w:t>Export au format PDF</w:t>
         </w:r>
@@ -406,10 +725,46 @@
             <w:webHidden/>
           </w:rPr>
           <w:tab/>
+        </w:r>
+        <w:r>
+          <w:rPr>
+            <w:noProof/>
+            <w:webHidden/>
+          </w:rPr>
           <w:fldChar w:fldCharType="begin"/>
-          <w:instrText xml:space="preserve"> PAGEREF _Toc237602460 \h </w:instrText>
+        </w:r>
+        <w:r>
+          <w:rPr>
+            <w:noProof/>
+            <w:webHidden/>
+          </w:rPr>
+          <w:instrText xml:space="preserve"> PAGEREF _Toc239244550 \h </w:instrText>
+        </w:r>
+        <w:r>
+          <w:rPr>
+            <w:noProof/>
+            <w:webHidden/>
+          </w:rPr>
+        </w:r>
+        <w:r>
+          <w:rPr>
+            <w:noProof/>
+            <w:webHidden/>
+          </w:rPr>
           <w:fldChar w:fldCharType="separate"/>
-          <w:t>5</w:t>
+        </w:r>
+        <w:r>
+          <w:rPr>
+            <w:noProof/>
+            <w:webHidden/>
+          </w:rPr>
+          <w:t>6</w:t>
+        </w:r>
+        <w:r>
+          <w:rPr>
+            <w:noProof/>
+            <w:webHidden/>
+          </w:rPr>
           <w:fldChar w:fldCharType="end"/>
         </w:r>
       </w:hyperlink>
@@ -421,14 +776,21 @@
           <w:tab w:val="right" w:leader="dot" w:pos="9628"/>
         </w:tabs>
         <w:rPr>
+          <w:rFonts w:asciiTheme="minorHAnsi" w:hAnsiTheme="minorHAnsi"/>
           <w:noProof/>
-        </w:rPr>
-      </w:pPr>
-      <w:hyperlink w:anchor="_Toc237602461" w:history="1">
+          <w:kern w:val="2"/>
+          <w:sz w:val="24"/>
+          <w:szCs w:val="24"/>
+          <w:lang w:val="fr-FR" w:eastAsia="fr-FR"/>
+          <w14:ligatures w14:val="standardContextual"/>
+        </w:rPr>
+      </w:pPr>
+      <w:hyperlink w:anchor="_Toc239244551" w:history="1">
         <w:r>
           <w:rPr>
             <w:rStyle w:val="Lienhypertexte"/>
             <w:noProof/>
+            <w:lang w:val="fr-FR"/>
           </w:rPr>
           <w:t>Photos de joueurs</w:t>
         </w:r>
@@ -438,10 +800,46 @@
             <w:webHidden/>
           </w:rPr>
           <w:tab/>
+        </w:r>
+        <w:r>
+          <w:rPr>
+            <w:noProof/>
+            <w:webHidden/>
+          </w:rPr>
           <w:fldChar w:fldCharType="begin"/>
-          <w:instrText xml:space="preserve"> PAGEREF _Toc237602461 \h </w:instrText>
+        </w:r>
+        <w:r>
+          <w:rPr>
+            <w:noProof/>
+            <w:webHidden/>
+          </w:rPr>
+          <w:instrText xml:space="preserve"> PAGEREF _Toc239244551 \h </w:instrText>
+        </w:r>
+        <w:r>
+          <w:rPr>
+            <w:noProof/>
+            <w:webHidden/>
+          </w:rPr>
+        </w:r>
+        <w:r>
+          <w:rPr>
+            <w:noProof/>
+            <w:webHidden/>
+          </w:rPr>
           <w:fldChar w:fldCharType="separate"/>
-          <w:t>5</w:t>
+        </w:r>
+        <w:r>
+          <w:rPr>
+            <w:noProof/>
+            <w:webHidden/>
+          </w:rPr>
+          <w:t>6</w:t>
+        </w:r>
+        <w:r>
+          <w:rPr>
+            <w:noProof/>
+            <w:webHidden/>
+          </w:rPr>
           <w:fldChar w:fldCharType="end"/>
         </w:r>
       </w:hyperlink>
@@ -453,14 +851,21 @@
           <w:tab w:val="right" w:leader="dot" w:pos="9628"/>
         </w:tabs>
         <w:rPr>
+          <w:rFonts w:asciiTheme="minorHAnsi" w:hAnsiTheme="minorHAnsi"/>
           <w:noProof/>
-        </w:rPr>
-      </w:pPr>
-      <w:hyperlink w:anchor="_Toc237602462" w:history="1">
+          <w:kern w:val="2"/>
+          <w:sz w:val="24"/>
+          <w:szCs w:val="24"/>
+          <w:lang w:val="fr-FR" w:eastAsia="fr-FR"/>
+          <w14:ligatures w14:val="standardContextual"/>
+        </w:rPr>
+      </w:pPr>
+      <w:hyperlink w:anchor="_Toc239244552" w:history="1">
         <w:r>
           <w:rPr>
             <w:rStyle w:val="Lienhypertexte"/>
             <w:noProof/>
+            <w:lang w:val="fr-FR"/>
           </w:rPr>
           <w:t>3. Premier lancement et prise en main</w:t>
         </w:r>
@@ -470,10 +875,121 @@
             <w:webHidden/>
           </w:rPr>
           <w:tab/>
+        </w:r>
+        <w:r>
+          <w:rPr>
+            <w:noProof/>
+            <w:webHidden/>
+          </w:rPr>
           <w:fldChar w:fldCharType="begin"/>
-          <w:instrText xml:space="preserve"> PAGEREF _Toc237602462 \h </w:instrText>
+        </w:r>
+        <w:r>
+          <w:rPr>
+            <w:noProof/>
+            <w:webHidden/>
+          </w:rPr>
+          <w:instrText xml:space="preserve"> PAGEREF _Toc239244552 \h </w:instrText>
+        </w:r>
+        <w:r>
+          <w:rPr>
+            <w:noProof/>
+            <w:webHidden/>
+          </w:rPr>
+        </w:r>
+        <w:r>
+          <w:rPr>
+            <w:noProof/>
+            <w:webHidden/>
+          </w:rPr>
           <w:fldChar w:fldCharType="separate"/>
-          <w:t>6</w:t>
+        </w:r>
+        <w:r>
+          <w:rPr>
+            <w:noProof/>
+            <w:webHidden/>
+          </w:rPr>
+          <w:t>7</w:t>
+        </w:r>
+        <w:r>
+          <w:rPr>
+            <w:noProof/>
+            <w:webHidden/>
+          </w:rPr>
+          <w:fldChar w:fldCharType="end"/>
+        </w:r>
+      </w:hyperlink>
+    </w:p>
+    <w:p>
+      <w:pPr>
+        <w:pStyle w:val="TM1"/>
+        <w:tabs>
+          <w:tab w:val="right" w:leader="dot" w:pos="9628"/>
+        </w:tabs>
+        <w:rPr>
+          <w:rFonts w:asciiTheme="minorHAnsi" w:hAnsiTheme="minorHAnsi"/>
+          <w:noProof/>
+          <w:kern w:val="2"/>
+          <w:sz w:val="24"/>
+          <w:szCs w:val="24"/>
+          <w:lang w:val="fr-FR" w:eastAsia="fr-FR"/>
+          <w14:ligatures w14:val="standardContextual"/>
+        </w:rPr>
+      </w:pPr>
+      <w:hyperlink w:anchor="_Toc239244553" w:history="1">
+        <w:r>
+          <w:rPr>
+            <w:rStyle w:val="Lienhypertexte"/>
+            <w:noProof/>
+            <w:lang w:val="fr-FR"/>
+          </w:rPr>
+          <w:t>4. Pour les clubs gérant plusieurs tournois dans la semaine</w:t>
+        </w:r>
+        <w:r>
+          <w:rPr>
+            <w:noProof/>
+            <w:webHidden/>
+          </w:rPr>
+          <w:tab/>
+        </w:r>
+        <w:r>
+          <w:rPr>
+            <w:noProof/>
+            <w:webHidden/>
+          </w:rPr>
+          <w:fldChar w:fldCharType="begin"/>
+        </w:r>
+        <w:r>
+          <w:rPr>
+            <w:noProof/>
+            <w:webHidden/>
+          </w:rPr>
+          <w:instrText xml:space="preserve"> PAGEREF _Toc239244553 \h </w:instrText>
+        </w:r>
+        <w:r>
+          <w:rPr>
+            <w:noProof/>
+            <w:webHidden/>
+          </w:rPr>
+        </w:r>
+        <w:r>
+          <w:rPr>
+            <w:noProof/>
+            <w:webHidden/>
+          </w:rPr>
+          <w:fldChar w:fldCharType="separate"/>
+        </w:r>
+        <w:r>
+          <w:rPr>
+            <w:noProof/>
+            <w:webHidden/>
+          </w:rPr>
+          <w:t>8</w:t>
+        </w:r>
+        <w:r>
+          <w:rPr>
+            <w:noProof/>
+            <w:webHidden/>
+          </w:rPr>
           <w:fldChar w:fldCharType="end"/>
         </w:r>
       </w:hyperlink>
@@ -485,14 +1001,21 @@
           <w:tab w:val="right" w:leader="dot" w:pos="9628"/>
         </w:tabs>
         <w:rPr>
+          <w:rFonts w:asciiTheme="minorHAnsi" w:hAnsiTheme="minorHAnsi"/>
           <w:noProof/>
-        </w:rPr>
-      </w:pPr>
-      <w:hyperlink w:anchor="_Toc237602463" w:history="1">
+          <w:kern w:val="2"/>
+          <w:sz w:val="24"/>
+          <w:szCs w:val="24"/>
+          <w:lang w:val="fr-FR" w:eastAsia="fr-FR"/>
+          <w14:ligatures w14:val="standardContextual"/>
+        </w:rPr>
+      </w:pPr>
+      <w:hyperlink w:anchor="_Toc239244554" w:history="1">
         <w:r>
           <w:rPr>
             <w:rStyle w:val="Lienhypertexte"/>
             <w:noProof/>
+            <w:lang w:val="fr-FR"/>
           </w:rPr>
           <w:t>Aperçu de l'interface</w:t>
         </w:r>
@@ -502,10 +1025,46 @@
             <w:webHidden/>
           </w:rPr>
           <w:tab/>
+        </w:r>
+        <w:r>
+          <w:rPr>
+            <w:noProof/>
+            <w:webHidden/>
+          </w:rPr>
           <w:fldChar w:fldCharType="begin"/>
-          <w:instrText xml:space="preserve"> PAGEREF _Toc237602463 \h </w:instrText>
+        </w:r>
+        <w:r>
+          <w:rPr>
+            <w:noProof/>
+            <w:webHidden/>
+          </w:rPr>
+          <w:instrText xml:space="preserve"> PAGEREF _Toc239244554 \h </w:instrText>
+        </w:r>
+        <w:r>
+          <w:rPr>
+            <w:noProof/>
+            <w:webHidden/>
+          </w:rPr>
+        </w:r>
+        <w:r>
+          <w:rPr>
+            <w:noProof/>
+            <w:webHidden/>
+          </w:rPr>
           <w:fldChar w:fldCharType="separate"/>
-          <w:t>7</w:t>
+        </w:r>
+        <w:r>
+          <w:rPr>
+            <w:noProof/>
+            <w:webHidden/>
+          </w:rPr>
+          <w:t>8</w:t>
+        </w:r>
+        <w:r>
+          <w:rPr>
+            <w:noProof/>
+            <w:webHidden/>
+          </w:rPr>
           <w:fldChar w:fldCharType="end"/>
         </w:r>
       </w:hyperlink>
@@ -517,14 +1076,21 @@
           <w:tab w:val="right" w:leader="dot" w:pos="9628"/>
         </w:tabs>
         <w:rPr>
+          <w:rFonts w:asciiTheme="minorHAnsi" w:hAnsiTheme="minorHAnsi"/>
           <w:noProof/>
-        </w:rPr>
-      </w:pPr>
-      <w:hyperlink w:anchor="_Toc237602464" w:history="1">
+          <w:kern w:val="2"/>
+          <w:sz w:val="24"/>
+          <w:szCs w:val="24"/>
+          <w:lang w:val="fr-FR" w:eastAsia="fr-FR"/>
+          <w14:ligatures w14:val="standardContextual"/>
+        </w:rPr>
+      </w:pPr>
+      <w:hyperlink w:anchor="_Toc239244555" w:history="1">
         <w:r>
           <w:rPr>
             <w:rStyle w:val="Lienhypertexte"/>
             <w:noProof/>
+            <w:lang w:val="fr-FR"/>
           </w:rPr>
           <w:t>5. Onglet Joueurs</w:t>
         </w:r>
@@ -534,10 +1100,46 @@
             <w:webHidden/>
           </w:rPr>
           <w:tab/>
+        </w:r>
+        <w:r>
+          <w:rPr>
+            <w:noProof/>
+            <w:webHidden/>
+          </w:rPr>
           <w:fldChar w:fldCharType="begin"/>
-          <w:instrText xml:space="preserve"> PAGEREF _Toc237602464 \h </w:instrText>
+        </w:r>
+        <w:r>
+          <w:rPr>
+            <w:noProof/>
+            <w:webHidden/>
+          </w:rPr>
+          <w:instrText xml:space="preserve"> PAGEREF _Toc239244555 \h </w:instrText>
+        </w:r>
+        <w:r>
+          <w:rPr>
+            <w:noProof/>
+            <w:webHidden/>
+          </w:rPr>
+        </w:r>
+        <w:r>
+          <w:rPr>
+            <w:noProof/>
+            <w:webHidden/>
+          </w:rPr>
           <w:fldChar w:fldCharType="separate"/>
-          <w:t>8</w:t>
+        </w:r>
+        <w:r>
+          <w:rPr>
+            <w:noProof/>
+            <w:webHidden/>
+          </w:rPr>
+          <w:t>9</w:t>
+        </w:r>
+        <w:r>
+          <w:rPr>
+            <w:noProof/>
+            <w:webHidden/>
+          </w:rPr>
           <w:fldChar w:fldCharType="end"/>
         </w:r>
       </w:hyperlink>
@@ -549,14 +1151,21 @@
           <w:tab w:val="right" w:leader="dot" w:pos="9628"/>
         </w:tabs>
         <w:rPr>
+          <w:rFonts w:asciiTheme="minorHAnsi" w:hAnsiTheme="minorHAnsi"/>
           <w:noProof/>
-        </w:rPr>
-      </w:pPr>
-      <w:hyperlink w:anchor="_Toc237602465" w:history="1">
+          <w:kern w:val="2"/>
+          <w:sz w:val="24"/>
+          <w:szCs w:val="24"/>
+          <w:lang w:val="fr-FR" w:eastAsia="fr-FR"/>
+          <w14:ligatures w14:val="standardContextual"/>
+        </w:rPr>
+      </w:pPr>
+      <w:hyperlink w:anchor="_Toc239244556" w:history="1">
         <w:r>
           <w:rPr>
             <w:rStyle w:val="Lienhypertexte"/>
             <w:noProof/>
+            <w:lang w:val="fr-FR"/>
           </w:rPr>
           <w:t>Inscrire un joueur</w:t>
         </w:r>
@@ -566,10 +1175,46 @@
             <w:webHidden/>
           </w:rPr>
           <w:tab/>
+        </w:r>
+        <w:r>
+          <w:rPr>
+            <w:noProof/>
+            <w:webHidden/>
+          </w:rPr>
           <w:fldChar w:fldCharType="begin"/>
-          <w:instrText xml:space="preserve"> PAGEREF _Toc237602465 \h </w:instrText>
+        </w:r>
+        <w:r>
+          <w:rPr>
+            <w:noProof/>
+            <w:webHidden/>
+          </w:rPr>
+          <w:instrText xml:space="preserve"> PAGEREF _Toc239244556 \h </w:instrText>
+        </w:r>
+        <w:r>
+          <w:rPr>
+            <w:noProof/>
+            <w:webHidden/>
+          </w:rPr>
+        </w:r>
+        <w:r>
+          <w:rPr>
+            <w:noProof/>
+            <w:webHidden/>
+          </w:rPr>
           <w:fldChar w:fldCharType="separate"/>
-          <w:t>8</w:t>
+        </w:r>
+        <w:r>
+          <w:rPr>
+            <w:noProof/>
+            <w:webHidden/>
+          </w:rPr>
+          <w:t>9</w:t>
+        </w:r>
+        <w:r>
+          <w:rPr>
+            <w:noProof/>
+            <w:webHidden/>
+          </w:rPr>
           <w:fldChar w:fldCharType="end"/>
         </w:r>
       </w:hyperlink>
@@ -581,14 +1226,21 @@
           <w:tab w:val="right" w:leader="dot" w:pos="9628"/>
         </w:tabs>
         <w:rPr>
+          <w:rFonts w:asciiTheme="minorHAnsi" w:hAnsiTheme="minorHAnsi"/>
           <w:noProof/>
-        </w:rPr>
-      </w:pPr>
-      <w:hyperlink w:anchor="_Toc237602466" w:history="1">
+          <w:kern w:val="2"/>
+          <w:sz w:val="24"/>
+          <w:szCs w:val="24"/>
+          <w:lang w:val="fr-FR" w:eastAsia="fr-FR"/>
+          <w14:ligatures w14:val="standardContextual"/>
+        </w:rPr>
+      </w:pPr>
+      <w:hyperlink w:anchor="_Toc239244557" w:history="1">
         <w:r>
           <w:rPr>
             <w:rStyle w:val="Lienhypertexte"/>
             <w:noProof/>
+            <w:lang w:val="fr-FR"/>
           </w:rPr>
           <w:t>Sélection des joueurs</w:t>
         </w:r>
@@ -598,10 +1250,46 @@
             <w:webHidden/>
           </w:rPr>
           <w:tab/>
+        </w:r>
+        <w:r>
+          <w:rPr>
+            <w:noProof/>
+            <w:webHidden/>
+          </w:rPr>
           <w:fldChar w:fldCharType="begin"/>
-          <w:instrText xml:space="preserve"> PAGEREF _Toc237602466 \h </w:instrText>
+        </w:r>
+        <w:r>
+          <w:rPr>
+            <w:noProof/>
+            <w:webHidden/>
+          </w:rPr>
+          <w:instrText xml:space="preserve"> PAGEREF _Toc239244557 \h </w:instrText>
+        </w:r>
+        <w:r>
+          <w:rPr>
+            <w:noProof/>
+            <w:webHidden/>
+          </w:rPr>
+        </w:r>
+        <w:r>
+          <w:rPr>
+            <w:noProof/>
+            <w:webHidden/>
+          </w:rPr>
           <w:fldChar w:fldCharType="separate"/>
-          <w:t>9</w:t>
+        </w:r>
+        <w:r>
+          <w:rPr>
+            <w:noProof/>
+            <w:webHidden/>
+          </w:rPr>
+          <w:t>10</w:t>
+        </w:r>
+        <w:r>
+          <w:rPr>
+            <w:noProof/>
+            <w:webHidden/>
+          </w:rPr>
           <w:fldChar w:fldCharType="end"/>
         </w:r>
       </w:hyperlink>
@@ -613,10 +1301,16 @@
           <w:tab w:val="right" w:leader="dot" w:pos="9628"/>
         </w:tabs>
         <w:rPr>
+          <w:rFonts w:asciiTheme="minorHAnsi" w:hAnsiTheme="minorHAnsi"/>
           <w:noProof/>
-        </w:rPr>
-      </w:pPr>
-      <w:hyperlink w:anchor="_Toc237602467" w:history="1">
+          <w:kern w:val="2"/>
+          <w:sz w:val="24"/>
+          <w:szCs w:val="24"/>
+          <w:lang w:val="fr-FR" w:eastAsia="fr-FR"/>
+          <w14:ligatures w14:val="standardContextual"/>
+        </w:rPr>
+      </w:pPr>
+      <w:hyperlink w:anchor="_Toc239244558" w:history="1">
         <w:r>
           <w:rPr>
             <w:rStyle w:val="Lienhypertexte"/>
@@ -630,10 +1324,46 @@
             <w:webHidden/>
           </w:rPr>
           <w:tab/>
+        </w:r>
+        <w:r>
+          <w:rPr>
+            <w:noProof/>
+            <w:webHidden/>
+          </w:rPr>
           <w:fldChar w:fldCharType="begin"/>
-          <w:instrText xml:space="preserve"> PAGEREF _Toc237602467 \h </w:instrText>
+        </w:r>
+        <w:r>
+          <w:rPr>
+            <w:noProof/>
+            <w:webHidden/>
+          </w:rPr>
+          <w:instrText xml:space="preserve"> PAGEREF _Toc239244558 \h </w:instrText>
+        </w:r>
+        <w:r>
+          <w:rPr>
+            <w:noProof/>
+            <w:webHidden/>
+          </w:rPr>
+        </w:r>
+        <w:r>
+          <w:rPr>
+            <w:noProof/>
+            <w:webHidden/>
+          </w:rPr>
           <w:fldChar w:fldCharType="separate"/>
-          <w:t>9</w:t>
+        </w:r>
+        <w:r>
+          <w:rPr>
+            <w:noProof/>
+            <w:webHidden/>
+          </w:rPr>
+          <w:t>10</w:t>
+        </w:r>
+        <w:r>
+          <w:rPr>
+            <w:noProof/>
+            <w:webHidden/>
+          </w:rPr>
           <w:fldChar w:fldCharType="end"/>
         </w:r>
       </w:hyperlink>
@@ -645,14 +1375,21 @@
           <w:tab w:val="right" w:leader="dot" w:pos="9628"/>
         </w:tabs>
         <w:rPr>
+          <w:rFonts w:asciiTheme="minorHAnsi" w:hAnsiTheme="minorHAnsi"/>
           <w:noProof/>
-        </w:rPr>
-      </w:pPr>
-      <w:hyperlink w:anchor="_Toc237602468" w:history="1">
+          <w:kern w:val="2"/>
+          <w:sz w:val="24"/>
+          <w:szCs w:val="24"/>
+          <w:lang w:val="fr-FR" w:eastAsia="fr-FR"/>
+          <w14:ligatures w14:val="standardContextual"/>
+        </w:rPr>
+      </w:pPr>
+      <w:hyperlink w:anchor="_Toc239244559" w:history="1">
         <w:r>
           <w:rPr>
             <w:rStyle w:val="Lienhypertexte"/>
             <w:noProof/>
+            <w:lang w:val="fr-FR"/>
           </w:rPr>
           <w:t>Colonne Rang</w:t>
         </w:r>
@@ -662,10 +1399,46 @@
             <w:webHidden/>
           </w:rPr>
           <w:tab/>
+        </w:r>
+        <w:r>
+          <w:rPr>
+            <w:noProof/>
+            <w:webHidden/>
+          </w:rPr>
           <w:fldChar w:fldCharType="begin"/>
-          <w:instrText xml:space="preserve"> PAGEREF _Toc237602468 \h </w:instrText>
+        </w:r>
+        <w:r>
+          <w:rPr>
+            <w:noProof/>
+            <w:webHidden/>
+          </w:rPr>
+          <w:instrText xml:space="preserve"> PAGEREF _Toc239244559 \h </w:instrText>
+        </w:r>
+        <w:r>
+          <w:rPr>
+            <w:noProof/>
+            <w:webHidden/>
+          </w:rPr>
+        </w:r>
+        <w:r>
+          <w:rPr>
+            <w:noProof/>
+            <w:webHidden/>
+          </w:rPr>
           <w:fldChar w:fldCharType="separate"/>
-          <w:t>10</w:t>
+        </w:r>
+        <w:r>
+          <w:rPr>
+            <w:noProof/>
+            <w:webHidden/>
+          </w:rPr>
+          <w:t>11</w:t>
+        </w:r>
+        <w:r>
+          <w:rPr>
+            <w:noProof/>
+            <w:webHidden/>
+          </w:rPr>
           <w:fldChar w:fldCharType="end"/>
         </w:r>
       </w:hyperlink>
@@ -677,16 +1450,23 @@
           <w:tab w:val="right" w:leader="dot" w:pos="9628"/>
         </w:tabs>
         <w:rPr>
+          <w:rFonts w:asciiTheme="minorHAnsi" w:hAnsiTheme="minorHAnsi"/>
           <w:noProof/>
-        </w:rPr>
-      </w:pPr>
-      <w:hyperlink w:anchor="_Toc237602469" w:history="1">
+          <w:kern w:val="2"/>
+          <w:sz w:val="24"/>
+          <w:szCs w:val="24"/>
+          <w:lang w:val="fr-FR" w:eastAsia="fr-FR"/>
+          <w14:ligatures w14:val="standardContextual"/>
+        </w:rPr>
+      </w:pPr>
+      <w:hyperlink w:anchor="_Toc239244560" w:history="1">
         <w:r>
           <w:rPr>
             <w:rStyle w:val="Lienhypertexte"/>
             <w:noProof/>
-          </w:rPr>
-          <w:t>Colonnes du tableau</w:t>
+            <w:lang w:val="fr-FR"/>
+          </w:rPr>
+          <w:t>Colonnes « Éliminé le », « Round », « Éliminé par »</w:t>
         </w:r>
         <w:r>
           <w:rPr>
@@ -694,10 +1474,46 @@
             <w:webHidden/>
           </w:rPr>
           <w:tab/>
+        </w:r>
+        <w:r>
+          <w:rPr>
+            <w:noProof/>
+            <w:webHidden/>
+          </w:rPr>
           <w:fldChar w:fldCharType="begin"/>
-          <w:instrText xml:space="preserve"> PAGEREF _Toc237602469 \h </w:instrText>
+        </w:r>
+        <w:r>
+          <w:rPr>
+            <w:noProof/>
+            <w:webHidden/>
+          </w:rPr>
+          <w:instrText xml:space="preserve"> PAGEREF _Toc239244560 \h </w:instrText>
+        </w:r>
+        <w:r>
+          <w:rPr>
+            <w:noProof/>
+            <w:webHidden/>
+          </w:rPr>
+        </w:r>
+        <w:r>
+          <w:rPr>
+            <w:noProof/>
+            <w:webHidden/>
+          </w:rPr>
           <w:fldChar w:fldCharType="separate"/>
-          <w:t>10</w:t>
+        </w:r>
+        <w:r>
+          <w:rPr>
+            <w:noProof/>
+            <w:webHidden/>
+          </w:rPr>
+          <w:t>11</w:t>
+        </w:r>
+        <w:r>
+          <w:rPr>
+            <w:noProof/>
+            <w:webHidden/>
+          </w:rPr>
           <w:fldChar w:fldCharType="end"/>
         </w:r>
       </w:hyperlink>
@@ -709,14 +1525,96 @@
           <w:tab w:val="right" w:leader="dot" w:pos="9628"/>
         </w:tabs>
         <w:rPr>
+          <w:rFonts w:asciiTheme="minorHAnsi" w:hAnsiTheme="minorHAnsi"/>
           <w:noProof/>
-        </w:rPr>
-      </w:pPr>
-      <w:hyperlink w:anchor="_Toc237602470" w:history="1">
+          <w:kern w:val="2"/>
+          <w:sz w:val="24"/>
+          <w:szCs w:val="24"/>
+          <w:lang w:val="fr-FR" w:eastAsia="fr-FR"/>
+          <w14:ligatures w14:val="standardContextual"/>
+        </w:rPr>
+      </w:pPr>
+      <w:hyperlink w:anchor="_Toc239244561" w:history="1">
         <w:r>
           <w:rPr>
             <w:rStyle w:val="Lienhypertexte"/>
             <w:noProof/>
+            <w:lang w:val="fr-FR"/>
+          </w:rPr>
+          <w:t>Colonnes du tableau</w:t>
+        </w:r>
+        <w:r>
+          <w:rPr>
+            <w:noProof/>
+            <w:webHidden/>
+          </w:rPr>
+          <w:tab/>
+        </w:r>
+        <w:r>
+          <w:rPr>
+            <w:noProof/>
+            <w:webHidden/>
+          </w:rPr>
+          <w:fldChar w:fldCharType="begin"/>
+        </w:r>
+        <w:r>
+          <w:rPr>
+            <w:noProof/>
+            <w:webHidden/>
+          </w:rPr>
+          <w:instrText xml:space="preserve"> PAGEREF _Toc239244561 \h </w:instrText>
+        </w:r>
+        <w:r>
+          <w:rPr>
+            <w:noProof/>
+            <w:webHidden/>
+          </w:rPr>
+        </w:r>
+        <w:r>
+          <w:rPr>
+            <w:noProof/>
+            <w:webHidden/>
+          </w:rPr>
+          <w:fldChar w:fldCharType="separate"/>
+        </w:r>
+        <w:r>
+          <w:rPr>
+            <w:noProof/>
+            <w:webHidden/>
+          </w:rPr>
+          <w:t>11</w:t>
+        </w:r>
+        <w:r>
+          <w:rPr>
+            <w:noProof/>
+            <w:webHidden/>
+          </w:rPr>
+          <w:fldChar w:fldCharType="end"/>
+        </w:r>
+      </w:hyperlink>
+    </w:p>
+    <w:p>
+      <w:pPr>
+        <w:pStyle w:val="TM2"/>
+        <w:tabs>
+          <w:tab w:val="right" w:leader="dot" w:pos="9628"/>
+        </w:tabs>
+        <w:rPr>
+          <w:rFonts w:asciiTheme="minorHAnsi" w:hAnsiTheme="minorHAnsi"/>
+          <w:noProof/>
+          <w:kern w:val="2"/>
+          <w:sz w:val="24"/>
+          <w:szCs w:val="24"/>
+          <w:lang w:val="fr-FR" w:eastAsia="fr-FR"/>
+          <w14:ligatures w14:val="standardContextual"/>
+        </w:rPr>
+      </w:pPr>
+      <w:hyperlink w:anchor="_Toc239244562" w:history="1">
+        <w:r>
+          <w:rPr>
+            <w:rStyle w:val="Lienhypertexte"/>
+            <w:noProof/>
+            <w:lang w:val="fr-FR"/>
           </w:rPr>
           <w:t>Exporter le tableau Joueurs</w:t>
         </w:r>
@@ -726,10 +1624,46 @@
             <w:webHidden/>
           </w:rPr>
           <w:tab/>
+        </w:r>
+        <w:r>
+          <w:rPr>
+            <w:noProof/>
+            <w:webHidden/>
+          </w:rPr>
           <w:fldChar w:fldCharType="begin"/>
-          <w:instrText xml:space="preserve"> PAGEREF _Toc237602470 \h </w:instrText>
+        </w:r>
+        <w:r>
+          <w:rPr>
+            <w:noProof/>
+            <w:webHidden/>
+          </w:rPr>
+          <w:instrText xml:space="preserve"> PAGEREF _Toc239244562 \h </w:instrText>
+        </w:r>
+        <w:r>
+          <w:rPr>
+            <w:noProof/>
+            <w:webHidden/>
+          </w:rPr>
+        </w:r>
+        <w:r>
+          <w:rPr>
+            <w:noProof/>
+            <w:webHidden/>
+          </w:rPr>
           <w:fldChar w:fldCharType="separate"/>
-          <w:t>11</w:t>
+        </w:r>
+        <w:r>
+          <w:rPr>
+            <w:noProof/>
+            <w:webHidden/>
+          </w:rPr>
+          <w:t>12</w:t>
+        </w:r>
+        <w:r>
+          <w:rPr>
+            <w:noProof/>
+            <w:webHidden/>
+          </w:rPr>
           <w:fldChar w:fldCharType="end"/>
         </w:r>
       </w:hyperlink>
@@ -741,14 +1675,21 @@
           <w:tab w:val="right" w:leader="dot" w:pos="9628"/>
         </w:tabs>
         <w:rPr>
+          <w:rFonts w:asciiTheme="minorHAnsi" w:hAnsiTheme="minorHAnsi"/>
           <w:noProof/>
-        </w:rPr>
-      </w:pPr>
-      <w:hyperlink w:anchor="_Toc237602471" w:history="1">
+          <w:kern w:val="2"/>
+          <w:sz w:val="24"/>
+          <w:szCs w:val="24"/>
+          <w:lang w:val="fr-FR" w:eastAsia="fr-FR"/>
+          <w14:ligatures w14:val="standardContextual"/>
+        </w:rPr>
+      </w:pPr>
+      <w:hyperlink w:anchor="_Toc239244563" w:history="1">
         <w:r>
           <w:rPr>
             <w:rStyle w:val="Lienhypertexte"/>
             <w:noProof/>
+            <w:lang w:val="fr-FR"/>
           </w:rPr>
           <w:t>6. Onglet Tables</w:t>
         </w:r>
@@ -758,10 +1699,46 @@
             <w:webHidden/>
           </w:rPr>
           <w:tab/>
+        </w:r>
+        <w:r>
+          <w:rPr>
+            <w:noProof/>
+            <w:webHidden/>
+          </w:rPr>
           <w:fldChar w:fldCharType="begin"/>
-          <w:instrText xml:space="preserve"> PAGEREF _Toc237602471 \h </w:instrText>
+        </w:r>
+        <w:r>
+          <w:rPr>
+            <w:noProof/>
+            <w:webHidden/>
+          </w:rPr>
+          <w:instrText xml:space="preserve"> PAGEREF _Toc239244563 \h </w:instrText>
+        </w:r>
+        <w:r>
+          <w:rPr>
+            <w:noProof/>
+            <w:webHidden/>
+          </w:rPr>
+        </w:r>
+        <w:r>
+          <w:rPr>
+            <w:noProof/>
+            <w:webHidden/>
+          </w:rPr>
           <w:fldChar w:fldCharType="separate"/>
-          <w:t>11</w:t>
+        </w:r>
+        <w:r>
+          <w:rPr>
+            <w:noProof/>
+            <w:webHidden/>
+          </w:rPr>
+          <w:t>12</w:t>
+        </w:r>
+        <w:r>
+          <w:rPr>
+            <w:noProof/>
+            <w:webHidden/>
+          </w:rPr>
           <w:fldChar w:fldCharType="end"/>
         </w:r>
       </w:hyperlink>
@@ -773,14 +1750,21 @@
           <w:tab w:val="right" w:leader="dot" w:pos="9628"/>
         </w:tabs>
         <w:rPr>
+          <w:rFonts w:asciiTheme="minorHAnsi" w:hAnsiTheme="minorHAnsi"/>
           <w:noProof/>
-        </w:rPr>
-      </w:pPr>
-      <w:hyperlink w:anchor="_Toc237602472" w:history="1">
+          <w:kern w:val="2"/>
+          <w:sz w:val="24"/>
+          <w:szCs w:val="24"/>
+          <w:lang w:val="fr-FR" w:eastAsia="fr-FR"/>
+          <w14:ligatures w14:val="standardContextual"/>
+        </w:rPr>
+      </w:pPr>
+      <w:hyperlink w:anchor="_Toc239244564" w:history="1">
         <w:r>
           <w:rPr>
             <w:rStyle w:val="Lienhypertexte"/>
             <w:noProof/>
+            <w:lang w:val="fr-FR"/>
           </w:rPr>
           <w:t>Défilement automatique</w:t>
         </w:r>
@@ -790,10 +1774,46 @@
             <w:webHidden/>
           </w:rPr>
           <w:tab/>
+        </w:r>
+        <w:r>
+          <w:rPr>
+            <w:noProof/>
+            <w:webHidden/>
+          </w:rPr>
           <w:fldChar w:fldCharType="begin"/>
-          <w:instrText xml:space="preserve"> PAGEREF _Toc237602472 \h </w:instrText>
+        </w:r>
+        <w:r>
+          <w:rPr>
+            <w:noProof/>
+            <w:webHidden/>
+          </w:rPr>
+          <w:instrText xml:space="preserve"> PAGEREF _Toc239244564 \h </w:instrText>
+        </w:r>
+        <w:r>
+          <w:rPr>
+            <w:noProof/>
+            <w:webHidden/>
+          </w:rPr>
+        </w:r>
+        <w:r>
+          <w:rPr>
+            <w:noProof/>
+            <w:webHidden/>
+          </w:rPr>
           <w:fldChar w:fldCharType="separate"/>
-          <w:t>11</w:t>
+        </w:r>
+        <w:r>
+          <w:rPr>
+            <w:noProof/>
+            <w:webHidden/>
+          </w:rPr>
+          <w:t>13</w:t>
+        </w:r>
+        <w:r>
+          <w:rPr>
+            <w:noProof/>
+            <w:webHidden/>
+          </w:rPr>
           <w:fldChar w:fldCharType="end"/>
         </w:r>
       </w:hyperlink>
@@ -805,14 +1825,21 @@
           <w:tab w:val="right" w:leader="dot" w:pos="9628"/>
         </w:tabs>
         <w:rPr>
+          <w:rFonts w:asciiTheme="minorHAnsi" w:hAnsiTheme="minorHAnsi"/>
           <w:noProof/>
-        </w:rPr>
-      </w:pPr>
-      <w:hyperlink w:anchor="_Toc237602473" w:history="1">
+          <w:kern w:val="2"/>
+          <w:sz w:val="24"/>
+          <w:szCs w:val="24"/>
+          <w:lang w:val="fr-FR" w:eastAsia="fr-FR"/>
+          <w14:ligatures w14:val="standardContextual"/>
+        </w:rPr>
+      </w:pPr>
+      <w:hyperlink w:anchor="_Toc239244565" w:history="1">
         <w:r>
           <w:rPr>
             <w:rStyle w:val="Lienhypertexte"/>
             <w:noProof/>
+            <w:lang w:val="fr-FR"/>
           </w:rPr>
           <w:t>7. Onglet Mouvements</w:t>
         </w:r>
@@ -822,10 +1849,46 @@
             <w:webHidden/>
           </w:rPr>
           <w:tab/>
+        </w:r>
+        <w:r>
+          <w:rPr>
+            <w:noProof/>
+            <w:webHidden/>
+          </w:rPr>
           <w:fldChar w:fldCharType="begin"/>
-          <w:instrText xml:space="preserve"> PAGEREF _Toc237602473 \h </w:instrText>
+        </w:r>
+        <w:r>
+          <w:rPr>
+            <w:noProof/>
+            <w:webHidden/>
+          </w:rPr>
+          <w:instrText xml:space="preserve"> PAGEREF _Toc239244565 \h </w:instrText>
+        </w:r>
+        <w:r>
+          <w:rPr>
+            <w:noProof/>
+            <w:webHidden/>
+          </w:rPr>
+        </w:r>
+        <w:r>
+          <w:rPr>
+            <w:noProof/>
+            <w:webHidden/>
+          </w:rPr>
           <w:fldChar w:fldCharType="separate"/>
-          <w:t>12</w:t>
+        </w:r>
+        <w:r>
+          <w:rPr>
+            <w:noProof/>
+            <w:webHidden/>
+          </w:rPr>
+          <w:t>13</w:t>
+        </w:r>
+        <w:r>
+          <w:rPr>
+            <w:noProof/>
+            <w:webHidden/>
+          </w:rPr>
           <w:fldChar w:fldCharType="end"/>
         </w:r>
       </w:hyperlink>
@@ -837,14 +1900,21 @@
           <w:tab w:val="right" w:leader="dot" w:pos="9628"/>
         </w:tabs>
         <w:rPr>
+          <w:rFonts w:asciiTheme="minorHAnsi" w:hAnsiTheme="minorHAnsi"/>
           <w:noProof/>
-        </w:rPr>
-      </w:pPr>
-      <w:hyperlink w:anchor="_Toc237602474" w:history="1">
+          <w:kern w:val="2"/>
+          <w:sz w:val="24"/>
+          <w:szCs w:val="24"/>
+          <w:lang w:val="fr-FR" w:eastAsia="fr-FR"/>
+          <w14:ligatures w14:val="standardContextual"/>
+        </w:rPr>
+      </w:pPr>
+      <w:hyperlink w:anchor="_Toc239244566" w:history="1">
         <w:r>
           <w:rPr>
             <w:rStyle w:val="Lienhypertexte"/>
             <w:noProof/>
+            <w:lang w:val="fr-FR"/>
           </w:rPr>
           <w:t>8. Onglet Primes</w:t>
         </w:r>
@@ -854,10 +1924,46 @@
             <w:webHidden/>
           </w:rPr>
           <w:tab/>
+        </w:r>
+        <w:r>
+          <w:rPr>
+            <w:noProof/>
+            <w:webHidden/>
+          </w:rPr>
           <w:fldChar w:fldCharType="begin"/>
-          <w:instrText xml:space="preserve"> PAGEREF _Toc237602474 \h </w:instrText>
+        </w:r>
+        <w:r>
+          <w:rPr>
+            <w:noProof/>
+            <w:webHidden/>
+          </w:rPr>
+          <w:instrText xml:space="preserve"> PAGEREF _Toc239244566 \h </w:instrText>
+        </w:r>
+        <w:r>
+          <w:rPr>
+            <w:noProof/>
+            <w:webHidden/>
+          </w:rPr>
+        </w:r>
+        <w:r>
+          <w:rPr>
+            <w:noProof/>
+            <w:webHidden/>
+          </w:rPr>
           <w:fldChar w:fldCharType="separate"/>
-          <w:t>13</w:t>
+        </w:r>
+        <w:r>
+          <w:rPr>
+            <w:noProof/>
+            <w:webHidden/>
+          </w:rPr>
+          <w:t>14</w:t>
+        </w:r>
+        <w:r>
+          <w:rPr>
+            <w:noProof/>
+            <w:webHidden/>
+          </w:rPr>
           <w:fldChar w:fldCharType="end"/>
         </w:r>
       </w:hyperlink>
@@ -869,10 +1975,16 @@
           <w:tab w:val="right" w:leader="dot" w:pos="9628"/>
         </w:tabs>
         <w:rPr>
+          <w:rFonts w:asciiTheme="minorHAnsi" w:hAnsiTheme="minorHAnsi"/>
           <w:noProof/>
-        </w:rPr>
-      </w:pPr>
-      <w:hyperlink w:anchor="_Toc237602475" w:history="1">
+          <w:kern w:val="2"/>
+          <w:sz w:val="24"/>
+          <w:szCs w:val="24"/>
+          <w:lang w:val="fr-FR" w:eastAsia="fr-FR"/>
+          <w14:ligatures w14:val="standardContextual"/>
+        </w:rPr>
+      </w:pPr>
+      <w:hyperlink w:anchor="_Toc239244567" w:history="1">
         <w:r>
           <w:rPr>
             <w:rStyle w:val="Lienhypertexte"/>
@@ -886,10 +1998,46 @@
             <w:webHidden/>
           </w:rPr>
           <w:tab/>
+        </w:r>
+        <w:r>
+          <w:rPr>
+            <w:noProof/>
+            <w:webHidden/>
+          </w:rPr>
           <w:fldChar w:fldCharType="begin"/>
-          <w:instrText xml:space="preserve"> PAGEREF _Toc237602475 \h </w:instrText>
+        </w:r>
+        <w:r>
+          <w:rPr>
+            <w:noProof/>
+            <w:webHidden/>
+          </w:rPr>
+          <w:instrText xml:space="preserve"> PAGEREF _Toc239244567 \h </w:instrText>
+        </w:r>
+        <w:r>
+          <w:rPr>
+            <w:noProof/>
+            <w:webHidden/>
+          </w:rPr>
+        </w:r>
+        <w:r>
+          <w:rPr>
+            <w:noProof/>
+            <w:webHidden/>
+          </w:rPr>
           <w:fldChar w:fldCharType="separate"/>
-          <w:t>13</w:t>
+        </w:r>
+        <w:r>
+          <w:rPr>
+            <w:noProof/>
+            <w:webHidden/>
+          </w:rPr>
+          <w:t>14</w:t>
+        </w:r>
+        <w:r>
+          <w:rPr>
+            <w:noProof/>
+            <w:webHidden/>
+          </w:rPr>
           <w:fldChar w:fldCharType="end"/>
         </w:r>
       </w:hyperlink>
@@ -901,14 +2049,21 @@
           <w:tab w:val="right" w:leader="dot" w:pos="9628"/>
         </w:tabs>
         <w:rPr>
+          <w:rFonts w:asciiTheme="minorHAnsi" w:hAnsiTheme="minorHAnsi"/>
           <w:noProof/>
-        </w:rPr>
-      </w:pPr>
-      <w:hyperlink w:anchor="_Toc237602476" w:history="1">
+          <w:kern w:val="2"/>
+          <w:sz w:val="24"/>
+          <w:szCs w:val="24"/>
+          <w:lang w:val="fr-FR" w:eastAsia="fr-FR"/>
+          <w14:ligatures w14:val="standardContextual"/>
+        </w:rPr>
+      </w:pPr>
+      <w:hyperlink w:anchor="_Toc239244568" w:history="1">
         <w:r>
           <w:rPr>
             <w:rStyle w:val="Lienhypertexte"/>
             <w:noProof/>
+            <w:lang w:val="fr-FR"/>
           </w:rPr>
           <w:t>Tableau récapitulatif</w:t>
         </w:r>
@@ -918,10 +2073,46 @@
             <w:webHidden/>
           </w:rPr>
           <w:tab/>
+        </w:r>
+        <w:r>
+          <w:rPr>
+            <w:noProof/>
+            <w:webHidden/>
+          </w:rPr>
           <w:fldChar w:fldCharType="begin"/>
-          <w:instrText xml:space="preserve"> PAGEREF _Toc237602476 \h </w:instrText>
+        </w:r>
+        <w:r>
+          <w:rPr>
+            <w:noProof/>
+            <w:webHidden/>
+          </w:rPr>
+          <w:instrText xml:space="preserve"> PAGEREF _Toc239244568 \h </w:instrText>
+        </w:r>
+        <w:r>
+          <w:rPr>
+            <w:noProof/>
+            <w:webHidden/>
+          </w:rPr>
+        </w:r>
+        <w:r>
+          <w:rPr>
+            <w:noProof/>
+            <w:webHidden/>
+          </w:rPr>
           <w:fldChar w:fldCharType="separate"/>
-          <w:t>13</w:t>
+        </w:r>
+        <w:r>
+          <w:rPr>
+            <w:noProof/>
+            <w:webHidden/>
+          </w:rPr>
+          <w:t>14</w:t>
+        </w:r>
+        <w:r>
+          <w:rPr>
+            <w:noProof/>
+            <w:webHidden/>
+          </w:rPr>
           <w:fldChar w:fldCharType="end"/>
         </w:r>
       </w:hyperlink>
@@ -933,14 +2124,21 @@
           <w:tab w:val="right" w:leader="dot" w:pos="9628"/>
         </w:tabs>
         <w:rPr>
+          <w:rFonts w:asciiTheme="minorHAnsi" w:hAnsiTheme="minorHAnsi"/>
           <w:noProof/>
-        </w:rPr>
-      </w:pPr>
-      <w:hyperlink w:anchor="_Toc237602477" w:history="1">
+          <w:kern w:val="2"/>
+          <w:sz w:val="24"/>
+          <w:szCs w:val="24"/>
+          <w:lang w:val="fr-FR" w:eastAsia="fr-FR"/>
+          <w14:ligatures w14:val="standardContextual"/>
+        </w:rPr>
+      </w:pPr>
+      <w:hyperlink w:anchor="_Toc239244569" w:history="1">
         <w:r>
           <w:rPr>
             <w:rStyle w:val="Lienhypertexte"/>
             <w:noProof/>
+            <w:lang w:val="fr-FR"/>
           </w:rPr>
           <w:t>Exporter les primes</w:t>
         </w:r>
@@ -950,10 +2148,46 @@
             <w:webHidden/>
           </w:rPr>
           <w:tab/>
+        </w:r>
+        <w:r>
+          <w:rPr>
+            <w:noProof/>
+            <w:webHidden/>
+          </w:rPr>
           <w:fldChar w:fldCharType="begin"/>
-          <w:instrText xml:space="preserve"> PAGEREF _Toc237602477 \h </w:instrText>
+        </w:r>
+        <w:r>
+          <w:rPr>
+            <w:noProof/>
+            <w:webHidden/>
+          </w:rPr>
+          <w:instrText xml:space="preserve"> PAGEREF _Toc239244569 \h </w:instrText>
+        </w:r>
+        <w:r>
+          <w:rPr>
+            <w:noProof/>
+            <w:webHidden/>
+          </w:rPr>
+        </w:r>
+        <w:r>
+          <w:rPr>
+            <w:noProof/>
+            <w:webHidden/>
+          </w:rPr>
           <w:fldChar w:fldCharType="separate"/>
-          <w:t>14</w:t>
+        </w:r>
+        <w:r>
+          <w:rPr>
+            <w:noProof/>
+            <w:webHidden/>
+          </w:rPr>
+          <w:t>15</w:t>
+        </w:r>
+        <w:r>
+          <w:rPr>
+            <w:noProof/>
+            <w:webHidden/>
+          </w:rPr>
           <w:fldChar w:fldCharType="end"/>
         </w:r>
       </w:hyperlink>
@@ -965,14 +2199,21 @@
           <w:tab w:val="right" w:leader="dot" w:pos="9628"/>
         </w:tabs>
         <w:rPr>
+          <w:rFonts w:asciiTheme="minorHAnsi" w:hAnsiTheme="minorHAnsi"/>
           <w:noProof/>
-        </w:rPr>
-      </w:pPr>
-      <w:hyperlink w:anchor="_Toc237602478" w:history="1">
+          <w:kern w:val="2"/>
+          <w:sz w:val="24"/>
+          <w:szCs w:val="24"/>
+          <w:lang w:val="fr-FR" w:eastAsia="fr-FR"/>
+          <w14:ligatures w14:val="standardContextual"/>
+        </w:rPr>
+      </w:pPr>
+      <w:hyperlink w:anchor="_Toc239244570" w:history="1">
         <w:r>
           <w:rPr>
             <w:rStyle w:val="Lienhypertexte"/>
             <w:noProof/>
+            <w:lang w:val="fr-FR"/>
           </w:rPr>
           <w:t>Historique du bounty progressif (mécanisme PKO interne)</w:t>
         </w:r>
@@ -982,10 +2223,46 @@
             <w:webHidden/>
           </w:rPr>
           <w:tab/>
+        </w:r>
+        <w:r>
+          <w:rPr>
+            <w:noProof/>
+            <w:webHidden/>
+          </w:rPr>
           <w:fldChar w:fldCharType="begin"/>
-          <w:instrText xml:space="preserve"> PAGEREF _Toc237602478 \h </w:instrText>
+        </w:r>
+        <w:r>
+          <w:rPr>
+            <w:noProof/>
+            <w:webHidden/>
+          </w:rPr>
+          <w:instrText xml:space="preserve"> PAGEREF _Toc239244570 \h </w:instrText>
+        </w:r>
+        <w:r>
+          <w:rPr>
+            <w:noProof/>
+            <w:webHidden/>
+          </w:rPr>
+        </w:r>
+        <w:r>
+          <w:rPr>
+            <w:noProof/>
+            <w:webHidden/>
+          </w:rPr>
           <w:fldChar w:fldCharType="separate"/>
-          <w:t>14</w:t>
+        </w:r>
+        <w:r>
+          <w:rPr>
+            <w:noProof/>
+            <w:webHidden/>
+          </w:rPr>
+          <w:t>15</w:t>
+        </w:r>
+        <w:r>
+          <w:rPr>
+            <w:noProof/>
+            <w:webHidden/>
+          </w:rPr>
           <w:fldChar w:fldCharType="end"/>
         </w:r>
       </w:hyperlink>
@@ -997,14 +2274,21 @@
           <w:tab w:val="right" w:leader="dot" w:pos="9628"/>
         </w:tabs>
         <w:rPr>
+          <w:rFonts w:asciiTheme="minorHAnsi" w:hAnsiTheme="minorHAnsi"/>
           <w:noProof/>
-        </w:rPr>
-      </w:pPr>
-      <w:hyperlink w:anchor="_Toc237602482" w:history="1">
+          <w:kern w:val="2"/>
+          <w:sz w:val="24"/>
+          <w:szCs w:val="24"/>
+          <w:lang w:val="fr-FR" w:eastAsia="fr-FR"/>
+          <w14:ligatures w14:val="standardContextual"/>
+        </w:rPr>
+      </w:pPr>
+      <w:hyperlink w:anchor="_Toc239244571" w:history="1">
         <w:r>
           <w:rPr>
             <w:rStyle w:val="Lienhypertexte"/>
             <w:noProof/>
+            <w:lang w:val="fr-FR"/>
           </w:rPr>
           <w:t>9. Onglet Blindes</w:t>
         </w:r>
@@ -1014,10 +2298,46 @@
             <w:webHidden/>
           </w:rPr>
           <w:tab/>
+        </w:r>
+        <w:r>
+          <w:rPr>
+            <w:noProof/>
+            <w:webHidden/>
+          </w:rPr>
           <w:fldChar w:fldCharType="begin"/>
-          <w:instrText xml:space="preserve"> PAGEREF _Toc237602482 \h </w:instrText>
+        </w:r>
+        <w:r>
+          <w:rPr>
+            <w:noProof/>
+            <w:webHidden/>
+          </w:rPr>
+          <w:instrText xml:space="preserve"> PAGEREF _Toc239244571 \h </w:instrText>
+        </w:r>
+        <w:r>
+          <w:rPr>
+            <w:noProof/>
+            <w:webHidden/>
+          </w:rPr>
+        </w:r>
+        <w:r>
+          <w:rPr>
+            <w:noProof/>
+            <w:webHidden/>
+          </w:rPr>
           <w:fldChar w:fldCharType="separate"/>
-          <w:t>15</w:t>
+        </w:r>
+        <w:r>
+          <w:rPr>
+            <w:noProof/>
+            <w:webHidden/>
+          </w:rPr>
+          <w:t>16</w:t>
+        </w:r>
+        <w:r>
+          <w:rPr>
+            <w:noProof/>
+            <w:webHidden/>
+          </w:rPr>
           <w:fldChar w:fldCharType="end"/>
         </w:r>
       </w:hyperlink>
@@ -1029,14 +2349,21 @@
           <w:tab w:val="right" w:leader="dot" w:pos="9628"/>
         </w:tabs>
         <w:rPr>
+          <w:rFonts w:asciiTheme="minorHAnsi" w:hAnsiTheme="minorHAnsi"/>
           <w:noProof/>
-        </w:rPr>
-      </w:pPr>
-      <w:hyperlink w:anchor="_Toc237602483" w:history="1">
+          <w:kern w:val="2"/>
+          <w:sz w:val="24"/>
+          <w:szCs w:val="24"/>
+          <w:lang w:val="fr-FR" w:eastAsia="fr-FR"/>
+          <w14:ligatures w14:val="standardContextual"/>
+        </w:rPr>
+      </w:pPr>
+      <w:hyperlink w:anchor="_Toc239244572" w:history="1">
         <w:r>
           <w:rPr>
             <w:rStyle w:val="Lienhypertexte"/>
             <w:noProof/>
+            <w:lang w:val="fr-FR"/>
           </w:rPr>
           <w:t>Tableau des rounds</w:t>
         </w:r>
@@ -1046,10 +2373,46 @@
             <w:webHidden/>
           </w:rPr>
           <w:tab/>
+        </w:r>
+        <w:r>
+          <w:rPr>
+            <w:noProof/>
+            <w:webHidden/>
+          </w:rPr>
           <w:fldChar w:fldCharType="begin"/>
-          <w:instrText xml:space="preserve"> PAGEREF _Toc237602483 \h </w:instrText>
+        </w:r>
+        <w:r>
+          <w:rPr>
+            <w:noProof/>
+            <w:webHidden/>
+          </w:rPr>
+          <w:instrText xml:space="preserve"> PAGEREF _Toc239244572 \h </w:instrText>
+        </w:r>
+        <w:r>
+          <w:rPr>
+            <w:noProof/>
+            <w:webHidden/>
+          </w:rPr>
+        </w:r>
+        <w:r>
+          <w:rPr>
+            <w:noProof/>
+            <w:webHidden/>
+          </w:rPr>
           <w:fldChar w:fldCharType="separate"/>
-          <w:t>15</w:t>
+        </w:r>
+        <w:r>
+          <w:rPr>
+            <w:noProof/>
+            <w:webHidden/>
+          </w:rPr>
+          <w:t>16</w:t>
+        </w:r>
+        <w:r>
+          <w:rPr>
+            <w:noProof/>
+            <w:webHidden/>
+          </w:rPr>
           <w:fldChar w:fldCharType="end"/>
         </w:r>
       </w:hyperlink>
@@ -1061,10 +2424,16 @@
           <w:tab w:val="right" w:leader="dot" w:pos="9628"/>
         </w:tabs>
         <w:rPr>
+          <w:rFonts w:asciiTheme="minorHAnsi" w:hAnsiTheme="minorHAnsi"/>
           <w:noProof/>
-        </w:rPr>
-      </w:pPr>
-      <w:hyperlink w:anchor="_Toc237602484" w:history="1">
+          <w:kern w:val="2"/>
+          <w:sz w:val="24"/>
+          <w:szCs w:val="24"/>
+          <w:lang w:val="fr-FR" w:eastAsia="fr-FR"/>
+          <w14:ligatures w14:val="standardContextual"/>
+        </w:rPr>
+      </w:pPr>
+      <w:hyperlink w:anchor="_Toc239244573" w:history="1">
         <w:r>
           <w:rPr>
             <w:rStyle w:val="Lienhypertexte"/>
@@ -1078,10 +2447,304 @@
             <w:webHidden/>
           </w:rPr>
           <w:tab/>
+        </w:r>
+        <w:r>
+          <w:rPr>
+            <w:noProof/>
+            <w:webHidden/>
+          </w:rPr>
           <w:fldChar w:fldCharType="begin"/>
-          <w:instrText xml:space="preserve"> PAGEREF _Toc237602484 \h </w:instrText>
+        </w:r>
+        <w:r>
+          <w:rPr>
+            <w:noProof/>
+            <w:webHidden/>
+          </w:rPr>
+          <w:instrText xml:space="preserve"> PAGEREF _Toc239244573 \h </w:instrText>
+        </w:r>
+        <w:r>
+          <w:rPr>
+            <w:noProof/>
+            <w:webHidden/>
+          </w:rPr>
+        </w:r>
+        <w:r>
+          <w:rPr>
+            <w:noProof/>
+            <w:webHidden/>
+          </w:rPr>
           <w:fldChar w:fldCharType="separate"/>
-          <w:t>15</w:t>
+        </w:r>
+        <w:r>
+          <w:rPr>
+            <w:noProof/>
+            <w:webHidden/>
+          </w:rPr>
+          <w:t>16</w:t>
+        </w:r>
+        <w:r>
+          <w:rPr>
+            <w:noProof/>
+            <w:webHidden/>
+          </w:rPr>
+          <w:fldChar w:fldCharType="end"/>
+        </w:r>
+      </w:hyperlink>
+    </w:p>
+    <w:p>
+      <w:pPr>
+        <w:pStyle w:val="TM2"/>
+        <w:tabs>
+          <w:tab w:val="right" w:leader="dot" w:pos="9628"/>
+        </w:tabs>
+        <w:rPr>
+          <w:rFonts w:asciiTheme="minorHAnsi" w:hAnsiTheme="minorHAnsi"/>
+          <w:noProof/>
+          <w:kern w:val="2"/>
+          <w:sz w:val="24"/>
+          <w:szCs w:val="24"/>
+          <w:lang w:val="fr-FR" w:eastAsia="fr-FR"/>
+          <w14:ligatures w14:val="standardContextual"/>
+        </w:rPr>
+      </w:pPr>
+      <w:hyperlink w:anchor="_Toc239244574" w:history="1">
+        <w:r>
+          <w:rPr>
+            <w:rStyle w:val="Lienhypertexte"/>
+            <w:noProof/>
+            <w:lang w:val="fr-FR"/>
+          </w:rPr>
+          <w:t>Jetons</w:t>
+        </w:r>
+        <w:r>
+          <w:rPr>
+            <w:noProof/>
+            <w:webHidden/>
+          </w:rPr>
+          <w:tab/>
+        </w:r>
+        <w:r>
+          <w:rPr>
+            <w:noProof/>
+            <w:webHidden/>
+          </w:rPr>
+          <w:fldChar w:fldCharType="begin"/>
+        </w:r>
+        <w:r>
+          <w:rPr>
+            <w:noProof/>
+            <w:webHidden/>
+          </w:rPr>
+          <w:instrText xml:space="preserve"> PAGEREF _Toc239244574 \h </w:instrText>
+        </w:r>
+        <w:r>
+          <w:rPr>
+            <w:noProof/>
+            <w:webHidden/>
+          </w:rPr>
+        </w:r>
+        <w:r>
+          <w:rPr>
+            <w:noProof/>
+            <w:webHidden/>
+          </w:rPr>
+          <w:fldChar w:fldCharType="separate"/>
+        </w:r>
+        <w:r>
+          <w:rPr>
+            <w:noProof/>
+            <w:webHidden/>
+          </w:rPr>
+          <w:t>17</w:t>
+        </w:r>
+        <w:r>
+          <w:rPr>
+            <w:noProof/>
+            <w:webHidden/>
+          </w:rPr>
+          <w:fldChar w:fldCharType="end"/>
+        </w:r>
+      </w:hyperlink>
+    </w:p>
+    <w:p>
+      <w:pPr>
+        <w:pStyle w:val="TM2"/>
+        <w:tabs>
+          <w:tab w:val="right" w:leader="dot" w:pos="9628"/>
+        </w:tabs>
+        <w:rPr>
+          <w:rFonts w:asciiTheme="minorHAnsi" w:hAnsiTheme="minorHAnsi"/>
+          <w:noProof/>
+          <w:kern w:val="2"/>
+          <w:sz w:val="24"/>
+          <w:szCs w:val="24"/>
+          <w:lang w:val="fr-FR" w:eastAsia="fr-FR"/>
+          <w14:ligatures w14:val="standardContextual"/>
+        </w:rPr>
+      </w:pPr>
+      <w:hyperlink w:anchor="_Toc239244575" w:history="1">
+        <w:r>
+          <w:rPr>
+            <w:rStyle w:val="Lienhypertexte"/>
+            <w:noProof/>
+          </w:rPr>
+          <w:drawing>
+            <wp:inline distT="0" distB="0" distL="0" distR="0" wp14:anchorId="740C724F" wp14:editId="1C8A2D59">
+              <wp:extent cx="3581400" cy="2045377"/>
+              <wp:effectExtent l="0" t="0" r="0" b="0"/>
+              <wp:docPr id="1356379709" name="Image 1"/>
+              <wp:cNvGraphicFramePr>
+                <a:graphicFrameLocks xmlns:a="http://schemas.openxmlformats.org/drawingml/2006/main" noChangeAspect="1"/>
+              </wp:cNvGraphicFramePr>
+              <a:graphic xmlns:a="http://schemas.openxmlformats.org/drawingml/2006/main">
+                <a:graphicData uri="http://schemas.openxmlformats.org/drawingml/2006/picture">
+                  <pic:pic xmlns:pic="http://schemas.openxmlformats.org/drawingml/2006/picture">
+                    <pic:nvPicPr>
+                      <pic:cNvPr id="1775687468" name=""/>
+                      <pic:cNvPicPr/>
+                    </pic:nvPicPr>
+                    <pic:blipFill>
+                      <a:blip r:embed="rId8"/>
+                      <a:stretch>
+                        <a:fillRect/>
+                      </a:stretch>
+                    </pic:blipFill>
+                    <pic:spPr>
+                      <a:xfrm>
+                        <a:off x="0" y="0"/>
+                        <a:ext cx="3606301" cy="2059598"/>
+                      </a:xfrm>
+                      <a:prstGeom prst="rect">
+                        <a:avLst/>
+                      </a:prstGeom>
+                    </pic:spPr>
+                  </pic:pic>
+                </a:graphicData>
+              </a:graphic>
+            </wp:inline>
+          </w:drawing>
+        </w:r>
+        <w:r>
+          <w:rPr>
+            <w:noProof/>
+            <w:webHidden/>
+          </w:rPr>
+          <w:tab/>
+        </w:r>
+        <w:r>
+          <w:rPr>
+            <w:noProof/>
+            <w:webHidden/>
+          </w:rPr>
+          <w:fldChar w:fldCharType="begin"/>
+        </w:r>
+        <w:r>
+          <w:rPr>
+            <w:noProof/>
+            <w:webHidden/>
+          </w:rPr>
+          <w:instrText xml:space="preserve"> PAGEREF _Toc239244575 \h </w:instrText>
+        </w:r>
+        <w:r>
+          <w:rPr>
+            <w:noProof/>
+            <w:webHidden/>
+          </w:rPr>
+        </w:r>
+        <w:r>
+          <w:rPr>
+            <w:noProof/>
+            <w:webHidden/>
+          </w:rPr>
+          <w:fldChar w:fldCharType="separate"/>
+        </w:r>
+        <w:r>
+          <w:rPr>
+            <w:noProof/>
+            <w:webHidden/>
+          </w:rPr>
+          <w:t>18</w:t>
+        </w:r>
+        <w:r>
+          <w:rPr>
+            <w:noProof/>
+            <w:webHidden/>
+          </w:rPr>
+          <w:fldChar w:fldCharType="end"/>
+        </w:r>
+      </w:hyperlink>
+    </w:p>
+    <w:p>
+      <w:pPr>
+        <w:pStyle w:val="TM2"/>
+        <w:tabs>
+          <w:tab w:val="right" w:leader="dot" w:pos="9628"/>
+        </w:tabs>
+        <w:rPr>
+          <w:rFonts w:asciiTheme="minorHAnsi" w:hAnsiTheme="minorHAnsi"/>
+          <w:noProof/>
+          <w:kern w:val="2"/>
+          <w:sz w:val="24"/>
+          <w:szCs w:val="24"/>
+          <w:lang w:val="fr-FR" w:eastAsia="fr-FR"/>
+          <w14:ligatures w14:val="standardContextual"/>
+        </w:rPr>
+      </w:pPr>
+      <w:hyperlink w:anchor="_Toc239244576" w:history="1">
+        <w:r>
+          <w:rPr>
+            <w:rStyle w:val="Lienhypertexte"/>
+            <w:noProof/>
+            <w:lang w:val="fr-FR"/>
+          </w:rPr>
+          <w:t>Écran projecteur</w:t>
+        </w:r>
+        <w:r>
+          <w:rPr>
+            <w:noProof/>
+            <w:webHidden/>
+          </w:rPr>
+          <w:tab/>
+        </w:r>
+        <w:r>
+          <w:rPr>
+            <w:noProof/>
+            <w:webHidden/>
+          </w:rPr>
+          <w:fldChar w:fldCharType="begin"/>
+        </w:r>
+        <w:r>
+          <w:rPr>
+            <w:noProof/>
+            <w:webHidden/>
+          </w:rPr>
+          <w:instrText xml:space="preserve"> PAGEREF _Toc239244576 \h </w:instrText>
+        </w:r>
+        <w:r>
+          <w:rPr>
+            <w:noProof/>
+            <w:webHidden/>
+          </w:rPr>
+        </w:r>
+        <w:r>
+          <w:rPr>
+            <w:noProof/>
+            <w:webHidden/>
+          </w:rPr>
+          <w:fldChar w:fldCharType="separate"/>
+        </w:r>
+        <w:r>
+          <w:rPr>
+            <w:noProof/>
+            <w:webHidden/>
+          </w:rPr>
+          <w:t>18</w:t>
+        </w:r>
+        <w:r>
+          <w:rPr>
+            <w:noProof/>
+            <w:webHidden/>
+          </w:rPr>
           <w:fldChar w:fldCharType="end"/>
         </w:r>
       </w:hyperlink>
@@ -1093,14 +2756,21 @@
           <w:tab w:val="right" w:leader="dot" w:pos="9628"/>
         </w:tabs>
         <w:rPr>
+          <w:rFonts w:asciiTheme="minorHAnsi" w:hAnsiTheme="minorHAnsi"/>
           <w:noProof/>
-        </w:rPr>
-      </w:pPr>
-      <w:hyperlink w:anchor="_Toc237602479" w:history="1">
+          <w:kern w:val="2"/>
+          <w:sz w:val="24"/>
+          <w:szCs w:val="24"/>
+          <w:lang w:val="fr-FR" w:eastAsia="fr-FR"/>
+          <w14:ligatures w14:val="standardContextual"/>
+        </w:rPr>
+      </w:pPr>
+      <w:hyperlink w:anchor="_Toc239244577" w:history="1">
         <w:r>
           <w:rPr>
             <w:rStyle w:val="Lienhypertexte"/>
             <w:noProof/>
+            <w:lang w:val="fr-FR"/>
           </w:rPr>
           <w:t>10. Onglet Chronomètre</w:t>
         </w:r>
@@ -1110,10 +2780,46 @@
             <w:webHidden/>
           </w:rPr>
           <w:tab/>
+        </w:r>
+        <w:r>
+          <w:rPr>
+            <w:noProof/>
+            <w:webHidden/>
+          </w:rPr>
           <w:fldChar w:fldCharType="begin"/>
-          <w:instrText xml:space="preserve"> PAGEREF _Toc237602479 \h </w:instrText>
+        </w:r>
+        <w:r>
+          <w:rPr>
+            <w:noProof/>
+            <w:webHidden/>
+          </w:rPr>
+          <w:instrText xml:space="preserve"> PAGEREF _Toc239244577 \h </w:instrText>
+        </w:r>
+        <w:r>
+          <w:rPr>
+            <w:noProof/>
+            <w:webHidden/>
+          </w:rPr>
+        </w:r>
+        <w:r>
+          <w:rPr>
+            <w:noProof/>
+            <w:webHidden/>
+          </w:rPr>
           <w:fldChar w:fldCharType="separate"/>
-          <w:t>18</w:t>
+        </w:r>
+        <w:r>
+          <w:rPr>
+            <w:noProof/>
+            <w:webHidden/>
+          </w:rPr>
+          <w:t>19</w:t>
+        </w:r>
+        <w:r>
+          <w:rPr>
+            <w:noProof/>
+            <w:webHidden/>
+          </w:rPr>
           <w:fldChar w:fldCharType="end"/>
         </w:r>
       </w:hyperlink>
@@ -1125,16 +2831,23 @@
           <w:tab w:val="right" w:leader="dot" w:pos="9628"/>
         </w:tabs>
         <w:rPr>
+          <w:rFonts w:asciiTheme="minorHAnsi" w:hAnsiTheme="minorHAnsi"/>
           <w:noProof/>
-        </w:rPr>
-      </w:pPr>
-      <w:hyperlink w:anchor="_Toc237602480" w:history="1">
+          <w:kern w:val="2"/>
+          <w:sz w:val="24"/>
+          <w:szCs w:val="24"/>
+          <w:lang w:val="fr-FR" w:eastAsia="fr-FR"/>
+          <w14:ligatures w14:val="standardContextual"/>
+        </w:rPr>
+      </w:pPr>
+      <w:hyperlink w:anchor="_Toc239244578" w:history="1">
         <w:r>
           <w:rPr>
             <w:rStyle w:val="Lienhypertexte"/>
             <w:noProof/>
-          </w:rPr>
-          <w:t>Structure de blindes (rappel)</w:t>
+            <w:lang w:val="fr-FR"/>
+          </w:rPr>
+          <w:t>Structure de blindes</w:t>
         </w:r>
         <w:r>
           <w:rPr>
@@ -1142,10 +2855,46 @@
             <w:webHidden/>
           </w:rPr>
           <w:tab/>
+        </w:r>
+        <w:r>
+          <w:rPr>
+            <w:noProof/>
+            <w:webHidden/>
+          </w:rPr>
           <w:fldChar w:fldCharType="begin"/>
-          <w:instrText xml:space="preserve"> PAGEREF _Toc237602480 \h </w:instrText>
+        </w:r>
+        <w:r>
+          <w:rPr>
+            <w:noProof/>
+            <w:webHidden/>
+          </w:rPr>
+          <w:instrText xml:space="preserve"> PAGEREF _Toc239244578 \h </w:instrText>
+        </w:r>
+        <w:r>
+          <w:rPr>
+            <w:noProof/>
+            <w:webHidden/>
+          </w:rPr>
+        </w:r>
+        <w:r>
+          <w:rPr>
+            <w:noProof/>
+            <w:webHidden/>
+          </w:rPr>
           <w:fldChar w:fldCharType="separate"/>
-          <w:t>19</w:t>
+        </w:r>
+        <w:r>
+          <w:rPr>
+            <w:noProof/>
+            <w:webHidden/>
+          </w:rPr>
+          <w:t>20</w:t>
+        </w:r>
+        <w:r>
+          <w:rPr>
+            <w:noProof/>
+            <w:webHidden/>
+          </w:rPr>
           <w:fldChar w:fldCharType="end"/>
         </w:r>
       </w:hyperlink>
@@ -1157,16 +2906,23 @@
           <w:tab w:val="right" w:leader="dot" w:pos="9628"/>
         </w:tabs>
         <w:rPr>
+          <w:rFonts w:asciiTheme="minorHAnsi" w:hAnsiTheme="minorHAnsi"/>
           <w:noProof/>
-        </w:rPr>
-      </w:pPr>
-      <w:hyperlink w:anchor="_Toc237602481" w:history="1">
+          <w:kern w:val="2"/>
+          <w:sz w:val="24"/>
+          <w:szCs w:val="24"/>
+          <w:lang w:val="fr-FR" w:eastAsia="fr-FR"/>
+          <w14:ligatures w14:val="standardContextual"/>
+        </w:rPr>
+      </w:pPr>
+      <w:hyperlink w:anchor="_Toc239244579" w:history="1">
         <w:r>
           <w:rPr>
             <w:rStyle w:val="Lienhypertexte"/>
             <w:noProof/>
-          </w:rPr>
-          <w:t>Écran projecteur</w:t>
+            <w:lang w:val="fr-FR"/>
+          </w:rPr>
+          <w:t>Sons</w:t>
         </w:r>
         <w:r>
           <w:rPr>
@@ -1174,10 +2930,46 @@
             <w:webHidden/>
           </w:rPr>
           <w:tab/>
+        </w:r>
+        <w:r>
+          <w:rPr>
+            <w:noProof/>
+            <w:webHidden/>
+          </w:rPr>
           <w:fldChar w:fldCharType="begin"/>
-          <w:instrText xml:space="preserve"> PAGEREF _Toc237602481 \h </w:instrText>
+        </w:r>
+        <w:r>
+          <w:rPr>
+            <w:noProof/>
+            <w:webHidden/>
+          </w:rPr>
+          <w:instrText xml:space="preserve"> PAGEREF _Toc239244579 \h </w:instrText>
+        </w:r>
+        <w:r>
+          <w:rPr>
+            <w:noProof/>
+            <w:webHidden/>
+          </w:rPr>
+        </w:r>
+        <w:r>
+          <w:rPr>
+            <w:noProof/>
+            <w:webHidden/>
+          </w:rPr>
           <w:fldChar w:fldCharType="separate"/>
-          <w:t>17</w:t>
+        </w:r>
+        <w:r>
+          <w:rPr>
+            <w:noProof/>
+            <w:webHidden/>
+          </w:rPr>
+          <w:t>20</w:t>
+        </w:r>
+        <w:r>
+          <w:rPr>
+            <w:noProof/>
+            <w:webHidden/>
+          </w:rPr>
           <w:fldChar w:fldCharType="end"/>
         </w:r>
       </w:hyperlink>
@@ -1189,14 +2981,21 @@
           <w:tab w:val="right" w:leader="dot" w:pos="9628"/>
         </w:tabs>
         <w:rPr>
+          <w:rFonts w:asciiTheme="minorHAnsi" w:hAnsiTheme="minorHAnsi"/>
           <w:noProof/>
-        </w:rPr>
-      </w:pPr>
-      <w:hyperlink w:anchor="_Toc237602485" w:history="1">
+          <w:kern w:val="2"/>
+          <w:sz w:val="24"/>
+          <w:szCs w:val="24"/>
+          <w:lang w:val="fr-FR" w:eastAsia="fr-FR"/>
+          <w14:ligatures w14:val="standardContextual"/>
+        </w:rPr>
+      </w:pPr>
+      <w:hyperlink w:anchor="_Toc239244580" w:history="1">
         <w:r>
           <w:rPr>
             <w:rStyle w:val="Lienhypertexte"/>
             <w:noProof/>
+            <w:lang w:val="fr-FR"/>
           </w:rPr>
           <w:t>11. Onglet Classement</w:t>
         </w:r>
@@ -1206,10 +3005,46 @@
             <w:webHidden/>
           </w:rPr>
           <w:tab/>
+        </w:r>
+        <w:r>
+          <w:rPr>
+            <w:noProof/>
+            <w:webHidden/>
+          </w:rPr>
           <w:fldChar w:fldCharType="begin"/>
-          <w:instrText xml:space="preserve"> PAGEREF _Toc237602485 \h </w:instrText>
+        </w:r>
+        <w:r>
+          <w:rPr>
+            <w:noProof/>
+            <w:webHidden/>
+          </w:rPr>
+          <w:instrText xml:space="preserve"> PAGEREF _Toc239244580 \h </w:instrText>
+        </w:r>
+        <w:r>
+          <w:rPr>
+            <w:noProof/>
+            <w:webHidden/>
+          </w:rPr>
+        </w:r>
+        <w:r>
+          <w:rPr>
+            <w:noProof/>
+            <w:webHidden/>
+          </w:rPr>
           <w:fldChar w:fldCharType="separate"/>
-          <w:t>19</w:t>
+        </w:r>
+        <w:r>
+          <w:rPr>
+            <w:noProof/>
+            <w:webHidden/>
+          </w:rPr>
+          <w:t>20</w:t>
+        </w:r>
+        <w:r>
+          <w:rPr>
+            <w:noProof/>
+            <w:webHidden/>
+          </w:rPr>
           <w:fldChar w:fldCharType="end"/>
         </w:r>
       </w:hyperlink>
@@ -1221,14 +3056,21 @@
           <w:tab w:val="right" w:leader="dot" w:pos="9628"/>
         </w:tabs>
         <w:rPr>
+          <w:rFonts w:asciiTheme="minorHAnsi" w:hAnsiTheme="minorHAnsi"/>
           <w:noProof/>
-        </w:rPr>
-      </w:pPr>
-      <w:hyperlink w:anchor="_Toc950000501" w:history="1">
+          <w:kern w:val="2"/>
+          <w:sz w:val="24"/>
+          <w:szCs w:val="24"/>
+          <w:lang w:val="fr-FR" w:eastAsia="fr-FR"/>
+          <w14:ligatures w14:val="standardContextual"/>
+        </w:rPr>
+      </w:pPr>
+      <w:hyperlink w:anchor="_Toc239244581" w:history="1">
         <w:r>
           <w:rPr>
             <w:rStyle w:val="Lienhypertexte"/>
             <w:noProof/>
+            <w:lang w:val="fr-FR"/>
           </w:rPr>
           <w:t>Colonnes</w:t>
         </w:r>
@@ -1238,10 +3080,46 @@
             <w:webHidden/>
           </w:rPr>
           <w:tab/>
+        </w:r>
+        <w:r>
+          <w:rPr>
+            <w:noProof/>
+            <w:webHidden/>
+          </w:rPr>
           <w:fldChar w:fldCharType="begin"/>
-          <w:instrText xml:space="preserve"> PAGEREF _Toc950000501 \h </w:instrText>
+        </w:r>
+        <w:r>
+          <w:rPr>
+            <w:noProof/>
+            <w:webHidden/>
+          </w:rPr>
+          <w:instrText xml:space="preserve"> PAGEREF _Toc239244581 \h </w:instrText>
+        </w:r>
+        <w:r>
+          <w:rPr>
+            <w:noProof/>
+            <w:webHidden/>
+          </w:rPr>
+        </w:r>
+        <w:r>
+          <w:rPr>
+            <w:noProof/>
+            <w:webHidden/>
+          </w:rPr>
           <w:fldChar w:fldCharType="separate"/>
-          <w:t>20</w:t>
+        </w:r>
+        <w:r>
+          <w:rPr>
+            <w:noProof/>
+            <w:webHidden/>
+          </w:rPr>
+          <w:t>21</w:t>
+        </w:r>
+        <w:r>
+          <w:rPr>
+            <w:noProof/>
+            <w:webHidden/>
+          </w:rPr>
           <w:fldChar w:fldCharType="end"/>
         </w:r>
       </w:hyperlink>
@@ -1253,14 +3131,21 @@
           <w:tab w:val="right" w:leader="dot" w:pos="9628"/>
         </w:tabs>
         <w:rPr>
+          <w:rFonts w:asciiTheme="minorHAnsi" w:hAnsiTheme="minorHAnsi"/>
           <w:noProof/>
-        </w:rPr>
-      </w:pPr>
-      <w:hyperlink w:anchor="_Toc950000502" w:history="1">
+          <w:kern w:val="2"/>
+          <w:sz w:val="24"/>
+          <w:szCs w:val="24"/>
+          <w:lang w:val="fr-FR" w:eastAsia="fr-FR"/>
+          <w14:ligatures w14:val="standardContextual"/>
+        </w:rPr>
+      </w:pPr>
+      <w:hyperlink w:anchor="_Toc239244582" w:history="1">
         <w:r>
           <w:rPr>
             <w:rStyle w:val="Lienhypertexte"/>
             <w:noProof/>
+            <w:lang w:val="fr-FR"/>
           </w:rPr>
           <w:t>Résumé et défilement automatique</w:t>
         </w:r>
@@ -1270,10 +3155,46 @@
             <w:webHidden/>
           </w:rPr>
           <w:tab/>
+        </w:r>
+        <w:r>
+          <w:rPr>
+            <w:noProof/>
+            <w:webHidden/>
+          </w:rPr>
           <w:fldChar w:fldCharType="begin"/>
-          <w:instrText xml:space="preserve"> PAGEREF _Toc950000502 \h </w:instrText>
+        </w:r>
+        <w:r>
+          <w:rPr>
+            <w:noProof/>
+            <w:webHidden/>
+          </w:rPr>
+          <w:instrText xml:space="preserve"> PAGEREF _Toc239244582 \h </w:instrText>
+        </w:r>
+        <w:r>
+          <w:rPr>
+            <w:noProof/>
+            <w:webHidden/>
+          </w:rPr>
+        </w:r>
+        <w:r>
+          <w:rPr>
+            <w:noProof/>
+            <w:webHidden/>
+          </w:rPr>
           <w:fldChar w:fldCharType="separate"/>
-          <w:t>20</w:t>
+        </w:r>
+        <w:r>
+          <w:rPr>
+            <w:noProof/>
+            <w:webHidden/>
+          </w:rPr>
+          <w:t>21</w:t>
+        </w:r>
+        <w:r>
+          <w:rPr>
+            <w:noProof/>
+            <w:webHidden/>
+          </w:rPr>
           <w:fldChar w:fldCharType="end"/>
         </w:r>
       </w:hyperlink>
@@ -1285,14 +3206,21 @@
           <w:tab w:val="right" w:leader="dot" w:pos="9628"/>
         </w:tabs>
         <w:rPr>
+          <w:rFonts w:asciiTheme="minorHAnsi" w:hAnsiTheme="minorHAnsi"/>
           <w:noProof/>
-        </w:rPr>
-      </w:pPr>
-      <w:hyperlink w:anchor="_Toc237602486" w:history="1">
+          <w:kern w:val="2"/>
+          <w:sz w:val="24"/>
+          <w:szCs w:val="24"/>
+          <w:lang w:val="fr-FR" w:eastAsia="fr-FR"/>
+          <w14:ligatures w14:val="standardContextual"/>
+        </w:rPr>
+      </w:pPr>
+      <w:hyperlink w:anchor="_Toc239244583" w:history="1">
         <w:r>
           <w:rPr>
             <w:rStyle w:val="Lienhypertexte"/>
             <w:noProof/>
+            <w:lang w:val="fr-FR"/>
           </w:rPr>
           <w:t>Exporter le classement</w:t>
         </w:r>
@@ -1302,10 +3230,46 @@
             <w:webHidden/>
           </w:rPr>
           <w:tab/>
+        </w:r>
+        <w:r>
+          <w:rPr>
+            <w:noProof/>
+            <w:webHidden/>
+          </w:rPr>
           <w:fldChar w:fldCharType="begin"/>
-          <w:instrText xml:space="preserve"> PAGEREF _Toc237602486 \h </w:instrText>
+        </w:r>
+        <w:r>
+          <w:rPr>
+            <w:noProof/>
+            <w:webHidden/>
+          </w:rPr>
+          <w:instrText xml:space="preserve"> PAGEREF _Toc239244583 \h </w:instrText>
+        </w:r>
+        <w:r>
+          <w:rPr>
+            <w:noProof/>
+            <w:webHidden/>
+          </w:rPr>
+        </w:r>
+        <w:r>
+          <w:rPr>
+            <w:noProof/>
+            <w:webHidden/>
+          </w:rPr>
           <w:fldChar w:fldCharType="separate"/>
-          <w:t>20</w:t>
+        </w:r>
+        <w:r>
+          <w:rPr>
+            <w:noProof/>
+            <w:webHidden/>
+          </w:rPr>
+          <w:t>21</w:t>
+        </w:r>
+        <w:r>
+          <w:rPr>
+            <w:noProof/>
+            <w:webHidden/>
+          </w:rPr>
           <w:fldChar w:fldCharType="end"/>
         </w:r>
       </w:hyperlink>
@@ -1317,14 +3281,21 @@
           <w:tab w:val="right" w:leader="dot" w:pos="9628"/>
         </w:tabs>
         <w:rPr>
+          <w:rFonts w:asciiTheme="minorHAnsi" w:hAnsiTheme="minorHAnsi"/>
           <w:noProof/>
-        </w:rPr>
-      </w:pPr>
-      <w:hyperlink w:anchor="_Toc237602487" w:history="1">
+          <w:kern w:val="2"/>
+          <w:sz w:val="24"/>
+          <w:szCs w:val="24"/>
+          <w:lang w:val="fr-FR" w:eastAsia="fr-FR"/>
+          <w14:ligatures w14:val="standardContextual"/>
+        </w:rPr>
+      </w:pPr>
+      <w:hyperlink w:anchor="_Toc239244584" w:history="1">
         <w:r>
           <w:rPr>
             <w:rStyle w:val="Lienhypertexte"/>
             <w:noProof/>
+            <w:lang w:val="fr-FR"/>
           </w:rPr>
           <w:t>Exporter les résultats (classement nominatif)</w:t>
         </w:r>
@@ -1334,10 +3305,46 @@
             <w:webHidden/>
           </w:rPr>
           <w:tab/>
+        </w:r>
+        <w:r>
+          <w:rPr>
+            <w:noProof/>
+            <w:webHidden/>
+          </w:rPr>
           <w:fldChar w:fldCharType="begin"/>
-          <w:instrText xml:space="preserve"> PAGEREF _Toc237602487 \h </w:instrText>
+        </w:r>
+        <w:r>
+          <w:rPr>
+            <w:noProof/>
+            <w:webHidden/>
+          </w:rPr>
+          <w:instrText xml:space="preserve"> PAGEREF _Toc239244584 \h </w:instrText>
+        </w:r>
+        <w:r>
+          <w:rPr>
+            <w:noProof/>
+            <w:webHidden/>
+          </w:rPr>
+        </w:r>
+        <w:r>
+          <w:rPr>
+            <w:noProof/>
+            <w:webHidden/>
+          </w:rPr>
           <w:fldChar w:fldCharType="separate"/>
-          <w:t>20</w:t>
+        </w:r>
+        <w:r>
+          <w:rPr>
+            <w:noProof/>
+            <w:webHidden/>
+          </w:rPr>
+          <w:t>21</w:t>
+        </w:r>
+        <w:r>
+          <w:rPr>
+            <w:noProof/>
+            <w:webHidden/>
+          </w:rPr>
           <w:fldChar w:fldCharType="end"/>
         </w:r>
       </w:hyperlink>
@@ -1349,14 +3356,21 @@
           <w:tab w:val="right" w:leader="dot" w:pos="9628"/>
         </w:tabs>
         <w:rPr>
+          <w:rFonts w:asciiTheme="minorHAnsi" w:hAnsiTheme="minorHAnsi"/>
           <w:noProof/>
-        </w:rPr>
-      </w:pPr>
-      <w:hyperlink w:anchor="_Toc237602488" w:history="1">
+          <w:kern w:val="2"/>
+          <w:sz w:val="24"/>
+          <w:szCs w:val="24"/>
+          <w:lang w:val="fr-FR" w:eastAsia="fr-FR"/>
+          <w14:ligatures w14:val="standardContextual"/>
+        </w:rPr>
+      </w:pPr>
+      <w:hyperlink w:anchor="_Toc239244585" w:history="1">
         <w:r>
           <w:rPr>
             <w:rStyle w:val="Lienhypertexte"/>
             <w:noProof/>
+            <w:lang w:val="fr-FR"/>
           </w:rPr>
           <w:t>12. Onglet Paramètres</w:t>
         </w:r>
@@ -1366,10 +3380,46 @@
             <w:webHidden/>
           </w:rPr>
           <w:tab/>
+        </w:r>
+        <w:r>
+          <w:rPr>
+            <w:noProof/>
+            <w:webHidden/>
+          </w:rPr>
           <w:fldChar w:fldCharType="begin"/>
-          <w:instrText xml:space="preserve"> PAGEREF _Toc237602488 \h </w:instrText>
+        </w:r>
+        <w:r>
+          <w:rPr>
+            <w:noProof/>
+            <w:webHidden/>
+          </w:rPr>
+          <w:instrText xml:space="preserve"> PAGEREF _Toc239244585 \h </w:instrText>
+        </w:r>
+        <w:r>
+          <w:rPr>
+            <w:noProof/>
+            <w:webHidden/>
+          </w:rPr>
+        </w:r>
+        <w:r>
+          <w:rPr>
+            <w:noProof/>
+            <w:webHidden/>
+          </w:rPr>
           <w:fldChar w:fldCharType="separate"/>
-          <w:t>20</w:t>
+        </w:r>
+        <w:r>
+          <w:rPr>
+            <w:noProof/>
+            <w:webHidden/>
+          </w:rPr>
+          <w:t>21</w:t>
+        </w:r>
+        <w:r>
+          <w:rPr>
+            <w:noProof/>
+            <w:webHidden/>
+          </w:rPr>
           <w:fldChar w:fldCharType="end"/>
         </w:r>
       </w:hyperlink>
@@ -1381,14 +3431,21 @@
           <w:tab w:val="right" w:leader="dot" w:pos="9628"/>
         </w:tabs>
         <w:rPr>
+          <w:rFonts w:asciiTheme="minorHAnsi" w:hAnsiTheme="minorHAnsi"/>
           <w:noProof/>
-        </w:rPr>
-      </w:pPr>
-      <w:hyperlink w:anchor="_Toc237602489" w:history="1">
+          <w:kern w:val="2"/>
+          <w:sz w:val="24"/>
+          <w:szCs w:val="24"/>
+          <w:lang w:val="fr-FR" w:eastAsia="fr-FR"/>
+          <w14:ligatures w14:val="standardContextual"/>
+        </w:rPr>
+      </w:pPr>
+      <w:hyperlink w:anchor="_Toc239244586" w:history="1">
         <w:r>
           <w:rPr>
             <w:rStyle w:val="Lienhypertexte"/>
             <w:noProof/>
+            <w:lang w:val="fr-FR"/>
           </w:rPr>
           <w:t>Colonne de gauche — réglages généraux</w:t>
         </w:r>
@@ -1398,10 +3455,46 @@
             <w:webHidden/>
           </w:rPr>
           <w:tab/>
+        </w:r>
+        <w:r>
+          <w:rPr>
+            <w:noProof/>
+            <w:webHidden/>
+          </w:rPr>
           <w:fldChar w:fldCharType="begin"/>
-          <w:instrText xml:space="preserve"> PAGEREF _Toc237602489 \h </w:instrText>
+        </w:r>
+        <w:r>
+          <w:rPr>
+            <w:noProof/>
+            <w:webHidden/>
+          </w:rPr>
+          <w:instrText xml:space="preserve"> PAGEREF _Toc239244586 \h </w:instrText>
+        </w:r>
+        <w:r>
+          <w:rPr>
+            <w:noProof/>
+            <w:webHidden/>
+          </w:rPr>
+        </w:r>
+        <w:r>
+          <w:rPr>
+            <w:noProof/>
+            <w:webHidden/>
+          </w:rPr>
           <w:fldChar w:fldCharType="separate"/>
-          <w:t>21</w:t>
+        </w:r>
+        <w:r>
+          <w:rPr>
+            <w:noProof/>
+            <w:webHidden/>
+          </w:rPr>
+          <w:t>22</w:t>
+        </w:r>
+        <w:r>
+          <w:rPr>
+            <w:noProof/>
+            <w:webHidden/>
+          </w:rPr>
           <w:fldChar w:fldCharType="end"/>
         </w:r>
       </w:hyperlink>
@@ -1413,10 +3506,16 @@
           <w:tab w:val="right" w:leader="dot" w:pos="9628"/>
         </w:tabs>
         <w:rPr>
+          <w:rFonts w:asciiTheme="minorHAnsi" w:hAnsiTheme="minorHAnsi"/>
           <w:noProof/>
-        </w:rPr>
-      </w:pPr>
-      <w:hyperlink w:anchor="_Toc237602490" w:history="1">
+          <w:kern w:val="2"/>
+          <w:sz w:val="24"/>
+          <w:szCs w:val="24"/>
+          <w:lang w:val="fr-FR" w:eastAsia="fr-FR"/>
+          <w14:ligatures w14:val="standardContextual"/>
+        </w:rPr>
+      </w:pPr>
+      <w:hyperlink w:anchor="_Toc239244587" w:history="1">
         <w:r>
           <w:rPr>
             <w:rStyle w:val="Lienhypertexte"/>
@@ -1430,10 +3529,46 @@
             <w:webHidden/>
           </w:rPr>
           <w:tab/>
+        </w:r>
+        <w:r>
+          <w:rPr>
+            <w:noProof/>
+            <w:webHidden/>
+          </w:rPr>
           <w:fldChar w:fldCharType="begin"/>
-          <w:instrText xml:space="preserve"> PAGEREF _Toc237602490 \h </w:instrText>
+        </w:r>
+        <w:r>
+          <w:rPr>
+            <w:noProof/>
+            <w:webHidden/>
+          </w:rPr>
+          <w:instrText xml:space="preserve"> PAGEREF _Toc239244587 \h </w:instrText>
+        </w:r>
+        <w:r>
+          <w:rPr>
+            <w:noProof/>
+            <w:webHidden/>
+          </w:rPr>
+        </w:r>
+        <w:r>
+          <w:rPr>
+            <w:noProof/>
+            <w:webHidden/>
+          </w:rPr>
           <w:fldChar w:fldCharType="separate"/>
-          <w:t>21</w:t>
+        </w:r>
+        <w:r>
+          <w:rPr>
+            <w:noProof/>
+            <w:webHidden/>
+          </w:rPr>
+          <w:t>23</w:t>
+        </w:r>
+        <w:r>
+          <w:rPr>
+            <w:noProof/>
+            <w:webHidden/>
+          </w:rPr>
           <w:fldChar w:fldCharType="end"/>
         </w:r>
       </w:hyperlink>
@@ -1445,10 +3580,16 @@
           <w:tab w:val="right" w:leader="dot" w:pos="9628"/>
         </w:tabs>
         <w:rPr>
+          <w:rFonts w:asciiTheme="minorHAnsi" w:hAnsiTheme="minorHAnsi"/>
           <w:noProof/>
-        </w:rPr>
-      </w:pPr>
-      <w:hyperlink w:anchor="_Toc237602491" w:history="1">
+          <w:kern w:val="2"/>
+          <w:sz w:val="24"/>
+          <w:szCs w:val="24"/>
+          <w:lang w:val="fr-FR" w:eastAsia="fr-FR"/>
+          <w14:ligatures w14:val="standardContextual"/>
+        </w:rPr>
+      </w:pPr>
+      <w:hyperlink w:anchor="_Toc239244588" w:history="1">
         <w:r>
           <w:rPr>
             <w:rStyle w:val="Lienhypertexte"/>
@@ -1462,10 +3603,46 @@
             <w:webHidden/>
           </w:rPr>
           <w:tab/>
+        </w:r>
+        <w:r>
+          <w:rPr>
+            <w:noProof/>
+            <w:webHidden/>
+          </w:rPr>
           <w:fldChar w:fldCharType="begin"/>
-          <w:instrText xml:space="preserve"> PAGEREF _Toc237602491 \h </w:instrText>
+        </w:r>
+        <w:r>
+          <w:rPr>
+            <w:noProof/>
+            <w:webHidden/>
+          </w:rPr>
+          <w:instrText xml:space="preserve"> PAGEREF _Toc239244588 \h </w:instrText>
+        </w:r>
+        <w:r>
+          <w:rPr>
+            <w:noProof/>
+            <w:webHidden/>
+          </w:rPr>
+        </w:r>
+        <w:r>
+          <w:rPr>
+            <w:noProof/>
+            <w:webHidden/>
+          </w:rPr>
           <w:fldChar w:fldCharType="separate"/>
-          <w:t>22</w:t>
+        </w:r>
+        <w:r>
+          <w:rPr>
+            <w:noProof/>
+            <w:webHidden/>
+          </w:rPr>
+          <w:t>23</w:t>
+        </w:r>
+        <w:r>
+          <w:rPr>
+            <w:noProof/>
+            <w:webHidden/>
+          </w:rPr>
           <w:fldChar w:fldCharType="end"/>
         </w:r>
       </w:hyperlink>
@@ -1477,14 +3654,21 @@
           <w:tab w:val="right" w:leader="dot" w:pos="9628"/>
         </w:tabs>
         <w:rPr>
+          <w:rFonts w:asciiTheme="minorHAnsi" w:hAnsiTheme="minorHAnsi"/>
           <w:noProof/>
-        </w:rPr>
-      </w:pPr>
-      <w:hyperlink w:anchor="_Toc950000505" w:history="1">
+          <w:kern w:val="2"/>
+          <w:sz w:val="24"/>
+          <w:szCs w:val="24"/>
+          <w:lang w:val="fr-FR" w:eastAsia="fr-FR"/>
+          <w14:ligatures w14:val="standardContextual"/>
+        </w:rPr>
+      </w:pPr>
+      <w:hyperlink w:anchor="_Toc239244589" w:history="1">
         <w:r>
           <w:rPr>
             <w:rStyle w:val="Lienhypertexte"/>
             <w:noProof/>
+            <w:lang w:val="fr-FR"/>
           </w:rPr>
           <w:t>13. Raccourcis clavier et contrôle à distance</w:t>
         </w:r>
@@ -1494,10 +3678,46 @@
             <w:webHidden/>
           </w:rPr>
           <w:tab/>
+        </w:r>
+        <w:r>
+          <w:rPr>
+            <w:noProof/>
+            <w:webHidden/>
+          </w:rPr>
           <w:fldChar w:fldCharType="begin"/>
-          <w:instrText xml:space="preserve"> PAGEREF _Toc950000505 \h </w:instrText>
+        </w:r>
+        <w:r>
+          <w:rPr>
+            <w:noProof/>
+            <w:webHidden/>
+          </w:rPr>
+          <w:instrText xml:space="preserve"> PAGEREF _Toc239244589 \h </w:instrText>
+        </w:r>
+        <w:r>
+          <w:rPr>
+            <w:noProof/>
+            <w:webHidden/>
+          </w:rPr>
+        </w:r>
+        <w:r>
+          <w:rPr>
+            <w:noProof/>
+            <w:webHidden/>
+          </w:rPr>
           <w:fldChar w:fldCharType="separate"/>
-          <w:t>22</w:t>
+        </w:r>
+        <w:r>
+          <w:rPr>
+            <w:noProof/>
+            <w:webHidden/>
+          </w:rPr>
+          <w:t>24</w:t>
+        </w:r>
+        <w:r>
+          <w:rPr>
+            <w:noProof/>
+            <w:webHidden/>
+          </w:rPr>
           <w:fldChar w:fldCharType="end"/>
         </w:r>
       </w:hyperlink>
@@ -1509,14 +3729,21 @@
           <w:tab w:val="right" w:leader="dot" w:pos="9628"/>
         </w:tabs>
         <w:rPr>
+          <w:rFonts w:asciiTheme="minorHAnsi" w:hAnsiTheme="minorHAnsi"/>
           <w:noProof/>
-        </w:rPr>
-      </w:pPr>
-      <w:hyperlink w:anchor="_Toc950000506" w:history="1">
+          <w:kern w:val="2"/>
+          <w:sz w:val="24"/>
+          <w:szCs w:val="24"/>
+          <w:lang w:val="fr-FR" w:eastAsia="fr-FR"/>
+          <w14:ligatures w14:val="standardContextual"/>
+        </w:rPr>
+      </w:pPr>
+      <w:hyperlink w:anchor="_Toc239244590" w:history="1">
         <w:r>
           <w:rPr>
             <w:rStyle w:val="Lienhypertexte"/>
             <w:noProof/>
+            <w:lang w:val="fr-FR"/>
           </w:rPr>
           <w:t>Les trois actions</w:t>
         </w:r>
@@ -1526,10 +3753,46 @@
             <w:webHidden/>
           </w:rPr>
           <w:tab/>
+        </w:r>
+        <w:r>
+          <w:rPr>
+            <w:noProof/>
+            <w:webHidden/>
+          </w:rPr>
           <w:fldChar w:fldCharType="begin"/>
-          <w:instrText xml:space="preserve"> PAGEREF _Toc950000506 \h </w:instrText>
+        </w:r>
+        <w:r>
+          <w:rPr>
+            <w:noProof/>
+            <w:webHidden/>
+          </w:rPr>
+          <w:instrText xml:space="preserve"> PAGEREF _Toc239244590 \h </w:instrText>
+        </w:r>
+        <w:r>
+          <w:rPr>
+            <w:noProof/>
+            <w:webHidden/>
+          </w:rPr>
+        </w:r>
+        <w:r>
+          <w:rPr>
+            <w:noProof/>
+            <w:webHidden/>
+          </w:rPr>
           <w:fldChar w:fldCharType="separate"/>
-          <w:t>23</w:t>
+        </w:r>
+        <w:r>
+          <w:rPr>
+            <w:noProof/>
+            <w:webHidden/>
+          </w:rPr>
+          <w:t>24</w:t>
+        </w:r>
+        <w:r>
+          <w:rPr>
+            <w:noProof/>
+            <w:webHidden/>
+          </w:rPr>
           <w:fldChar w:fldCharType="end"/>
         </w:r>
       </w:hyperlink>
@@ -1541,14 +3804,21 @@
           <w:tab w:val="right" w:leader="dot" w:pos="9628"/>
         </w:tabs>
         <w:rPr>
+          <w:rFonts w:asciiTheme="minorHAnsi" w:hAnsiTheme="minorHAnsi"/>
           <w:noProof/>
-        </w:rPr>
-      </w:pPr>
-      <w:hyperlink w:anchor="_Toc950000507" w:history="1">
+          <w:kern w:val="2"/>
+          <w:sz w:val="24"/>
+          <w:szCs w:val="24"/>
+          <w:lang w:val="fr-FR" w:eastAsia="fr-FR"/>
+          <w14:ligatures w14:val="standardContextual"/>
+        </w:rPr>
+      </w:pPr>
+      <w:hyperlink w:anchor="_Toc239244591" w:history="1">
         <w:r>
           <w:rPr>
             <w:rStyle w:val="Lienhypertexte"/>
             <w:noProof/>
+            <w:lang w:val="fr-FR"/>
           </w:rPr>
           <w:t>Raccourcis clavier</w:t>
         </w:r>
@@ -1558,10 +3828,46 @@
             <w:webHidden/>
           </w:rPr>
           <w:tab/>
+        </w:r>
+        <w:r>
+          <w:rPr>
+            <w:noProof/>
+            <w:webHidden/>
+          </w:rPr>
           <w:fldChar w:fldCharType="begin"/>
-          <w:instrText xml:space="preserve"> PAGEREF _Toc950000507 \h </w:instrText>
+        </w:r>
+        <w:r>
+          <w:rPr>
+            <w:noProof/>
+            <w:webHidden/>
+          </w:rPr>
+          <w:instrText xml:space="preserve"> PAGEREF _Toc239244591 \h </w:instrText>
+        </w:r>
+        <w:r>
+          <w:rPr>
+            <w:noProof/>
+            <w:webHidden/>
+          </w:rPr>
+        </w:r>
+        <w:r>
+          <w:rPr>
+            <w:noProof/>
+            <w:webHidden/>
+          </w:rPr>
           <w:fldChar w:fldCharType="separate"/>
-          <w:t>23</w:t>
+        </w:r>
+        <w:r>
+          <w:rPr>
+            <w:noProof/>
+            <w:webHidden/>
+          </w:rPr>
+          <w:t>24</w:t>
+        </w:r>
+        <w:r>
+          <w:rPr>
+            <w:noProof/>
+            <w:webHidden/>
+          </w:rPr>
           <w:fldChar w:fldCharType="end"/>
         </w:r>
       </w:hyperlink>
@@ -1573,14 +3879,21 @@
           <w:tab w:val="right" w:leader="dot" w:pos="9628"/>
         </w:tabs>
         <w:rPr>
+          <w:rFonts w:asciiTheme="minorHAnsi" w:hAnsiTheme="minorHAnsi"/>
           <w:noProof/>
-        </w:rPr>
-      </w:pPr>
-      <w:hyperlink w:anchor="_Toc950000509" w:history="1">
+          <w:kern w:val="2"/>
+          <w:sz w:val="24"/>
+          <w:szCs w:val="24"/>
+          <w:lang w:val="fr-FR" w:eastAsia="fr-FR"/>
+          <w14:ligatures w14:val="standardContextual"/>
+        </w:rPr>
+      </w:pPr>
+      <w:hyperlink w:anchor="_Toc239244592" w:history="1">
         <w:r>
           <w:rPr>
             <w:rStyle w:val="Lienhypertexte"/>
             <w:noProof/>
+            <w:lang w:val="fr-FR"/>
           </w:rPr>
           <w:t>Contrôle à distance (téléphone)</w:t>
         </w:r>
@@ -1590,10 +3903,416 @@
             <w:webHidden/>
           </w:rPr>
           <w:tab/>
+        </w:r>
+        <w:r>
+          <w:rPr>
+            <w:noProof/>
+            <w:webHidden/>
+          </w:rPr>
           <w:fldChar w:fldCharType="begin"/>
-          <w:instrText xml:space="preserve"> PAGEREF _Toc950000509 \h </w:instrText>
+        </w:r>
+        <w:r>
+          <w:rPr>
+            <w:noProof/>
+            <w:webHidden/>
+          </w:rPr>
+          <w:instrText xml:space="preserve"> PAGEREF _Toc239244592 \h </w:instrText>
+        </w:r>
+        <w:r>
+          <w:rPr>
+            <w:noProof/>
+            <w:webHidden/>
+          </w:rPr>
+        </w:r>
+        <w:r>
+          <w:rPr>
+            <w:noProof/>
+            <w:webHidden/>
+          </w:rPr>
           <w:fldChar w:fldCharType="separate"/>
-          <w:t>23</w:t>
+        </w:r>
+        <w:r>
+          <w:rPr>
+            <w:noProof/>
+            <w:webHidden/>
+          </w:rPr>
+          <w:t>24</w:t>
+        </w:r>
+        <w:r>
+          <w:rPr>
+            <w:noProof/>
+            <w:webHidden/>
+          </w:rPr>
+          <w:fldChar w:fldCharType="end"/>
+        </w:r>
+      </w:hyperlink>
+    </w:p>
+    <w:p>
+      <w:pPr>
+        <w:pStyle w:val="TM3"/>
+        <w:tabs>
+          <w:tab w:val="right" w:leader="dot" w:pos="9628"/>
+        </w:tabs>
+        <w:rPr>
+          <w:rFonts w:asciiTheme="minorHAnsi" w:hAnsiTheme="minorHAnsi"/>
+          <w:noProof/>
+          <w:kern w:val="2"/>
+          <w:sz w:val="24"/>
+          <w:szCs w:val="24"/>
+          <w:lang w:val="fr-FR" w:eastAsia="fr-FR"/>
+          <w14:ligatures w14:val="standardContextual"/>
+        </w:rPr>
+      </w:pPr>
+      <w:hyperlink w:anchor="_Toc239244593" w:history="1">
+        <w:r>
+          <w:rPr>
+            <w:rStyle w:val="Lienhypertexte"/>
+            <w:noProof/>
+          </w:rPr>
+          <w:t>Activer le contrôle à distance</w:t>
+        </w:r>
+        <w:r>
+          <w:rPr>
+            <w:noProof/>
+            <w:webHidden/>
+          </w:rPr>
+          <w:tab/>
+        </w:r>
+        <w:r>
+          <w:rPr>
+            <w:noProof/>
+            <w:webHidden/>
+          </w:rPr>
+          <w:fldChar w:fldCharType="begin"/>
+        </w:r>
+        <w:r>
+          <w:rPr>
+            <w:noProof/>
+            <w:webHidden/>
+          </w:rPr>
+          <w:instrText xml:space="preserve"> PAGEREF _Toc239244593 \h </w:instrText>
+        </w:r>
+        <w:r>
+          <w:rPr>
+            <w:noProof/>
+            <w:webHidden/>
+          </w:rPr>
+        </w:r>
+        <w:r>
+          <w:rPr>
+            <w:noProof/>
+            <w:webHidden/>
+          </w:rPr>
+          <w:fldChar w:fldCharType="separate"/>
+        </w:r>
+        <w:r>
+          <w:rPr>
+            <w:noProof/>
+            <w:webHidden/>
+          </w:rPr>
+          <w:t>25</w:t>
+        </w:r>
+        <w:r>
+          <w:rPr>
+            <w:noProof/>
+            <w:webHidden/>
+          </w:rPr>
+          <w:fldChar w:fldCharType="end"/>
+        </w:r>
+      </w:hyperlink>
+    </w:p>
+    <w:p>
+      <w:pPr>
+        <w:pStyle w:val="TM3"/>
+        <w:tabs>
+          <w:tab w:val="right" w:leader="dot" w:pos="9628"/>
+        </w:tabs>
+        <w:rPr>
+          <w:rFonts w:asciiTheme="minorHAnsi" w:hAnsiTheme="minorHAnsi"/>
+          <w:noProof/>
+          <w:kern w:val="2"/>
+          <w:sz w:val="24"/>
+          <w:szCs w:val="24"/>
+          <w:lang w:val="fr-FR" w:eastAsia="fr-FR"/>
+          <w14:ligatures w14:val="standardContextual"/>
+        </w:rPr>
+      </w:pPr>
+      <w:hyperlink w:anchor="_Toc239244594" w:history="1">
+        <w:r>
+          <w:rPr>
+            <w:rStyle w:val="Lienhypertexte"/>
+            <w:noProof/>
+          </w:rPr>
+          <w:t>La page principale</w:t>
+        </w:r>
+        <w:r>
+          <w:rPr>
+            <w:noProof/>
+            <w:webHidden/>
+          </w:rPr>
+          <w:tab/>
+        </w:r>
+        <w:r>
+          <w:rPr>
+            <w:noProof/>
+            <w:webHidden/>
+          </w:rPr>
+          <w:fldChar w:fldCharType="begin"/>
+        </w:r>
+        <w:r>
+          <w:rPr>
+            <w:noProof/>
+            <w:webHidden/>
+          </w:rPr>
+          <w:instrText xml:space="preserve"> PAGEREF _Toc239244594 \h </w:instrText>
+        </w:r>
+        <w:r>
+          <w:rPr>
+            <w:noProof/>
+            <w:webHidden/>
+          </w:rPr>
+        </w:r>
+        <w:r>
+          <w:rPr>
+            <w:noProof/>
+            <w:webHidden/>
+          </w:rPr>
+          <w:fldChar w:fldCharType="separate"/>
+        </w:r>
+        <w:r>
+          <w:rPr>
+            <w:noProof/>
+            <w:webHidden/>
+          </w:rPr>
+          <w:t>25</w:t>
+        </w:r>
+        <w:r>
+          <w:rPr>
+            <w:noProof/>
+            <w:webHidden/>
+          </w:rPr>
+          <w:fldChar w:fldCharType="end"/>
+        </w:r>
+      </w:hyperlink>
+    </w:p>
+    <w:p>
+      <w:pPr>
+        <w:pStyle w:val="TM3"/>
+        <w:tabs>
+          <w:tab w:val="right" w:leader="dot" w:pos="9628"/>
+        </w:tabs>
+        <w:rPr>
+          <w:rFonts w:asciiTheme="minorHAnsi" w:hAnsiTheme="minorHAnsi"/>
+          <w:noProof/>
+          <w:kern w:val="2"/>
+          <w:sz w:val="24"/>
+          <w:szCs w:val="24"/>
+          <w:lang w:val="fr-FR" w:eastAsia="fr-FR"/>
+          <w14:ligatures w14:val="standardContextual"/>
+        </w:rPr>
+      </w:pPr>
+      <w:hyperlink w:anchor="_Toc239244595" w:history="1">
+        <w:r>
+          <w:rPr>
+            <w:rStyle w:val="Lienhypertexte"/>
+            <w:noProof/>
+          </w:rPr>
+          <w:t>Page « Gérer les éliminations »</w:t>
+        </w:r>
+        <w:r>
+          <w:rPr>
+            <w:noProof/>
+            <w:webHidden/>
+          </w:rPr>
+          <w:tab/>
+        </w:r>
+        <w:r>
+          <w:rPr>
+            <w:noProof/>
+            <w:webHidden/>
+          </w:rPr>
+          <w:fldChar w:fldCharType="begin"/>
+        </w:r>
+        <w:r>
+          <w:rPr>
+            <w:noProof/>
+            <w:webHidden/>
+          </w:rPr>
+          <w:instrText xml:space="preserve"> PAGEREF _Toc239244595 \h </w:instrText>
+        </w:r>
+        <w:r>
+          <w:rPr>
+            <w:noProof/>
+            <w:webHidden/>
+          </w:rPr>
+        </w:r>
+        <w:r>
+          <w:rPr>
+            <w:noProof/>
+            <w:webHidden/>
+          </w:rPr>
+          <w:fldChar w:fldCharType="separate"/>
+        </w:r>
+        <w:r>
+          <w:rPr>
+            <w:noProof/>
+            <w:webHidden/>
+          </w:rPr>
+          <w:t>25</w:t>
+        </w:r>
+        <w:r>
+          <w:rPr>
+            <w:noProof/>
+            <w:webHidden/>
+          </w:rPr>
+          <w:fldChar w:fldCharType="end"/>
+        </w:r>
+      </w:hyperlink>
+    </w:p>
+    <w:p>
+      <w:pPr>
+        <w:pStyle w:val="TM3"/>
+        <w:tabs>
+          <w:tab w:val="right" w:leader="dot" w:pos="9628"/>
+        </w:tabs>
+        <w:rPr>
+          <w:rFonts w:asciiTheme="minorHAnsi" w:hAnsiTheme="minorHAnsi"/>
+          <w:noProof/>
+          <w:kern w:val="2"/>
+          <w:sz w:val="24"/>
+          <w:szCs w:val="24"/>
+          <w:lang w:val="fr-FR" w:eastAsia="fr-FR"/>
+          <w14:ligatures w14:val="standardContextual"/>
+        </w:rPr>
+      </w:pPr>
+      <w:hyperlink w:anchor="_Toc239244596" w:history="1">
+        <w:r>
+          <w:rPr>
+            <w:rStyle w:val="Lienhypertexte"/>
+            <w:noProof/>
+          </w:rPr>
+          <w:t>Page « Photos des joueurs »</w:t>
+        </w:r>
+        <w:r>
+          <w:rPr>
+            <w:noProof/>
+            <w:webHidden/>
+          </w:rPr>
+          <w:tab/>
+        </w:r>
+        <w:r>
+          <w:rPr>
+            <w:noProof/>
+            <w:webHidden/>
+          </w:rPr>
+          <w:fldChar w:fldCharType="begin"/>
+        </w:r>
+        <w:r>
+          <w:rPr>
+            <w:noProof/>
+            <w:webHidden/>
+          </w:rPr>
+          <w:instrText xml:space="preserve"> PAGEREF _Toc239244596 \h </w:instrText>
+        </w:r>
+        <w:r>
+          <w:rPr>
+            <w:noProof/>
+            <w:webHidden/>
+          </w:rPr>
+        </w:r>
+        <w:r>
+          <w:rPr>
+            <w:noProof/>
+            <w:webHidden/>
+          </w:rPr>
+          <w:fldChar w:fldCharType="separate"/>
+        </w:r>
+        <w:r>
+          <w:rPr>
+            <w:noProof/>
+            <w:webHidden/>
+          </w:rPr>
+          <w:t>25</w:t>
+        </w:r>
+        <w:r>
+          <w:rPr>
+            <w:noProof/>
+            <w:webHidden/>
+          </w:rPr>
+          <w:fldChar w:fldCharType="end"/>
+        </w:r>
+      </w:hyperlink>
+    </w:p>
+    <w:p>
+      <w:pPr>
+        <w:pStyle w:val="TM3"/>
+        <w:tabs>
+          <w:tab w:val="right" w:leader="dot" w:pos="9628"/>
+        </w:tabs>
+        <w:rPr>
+          <w:rFonts w:asciiTheme="minorHAnsi" w:hAnsiTheme="minorHAnsi"/>
+          <w:noProof/>
+          <w:kern w:val="2"/>
+          <w:sz w:val="24"/>
+          <w:szCs w:val="24"/>
+          <w:lang w:val="fr-FR" w:eastAsia="fr-FR"/>
+          <w14:ligatures w14:val="standardContextual"/>
+        </w:rPr>
+      </w:pPr>
+      <w:hyperlink w:anchor="_Toc239244597" w:history="1">
+        <w:r>
+          <w:rPr>
+            <w:rStyle w:val="Lienhypertexte"/>
+            <w:noProof/>
+          </w:rPr>
+          <w:t>Lobby (plusieurs tournois)</w:t>
+        </w:r>
+        <w:r>
+          <w:rPr>
+            <w:noProof/>
+            <w:webHidden/>
+          </w:rPr>
+          <w:tab/>
+        </w:r>
+        <w:r>
+          <w:rPr>
+            <w:noProof/>
+            <w:webHidden/>
+          </w:rPr>
+          <w:fldChar w:fldCharType="begin"/>
+        </w:r>
+        <w:r>
+          <w:rPr>
+            <w:noProof/>
+            <w:webHidden/>
+          </w:rPr>
+          <w:instrText xml:space="preserve"> PAGEREF _Toc239244597 \h </w:instrText>
+        </w:r>
+        <w:r>
+          <w:rPr>
+            <w:noProof/>
+            <w:webHidden/>
+          </w:rPr>
+        </w:r>
+        <w:r>
+          <w:rPr>
+            <w:noProof/>
+            <w:webHidden/>
+          </w:rPr>
+          <w:fldChar w:fldCharType="separate"/>
+        </w:r>
+        <w:r>
+          <w:rPr>
+            <w:noProof/>
+            <w:webHidden/>
+          </w:rPr>
+          <w:t>26</w:t>
+        </w:r>
+        <w:r>
+          <w:rPr>
+            <w:noProof/>
+            <w:webHidden/>
+          </w:rPr>
           <w:fldChar w:fldCharType="end"/>
         </w:r>
       </w:hyperlink>
@@ -1605,14 +4324,21 @@
           <w:tab w:val="right" w:leader="dot" w:pos="9628"/>
         </w:tabs>
         <w:rPr>
+          <w:rFonts w:asciiTheme="minorHAnsi" w:hAnsiTheme="minorHAnsi"/>
           <w:noProof/>
-        </w:rPr>
-      </w:pPr>
-      <w:hyperlink w:anchor="_Toc237602492" w:history="1">
+          <w:kern w:val="2"/>
+          <w:sz w:val="24"/>
+          <w:szCs w:val="24"/>
+          <w:lang w:val="fr-FR" w:eastAsia="fr-FR"/>
+          <w14:ligatures w14:val="standardContextual"/>
+        </w:rPr>
+      </w:pPr>
+      <w:hyperlink w:anchor="_Toc239244598" w:history="1">
         <w:r>
           <w:rPr>
             <w:rStyle w:val="Lienhypertexte"/>
             <w:noProof/>
+            <w:lang w:val="fr-FR"/>
           </w:rPr>
           <w:t>14. Sit &amp; Go et gestion de plusieurs tournois</w:t>
         </w:r>
@@ -1622,10 +4348,46 @@
             <w:webHidden/>
           </w:rPr>
           <w:tab/>
+        </w:r>
+        <w:r>
+          <w:rPr>
+            <w:noProof/>
+            <w:webHidden/>
+          </w:rPr>
           <w:fldChar w:fldCharType="begin"/>
-          <w:instrText xml:space="preserve"> PAGEREF _Toc237602492 \h </w:instrText>
+        </w:r>
+        <w:r>
+          <w:rPr>
+            <w:noProof/>
+            <w:webHidden/>
+          </w:rPr>
+          <w:instrText xml:space="preserve"> PAGEREF _Toc239244598 \h </w:instrText>
+        </w:r>
+        <w:r>
+          <w:rPr>
+            <w:noProof/>
+            <w:webHidden/>
+          </w:rPr>
+        </w:r>
+        <w:r>
+          <w:rPr>
+            <w:noProof/>
+            <w:webHidden/>
+          </w:rPr>
           <w:fldChar w:fldCharType="separate"/>
-          <w:t>23</w:t>
+        </w:r>
+        <w:r>
+          <w:rPr>
+            <w:noProof/>
+            <w:webHidden/>
+          </w:rPr>
+          <w:t>26</w:t>
+        </w:r>
+        <w:r>
+          <w:rPr>
+            <w:noProof/>
+            <w:webHidden/>
+          </w:rPr>
           <w:fldChar w:fldCharType="end"/>
         </w:r>
       </w:hyperlink>
@@ -1637,14 +4399,21 @@
           <w:tab w:val="right" w:leader="dot" w:pos="9628"/>
         </w:tabs>
         <w:rPr>
+          <w:rFonts w:asciiTheme="minorHAnsi" w:hAnsiTheme="minorHAnsi"/>
           <w:noProof/>
-        </w:rPr>
-      </w:pPr>
-      <w:hyperlink w:anchor="_Toc237602493" w:history="1">
+          <w:kern w:val="2"/>
+          <w:sz w:val="24"/>
+          <w:szCs w:val="24"/>
+          <w:lang w:val="fr-FR" w:eastAsia="fr-FR"/>
+          <w14:ligatures w14:val="standardContextual"/>
+        </w:rPr>
+      </w:pPr>
+      <w:hyperlink w:anchor="_Toc239244599" w:history="1">
         <w:r>
           <w:rPr>
             <w:rStyle w:val="Lienhypertexte"/>
             <w:noProof/>
+            <w:lang w:val="fr-FR"/>
           </w:rPr>
           <w:t>Ouvrir une nouvelle fenêtre</w:t>
         </w:r>
@@ -1654,10 +4423,46 @@
             <w:webHidden/>
           </w:rPr>
           <w:tab/>
+        </w:r>
+        <w:r>
+          <w:rPr>
+            <w:noProof/>
+            <w:webHidden/>
+          </w:rPr>
           <w:fldChar w:fldCharType="begin"/>
-          <w:instrText xml:space="preserve"> PAGEREF _Toc237602493 \h </w:instrText>
+        </w:r>
+        <w:r>
+          <w:rPr>
+            <w:noProof/>
+            <w:webHidden/>
+          </w:rPr>
+          <w:instrText xml:space="preserve"> PAGEREF _Toc239244599 \h </w:instrText>
+        </w:r>
+        <w:r>
+          <w:rPr>
+            <w:noProof/>
+            <w:webHidden/>
+          </w:rPr>
+        </w:r>
+        <w:r>
+          <w:rPr>
+            <w:noProof/>
+            <w:webHidden/>
+          </w:rPr>
           <w:fldChar w:fldCharType="separate"/>
-          <w:t>23</w:t>
+        </w:r>
+        <w:r>
+          <w:rPr>
+            <w:noProof/>
+            <w:webHidden/>
+          </w:rPr>
+          <w:t>26</w:t>
+        </w:r>
+        <w:r>
+          <w:rPr>
+            <w:noProof/>
+            <w:webHidden/>
+          </w:rPr>
           <w:fldChar w:fldCharType="end"/>
         </w:r>
       </w:hyperlink>
@@ -1669,14 +4474,21 @@
           <w:tab w:val="right" w:leader="dot" w:pos="9628"/>
         </w:tabs>
         <w:rPr>
+          <w:rFonts w:asciiTheme="minorHAnsi" w:hAnsiTheme="minorHAnsi"/>
           <w:noProof/>
-        </w:rPr>
-      </w:pPr>
-      <w:hyperlink w:anchor="_Toc237602494" w:history="1">
+          <w:kern w:val="2"/>
+          <w:sz w:val="24"/>
+          <w:szCs w:val="24"/>
+          <w:lang w:val="fr-FR" w:eastAsia="fr-FR"/>
+          <w14:ligatures w14:val="standardContextual"/>
+        </w:rPr>
+      </w:pPr>
+      <w:hyperlink w:anchor="_Toc239244600" w:history="1">
         <w:r>
           <w:rPr>
             <w:rStyle w:val="Lienhypertexte"/>
             <w:noProof/>
+            <w:lang w:val="fr-FR"/>
           </w:rPr>
           <w:t>Lobby</w:t>
         </w:r>
@@ -1686,10 +4498,46 @@
             <w:webHidden/>
           </w:rPr>
           <w:tab/>
+        </w:r>
+        <w:r>
+          <w:rPr>
+            <w:noProof/>
+            <w:webHidden/>
+          </w:rPr>
           <w:fldChar w:fldCharType="begin"/>
-          <w:instrText xml:space="preserve"> PAGEREF _Toc237602494 \h </w:instrText>
+        </w:r>
+        <w:r>
+          <w:rPr>
+            <w:noProof/>
+            <w:webHidden/>
+          </w:rPr>
+          <w:instrText xml:space="preserve"> PAGEREF _Toc239244600 \h </w:instrText>
+        </w:r>
+        <w:r>
+          <w:rPr>
+            <w:noProof/>
+            <w:webHidden/>
+          </w:rPr>
+        </w:r>
+        <w:r>
+          <w:rPr>
+            <w:noProof/>
+            <w:webHidden/>
+          </w:rPr>
           <w:fldChar w:fldCharType="separate"/>
-          <w:t>24</w:t>
+        </w:r>
+        <w:r>
+          <w:rPr>
+            <w:noProof/>
+            <w:webHidden/>
+          </w:rPr>
+          <w:t>26</w:t>
+        </w:r>
+        <w:r>
+          <w:rPr>
+            <w:noProof/>
+            <w:webHidden/>
+          </w:rPr>
           <w:fldChar w:fldCharType="end"/>
         </w:r>
       </w:hyperlink>
@@ -1701,14 +4549,21 @@
           <w:tab w:val="right" w:leader="dot" w:pos="9628"/>
         </w:tabs>
         <w:rPr>
+          <w:rFonts w:asciiTheme="minorHAnsi" w:hAnsiTheme="minorHAnsi"/>
           <w:noProof/>
-        </w:rPr>
-      </w:pPr>
-      <w:hyperlink w:anchor="_Toc237602495" w:history="1">
+          <w:kern w:val="2"/>
+          <w:sz w:val="24"/>
+          <w:szCs w:val="24"/>
+          <w:lang w:val="fr-FR" w:eastAsia="fr-FR"/>
+          <w14:ligatures w14:val="standardContextual"/>
+        </w:rPr>
+      </w:pPr>
+      <w:hyperlink w:anchor="_Toc239244601" w:history="1">
         <w:r>
           <w:rPr>
             <w:rStyle w:val="Lienhypertexte"/>
             <w:noProof/>
+            <w:lang w:val="fr-FR"/>
           </w:rPr>
           <w:t>Éviter qu'un joueur joue à deux tables à la fois</w:t>
         </w:r>
@@ -1718,10 +4573,46 @@
             <w:webHidden/>
           </w:rPr>
           <w:tab/>
+        </w:r>
+        <w:r>
+          <w:rPr>
+            <w:noProof/>
+            <w:webHidden/>
+          </w:rPr>
           <w:fldChar w:fldCharType="begin"/>
-          <w:instrText xml:space="preserve"> PAGEREF _Toc237602495 \h </w:instrText>
+        </w:r>
+        <w:r>
+          <w:rPr>
+            <w:noProof/>
+            <w:webHidden/>
+          </w:rPr>
+          <w:instrText xml:space="preserve"> PAGEREF _Toc239244601 \h </w:instrText>
+        </w:r>
+        <w:r>
+          <w:rPr>
+            <w:noProof/>
+            <w:webHidden/>
+          </w:rPr>
+        </w:r>
+        <w:r>
+          <w:rPr>
+            <w:noProof/>
+            <w:webHidden/>
+          </w:rPr>
           <w:fldChar w:fldCharType="separate"/>
-          <w:t>24</w:t>
+        </w:r>
+        <w:r>
+          <w:rPr>
+            <w:noProof/>
+            <w:webHidden/>
+          </w:rPr>
+          <w:t>27</w:t>
+        </w:r>
+        <w:r>
+          <w:rPr>
+            <w:noProof/>
+            <w:webHidden/>
+          </w:rPr>
           <w:fldChar w:fldCharType="end"/>
         </w:r>
       </w:hyperlink>
@@ -1733,14 +4624,21 @@
           <w:tab w:val="right" w:leader="dot" w:pos="9628"/>
         </w:tabs>
         <w:rPr>
+          <w:rFonts w:asciiTheme="minorHAnsi" w:hAnsiTheme="minorHAnsi"/>
           <w:noProof/>
-        </w:rPr>
-      </w:pPr>
-      <w:hyperlink w:anchor="_Toc237602496" w:history="1">
+          <w:kern w:val="2"/>
+          <w:sz w:val="24"/>
+          <w:szCs w:val="24"/>
+          <w:lang w:val="fr-FR" w:eastAsia="fr-FR"/>
+          <w14:ligatures w14:val="standardContextual"/>
+        </w:rPr>
+      </w:pPr>
+      <w:hyperlink w:anchor="_Toc239244602" w:history="1">
         <w:r>
           <w:rPr>
             <w:rStyle w:val="Lienhypertexte"/>
             <w:noProof/>
+            <w:lang w:val="fr-FR"/>
           </w:rPr>
           <w:t>15. Statistiques — Synthèse par période</w:t>
         </w:r>
@@ -1750,10 +4648,46 @@
             <w:webHidden/>
           </w:rPr>
           <w:tab/>
+        </w:r>
+        <w:r>
+          <w:rPr>
+            <w:noProof/>
+            <w:webHidden/>
+          </w:rPr>
           <w:fldChar w:fldCharType="begin"/>
-          <w:instrText xml:space="preserve"> PAGEREF _Toc237602496 \h </w:instrText>
+        </w:r>
+        <w:r>
+          <w:rPr>
+            <w:noProof/>
+            <w:webHidden/>
+          </w:rPr>
+          <w:instrText xml:space="preserve"> PAGEREF _Toc239244602 \h </w:instrText>
+        </w:r>
+        <w:r>
+          <w:rPr>
+            <w:noProof/>
+            <w:webHidden/>
+          </w:rPr>
+        </w:r>
+        <w:r>
+          <w:rPr>
+            <w:noProof/>
+            <w:webHidden/>
+          </w:rPr>
           <w:fldChar w:fldCharType="separate"/>
-          <w:t>25</w:t>
+        </w:r>
+        <w:r>
+          <w:rPr>
+            <w:noProof/>
+            <w:webHidden/>
+          </w:rPr>
+          <w:t>27</w:t>
+        </w:r>
+        <w:r>
+          <w:rPr>
+            <w:noProof/>
+            <w:webHidden/>
+          </w:rPr>
           <w:fldChar w:fldCharType="end"/>
         </w:r>
       </w:hyperlink>
@@ -1765,10 +4699,16 @@
           <w:tab w:val="right" w:leader="dot" w:pos="9628"/>
         </w:tabs>
         <w:rPr>
+          <w:rFonts w:asciiTheme="minorHAnsi" w:hAnsiTheme="minorHAnsi"/>
           <w:noProof/>
-        </w:rPr>
-      </w:pPr>
-      <w:hyperlink w:anchor="_Toc237602497" w:history="1">
+          <w:kern w:val="2"/>
+          <w:sz w:val="24"/>
+          <w:szCs w:val="24"/>
+          <w:lang w:val="fr-FR" w:eastAsia="fr-FR"/>
+          <w14:ligatures w14:val="standardContextual"/>
+        </w:rPr>
+      </w:pPr>
+      <w:hyperlink w:anchor="_Toc239244603" w:history="1">
         <w:r>
           <w:rPr>
             <w:rStyle w:val="Lienhypertexte"/>
@@ -1782,10 +4722,46 @@
             <w:webHidden/>
           </w:rPr>
           <w:tab/>
+        </w:r>
+        <w:r>
+          <w:rPr>
+            <w:noProof/>
+            <w:webHidden/>
+          </w:rPr>
           <w:fldChar w:fldCharType="begin"/>
-          <w:instrText xml:space="preserve"> PAGEREF _Toc237602497 \h </w:instrText>
+        </w:r>
+        <w:r>
+          <w:rPr>
+            <w:noProof/>
+            <w:webHidden/>
+          </w:rPr>
+          <w:instrText xml:space="preserve"> PAGEREF _Toc239244603 \h </w:instrText>
+        </w:r>
+        <w:r>
+          <w:rPr>
+            <w:noProof/>
+            <w:webHidden/>
+          </w:rPr>
+        </w:r>
+        <w:r>
+          <w:rPr>
+            <w:noProof/>
+            <w:webHidden/>
+          </w:rPr>
           <w:fldChar w:fldCharType="separate"/>
-          <w:t>25</w:t>
+        </w:r>
+        <w:r>
+          <w:rPr>
+            <w:noProof/>
+            <w:webHidden/>
+          </w:rPr>
+          <w:t>27</w:t>
+        </w:r>
+        <w:r>
+          <w:rPr>
+            <w:noProof/>
+            <w:webHidden/>
+          </w:rPr>
           <w:fldChar w:fldCharType="end"/>
         </w:r>
       </w:hyperlink>
@@ -1797,14 +4773,21 @@
           <w:tab w:val="right" w:leader="dot" w:pos="9628"/>
         </w:tabs>
         <w:rPr>
+          <w:rFonts w:asciiTheme="minorHAnsi" w:hAnsiTheme="minorHAnsi"/>
           <w:noProof/>
-        </w:rPr>
-      </w:pPr>
-      <w:hyperlink w:anchor="_Toc237602498" w:history="1">
+          <w:kern w:val="2"/>
+          <w:sz w:val="24"/>
+          <w:szCs w:val="24"/>
+          <w:lang w:val="fr-FR" w:eastAsia="fr-FR"/>
+          <w14:ligatures w14:val="standardContextual"/>
+        </w:rPr>
+      </w:pPr>
+      <w:hyperlink w:anchor="_Toc239244604" w:history="1">
         <w:r>
           <w:rPr>
             <w:rStyle w:val="Lienhypertexte"/>
             <w:noProof/>
+            <w:lang w:val="fr-FR"/>
           </w:rPr>
           <w:t>Exporter la synthèse</w:t>
         </w:r>
@@ -1814,10 +4797,46 @@
             <w:webHidden/>
           </w:rPr>
           <w:tab/>
+        </w:r>
+        <w:r>
+          <w:rPr>
+            <w:noProof/>
+            <w:webHidden/>
+          </w:rPr>
           <w:fldChar w:fldCharType="begin"/>
-          <w:instrText xml:space="preserve"> PAGEREF _Toc237602498 \h </w:instrText>
+        </w:r>
+        <w:r>
+          <w:rPr>
+            <w:noProof/>
+            <w:webHidden/>
+          </w:rPr>
+          <w:instrText xml:space="preserve"> PAGEREF _Toc239244604 \h </w:instrText>
+        </w:r>
+        <w:r>
+          <w:rPr>
+            <w:noProof/>
+            <w:webHidden/>
+          </w:rPr>
+        </w:r>
+        <w:r>
+          <w:rPr>
+            <w:noProof/>
+            <w:webHidden/>
+          </w:rPr>
           <w:fldChar w:fldCharType="separate"/>
-          <w:t>25</w:t>
+        </w:r>
+        <w:r>
+          <w:rPr>
+            <w:noProof/>
+            <w:webHidden/>
+          </w:rPr>
+          <w:t>28</w:t>
+        </w:r>
+        <w:r>
+          <w:rPr>
+            <w:noProof/>
+            <w:webHidden/>
+          </w:rPr>
           <w:fldChar w:fldCharType="end"/>
         </w:r>
       </w:hyperlink>
@@ -1829,16 +4848,23 @@
           <w:tab w:val="right" w:leader="dot" w:pos="9628"/>
         </w:tabs>
         <w:rPr>
+          <w:rFonts w:asciiTheme="minorHAnsi" w:hAnsiTheme="minorHAnsi"/>
           <w:noProof/>
-        </w:rPr>
-      </w:pPr>
-      <w:hyperlink w:anchor="_Toc237602499" w:history="1">
+          <w:kern w:val="2"/>
+          <w:sz w:val="24"/>
+          <w:szCs w:val="24"/>
+          <w:lang w:val="fr-FR" w:eastAsia="fr-FR"/>
+          <w14:ligatures w14:val="standardContextual"/>
+        </w:rPr>
+      </w:pPr>
+      <w:hyperlink w:anchor="_Toc239244605" w:history="1">
         <w:r>
           <w:rPr>
             <w:rStyle w:val="Lienhypertexte"/>
             <w:noProof/>
-          </w:rPr>
-          <w:t>16. Menu Répertoire — joueurs habituels et photos</w:t>
+            <w:lang w:val="fr-FR"/>
+          </w:rPr>
+          <w:t>16. Menu Répertoire — joueurs et photos</w:t>
         </w:r>
         <w:r>
           <w:rPr>
@@ -1846,10 +4872,46 @@
             <w:webHidden/>
           </w:rPr>
           <w:tab/>
+        </w:r>
+        <w:r>
+          <w:rPr>
+            <w:noProof/>
+            <w:webHidden/>
+          </w:rPr>
           <w:fldChar w:fldCharType="begin"/>
-          <w:instrText xml:space="preserve"> PAGEREF _Toc237602499 \h </w:instrText>
+        </w:r>
+        <w:r>
+          <w:rPr>
+            <w:noProof/>
+            <w:webHidden/>
+          </w:rPr>
+          <w:instrText xml:space="preserve"> PAGEREF _Toc239244605 \h </w:instrText>
+        </w:r>
+        <w:r>
+          <w:rPr>
+            <w:noProof/>
+            <w:webHidden/>
+          </w:rPr>
+        </w:r>
+        <w:r>
+          <w:rPr>
+            <w:noProof/>
+            <w:webHidden/>
+          </w:rPr>
           <w:fldChar w:fldCharType="separate"/>
-          <w:t>26</w:t>
+        </w:r>
+        <w:r>
+          <w:rPr>
+            <w:noProof/>
+            <w:webHidden/>
+          </w:rPr>
+          <w:t>28</w:t>
+        </w:r>
+        <w:r>
+          <w:rPr>
+            <w:noProof/>
+            <w:webHidden/>
+          </w:rPr>
           <w:fldChar w:fldCharType="end"/>
         </w:r>
       </w:hyperlink>
@@ -1861,10 +4923,16 @@
           <w:tab w:val="right" w:leader="dot" w:pos="9628"/>
         </w:tabs>
         <w:rPr>
+          <w:rFonts w:asciiTheme="minorHAnsi" w:hAnsiTheme="minorHAnsi"/>
           <w:noProof/>
-        </w:rPr>
-      </w:pPr>
-      <w:hyperlink w:anchor="_Toc237602500" w:history="1">
+          <w:kern w:val="2"/>
+          <w:sz w:val="24"/>
+          <w:szCs w:val="24"/>
+          <w:lang w:val="fr-FR" w:eastAsia="fr-FR"/>
+          <w14:ligatures w14:val="standardContextual"/>
+        </w:rPr>
+      </w:pPr>
+      <w:hyperlink w:anchor="_Toc239244606" w:history="1">
         <w:r>
           <w:rPr>
             <w:rStyle w:val="Lienhypertexte"/>
@@ -1878,10 +4946,46 @@
             <w:webHidden/>
           </w:rPr>
           <w:tab/>
+        </w:r>
+        <w:r>
+          <w:rPr>
+            <w:noProof/>
+            <w:webHidden/>
+          </w:rPr>
           <w:fldChar w:fldCharType="begin"/>
-          <w:instrText xml:space="preserve"> PAGEREF _Toc237602500 \h </w:instrText>
+        </w:r>
+        <w:r>
+          <w:rPr>
+            <w:noProof/>
+            <w:webHidden/>
+          </w:rPr>
+          <w:instrText xml:space="preserve"> PAGEREF _Toc239244606 \h </w:instrText>
+        </w:r>
+        <w:r>
+          <w:rPr>
+            <w:noProof/>
+            <w:webHidden/>
+          </w:rPr>
+        </w:r>
+        <w:r>
+          <w:rPr>
+            <w:noProof/>
+            <w:webHidden/>
+          </w:rPr>
           <w:fldChar w:fldCharType="separate"/>
-          <w:t>27</w:t>
+        </w:r>
+        <w:r>
+          <w:rPr>
+            <w:noProof/>
+            <w:webHidden/>
+          </w:rPr>
+          <w:t>29</w:t>
+        </w:r>
+        <w:r>
+          <w:rPr>
+            <w:noProof/>
+            <w:webHidden/>
+          </w:rPr>
           <w:fldChar w:fldCharType="end"/>
         </w:r>
       </w:hyperlink>
@@ -1893,14 +4997,21 @@
           <w:tab w:val="right" w:leader="dot" w:pos="9628"/>
         </w:tabs>
         <w:rPr>
+          <w:rFonts w:asciiTheme="minorHAnsi" w:hAnsiTheme="minorHAnsi"/>
           <w:noProof/>
-        </w:rPr>
-      </w:pPr>
-      <w:hyperlink w:anchor="_Toc237602501" w:history="1">
+          <w:kern w:val="2"/>
+          <w:sz w:val="24"/>
+          <w:szCs w:val="24"/>
+          <w:lang w:val="fr-FR" w:eastAsia="fr-FR"/>
+          <w14:ligatures w14:val="standardContextual"/>
+        </w:rPr>
+      </w:pPr>
+      <w:hyperlink w:anchor="_Toc239244607" w:history="1">
         <w:r>
           <w:rPr>
             <w:rStyle w:val="Lienhypertexte"/>
             <w:noProof/>
+            <w:lang w:val="fr-FR"/>
           </w:rPr>
           <w:t>18. Dépannage (pour le technicien)</w:t>
         </w:r>
@@ -1910,10 +5021,46 @@
             <w:webHidden/>
           </w:rPr>
           <w:tab/>
+        </w:r>
+        <w:r>
+          <w:rPr>
+            <w:noProof/>
+            <w:webHidden/>
+          </w:rPr>
           <w:fldChar w:fldCharType="begin"/>
-          <w:instrText xml:space="preserve"> PAGEREF _Toc237602501 \h </w:instrText>
+        </w:r>
+        <w:r>
+          <w:rPr>
+            <w:noProof/>
+            <w:webHidden/>
+          </w:rPr>
+          <w:instrText xml:space="preserve"> PAGEREF _Toc239244607 \h </w:instrText>
+        </w:r>
+        <w:r>
+          <w:rPr>
+            <w:noProof/>
+            <w:webHidden/>
+          </w:rPr>
+        </w:r>
+        <w:r>
+          <w:rPr>
+            <w:noProof/>
+            <w:webHidden/>
+          </w:rPr>
           <w:fldChar w:fldCharType="separate"/>
-          <w:t>27</w:t>
+        </w:r>
+        <w:r>
+          <w:rPr>
+            <w:noProof/>
+            <w:webHidden/>
+          </w:rPr>
+          <w:t>30</w:t>
+        </w:r>
+        <w:r>
+          <w:rPr>
+            <w:noProof/>
+            <w:webHidden/>
+          </w:rPr>
           <w:fldChar w:fldCharType="end"/>
         </w:r>
       </w:hyperlink>
@@ -1925,14 +5072,21 @@
           <w:tab w:val="right" w:leader="dot" w:pos="9628"/>
         </w:tabs>
         <w:rPr>
+          <w:rFonts w:asciiTheme="minorHAnsi" w:hAnsiTheme="minorHAnsi"/>
           <w:noProof/>
-        </w:rPr>
-      </w:pPr>
-      <w:hyperlink w:anchor="_Toc237602502" w:history="1">
+          <w:kern w:val="2"/>
+          <w:sz w:val="24"/>
+          <w:szCs w:val="24"/>
+          <w:lang w:val="fr-FR" w:eastAsia="fr-FR"/>
+          <w14:ligatures w14:val="standardContextual"/>
+        </w:rPr>
+      </w:pPr>
+      <w:hyperlink w:anchor="_Toc239244608" w:history="1">
         <w:r>
           <w:rPr>
             <w:rStyle w:val="Lienhypertexte"/>
             <w:noProof/>
+            <w:lang w:val="fr-FR"/>
           </w:rPr>
           <w:t>« L'export Excel nécessite le paquet openpyxl »</w:t>
         </w:r>
@@ -1942,10 +5096,46 @@
             <w:webHidden/>
           </w:rPr>
           <w:tab/>
+        </w:r>
+        <w:r>
+          <w:rPr>
+            <w:noProof/>
+            <w:webHidden/>
+          </w:rPr>
           <w:fldChar w:fldCharType="begin"/>
-          <w:instrText xml:space="preserve"> PAGEREF _Toc237602502 \h </w:instrText>
+        </w:r>
+        <w:r>
+          <w:rPr>
+            <w:noProof/>
+            <w:webHidden/>
+          </w:rPr>
+          <w:instrText xml:space="preserve"> PAGEREF _Toc239244608 \h </w:instrText>
+        </w:r>
+        <w:r>
+          <w:rPr>
+            <w:noProof/>
+            <w:webHidden/>
+          </w:rPr>
+        </w:r>
+        <w:r>
+          <w:rPr>
+            <w:noProof/>
+            <w:webHidden/>
+          </w:rPr>
           <w:fldChar w:fldCharType="separate"/>
-          <w:t>27</w:t>
+        </w:r>
+        <w:r>
+          <w:rPr>
+            <w:noProof/>
+            <w:webHidden/>
+          </w:rPr>
+          <w:t>30</w:t>
+        </w:r>
+        <w:r>
+          <w:rPr>
+            <w:noProof/>
+            <w:webHidden/>
+          </w:rPr>
           <w:fldChar w:fldCharType="end"/>
         </w:r>
       </w:hyperlink>
@@ -1957,14 +5147,21 @@
           <w:tab w:val="right" w:leader="dot" w:pos="9628"/>
         </w:tabs>
         <w:rPr>
+          <w:rFonts w:asciiTheme="minorHAnsi" w:hAnsiTheme="minorHAnsi"/>
           <w:noProof/>
-        </w:rPr>
-      </w:pPr>
-      <w:hyperlink w:anchor="_Toc237602503" w:history="1">
+          <w:kern w:val="2"/>
+          <w:sz w:val="24"/>
+          <w:szCs w:val="24"/>
+          <w:lang w:val="fr-FR" w:eastAsia="fr-FR"/>
+          <w14:ligatures w14:val="standardContextual"/>
+        </w:rPr>
+      </w:pPr>
+      <w:hyperlink w:anchor="_Toc239244609" w:history="1">
         <w:r>
           <w:rPr>
             <w:rStyle w:val="Lienhypertexte"/>
             <w:noProof/>
+            <w:lang w:val="fr-FR"/>
           </w:rPr>
           <w:t>« L'export PDF nécessite le paquet fpdf2 »</w:t>
         </w:r>
@@ -1974,10 +5171,46 @@
             <w:webHidden/>
           </w:rPr>
           <w:tab/>
+        </w:r>
+        <w:r>
+          <w:rPr>
+            <w:noProof/>
+            <w:webHidden/>
+          </w:rPr>
           <w:fldChar w:fldCharType="begin"/>
-          <w:instrText xml:space="preserve"> PAGEREF _Toc237602503 \h </w:instrText>
+        </w:r>
+        <w:r>
+          <w:rPr>
+            <w:noProof/>
+            <w:webHidden/>
+          </w:rPr>
+          <w:instrText xml:space="preserve"> PAGEREF _Toc239244609 \h </w:instrText>
+        </w:r>
+        <w:r>
+          <w:rPr>
+            <w:noProof/>
+            <w:webHidden/>
+          </w:rPr>
+        </w:r>
+        <w:r>
+          <w:rPr>
+            <w:noProof/>
+            <w:webHidden/>
+          </w:rPr>
           <w:fldChar w:fldCharType="separate"/>
-          <w:t>27</w:t>
+        </w:r>
+        <w:r>
+          <w:rPr>
+            <w:noProof/>
+            <w:webHidden/>
+          </w:rPr>
+          <w:t>30</w:t>
+        </w:r>
+        <w:r>
+          <w:rPr>
+            <w:noProof/>
+            <w:webHidden/>
+          </w:rPr>
           <w:fldChar w:fldCharType="end"/>
         </w:r>
       </w:hyperlink>
@@ -1989,14 +5222,21 @@
           <w:tab w:val="right" w:leader="dot" w:pos="9628"/>
         </w:tabs>
         <w:rPr>
+          <w:rFonts w:asciiTheme="minorHAnsi" w:hAnsiTheme="minorHAnsi"/>
           <w:noProof/>
-        </w:rPr>
-      </w:pPr>
-      <w:hyperlink w:anchor="_Toc237602504" w:history="1">
+          <w:kern w:val="2"/>
+          <w:sz w:val="24"/>
+          <w:szCs w:val="24"/>
+          <w:lang w:val="fr-FR" w:eastAsia="fr-FR"/>
+          <w14:ligatures w14:val="standardContextual"/>
+        </w:rPr>
+      </w:pPr>
+      <w:hyperlink w:anchor="_Toc239244610" w:history="1">
         <w:r>
           <w:rPr>
             <w:rStyle w:val="Lienhypertexte"/>
             <w:noProof/>
+            <w:lang w:val="fr-FR"/>
           </w:rPr>
           <w:t>La capture photo par caméra est indisponible</w:t>
         </w:r>
@@ -2006,10 +5246,46 @@
             <w:webHidden/>
           </w:rPr>
           <w:tab/>
+        </w:r>
+        <w:r>
+          <w:rPr>
+            <w:noProof/>
+            <w:webHidden/>
+          </w:rPr>
           <w:fldChar w:fldCharType="begin"/>
-          <w:instrText xml:space="preserve"> PAGEREF _Toc237602504 \h </w:instrText>
+        </w:r>
+        <w:r>
+          <w:rPr>
+            <w:noProof/>
+            <w:webHidden/>
+          </w:rPr>
+          <w:instrText xml:space="preserve"> PAGEREF _Toc239244610 \h </w:instrText>
+        </w:r>
+        <w:r>
+          <w:rPr>
+            <w:noProof/>
+            <w:webHidden/>
+          </w:rPr>
+        </w:r>
+        <w:r>
+          <w:rPr>
+            <w:noProof/>
+            <w:webHidden/>
+          </w:rPr>
           <w:fldChar w:fldCharType="separate"/>
-          <w:t>27</w:t>
+        </w:r>
+        <w:r>
+          <w:rPr>
+            <w:noProof/>
+            <w:webHidden/>
+          </w:rPr>
+          <w:t>30</w:t>
+        </w:r>
+        <w:r>
+          <w:rPr>
+            <w:noProof/>
+            <w:webHidden/>
+          </w:rPr>
           <w:fldChar w:fldCharType="end"/>
         </w:r>
       </w:hyperlink>
@@ -2021,14 +5297,21 @@
           <w:tab w:val="right" w:leader="dot" w:pos="9628"/>
         </w:tabs>
         <w:rPr>
+          <w:rFonts w:asciiTheme="minorHAnsi" w:hAnsiTheme="minorHAnsi"/>
           <w:noProof/>
-        </w:rPr>
-      </w:pPr>
-      <w:hyperlink w:anchor="_Toc237602505" w:history="1">
+          <w:kern w:val="2"/>
+          <w:sz w:val="24"/>
+          <w:szCs w:val="24"/>
+          <w:lang w:val="fr-FR" w:eastAsia="fr-FR"/>
+          <w14:ligatures w14:val="standardContextual"/>
+        </w:rPr>
+      </w:pPr>
+      <w:hyperlink w:anchor="_Toc239244611" w:history="1">
         <w:r>
           <w:rPr>
             <w:rStyle w:val="Lienhypertexte"/>
             <w:noProof/>
+            <w:lang w:val="fr-FR"/>
           </w:rPr>
           <w:t>macOS refuse d'ouvrir Lancer_le_tournoi.command</w:t>
         </w:r>
@@ -2038,10 +5321,46 @@
             <w:webHidden/>
           </w:rPr>
           <w:tab/>
+        </w:r>
+        <w:r>
+          <w:rPr>
+            <w:noProof/>
+            <w:webHidden/>
+          </w:rPr>
           <w:fldChar w:fldCharType="begin"/>
-          <w:instrText xml:space="preserve"> PAGEREF _Toc237602505 \h </w:instrText>
+        </w:r>
+        <w:r>
+          <w:rPr>
+            <w:noProof/>
+            <w:webHidden/>
+          </w:rPr>
+          <w:instrText xml:space="preserve"> PAGEREF _Toc239244611 \h </w:instrText>
+        </w:r>
+        <w:r>
+          <w:rPr>
+            <w:noProof/>
+            <w:webHidden/>
+          </w:rPr>
+        </w:r>
+        <w:r>
+          <w:rPr>
+            <w:noProof/>
+            <w:webHidden/>
+          </w:rPr>
           <w:fldChar w:fldCharType="separate"/>
-          <w:t>28</w:t>
+        </w:r>
+        <w:r>
+          <w:rPr>
+            <w:noProof/>
+            <w:webHidden/>
+          </w:rPr>
+          <w:t>30</w:t>
+        </w:r>
+        <w:r>
+          <w:rPr>
+            <w:noProof/>
+            <w:webHidden/>
+          </w:rPr>
           <w:fldChar w:fldCharType="end"/>
         </w:r>
       </w:hyperlink>
@@ -2053,14 +5372,21 @@
           <w:tab w:val="right" w:leader="dot" w:pos="9628"/>
         </w:tabs>
         <w:rPr>
+          <w:rFonts w:asciiTheme="minorHAnsi" w:hAnsiTheme="minorHAnsi"/>
           <w:noProof/>
-        </w:rPr>
-      </w:pPr>
-      <w:hyperlink w:anchor="_Toc237602506" w:history="1">
+          <w:kern w:val="2"/>
+          <w:sz w:val="24"/>
+          <w:szCs w:val="24"/>
+          <w:lang w:val="fr-FR" w:eastAsia="fr-FR"/>
+          <w14:ligatures w14:val="standardContextual"/>
+        </w:rPr>
+      </w:pPr>
+      <w:hyperlink w:anchor="_Toc239244612" w:history="1">
         <w:r>
           <w:rPr>
             <w:rStyle w:val="Lienhypertexte"/>
             <w:noProof/>
+            <w:lang w:val="fr-FR"/>
           </w:rPr>
           <w:t>Sous Windows, le fichier .command ne fait rien</w:t>
         </w:r>
@@ -2070,10 +5396,46 @@
             <w:webHidden/>
           </w:rPr>
           <w:tab/>
+        </w:r>
+        <w:r>
+          <w:rPr>
+            <w:noProof/>
+            <w:webHidden/>
+          </w:rPr>
           <w:fldChar w:fldCharType="begin"/>
-          <w:instrText xml:space="preserve"> PAGEREF _Toc237602506 \h </w:instrText>
+        </w:r>
+        <w:r>
+          <w:rPr>
+            <w:noProof/>
+            <w:webHidden/>
+          </w:rPr>
+          <w:instrText xml:space="preserve"> PAGEREF _Toc239244612 \h </w:instrText>
+        </w:r>
+        <w:r>
+          <w:rPr>
+            <w:noProof/>
+            <w:webHidden/>
+          </w:rPr>
+        </w:r>
+        <w:r>
+          <w:rPr>
+            <w:noProof/>
+            <w:webHidden/>
+          </w:rPr>
           <w:fldChar w:fldCharType="separate"/>
-          <w:t>28</w:t>
+        </w:r>
+        <w:r>
+          <w:rPr>
+            <w:noProof/>
+            <w:webHidden/>
+          </w:rPr>
+          <w:t>30</w:t>
+        </w:r>
+        <w:r>
+          <w:rPr>
+            <w:noProof/>
+            <w:webHidden/>
+          </w:rPr>
           <w:fldChar w:fldCharType="end"/>
         </w:r>
       </w:hyperlink>
@@ -2085,14 +5447,21 @@
           <w:tab w:val="right" w:leader="dot" w:pos="9628"/>
         </w:tabs>
         <w:rPr>
+          <w:rFonts w:asciiTheme="minorHAnsi" w:hAnsiTheme="minorHAnsi"/>
           <w:noProof/>
-        </w:rPr>
-      </w:pPr>
-      <w:hyperlink w:anchor="_Toc237602507" w:history="1">
+          <w:kern w:val="2"/>
+          <w:sz w:val="24"/>
+          <w:szCs w:val="24"/>
+          <w:lang w:val="fr-FR" w:eastAsia="fr-FR"/>
+          <w14:ligatures w14:val="standardContextual"/>
+        </w:rPr>
+      </w:pPr>
+      <w:hyperlink w:anchor="_Toc239244613" w:history="1">
         <w:r>
           <w:rPr>
             <w:rStyle w:val="Lienhypertexte"/>
             <w:noProof/>
+            <w:lang w:val="fr-FR"/>
           </w:rPr>
           <w:t>Une colonne de l'onglet Joueurs a disparu</w:t>
         </w:r>
@@ -2102,10 +5471,46 @@
             <w:webHidden/>
           </w:rPr>
           <w:tab/>
+        </w:r>
+        <w:r>
+          <w:rPr>
+            <w:noProof/>
+            <w:webHidden/>
+          </w:rPr>
           <w:fldChar w:fldCharType="begin"/>
-          <w:instrText xml:space="preserve"> PAGEREF _Toc237602507 \h </w:instrText>
+        </w:r>
+        <w:r>
+          <w:rPr>
+            <w:noProof/>
+            <w:webHidden/>
+          </w:rPr>
+          <w:instrText xml:space="preserve"> PAGEREF _Toc239244613 \h </w:instrText>
+        </w:r>
+        <w:r>
+          <w:rPr>
+            <w:noProof/>
+            <w:webHidden/>
+          </w:rPr>
+        </w:r>
+        <w:r>
+          <w:rPr>
+            <w:noProof/>
+            <w:webHidden/>
+          </w:rPr>
           <w:fldChar w:fldCharType="separate"/>
-          <w:t>28</w:t>
+        </w:r>
+        <w:r>
+          <w:rPr>
+            <w:noProof/>
+            <w:webHidden/>
+          </w:rPr>
+          <w:t>30</w:t>
+        </w:r>
+        <w:r>
+          <w:rPr>
+            <w:noProof/>
+            <w:webHidden/>
+          </w:rPr>
           <w:fldChar w:fldCharType="end"/>
         </w:r>
       </w:hyperlink>
@@ -2117,14 +5522,21 @@
           <w:tab w:val="right" w:leader="dot" w:pos="9628"/>
         </w:tabs>
         <w:rPr>
+          <w:rFonts w:asciiTheme="minorHAnsi" w:hAnsiTheme="minorHAnsi"/>
           <w:noProof/>
-        </w:rPr>
-      </w:pPr>
-      <w:hyperlink w:anchor="_Toc237602508" w:history="1">
+          <w:kern w:val="2"/>
+          <w:sz w:val="24"/>
+          <w:szCs w:val="24"/>
+          <w:lang w:val="fr-FR" w:eastAsia="fr-FR"/>
+          <w14:ligatures w14:val="standardContextual"/>
+        </w:rPr>
+      </w:pPr>
+      <w:hyperlink w:anchor="_Toc239244614" w:history="1">
         <w:r>
           <w:rPr>
             <w:rStyle w:val="Lienhypertexte"/>
             <w:noProof/>
+            <w:lang w:val="fr-FR"/>
           </w:rPr>
           <w:t>Le Lobby affiche une liste vide</w:t>
         </w:r>
@@ -2134,10 +5546,46 @@
             <w:webHidden/>
           </w:rPr>
           <w:tab/>
+        </w:r>
+        <w:r>
+          <w:rPr>
+            <w:noProof/>
+            <w:webHidden/>
+          </w:rPr>
           <w:fldChar w:fldCharType="begin"/>
-          <w:instrText xml:space="preserve"> PAGEREF _Toc237602508 \h </w:instrText>
+        </w:r>
+        <w:r>
+          <w:rPr>
+            <w:noProof/>
+            <w:webHidden/>
+          </w:rPr>
+          <w:instrText xml:space="preserve"> PAGEREF _Toc239244614 \h </w:instrText>
+        </w:r>
+        <w:r>
+          <w:rPr>
+            <w:noProof/>
+            <w:webHidden/>
+          </w:rPr>
+        </w:r>
+        <w:r>
+          <w:rPr>
+            <w:noProof/>
+            <w:webHidden/>
+          </w:rPr>
           <w:fldChar w:fldCharType="separate"/>
-          <w:t>28</w:t>
+        </w:r>
+        <w:r>
+          <w:rPr>
+            <w:noProof/>
+            <w:webHidden/>
+          </w:rPr>
+          <w:t>30</w:t>
+        </w:r>
+        <w:r>
+          <w:rPr>
+            <w:noProof/>
+            <w:webHidden/>
+          </w:rPr>
           <w:fldChar w:fldCharType="end"/>
         </w:r>
       </w:hyperlink>
@@ -2149,14 +5597,21 @@
           <w:tab w:val="right" w:leader="dot" w:pos="9628"/>
         </w:tabs>
         <w:rPr>
+          <w:rFonts w:asciiTheme="minorHAnsi" w:hAnsiTheme="minorHAnsi"/>
           <w:noProof/>
-        </w:rPr>
-      </w:pPr>
-      <w:hyperlink w:anchor="_Toc237602509" w:history="1">
+          <w:kern w:val="2"/>
+          <w:sz w:val="24"/>
+          <w:szCs w:val="24"/>
+          <w:lang w:val="fr-FR" w:eastAsia="fr-FR"/>
+          <w14:ligatures w14:val="standardContextual"/>
+        </w:rPr>
+      </w:pPr>
+      <w:hyperlink w:anchor="_Toc239244615" w:history="1">
         <w:r>
           <w:rPr>
             <w:rStyle w:val="Lienhypertexte"/>
             <w:noProof/>
+            <w:lang w:val="fr-FR"/>
           </w:rPr>
           <w:t>Des joueurs restent grisés dans la fenêtre de sélection alors que leur tournoi est terminé</w:t>
         </w:r>
@@ -2166,10 +5621,46 @@
             <w:webHidden/>
           </w:rPr>
           <w:tab/>
+        </w:r>
+        <w:r>
+          <w:rPr>
+            <w:noProof/>
+            <w:webHidden/>
+          </w:rPr>
           <w:fldChar w:fldCharType="begin"/>
-          <w:instrText xml:space="preserve"> PAGEREF _Toc237602509 \h </w:instrText>
+        </w:r>
+        <w:r>
+          <w:rPr>
+            <w:noProof/>
+            <w:webHidden/>
+          </w:rPr>
+          <w:instrText xml:space="preserve"> PAGEREF _Toc239244615 \h </w:instrText>
+        </w:r>
+        <w:r>
+          <w:rPr>
+            <w:noProof/>
+            <w:webHidden/>
+          </w:rPr>
+        </w:r>
+        <w:r>
+          <w:rPr>
+            <w:noProof/>
+            <w:webHidden/>
+          </w:rPr>
           <w:fldChar w:fldCharType="separate"/>
-          <w:t>28</w:t>
+        </w:r>
+        <w:r>
+          <w:rPr>
+            <w:noProof/>
+            <w:webHidden/>
+          </w:rPr>
+          <w:t>30</w:t>
+        </w:r>
+        <w:r>
+          <w:rPr>
+            <w:noProof/>
+            <w:webHidden/>
+          </w:rPr>
           <w:fldChar w:fldCharType="end"/>
         </w:r>
       </w:hyperlink>
@@ -2181,14 +5672,21 @@
           <w:tab w:val="right" w:leader="dot" w:pos="9628"/>
         </w:tabs>
         <w:rPr>
+          <w:rFonts w:asciiTheme="minorHAnsi" w:hAnsiTheme="minorHAnsi"/>
           <w:noProof/>
-        </w:rPr>
-      </w:pPr>
-      <w:hyperlink w:anchor="_Toc237602510" w:history="1">
+          <w:kern w:val="2"/>
+          <w:sz w:val="24"/>
+          <w:szCs w:val="24"/>
+          <w:lang w:val="fr-FR" w:eastAsia="fr-FR"/>
+          <w14:ligatures w14:val="standardContextual"/>
+        </w:rPr>
+      </w:pPr>
+      <w:hyperlink w:anchor="_Toc239244616" w:history="1">
         <w:r>
           <w:rPr>
             <w:rStyle w:val="Lienhypertexte"/>
             <w:noProof/>
+            <w:lang w:val="fr-FR"/>
           </w:rPr>
           <w:t>Un joueur affiché « en cours » n'a pas de gain calculé dans la synthèse par période</w:t>
         </w:r>
@@ -2198,10 +5696,46 @@
             <w:webHidden/>
           </w:rPr>
           <w:tab/>
+        </w:r>
+        <w:r>
+          <w:rPr>
+            <w:noProof/>
+            <w:webHidden/>
+          </w:rPr>
           <w:fldChar w:fldCharType="begin"/>
-          <w:instrText xml:space="preserve"> PAGEREF _Toc237602510 \h </w:instrText>
+        </w:r>
+        <w:r>
+          <w:rPr>
+            <w:noProof/>
+            <w:webHidden/>
+          </w:rPr>
+          <w:instrText xml:space="preserve"> PAGEREF _Toc239244616 \h </w:instrText>
+        </w:r>
+        <w:r>
+          <w:rPr>
+            <w:noProof/>
+            <w:webHidden/>
+          </w:rPr>
+        </w:r>
+        <w:r>
+          <w:rPr>
+            <w:noProof/>
+            <w:webHidden/>
+          </w:rPr>
           <w:fldChar w:fldCharType="separate"/>
-          <w:t>28</w:t>
+        </w:r>
+        <w:r>
+          <w:rPr>
+            <w:noProof/>
+            <w:webHidden/>
+          </w:rPr>
+          <w:t>30</w:t>
+        </w:r>
+        <w:r>
+          <w:rPr>
+            <w:noProof/>
+            <w:webHidden/>
+          </w:rPr>
           <w:fldChar w:fldCharType="end"/>
         </w:r>
       </w:hyperlink>
@@ -2213,14 +5747,21 @@
           <w:tab w:val="right" w:leader="dot" w:pos="9628"/>
         </w:tabs>
         <w:rPr>
+          <w:rFonts w:asciiTheme="minorHAnsi" w:hAnsiTheme="minorHAnsi"/>
           <w:noProof/>
-        </w:rPr>
-      </w:pPr>
-      <w:hyperlink w:anchor="_Toc237602511" w:history="1">
+          <w:kern w:val="2"/>
+          <w:sz w:val="24"/>
+          <w:szCs w:val="24"/>
+          <w:lang w:val="fr-FR" w:eastAsia="fr-FR"/>
+          <w14:ligatures w14:val="standardContextual"/>
+        </w:rPr>
+      </w:pPr>
+      <w:hyperlink w:anchor="_Toc239244617" w:history="1">
         <w:r>
           <w:rPr>
             <w:rStyle w:val="Lienhypertexte"/>
             <w:noProof/>
+            <w:lang w:val="fr-FR"/>
           </w:rPr>
           <w:t>J'ai supprimé un joueur par erreur</w:t>
         </w:r>
@@ -2230,10 +5771,194 @@
             <w:webHidden/>
           </w:rPr>
           <w:tab/>
+        </w:r>
+        <w:r>
+          <w:rPr>
+            <w:noProof/>
+            <w:webHidden/>
+          </w:rPr>
           <w:fldChar w:fldCharType="begin"/>
-          <w:instrText xml:space="preserve"> PAGEREF _Toc237602511 \h </w:instrText>
+        </w:r>
+        <w:r>
+          <w:rPr>
+            <w:noProof/>
+            <w:webHidden/>
+          </w:rPr>
+          <w:instrText xml:space="preserve"> PAGEREF _Toc239244617 \h </w:instrText>
+        </w:r>
+        <w:r>
+          <w:rPr>
+            <w:noProof/>
+            <w:webHidden/>
+          </w:rPr>
+        </w:r>
+        <w:r>
+          <w:rPr>
+            <w:noProof/>
+            <w:webHidden/>
+          </w:rPr>
           <w:fldChar w:fldCharType="separate"/>
-          <w:t>28</w:t>
+        </w:r>
+        <w:r>
+          <w:rPr>
+            <w:noProof/>
+            <w:webHidden/>
+          </w:rPr>
+          <w:t>30</w:t>
+        </w:r>
+        <w:r>
+          <w:rPr>
+            <w:noProof/>
+            <w:webHidden/>
+          </w:rPr>
+          <w:fldChar w:fldCharType="end"/>
+        </w:r>
+      </w:hyperlink>
+    </w:p>
+    <w:p>
+      <w:pPr>
+        <w:pStyle w:val="TM3"/>
+        <w:tabs>
+          <w:tab w:val="right" w:leader="dot" w:pos="9628"/>
+        </w:tabs>
+        <w:rPr>
+          <w:rFonts w:asciiTheme="minorHAnsi" w:hAnsiTheme="minorHAnsi"/>
+          <w:noProof/>
+          <w:kern w:val="2"/>
+          <w:sz w:val="24"/>
+          <w:szCs w:val="24"/>
+          <w:lang w:val="fr-FR" w:eastAsia="fr-FR"/>
+          <w14:ligatures w14:val="standardContextual"/>
+        </w:rPr>
+      </w:pPr>
+      <w:hyperlink w:anchor="_Toc239244618" w:history="1">
+        <w:r>
+          <w:rPr>
+            <w:rStyle w:val="Lienhypertexte"/>
+            <w:noProof/>
+          </w:rPr>
+          <w:t>L'application a planté sans message visible</w:t>
+        </w:r>
+        <w:r>
+          <w:rPr>
+            <w:noProof/>
+            <w:webHidden/>
+          </w:rPr>
+          <w:tab/>
+        </w:r>
+        <w:r>
+          <w:rPr>
+            <w:noProof/>
+            <w:webHidden/>
+          </w:rPr>
+          <w:fldChar w:fldCharType="begin"/>
+        </w:r>
+        <w:r>
+          <w:rPr>
+            <w:noProof/>
+            <w:webHidden/>
+          </w:rPr>
+          <w:instrText xml:space="preserve"> PAGEREF _Toc239244618 \h </w:instrText>
+        </w:r>
+        <w:r>
+          <w:rPr>
+            <w:noProof/>
+            <w:webHidden/>
+          </w:rPr>
+        </w:r>
+        <w:r>
+          <w:rPr>
+            <w:noProof/>
+            <w:webHidden/>
+          </w:rPr>
+          <w:fldChar w:fldCharType="separate"/>
+        </w:r>
+        <w:r>
+          <w:rPr>
+            <w:noProof/>
+            <w:webHidden/>
+          </w:rPr>
+          <w:t>31</w:t>
+        </w:r>
+        <w:r>
+          <w:rPr>
+            <w:noProof/>
+            <w:webHidden/>
+          </w:rPr>
+          <w:fldChar w:fldCharType="end"/>
+        </w:r>
+      </w:hyperlink>
+    </w:p>
+    <w:p>
+      <w:pPr>
+        <w:pStyle w:val="TM3"/>
+        <w:tabs>
+          <w:tab w:val="right" w:leader="dot" w:pos="9628"/>
+        </w:tabs>
+        <w:rPr>
+          <w:rFonts w:asciiTheme="minorHAnsi" w:hAnsiTheme="minorHAnsi"/>
+          <w:noProof/>
+          <w:kern w:val="2"/>
+          <w:sz w:val="24"/>
+          <w:szCs w:val="24"/>
+          <w:lang w:val="fr-FR" w:eastAsia="fr-FR"/>
+          <w14:ligatures w14:val="standardContextual"/>
+        </w:rPr>
+      </w:pPr>
+      <w:hyperlink w:anchor="_Toc239244619" w:history="1">
+        <w:r>
+          <w:rPr>
+            <w:rStyle w:val="Lienhypertexte"/>
+            <w:noProof/>
+          </w:rPr>
+          <w:t>Le téléphone affiche « Ce site est inaccessible »</w:t>
+        </w:r>
+        <w:r>
+          <w:rPr>
+            <w:noProof/>
+            <w:webHidden/>
+          </w:rPr>
+          <w:tab/>
+        </w:r>
+        <w:r>
+          <w:rPr>
+            <w:noProof/>
+            <w:webHidden/>
+          </w:rPr>
+          <w:fldChar w:fldCharType="begin"/>
+        </w:r>
+        <w:r>
+          <w:rPr>
+            <w:noProof/>
+            <w:webHidden/>
+          </w:rPr>
+          <w:instrText xml:space="preserve"> PAGEREF _Toc239244619 \h </w:instrText>
+        </w:r>
+        <w:r>
+          <w:rPr>
+            <w:noProof/>
+            <w:webHidden/>
+          </w:rPr>
+        </w:r>
+        <w:r>
+          <w:rPr>
+            <w:noProof/>
+            <w:webHidden/>
+          </w:rPr>
+          <w:fldChar w:fldCharType="separate"/>
+        </w:r>
+        <w:r>
+          <w:rPr>
+            <w:noProof/>
+            <w:webHidden/>
+          </w:rPr>
+          <w:t>31</w:t>
+        </w:r>
+        <w:r>
+          <w:rPr>
+            <w:noProof/>
+            <w:webHidden/>
+          </w:rPr>
           <w:fldChar w:fldCharType="end"/>
         </w:r>
       </w:hyperlink>
@@ -2245,14 +5970,96 @@
           <w:tab w:val="right" w:leader="dot" w:pos="9628"/>
         </w:tabs>
         <w:rPr>
+          <w:rFonts w:asciiTheme="minorHAnsi" w:hAnsiTheme="minorHAnsi"/>
           <w:noProof/>
-        </w:rPr>
-      </w:pPr>
-      <w:hyperlink w:anchor="_Toc237602512" w:history="1">
+          <w:kern w:val="2"/>
+          <w:sz w:val="24"/>
+          <w:szCs w:val="24"/>
+          <w:lang w:val="fr-FR" w:eastAsia="fr-FR"/>
+          <w14:ligatures w14:val="standardContextual"/>
+        </w:rPr>
+      </w:pPr>
+      <w:hyperlink w:anchor="_Toc239244620" w:history="1">
         <w:r>
           <w:rPr>
             <w:rStyle w:val="Lienhypertexte"/>
             <w:noProof/>
+            <w:lang w:val="fr-FR"/>
+          </w:rPr>
+          <w:t>Licence et version</w:t>
+        </w:r>
+        <w:r>
+          <w:rPr>
+            <w:noProof/>
+            <w:webHidden/>
+          </w:rPr>
+          <w:tab/>
+        </w:r>
+        <w:r>
+          <w:rPr>
+            <w:noProof/>
+            <w:webHidden/>
+          </w:rPr>
+          <w:fldChar w:fldCharType="begin"/>
+        </w:r>
+        <w:r>
+          <w:rPr>
+            <w:noProof/>
+            <w:webHidden/>
+          </w:rPr>
+          <w:instrText xml:space="preserve"> PAGEREF _Toc239244620 \h </w:instrText>
+        </w:r>
+        <w:r>
+          <w:rPr>
+            <w:noProof/>
+            <w:webHidden/>
+          </w:rPr>
+        </w:r>
+        <w:r>
+          <w:rPr>
+            <w:noProof/>
+            <w:webHidden/>
+          </w:rPr>
+          <w:fldChar w:fldCharType="separate"/>
+        </w:r>
+        <w:r>
+          <w:rPr>
+            <w:noProof/>
+            <w:webHidden/>
+          </w:rPr>
+          <w:t>31</w:t>
+        </w:r>
+        <w:r>
+          <w:rPr>
+            <w:noProof/>
+            <w:webHidden/>
+          </w:rPr>
+          <w:fldChar w:fldCharType="end"/>
+        </w:r>
+      </w:hyperlink>
+    </w:p>
+    <w:p>
+      <w:pPr>
+        <w:pStyle w:val="TM1"/>
+        <w:tabs>
+          <w:tab w:val="right" w:leader="dot" w:pos="9628"/>
+        </w:tabs>
+        <w:rPr>
+          <w:rFonts w:asciiTheme="minorHAnsi" w:hAnsiTheme="minorHAnsi"/>
+          <w:noProof/>
+          <w:kern w:val="2"/>
+          <w:sz w:val="24"/>
+          <w:szCs w:val="24"/>
+          <w:lang w:val="fr-FR" w:eastAsia="fr-FR"/>
+          <w14:ligatures w14:val="standardContextual"/>
+        </w:rPr>
+      </w:pPr>
+      <w:hyperlink w:anchor="_Toc239244621" w:history="1">
+        <w:r>
+          <w:rPr>
+            <w:rStyle w:val="Lienhypertexte"/>
+            <w:noProof/>
+            <w:lang w:val="fr-FR"/>
           </w:rPr>
           <w:t>Annexe — structure des fichiers du logiciel</w:t>
         </w:r>
@@ -2262,10 +6069,46 @@
             <w:webHidden/>
           </w:rPr>
           <w:tab/>
+        </w:r>
+        <w:r>
+          <w:rPr>
+            <w:noProof/>
+            <w:webHidden/>
+          </w:rPr>
           <w:fldChar w:fldCharType="begin"/>
-          <w:instrText xml:space="preserve"> PAGEREF _Toc237602512 \h </w:instrText>
+        </w:r>
+        <w:r>
+          <w:rPr>
+            <w:noProof/>
+            <w:webHidden/>
+          </w:rPr>
+          <w:instrText xml:space="preserve"> PAGEREF _Toc239244621 \h </w:instrText>
+        </w:r>
+        <w:r>
+          <w:rPr>
+            <w:noProof/>
+            <w:webHidden/>
+          </w:rPr>
+        </w:r>
+        <w:r>
+          <w:rPr>
+            <w:noProof/>
+            <w:webHidden/>
+          </w:rPr>
           <w:fldChar w:fldCharType="separate"/>
-          <w:t>28</w:t>
+        </w:r>
+        <w:r>
+          <w:rPr>
+            <w:noProof/>
+            <w:webHidden/>
+          </w:rPr>
+          <w:t>31</w:t>
+        </w:r>
+        <w:r>
+          <w:rPr>
+            <w:noProof/>
+            <w:webHidden/>
+          </w:rPr>
           <w:fldChar w:fldCharType="end"/>
         </w:r>
       </w:hyperlink>
@@ -2288,7 +6131,16 @@
           <w:sz w:val="18"/>
           <w:lang w:val="fr-FR"/>
         </w:rPr>
-        <w:t>(Dans Word : clic droit sur le sommaire → « Mettre à jour les champs » s'il ne s'affiche pas immédiatement à l'ouverture.)</w:t>
+        <w:t xml:space="preserve">(Dans Word : </w:t>
+      </w:r>
+      <w:r>
+        <w:rPr>
+          <w:i/>
+          <w:color w:val="666666"/>
+          <w:sz w:val="18"/>
+          <w:lang w:val="fr-FR"/>
+        </w:rPr>
+        <w:t>clic droit sur le sommaire → « Mettre à jour les champs » s'il ne s'affiche pas immédiatement à l'ouverture.)</w:t>
       </w:r>
     </w:p>
     <w:p>
@@ -2311,7 +6163,7 @@
           <w:lang w:val="fr-FR"/>
         </w:rPr>
       </w:pPr>
-      <w:bookmarkStart w:id="1" w:name="_Toc237602454"/>
+      <w:bookmarkStart w:id="1" w:name="_Toc239244544"/>
       <w:r>
         <w:rPr>
           <w:lang w:val="fr-FR"/>
@@ -2354,7 +6206,7 @@
           <w:lang w:val="fr-FR"/>
         </w:rPr>
       </w:pPr>
-      <w:bookmarkStart w:id="2" w:name="_Toc237602455"/>
+      <w:bookmarkStart w:id="2" w:name="_Toc239244545"/>
       <w:r>
         <w:rPr>
           <w:lang w:val="fr-FR"/>
@@ -2406,7 +6258,7 @@
           <w:lang w:val="fr-FR"/>
         </w:rPr>
       </w:pPr>
-      <w:bookmarkStart w:id="3" w:name="_Toc237602456"/>
+      <w:bookmarkStart w:id="3" w:name="_Toc239244546"/>
       <w:r>
         <w:rPr>
           <w:lang w:val="fr-FR"/>
@@ -2435,7 +6287,7 @@
           <w:lang w:val="fr-FR"/>
         </w:rPr>
       </w:pPr>
-      <w:bookmarkStart w:id="4" w:name="_Toc237602457"/>
+      <w:bookmarkStart w:id="4" w:name="_Toc239244547"/>
       <w:r>
         <w:rPr>
           <w:lang w:val="fr-FR"/>
@@ -2574,7 +6426,7 @@
           <w:lang w:val="fr-FR"/>
         </w:rPr>
       </w:pPr>
-      <w:bookmarkStart w:id="5" w:name="_Toc237602458"/>
+      <w:bookmarkStart w:id="5" w:name="_Toc239244548"/>
       <w:r>
         <w:rPr>
           <w:lang w:val="fr-FR"/>
@@ -2591,7 +6443,7 @@
           <w:lang w:val="fr-FR"/>
         </w:rPr>
       </w:pPr>
-      <w:bookmarkStart w:id="6" w:name="_Toc237602459"/>
+      <w:bookmarkStart w:id="6" w:name="_Toc239244549"/>
       <w:r>
         <w:rPr>
           <w:lang w:val="fr-FR"/>
@@ -2655,7 +6507,7 @@
           <w:lang w:val="fr-FR"/>
         </w:rPr>
       </w:pPr>
-      <w:bookmarkStart w:id="7" w:name="_Toc237602460"/>
+      <w:bookmarkStart w:id="7" w:name="_Toc239244550"/>
       <w:r>
         <w:rPr>
           <w:lang w:val="fr-FR"/>
@@ -2723,7 +6575,7 @@
           <w:lang w:val="fr-FR"/>
         </w:rPr>
       </w:pPr>
-      <w:bookmarkStart w:id="8" w:name="_Toc237602461"/>
+      <w:bookmarkStart w:id="8" w:name="_Toc239244551"/>
       <w:r>
         <w:rPr>
           <w:lang w:val="fr-FR"/>
@@ -2791,7 +6643,7 @@
           <w:lang w:val="fr-FR"/>
         </w:rPr>
       </w:pPr>
-      <w:bookmarkStart w:id="9" w:name="_Toc237602462"/>
+      <w:bookmarkStart w:id="9" w:name="_Toc239244552"/>
       <w:r>
         <w:rPr>
           <w:lang w:val="fr-FR"/>
@@ -2834,7 +6686,7 @@
                     <pic:cNvPicPr/>
                   </pic:nvPicPr>
                   <pic:blipFill>
-                    <a:blip r:embed="rId8"/>
+                    <a:blip r:embed="rId9"/>
                     <a:stretch>
                       <a:fillRect/>
                     </a:stretch>
@@ -2886,7 +6738,13 @@
         <w:rPr>
           <w:lang w:val="fr-FR"/>
         </w:rPr>
-        <w:t>crée un nouveau fichier .tournoi. Une liste de joueurs (issue du répertoire, voir section 16) permet de cocher d'emblée les participants présents ; le nom et le club de chaque joueur y sont affichés dans deux colonnes triables (cliquer un en-tête, re-cliquer pour inverser l'ordre), et un champ Club (préempli avec le « Nom du Club » réglé dans Paramètres) accompagne l'ajout d'un nouveau nom ; cliquer sur la cellule Club d'un joueur déjà listé permet de le définir ou le corriger directement ; on peut aussi ajouter des joueurs plus tard, ou démarrer sans personne.</w:t>
+        <w:t>crée un nouveau fichier .tournoi. Une liste de joueurs (issue du répertoire, voir section 16) permet de cocher d'emblée les participants présents ; le nom et le club de chaque joueur y sont affichés dans deux colonnes triables (cliquer un en-tête, re-cliquer pour inverser l'ordre), et un champ Club (préempli avec le « Nom du Club » réglé dans Paramètres) accompagne l'ajout d'un nouveau nom ; cliquer sur la cellule Club d'un joueur déjà listé permet de le définir ou le corriger directement ; on peut aussi aj</w:t>
+      </w:r>
+      <w:r>
+        <w:rPr>
+          <w:lang w:val="fr-FR"/>
+        </w:rPr>
+        <w:t>outer des joueurs plus tard, ou démarrer sans personne.</w:t>
       </w:r>
     </w:p>
     <w:p>
@@ -2980,7 +6838,7 @@
                     <pic:cNvPicPr/>
                   </pic:nvPicPr>
                   <pic:blipFill>
-                    <a:blip r:embed="rId9"/>
+                    <a:blip r:embed="rId10"/>
                     <a:stretch>
                       <a:fillRect/>
                     </a:stretch>
@@ -3016,7 +6874,22 @@
           <w:color w:val="8A1F1F"/>
           <w:lang w:val="fr-FR"/>
         </w:rPr>
-        <w:t xml:space="preserve">⚠ Si vous choisissez « Nouveau tournoi » ou « Sit &amp; Go rapide » en donnant le nom d'un fichier .tournoi déjà existant, une fenêtre prévient clairement que continuer va TOUT effacer (joueurs, blindes, jetons...) </w:t>
+        <w:t>⚠</w:t>
+      </w:r>
+      <w:r>
+        <w:rPr>
+          <w:i/>
+          <w:color w:val="8A1F1F"/>
+          <w:lang w:val="fr-FR"/>
+        </w:rPr>
+        <w:t xml:space="preserve"> Si vous choisissez « Nouveau tournoi » ou « Sit &amp; Go rapide » en donnant le nom d'un fichier .tournoi déjà existant, une fenêtre prévient clairement que continuer va TOUT effacer (joueurs, blindes, jetons...) </w:t>
+      </w:r>
+      <w:r>
+        <w:rPr>
+          <w:i/>
+          <w:color w:val="8A1F1F"/>
+          <w:lang w:val="fr-FR"/>
+        </w:rPr>
         <w:lastRenderedPageBreak/>
         <w:t>et repartir d'une base vierge sous ce même nom. Pour reprendre un tournoi déjà commencé, utilisez toujours « Ouvrir un tournoi existant ».</w:t>
       </w:r>
@@ -3053,12 +6926,14 @@
           <w:lang w:val="fr-FR"/>
         </w:rPr>
       </w:pPr>
+      <w:bookmarkStart w:id="10" w:name="_Toc239244553"/>
       <w:r>
         <w:rPr>
           <w:lang w:val="fr-FR"/>
         </w:rPr>
         <w:t>4. Pour les clubs gérant plusieurs tournois dans la semaine</w:t>
       </w:r>
+      <w:bookmarkEnd w:id="10"/>
     </w:p>
     <w:p>
       <w:pPr>
@@ -3073,10 +6948,7 @@
         </w:rPr>
       </w:pPr>
       <w:r>
-        <w:rPr>
-          <w:lang w:val="fr-FR"/>
-        </w:rPr>
-        <w:t>Il s’agit de regrouper au départ dans un répertoire spécifique les tournois du JourX dans un répertoire intitulé JourX.</w:t>
+        <w:t>Le « Dossier par défaut » (onglet Paramètres, section 12) sert de base : à chaque nouveau tournoi ou Sit &amp; Go, l’application y crée automatiquement (si besoin) un sous-dossier au nom du jour de la semaine en cours — lundi, mardi... jusqu’à dimanche — sans rien à taper.</w:t>
       </w:r>
     </w:p>
     <w:p>
@@ -3092,10 +6964,21 @@
         </w:rPr>
       </w:pPr>
       <w:r>
-        <w:rPr>
-          <w:lang w:val="fr-FR"/>
-        </w:rPr>
-        <w:t>Ainsi, les tournois du Vendredi seront mis dans un dossier nommé Vendredi, les SitnGo du dimanche dans le dossier Dimanche, les tournois open dans un dossier Open etc</w:t>
+        <w:t>Ainsi, un tournoi créé un vendredi atterrit automatiquement dans un sous-dossier « vendredi », un Sit &amp; Go créé un dimanche dans « dimanche », etc. La liste « Jours de tournoi / Sit &amp; Go » (section 12) ne sert, elle, qu’à noter pour mémoire les jours où le club joue habituellement — elle ne change rien à ce classement automatique.</w:t>
+      </w:r>
+    </w:p>
+    <w:p>
+      <w:pPr>
+        <w:pStyle w:val="Listepuces"/>
+      </w:pPr>
+      <w:r>
+        <w:rPr>
+          <w:b/>
+        </w:rPr>
+        <w:t xml:space="preserve">Sous Windows — </w:t>
+      </w:r>
+      <w:r>
+        <w:t>si « Dossier par défaut » est resté vide, l’application se rabat automatiquement sur C:\poker\senaco au lieu de ne rien proposer.</w:t>
       </w:r>
     </w:p>
     <w:p>
@@ -3136,7 +7019,7 @@
                     <pic:cNvPicPr/>
                   </pic:nvPicPr>
                   <pic:blipFill>
-                    <a:blip r:embed="rId10"/>
+                    <a:blip r:embed="rId11"/>
                     <a:stretch>
                       <a:fillRect/>
                     </a:stretch>
@@ -3165,10 +7048,7 @@
         </w:rPr>
       </w:pPr>
       <w:r>
-        <w:rPr>
-          <w:lang w:val="fr-FR"/>
-        </w:rPr>
-        <w:t>Cela permettra ensuite de faire les statistiques sur les tournois du dimanches ou vendredis en choisissant une plage de dates</w:t>
+        <w:t>Cela permet ensuite de produire des statistiques sur les tournois du vendredi ou du dimanche, par exemple, en choisissant la bonne plage de dates (voir chapitre 15).</w:t>
       </w:r>
     </w:p>
     <w:p>
@@ -3178,14 +7058,14 @@
           <w:lang w:val="fr-FR"/>
         </w:rPr>
       </w:pPr>
-      <w:bookmarkStart w:id="10" w:name="_Toc237602463"/>
+      <w:bookmarkStart w:id="11" w:name="_Toc239244554"/>
       <w:r>
         <w:rPr>
           <w:lang w:val="fr-FR"/>
         </w:rPr>
         <w:t>Aperçu de l'interface</w:t>
       </w:r>
-      <w:bookmarkEnd w:id="10"/>
+      <w:bookmarkEnd w:id="11"/>
     </w:p>
     <w:p>
       <w:pPr>
@@ -3274,7 +7154,7 @@
               <w:rPr>
                 <w:lang w:val="fr-FR"/>
               </w:rPr>
-              <w:t xml:space="preserve">Inscription, désactiiver, élimination, classement,primes</w:t>
+              <w:t>Inscription, désactiiver, élimination, classement,primes</w:t>
             </w:r>
           </w:p>
         </w:tc>
@@ -3289,6 +7169,7 @@
           </w:tcPr>
           <w:p>
             <w:r>
+              <w:lastRenderedPageBreak/>
               <w:t>Tables</w:t>
             </w:r>
           </w:p>
@@ -3472,7 +7353,7 @@
               <w:rPr>
                 <w:lang w:val="fr-FR"/>
               </w:rPr>
-              <w:t xml:space="preserve">Grille des rang,élimination par, round pour un tournoi</w:t>
+              <w:t>Grille des rang,élimination par, round pour un tournoi</w:t>
             </w:r>
           </w:p>
         </w:tc>
@@ -3487,7 +7368,6 @@
           </w:tcPr>
           <w:p>
             <w:r>
-              <w:lastRenderedPageBreak/>
               <w:t>Répertoire</w:t>
             </w:r>
           </w:p>
@@ -3506,7 +7386,13 @@
               <w:rPr>
                 <w:lang w:val="fr-FR"/>
               </w:rPr>
-              <w:t>Gestion du répertoire de joueurs habituels et de leurs photos (section 16)</w:t>
+              <w:t xml:space="preserve">Gestion du répertoire de joueurs habituels et de </w:t>
+            </w:r>
+            <w:r>
+              <w:rPr>
+                <w:lang w:val="fr-FR"/>
+              </w:rPr>
+              <w:t>leurs photos (section 16)</w:t>
             </w:r>
           </w:p>
         </w:tc>
@@ -3595,7 +7481,13 @@
         <w:rPr>
           <w:lang w:val="fr-FR"/>
         </w:rPr>
-        <w:t>S'y ajoutent des menus en haut de la fenêtre (Fichier, Affichage, Répertoire, Statistiques) ainsi que deux boutons dans le bandeau (</w:t>
+        <w:t xml:space="preserve">S'y ajoutent des menus en haut de la fenêtre (Fichier, Affichage, Répertoire, </w:t>
+      </w:r>
+      <w:r>
+        <w:rPr>
+          <w:lang w:val="fr-FR"/>
+        </w:rPr>
+        <w:t>Statistiques) ainsi que deux boutons dans le bandeau (</w:t>
       </w:r>
       <w:r>
         <w:t>🏠</w:t>
@@ -3623,14 +7515,14 @@
           <w:lang w:val="fr-FR"/>
         </w:rPr>
       </w:pPr>
-      <w:bookmarkStart w:id="11" w:name="_Toc237602464"/>
+      <w:bookmarkStart w:id="12" w:name="_Toc239244555"/>
       <w:r>
         <w:rPr>
           <w:lang w:val="fr-FR"/>
         </w:rPr>
         <w:t>5. Onglet Joueurs</w:t>
       </w:r>
-      <w:bookmarkEnd w:id="11"/>
+      <w:bookmarkEnd w:id="12"/>
     </w:p>
     <w:p>
       <w:pPr>
@@ -3672,7 +7564,7 @@
                     <pic:cNvPicPr/>
                   </pic:nvPicPr>
                   <pic:blipFill>
-                    <a:blip r:embed="rId11"/>
+                    <a:blip r:embed="rId12"/>
                     <a:stretch>
                       <a:fillRect/>
                     </a:stretch>
@@ -3700,14 +7592,14 @@
           <w:lang w:val="fr-FR"/>
         </w:rPr>
       </w:pPr>
-      <w:bookmarkStart w:id="12" w:name="_Toc237602465"/>
+      <w:bookmarkStart w:id="13" w:name="_Toc239244556"/>
       <w:r>
         <w:rPr>
           <w:lang w:val="fr-FR"/>
         </w:rPr>
         <w:t>Inscrire un joueur</w:t>
       </w:r>
-      <w:bookmarkEnd w:id="12"/>
+      <w:bookmarkEnd w:id="13"/>
     </w:p>
     <w:p>
       <w:pPr>
@@ -3761,7 +7653,14 @@
         <w:rPr>
           <w:lang w:val="fr-FR"/>
         </w:rPr>
-        <w:t>menu déroulant à côté du nom, proposant les clubs déjà connus du répertoire (voir section 16) ; on peut aussi taper directement un club inédit. Il se pré-remplit automatiquement si le nom saisi correspond à un joueur déjà présent dans le répertoire. Ce club est enregistré dans CE tournoi (colonne « Club » du tableau, juste après « Nom », triable et masquable comme les autres) — figé à l'inscription, il ne suit plus les changements ultérieurs du répertoire pour ce tournoi précis.</w:t>
+        <w:t xml:space="preserve">menu déroulant à côté du nom, proposant les clubs déjà connus du répertoire (voir section 16) ; on peut aussi taper directement un club inédit. Il se pré-remplit automatiquement si le nom saisi correspond à un joueur déjà présent dans le répertoire. Ce club est enregistré dans CE tournoi (colonne </w:t>
+      </w:r>
+      <w:r>
+        <w:rPr>
+          <w:lang w:val="fr-FR"/>
+        </w:rPr>
+        <w:lastRenderedPageBreak/>
+        <w:t>« Club » du tableau, juste après « Nom », triable et masquable comme les autres) — figé à l'inscription, il ne suit plus les changements ultérieurs du répertoire pour ce tournoi précis.</w:t>
       </w:r>
     </w:p>
     <w:p>
@@ -3797,7 +7696,6 @@
           <w:b/>
           <w:lang w:val="fr-FR"/>
         </w:rPr>
-        <w:lastRenderedPageBreak/>
         <w:t xml:space="preserve">Ajouter depuis le répertoire... — </w:t>
       </w:r>
     </w:p>
@@ -3829,7 +7727,7 @@
                     <pic:cNvPicPr/>
                   </pic:nvPicPr>
                   <pic:blipFill>
-                    <a:blip r:embed="rId12"/>
+                    <a:blip r:embed="rId13"/>
                     <a:stretch>
                       <a:fillRect/>
                     </a:stretch>
@@ -3871,14 +7769,14 @@
           <w:lang w:val="fr-FR"/>
         </w:rPr>
       </w:pPr>
-      <w:bookmarkStart w:id="13" w:name="_Toc237602466"/>
+      <w:bookmarkStart w:id="14" w:name="_Toc239244557"/>
       <w:r>
         <w:rPr>
           <w:lang w:val="fr-FR"/>
         </w:rPr>
         <w:t>Sélection des joueurs</w:t>
       </w:r>
-      <w:bookmarkEnd w:id="13"/>
+      <w:bookmarkEnd w:id="14"/>
     </w:p>
     <w:p>
       <w:pPr>
@@ -3918,11 +7816,14 @@
       <w:pPr>
         <w:pStyle w:val="Titre2"/>
       </w:pPr>
-      <w:bookmarkStart w:id="14" w:name="_Toc237602467"/>
-      <w:r>
-        <w:t>Actions disponibles</w:t>
-      </w:r>
-      <w:bookmarkEnd w:id="14"/>
+      <w:bookmarkStart w:id="15" w:name="_Toc239244558"/>
+      <w:r>
+        <w:t xml:space="preserve">Actions </w:t>
+      </w:r>
+      <w:r>
+        <w:t>disponibles</w:t>
+      </w:r>
+      <w:bookmarkEnd w:id="15"/>
     </w:p>
     <w:p>
       <w:pPr>
@@ -4020,6 +7921,7 @@
           <w:b/>
           <w:lang w:val="fr-FR"/>
         </w:rPr>
+        <w:lastRenderedPageBreak/>
         <w:t xml:space="preserve">Modifier achats... — </w:t>
       </w:r>
       <w:r>
@@ -4047,9 +7949,13 @@
         <w:rPr>
           <w:lang w:val="fr-FR"/>
         </w:rPr>
-        <w:t xml:space="preserve">(bouton rouge, à côté de « Tout décocher ») retire le joueur de la partie ; son rang est calculé automatiquement (voir « Colonne Rang » ci-dessous). Pour une élimination d'un seul joueur, </w:t>
-        <w:lastRenderedPageBreak/>
-        <w:t>une fenêtre demande systématiquement qui l'a éliminé : ça compte pour son bounty en points (onglet Primes, section 8), et si un bounty fixe est configuré (mécanisme PKO), ça le lui attribue aussi. Impossible d'éliminer le tout dernier joueur encore actif : il doit toujours en rester au moins un — le vainqueur. Grisé tant que le tournoi n'a pas démarré (avant le tout premier « Démarrer » du chronomètre) : rien à éliminer avant que la partie ait commencé.</w:t>
+        <w:t>(bouton rouge, à côté de « Tout décocher ») retire le joueur de la partie ; son rang est calculé automatiquement (voir « Colonne Rang » ci-dessous). Pour une élimination d'un seul joueur, une fenêtre demande systématiquement qui l'a éliminé : ça compte pour son bounty en points (onglet Primes, section 8), et si un bounty fixe est configuré (mécanisme PKO), ça le lui attribue aussi. Impossible d'éliminer le tout dernier joueur encore actif : il doit toujours en rester au moins un — le vainqueur. Grisé tant q</w:t>
+      </w:r>
+      <w:r>
+        <w:rPr>
+          <w:lang w:val="fr-FR"/>
+        </w:rPr>
+        <w:t>ue le tournoi n'a pas démarré (avant le tout premier « Démarrer » du chronomètre) : rien à éliminer avant que la partie ait commencé.</w:t>
       </w:r>
     </w:p>
     <w:p>
@@ -4128,7 +8034,15 @@
           <w:color w:val="8A1F1F"/>
           <w:lang w:val="fr-FR"/>
         </w:rPr>
-        <w:t>⚠ Une élimination groupée (plusieurs joueurs cochés à la fois) ne demande pas d'éliminateur : ni le bounty en points ni une éventuelle prime fixe ne sont attribués dans ce cas. Éliminez les joueurs un par un si vous voulez enregistrer qui élimine qui.</w:t>
+        <w:t>⚠</w:t>
+      </w:r>
+      <w:r>
+        <w:rPr>
+          <w:i/>
+          <w:color w:val="8A1F1F"/>
+          <w:lang w:val="fr-FR"/>
+        </w:rPr>
+        <w:t xml:space="preserve"> Une élimination groupée (plusieurs joueurs cochés à la fois) ne demande pas d'éliminateur : ni le bounty en points ni une éventuelle prime fixe ne sont attribués dans ce cas. Éliminez les joueurs un par un si vous voulez enregistrer qui élimine qui.</w:t>
       </w:r>
     </w:p>
     <w:p>
@@ -4138,14 +8052,14 @@
           <w:lang w:val="fr-FR"/>
         </w:rPr>
       </w:pPr>
-      <w:bookmarkStart w:id="15" w:name="_Toc237602468"/>
+      <w:bookmarkStart w:id="16" w:name="_Toc239244559"/>
       <w:r>
         <w:rPr>
           <w:lang w:val="fr-FR"/>
         </w:rPr>
         <w:t>Colonne Rang</w:t>
       </w:r>
-      <w:bookmarkEnd w:id="15"/>
+      <w:bookmarkEnd w:id="16"/>
     </w:p>
     <w:p>
       <w:pPr>
@@ -4170,7 +8084,13 @@
         <w:rPr>
           <w:lang w:val="fr-FR"/>
         </w:rPr>
-        <w:t>Cliquer sur l'en-tête « Rang » trie le tableau du meilleur au moins bon classement ; re-cliquer inverse l'ordre — comme les colonnes Nom, Statut et Table.</w:t>
+        <w:t xml:space="preserve">Cliquer sur l'en-tête « Rang » trie le </w:t>
+      </w:r>
+      <w:r>
+        <w:rPr>
+          <w:lang w:val="fr-FR"/>
+        </w:rPr>
+        <w:t>tableau du meilleur au moins bon classement ; re-cliquer inverse l'ordre — comme les colonnes Nom, Statut et Table.</w:t>
       </w:r>
     </w:p>
     <w:p>
@@ -4180,12 +8100,14 @@
           <w:lang w:val="fr-FR"/>
         </w:rPr>
       </w:pPr>
+      <w:bookmarkStart w:id="17" w:name="_Toc239244560"/>
       <w:r>
         <w:rPr>
           <w:lang w:val="fr-FR"/>
         </w:rPr>
         <w:t>Colonnes « Éliminé le », « Round », « Éliminé par »</w:t>
       </w:r>
+      <w:bookmarkEnd w:id="17"/>
     </w:p>
     <w:p>
       <w:pPr>
@@ -4255,14 +8177,14 @@
           <w:lang w:val="fr-FR"/>
         </w:rPr>
       </w:pPr>
-      <w:bookmarkStart w:id="16" w:name="_Toc237602469"/>
+      <w:bookmarkStart w:id="18" w:name="_Toc239244561"/>
       <w:r>
         <w:rPr>
           <w:lang w:val="fr-FR"/>
         </w:rPr>
         <w:t>Colonnes du tableau</w:t>
       </w:r>
-      <w:bookmarkEnd w:id="16"/>
+      <w:bookmarkEnd w:id="18"/>
     </w:p>
     <w:p>
       <w:pPr>
@@ -4310,6 +8232,7 @@
           <w:i/>
           <w:color w:val="666666"/>
         </w:rPr>
+        <w:lastRenderedPageBreak/>
         <w:t>💡</w:t>
       </w:r>
       <w:r>
@@ -4333,7 +8256,6 @@
           <w:i/>
           <w:color w:val="666666"/>
         </w:rPr>
-        <w:lastRenderedPageBreak/>
         <w:t>💡</w:t>
       </w:r>
       <w:r>
@@ -4352,14 +8274,14 @@
           <w:lang w:val="fr-FR"/>
         </w:rPr>
       </w:pPr>
-      <w:bookmarkStart w:id="17" w:name="_Toc237602470"/>
+      <w:bookmarkStart w:id="19" w:name="_Toc239244562"/>
       <w:r>
         <w:rPr>
           <w:lang w:val="fr-FR"/>
         </w:rPr>
         <w:t>Exporter le tableau Joueurs</w:t>
       </w:r>
-      <w:bookmarkEnd w:id="17"/>
+      <w:bookmarkEnd w:id="19"/>
     </w:p>
     <w:p>
       <w:pPr>
@@ -4404,14 +8326,14 @@
           <w:lang w:val="fr-FR"/>
         </w:rPr>
       </w:pPr>
-      <w:bookmarkStart w:id="18" w:name="_Toc237602471"/>
+      <w:bookmarkStart w:id="20" w:name="_Toc239244563"/>
       <w:r>
         <w:rPr>
           <w:lang w:val="fr-FR"/>
         </w:rPr>
         <w:t>6. Onglet Tables</w:t>
       </w:r>
-      <w:bookmarkEnd w:id="18"/>
+      <w:bookmarkEnd w:id="20"/>
     </w:p>
     <w:p>
       <w:pPr>
@@ -4440,7 +8362,7 @@
                     <pic:cNvPicPr/>
                   </pic:nvPicPr>
                   <pic:blipFill>
-                    <a:blip r:embed="rId13"/>
+                    <a:blip r:embed="rId14"/>
                     <a:stretch>
                       <a:fillRect/>
                     </a:stretch>
@@ -4507,7 +8429,35 @@
           <w:b/>
           <w:lang w:val="fr-FR"/>
         </w:rPr>
-        <w:t xml:space="preserve">🔍− Zoom / 🔍+ Zoom — </w:t>
+        <w:t>🔍</w:t>
+      </w:r>
+      <w:r>
+        <w:rPr>
+          <w:b/>
+          <w:lang w:val="fr-FR"/>
+        </w:rPr>
+        <w:t>−</w:t>
+      </w:r>
+      <w:r>
+        <w:rPr>
+          <w:b/>
+          <w:lang w:val="fr-FR"/>
+        </w:rPr>
+        <w:t xml:space="preserve"> Zoom / </w:t>
+      </w:r>
+      <w:r>
+        <w:rPr>
+          <w:b/>
+          <w:lang w:val="fr-FR"/>
+        </w:rPr>
+        <w:t>🔍</w:t>
+      </w:r>
+      <w:r>
+        <w:rPr>
+          <w:b/>
+          <w:lang w:val="fr-FR"/>
+        </w:rPr>
+        <w:t xml:space="preserve">+ Zoom — </w:t>
       </w:r>
       <w:r>
         <w:rPr>
@@ -4530,6 +8480,11 @@
       </w:r>
     </w:p>
     <w:p>
+      <w:r>
+        <w:t>Convention de « table finale » : dès qu’il ne reste plus que 10 joueurs actifs ou moins, ils sont toujours regroupés sur une seule et même table, même si « Nombre de sièges par table » (voir chapitre 12) est réglé plus bas — la capacité de cette dernière table est alors relevée ponctuellement pour tous les accueillir, puis revient au réglage normal dès que plusieurs tables redeviennent nécessaires (ex : de nouveaux joueurs s’inscrivent après une consolidation).</w:t>
+      </w:r>
+    </w:p>
+    <w:p>
       <w:pPr>
         <w:rPr>
           <w:lang w:val="fr-FR"/>
@@ -4549,14 +8504,15 @@
           <w:lang w:val="fr-FR"/>
         </w:rPr>
       </w:pPr>
-      <w:bookmarkStart w:id="19" w:name="_Toc237602472"/>
-      <w:r>
-        <w:rPr>
-          <w:lang w:val="fr-FR"/>
-        </w:rPr>
+      <w:bookmarkStart w:id="21" w:name="_Toc239244564"/>
+      <w:r>
+        <w:rPr>
+          <w:lang w:val="fr-FR"/>
+        </w:rPr>
+        <w:lastRenderedPageBreak/>
         <w:t>Défilement automatique</w:t>
       </w:r>
-      <w:bookmarkEnd w:id="19"/>
+      <w:bookmarkEnd w:id="21"/>
     </w:p>
     <w:p>
       <w:pPr>
@@ -4578,15 +8534,14 @@
           <w:lang w:val="fr-FR"/>
         </w:rPr>
       </w:pPr>
-      <w:bookmarkStart w:id="20" w:name="_Toc237602473"/>
-      <w:r>
-        <w:rPr>
-          <w:lang w:val="fr-FR"/>
-        </w:rPr>
-        <w:lastRenderedPageBreak/>
+      <w:bookmarkStart w:id="22" w:name="_Toc239244565"/>
+      <w:r>
+        <w:rPr>
+          <w:lang w:val="fr-FR"/>
+        </w:rPr>
         <w:t>7. Onglet Mouvements</w:t>
       </w:r>
-      <w:bookmarkEnd w:id="20"/>
+      <w:bookmarkEnd w:id="22"/>
     </w:p>
     <w:p>
       <w:pPr>
@@ -4615,7 +8570,7 @@
                     <pic:cNvPicPr/>
                   </pic:nvPicPr>
                   <pic:blipFill>
-                    <a:blip r:embed="rId14"/>
+                    <a:blip r:embed="rId15"/>
                     <a:stretch>
                       <a:fillRect/>
                     </a:stretch>
@@ -4659,7 +8614,13 @@
         <w:rPr>
           <w:lang w:val="fr-FR"/>
         </w:rPr>
-        <w:t>Dès qu'un rééquilibrage déplace réellement des joueurs, le chronomètre se met automatiquement en pause et un bandeau « Changement de tables en cours » s'affiche — clignotant sur l'onglet Chronomètre, fixe et complété d'un tableau des joueurs concernés (Joueur, Ancienne table, Ancien siège, Nouvelle table, Nouveau siège) sur l'écran projecteur, avec défilement automatique si la liste est trop longue pour tenir à l'écran — le temps que tout le monde s'installe. L'onglet Mouvements passe aussi automatiquement au premier plan (devant le Chronomètre ou tout autre onglet affiché, fenêtre principale ramenée devant l'écran projecteur si besoin), pour que le responsable voie tout de suite qui doit changer de table.</w:t>
+        <w:t xml:space="preserve">Dès qu'un rééquilibrage déplace réellement des joueurs, le chronomètre se met automatiquement en pause et un bandeau « Changement de tables en cours » s'affiche — clignotant sur l'onglet Chronomètre, fixe et complété d'un tableau des joueurs concernés (Joueur, Ancienne table, Ancien siège, Nouvelle table, Nouveau siège) sur l'écran projecteur, avec défilement automatique si la liste est trop longue pour tenir à l'écran — le temps que tout le monde s'installe. L'onglet Mouvements passe aussi automatiquement </w:t>
+      </w:r>
+      <w:r>
+        <w:rPr>
+          <w:lang w:val="fr-FR"/>
+        </w:rPr>
+        <w:t>au premier plan (devant le Chronomètre ou tout autre onglet affiché, fenêtre principale ramenée devant l'écran projecteur si besoin), pour que le responsable voie tout de suite qui doit changer de table.</w:t>
       </w:r>
     </w:p>
     <w:p>
@@ -4680,7 +8641,13 @@
         <w:rPr>
           <w:lang w:val="fr-FR"/>
         </w:rPr>
-        <w:t>une fois les joueurs déplacés bien installés à leur nouvelle table, cliquez ici : ça referme le bandeau, relance le chronomètre, vide la liste des mouvements affichée, revient sur l'onglet Chronomètre et ramène l'écran projecteur au premier plan s'il est ouvert.</w:t>
+        <w:t xml:space="preserve">une fois les joueurs déplacés bien installés à leur nouvelle table, cliquez ici : ça referme le bandeau, </w:t>
+      </w:r>
+      <w:r>
+        <w:rPr>
+          <w:lang w:val="fr-FR"/>
+        </w:rPr>
+        <w:t>relance le chronomètre, vide la liste des mouvements affichée, revient sur l'onglet Chronomètre et ramène l'écran projecteur au premier plan s'il est ouvert.</w:t>
       </w:r>
     </w:p>
     <w:p>
@@ -4736,7 +8703,7 @@
           <w:lang w:val="fr-FR"/>
         </w:rPr>
       </w:pPr>
-      <w:bookmarkStart w:id="21" w:name="_Toc237602474"/>
+      <w:bookmarkStart w:id="23" w:name="_Toc239244566"/>
       <w:r>
         <w:rPr>
           <w:lang w:val="fr-FR"/>
@@ -4744,7 +8711,7 @@
         <w:lastRenderedPageBreak/>
         <w:t>8. Onglet Primes</w:t>
       </w:r>
-      <w:bookmarkEnd w:id="21"/>
+      <w:bookmarkEnd w:id="23"/>
     </w:p>
     <w:p>
       <w:pPr>
@@ -4773,7 +8740,7 @@
                     <pic:cNvPicPr/>
                   </pic:nvPicPr>
                   <pic:blipFill>
-                    <a:blip r:embed="rId15"/>
+                    <a:blip r:embed="rId16"/>
                     <a:stretch>
                       <a:fillRect/>
                     </a:stretch>
@@ -4811,11 +8778,11 @@
       <w:pPr>
         <w:pStyle w:val="Titre2"/>
       </w:pPr>
-      <w:bookmarkStart w:id="22" w:name="_Toc237602475"/>
+      <w:bookmarkStart w:id="24" w:name="_Toc239244567"/>
       <w:r>
         <w:t>Les quatre primes</w:t>
       </w:r>
-      <w:bookmarkEnd w:id="22"/>
+      <w:bookmarkEnd w:id="24"/>
     </w:p>
     <w:p>
       <w:pPr>
@@ -4921,14 +8888,14 @@
           <w:lang w:val="fr-FR"/>
         </w:rPr>
       </w:pPr>
-      <w:bookmarkStart w:id="23" w:name="_Toc237602476"/>
+      <w:bookmarkStart w:id="25" w:name="_Toc239244568"/>
       <w:r>
         <w:rPr>
           <w:lang w:val="fr-FR"/>
         </w:rPr>
         <w:t>Tableau récapitulatif</w:t>
       </w:r>
-      <w:bookmarkEnd w:id="23"/>
+      <w:bookmarkEnd w:id="25"/>
     </w:p>
     <w:p>
       <w:pPr>
@@ -4980,7 +8947,7 @@
           <w:lang w:val="fr-FR"/>
         </w:rPr>
       </w:pPr>
-      <w:bookmarkStart w:id="24" w:name="_Toc237602477"/>
+      <w:bookmarkStart w:id="26" w:name="_Toc239244569"/>
       <w:r>
         <w:rPr>
           <w:lang w:val="fr-FR"/>
@@ -4988,7 +8955,7 @@
         <w:lastRenderedPageBreak/>
         <w:t>Exporter les primes</w:t>
       </w:r>
-      <w:bookmarkEnd w:id="24"/>
+      <w:bookmarkEnd w:id="26"/>
     </w:p>
     <w:p>
       <w:pPr>
@@ -5033,14 +9000,14 @@
           <w:lang w:val="fr-FR"/>
         </w:rPr>
       </w:pPr>
-      <w:bookmarkStart w:id="25" w:name="_Toc237602478"/>
+      <w:bookmarkStart w:id="27" w:name="_Toc239244570"/>
       <w:r>
         <w:rPr>
           <w:lang w:val="fr-FR"/>
         </w:rPr>
         <w:t>Historique du bounty progressif (mécanisme PKO interne)</w:t>
       </w:r>
-      <w:bookmarkEnd w:id="25"/>
+      <w:bookmarkEnd w:id="27"/>
     </w:p>
     <w:p>
       <w:pPr>
@@ -5092,7 +9059,7 @@
           <w:lang w:val="fr-FR"/>
         </w:rPr>
       </w:pPr>
-      <w:bookmarkStart w:id="26" w:name="_Toc237602482"/>
+      <w:bookmarkStart w:id="28" w:name="_Toc239244571"/>
       <w:r>
         <w:rPr>
           <w:lang w:val="fr-FR"/>
@@ -5100,7 +9067,7 @@
         <w:lastRenderedPageBreak/>
         <w:t>9. Onglet Blindes</w:t>
       </w:r>
-      <w:bookmarkEnd w:id="26"/>
+      <w:bookmarkEnd w:id="28"/>
     </w:p>
     <w:p>
       <w:pPr>
@@ -5129,7 +9096,7 @@
                     <pic:cNvPicPr/>
                   </pic:nvPicPr>
                   <pic:blipFill>
-                    <a:blip r:embed="rId16"/>
+                    <a:blip r:embed="rId17"/>
                     <a:stretch>
                       <a:fillRect/>
                     </a:stretch>
@@ -5157,14 +9124,14 @@
           <w:lang w:val="fr-FR"/>
         </w:rPr>
       </w:pPr>
-      <w:bookmarkStart w:id="27" w:name="_Toc237602483"/>
+      <w:bookmarkStart w:id="29" w:name="_Toc239244572"/>
       <w:r>
         <w:rPr>
           <w:lang w:val="fr-FR"/>
         </w:rPr>
         <w:t>Tableau des rounds</w:t>
       </w:r>
-      <w:bookmarkEnd w:id="27"/>
+      <w:bookmarkEnd w:id="29"/>
     </w:p>
     <w:p>
       <w:r>
@@ -5229,11 +9196,11 @@
       <w:pPr>
         <w:pStyle w:val="Titre2"/>
       </w:pPr>
-      <w:bookmarkStart w:id="28" w:name="_Toc237602484"/>
+      <w:bookmarkStart w:id="30" w:name="_Toc239244573"/>
       <w:r>
         <w:t>Boutons du haut</w:t>
       </w:r>
-      <w:bookmarkEnd w:id="28"/>
+      <w:bookmarkEnd w:id="30"/>
     </w:p>
     <w:p>
       <w:pPr>
@@ -5509,12 +9476,14 @@
           <w:lang w:val="fr-FR"/>
         </w:rPr>
       </w:pPr>
+      <w:bookmarkStart w:id="31" w:name="_Toc239244574"/>
       <w:r>
         <w:rPr>
           <w:lang w:val="fr-FR"/>
         </w:rPr>
         <w:t>Jetons</w:t>
       </w:r>
+      <w:bookmarkEnd w:id="31"/>
     </w:p>
     <w:p>
       <w:pPr>
@@ -5550,7 +9519,7 @@
                     <pic:cNvPicPr/>
                   </pic:nvPicPr>
                   <pic:blipFill>
-                    <a:blip r:embed="rId17"/>
+                    <a:blip r:embed="rId18"/>
                     <a:stretch>
                       <a:fillRect/>
                     </a:stretch>
@@ -5581,7 +9550,13 @@
         <w:rPr>
           <w:lang w:val="fr-FR"/>
         </w:rPr>
-        <w:t>A droite du tableau des rounds, un panneau permet de renseigner les jetons utilisés pour ce tournoi (facultatif) : nom, pastille cliquable (couleur unie ou image de jeton importée, au choix dans le menu qui s'ouvre au clic), valeur, et nombre par joueur, avec un Total calculé automatiquement pour chaque ligne (Valeur x Nombre).</w:t>
+        <w:t xml:space="preserve">A droite du tableau des rounds, un panneau permet de renseigner les jetons utilisés pour ce tournoi (facultatif) : nom, pastille cliquable (couleur unie ou image de </w:t>
+      </w:r>
+      <w:r>
+        <w:rPr>
+          <w:lang w:val="fr-FR"/>
+        </w:rPr>
+        <w:t>jeton importée, au choix dans le menu qui s'ouvre au clic), valeur, et nombre par joueur, avec un Total calculé automatiquement pour chaque ligne (Valeur x Nombre).</w:t>
       </w:r>
     </w:p>
     <w:p>
@@ -5596,7 +9571,14 @@
           <w:b/>
           <w:lang w:val="fr-FR"/>
         </w:rPr>
-        <w:t xml:space="preserve">➕ Ajouter une couleur — </w:t>
+        <w:t>➕</w:t>
+      </w:r>
+      <w:r>
+        <w:rPr>
+          <w:b/>
+          <w:lang w:val="fr-FR"/>
+        </w:rPr>
+        <w:t xml:space="preserve"> Ajouter une couleur — </w:t>
       </w:r>
       <w:r>
         <w:rPr>
@@ -5617,7 +9599,14 @@
           <w:b/>
           <w:lang w:val="fr-FR"/>
         </w:rPr>
-        <w:t xml:space="preserve">🗑 (en bout de ligne) — </w:t>
+        <w:t>🗑</w:t>
+      </w:r>
+      <w:r>
+        <w:rPr>
+          <w:b/>
+          <w:lang w:val="fr-FR"/>
+        </w:rPr>
+        <w:t xml:space="preserve"> (en bout de ligne) — </w:t>
       </w:r>
       <w:r>
         <w:rPr>
@@ -5639,7 +9628,28 @@
           <w:lang w:val="fr-FR"/>
         </w:rPr>
         <w:lastRenderedPageBreak/>
-        <w:t xml:space="preserve">📂 Récupérer Jetons... / 💾 Enregistrer Jetons sous... — </w:t>
+        <w:t>📂</w:t>
+      </w:r>
+      <w:r>
+        <w:rPr>
+          <w:b/>
+          <w:lang w:val="fr-FR"/>
+        </w:rPr>
+        <w:t xml:space="preserve"> Récupérer Jetons... / </w:t>
+      </w:r>
+      <w:r>
+        <w:rPr>
+          <w:b/>
+          <w:lang w:val="fr-FR"/>
+        </w:rPr>
+        <w:t>💾</w:t>
+      </w:r>
+      <w:r>
+        <w:rPr>
+          <w:b/>
+          <w:lang w:val="fr-FR"/>
+        </w:rPr>
+        <w:t xml:space="preserve"> Enregistrer Jetons sous... — </w:t>
       </w:r>
       <w:r>
         <w:rPr>
@@ -5693,7 +9703,7 @@
           <w:lang w:val="fr-FR"/>
         </w:rPr>
       </w:pPr>
-      <w:bookmarkStart w:id="29" w:name="_Toc237602481"/>
+      <w:bookmarkStart w:id="32" w:name="_Toc239244575"/>
       <w:r>
         <w:rPr>
           <w:noProof/>
@@ -5715,7 +9725,7 @@
                     <pic:cNvPicPr/>
                   </pic:nvPicPr>
                   <pic:blipFill>
-                    <a:blip r:embed="rId18"/>
+                    <a:blip r:embed="rId8"/>
                     <a:stretch>
                       <a:fillRect/>
                     </a:stretch>
@@ -5735,6 +9745,7 @@
           </wp:inline>
         </w:drawing>
       </w:r>
+      <w:bookmarkEnd w:id="32"/>
     </w:p>
     <w:p>
       <w:pPr>
@@ -5759,13 +9770,14 @@
           <w:lang w:val="fr-FR"/>
         </w:rPr>
       </w:pPr>
+      <w:bookmarkStart w:id="33" w:name="_Toc239244576"/>
       <w:r>
         <w:rPr>
           <w:lang w:val="fr-FR"/>
         </w:rPr>
         <w:t>Écran projecteur</w:t>
       </w:r>
-      <w:bookmarkEnd w:id="29"/>
+      <w:bookmarkEnd w:id="33"/>
     </w:p>
     <w:p>
       <w:pPr>
@@ -5826,6 +9838,11 @@
           <w:lang w:val="fr-FR"/>
         </w:rPr>
         <w:t xml:space="preserve">Le menu Affichage → « Ouvrir l'écran chronomètre » ouvre une fenêtre séparée, pensée pour être affichée en plein écran (touche F11, Échap pour sortir) sur un vidéoprojecteur ou un second écran : rappel des raccourcis clavier en haut à gauche, round en cours, minuteur en grand (clignote en doré pendant les </w:t>
+      </w:r>
+      <w:r>
+        <w:rPr>
+          <w:lang w:val="fr-FR"/>
+        </w:rPr>
         <w:lastRenderedPageBreak/>
         <w:t>pauses), prochain round, heure de la prochaine pause, puis, centrés en bas, joueurs restants, tapis moyen et durée du tournoi (temps écoulé depuis le tout premier démarrage, figée une fois la partie terminée).</w:t>
       </w:r>
@@ -5885,14 +9902,14 @@
           <w:lang w:val="fr-FR"/>
         </w:rPr>
       </w:pPr>
-      <w:bookmarkStart w:id="30" w:name="_Toc237602479"/>
+      <w:bookmarkStart w:id="34" w:name="_Toc239244577"/>
       <w:r>
         <w:rPr>
           <w:lang w:val="fr-FR"/>
         </w:rPr>
         <w:t>10. Onglet Chronomètre</w:t>
       </w:r>
-      <w:bookmarkEnd w:id="30"/>
+      <w:bookmarkEnd w:id="34"/>
     </w:p>
     <w:p>
       <w:pPr>
@@ -6020,7 +10037,13 @@
         <w:rPr>
           <w:lang w:val="fr-FR"/>
         </w:rPr>
-        <w:t>Les 5 boutons ci-dessus sont regroupés en haut à droite de l'onglet, les uns sous les autres ; les informations du niveau en cours (niveau, minuteur, blindes, niveau suivant) occupent le reste de la largeur, à gauche, avec « Round » affiché juste à droite de « Niveau ». Contrairement à Niveau (numéro brut, pauses comprises — comme le tableau de structure ci-dessous et les boutons Niveau précédent/suivant), Round n'avance pas pendant une pause ; le tableau de structure reprend d'ailleurs cette même colonne Round, pour repérer facilement à quel round correspond chaque ligne — voir aussi la colonne Round de l'onglet Blindes, section 9.</w:t>
+        <w:t>Les 5 boutons ci-dessus sont regroupés en haut à droite de l'onglet, les uns sous les autres ; les informations du niveau en cours (niveau, minuteur, blindes, niveau suivant) occupent le reste de la largeur, à gauche, avec « Round » affiché juste à droite de « Niveau ». Contrairement à Niveau (numéro brut, pauses comprises — comme le tableau de structure ci-dessous et les boutons Niveau précédent/suivant), Round n'avance pas pendant une pause ; le tableau de structure reprend d'ailleurs cette même colonne R</w:t>
+      </w:r>
+      <w:r>
+        <w:rPr>
+          <w:lang w:val="fr-FR"/>
+        </w:rPr>
+        <w:t>ound, pour repérer facilement à quel round correspond chaque ligne — voir aussi la colonne Round de l'onglet Blindes, section 9.</w:t>
       </w:r>
     </w:p>
     <w:p>
@@ -6030,15 +10053,21 @@
           <w:lang w:val="fr-FR"/>
         </w:rPr>
       </w:pPr>
-      <w:bookmarkStart w:id="31" w:name="_Toc237602480"/>
+      <w:bookmarkStart w:id="35" w:name="_Toc239244578"/>
       <w:r>
         <w:rPr>
           <w:lang w:val="fr-FR"/>
         </w:rPr>
         <w:lastRenderedPageBreak/>
-        <w:t xml:space="preserve">Structure de blindes </w:t>
-      </w:r>
-      <w:bookmarkEnd w:id="31"/>
+        <w:t>Structure de blindes</w:t>
+      </w:r>
+      <w:bookmarkEnd w:id="35"/>
+      <w:r>
+        <w:rPr>
+          <w:lang w:val="fr-FR"/>
+        </w:rPr>
+        <w:t xml:space="preserve"> </w:t>
+      </w:r>
     </w:p>
     <w:p>
       <w:pPr>
@@ -6047,12 +10076,14 @@
           <w:lang w:val="fr-FR"/>
         </w:rPr>
       </w:pPr>
+      <w:bookmarkStart w:id="36" w:name="_Toc239244579"/>
       <w:r>
         <w:rPr>
           <w:lang w:val="fr-FR"/>
         </w:rPr>
         <w:t>Sons</w:t>
       </w:r>
+      <w:bookmarkEnd w:id="36"/>
     </w:p>
     <w:p>
       <w:pPr>
@@ -6140,7 +10171,13 @@
         <w:rPr>
           <w:lang w:val="fr-FR"/>
         </w:rPr>
-        <w:t>Clic gauche sur un bouton pour choisir/remplacer le fichier .wav ; clic droit pour retirer le son configuré. Le texte du bouton indique le fichier actuellement choisi, ou « (aucun) ».</w:t>
+        <w:t xml:space="preserve">Clic gauche sur un bouton pour </w:t>
+      </w:r>
+      <w:r>
+        <w:rPr>
+          <w:lang w:val="fr-FR"/>
+        </w:rPr>
+        <w:t>choisir/remplacer le fichier .wav ; clic droit pour retirer le son configuré. Le texte du bouton indique le fichier actuellement choisi, ou « (aucun) ».</w:t>
       </w:r>
     </w:p>
     <w:p>
@@ -6211,14 +10248,14 @@
           <w:lang w:val="fr-FR"/>
         </w:rPr>
       </w:pPr>
-      <w:bookmarkStart w:id="32" w:name="_Toc237602485"/>
+      <w:bookmarkStart w:id="37" w:name="_Toc239244580"/>
       <w:r>
         <w:rPr>
           <w:lang w:val="fr-FR"/>
         </w:rPr>
         <w:t>11. Onglet Classement</w:t>
       </w:r>
-      <w:bookmarkEnd w:id="32"/>
+      <w:bookmarkEnd w:id="37"/>
     </w:p>
     <w:p>
       <w:pPr>
@@ -6312,14 +10349,14 @@
           <w:lang w:val="fr-FR"/>
         </w:rPr>
       </w:pPr>
-      <w:bookmarkStart w:id="33" w:name="_Toc950000501"/>
+      <w:bookmarkStart w:id="38" w:name="_Toc239244581"/>
       <w:r>
         <w:rPr>
           <w:lang w:val="fr-FR"/>
         </w:rPr>
         <w:t>Colonnes</w:t>
       </w:r>
-      <w:bookmarkEnd w:id="33"/>
+      <w:bookmarkEnd w:id="38"/>
     </w:p>
     <w:p>
       <w:pPr>
@@ -6354,14 +10391,14 @@
           <w:lang w:val="fr-FR"/>
         </w:rPr>
       </w:pPr>
-      <w:bookmarkStart w:id="34" w:name="_Toc950000502"/>
+      <w:bookmarkStart w:id="39" w:name="_Toc239244582"/>
       <w:r>
         <w:rPr>
           <w:lang w:val="fr-FR"/>
         </w:rPr>
         <w:t>Résumé et défilement automatique</w:t>
       </w:r>
-      <w:bookmarkEnd w:id="34"/>
+      <w:bookmarkEnd w:id="39"/>
     </w:p>
     <w:p>
       <w:pPr>
@@ -6383,14 +10420,14 @@
           <w:lang w:val="fr-FR"/>
         </w:rPr>
       </w:pPr>
-      <w:bookmarkStart w:id="35" w:name="_Toc237602486"/>
+      <w:bookmarkStart w:id="40" w:name="_Toc239244583"/>
       <w:r>
         <w:rPr>
           <w:lang w:val="fr-FR"/>
         </w:rPr>
         <w:t>Exporter le classement</w:t>
       </w:r>
-      <w:bookmarkEnd w:id="35"/>
+      <w:bookmarkEnd w:id="40"/>
     </w:p>
     <w:p>
       <w:pPr>
@@ -6435,14 +10472,14 @@
           <w:lang w:val="fr-FR"/>
         </w:rPr>
       </w:pPr>
-      <w:bookmarkStart w:id="36" w:name="_Toc237602487"/>
+      <w:bookmarkStart w:id="41" w:name="_Toc239244584"/>
       <w:r>
         <w:rPr>
           <w:lang w:val="fr-FR"/>
         </w:rPr>
         <w:t>Exporter les résultats (classement nominatif)</w:t>
       </w:r>
-      <w:bookmarkEnd w:id="36"/>
+      <w:bookmarkEnd w:id="41"/>
     </w:p>
     <w:p>
       <w:pPr>
@@ -6487,14 +10524,14 @@
           <w:lang w:val="fr-FR"/>
         </w:rPr>
       </w:pPr>
-      <w:bookmarkStart w:id="37" w:name="_Toc237602488"/>
+      <w:bookmarkStart w:id="42" w:name="_Toc239244585"/>
       <w:r>
         <w:rPr>
           <w:lang w:val="fr-FR"/>
         </w:rPr>
         <w:t>12. Onglet Paramètres</w:t>
       </w:r>
-      <w:bookmarkEnd w:id="37"/>
+      <w:bookmarkEnd w:id="42"/>
     </w:p>
     <w:p>
       <w:pPr>
@@ -6563,6 +10600,12 @@
             </a:graphic>
           </wp:inline>
         </w:drawing>
+      </w:r>
+      <w:r>
+        <w:rPr>
+          <w:noProof/>
+          <w:lang w:val="fr-FR"/>
+        </w:rPr>
         <w:drawing>
           <wp:inline distT="0" distB="0" distL="0" distR="0" wp14:anchorId="4F1AA1C8" wp14:editId="3C98D214">
             <wp:extent cx="6120130" cy="879475"/>
@@ -6607,14 +10650,14 @@
           <w:lang w:val="fr-FR"/>
         </w:rPr>
       </w:pPr>
-      <w:bookmarkStart w:id="38" w:name="_Toc237602489"/>
+      <w:bookmarkStart w:id="43" w:name="_Toc239244586"/>
       <w:r>
         <w:rPr>
           <w:lang w:val="fr-FR"/>
         </w:rPr>
         <w:t>Colonne de gauche — réglages généraux</w:t>
       </w:r>
-      <w:bookmarkEnd w:id="38"/>
+      <w:bookmarkEnd w:id="43"/>
     </w:p>
     <w:tbl>
       <w:tblPr>
@@ -6926,6 +10969,59 @@
           </w:p>
         </w:tc>
       </w:tr>
+      <w:tr>
+        <w:trPr>
+          <w:jc w:val="center"/>
+        </w:trPr>
+        <w:tc>
+          <w:tcPr>
+            <w:tcW w:w="4819" w:type="dxa"/>
+          </w:tcPr>
+          <w:p>
+            <w:r>
+              <w:t>Dossier par défaut</w:t>
+            </w:r>
+          </w:p>
+        </w:tc>
+        <w:tc>
+          <w:tcPr>
+            <w:tcW w:w="4819" w:type="dxa"/>
+          </w:tcPr>
+          <w:p>
+            <w:r>
+              <w:t xml:space="preserve">Dossier de base où l’application crée un sous-dossier par jour de la semaine pour chaque nouveau </w:t>
+            </w:r>
+            <w:r>
+              <w:t>tournoi/Sit &amp; Go (voir chapitre 4) ; vide sous Windows → repli automatique sur C:\poker\senaco</w:t>
+            </w:r>
+          </w:p>
+        </w:tc>
+      </w:tr>
+      <w:tr>
+        <w:trPr>
+          <w:jc w:val="center"/>
+        </w:trPr>
+        <w:tc>
+          <w:tcPr>
+            <w:tcW w:w="4819" w:type="dxa"/>
+          </w:tcPr>
+          <w:p>
+            <w:r>
+              <w:t>Jours de tournoi / Sit &amp; Go</w:t>
+            </w:r>
+          </w:p>
+        </w:tc>
+        <w:tc>
+          <w:tcPr>
+            <w:tcW w:w="4819" w:type="dxa"/>
+          </w:tcPr>
+          <w:p>
+            <w:r>
+              <w:t>Pense-bête des jours où le club joue habituellement (lundi à dimanche) — n’affecte pas le classement automatique par dossier (voir chapitre 4)</w:t>
+            </w:r>
+          </w:p>
+        </w:tc>
+      </w:tr>
     </w:tbl>
     <w:p/>
     <w:p>
@@ -6939,6 +11035,7 @@
         <w:rPr>
           <w:b/>
         </w:rPr>
+        <w:lastRenderedPageBreak/>
         <w:t>💾</w:t>
       </w:r>
       <w:r>
@@ -7007,11 +11104,11 @@
       <w:pPr>
         <w:pStyle w:val="Titre2"/>
       </w:pPr>
-      <w:bookmarkStart w:id="39" w:name="_Toc237602490"/>
+      <w:bookmarkStart w:id="44" w:name="_Toc239244587"/>
       <w:r>
         <w:t>Colonne de droite</w:t>
       </w:r>
-      <w:bookmarkEnd w:id="39"/>
+      <w:bookmarkEnd w:id="44"/>
     </w:p>
     <w:p>
       <w:pPr>
@@ -7031,9 +11128,7 @@
         <w:rPr>
           <w:lang w:val="fr-FR"/>
         </w:rPr>
-        <w:t xml:space="preserve">small/big blind de départ, niveau de début des antes et sa valeur, durée d'un round (en minutes), durée des pauses ; le bouton « Régénérer la structure de blindes avec ces valeurs » </w:t>
-        <w:lastRenderedPageBreak/>
-        <w:t>recrée toute la structure ET enregistre en même temps tous les réglages de cet onglet (fonctionne aussi en cours de tournoi).</w:t>
+        <w:t>small/big blind de départ, niveau de début des antes et sa valeur, durée d'un round (en minutes), durée des pauses ; le bouton « Régénérer la structure de blindes avec ces valeurs » recrée toute la structure ET enregistre en même temps tous les réglages de cet onglet (fonctionne aussi en cours de tournoi).</w:t>
       </w:r>
     </w:p>
     <w:p>
@@ -7103,11 +11198,11 @@
       <w:pPr>
         <w:pStyle w:val="Titre3"/>
       </w:pPr>
-      <w:bookmarkStart w:id="40" w:name="_Toc237602491"/>
+      <w:bookmarkStart w:id="45" w:name="_Toc239244588"/>
       <w:r>
         <w:t>Section Primes en détail</w:t>
       </w:r>
-      <w:bookmarkEnd w:id="40"/>
+      <w:bookmarkEnd w:id="45"/>
     </w:p>
     <w:p>
       <w:pPr>
@@ -7288,14 +11383,15 @@
           <w:lang w:val="fr-FR"/>
         </w:rPr>
       </w:pPr>
-      <w:bookmarkStart w:id="41" w:name="_Toc950000505"/>
-      <w:r>
-        <w:rPr>
-          <w:lang w:val="fr-FR"/>
-        </w:rPr>
+      <w:bookmarkStart w:id="46" w:name="_Toc239244589"/>
+      <w:r>
+        <w:rPr>
+          <w:lang w:val="fr-FR"/>
+        </w:rPr>
+        <w:lastRenderedPageBreak/>
         <w:t>13. Raccourcis clavier et contrôle à distance</w:t>
       </w:r>
-      <w:bookmarkEnd w:id="41"/>
+      <w:bookmarkEnd w:id="46"/>
     </w:p>
     <w:p>
       <w:pPr>
@@ -7355,7 +11451,6 @@
         <w:rPr>
           <w:lang w:val="fr-FR"/>
         </w:rPr>
-        <w:lastRenderedPageBreak/>
         <w:t>Deux façons, en plus de la souris, de piloter les 3 actions clés du déroulé d'un tournoi — Élimination, Chronomètre, Terminé — sans forcément être devant le clavier : un raccourci clavier, ou une page web depuis un téléphone. Le contrôle à distance s'active dans l'onglet Paramètres, sous la section Primes (voir chapitre 12) ; le raccourci clavier, lui, n'a rien à activer.</w:t>
       </w:r>
     </w:p>
@@ -7366,14 +11461,14 @@
           <w:lang w:val="fr-FR"/>
         </w:rPr>
       </w:pPr>
-      <w:bookmarkStart w:id="42" w:name="_Toc950000506"/>
+      <w:bookmarkStart w:id="47" w:name="_Toc239244590"/>
       <w:r>
         <w:rPr>
           <w:lang w:val="fr-FR"/>
         </w:rPr>
         <w:t>Les trois actions</w:t>
       </w:r>
-      <w:bookmarkEnd w:id="42"/>
+      <w:bookmarkEnd w:id="47"/>
     </w:p>
     <w:p>
       <w:pPr>
@@ -7445,14 +11540,14 @@
           <w:lang w:val="fr-FR"/>
         </w:rPr>
       </w:pPr>
-      <w:bookmarkStart w:id="43" w:name="_Toc950000507"/>
+      <w:bookmarkStart w:id="48" w:name="_Toc239244591"/>
       <w:r>
         <w:rPr>
           <w:lang w:val="fr-FR"/>
         </w:rPr>
         <w:t>Raccourcis clavier</w:t>
       </w:r>
-      <w:bookmarkEnd w:id="43"/>
+      <w:bookmarkEnd w:id="48"/>
     </w:p>
     <w:p>
       <w:pPr>
@@ -7497,26 +11592,39 @@
           <w:lang w:val="fr-FR"/>
         </w:rPr>
       </w:pPr>
-      <w:bookmarkStart w:id="44" w:name="_Toc950000509"/>
+      <w:bookmarkStart w:id="49" w:name="_Toc239244592"/>
       <w:r>
         <w:rPr>
           <w:lang w:val="fr-FR"/>
         </w:rPr>
         <w:t>Contrôle à distance (téléphone)</w:t>
       </w:r>
-      <w:bookmarkEnd w:id="44"/>
-    </w:p>
-    <w:p>
-      <w:pPr>
-        <w:rPr>
-          <w:lang w:val="fr-FR"/>
-        </w:rPr>
-      </w:pPr>
-      <w:r>
-        <w:rPr>
-          <w:lang w:val="fr-FR"/>
-        </w:rPr>
-        <w:t>Sert une petite page web avec 3 gros boutons (Élimination / Chronomètre / Terminé) consultable depuis n'importe quel téléphone (ou tablette) connecté au même réseau Wifi que l'ordinateur qui fait tourner l'application — rien à installer sur le téléphone, ni compte ni App Store. À activer dans Paramètres, case « Activer le contrôle à distance » ; l'adresse à ouvrir dans le navigateur du téléphone (par exemple http://192.168.x.x:8765) s'affiche alors juste en dessous.</w:t>
+      <w:bookmarkEnd w:id="49"/>
+    </w:p>
+    <w:p>
+      <w:pPr>
+        <w:rPr>
+          <w:lang w:val="fr-FR"/>
+        </w:rPr>
+      </w:pPr>
+      <w:r>
+        <w:t>Depuis n'importe quel téléphone (ou tablette) connecté au même réseau Wifi que l'ordinateur, une petite page web permet de piloter le tournoi à distance : éliminer un joueur, afficher/mettre en pause le chronomètre, passer au niveau suivant, afficher les onglets Tables ou Mouvements sur l'ordinateur, ou encore prendre en photo les joueurs pour le répertoire — rien à installer sur le téléphone, ni compte ni App Store, juste un navigateur.</w:t>
+      </w:r>
+    </w:p>
+    <w:p>
+      <w:pPr>
+        <w:pStyle w:val="Titre3"/>
+      </w:pPr>
+      <w:bookmarkStart w:id="50" w:name="_Toc239244593"/>
+      <w:r>
+        <w:lastRenderedPageBreak/>
+        <w:t>Activer le contrôle à distance</w:t>
+      </w:r>
+      <w:bookmarkEnd w:id="50"/>
+    </w:p>
+    <w:p>
+      <w:r>
+        <w:t>Dans l'onglet Paramètres, colonne de droite, cochez « Activer le contrôle à distance ». L'adresse à ouvrir dans le navigateur du téléphone (par exemple http://192.168.0.165:8765) s'affiche aussitôt juste en dessous — l'ordinateur et le téléphone doivent être connectés au même réseau Wifi.</w:t>
       </w:r>
     </w:p>
     <w:p>
@@ -7565,19 +11673,280 @@
     </w:p>
     <w:p>
       <w:pPr>
+        <w:pStyle w:val="Titre3"/>
+      </w:pPr>
+      <w:bookmarkStart w:id="51" w:name="_Toc239244594"/>
+      <w:r>
+        <w:t>La page principale</w:t>
+      </w:r>
+      <w:bookmarkEnd w:id="51"/>
+    </w:p>
+    <w:p>
+      <w:r>
+        <w:t>Elle propose les actions suivantes :</w:t>
+      </w:r>
+    </w:p>
+    <w:p>
+      <w:pPr>
+        <w:pStyle w:val="Listepuces"/>
+      </w:pPr>
+      <w:r>
+        <w:rPr>
+          <w:b/>
+        </w:rPr>
+        <w:t>🎯</w:t>
+      </w:r>
+      <w:r>
+        <w:rPr>
+          <w:b/>
+        </w:rPr>
+        <w:t xml:space="preserve"> Gérer les éliminations — </w:t>
+      </w:r>
+      <w:r>
+        <w:t>ouvre la page Éliminations (voir ci-dessous), pour éliminer un joueur entièrement depuis le téléphone, sans repasser par l'ordinateur.</w:t>
+      </w:r>
+    </w:p>
+    <w:p>
+      <w:pPr>
+        <w:pStyle w:val="Listepuces"/>
+      </w:pPr>
+      <w:r>
+        <w:rPr>
+          <w:b/>
+        </w:rPr>
+        <w:t xml:space="preserve">Z− / </w:t>
+      </w:r>
+      <w:r>
+        <w:rPr>
+          <w:b/>
+        </w:rPr>
+        <w:t>🗺</w:t>
+      </w:r>
+      <w:r>
+        <w:rPr>
+          <w:b/>
+        </w:rPr>
+        <w:t xml:space="preserve"> Plan des tables / Z+ — </w:t>
+      </w:r>
+      <w:r>
+        <w:t>affiche l'onglet Tables sur l'ordinateur ; les boutons Z− et Z+ en rétrécissent ou l'agrandissent l'affichage.</w:t>
+      </w:r>
+    </w:p>
+    <w:p>
+      <w:pPr>
+        <w:pStyle w:val="Listepuces"/>
+      </w:pPr>
+      <w:r>
+        <w:rPr>
+          <w:b/>
+        </w:rPr>
+        <w:t>📋</w:t>
+      </w:r>
+      <w:r>
+        <w:rPr>
+          <w:b/>
+        </w:rPr>
+        <w:t xml:space="preserve"> Afficher Mouvements — </w:t>
+      </w:r>
+      <w:r>
+        <w:t>affiche l'onglet Mouvements sur l'ordinateur.</w:t>
+      </w:r>
+    </w:p>
+    <w:p>
+      <w:pPr>
+        <w:pStyle w:val="Listepuces"/>
+      </w:pPr>
+      <w:r>
+        <w:rPr>
+          <w:b/>
+        </w:rPr>
+        <w:t>✅</w:t>
+      </w:r>
+      <w:r>
+        <w:rPr>
+          <w:b/>
+        </w:rPr>
+        <w:t xml:space="preserve"> Mouvements terminés — </w:t>
+      </w:r>
+      <w:r>
+        <w:t>signale que tous les joueurs ont rejoint leur nouvelle table et referme le bandeau d'alerte affiché sur l'écran projecteur.</w:t>
+      </w:r>
+    </w:p>
+    <w:p>
+      <w:pPr>
+        <w:pStyle w:val="Listepuces"/>
+      </w:pPr>
+      <w:r>
+        <w:rPr>
+          <w:b/>
+        </w:rPr>
+        <w:t xml:space="preserve">▶ Chronomètre — </w:t>
+      </w:r>
+      <w:r>
+        <w:t>ramène l'écran du chronomètre (projecteur) au premier plan sur l'ordinateur. Le petit bouton ON/OFF juste à côté met directement le chrono en pause ou le relance, sans rien afficher de plus à l'écran.</w:t>
+      </w:r>
+    </w:p>
+    <w:p>
+      <w:pPr>
+        <w:pStyle w:val="Listepuces"/>
+      </w:pPr>
+      <w:r>
+        <w:rPr>
+          <w:b/>
+        </w:rPr>
+        <w:t>⏭</w:t>
+      </w:r>
+      <w:r>
+        <w:rPr>
+          <w:b/>
+        </w:rPr>
+        <w:t xml:space="preserve"> Niveau Suivant — </w:t>
+      </w:r>
+      <w:r>
+        <w:t>passe immédiatement au niveau de blindes suivant.</w:t>
+      </w:r>
+    </w:p>
+    <w:p>
+      <w:pPr>
+        <w:pStyle w:val="Listepuces"/>
+      </w:pPr>
+      <w:r>
+        <w:rPr>
+          <w:b/>
+        </w:rPr>
+        <w:t>⏸</w:t>
+      </w:r>
+      <w:r>
+        <w:rPr>
+          <w:b/>
+        </w:rPr>
+        <w:t xml:space="preserve"> Joueurs — </w:t>
+      </w:r>
+      <w:r>
+        <w:t>met le chrono en pause et bascule l'ordinateur sur l'onglet Joueurs, pour éliminer un joueur à la main directement sur l'ordinateur (utile si vous préférez le faire sur place plutôt que depuis le téléphone).</w:t>
+      </w:r>
+    </w:p>
+    <w:p>
+      <w:pPr>
+        <w:pStyle w:val="Listepuces"/>
+      </w:pPr>
+      <w:r>
+        <w:rPr>
+          <w:b/>
+        </w:rPr>
+        <w:t>📷</w:t>
+      </w:r>
+      <w:r>
+        <w:rPr>
+          <w:b/>
+        </w:rPr>
+        <w:t xml:space="preserve"> Photos des joueurs — </w:t>
+      </w:r>
+      <w:r>
+        <w:t>ouvre la page Photos (voir ci-dessous).</w:t>
+      </w:r>
+    </w:p>
+    <w:p>
+      <w:r>
+        <w:t xml:space="preserve">Le petit bouton </w:t>
+      </w:r>
+      <w:r>
+        <w:t>🔄</w:t>
+      </w:r>
+      <w:r>
+        <w:t>, en haut de chaque page, force le téléphone à recharger la toute dernière version de la page — utile juste après une mise à jour du logiciel.</w:t>
+      </w:r>
+    </w:p>
+    <w:p>
+      <w:pPr>
+        <w:pStyle w:val="Titre3"/>
+      </w:pPr>
+      <w:bookmarkStart w:id="52" w:name="_Toc239244595"/>
+      <w:r>
+        <w:t>Page « Gérer les éliminations »</w:t>
+      </w:r>
+      <w:bookmarkEnd w:id="52"/>
+    </w:p>
+    <w:p>
+      <w:r>
+        <w:t>Glissez le joueur éliminé (colonne de gauche, « Déposer ici ») sur son éliminateur (colonne de droite) pour enregistrer l'élimination — cet ordre, éliminé puis éliminateur, correspond à l'usage en salle de poker. La colonne de droite se filtre automatiquement pour ne montrer que les joueurs de la même table.</w:t>
+      </w:r>
+    </w:p>
+    <w:p>
+      <w:pPr>
+        <w:pStyle w:val="Titre3"/>
+      </w:pPr>
+      <w:bookmarkStart w:id="53" w:name="_Toc239244596"/>
+      <w:r>
+        <w:t>Page « Photos des joueurs »</w:t>
+      </w:r>
+      <w:bookmarkEnd w:id="53"/>
+    </w:p>
+    <w:p>
+      <w:r>
+        <w:t xml:space="preserve">Liste tout le répertoire de joueurs habituels — pas seulement ceux inscrits au tournoi en cours, puisqu'on peut vouloir photographier un joueur du club avant même qu'il ne soit assis à une table ce soir-là. Une miniature de la photo s'affiche directement à côté du nom des joueurs qui en ont déjà une (au lieu d'une simple coche) ; un bouton </w:t>
+      </w:r>
+      <w:r>
+        <w:t>🗑</w:t>
+      </w:r>
+      <w:r>
+        <w:t xml:space="preserve">, à côté du bouton </w:t>
+      </w:r>
+      <w:r>
+        <w:t>📷</w:t>
+      </w:r>
+      <w:r>
+        <w:t>, permet de la supprimer directement depuis le téléphone (confirmation demandée avant suppression).</w:t>
+      </w:r>
+    </w:p>
+    <w:p>
+      <w:r>
+        <w:lastRenderedPageBreak/>
+        <w:t xml:space="preserve">Appuyez sur </w:t>
+      </w:r>
+      <w:r>
+        <w:t>📷</w:t>
+      </w:r>
+      <w:r>
+        <w:t xml:space="preserve"> à côté d'un nom pour ouvrir l'appareil photo du téléphone. Un écran de cadrage tactile s'affiche ensuite avant l'envoi (glisser pour repositionner, pincer pour zoomer), avec le nom du joueur affiché en haut de l'écran — boutons « Reprendre » pour recommencer la photo, ou « Envoyer » pour valider le cadrage.</w:t>
+      </w:r>
+    </w:p>
+    <w:p>
+      <w:pPr>
+        <w:pStyle w:val="Titre3"/>
+      </w:pPr>
+      <w:bookmarkStart w:id="54" w:name="_Toc239244597"/>
+      <w:r>
+        <w:t>Lobby (plusieurs tournois)</w:t>
+      </w:r>
+      <w:bookmarkEnd w:id="54"/>
+    </w:p>
+    <w:p>
+      <w:r>
+        <w:t xml:space="preserve">Si plusieurs tournois ou Sit &amp; Go tournent en même temps sur le même ordinateur, seul le premier obtient l'adresse habituelle ; un bouton « </w:t>
+      </w:r>
+      <w:r>
+        <w:t>🏛</w:t>
+      </w:r>
+      <w:r>
+        <w:t xml:space="preserve"> Lobby » apparaît alors en haut de la page principale du téléphone pour choisir lequel des tournois piloter — à ne pas confondre avec le Lobby de l'application elle-même (plusieurs fenêtres sur l'ordinateur, voir chapitre 14) : celui-ci choisit seulement lequel des tournois ouverts le téléphone doit piloter.</w:t>
+      </w:r>
+    </w:p>
+    <w:p>
+      <w:pPr>
         <w:pStyle w:val="Titre1"/>
         <w:rPr>
           <w:lang w:val="fr-FR"/>
         </w:rPr>
       </w:pPr>
-      <w:bookmarkStart w:id="45" w:name="_Toc237602492"/>
+      <w:bookmarkStart w:id="55" w:name="_Toc239244598"/>
       <w:r>
         <w:rPr>
           <w:lang w:val="fr-FR"/>
         </w:rPr>
         <w:t>14. Sit &amp; Go et gestion de plusieurs tournois</w:t>
       </w:r>
-      <w:bookmarkEnd w:id="45"/>
+      <w:bookmarkEnd w:id="55"/>
     </w:p>
     <w:p>
       <w:pPr>
@@ -7599,14 +11968,14 @@
           <w:lang w:val="fr-FR"/>
         </w:rPr>
       </w:pPr>
-      <w:bookmarkStart w:id="46" w:name="_Toc237602493"/>
+      <w:bookmarkStart w:id="56" w:name="_Toc239244599"/>
       <w:r>
         <w:rPr>
           <w:lang w:val="fr-FR"/>
         </w:rPr>
         <w:t>Ouvrir une nouvelle fenêtre</w:t>
       </w:r>
-      <w:bookmarkEnd w:id="46"/>
+      <w:bookmarkEnd w:id="56"/>
     </w:p>
     <w:p>
       <w:pPr>
@@ -7663,7 +12032,6 @@
         </w:rPr>
       </w:pPr>
       <w:r>
-        <w:lastRenderedPageBreak/>
         <w:t>🏠</w:t>
       </w:r>
       <w:r>
@@ -7703,14 +12071,14 @@
           <w:lang w:val="fr-FR"/>
         </w:rPr>
       </w:pPr>
-      <w:bookmarkStart w:id="47" w:name="_Toc237602494"/>
+      <w:bookmarkStart w:id="57" w:name="_Toc239244600"/>
       <w:r>
         <w:rPr>
           <w:lang w:val="fr-FR"/>
         </w:rPr>
         <w:t>Lobby</w:t>
       </w:r>
-      <w:bookmarkEnd w:id="47"/>
+      <w:bookmarkEnd w:id="57"/>
     </w:p>
     <w:p>
       <w:pPr>
@@ -7791,7 +12159,19 @@
         <w:rPr>
           <w:lang w:val="fr-FR"/>
         </w:rPr>
-        <w:t>(ou « 🔀 Basculer vers ») — si ce tournoi est déjà ouvert dans une autre fenêtre, la ramène au premier plan ; sinon, l'ouvre dans une nouvelle fenêtre.</w:t>
+        <w:t xml:space="preserve">(ou « </w:t>
+      </w:r>
+      <w:r>
+        <w:rPr>
+          <w:lang w:val="fr-FR"/>
+        </w:rPr>
+        <w:t>🔀</w:t>
+      </w:r>
+      <w:r>
+        <w:rPr>
+          <w:lang w:val="fr-FR"/>
+        </w:rPr>
+        <w:t xml:space="preserve"> Basculer vers ») — si ce tournoi est déjà ouvert dans une autre fenêtre, la ramène au premier plan ; sinon, l'ouvre dans une nouvelle fenêtre.</w:t>
       </w:r>
     </w:p>
     <w:p>
@@ -7807,7 +12187,15 @@
           <w:color w:val="8A1F1F"/>
           <w:lang w:val="fr-FR"/>
         </w:rPr>
-        <w:t>⚠ Le Lobby lit l'état réellement enregistré dans chaque fichier : un tournoi reste « en cours » tant qu'il lui reste plus d'un joueur actif, même si sa fenêtre a été fermée. Fermer l'application ne termine ni ne met en pause un tournoi (sauf si le chrono a été explicitement mis en pause avant de quitter).</w:t>
+        <w:t>⚠</w:t>
+      </w:r>
+      <w:r>
+        <w:rPr>
+          <w:i/>
+          <w:color w:val="8A1F1F"/>
+          <w:lang w:val="fr-FR"/>
+        </w:rPr>
+        <w:t xml:space="preserve"> Le Lobby lit l'état réellement enregistré dans chaque fichier : un tournoi reste « en cours » tant qu'il lui reste plus d'un joueur actif, même si sa fenêtre a été fermée. Fermer l'application ne termine ni ne met en pause un tournoi (sauf si le chrono a été explicitement mis en pause avant de quitter).</w:t>
       </w:r>
     </w:p>
     <w:p>
@@ -7838,26 +12226,39 @@
           <w:lang w:val="fr-FR"/>
         </w:rPr>
       </w:pPr>
-      <w:bookmarkStart w:id="48" w:name="_Toc237602495"/>
-      <w:r>
-        <w:rPr>
-          <w:lang w:val="fr-FR"/>
-        </w:rPr>
+      <w:bookmarkStart w:id="58" w:name="_Toc239244601"/>
+      <w:r>
+        <w:rPr>
+          <w:lang w:val="fr-FR"/>
+        </w:rPr>
+        <w:lastRenderedPageBreak/>
         <w:t>Éviter qu'un joueur joue à deux tables à la fois</w:t>
       </w:r>
-      <w:bookmarkEnd w:id="48"/>
-    </w:p>
-    <w:p>
-      <w:pPr>
-        <w:rPr>
-          <w:lang w:val="fr-FR"/>
-        </w:rPr>
-      </w:pPr>
-      <w:r>
-        <w:rPr>
-          <w:lang w:val="fr-FR"/>
-        </w:rPr>
-        <w:t>Quand vous ajoutez un joueur (création d'un tournoi ou « Ajouter depuis le répertoire »), l'application vérifie s'il est déjà actif dans un autre tournoi du même dossier daté du même jour : il apparaît alors grisé (non sélectionnable) dans la liste, avec un message d'avertissement en cas d'ajout individuel malgré tout. De même, dans « Ajouter depuis le répertoire », un joueur déjà inscrit à CE tournoi apparaît aussi grisé (au lieu de disparaître de la liste) — il reste ainsi facile à retrouver, sans risque de l'ajouter en double. Cette vérification peut être désactivée entièrement via la case « Éviter qu'un joueur joue à deux tables à la fois » (onglet Paramètres, section 12, en bas de la colonne de gauche) — utile si ce cas ne se présente jamais dans votre usage et que le grisage/message gêne plus qu'il n'aide.</w:t>
+      <w:bookmarkEnd w:id="58"/>
+    </w:p>
+    <w:p>
+      <w:pPr>
+        <w:rPr>
+          <w:lang w:val="fr-FR"/>
+        </w:rPr>
+      </w:pPr>
+      <w:r>
+        <w:rPr>
+          <w:lang w:val="fr-FR"/>
+        </w:rPr>
+        <w:t xml:space="preserve">Quand vous ajoutez un joueur (création d'un tournoi ou « Ajouter depuis le répertoire »), l'application vérifie s'il est déjà actif dans un autre tournoi du même dossier daté du même jour : </w:t>
+      </w:r>
+      <w:r>
+        <w:rPr>
+          <w:lang w:val="fr-FR"/>
+        </w:rPr>
+        <w:t>il apparaît alors grisé (non sélectionnable) dans la liste, avec un message d'avertissement en cas d'ajout individuel malgré tout. De même, dans « Ajouter depuis le répertoire », un joueur déjà inscrit à CE tournoi apparaît aussi grisé (au lieu de disparaître de la liste) — il reste ainsi facile à retrouver, sans risque de l'ajouter en double. Cette vérification peut être désactivée entièrement via la case « Éviter qu'un joueur joue à deux tables à la fois » (onglet Paramètres, section 12, en bas de la colo</w:t>
+      </w:r>
+      <w:r>
+        <w:rPr>
+          <w:lang w:val="fr-FR"/>
+        </w:rPr>
+        <w:t>nne de gauche) — utile si ce cas ne se présente jamais dans votre usage et que le grisage/message gêne plus qu'il n'aide.</w:t>
       </w:r>
     </w:p>
     <w:p>
@@ -7890,15 +12291,14 @@
           <w:lang w:val="fr-FR"/>
         </w:rPr>
       </w:pPr>
-      <w:bookmarkStart w:id="49" w:name="_Toc237602496"/>
-      <w:r>
-        <w:rPr>
-          <w:lang w:val="fr-FR"/>
-        </w:rPr>
-        <w:lastRenderedPageBreak/>
+      <w:bookmarkStart w:id="59" w:name="_Toc239244602"/>
+      <w:r>
+        <w:rPr>
+          <w:lang w:val="fr-FR"/>
+        </w:rPr>
         <w:t>15. Statistiques — Synthèse par période</w:t>
       </w:r>
-      <w:bookmarkEnd w:id="49"/>
+      <w:bookmarkEnd w:id="59"/>
     </w:p>
     <w:p>
       <w:pPr>
@@ -7965,11 +12365,11 @@
       <w:pPr>
         <w:pStyle w:val="Titre2"/>
       </w:pPr>
-      <w:bookmarkStart w:id="50" w:name="_Toc237602497"/>
+      <w:bookmarkStart w:id="60" w:name="_Toc239244603"/>
       <w:r>
         <w:t>Générer une synthèse</w:t>
       </w:r>
-      <w:bookmarkEnd w:id="50"/>
+      <w:bookmarkEnd w:id="60"/>
     </w:p>
     <w:p>
       <w:pPr>
@@ -8038,6 +12438,7 @@
           <w:b/>
           <w:lang w:val="fr-FR"/>
         </w:rPr>
+        <w:lastRenderedPageBreak/>
         <w:t xml:space="preserve">Tournois de la période — </w:t>
       </w:r>
       <w:r>
@@ -8098,14 +12499,14 @@
           <w:lang w:val="fr-FR"/>
         </w:rPr>
       </w:pPr>
-      <w:bookmarkStart w:id="51" w:name="_Toc237602498"/>
+      <w:bookmarkStart w:id="61" w:name="_Toc239244604"/>
       <w:r>
         <w:rPr>
           <w:lang w:val="fr-FR"/>
         </w:rPr>
         <w:t>Exporter la synthèse</w:t>
       </w:r>
-      <w:bookmarkEnd w:id="51"/>
+      <w:bookmarkEnd w:id="61"/>
     </w:p>
     <w:p>
       <w:pPr>
@@ -8131,7 +12532,6 @@
         <w:rPr>
           <w:lang w:val="fr-FR"/>
         </w:rPr>
-        <w:lastRenderedPageBreak/>
         <w:t>le format (CSV, Excel ou PDF) se choisit une fois pour la fenêtre ;</w:t>
       </w:r>
     </w:p>
@@ -8179,14 +12579,14 @@
           <w:lang w:val="fr-FR"/>
         </w:rPr>
       </w:pPr>
-      <w:bookmarkStart w:id="52" w:name="_Toc237602499"/>
+      <w:bookmarkStart w:id="62" w:name="_Toc239244605"/>
       <w:r>
         <w:rPr>
           <w:lang w:val="fr-FR"/>
         </w:rPr>
         <w:t>16. Menu Répertoire — joueurs et photos</w:t>
       </w:r>
-      <w:bookmarkEnd w:id="52"/>
+      <w:bookmarkEnd w:id="62"/>
     </w:p>
     <w:p>
       <w:pPr>
@@ -8272,7 +12672,14 @@
         <w:rPr>
           <w:lang w:val="fr-FR"/>
         </w:rPr>
-        <w:t>Les joueurs sont affichés dans un tableau à trois colonnes : Photo (miniature, si une photo est enregistrée), Nom et Club. Cliquer sur l'en-tête Nom ou Club trie la liste en conséquence ; cliquer une seconde fois inverse l'ordre (croissant/décroissant). Tout en haut de l'onglet, à droite du titre, un petit tableau « Joueurs par club (total=XXXX) » — XXXX étant le nombre total de joueurs du répertoire — récapitule le nombre de joueurs par club (« Sans » en premier pour ceux sans club, puis les vrais clubs par ordre alphabétique) — mis à jour à chaque ajout/modification/suppression d'un joueur du répertoire ; sa hauteur reste fixe (avec ascenseur si besoin) quel que soit le nombre de clubs distincts.</w:t>
+        <w:lastRenderedPageBreak/>
+        <w:t>Les joueurs sont affichés dans un tableau à trois colonnes : Photo (miniature, si une photo est enregistrée), Nom et Club. Cliquer sur l'en-tête Nom ou Club trie la liste en conséquence ; cliquer une seconde fois inverse l'ordre (croissant/décroissant). Tout en haut de l'onglet, à droite du titre, un petit tableau « Joueurs par club (total=XXXX) » — XXXX étant le nombre total de joueurs du répertoire — récapitule le nombre de joueurs par club (« Sans » en premier pour ceux sans club, puis les vrais clubs pa</w:t>
+      </w:r>
+      <w:r>
+        <w:rPr>
+          <w:lang w:val="fr-FR"/>
+        </w:rPr>
+        <w:t>r ordre alphabétique) — mis à jour à chaque ajout/modification/suppression d'un joueur du répertoire ; sa hauteur reste fixe (avec ascenseur si besoin) quel que soit le nombre de clubs distincts.</w:t>
       </w:r>
     </w:p>
     <w:p>
@@ -8346,18 +12753,34 @@
         </w:rPr>
       </w:pPr>
       <w:r>
+        <w:t>Prendre une photo... / Importer une photo... / Supprimer la photo — une photo peut être associée à chaque joueur du répertoire (nécessite les paquets optionnels pour la caméra et l'aperçu, voir section 2). Cette colonne se met aussi à jour automatiquement dès qu'une photo est envoyée depuis le téléphone (voir chapitre 13), sans changer d'onglet.</w:t>
+      </w:r>
+    </w:p>
+    <w:p>
+      <w:pPr>
+        <w:pStyle w:val="Listepuces"/>
+        <w:rPr>
+          <w:lang w:val="fr-FR"/>
+        </w:rPr>
+      </w:pPr>
+      <w:r>
         <w:rPr>
           <w:b/>
           <w:lang w:val="fr-FR"/>
         </w:rPr>
-        <w:lastRenderedPageBreak/>
-        <w:t xml:space="preserve">Prendre une photo... / Importer une photo... / Supprimer la photo — </w:t>
-      </w:r>
-      <w:r>
-        <w:rPr>
-          <w:lang w:val="fr-FR"/>
-        </w:rPr>
-        <w:t>une photo peut être associée à chaque joueur du répertoire (nécessite les paquets optionnels pour la caméra et l'aperçu, voir section 2).</w:t>
+        <w:t xml:space="preserve">Importer les joueurs d'un tournoi existant... — </w:t>
+      </w:r>
+      <w:r>
+        <w:rPr>
+          <w:lang w:val="fr-FR"/>
+        </w:rPr>
+        <w:t xml:space="preserve">ajoute au répertoire tous les noms trouvés dans un fichier .tournoi choisi (un fichier .tournoi ne mémorisant jamais de club par joueur, une fenêtre demande le club à </w:t>
+      </w:r>
+      <w:r>
+        <w:rPr>
+          <w:lang w:val="fr-FR"/>
+        </w:rPr>
+        <w:t>attribuer à tous les joueurs importés, préremplie avec le « Nom du Club » réglé dans Paramètres) — pratique pour repartir d'un tournoi déjà joué sans ressaisir chaque nom.</w:t>
       </w:r>
     </w:p>
     <w:p>
@@ -8372,34 +12795,19 @@
           <w:b/>
           <w:lang w:val="fr-FR"/>
         </w:rPr>
-        <w:t xml:space="preserve">Importer les joueurs d'un tournoi existant... — </w:t>
-      </w:r>
-      <w:r>
-        <w:rPr>
-          <w:lang w:val="fr-FR"/>
-        </w:rPr>
-        <w:t>ajoute au répertoire tous les noms trouvés dans un fichier .tournoi choisi (un fichier .tournoi ne mémorisant jamais de club par joueur, une fenêtre demande le club à attribuer à tous les joueurs importés, préremplie avec le « Nom du Club » réglé dans Paramètres) — pratique pour repartir d'un tournoi déjà joué sans ressaisir chaque nom.</w:t>
-      </w:r>
-    </w:p>
-    <w:p>
-      <w:pPr>
-        <w:pStyle w:val="Listepuces"/>
-        <w:rPr>
-          <w:lang w:val="fr-FR"/>
-        </w:rPr>
-      </w:pPr>
-      <w:r>
-        <w:rPr>
-          <w:b/>
-          <w:lang w:val="fr-FR"/>
-        </w:rPr>
         <w:t xml:space="preserve">Importer (CSV)... — </w:t>
       </w:r>
       <w:r>
         <w:rPr>
           <w:lang w:val="fr-FR"/>
         </w:rPr>
-        <w:t>importe une liste de joueurs depuis un fichier CSV (colonnes NOM et CLUB, avec ou sans ligne d'en-tête, séparateur « ; » ou « , »). Si le fichier ne contient qu'une seule colonne (juste des noms), une fenêtre propose un club à attribuer à tous les joueurs importés, pré-rempli avec « CPC ».</w:t>
+        <w:t xml:space="preserve">importe une liste de joueurs depuis un fichier CSV </w:t>
+      </w:r>
+      <w:r>
+        <w:rPr>
+          <w:lang w:val="fr-FR"/>
+        </w:rPr>
+        <w:t>(colonnes NOM et CLUB, avec ou sans ligne d'en-tête, séparateur « ; » ou « , »). Si le fichier ne contient qu'une seule colonne (juste des noms), une fenêtre propose un club à attribuer à tous les joueurs importés, pré-rempli avec « CPC ».</w:t>
       </w:r>
     </w:p>
     <w:p>
@@ -8457,18 +12865,26 @@
           <w:color w:val="8A1F1F"/>
           <w:lang w:val="fr-FR"/>
         </w:rPr>
-        <w:t>⚠ « Tout réactiver » vérifie systématiquement tous les tournois du dossier choisi, y compris ceux datés d'aujourd'hui : vérifiez bien la liste avant de confirmer si l'un d'eux est réellement en train d'être joué.</w:t>
+        <w:t>⚠</w:t>
+      </w:r>
+      <w:r>
+        <w:rPr>
+          <w:i/>
+          <w:color w:val="8A1F1F"/>
+          <w:lang w:val="fr-FR"/>
+        </w:rPr>
+        <w:t xml:space="preserve"> « Tout réactiver » vérifie systématiquement tous les tournois du dossier choisi, y compris ceux datés d'aujourd'hui : vérifiez bien la liste avant de confirmer si l'un d'eux est réellement en train d'être joué.</w:t>
       </w:r>
     </w:p>
     <w:p>
       <w:pPr>
         <w:pStyle w:val="Titre1"/>
       </w:pPr>
-      <w:bookmarkStart w:id="53" w:name="_Toc237602500"/>
+      <w:bookmarkStart w:id="63" w:name="_Toc239244606"/>
       <w:r>
         <w:t>17. Sauvegarde et bonnes pratiques</w:t>
       </w:r>
-      <w:bookmarkEnd w:id="53"/>
+      <w:bookmarkEnd w:id="63"/>
     </w:p>
     <w:p>
       <w:pPr>
@@ -8523,6 +12939,7 @@
         <w:rPr>
           <w:lang w:val="fr-FR"/>
         </w:rPr>
+        <w:lastRenderedPageBreak/>
         <w:t>Pensez à renommer clairement vos fichiers .tournoi (date, nom de l'événement) : c'est ce nom de fichier qui sert de repli pour la date affichée dans les synthèses par période si aucun nom de tournoi n'a été précisé.</w:t>
       </w:r>
     </w:p>
@@ -8533,14 +12950,14 @@
           <w:lang w:val="fr-FR"/>
         </w:rPr>
       </w:pPr>
-      <w:bookmarkStart w:id="54" w:name="_Toc237602501"/>
+      <w:bookmarkStart w:id="64" w:name="_Toc239244607"/>
       <w:r>
         <w:rPr>
           <w:lang w:val="fr-FR"/>
         </w:rPr>
         <w:t>18. Dépannage (pour le technicien)</w:t>
       </w:r>
-      <w:bookmarkEnd w:id="54"/>
+      <w:bookmarkEnd w:id="64"/>
     </w:p>
     <w:p>
       <w:pPr>
@@ -8549,14 +12966,14 @@
           <w:lang w:val="fr-FR"/>
         </w:rPr>
       </w:pPr>
-      <w:bookmarkStart w:id="55" w:name="_Toc237602502"/>
+      <w:bookmarkStart w:id="65" w:name="_Toc239244608"/>
       <w:r>
         <w:rPr>
           <w:lang w:val="fr-FR"/>
         </w:rPr>
         <w:t>« L'export Excel nécessite le paquet openpyxl »</w:t>
       </w:r>
-      <w:bookmarkEnd w:id="55"/>
+      <w:bookmarkEnd w:id="65"/>
     </w:p>
     <w:p>
       <w:pPr>
@@ -8578,14 +12995,14 @@
           <w:lang w:val="fr-FR"/>
         </w:rPr>
       </w:pPr>
-      <w:bookmarkStart w:id="56" w:name="_Toc237602503"/>
+      <w:bookmarkStart w:id="66" w:name="_Toc239244609"/>
       <w:r>
         <w:rPr>
           <w:lang w:val="fr-FR"/>
         </w:rPr>
         <w:t>« L'export PDF nécessite le paquet fpdf2 »</w:t>
       </w:r>
-      <w:bookmarkEnd w:id="56"/>
+      <w:bookmarkEnd w:id="66"/>
     </w:p>
     <w:p>
       <w:pPr>
@@ -8607,14 +13024,14 @@
           <w:lang w:val="fr-FR"/>
         </w:rPr>
       </w:pPr>
-      <w:bookmarkStart w:id="57" w:name="_Toc237602504"/>
+      <w:bookmarkStart w:id="67" w:name="_Toc239244610"/>
       <w:r>
         <w:rPr>
           <w:lang w:val="fr-FR"/>
         </w:rPr>
         <w:t>La capture photo par caméra est indisponible</w:t>
       </w:r>
-      <w:bookmarkEnd w:id="57"/>
+      <w:bookmarkEnd w:id="67"/>
     </w:p>
     <w:p>
       <w:pPr>
@@ -8636,201 +13053,237 @@
           <w:lang w:val="fr-FR"/>
         </w:rPr>
       </w:pPr>
-      <w:bookmarkStart w:id="58" w:name="_Toc237602505"/>
-      <w:r>
-        <w:rPr>
-          <w:lang w:val="fr-FR"/>
-        </w:rPr>
+      <w:bookmarkStart w:id="68" w:name="_Toc239244611"/>
+      <w:r>
+        <w:rPr>
+          <w:lang w:val="fr-FR"/>
+        </w:rPr>
+        <w:t>macOS refuse d'ouvrir Lancer_le_tournoi.command</w:t>
+      </w:r>
+      <w:bookmarkEnd w:id="68"/>
+    </w:p>
+    <w:p>
+      <w:pPr>
+        <w:rPr>
+          <w:lang w:val="fr-FR"/>
+        </w:rPr>
+      </w:pPr>
+      <w:r>
+        <w:rPr>
+          <w:lang w:val="fr-FR"/>
+        </w:rPr>
+        <w:t>Clic droit (ou Ctrl+clic) sur le fichier → « Ouvrir » → confirmez « Ouvrir ». Cette étape n'est nécessaire qu'une seule fois.</w:t>
+      </w:r>
+    </w:p>
+    <w:p>
+      <w:pPr>
+        <w:pStyle w:val="Titre3"/>
+        <w:rPr>
+          <w:lang w:val="fr-FR"/>
+        </w:rPr>
+      </w:pPr>
+      <w:bookmarkStart w:id="69" w:name="_Toc239244612"/>
+      <w:r>
+        <w:rPr>
+          <w:lang w:val="fr-FR"/>
+        </w:rPr>
+        <w:t>Sous Windows, le fichier .command ne fait rien</w:t>
+      </w:r>
+      <w:bookmarkEnd w:id="69"/>
+    </w:p>
+    <w:p>
+      <w:pPr>
+        <w:rPr>
+          <w:lang w:val="fr-FR"/>
+        </w:rPr>
+      </w:pPr>
+      <w:r>
+        <w:rPr>
+          <w:lang w:val="fr-FR"/>
+        </w:rPr>
+        <w:t>Normal : c'est un script réservé à macOS. Sous Windows, utilisez l'installateur PokerTournament.msi (voir section 2).</w:t>
+      </w:r>
+    </w:p>
+    <w:p>
+      <w:pPr>
+        <w:pStyle w:val="Titre3"/>
+        <w:rPr>
+          <w:lang w:val="fr-FR"/>
+        </w:rPr>
+      </w:pPr>
+      <w:bookmarkStart w:id="70" w:name="_Toc239244613"/>
+      <w:r>
+        <w:rPr>
+          <w:lang w:val="fr-FR"/>
+        </w:rPr>
+        <w:t>Une colonne de l'onglet Joueurs a disparu</w:t>
+      </w:r>
+      <w:bookmarkEnd w:id="70"/>
+    </w:p>
+    <w:p>
+      <w:pPr>
+        <w:rPr>
+          <w:lang w:val="fr-FR"/>
+        </w:rPr>
+      </w:pPr>
+      <w:r>
+        <w:rPr>
+          <w:lang w:val="fr-FR"/>
+        </w:rPr>
+        <w:t>Elle a été réduite en dessous de sa largeur minimale à la souris, ce qui la masque automatiquement (voir section 5, « Colonnes du tableau »). Utilisez le bouton « Bou/Col... » (à côté de « Tout décocher ») pour la réafficher.</w:t>
+      </w:r>
+    </w:p>
+    <w:p>
+      <w:pPr>
+        <w:pStyle w:val="Titre3"/>
+        <w:rPr>
+          <w:lang w:val="fr-FR"/>
+        </w:rPr>
+      </w:pPr>
+      <w:bookmarkStart w:id="71" w:name="_Toc239244614"/>
+      <w:r>
+        <w:rPr>
+          <w:lang w:val="fr-FR"/>
+        </w:rPr>
+        <w:t>Le Lobby affiche une liste vide</w:t>
+      </w:r>
+      <w:bookmarkEnd w:id="71"/>
+    </w:p>
+    <w:p>
+      <w:pPr>
+        <w:rPr>
+          <w:lang w:val="fr-FR"/>
+        </w:rPr>
+      </w:pPr>
+      <w:r>
+        <w:rPr>
+          <w:lang w:val="fr-FR"/>
+        </w:rPr>
+        <w:t>Aucun dossier n'a encore été choisi (cliquez sur « Choisir un dossier... »), ou le dossier choisi ne contient pas de fichiers .tournoi. Voir section 14.</w:t>
+      </w:r>
+    </w:p>
+    <w:p>
+      <w:pPr>
+        <w:pStyle w:val="Titre3"/>
+        <w:rPr>
+          <w:lang w:val="fr-FR"/>
+        </w:rPr>
+      </w:pPr>
+      <w:bookmarkStart w:id="72" w:name="_Toc239244615"/>
+      <w:r>
+        <w:rPr>
+          <w:lang w:val="fr-FR"/>
+        </w:rPr>
+        <w:t>Des joueurs restent grisés dans la fenêtre de sélection alors que leur tournoi est terminé</w:t>
+      </w:r>
+      <w:bookmarkEnd w:id="72"/>
+    </w:p>
+    <w:p>
+      <w:pPr>
+        <w:rPr>
+          <w:lang w:val="fr-FR"/>
+        </w:rPr>
+      </w:pPr>
+      <w:r>
+        <w:rPr>
+          <w:lang w:val="fr-FR"/>
+        </w:rPr>
+        <w:t>Ils sont probablement restés « actifs » dans un vieux tournoi jamais terminé proprement (test interrompu, oubli de finir la partie). Utilisez « Tout réactiver... » (menu Répertoire, section 16) pour les libérer.</w:t>
+      </w:r>
+    </w:p>
+    <w:p>
+      <w:pPr>
+        <w:pStyle w:val="Titre3"/>
+        <w:rPr>
+          <w:lang w:val="fr-FR"/>
+        </w:rPr>
+      </w:pPr>
+      <w:bookmarkStart w:id="73" w:name="_Toc239244616"/>
+      <w:r>
+        <w:rPr>
+          <w:lang w:val="fr-FR"/>
+        </w:rPr>
+        <w:t>Un joueur affiché « en cours » n'a pas de gain calculé dans la synthèse par période</w:t>
+      </w:r>
+      <w:bookmarkEnd w:id="73"/>
+    </w:p>
+    <w:p>
+      <w:pPr>
+        <w:rPr>
+          <w:lang w:val="fr-FR"/>
+        </w:rPr>
+      </w:pPr>
+      <w:r>
+        <w:rPr>
+          <w:lang w:val="fr-FR"/>
+        </w:rPr>
+        <w:t>Tant qu'un tournoi n'est pas terminé (plus d'un joueur encore actif), aucun gain de classement n'est comptabilisé pour ces joueurs dans la synthèse — seuls le nombre de tournois joués et les primes déjà empochées le sont.</w:t>
+      </w:r>
+    </w:p>
+    <w:p>
+      <w:pPr>
+        <w:pStyle w:val="Titre3"/>
+        <w:rPr>
+          <w:lang w:val="fr-FR"/>
+        </w:rPr>
+      </w:pPr>
+      <w:bookmarkStart w:id="74" w:name="_Toc239244617"/>
+      <w:r>
+        <w:rPr>
+          <w:lang w:val="fr-FR"/>
+        </w:rPr>
+        <w:t>J'ai supprimé un joueur par erreur</w:t>
+      </w:r>
+      <w:bookmarkEnd w:id="74"/>
+    </w:p>
+    <w:p>
+      <w:pPr>
+        <w:rPr>
+          <w:lang w:val="fr-FR"/>
+        </w:rPr>
+      </w:pPr>
+      <w:r>
+        <w:rPr>
+          <w:lang w:val="fr-FR"/>
+        </w:rPr>
+        <w:t xml:space="preserve">La suppression n'est pas réversible depuis l'interface. Si vous avez une copie de sauvegarde récente du fichier .tournoi, c'est le seul moyen de revenir en </w:t>
+      </w:r>
+      <w:r>
+        <w:rPr>
+          <w:lang w:val="fr-FR"/>
+        </w:rPr>
+        <w:t>arrière.</w:t>
+      </w:r>
+    </w:p>
+    <w:p>
+      <w:pPr>
+        <w:pStyle w:val="Titre3"/>
+      </w:pPr>
+      <w:bookmarkStart w:id="75" w:name="_Toc239244618"/>
+      <w:r>
         <w:lastRenderedPageBreak/>
-        <w:t>macOS refuse d'ouvrir Lancer_le_tournoi.command</w:t>
-      </w:r>
-      <w:bookmarkEnd w:id="58"/>
-    </w:p>
-    <w:p>
-      <w:pPr>
-        <w:rPr>
-          <w:lang w:val="fr-FR"/>
-        </w:rPr>
-      </w:pPr>
-      <w:r>
-        <w:rPr>
-          <w:lang w:val="fr-FR"/>
-        </w:rPr>
-        <w:t>Clic droit (ou Ctrl+clic) sur le fichier → « Ouvrir » → confirmez « Ouvrir ». Cette étape n'est nécessaire qu'une seule fois.</w:t>
+        <w:t>L'application a planté sans message visible</w:t>
+      </w:r>
+      <w:bookmarkEnd w:id="75"/>
+    </w:p>
+    <w:p>
+      <w:r>
+        <w:t>Consultez le journal ~/.poker_tournament/crash.log, alimenté automatiquement à chaque exception non gérée (thread principal, threads secondaires, callbacks de l'interface) — utile pour diagnostiquer un plantage même sans terminal ouvert.</w:t>
       </w:r>
     </w:p>
     <w:p>
       <w:pPr>
         <w:pStyle w:val="Titre3"/>
-        <w:rPr>
-          <w:lang w:val="fr-FR"/>
-        </w:rPr>
-      </w:pPr>
-      <w:bookmarkStart w:id="59" w:name="_Toc237602506"/>
-      <w:r>
-        <w:rPr>
-          <w:lang w:val="fr-FR"/>
-        </w:rPr>
-        <w:t>Sous Windows, le fichier .command ne fait rien</w:t>
-      </w:r>
-      <w:bookmarkEnd w:id="59"/>
-    </w:p>
-    <w:p>
-      <w:pPr>
-        <w:rPr>
-          <w:lang w:val="fr-FR"/>
-        </w:rPr>
-      </w:pPr>
-      <w:r>
-        <w:rPr>
-          <w:lang w:val="fr-FR"/>
-        </w:rPr>
-        <w:t>Normal : c'est un script réservé à macOS. Sous Windows, utilisez l'installateur PokerTournament.msi (voir section 2).</w:t>
-      </w:r>
-    </w:p>
-    <w:p>
-      <w:pPr>
-        <w:pStyle w:val="Titre3"/>
-        <w:rPr>
-          <w:lang w:val="fr-FR"/>
-        </w:rPr>
-      </w:pPr>
-      <w:bookmarkStart w:id="60" w:name="_Toc237602507"/>
-      <w:r>
-        <w:rPr>
-          <w:lang w:val="fr-FR"/>
-        </w:rPr>
-        <w:t>Une colonne de l'onglet Joueurs a disparu</w:t>
-      </w:r>
-      <w:bookmarkEnd w:id="60"/>
-    </w:p>
-    <w:p>
-      <w:pPr>
-        <w:rPr>
-          <w:lang w:val="fr-FR"/>
-        </w:rPr>
-      </w:pPr>
-      <w:r>
-        <w:rPr>
-          <w:lang w:val="fr-FR"/>
-        </w:rPr>
-        <w:t>Elle a été réduite en dessous de sa largeur minimale à la souris, ce qui la masque automatiquement (voir section 5, « Colonnes du tableau »). Utilisez le bouton « Bou/Col... » (à côté de « Tout décocher ») pour la réafficher.</w:t>
-      </w:r>
-    </w:p>
-    <w:p>
-      <w:pPr>
-        <w:pStyle w:val="Titre3"/>
-        <w:rPr>
-          <w:lang w:val="fr-FR"/>
-        </w:rPr>
-      </w:pPr>
-      <w:bookmarkStart w:id="61" w:name="_Toc237602508"/>
-      <w:r>
-        <w:rPr>
-          <w:lang w:val="fr-FR"/>
-        </w:rPr>
-        <w:t>Le Lobby affiche une liste vide</w:t>
-      </w:r>
-      <w:bookmarkEnd w:id="61"/>
-    </w:p>
-    <w:p>
-      <w:pPr>
-        <w:rPr>
-          <w:lang w:val="fr-FR"/>
-        </w:rPr>
-      </w:pPr>
-      <w:r>
-        <w:rPr>
-          <w:lang w:val="fr-FR"/>
-        </w:rPr>
-        <w:t>Aucun dossier n'a encore été choisi (cliquez sur « Choisir un dossier... »), ou le dossier choisi ne contient pas de fichiers .tournoi. Voir section 14.</w:t>
-      </w:r>
-    </w:p>
-    <w:p>
-      <w:pPr>
-        <w:pStyle w:val="Titre3"/>
-        <w:rPr>
-          <w:lang w:val="fr-FR"/>
-        </w:rPr>
-      </w:pPr>
-      <w:bookmarkStart w:id="62" w:name="_Toc237602509"/>
-      <w:r>
-        <w:rPr>
-          <w:lang w:val="fr-FR"/>
-        </w:rPr>
-        <w:t>Des joueurs restent grisés dans la fenêtre de sélection alors que leur tournoi est terminé</w:t>
-      </w:r>
-      <w:bookmarkEnd w:id="62"/>
-    </w:p>
-    <w:p>
-      <w:pPr>
-        <w:rPr>
-          <w:lang w:val="fr-FR"/>
-        </w:rPr>
-      </w:pPr>
-      <w:r>
-        <w:rPr>
-          <w:lang w:val="fr-FR"/>
-        </w:rPr>
-        <w:t>Ils sont probablement restés « actifs » dans un vieux tournoi jamais terminé proprement (test interrompu, oubli de finir la partie). Utilisez « Tout réactiver... » (menu Répertoire, section 16) pour les libérer.</w:t>
-      </w:r>
-    </w:p>
-    <w:p>
-      <w:pPr>
-        <w:pStyle w:val="Titre3"/>
-        <w:rPr>
-          <w:lang w:val="fr-FR"/>
-        </w:rPr>
-      </w:pPr>
-      <w:bookmarkStart w:id="63" w:name="_Toc237602510"/>
-      <w:r>
-        <w:rPr>
-          <w:lang w:val="fr-FR"/>
-        </w:rPr>
-        <w:t>Un joueur affiché « en cours » n'a pas de gain calculé dans la synthèse par période</w:t>
-      </w:r>
-      <w:bookmarkEnd w:id="63"/>
-    </w:p>
-    <w:p>
-      <w:pPr>
-        <w:rPr>
-          <w:lang w:val="fr-FR"/>
-        </w:rPr>
-      </w:pPr>
-      <w:r>
-        <w:rPr>
-          <w:lang w:val="fr-FR"/>
-        </w:rPr>
-        <w:t>Tant qu'un tournoi n'est pas terminé (plus d'un joueur encore actif), aucun gain de classement n'est comptabilisé pour ces joueurs dans la synthèse — seuls le nombre de tournois joués et les primes déjà empochées le sont.</w:t>
-      </w:r>
-    </w:p>
-    <w:p>
-      <w:pPr>
-        <w:pStyle w:val="Titre3"/>
-        <w:rPr>
-          <w:lang w:val="fr-FR"/>
-        </w:rPr>
-      </w:pPr>
-      <w:bookmarkStart w:id="64" w:name="_Toc237602511"/>
-      <w:r>
-        <w:rPr>
-          <w:lang w:val="fr-FR"/>
-        </w:rPr>
-        <w:t>J'ai supprimé un joueur par erreur</w:t>
-      </w:r>
-      <w:bookmarkEnd w:id="64"/>
-    </w:p>
-    <w:p>
-      <w:pPr>
-        <w:rPr>
-          <w:lang w:val="fr-FR"/>
-        </w:rPr>
-      </w:pPr>
-      <w:r>
-        <w:rPr>
-          <w:lang w:val="fr-FR"/>
-        </w:rPr>
-        <w:t>La suppression n'est pas réversible depuis l'interface. Si vous avez une copie de sauvegarde récente du fichier .tournoi, c'est le seul moyen de revenir en arrière.</w:t>
+      </w:pPr>
+      <w:bookmarkStart w:id="76" w:name="_Toc239244619"/>
+      <w:r>
+        <w:t>Le téléphone affiche « Ce site est inaccessible »</w:t>
+      </w:r>
+      <w:bookmarkEnd w:id="76"/>
+    </w:p>
+    <w:p>
+      <w:r>
+        <w:t>Vérifiez que le téléphone et l'ordinateur sont bien connectés au même réseau Wifi, que l'ordinateur n'est pas entré en veille, et que l'application n'a pas été fermée entre-temps (le contrôle à distance s'arrête avec elle). Sous Windows, le pare-feu doit autoriser le port 8765 (une fenêtre le demande normalement au premier lancement).</w:t>
       </w:r>
     </w:p>
     <w:p>
@@ -8840,12 +13293,14 @@
           <w:lang w:val="fr-FR"/>
         </w:rPr>
       </w:pPr>
+      <w:bookmarkStart w:id="77" w:name="_Toc239244620"/>
       <w:r>
         <w:rPr>
           <w:lang w:val="fr-FR"/>
         </w:rPr>
         <w:t>Licence et version</w:t>
       </w:r>
+      <w:bookmarkEnd w:id="77"/>
     </w:p>
     <w:p>
       <w:pPr>
@@ -8905,14 +13360,14 @@
           <w:lang w:val="fr-FR"/>
         </w:rPr>
       </w:pPr>
-      <w:bookmarkStart w:id="65" w:name="_Toc237602512"/>
+      <w:bookmarkStart w:id="78" w:name="_Toc239244621"/>
       <w:r>
         <w:rPr>
           <w:lang w:val="fr-FR"/>
         </w:rPr>
         <w:t>Annexe — structure des fichiers du logiciel</w:t>
       </w:r>
-      <w:bookmarkEnd w:id="65"/>
+      <w:bookmarkEnd w:id="78"/>
     </w:p>
     <w:p>
       <w:pPr>
@@ -8983,7 +13438,6 @@
           </w:tcPr>
           <w:p>
             <w:r>
-              <w:lastRenderedPageBreak/>
               <w:t>main.py</w:t>
             </w:r>
           </w:p>
@@ -9068,7 +13522,13 @@
               <w:rPr>
                 <w:lang w:val="fr-FR"/>
               </w:rPr>
-              <w:t>Structure de blindes par défaut et grille de gains standard</w:t>
+              <w:t xml:space="preserve">Structure de blindes par </w:t>
+            </w:r>
+            <w:r>
+              <w:rPr>
+                <w:lang w:val="fr-FR"/>
+              </w:rPr>
+              <w:t>défaut et grille de gains standard</w:t>
             </w:r>
           </w:p>
         </w:tc>
@@ -9299,7 +13759,13 @@
               <w:rPr>
                 <w:lang w:val="fr-FR"/>
               </w:rPr>
-              <w:t>Modèles de structures de blindes réutilisables (onglet Blindes)</w:t>
+              <w:t xml:space="preserve">Modèles de structures de blindes réutilisables (onglet </w:t>
+            </w:r>
+            <w:r>
+              <w:rPr>
+                <w:lang w:val="fr-FR"/>
+              </w:rPr>
+              <w:t>Blindes)</w:t>
             </w:r>
           </w:p>
         </w:tc>
@@ -9431,7 +13897,117 @@
               <w:rPr>
                 <w:lang w:val="fr-FR"/>
               </w:rPr>
-              <w:t>Modèles de jeux de jetons réutilisables (onglet Blindes)</w:t>
+              <w:t xml:space="preserve">Modèles de jeux de </w:t>
+            </w:r>
+            <w:r>
+              <w:rPr>
+                <w:lang w:val="fr-FR"/>
+              </w:rPr>
+              <w:t>jetons réutilisables (onglet Blindes)</w:t>
+            </w:r>
+          </w:p>
+        </w:tc>
+      </w:tr>
+      <w:tr>
+        <w:trPr>
+          <w:jc w:val="center"/>
+        </w:trPr>
+        <w:tc>
+          <w:tcPr>
+            <w:tcW w:w="3118" w:type="dxa"/>
+          </w:tcPr>
+          <w:p>
+            <w:r>
+              <w:t>chip_images.py</w:t>
+            </w:r>
+          </w:p>
+        </w:tc>
+        <w:tc>
+          <w:tcPr>
+            <w:tcW w:w="6236" w:type="dxa"/>
+          </w:tcPr>
+          <w:p>
+            <w:r>
+              <w:t>Images des jetons (onglet Blindes), stockées indépendamment des tournois</w:t>
+            </w:r>
+          </w:p>
+        </w:tc>
+      </w:tr>
+      <w:tr>
+        <w:trPr>
+          <w:jc w:val="center"/>
+        </w:trPr>
+        <w:tc>
+          <w:tcPr>
+            <w:tcW w:w="3118" w:type="dxa"/>
+          </w:tcPr>
+          <w:p>
+            <w:r>
+              <w:t>help_browser.py</w:t>
+            </w:r>
+          </w:p>
+        </w:tc>
+        <w:tc>
+          <w:tcPr>
+            <w:tcW w:w="6236" w:type="dxa"/>
+          </w:tcPr>
+          <w:p>
+            <w:r>
+              <w:t>Aide intégrée (menu Aide / touche F1), navigateur du manuel utilisateur</w:t>
+            </w:r>
+          </w:p>
+        </w:tc>
+      </w:tr>
+      <w:tr>
+        <w:trPr>
+          <w:jc w:val="center"/>
+        </w:trPr>
+        <w:tc>
+          <w:tcPr>
+            <w:tcW w:w="3118" w:type="dxa"/>
+          </w:tcPr>
+          <w:p>
+            <w:r>
+              <w:t>open_windows.py</w:t>
+            </w:r>
+          </w:p>
+        </w:tc>
+        <w:tc>
+          <w:tcPr>
+            <w:tcW w:w="6236" w:type="dxa"/>
+          </w:tcPr>
+          <w:p>
+            <w:r>
+              <w:t xml:space="preserve">Registre des </w:t>
+            </w:r>
+            <w:r>
+              <w:t>tournois ouverts en parallèle (Lobby de l'application et Lobby du contrôle à distance)</w:t>
+            </w:r>
+          </w:p>
+        </w:tc>
+      </w:tr>
+      <w:tr>
+        <w:trPr>
+          <w:jc w:val="center"/>
+        </w:trPr>
+        <w:tc>
+          <w:tcPr>
+            <w:tcW w:w="3118" w:type="dxa"/>
+          </w:tcPr>
+          <w:p>
+            <w:r>
+              <w:lastRenderedPageBreak/>
+              <w:t>remote_control.py</w:t>
+            </w:r>
+          </w:p>
+        </w:tc>
+        <w:tc>
+          <w:tcPr>
+            <w:tcW w:w="6236" w:type="dxa"/>
+          </w:tcPr>
+          <w:p>
+            <w:r>
+              <w:t>Serveur web du contrôle à distance depuis un téléphone</w:t>
             </w:r>
           </w:p>
         </w:tc>
@@ -9452,19 +14028,10 @@
         </w:rPr>
       </w:pPr>
       <w:r>
-        <w:rPr>
-          <w:i/>
-          <w:color w:val="666666"/>
-        </w:rPr>
         <w:t>💡</w:t>
       </w:r>
       <w:r>
-        <w:rPr>
-          <w:i/>
-          <w:color w:val="666666"/>
-          <w:lang w:val="fr-FR"/>
-        </w:rPr>
-        <w:t xml:space="preserve"> Ces 14 fichiers .py doivent rester ensemble dans le même dossier : ils s'importent entre eux.</w:t>
+        <w:t xml:space="preserve"> Ces 18 fichiers .py doivent rester ensemble dans le même dossier : ils s'importent entre eux.</w:t>
       </w:r>
     </w:p>
     <w:sectPr>

--- a/MANUEL_UTILISATEUR_TOURNOI_CPC.docx
+++ b/MANUEL_UTILISATEUR_TOURNOI_CPC.docx
@@ -73,14 +73,7 @@
           <w:color w:val="666666"/>
           <w:lang w:val="fr-FR"/>
         </w:rPr>
-        <w:t xml:space="preserve">Version du logiciel : 17/08/2026 (mis à jour : écran chronomètre projecteur enrichi — raccourcis clavier, jetons repositionnés, durée du tournoi, fin de partie, chrono clignotant en </w:t>
-      </w:r>
-      <w:r>
-        <w:rPr>
-          <w:color w:val="666666"/>
-          <w:lang w:val="fr-FR"/>
-        </w:rPr>
-        <w:t>pause, tableau des mouvements défilant — jetons avec image au choix, onglet Tables sans les chips)</w:t>
+        <w:t>Version du logiciel : 02/09/2026 (mis à jour : table finale à 10 joueurs, jours de tournoi configurables, contrôle à distance depuis un téléphone documenté — page Photos avec miniatures/suppression, Lobby multi-tournois)</w:t>
       </w:r>
     </w:p>
     <w:p>
@@ -134,7 +127,7 @@
         <w:rPr>
           <w:lang w:val="fr-FR"/>
         </w:rPr>
-        <w:t>Le 20/08/2026.       V 1.2.16</w:t>
+        <w:t>Le 02/09/2026.       V 1.2.35</w:t>
       </w:r>
     </w:p>
     <w:p>
@@ -151,7 +144,7 @@
           <w:lang w:val="fr-FR"/>
         </w:rPr>
       </w:pPr>
-      <w:bookmarkStart w:id="0" w:name="_Toc239244543"/>
+      <w:bookmarkStart w:id="0" w:name="_Toc239245330"/>
       <w:r>
         <w:rPr>
           <w:lang w:val="fr-FR"/>
@@ -185,7 +178,7 @@
       <w:r>
         <w:fldChar w:fldCharType="separate"/>
       </w:r>
-      <w:hyperlink w:anchor="_Toc239244543" w:history="1">
+      <w:hyperlink w:anchor="_Toc239245330" w:history="1">
         <w:r>
           <w:rPr>
             <w:rStyle w:val="Lienhypertexte"/>
@@ -213,7 +206,7 @@
             <w:noProof/>
             <w:webHidden/>
           </w:rPr>
-          <w:instrText xml:space="preserve"> PAGEREF _Toc239244543 \h </w:instrText>
+          <w:instrText xml:space="preserve"> PAGEREF _Toc239245330 \h </w:instrText>
         </w:r>
         <w:r>
           <w:rPr>
@@ -260,7 +253,7 @@
           <w14:ligatures w14:val="standardContextual"/>
         </w:rPr>
       </w:pPr>
-      <w:hyperlink w:anchor="_Toc239244544" w:history="1">
+      <w:hyperlink w:anchor="_Toc239245331" w:history="1">
         <w:r>
           <w:rPr>
             <w:rStyle w:val="Lienhypertexte"/>
@@ -288,7 +281,7 @@
             <w:noProof/>
             <w:webHidden/>
           </w:rPr>
-          <w:instrText xml:space="preserve"> PAGEREF _Toc239244544 \h </w:instrText>
+          <w:instrText xml:space="preserve"> PAGEREF _Toc239245331 \h </w:instrText>
         </w:r>
         <w:r>
           <w:rPr>
@@ -335,7 +328,7 @@
           <w14:ligatures w14:val="standardContextual"/>
         </w:rPr>
       </w:pPr>
-      <w:hyperlink w:anchor="_Toc239244545" w:history="1">
+      <w:hyperlink w:anchor="_Toc239245332" w:history="1">
         <w:r>
           <w:rPr>
             <w:rStyle w:val="Lienhypertexte"/>
@@ -363,7 +356,7 @@
             <w:noProof/>
             <w:webHidden/>
           </w:rPr>
-          <w:instrText xml:space="preserve"> PAGEREF _Toc239244545 \h </w:instrText>
+          <w:instrText xml:space="preserve"> PAGEREF _Toc239245332 \h </w:instrText>
         </w:r>
         <w:r>
           <w:rPr>
@@ -410,7 +403,7 @@
           <w14:ligatures w14:val="standardContextual"/>
         </w:rPr>
       </w:pPr>
-      <w:hyperlink w:anchor="_Toc239244546" w:history="1">
+      <w:hyperlink w:anchor="_Toc239245333" w:history="1">
         <w:r>
           <w:rPr>
             <w:rStyle w:val="Lienhypertexte"/>
@@ -438,7 +431,7 @@
             <w:noProof/>
             <w:webHidden/>
           </w:rPr>
-          <w:instrText xml:space="preserve"> PAGEREF _Toc239244546 \h </w:instrText>
+          <w:instrText xml:space="preserve"> PAGEREF _Toc239245333 \h </w:instrText>
         </w:r>
         <w:r>
           <w:rPr>
@@ -485,7 +478,7 @@
           <w14:ligatures w14:val="standardContextual"/>
         </w:rPr>
       </w:pPr>
-      <w:hyperlink w:anchor="_Toc239244547" w:history="1">
+      <w:hyperlink w:anchor="_Toc239245334" w:history="1">
         <w:r>
           <w:rPr>
             <w:rStyle w:val="Lienhypertexte"/>
@@ -513,7 +506,7 @@
             <w:noProof/>
             <w:webHidden/>
           </w:rPr>
-          <w:instrText xml:space="preserve"> PAGEREF _Toc239244547 \h </w:instrText>
+          <w:instrText xml:space="preserve"> PAGEREF _Toc239245334 \h </w:instrText>
         </w:r>
         <w:r>
           <w:rPr>
@@ -560,7 +553,7 @@
           <w14:ligatures w14:val="standardContextual"/>
         </w:rPr>
       </w:pPr>
-      <w:hyperlink w:anchor="_Toc239244548" w:history="1">
+      <w:hyperlink w:anchor="_Toc239245335" w:history="1">
         <w:r>
           <w:rPr>
             <w:rStyle w:val="Lienhypertexte"/>
@@ -588,7 +581,7 @@
             <w:noProof/>
             <w:webHidden/>
           </w:rPr>
-          <w:instrText xml:space="preserve"> PAGEREF _Toc239244548 \h </w:instrText>
+          <w:instrText xml:space="preserve"> PAGEREF _Toc239245335 \h </w:instrText>
         </w:r>
         <w:r>
           <w:rPr>
@@ -635,7 +628,7 @@
           <w14:ligatures w14:val="standardContextual"/>
         </w:rPr>
       </w:pPr>
-      <w:hyperlink w:anchor="_Toc239244549" w:history="1">
+      <w:hyperlink w:anchor="_Toc239245336" w:history="1">
         <w:r>
           <w:rPr>
             <w:rStyle w:val="Lienhypertexte"/>
@@ -663,7 +656,7 @@
             <w:noProof/>
             <w:webHidden/>
           </w:rPr>
-          <w:instrText xml:space="preserve"> PAGEREF _Toc239244549 \h </w:instrText>
+          <w:instrText xml:space="preserve"> PAGEREF _Toc239245336 \h </w:instrText>
         </w:r>
         <w:r>
           <w:rPr>
@@ -710,7 +703,7 @@
           <w14:ligatures w14:val="standardContextual"/>
         </w:rPr>
       </w:pPr>
-      <w:hyperlink w:anchor="_Toc239244550" w:history="1">
+      <w:hyperlink w:anchor="_Toc239245337" w:history="1">
         <w:r>
           <w:rPr>
             <w:rStyle w:val="Lienhypertexte"/>
@@ -738,7 +731,7 @@
             <w:noProof/>
             <w:webHidden/>
           </w:rPr>
-          <w:instrText xml:space="preserve"> PAGEREF _Toc239244550 \h </w:instrText>
+          <w:instrText xml:space="preserve"> PAGEREF _Toc239245337 \h </w:instrText>
         </w:r>
         <w:r>
           <w:rPr>
@@ -785,7 +778,7 @@
           <w14:ligatures w14:val="standardContextual"/>
         </w:rPr>
       </w:pPr>
-      <w:hyperlink w:anchor="_Toc239244551" w:history="1">
+      <w:hyperlink w:anchor="_Toc239245338" w:history="1">
         <w:r>
           <w:rPr>
             <w:rStyle w:val="Lienhypertexte"/>
@@ -813,7 +806,7 @@
             <w:noProof/>
             <w:webHidden/>
           </w:rPr>
-          <w:instrText xml:space="preserve"> PAGEREF _Toc239244551 \h </w:instrText>
+          <w:instrText xml:space="preserve"> PAGEREF _Toc239245338 \h </w:instrText>
         </w:r>
         <w:r>
           <w:rPr>
@@ -860,7 +853,7 @@
           <w14:ligatures w14:val="standardContextual"/>
         </w:rPr>
       </w:pPr>
-      <w:hyperlink w:anchor="_Toc239244552" w:history="1">
+      <w:hyperlink w:anchor="_Toc239245339" w:history="1">
         <w:r>
           <w:rPr>
             <w:rStyle w:val="Lienhypertexte"/>
@@ -888,7 +881,7 @@
             <w:noProof/>
             <w:webHidden/>
           </w:rPr>
-          <w:instrText xml:space="preserve"> PAGEREF _Toc239244552 \h </w:instrText>
+          <w:instrText xml:space="preserve"> PAGEREF _Toc239245339 \h </w:instrText>
         </w:r>
         <w:r>
           <w:rPr>
@@ -935,7 +928,7 @@
           <w14:ligatures w14:val="standardContextual"/>
         </w:rPr>
       </w:pPr>
-      <w:hyperlink w:anchor="_Toc239244553" w:history="1">
+      <w:hyperlink w:anchor="_Toc239245340" w:history="1">
         <w:r>
           <w:rPr>
             <w:rStyle w:val="Lienhypertexte"/>
@@ -963,7 +956,7 @@
             <w:noProof/>
             <w:webHidden/>
           </w:rPr>
-          <w:instrText xml:space="preserve"> PAGEREF _Toc239244553 \h </w:instrText>
+          <w:instrText xml:space="preserve"> PAGEREF _Toc239245340 \h </w:instrText>
         </w:r>
         <w:r>
           <w:rPr>
@@ -1010,7 +1003,7 @@
           <w14:ligatures w14:val="standardContextual"/>
         </w:rPr>
       </w:pPr>
-      <w:hyperlink w:anchor="_Toc239244554" w:history="1">
+      <w:hyperlink w:anchor="_Toc239245341" w:history="1">
         <w:r>
           <w:rPr>
             <w:rStyle w:val="Lienhypertexte"/>
@@ -1038,7 +1031,7 @@
             <w:noProof/>
             <w:webHidden/>
           </w:rPr>
-          <w:instrText xml:space="preserve"> PAGEREF _Toc239244554 \h </w:instrText>
+          <w:instrText xml:space="preserve"> PAGEREF _Toc239245341 \h </w:instrText>
         </w:r>
         <w:r>
           <w:rPr>
@@ -1085,7 +1078,7 @@
           <w14:ligatures w14:val="standardContextual"/>
         </w:rPr>
       </w:pPr>
-      <w:hyperlink w:anchor="_Toc239244555" w:history="1">
+      <w:hyperlink w:anchor="_Toc239245342" w:history="1">
         <w:r>
           <w:rPr>
             <w:rStyle w:val="Lienhypertexte"/>
@@ -1113,7 +1106,7 @@
             <w:noProof/>
             <w:webHidden/>
           </w:rPr>
-          <w:instrText xml:space="preserve"> PAGEREF _Toc239244555 \h </w:instrText>
+          <w:instrText xml:space="preserve"> PAGEREF _Toc239245342 \h </w:instrText>
         </w:r>
         <w:r>
           <w:rPr>
@@ -1160,7 +1153,7 @@
           <w14:ligatures w14:val="standardContextual"/>
         </w:rPr>
       </w:pPr>
-      <w:hyperlink w:anchor="_Toc239244556" w:history="1">
+      <w:hyperlink w:anchor="_Toc239245343" w:history="1">
         <w:r>
           <w:rPr>
             <w:rStyle w:val="Lienhypertexte"/>
@@ -1188,7 +1181,7 @@
             <w:noProof/>
             <w:webHidden/>
           </w:rPr>
-          <w:instrText xml:space="preserve"> PAGEREF _Toc239244556 \h </w:instrText>
+          <w:instrText xml:space="preserve"> PAGEREF _Toc239245343 \h </w:instrText>
         </w:r>
         <w:r>
           <w:rPr>
@@ -1235,7 +1228,7 @@
           <w14:ligatures w14:val="standardContextual"/>
         </w:rPr>
       </w:pPr>
-      <w:hyperlink w:anchor="_Toc239244557" w:history="1">
+      <w:hyperlink w:anchor="_Toc239245344" w:history="1">
         <w:r>
           <w:rPr>
             <w:rStyle w:val="Lienhypertexte"/>
@@ -1263,7 +1256,7 @@
             <w:noProof/>
             <w:webHidden/>
           </w:rPr>
-          <w:instrText xml:space="preserve"> PAGEREF _Toc239244557 \h </w:instrText>
+          <w:instrText xml:space="preserve"> PAGEREF _Toc239245344 \h </w:instrText>
         </w:r>
         <w:r>
           <w:rPr>
@@ -1310,7 +1303,7 @@
           <w14:ligatures w14:val="standardContextual"/>
         </w:rPr>
       </w:pPr>
-      <w:hyperlink w:anchor="_Toc239244558" w:history="1">
+      <w:hyperlink w:anchor="_Toc239245345" w:history="1">
         <w:r>
           <w:rPr>
             <w:rStyle w:val="Lienhypertexte"/>
@@ -1337,7 +1330,7 @@
             <w:noProof/>
             <w:webHidden/>
           </w:rPr>
-          <w:instrText xml:space="preserve"> PAGEREF _Toc239244558 \h </w:instrText>
+          <w:instrText xml:space="preserve"> PAGEREF _Toc239245345 \h </w:instrText>
         </w:r>
         <w:r>
           <w:rPr>
@@ -1384,7 +1377,7 @@
           <w14:ligatures w14:val="standardContextual"/>
         </w:rPr>
       </w:pPr>
-      <w:hyperlink w:anchor="_Toc239244559" w:history="1">
+      <w:hyperlink w:anchor="_Toc239245346" w:history="1">
         <w:r>
           <w:rPr>
             <w:rStyle w:val="Lienhypertexte"/>
@@ -1412,7 +1405,7 @@
             <w:noProof/>
             <w:webHidden/>
           </w:rPr>
-          <w:instrText xml:space="preserve"> PAGEREF _Toc239244559 \h </w:instrText>
+          <w:instrText xml:space="preserve"> PAGEREF _Toc239245346 \h </w:instrText>
         </w:r>
         <w:r>
           <w:rPr>
@@ -1459,7 +1452,7 @@
           <w14:ligatures w14:val="standardContextual"/>
         </w:rPr>
       </w:pPr>
-      <w:hyperlink w:anchor="_Toc239244560" w:history="1">
+      <w:hyperlink w:anchor="_Toc239245347" w:history="1">
         <w:r>
           <w:rPr>
             <w:rStyle w:val="Lienhypertexte"/>
@@ -1487,7 +1480,7 @@
             <w:noProof/>
             <w:webHidden/>
           </w:rPr>
-          <w:instrText xml:space="preserve"> PAGEREF _Toc239244560 \h </w:instrText>
+          <w:instrText xml:space="preserve"> PAGEREF _Toc239245347 \h </w:instrText>
         </w:r>
         <w:r>
           <w:rPr>
@@ -1534,7 +1527,7 @@
           <w14:ligatures w14:val="standardContextual"/>
         </w:rPr>
       </w:pPr>
-      <w:hyperlink w:anchor="_Toc239244561" w:history="1">
+      <w:hyperlink w:anchor="_Toc239245348" w:history="1">
         <w:r>
           <w:rPr>
             <w:rStyle w:val="Lienhypertexte"/>
@@ -1562,7 +1555,7 @@
             <w:noProof/>
             <w:webHidden/>
           </w:rPr>
-          <w:instrText xml:space="preserve"> PAGEREF _Toc239244561 \h </w:instrText>
+          <w:instrText xml:space="preserve"> PAGEREF _Toc239245348 \h </w:instrText>
         </w:r>
         <w:r>
           <w:rPr>
@@ -1609,7 +1602,7 @@
           <w14:ligatures w14:val="standardContextual"/>
         </w:rPr>
       </w:pPr>
-      <w:hyperlink w:anchor="_Toc239244562" w:history="1">
+      <w:hyperlink w:anchor="_Toc239245349" w:history="1">
         <w:r>
           <w:rPr>
             <w:rStyle w:val="Lienhypertexte"/>
@@ -1637,7 +1630,7 @@
             <w:noProof/>
             <w:webHidden/>
           </w:rPr>
-          <w:instrText xml:space="preserve"> PAGEREF _Toc239244562 \h </w:instrText>
+          <w:instrText xml:space="preserve"> PAGEREF _Toc239245349 \h </w:instrText>
         </w:r>
         <w:r>
           <w:rPr>
@@ -1684,7 +1677,7 @@
           <w14:ligatures w14:val="standardContextual"/>
         </w:rPr>
       </w:pPr>
-      <w:hyperlink w:anchor="_Toc239244563" w:history="1">
+      <w:hyperlink w:anchor="_Toc239245350" w:history="1">
         <w:r>
           <w:rPr>
             <w:rStyle w:val="Lienhypertexte"/>
@@ -1712,7 +1705,7 @@
             <w:noProof/>
             <w:webHidden/>
           </w:rPr>
-          <w:instrText xml:space="preserve"> PAGEREF _Toc239244563 \h </w:instrText>
+          <w:instrText xml:space="preserve"> PAGEREF _Toc239245350 \h </w:instrText>
         </w:r>
         <w:r>
           <w:rPr>
@@ -1759,7 +1752,7 @@
           <w14:ligatures w14:val="standardContextual"/>
         </w:rPr>
       </w:pPr>
-      <w:hyperlink w:anchor="_Toc239244564" w:history="1">
+      <w:hyperlink w:anchor="_Toc239245351" w:history="1">
         <w:r>
           <w:rPr>
             <w:rStyle w:val="Lienhypertexte"/>
@@ -1787,7 +1780,7 @@
             <w:noProof/>
             <w:webHidden/>
           </w:rPr>
-          <w:instrText xml:space="preserve"> PAGEREF _Toc239244564 \h </w:instrText>
+          <w:instrText xml:space="preserve"> PAGEREF _Toc239245351 \h </w:instrText>
         </w:r>
         <w:r>
           <w:rPr>
@@ -1834,7 +1827,7 @@
           <w14:ligatures w14:val="standardContextual"/>
         </w:rPr>
       </w:pPr>
-      <w:hyperlink w:anchor="_Toc239244565" w:history="1">
+      <w:hyperlink w:anchor="_Toc239245352" w:history="1">
         <w:r>
           <w:rPr>
             <w:rStyle w:val="Lienhypertexte"/>
@@ -1862,7 +1855,7 @@
             <w:noProof/>
             <w:webHidden/>
           </w:rPr>
-          <w:instrText xml:space="preserve"> PAGEREF _Toc239244565 \h </w:instrText>
+          <w:instrText xml:space="preserve"> PAGEREF _Toc239245352 \h </w:instrText>
         </w:r>
         <w:r>
           <w:rPr>
@@ -1909,7 +1902,7 @@
           <w14:ligatures w14:val="standardContextual"/>
         </w:rPr>
       </w:pPr>
-      <w:hyperlink w:anchor="_Toc239244566" w:history="1">
+      <w:hyperlink w:anchor="_Toc239245353" w:history="1">
         <w:r>
           <w:rPr>
             <w:rStyle w:val="Lienhypertexte"/>
@@ -1937,7 +1930,7 @@
             <w:noProof/>
             <w:webHidden/>
           </w:rPr>
-          <w:instrText xml:space="preserve"> PAGEREF _Toc239244566 \h </w:instrText>
+          <w:instrText xml:space="preserve"> PAGEREF _Toc239245353 \h </w:instrText>
         </w:r>
         <w:r>
           <w:rPr>
@@ -1984,7 +1977,7 @@
           <w14:ligatures w14:val="standardContextual"/>
         </w:rPr>
       </w:pPr>
-      <w:hyperlink w:anchor="_Toc239244567" w:history="1">
+      <w:hyperlink w:anchor="_Toc239245354" w:history="1">
         <w:r>
           <w:rPr>
             <w:rStyle w:val="Lienhypertexte"/>
@@ -2011,7 +2004,7 @@
             <w:noProof/>
             <w:webHidden/>
           </w:rPr>
-          <w:instrText xml:space="preserve"> PAGEREF _Toc239244567 \h </w:instrText>
+          <w:instrText xml:space="preserve"> PAGEREF _Toc239245354 \h </w:instrText>
         </w:r>
         <w:r>
           <w:rPr>
@@ -2058,7 +2051,7 @@
           <w14:ligatures w14:val="standardContextual"/>
         </w:rPr>
       </w:pPr>
-      <w:hyperlink w:anchor="_Toc239244568" w:history="1">
+      <w:hyperlink w:anchor="_Toc239245355" w:history="1">
         <w:r>
           <w:rPr>
             <w:rStyle w:val="Lienhypertexte"/>
@@ -2086,7 +2079,7 @@
             <w:noProof/>
             <w:webHidden/>
           </w:rPr>
-          <w:instrText xml:space="preserve"> PAGEREF _Toc239244568 \h </w:instrText>
+          <w:instrText xml:space="preserve"> PAGEREF _Toc239245355 \h </w:instrText>
         </w:r>
         <w:r>
           <w:rPr>
@@ -2133,7 +2126,7 @@
           <w14:ligatures w14:val="standardContextual"/>
         </w:rPr>
       </w:pPr>
-      <w:hyperlink w:anchor="_Toc239244569" w:history="1">
+      <w:hyperlink w:anchor="_Toc239245356" w:history="1">
         <w:r>
           <w:rPr>
             <w:rStyle w:val="Lienhypertexte"/>
@@ -2161,7 +2154,7 @@
             <w:noProof/>
             <w:webHidden/>
           </w:rPr>
-          <w:instrText xml:space="preserve"> PAGEREF _Toc239244569 \h </w:instrText>
+          <w:instrText xml:space="preserve"> PAGEREF _Toc239245356 \h </w:instrText>
         </w:r>
         <w:r>
           <w:rPr>
@@ -2208,7 +2201,7 @@
           <w14:ligatures w14:val="standardContextual"/>
         </w:rPr>
       </w:pPr>
-      <w:hyperlink w:anchor="_Toc239244570" w:history="1">
+      <w:hyperlink w:anchor="_Toc239245357" w:history="1">
         <w:r>
           <w:rPr>
             <w:rStyle w:val="Lienhypertexte"/>
@@ -2236,7 +2229,7 @@
             <w:noProof/>
             <w:webHidden/>
           </w:rPr>
-          <w:instrText xml:space="preserve"> PAGEREF _Toc239244570 \h </w:instrText>
+          <w:instrText xml:space="preserve"> PAGEREF _Toc239245357 \h </w:instrText>
         </w:r>
         <w:r>
           <w:rPr>
@@ -2283,7 +2276,7 @@
           <w14:ligatures w14:val="standardContextual"/>
         </w:rPr>
       </w:pPr>
-      <w:hyperlink w:anchor="_Toc239244571" w:history="1">
+      <w:hyperlink w:anchor="_Toc239245358" w:history="1">
         <w:r>
           <w:rPr>
             <w:rStyle w:val="Lienhypertexte"/>
@@ -2311,7 +2304,7 @@
             <w:noProof/>
             <w:webHidden/>
           </w:rPr>
-          <w:instrText xml:space="preserve"> PAGEREF _Toc239244571 \h </w:instrText>
+          <w:instrText xml:space="preserve"> PAGEREF _Toc239245358 \h </w:instrText>
         </w:r>
         <w:r>
           <w:rPr>
@@ -2358,7 +2351,7 @@
           <w14:ligatures w14:val="standardContextual"/>
         </w:rPr>
       </w:pPr>
-      <w:hyperlink w:anchor="_Toc239244572" w:history="1">
+      <w:hyperlink w:anchor="_Toc239245359" w:history="1">
         <w:r>
           <w:rPr>
             <w:rStyle w:val="Lienhypertexte"/>
@@ -2386,7 +2379,7 @@
             <w:noProof/>
             <w:webHidden/>
           </w:rPr>
-          <w:instrText xml:space="preserve"> PAGEREF _Toc239244572 \h </w:instrText>
+          <w:instrText xml:space="preserve"> PAGEREF _Toc239245359 \h </w:instrText>
         </w:r>
         <w:r>
           <w:rPr>
@@ -2433,7 +2426,7 @@
           <w14:ligatures w14:val="standardContextual"/>
         </w:rPr>
       </w:pPr>
-      <w:hyperlink w:anchor="_Toc239244573" w:history="1">
+      <w:hyperlink w:anchor="_Toc239245360" w:history="1">
         <w:r>
           <w:rPr>
             <w:rStyle w:val="Lienhypertexte"/>
@@ -2460,7 +2453,7 @@
             <w:noProof/>
             <w:webHidden/>
           </w:rPr>
-          <w:instrText xml:space="preserve"> PAGEREF _Toc239244573 \h </w:instrText>
+          <w:instrText xml:space="preserve"> PAGEREF _Toc239245360 \h </w:instrText>
         </w:r>
         <w:r>
           <w:rPr>
@@ -2507,7 +2500,7 @@
           <w14:ligatures w14:val="standardContextual"/>
         </w:rPr>
       </w:pPr>
-      <w:hyperlink w:anchor="_Toc239244574" w:history="1">
+      <w:hyperlink w:anchor="_Toc239245361" w:history="1">
         <w:r>
           <w:rPr>
             <w:rStyle w:val="Lienhypertexte"/>
@@ -2535,7 +2528,7 @@
             <w:noProof/>
             <w:webHidden/>
           </w:rPr>
-          <w:instrText xml:space="preserve"> PAGEREF _Toc239244574 \h </w:instrText>
+          <w:instrText xml:space="preserve"> PAGEREF _Toc239245361 \h </w:instrText>
         </w:r>
         <w:r>
           <w:rPr>
@@ -2582,17 +2575,18 @@
           <w14:ligatures w14:val="standardContextual"/>
         </w:rPr>
       </w:pPr>
-      <w:hyperlink w:anchor="_Toc239244575" w:history="1">
+      <w:hyperlink w:anchor="_Toc239245362" w:history="1">
+        <w:bookmarkStart w:id="1" w:name="_Toc239245132"/>
         <w:r>
           <w:rPr>
             <w:rStyle w:val="Lienhypertexte"/>
             <w:noProof/>
           </w:rPr>
           <w:drawing>
-            <wp:inline distT="0" distB="0" distL="0" distR="0" wp14:anchorId="740C724F" wp14:editId="1C8A2D59">
+            <wp:inline distT="0" distB="0" distL="0" distR="0" wp14:anchorId="70DC37FE" wp14:editId="4B5D0EFF">
               <wp:extent cx="3581400" cy="2045377"/>
               <wp:effectExtent l="0" t="0" r="0" b="0"/>
-              <wp:docPr id="1356379709" name="Image 1"/>
+              <wp:docPr id="1578066373" name="Image 1"/>
               <wp:cNvGraphicFramePr>
                 <a:graphicFrameLocks xmlns:a="http://schemas.openxmlformats.org/drawingml/2006/main" noChangeAspect="1"/>
               </wp:cNvGraphicFramePr>
@@ -2624,6 +2618,7 @@
             </wp:inline>
           </w:drawing>
         </w:r>
+        <w:bookmarkEnd w:id="1"/>
         <w:r>
           <w:rPr>
             <w:noProof/>
@@ -2643,7 +2638,7 @@
             <w:noProof/>
             <w:webHidden/>
           </w:rPr>
-          <w:instrText xml:space="preserve"> PAGEREF _Toc239244575 \h </w:instrText>
+          <w:instrText xml:space="preserve"> PAGEREF _Toc239245362 \h </w:instrText>
         </w:r>
         <w:r>
           <w:rPr>
@@ -2690,7 +2685,7 @@
           <w14:ligatures w14:val="standardContextual"/>
         </w:rPr>
       </w:pPr>
-      <w:hyperlink w:anchor="_Toc239244576" w:history="1">
+      <w:hyperlink w:anchor="_Toc239245363" w:history="1">
         <w:r>
           <w:rPr>
             <w:rStyle w:val="Lienhypertexte"/>
@@ -2718,7 +2713,7 @@
             <w:noProof/>
             <w:webHidden/>
           </w:rPr>
-          <w:instrText xml:space="preserve"> PAGEREF _Toc239244576 \h </w:instrText>
+          <w:instrText xml:space="preserve"> PAGEREF _Toc239245363 \h </w:instrText>
         </w:r>
         <w:r>
           <w:rPr>
@@ -2765,7 +2760,7 @@
           <w14:ligatures w14:val="standardContextual"/>
         </w:rPr>
       </w:pPr>
-      <w:hyperlink w:anchor="_Toc239244577" w:history="1">
+      <w:hyperlink w:anchor="_Toc239245364" w:history="1">
         <w:r>
           <w:rPr>
             <w:rStyle w:val="Lienhypertexte"/>
@@ -2793,7 +2788,7 @@
             <w:noProof/>
             <w:webHidden/>
           </w:rPr>
-          <w:instrText xml:space="preserve"> PAGEREF _Toc239244577 \h </w:instrText>
+          <w:instrText xml:space="preserve"> PAGEREF _Toc239245364 \h </w:instrText>
         </w:r>
         <w:r>
           <w:rPr>
@@ -2840,7 +2835,7 @@
           <w14:ligatures w14:val="standardContextual"/>
         </w:rPr>
       </w:pPr>
-      <w:hyperlink w:anchor="_Toc239244578" w:history="1">
+      <w:hyperlink w:anchor="_Toc239245365" w:history="1">
         <w:r>
           <w:rPr>
             <w:rStyle w:val="Lienhypertexte"/>
@@ -2868,7 +2863,7 @@
             <w:noProof/>
             <w:webHidden/>
           </w:rPr>
-          <w:instrText xml:space="preserve"> PAGEREF _Toc239244578 \h </w:instrText>
+          <w:instrText xml:space="preserve"> PAGEREF _Toc239245365 \h </w:instrText>
         </w:r>
         <w:r>
           <w:rPr>
@@ -2915,7 +2910,7 @@
           <w14:ligatures w14:val="standardContextual"/>
         </w:rPr>
       </w:pPr>
-      <w:hyperlink w:anchor="_Toc239244579" w:history="1">
+      <w:hyperlink w:anchor="_Toc239245366" w:history="1">
         <w:r>
           <w:rPr>
             <w:rStyle w:val="Lienhypertexte"/>
@@ -2943,7 +2938,7 @@
             <w:noProof/>
             <w:webHidden/>
           </w:rPr>
-          <w:instrText xml:space="preserve"> PAGEREF _Toc239244579 \h </w:instrText>
+          <w:instrText xml:space="preserve"> PAGEREF _Toc239245366 \h </w:instrText>
         </w:r>
         <w:r>
           <w:rPr>
@@ -2990,7 +2985,7 @@
           <w14:ligatures w14:val="standardContextual"/>
         </w:rPr>
       </w:pPr>
-      <w:hyperlink w:anchor="_Toc239244580" w:history="1">
+      <w:hyperlink w:anchor="_Toc239245367" w:history="1">
         <w:r>
           <w:rPr>
             <w:rStyle w:val="Lienhypertexte"/>
@@ -3018,7 +3013,7 @@
             <w:noProof/>
             <w:webHidden/>
           </w:rPr>
-          <w:instrText xml:space="preserve"> PAGEREF _Toc239244580 \h </w:instrText>
+          <w:instrText xml:space="preserve"> PAGEREF _Toc239245367 \h </w:instrText>
         </w:r>
         <w:r>
           <w:rPr>
@@ -3065,7 +3060,7 @@
           <w14:ligatures w14:val="standardContextual"/>
         </w:rPr>
       </w:pPr>
-      <w:hyperlink w:anchor="_Toc239244581" w:history="1">
+      <w:hyperlink w:anchor="_Toc239245368" w:history="1">
         <w:r>
           <w:rPr>
             <w:rStyle w:val="Lienhypertexte"/>
@@ -3093,7 +3088,7 @@
             <w:noProof/>
             <w:webHidden/>
           </w:rPr>
-          <w:instrText xml:space="preserve"> PAGEREF _Toc239244581 \h </w:instrText>
+          <w:instrText xml:space="preserve"> PAGEREF _Toc239245368 \h </w:instrText>
         </w:r>
         <w:r>
           <w:rPr>
@@ -3140,7 +3135,7 @@
           <w14:ligatures w14:val="standardContextual"/>
         </w:rPr>
       </w:pPr>
-      <w:hyperlink w:anchor="_Toc239244582" w:history="1">
+      <w:hyperlink w:anchor="_Toc239245369" w:history="1">
         <w:r>
           <w:rPr>
             <w:rStyle w:val="Lienhypertexte"/>
@@ -3168,7 +3163,7 @@
             <w:noProof/>
             <w:webHidden/>
           </w:rPr>
-          <w:instrText xml:space="preserve"> PAGEREF _Toc239244582 \h </w:instrText>
+          <w:instrText xml:space="preserve"> PAGEREF _Toc239245369 \h </w:instrText>
         </w:r>
         <w:r>
           <w:rPr>
@@ -3215,7 +3210,7 @@
           <w14:ligatures w14:val="standardContextual"/>
         </w:rPr>
       </w:pPr>
-      <w:hyperlink w:anchor="_Toc239244583" w:history="1">
+      <w:hyperlink w:anchor="_Toc239245370" w:history="1">
         <w:r>
           <w:rPr>
             <w:rStyle w:val="Lienhypertexte"/>
@@ -3243,7 +3238,7 @@
             <w:noProof/>
             <w:webHidden/>
           </w:rPr>
-          <w:instrText xml:space="preserve"> PAGEREF _Toc239244583 \h </w:instrText>
+          <w:instrText xml:space="preserve"> PAGEREF _Toc239245370 \h </w:instrText>
         </w:r>
         <w:r>
           <w:rPr>
@@ -3290,7 +3285,7 @@
           <w14:ligatures w14:val="standardContextual"/>
         </w:rPr>
       </w:pPr>
-      <w:hyperlink w:anchor="_Toc239244584" w:history="1">
+      <w:hyperlink w:anchor="_Toc239245371" w:history="1">
         <w:r>
           <w:rPr>
             <w:rStyle w:val="Lienhypertexte"/>
@@ -3318,7 +3313,7 @@
             <w:noProof/>
             <w:webHidden/>
           </w:rPr>
-          <w:instrText xml:space="preserve"> PAGEREF _Toc239244584 \h </w:instrText>
+          <w:instrText xml:space="preserve"> PAGEREF _Toc239245371 \h </w:instrText>
         </w:r>
         <w:r>
           <w:rPr>
@@ -3365,7 +3360,7 @@
           <w14:ligatures w14:val="standardContextual"/>
         </w:rPr>
       </w:pPr>
-      <w:hyperlink w:anchor="_Toc239244585" w:history="1">
+      <w:hyperlink w:anchor="_Toc239245372" w:history="1">
         <w:r>
           <w:rPr>
             <w:rStyle w:val="Lienhypertexte"/>
@@ -3393,7 +3388,7 @@
             <w:noProof/>
             <w:webHidden/>
           </w:rPr>
-          <w:instrText xml:space="preserve"> PAGEREF _Toc239244585 \h </w:instrText>
+          <w:instrText xml:space="preserve"> PAGEREF _Toc239245372 \h </w:instrText>
         </w:r>
         <w:r>
           <w:rPr>
@@ -3440,7 +3435,7 @@
           <w14:ligatures w14:val="standardContextual"/>
         </w:rPr>
       </w:pPr>
-      <w:hyperlink w:anchor="_Toc239244586" w:history="1">
+      <w:hyperlink w:anchor="_Toc239245373" w:history="1">
         <w:r>
           <w:rPr>
             <w:rStyle w:val="Lienhypertexte"/>
@@ -3468,7 +3463,7 @@
             <w:noProof/>
             <w:webHidden/>
           </w:rPr>
-          <w:instrText xml:space="preserve"> PAGEREF _Toc239244586 \h </w:instrText>
+          <w:instrText xml:space="preserve"> PAGEREF _Toc239245373 \h </w:instrText>
         </w:r>
         <w:r>
           <w:rPr>
@@ -3515,7 +3510,7 @@
           <w14:ligatures w14:val="standardContextual"/>
         </w:rPr>
       </w:pPr>
-      <w:hyperlink w:anchor="_Toc239244587" w:history="1">
+      <w:hyperlink w:anchor="_Toc239245374" w:history="1">
         <w:r>
           <w:rPr>
             <w:rStyle w:val="Lienhypertexte"/>
@@ -3542,7 +3537,7 @@
             <w:noProof/>
             <w:webHidden/>
           </w:rPr>
-          <w:instrText xml:space="preserve"> PAGEREF _Toc239244587 \h </w:instrText>
+          <w:instrText xml:space="preserve"> PAGEREF _Toc239245374 \h </w:instrText>
         </w:r>
         <w:r>
           <w:rPr>
@@ -3589,7 +3584,7 @@
           <w14:ligatures w14:val="standardContextual"/>
         </w:rPr>
       </w:pPr>
-      <w:hyperlink w:anchor="_Toc239244588" w:history="1">
+      <w:hyperlink w:anchor="_Toc239245375" w:history="1">
         <w:r>
           <w:rPr>
             <w:rStyle w:val="Lienhypertexte"/>
@@ -3616,7 +3611,7 @@
             <w:noProof/>
             <w:webHidden/>
           </w:rPr>
-          <w:instrText xml:space="preserve"> PAGEREF _Toc239244588 \h </w:instrText>
+          <w:instrText xml:space="preserve"> PAGEREF _Toc239245375 \h </w:instrText>
         </w:r>
         <w:r>
           <w:rPr>
@@ -3663,7 +3658,7 @@
           <w14:ligatures w14:val="standardContextual"/>
         </w:rPr>
       </w:pPr>
-      <w:hyperlink w:anchor="_Toc239244589" w:history="1">
+      <w:hyperlink w:anchor="_Toc239245376" w:history="1">
         <w:r>
           <w:rPr>
             <w:rStyle w:val="Lienhypertexte"/>
@@ -3691,7 +3686,7 @@
             <w:noProof/>
             <w:webHidden/>
           </w:rPr>
-          <w:instrText xml:space="preserve"> PAGEREF _Toc239244589 \h </w:instrText>
+          <w:instrText xml:space="preserve"> PAGEREF _Toc239245376 \h </w:instrText>
         </w:r>
         <w:r>
           <w:rPr>
@@ -3738,7 +3733,7 @@
           <w14:ligatures w14:val="standardContextual"/>
         </w:rPr>
       </w:pPr>
-      <w:hyperlink w:anchor="_Toc239244590" w:history="1">
+      <w:hyperlink w:anchor="_Toc239245377" w:history="1">
         <w:r>
           <w:rPr>
             <w:rStyle w:val="Lienhypertexte"/>
@@ -3766,7 +3761,7 @@
             <w:noProof/>
             <w:webHidden/>
           </w:rPr>
-          <w:instrText xml:space="preserve"> PAGEREF _Toc239244590 \h </w:instrText>
+          <w:instrText xml:space="preserve"> PAGEREF _Toc239245377 \h </w:instrText>
         </w:r>
         <w:r>
           <w:rPr>
@@ -3813,7 +3808,7 @@
           <w14:ligatures w14:val="standardContextual"/>
         </w:rPr>
       </w:pPr>
-      <w:hyperlink w:anchor="_Toc239244591" w:history="1">
+      <w:hyperlink w:anchor="_Toc239245378" w:history="1">
         <w:r>
           <w:rPr>
             <w:rStyle w:val="Lienhypertexte"/>
@@ -3841,7 +3836,7 @@
             <w:noProof/>
             <w:webHidden/>
           </w:rPr>
-          <w:instrText xml:space="preserve"> PAGEREF _Toc239244591 \h </w:instrText>
+          <w:instrText xml:space="preserve"> PAGEREF _Toc239245378 \h </w:instrText>
         </w:r>
         <w:r>
           <w:rPr>
@@ -3888,7 +3883,7 @@
           <w14:ligatures w14:val="standardContextual"/>
         </w:rPr>
       </w:pPr>
-      <w:hyperlink w:anchor="_Toc239244592" w:history="1">
+      <w:hyperlink w:anchor="_Toc239245379" w:history="1">
         <w:r>
           <w:rPr>
             <w:rStyle w:val="Lienhypertexte"/>
@@ -3916,7 +3911,7 @@
             <w:noProof/>
             <w:webHidden/>
           </w:rPr>
-          <w:instrText xml:space="preserve"> PAGEREF _Toc239244592 \h </w:instrText>
+          <w:instrText xml:space="preserve"> PAGEREF _Toc239245379 \h </w:instrText>
         </w:r>
         <w:r>
           <w:rPr>
@@ -3963,7 +3958,7 @@
           <w14:ligatures w14:val="standardContextual"/>
         </w:rPr>
       </w:pPr>
-      <w:hyperlink w:anchor="_Toc239244593" w:history="1">
+      <w:hyperlink w:anchor="_Toc239245380" w:history="1">
         <w:r>
           <w:rPr>
             <w:rStyle w:val="Lienhypertexte"/>
@@ -3990,7 +3985,7 @@
             <w:noProof/>
             <w:webHidden/>
           </w:rPr>
-          <w:instrText xml:space="preserve"> PAGEREF _Toc239244593 \h </w:instrText>
+          <w:instrText xml:space="preserve"> PAGEREF _Toc239245380 \h </w:instrText>
         </w:r>
         <w:r>
           <w:rPr>
@@ -4037,7 +4032,7 @@
           <w14:ligatures w14:val="standardContextual"/>
         </w:rPr>
       </w:pPr>
-      <w:hyperlink w:anchor="_Toc239244594" w:history="1">
+      <w:hyperlink w:anchor="_Toc239245381" w:history="1">
         <w:r>
           <w:rPr>
             <w:rStyle w:val="Lienhypertexte"/>
@@ -4064,7 +4059,7 @@
             <w:noProof/>
             <w:webHidden/>
           </w:rPr>
-          <w:instrText xml:space="preserve"> PAGEREF _Toc239244594 \h </w:instrText>
+          <w:instrText xml:space="preserve"> PAGEREF _Toc239245381 \h </w:instrText>
         </w:r>
         <w:r>
           <w:rPr>
@@ -4111,7 +4106,7 @@
           <w14:ligatures w14:val="standardContextual"/>
         </w:rPr>
       </w:pPr>
-      <w:hyperlink w:anchor="_Toc239244595" w:history="1">
+      <w:hyperlink w:anchor="_Toc239245382" w:history="1">
         <w:r>
           <w:rPr>
             <w:rStyle w:val="Lienhypertexte"/>
@@ -4138,7 +4133,7 @@
             <w:noProof/>
             <w:webHidden/>
           </w:rPr>
-          <w:instrText xml:space="preserve"> PAGEREF _Toc239244595 \h </w:instrText>
+          <w:instrText xml:space="preserve"> PAGEREF _Toc239245382 \h </w:instrText>
         </w:r>
         <w:r>
           <w:rPr>
@@ -4185,7 +4180,7 @@
           <w14:ligatures w14:val="standardContextual"/>
         </w:rPr>
       </w:pPr>
-      <w:hyperlink w:anchor="_Toc239244596" w:history="1">
+      <w:hyperlink w:anchor="_Toc239245383" w:history="1">
         <w:r>
           <w:rPr>
             <w:rStyle w:val="Lienhypertexte"/>
@@ -4212,7 +4207,7 @@
             <w:noProof/>
             <w:webHidden/>
           </w:rPr>
-          <w:instrText xml:space="preserve"> PAGEREF _Toc239244596 \h </w:instrText>
+          <w:instrText xml:space="preserve"> PAGEREF _Toc239245383 \h </w:instrText>
         </w:r>
         <w:r>
           <w:rPr>
@@ -4259,7 +4254,7 @@
           <w14:ligatures w14:val="standardContextual"/>
         </w:rPr>
       </w:pPr>
-      <w:hyperlink w:anchor="_Toc239244597" w:history="1">
+      <w:hyperlink w:anchor="_Toc239245384" w:history="1">
         <w:r>
           <w:rPr>
             <w:rStyle w:val="Lienhypertexte"/>
@@ -4286,7 +4281,7 @@
             <w:noProof/>
             <w:webHidden/>
           </w:rPr>
-          <w:instrText xml:space="preserve"> PAGEREF _Toc239244597 \h </w:instrText>
+          <w:instrText xml:space="preserve"> PAGEREF _Toc239245384 \h </w:instrText>
         </w:r>
         <w:r>
           <w:rPr>
@@ -4333,7 +4328,7 @@
           <w14:ligatures w14:val="standardContextual"/>
         </w:rPr>
       </w:pPr>
-      <w:hyperlink w:anchor="_Toc239244598" w:history="1">
+      <w:hyperlink w:anchor="_Toc239245385" w:history="1">
         <w:r>
           <w:rPr>
             <w:rStyle w:val="Lienhypertexte"/>
@@ -4361,7 +4356,7 @@
             <w:noProof/>
             <w:webHidden/>
           </w:rPr>
-          <w:instrText xml:space="preserve"> PAGEREF _Toc239244598 \h </w:instrText>
+          <w:instrText xml:space="preserve"> PAGEREF _Toc239245385 \h </w:instrText>
         </w:r>
         <w:r>
           <w:rPr>
@@ -4408,7 +4403,7 @@
           <w14:ligatures w14:val="standardContextual"/>
         </w:rPr>
       </w:pPr>
-      <w:hyperlink w:anchor="_Toc239244599" w:history="1">
+      <w:hyperlink w:anchor="_Toc239245386" w:history="1">
         <w:r>
           <w:rPr>
             <w:rStyle w:val="Lienhypertexte"/>
@@ -4436,7 +4431,7 @@
             <w:noProof/>
             <w:webHidden/>
           </w:rPr>
-          <w:instrText xml:space="preserve"> PAGEREF _Toc239244599 \h </w:instrText>
+          <w:instrText xml:space="preserve"> PAGEREF _Toc239245386 \h </w:instrText>
         </w:r>
         <w:r>
           <w:rPr>
@@ -4483,7 +4478,7 @@
           <w14:ligatures w14:val="standardContextual"/>
         </w:rPr>
       </w:pPr>
-      <w:hyperlink w:anchor="_Toc239244600" w:history="1">
+      <w:hyperlink w:anchor="_Toc239245387" w:history="1">
         <w:r>
           <w:rPr>
             <w:rStyle w:val="Lienhypertexte"/>
@@ -4511,7 +4506,7 @@
             <w:noProof/>
             <w:webHidden/>
           </w:rPr>
-          <w:instrText xml:space="preserve"> PAGEREF _Toc239244600 \h </w:instrText>
+          <w:instrText xml:space="preserve"> PAGEREF _Toc239245387 \h </w:instrText>
         </w:r>
         <w:r>
           <w:rPr>
@@ -4558,7 +4553,7 @@
           <w14:ligatures w14:val="standardContextual"/>
         </w:rPr>
       </w:pPr>
-      <w:hyperlink w:anchor="_Toc239244601" w:history="1">
+      <w:hyperlink w:anchor="_Toc239245388" w:history="1">
         <w:r>
           <w:rPr>
             <w:rStyle w:val="Lienhypertexte"/>
@@ -4586,7 +4581,7 @@
             <w:noProof/>
             <w:webHidden/>
           </w:rPr>
-          <w:instrText xml:space="preserve"> PAGEREF _Toc239244601 \h </w:instrText>
+          <w:instrText xml:space="preserve"> PAGEREF _Toc239245388 \h </w:instrText>
         </w:r>
         <w:r>
           <w:rPr>
@@ -4633,7 +4628,7 @@
           <w14:ligatures w14:val="standardContextual"/>
         </w:rPr>
       </w:pPr>
-      <w:hyperlink w:anchor="_Toc239244602" w:history="1">
+      <w:hyperlink w:anchor="_Toc239245389" w:history="1">
         <w:r>
           <w:rPr>
             <w:rStyle w:val="Lienhypertexte"/>
@@ -4661,7 +4656,7 @@
             <w:noProof/>
             <w:webHidden/>
           </w:rPr>
-          <w:instrText xml:space="preserve"> PAGEREF _Toc239244602 \h </w:instrText>
+          <w:instrText xml:space="preserve"> PAGEREF _Toc239245389 \h </w:instrText>
         </w:r>
         <w:r>
           <w:rPr>
@@ -4708,7 +4703,7 @@
           <w14:ligatures w14:val="standardContextual"/>
         </w:rPr>
       </w:pPr>
-      <w:hyperlink w:anchor="_Toc239244603" w:history="1">
+      <w:hyperlink w:anchor="_Toc239245390" w:history="1">
         <w:r>
           <w:rPr>
             <w:rStyle w:val="Lienhypertexte"/>
@@ -4735,7 +4730,7 @@
             <w:noProof/>
             <w:webHidden/>
           </w:rPr>
-          <w:instrText xml:space="preserve"> PAGEREF _Toc239244603 \h </w:instrText>
+          <w:instrText xml:space="preserve"> PAGEREF _Toc239245390 \h </w:instrText>
         </w:r>
         <w:r>
           <w:rPr>
@@ -4782,7 +4777,7 @@
           <w14:ligatures w14:val="standardContextual"/>
         </w:rPr>
       </w:pPr>
-      <w:hyperlink w:anchor="_Toc239244604" w:history="1">
+      <w:hyperlink w:anchor="_Toc239245391" w:history="1">
         <w:r>
           <w:rPr>
             <w:rStyle w:val="Lienhypertexte"/>
@@ -4810,7 +4805,7 @@
             <w:noProof/>
             <w:webHidden/>
           </w:rPr>
-          <w:instrText xml:space="preserve"> PAGEREF _Toc239244604 \h </w:instrText>
+          <w:instrText xml:space="preserve"> PAGEREF _Toc239245391 \h </w:instrText>
         </w:r>
         <w:r>
           <w:rPr>
@@ -4857,7 +4852,7 @@
           <w14:ligatures w14:val="standardContextual"/>
         </w:rPr>
       </w:pPr>
-      <w:hyperlink w:anchor="_Toc239244605" w:history="1">
+      <w:hyperlink w:anchor="_Toc239245392" w:history="1">
         <w:r>
           <w:rPr>
             <w:rStyle w:val="Lienhypertexte"/>
@@ -4885,7 +4880,7 @@
             <w:noProof/>
             <w:webHidden/>
           </w:rPr>
-          <w:instrText xml:space="preserve"> PAGEREF _Toc239244605 \h </w:instrText>
+          <w:instrText xml:space="preserve"> PAGEREF _Toc239245392 \h </w:instrText>
         </w:r>
         <w:r>
           <w:rPr>
@@ -4932,7 +4927,7 @@
           <w14:ligatures w14:val="standardContextual"/>
         </w:rPr>
       </w:pPr>
-      <w:hyperlink w:anchor="_Toc239244606" w:history="1">
+      <w:hyperlink w:anchor="_Toc239245393" w:history="1">
         <w:r>
           <w:rPr>
             <w:rStyle w:val="Lienhypertexte"/>
@@ -4959,7 +4954,7 @@
             <w:noProof/>
             <w:webHidden/>
           </w:rPr>
-          <w:instrText xml:space="preserve"> PAGEREF _Toc239244606 \h </w:instrText>
+          <w:instrText xml:space="preserve"> PAGEREF _Toc239245393 \h </w:instrText>
         </w:r>
         <w:r>
           <w:rPr>
@@ -5006,7 +5001,7 @@
           <w14:ligatures w14:val="standardContextual"/>
         </w:rPr>
       </w:pPr>
-      <w:hyperlink w:anchor="_Toc239244607" w:history="1">
+      <w:hyperlink w:anchor="_Toc239245394" w:history="1">
         <w:r>
           <w:rPr>
             <w:rStyle w:val="Lienhypertexte"/>
@@ -5034,7 +5029,7 @@
             <w:noProof/>
             <w:webHidden/>
           </w:rPr>
-          <w:instrText xml:space="preserve"> PAGEREF _Toc239244607 \h </w:instrText>
+          <w:instrText xml:space="preserve"> PAGEREF _Toc239245394 \h </w:instrText>
         </w:r>
         <w:r>
           <w:rPr>
@@ -5081,7 +5076,7 @@
           <w14:ligatures w14:val="standardContextual"/>
         </w:rPr>
       </w:pPr>
-      <w:hyperlink w:anchor="_Toc239244608" w:history="1">
+      <w:hyperlink w:anchor="_Toc239245395" w:history="1">
         <w:r>
           <w:rPr>
             <w:rStyle w:val="Lienhypertexte"/>
@@ -5109,7 +5104,7 @@
             <w:noProof/>
             <w:webHidden/>
           </w:rPr>
-          <w:instrText xml:space="preserve"> PAGEREF _Toc239244608 \h </w:instrText>
+          <w:instrText xml:space="preserve"> PAGEREF _Toc239245395 \h </w:instrText>
         </w:r>
         <w:r>
           <w:rPr>
@@ -5156,7 +5151,7 @@
           <w14:ligatures w14:val="standardContextual"/>
         </w:rPr>
       </w:pPr>
-      <w:hyperlink w:anchor="_Toc239244609" w:history="1">
+      <w:hyperlink w:anchor="_Toc239245396" w:history="1">
         <w:r>
           <w:rPr>
             <w:rStyle w:val="Lienhypertexte"/>
@@ -5184,7 +5179,7 @@
             <w:noProof/>
             <w:webHidden/>
           </w:rPr>
-          <w:instrText xml:space="preserve"> PAGEREF _Toc239244609 \h </w:instrText>
+          <w:instrText xml:space="preserve"> PAGEREF _Toc239245396 \h </w:instrText>
         </w:r>
         <w:r>
           <w:rPr>
@@ -5231,7 +5226,7 @@
           <w14:ligatures w14:val="standardContextual"/>
         </w:rPr>
       </w:pPr>
-      <w:hyperlink w:anchor="_Toc239244610" w:history="1">
+      <w:hyperlink w:anchor="_Toc239245397" w:history="1">
         <w:r>
           <w:rPr>
             <w:rStyle w:val="Lienhypertexte"/>
@@ -5259,7 +5254,7 @@
             <w:noProof/>
             <w:webHidden/>
           </w:rPr>
-          <w:instrText xml:space="preserve"> PAGEREF _Toc239244610 \h </w:instrText>
+          <w:instrText xml:space="preserve"> PAGEREF _Toc239245397 \h </w:instrText>
         </w:r>
         <w:r>
           <w:rPr>
@@ -5306,7 +5301,7 @@
           <w14:ligatures w14:val="standardContextual"/>
         </w:rPr>
       </w:pPr>
-      <w:hyperlink w:anchor="_Toc239244611" w:history="1">
+      <w:hyperlink w:anchor="_Toc239245398" w:history="1">
         <w:r>
           <w:rPr>
             <w:rStyle w:val="Lienhypertexte"/>
@@ -5334,7 +5329,7 @@
             <w:noProof/>
             <w:webHidden/>
           </w:rPr>
-          <w:instrText xml:space="preserve"> PAGEREF _Toc239244611 \h </w:instrText>
+          <w:instrText xml:space="preserve"> PAGEREF _Toc239245398 \h </w:instrText>
         </w:r>
         <w:r>
           <w:rPr>
@@ -5381,7 +5376,7 @@
           <w14:ligatures w14:val="standardContextual"/>
         </w:rPr>
       </w:pPr>
-      <w:hyperlink w:anchor="_Toc239244612" w:history="1">
+      <w:hyperlink w:anchor="_Toc239245399" w:history="1">
         <w:r>
           <w:rPr>
             <w:rStyle w:val="Lienhypertexte"/>
@@ -5409,7 +5404,7 @@
             <w:noProof/>
             <w:webHidden/>
           </w:rPr>
-          <w:instrText xml:space="preserve"> PAGEREF _Toc239244612 \h </w:instrText>
+          <w:instrText xml:space="preserve"> PAGEREF _Toc239245399 \h </w:instrText>
         </w:r>
         <w:r>
           <w:rPr>
@@ -5456,7 +5451,7 @@
           <w14:ligatures w14:val="standardContextual"/>
         </w:rPr>
       </w:pPr>
-      <w:hyperlink w:anchor="_Toc239244613" w:history="1">
+      <w:hyperlink w:anchor="_Toc239245400" w:history="1">
         <w:r>
           <w:rPr>
             <w:rStyle w:val="Lienhypertexte"/>
@@ -5484,7 +5479,7 @@
             <w:noProof/>
             <w:webHidden/>
           </w:rPr>
-          <w:instrText xml:space="preserve"> PAGEREF _Toc239244613 \h </w:instrText>
+          <w:instrText xml:space="preserve"> PAGEREF _Toc239245400 \h </w:instrText>
         </w:r>
         <w:r>
           <w:rPr>
@@ -5531,7 +5526,7 @@
           <w14:ligatures w14:val="standardContextual"/>
         </w:rPr>
       </w:pPr>
-      <w:hyperlink w:anchor="_Toc239244614" w:history="1">
+      <w:hyperlink w:anchor="_Toc239245401" w:history="1">
         <w:r>
           <w:rPr>
             <w:rStyle w:val="Lienhypertexte"/>
@@ -5559,7 +5554,7 @@
             <w:noProof/>
             <w:webHidden/>
           </w:rPr>
-          <w:instrText xml:space="preserve"> PAGEREF _Toc239244614 \h </w:instrText>
+          <w:instrText xml:space="preserve"> PAGEREF _Toc239245401 \h </w:instrText>
         </w:r>
         <w:r>
           <w:rPr>
@@ -5606,7 +5601,7 @@
           <w14:ligatures w14:val="standardContextual"/>
         </w:rPr>
       </w:pPr>
-      <w:hyperlink w:anchor="_Toc239244615" w:history="1">
+      <w:hyperlink w:anchor="_Toc239245402" w:history="1">
         <w:r>
           <w:rPr>
             <w:rStyle w:val="Lienhypertexte"/>
@@ -5634,7 +5629,7 @@
             <w:noProof/>
             <w:webHidden/>
           </w:rPr>
-          <w:instrText xml:space="preserve"> PAGEREF _Toc239244615 \h </w:instrText>
+          <w:instrText xml:space="preserve"> PAGEREF _Toc239245402 \h </w:instrText>
         </w:r>
         <w:r>
           <w:rPr>
@@ -5681,7 +5676,7 @@
           <w14:ligatures w14:val="standardContextual"/>
         </w:rPr>
       </w:pPr>
-      <w:hyperlink w:anchor="_Toc239244616" w:history="1">
+      <w:hyperlink w:anchor="_Toc239245403" w:history="1">
         <w:r>
           <w:rPr>
             <w:rStyle w:val="Lienhypertexte"/>
@@ -5709,7 +5704,7 @@
             <w:noProof/>
             <w:webHidden/>
           </w:rPr>
-          <w:instrText xml:space="preserve"> PAGEREF _Toc239244616 \h </w:instrText>
+          <w:instrText xml:space="preserve"> PAGEREF _Toc239245403 \h </w:instrText>
         </w:r>
         <w:r>
           <w:rPr>
@@ -5756,7 +5751,7 @@
           <w14:ligatures w14:val="standardContextual"/>
         </w:rPr>
       </w:pPr>
-      <w:hyperlink w:anchor="_Toc239244617" w:history="1">
+      <w:hyperlink w:anchor="_Toc239245404" w:history="1">
         <w:r>
           <w:rPr>
             <w:rStyle w:val="Lienhypertexte"/>
@@ -5784,7 +5779,7 @@
             <w:noProof/>
             <w:webHidden/>
           </w:rPr>
-          <w:instrText xml:space="preserve"> PAGEREF _Toc239244617 \h </w:instrText>
+          <w:instrText xml:space="preserve"> PAGEREF _Toc239245404 \h </w:instrText>
         </w:r>
         <w:r>
           <w:rPr>
@@ -5831,7 +5826,7 @@
           <w14:ligatures w14:val="standardContextual"/>
         </w:rPr>
       </w:pPr>
-      <w:hyperlink w:anchor="_Toc239244618" w:history="1">
+      <w:hyperlink w:anchor="_Toc239245405" w:history="1">
         <w:r>
           <w:rPr>
             <w:rStyle w:val="Lienhypertexte"/>
@@ -5858,7 +5853,7 @@
             <w:noProof/>
             <w:webHidden/>
           </w:rPr>
-          <w:instrText xml:space="preserve"> PAGEREF _Toc239244618 \h </w:instrText>
+          <w:instrText xml:space="preserve"> PAGEREF _Toc239245405 \h </w:instrText>
         </w:r>
         <w:r>
           <w:rPr>
@@ -5905,7 +5900,7 @@
           <w14:ligatures w14:val="standardContextual"/>
         </w:rPr>
       </w:pPr>
-      <w:hyperlink w:anchor="_Toc239244619" w:history="1">
+      <w:hyperlink w:anchor="_Toc239245406" w:history="1">
         <w:r>
           <w:rPr>
             <w:rStyle w:val="Lienhypertexte"/>
@@ -5932,7 +5927,7 @@
             <w:noProof/>
             <w:webHidden/>
           </w:rPr>
-          <w:instrText xml:space="preserve"> PAGEREF _Toc239244619 \h </w:instrText>
+          <w:instrText xml:space="preserve"> PAGEREF _Toc239245406 \h </w:instrText>
         </w:r>
         <w:r>
           <w:rPr>
@@ -5979,7 +5974,7 @@
           <w14:ligatures w14:val="standardContextual"/>
         </w:rPr>
       </w:pPr>
-      <w:hyperlink w:anchor="_Toc239244620" w:history="1">
+      <w:hyperlink w:anchor="_Toc239245407" w:history="1">
         <w:r>
           <w:rPr>
             <w:rStyle w:val="Lienhypertexte"/>
@@ -6007,7 +6002,7 @@
             <w:noProof/>
             <w:webHidden/>
           </w:rPr>
-          <w:instrText xml:space="preserve"> PAGEREF _Toc239244620 \h </w:instrText>
+          <w:instrText xml:space="preserve"> PAGEREF _Toc239245407 \h </w:instrText>
         </w:r>
         <w:r>
           <w:rPr>
@@ -6054,7 +6049,7 @@
           <w14:ligatures w14:val="standardContextual"/>
         </w:rPr>
       </w:pPr>
-      <w:hyperlink w:anchor="_Toc239244621" w:history="1">
+      <w:hyperlink w:anchor="_Toc239245408" w:history="1">
         <w:r>
           <w:rPr>
             <w:rStyle w:val="Lienhypertexte"/>
@@ -6082,7 +6077,7 @@
             <w:noProof/>
             <w:webHidden/>
           </w:rPr>
-          <w:instrText xml:space="preserve"> PAGEREF _Toc239244621 \h </w:instrText>
+          <w:instrText xml:space="preserve"> PAGEREF _Toc239245408 \h </w:instrText>
         </w:r>
         <w:r>
           <w:rPr>
@@ -6131,121 +6126,112 @@
           <w:sz w:val="18"/>
           <w:lang w:val="fr-FR"/>
         </w:rPr>
-        <w:t xml:space="preserve">(Dans Word : </w:t>
-      </w:r>
+        <w:t>(Dans Word : clic droit sur le sommaire → « Mettre à jour les champs » s'il ne s'affiche pas immédiatement à l'ouverture.)</w:t>
+      </w:r>
+    </w:p>
+    <w:p>
+      <w:pPr>
+        <w:rPr>
+          <w:lang w:val="fr-FR"/>
+        </w:rPr>
+      </w:pPr>
+      <w:r>
+        <w:rPr>
+          <w:lang w:val="fr-FR"/>
+        </w:rPr>
+        <w:br w:type="page"/>
+      </w:r>
+    </w:p>
+    <w:p>
+      <w:pPr>
+        <w:pStyle w:val="Titre1"/>
+        <w:rPr>
+          <w:lang w:val="fr-FR"/>
+        </w:rPr>
+      </w:pPr>
+      <w:bookmarkStart w:id="2" w:name="_Toc239245331"/>
+      <w:r>
+        <w:rPr>
+          <w:lang w:val="fr-FR"/>
+        </w:rPr>
+        <w:lastRenderedPageBreak/>
+        <w:t>1. Présentation</w:t>
+      </w:r>
+      <w:bookmarkEnd w:id="2"/>
+    </w:p>
+    <w:p>
+      <w:pPr>
+        <w:rPr>
+          <w:lang w:val="fr-FR"/>
+        </w:rPr>
+      </w:pPr>
+      <w:r>
+        <w:rPr>
+          <w:lang w:val="fr-FR"/>
+        </w:rPr>
+        <w:t>Ce logiciel permet d'organiser et de suivre en direct un tournoi de poker multi-tables — ou plusieurs à la fois (Sit &amp; Go compris), chacun dans sa propre fenêtre —, du premier joueur inscrit jusqu'au classement final : inscriptions, rebuys et add-ons, placement et rééquilibrage automatique des tables, chronomètre de blindes projetable sur grand écran, grille de gains, système de primes en points (présence, assiduité, classement, bounty), et une synthèse des résultats sur plusieurs tournois à la fois.</w:t>
+      </w:r>
+    </w:p>
+    <w:p>
+      <w:pPr>
+        <w:rPr>
+          <w:lang w:val="fr-FR"/>
+        </w:rPr>
+      </w:pPr>
+      <w:r>
+        <w:rPr>
+          <w:lang w:val="fr-FR"/>
+        </w:rPr>
+        <w:t>Il a été testé avec plus de 100 joueurs simultanés.</w:t>
+      </w:r>
+    </w:p>
+    <w:p>
+      <w:pPr>
+        <w:pStyle w:val="Titre2"/>
+        <w:rPr>
+          <w:lang w:val="fr-FR"/>
+        </w:rPr>
+      </w:pPr>
+      <w:bookmarkStart w:id="3" w:name="_Toc239245332"/>
+      <w:r>
+        <w:rPr>
+          <w:lang w:val="fr-FR"/>
+        </w:rPr>
+        <w:t>Où sont stockées les données ?</w:t>
+      </w:r>
+      <w:bookmarkEnd w:id="3"/>
+    </w:p>
+    <w:p>
+      <w:pPr>
+        <w:rPr>
+          <w:lang w:val="fr-FR"/>
+        </w:rPr>
+      </w:pPr>
+      <w:r>
+        <w:rPr>
+          <w:lang w:val="fr-FR"/>
+        </w:rPr>
+        <w:t>Chaque tournoi correspond à un seul fichier portant l'extension .tournoi (une base de données). Toutes les actions effectuées (inscription, rebuy, élimination...) y sont enregistrées immédiatement — il n'y a pas de bouton « Sauvegarder » séparé à penser à cliquer.</w:t>
+      </w:r>
+    </w:p>
+    <w:p>
+      <w:pPr>
+        <w:ind w:left="340"/>
+        <w:rPr>
+          <w:lang w:val="fr-FR"/>
+        </w:rPr>
+      </w:pPr>
       <w:r>
         <w:rPr>
           <w:i/>
           <w:color w:val="666666"/>
-          <w:sz w:val="18"/>
-          <w:lang w:val="fr-FR"/>
-        </w:rPr>
-        <w:t>clic droit sur le sommaire → « Mettre à jour les champs » s'il ne s'affiche pas immédiatement à l'ouverture.)</w:t>
-      </w:r>
-    </w:p>
-    <w:p>
-      <w:pPr>
-        <w:rPr>
-          <w:lang w:val="fr-FR"/>
-        </w:rPr>
-      </w:pPr>
-      <w:r>
-        <w:rPr>
-          <w:lang w:val="fr-FR"/>
-        </w:rPr>
-        <w:br w:type="page"/>
-      </w:r>
-    </w:p>
-    <w:p>
-      <w:pPr>
-        <w:pStyle w:val="Titre1"/>
-        <w:rPr>
-          <w:lang w:val="fr-FR"/>
-        </w:rPr>
-      </w:pPr>
-      <w:bookmarkStart w:id="1" w:name="_Toc239244544"/>
-      <w:r>
-        <w:rPr>
-          <w:lang w:val="fr-FR"/>
-        </w:rPr>
-        <w:lastRenderedPageBreak/>
-        <w:t>1. Présentation</w:t>
-      </w:r>
-      <w:bookmarkEnd w:id="1"/>
-    </w:p>
-    <w:p>
-      <w:pPr>
-        <w:rPr>
-          <w:lang w:val="fr-FR"/>
-        </w:rPr>
-      </w:pPr>
-      <w:r>
-        <w:rPr>
-          <w:lang w:val="fr-FR"/>
-        </w:rPr>
-        <w:t>Ce logiciel permet d'organiser et de suivre en direct un tournoi de poker multi-tables — ou plusieurs à la fois (Sit &amp; Go compris), chacun dans sa propre fenêtre —, du premier joueur inscrit jusqu'au classement final : inscriptions, rebuys et add-ons, placement et rééquilibrage automatique des tables, chronomètre de blindes projetable sur grand écran, grille de gains, système de primes en points (présence, assiduité, classement, bounty), et une synthèse des résultats sur plusieurs tournois à la fois.</w:t>
-      </w:r>
-    </w:p>
-    <w:p>
-      <w:pPr>
-        <w:rPr>
-          <w:lang w:val="fr-FR"/>
-        </w:rPr>
-      </w:pPr>
-      <w:r>
-        <w:rPr>
-          <w:lang w:val="fr-FR"/>
-        </w:rPr>
-        <w:t>Il a été testé avec plus de 100 joueurs simultanés.</w:t>
-      </w:r>
-    </w:p>
-    <w:p>
-      <w:pPr>
-        <w:pStyle w:val="Titre2"/>
-        <w:rPr>
-          <w:lang w:val="fr-FR"/>
-        </w:rPr>
-      </w:pPr>
-      <w:bookmarkStart w:id="2" w:name="_Toc239244545"/>
-      <w:r>
-        <w:rPr>
-          <w:lang w:val="fr-FR"/>
-        </w:rPr>
-        <w:t>Où sont stockées les données ?</w:t>
-      </w:r>
-      <w:bookmarkEnd w:id="2"/>
-    </w:p>
-    <w:p>
-      <w:pPr>
-        <w:rPr>
-          <w:lang w:val="fr-FR"/>
-        </w:rPr>
-      </w:pPr>
-      <w:r>
-        <w:rPr>
-          <w:lang w:val="fr-FR"/>
-        </w:rPr>
-        <w:t>Chaque tournoi correspond à un seul fichier portant l'extension .tournoi (une base de données). Toutes les actions effectuées (inscription, rebuy, élimination...) y sont enregistrées immédiatement — il n'y a pas de bouton « Sauvegarder » séparé à penser à cliquer.</w:t>
-      </w:r>
-    </w:p>
-    <w:p>
-      <w:pPr>
-        <w:ind w:left="340"/>
-        <w:rPr>
-          <w:lang w:val="fr-FR"/>
-        </w:rPr>
-      </w:pPr>
+        </w:rPr>
+        <w:t>💡</w:t>
+      </w:r>
       <w:r>
         <w:rPr>
           <w:i/>
           <w:color w:val="666666"/>
-        </w:rPr>
-        <w:t>💡</w:t>
-      </w:r>
-      <w:r>
-        <w:rPr>
-          <w:i/>
-          <w:color w:val="666666"/>
           <w:lang w:val="fr-FR"/>
         </w:rPr>
         <w:t xml:space="preserve"> Pour sauvegarder une copie de sûreté d'un tournoi, il suffit de copier son fichier .tournoi ailleurs (clé USB, cloud...).</w:t>
@@ -6258,14 +6244,14 @@
           <w:lang w:val="fr-FR"/>
         </w:rPr>
       </w:pPr>
-      <w:bookmarkStart w:id="3" w:name="_Toc239244546"/>
+      <w:bookmarkStart w:id="4" w:name="_Toc239245333"/>
       <w:r>
         <w:rPr>
           <w:lang w:val="fr-FR"/>
         </w:rPr>
         <w:t>2. Installation</w:t>
       </w:r>
-      <w:bookmarkEnd w:id="3"/>
+      <w:bookmarkEnd w:id="4"/>
     </w:p>
     <w:p>
       <w:pPr>
@@ -6287,14 +6273,14 @@
           <w:lang w:val="fr-FR"/>
         </w:rPr>
       </w:pPr>
-      <w:bookmarkStart w:id="4" w:name="_Toc239244547"/>
+      <w:bookmarkStart w:id="5" w:name="_Toc239245334"/>
       <w:r>
         <w:rPr>
           <w:lang w:val="fr-FR"/>
         </w:rPr>
         <w:t>macOS et Windows</w:t>
       </w:r>
-      <w:bookmarkEnd w:id="4"/>
+      <w:bookmarkEnd w:id="5"/>
     </w:p>
     <w:p>
       <w:pPr>
@@ -6426,7 +6412,7 @@
           <w:lang w:val="fr-FR"/>
         </w:rPr>
       </w:pPr>
-      <w:bookmarkStart w:id="5" w:name="_Toc239244548"/>
+      <w:bookmarkStart w:id="6" w:name="_Toc239245335"/>
       <w:r>
         <w:rPr>
           <w:lang w:val="fr-FR"/>
@@ -6434,7 +6420,7 @@
         <w:lastRenderedPageBreak/>
         <w:t>Dépendances optionnelles</w:t>
       </w:r>
-      <w:bookmarkEnd w:id="5"/>
+      <w:bookmarkEnd w:id="6"/>
     </w:p>
     <w:p>
       <w:pPr>
@@ -6443,14 +6429,14 @@
           <w:lang w:val="fr-FR"/>
         </w:rPr>
       </w:pPr>
-      <w:bookmarkStart w:id="6" w:name="_Toc239244549"/>
+      <w:bookmarkStart w:id="7" w:name="_Toc239245336"/>
       <w:r>
         <w:rPr>
           <w:lang w:val="fr-FR"/>
         </w:rPr>
         <w:t>Export au format Excel (.xlsx)</w:t>
       </w:r>
-      <w:bookmarkEnd w:id="6"/>
+      <w:bookmarkEnd w:id="7"/>
     </w:p>
     <w:p>
       <w:pPr>
@@ -6507,14 +6493,14 @@
           <w:lang w:val="fr-FR"/>
         </w:rPr>
       </w:pPr>
-      <w:bookmarkStart w:id="7" w:name="_Toc239244550"/>
+      <w:bookmarkStart w:id="8" w:name="_Toc239245337"/>
       <w:r>
         <w:rPr>
           <w:lang w:val="fr-FR"/>
         </w:rPr>
         <w:t>Export au format PDF</w:t>
       </w:r>
-      <w:bookmarkEnd w:id="7"/>
+      <w:bookmarkEnd w:id="8"/>
     </w:p>
     <w:p>
       <w:pPr>
@@ -6575,14 +6561,14 @@
           <w:lang w:val="fr-FR"/>
         </w:rPr>
       </w:pPr>
-      <w:bookmarkStart w:id="8" w:name="_Toc239244551"/>
+      <w:bookmarkStart w:id="9" w:name="_Toc239245338"/>
       <w:r>
         <w:rPr>
           <w:lang w:val="fr-FR"/>
         </w:rPr>
         <w:t>Photos de joueurs</w:t>
       </w:r>
-      <w:bookmarkEnd w:id="8"/>
+      <w:bookmarkEnd w:id="9"/>
     </w:p>
     <w:p>
       <w:pPr>
@@ -6643,7 +6629,7 @@
           <w:lang w:val="fr-FR"/>
         </w:rPr>
       </w:pPr>
-      <w:bookmarkStart w:id="9" w:name="_Toc239244552"/>
+      <w:bookmarkStart w:id="10" w:name="_Toc239245339"/>
       <w:r>
         <w:rPr>
           <w:lang w:val="fr-FR"/>
@@ -6651,7 +6637,7 @@
         <w:lastRenderedPageBreak/>
         <w:t>3. Premier lancement et prise en main</w:t>
       </w:r>
-      <w:bookmarkEnd w:id="9"/>
+      <w:bookmarkEnd w:id="10"/>
     </w:p>
     <w:p>
       <w:pPr>
@@ -6738,13 +6724,7 @@
         <w:rPr>
           <w:lang w:val="fr-FR"/>
         </w:rPr>
-        <w:t>crée un nouveau fichier .tournoi. Une liste de joueurs (issue du répertoire, voir section 16) permet de cocher d'emblée les participants présents ; le nom et le club de chaque joueur y sont affichés dans deux colonnes triables (cliquer un en-tête, re-cliquer pour inverser l'ordre), et un champ Club (préempli avec le « Nom du Club » réglé dans Paramètres) accompagne l'ajout d'un nouveau nom ; cliquer sur la cellule Club d'un joueur déjà listé permet de le définir ou le corriger directement ; on peut aussi aj</w:t>
-      </w:r>
-      <w:r>
-        <w:rPr>
-          <w:lang w:val="fr-FR"/>
-        </w:rPr>
-        <w:t>outer des joueurs plus tard, ou démarrer sans personne.</w:t>
+        <w:t>crée un nouveau fichier .tournoi. Une liste de joueurs (issue du répertoire, voir section 16) permet de cocher d'emblée les participants présents ; le nom et le club de chaque joueur y sont affichés dans deux colonnes triables (cliquer un en-tête, re-cliquer pour inverser l'ordre), et un champ Club (préempli avec le « Nom du Club » réglé dans Paramètres) accompagne l'ajout d'un nouveau nom ; cliquer sur la cellule Club d'un joueur déjà listé permet de le définir ou le corriger directement ; on peut aussi ajouter des joueurs plus tard, ou démarrer sans personne.</w:t>
       </w:r>
     </w:p>
     <w:p>
@@ -6874,7 +6854,7 @@
           <w:color w:val="8A1F1F"/>
           <w:lang w:val="fr-FR"/>
         </w:rPr>
-        <w:t>⚠</w:t>
+        <w:t xml:space="preserve">⚠ Si vous choisissez « Nouveau tournoi » ou « Sit &amp; Go rapide » en donnant le nom d'un fichier .tournoi déjà existant, une fenêtre prévient clairement que continuer va TOUT effacer (joueurs, blindes, jetons...) </w:t>
       </w:r>
       <w:r>
         <w:rPr>
@@ -6882,14 +6862,6 @@
           <w:color w:val="8A1F1F"/>
           <w:lang w:val="fr-FR"/>
         </w:rPr>
-        <w:t xml:space="preserve"> Si vous choisissez « Nouveau tournoi » ou « Sit &amp; Go rapide » en donnant le nom d'un fichier .tournoi déjà existant, une fenêtre prévient clairement que continuer va TOUT effacer (joueurs, blindes, jetons...) </w:t>
-      </w:r>
-      <w:r>
-        <w:rPr>
-          <w:i/>
-          <w:color w:val="8A1F1F"/>
-          <w:lang w:val="fr-FR"/>
-        </w:rPr>
         <w:lastRenderedPageBreak/>
         <w:t>et repartir d'une base vierge sous ce même nom. Pour reprendre un tournoi déjà commencé, utilisez toujours « Ouvrir un tournoi existant ».</w:t>
       </w:r>
@@ -6926,14 +6898,14 @@
           <w:lang w:val="fr-FR"/>
         </w:rPr>
       </w:pPr>
-      <w:bookmarkStart w:id="10" w:name="_Toc239244553"/>
+      <w:bookmarkStart w:id="11" w:name="_Toc239245340"/>
       <w:r>
         <w:rPr>
           <w:lang w:val="fr-FR"/>
         </w:rPr>
         <w:t>4. Pour les clubs gérant plusieurs tournois dans la semaine</w:t>
       </w:r>
-      <w:bookmarkEnd w:id="10"/>
+      <w:bookmarkEnd w:id="11"/>
     </w:p>
     <w:p>
       <w:pPr>
@@ -7058,14 +7030,14 @@
           <w:lang w:val="fr-FR"/>
         </w:rPr>
       </w:pPr>
-      <w:bookmarkStart w:id="11" w:name="_Toc239244554"/>
+      <w:bookmarkStart w:id="12" w:name="_Toc239245341"/>
       <w:r>
         <w:rPr>
           <w:lang w:val="fr-FR"/>
         </w:rPr>
         <w:t>Aperçu de l'interface</w:t>
       </w:r>
-      <w:bookmarkEnd w:id="11"/>
+      <w:bookmarkEnd w:id="12"/>
     </w:p>
     <w:p>
       <w:pPr>
@@ -7386,13 +7358,7 @@
               <w:rPr>
                 <w:lang w:val="fr-FR"/>
               </w:rPr>
-              <w:t xml:space="preserve">Gestion du répertoire de joueurs habituels et de </w:t>
-            </w:r>
-            <w:r>
-              <w:rPr>
-                <w:lang w:val="fr-FR"/>
-              </w:rPr>
-              <w:t>leurs photos (section 16)</w:t>
+              <w:t>Gestion du répertoire de joueurs habituels et de leurs photos (section 16)</w:t>
             </w:r>
           </w:p>
         </w:tc>
@@ -7481,13 +7447,7 @@
         <w:rPr>
           <w:lang w:val="fr-FR"/>
         </w:rPr>
-        <w:t xml:space="preserve">S'y ajoutent des menus en haut de la fenêtre (Fichier, Affichage, Répertoire, </w:t>
-      </w:r>
-      <w:r>
-        <w:rPr>
-          <w:lang w:val="fr-FR"/>
-        </w:rPr>
-        <w:t>Statistiques) ainsi que deux boutons dans le bandeau (</w:t>
+        <w:t>S'y ajoutent des menus en haut de la fenêtre (Fichier, Affichage, Répertoire, Statistiques) ainsi que deux boutons dans le bandeau (</w:t>
       </w:r>
       <w:r>
         <w:t>🏠</w:t>
@@ -7515,14 +7475,14 @@
           <w:lang w:val="fr-FR"/>
         </w:rPr>
       </w:pPr>
-      <w:bookmarkStart w:id="12" w:name="_Toc239244555"/>
+      <w:bookmarkStart w:id="13" w:name="_Toc239245342"/>
       <w:r>
         <w:rPr>
           <w:lang w:val="fr-FR"/>
         </w:rPr>
         <w:t>5. Onglet Joueurs</w:t>
       </w:r>
-      <w:bookmarkEnd w:id="12"/>
+      <w:bookmarkEnd w:id="13"/>
     </w:p>
     <w:p>
       <w:pPr>
@@ -7592,14 +7552,14 @@
           <w:lang w:val="fr-FR"/>
         </w:rPr>
       </w:pPr>
-      <w:bookmarkStart w:id="13" w:name="_Toc239244556"/>
+      <w:bookmarkStart w:id="14" w:name="_Toc239245343"/>
       <w:r>
         <w:rPr>
           <w:lang w:val="fr-FR"/>
         </w:rPr>
         <w:t>Inscrire un joueur</w:t>
       </w:r>
-      <w:bookmarkEnd w:id="13"/>
+      <w:bookmarkEnd w:id="14"/>
     </w:p>
     <w:p>
       <w:pPr>
@@ -7769,14 +7729,14 @@
           <w:lang w:val="fr-FR"/>
         </w:rPr>
       </w:pPr>
-      <w:bookmarkStart w:id="14" w:name="_Toc239244557"/>
+      <w:bookmarkStart w:id="15" w:name="_Toc239245344"/>
       <w:r>
         <w:rPr>
           <w:lang w:val="fr-FR"/>
         </w:rPr>
         <w:t>Sélection des joueurs</w:t>
       </w:r>
-      <w:bookmarkEnd w:id="14"/>
+      <w:bookmarkEnd w:id="15"/>
     </w:p>
     <w:p>
       <w:pPr>
@@ -7816,14 +7776,11 @@
       <w:pPr>
         <w:pStyle w:val="Titre2"/>
       </w:pPr>
-      <w:bookmarkStart w:id="15" w:name="_Toc239244558"/>
-      <w:r>
-        <w:t xml:space="preserve">Actions </w:t>
-      </w:r>
-      <w:r>
-        <w:t>disponibles</w:t>
-      </w:r>
-      <w:bookmarkEnd w:id="15"/>
+      <w:bookmarkStart w:id="16" w:name="_Toc239245345"/>
+      <w:r>
+        <w:t>Actions disponibles</w:t>
+      </w:r>
+      <w:bookmarkEnd w:id="16"/>
     </w:p>
     <w:p>
       <w:pPr>
@@ -7949,13 +7906,7 @@
         <w:rPr>
           <w:lang w:val="fr-FR"/>
         </w:rPr>
-        <w:t>(bouton rouge, à côté de « Tout décocher ») retire le joueur de la partie ; son rang est calculé automatiquement (voir « Colonne Rang » ci-dessous). Pour une élimination d'un seul joueur, une fenêtre demande systématiquement qui l'a éliminé : ça compte pour son bounty en points (onglet Primes, section 8), et si un bounty fixe est configuré (mécanisme PKO), ça le lui attribue aussi. Impossible d'éliminer le tout dernier joueur encore actif : il doit toujours en rester au moins un — le vainqueur. Grisé tant q</w:t>
-      </w:r>
-      <w:r>
-        <w:rPr>
-          <w:lang w:val="fr-FR"/>
-        </w:rPr>
-        <w:t>ue le tournoi n'a pas démarré (avant le tout premier « Démarrer » du chronomètre) : rien à éliminer avant que la partie ait commencé.</w:t>
+        <w:t>(bouton rouge, à côté de « Tout décocher ») retire le joueur de la partie ; son rang est calculé automatiquement (voir « Colonne Rang » ci-dessous). Pour une élimination d'un seul joueur, une fenêtre demande systématiquement qui l'a éliminé : ça compte pour son bounty en points (onglet Primes, section 8), et si un bounty fixe est configuré (mécanisme PKO), ça le lui attribue aussi. Impossible d'éliminer le tout dernier joueur encore actif : il doit toujours en rester au moins un — le vainqueur. Grisé tant que le tournoi n'a pas démarré (avant le tout premier « Démarrer » du chronomètre) : rien à éliminer avant que la partie ait commencé.</w:t>
       </w:r>
     </w:p>
     <w:p>
@@ -8034,15 +7985,7 @@
           <w:color w:val="8A1F1F"/>
           <w:lang w:val="fr-FR"/>
         </w:rPr>
-        <w:t>⚠</w:t>
-      </w:r>
-      <w:r>
-        <w:rPr>
-          <w:i/>
-          <w:color w:val="8A1F1F"/>
-          <w:lang w:val="fr-FR"/>
-        </w:rPr>
-        <w:t xml:space="preserve"> Une élimination groupée (plusieurs joueurs cochés à la fois) ne demande pas d'éliminateur : ni le bounty en points ni une éventuelle prime fixe ne sont attribués dans ce cas. Éliminez les joueurs un par un si vous voulez enregistrer qui élimine qui.</w:t>
+        <w:t>⚠ Une élimination groupée (plusieurs joueurs cochés à la fois) ne demande pas d'éliminateur : ni le bounty en points ni une éventuelle prime fixe ne sont attribués dans ce cas. Éliminez les joueurs un par un si vous voulez enregistrer qui élimine qui.</w:t>
       </w:r>
     </w:p>
     <w:p>
@@ -8052,14 +7995,14 @@
           <w:lang w:val="fr-FR"/>
         </w:rPr>
       </w:pPr>
-      <w:bookmarkStart w:id="16" w:name="_Toc239244559"/>
+      <w:bookmarkStart w:id="17" w:name="_Toc239245346"/>
       <w:r>
         <w:rPr>
           <w:lang w:val="fr-FR"/>
         </w:rPr>
         <w:t>Colonne Rang</w:t>
       </w:r>
-      <w:bookmarkEnd w:id="16"/>
+      <w:bookmarkEnd w:id="17"/>
     </w:p>
     <w:p>
       <w:pPr>
@@ -8084,13 +8027,7 @@
         <w:rPr>
           <w:lang w:val="fr-FR"/>
         </w:rPr>
-        <w:t xml:space="preserve">Cliquer sur l'en-tête « Rang » trie le </w:t>
-      </w:r>
-      <w:r>
-        <w:rPr>
-          <w:lang w:val="fr-FR"/>
-        </w:rPr>
-        <w:t>tableau du meilleur au moins bon classement ; re-cliquer inverse l'ordre — comme les colonnes Nom, Statut et Table.</w:t>
+        <w:t>Cliquer sur l'en-tête « Rang » trie le tableau du meilleur au moins bon classement ; re-cliquer inverse l'ordre — comme les colonnes Nom, Statut et Table.</w:t>
       </w:r>
     </w:p>
     <w:p>
@@ -8100,14 +8037,14 @@
           <w:lang w:val="fr-FR"/>
         </w:rPr>
       </w:pPr>
-      <w:bookmarkStart w:id="17" w:name="_Toc239244560"/>
+      <w:bookmarkStart w:id="18" w:name="_Toc239245347"/>
       <w:r>
         <w:rPr>
           <w:lang w:val="fr-FR"/>
         </w:rPr>
         <w:t>Colonnes « Éliminé le », « Round », « Éliminé par »</w:t>
       </w:r>
-      <w:bookmarkEnd w:id="17"/>
+      <w:bookmarkEnd w:id="18"/>
     </w:p>
     <w:p>
       <w:pPr>
@@ -8177,14 +8114,14 @@
           <w:lang w:val="fr-FR"/>
         </w:rPr>
       </w:pPr>
-      <w:bookmarkStart w:id="18" w:name="_Toc239244561"/>
+      <w:bookmarkStart w:id="19" w:name="_Toc239245348"/>
       <w:r>
         <w:rPr>
           <w:lang w:val="fr-FR"/>
         </w:rPr>
         <w:t>Colonnes du tableau</w:t>
       </w:r>
-      <w:bookmarkEnd w:id="18"/>
+      <w:bookmarkEnd w:id="19"/>
     </w:p>
     <w:p>
       <w:pPr>
@@ -8274,14 +8211,14 @@
           <w:lang w:val="fr-FR"/>
         </w:rPr>
       </w:pPr>
-      <w:bookmarkStart w:id="19" w:name="_Toc239244562"/>
+      <w:bookmarkStart w:id="20" w:name="_Toc239245349"/>
       <w:r>
         <w:rPr>
           <w:lang w:val="fr-FR"/>
         </w:rPr>
         <w:t>Exporter le tableau Joueurs</w:t>
       </w:r>
-      <w:bookmarkEnd w:id="19"/>
+      <w:bookmarkEnd w:id="20"/>
     </w:p>
     <w:p>
       <w:pPr>
@@ -8326,14 +8263,14 @@
           <w:lang w:val="fr-FR"/>
         </w:rPr>
       </w:pPr>
-      <w:bookmarkStart w:id="20" w:name="_Toc239244563"/>
+      <w:bookmarkStart w:id="21" w:name="_Toc239245350"/>
       <w:r>
         <w:rPr>
           <w:lang w:val="fr-FR"/>
         </w:rPr>
         <w:t>6. Onglet Tables</w:t>
       </w:r>
-      <w:bookmarkEnd w:id="20"/>
+      <w:bookmarkEnd w:id="21"/>
     </w:p>
     <w:p>
       <w:pPr>
@@ -8429,35 +8366,7 @@
           <w:b/>
           <w:lang w:val="fr-FR"/>
         </w:rPr>
-        <w:t>🔍</w:t>
-      </w:r>
-      <w:r>
-        <w:rPr>
-          <w:b/>
-          <w:lang w:val="fr-FR"/>
-        </w:rPr>
-        <w:t>−</w:t>
-      </w:r>
-      <w:r>
-        <w:rPr>
-          <w:b/>
-          <w:lang w:val="fr-FR"/>
-        </w:rPr>
-        <w:t xml:space="preserve"> Zoom / </w:t>
-      </w:r>
-      <w:r>
-        <w:rPr>
-          <w:b/>
-          <w:lang w:val="fr-FR"/>
-        </w:rPr>
-        <w:t>🔍</w:t>
-      </w:r>
-      <w:r>
-        <w:rPr>
-          <w:b/>
-          <w:lang w:val="fr-FR"/>
-        </w:rPr>
-        <w:t xml:space="preserve">+ Zoom — </w:t>
+        <w:t xml:space="preserve">🔍− Zoom / 🔍+ Zoom — </w:t>
       </w:r>
       <w:r>
         <w:rPr>
@@ -8504,7 +8413,7 @@
           <w:lang w:val="fr-FR"/>
         </w:rPr>
       </w:pPr>
-      <w:bookmarkStart w:id="21" w:name="_Toc239244564"/>
+      <w:bookmarkStart w:id="22" w:name="_Toc239245351"/>
       <w:r>
         <w:rPr>
           <w:lang w:val="fr-FR"/>
@@ -8512,7 +8421,7 @@
         <w:lastRenderedPageBreak/>
         <w:t>Défilement automatique</w:t>
       </w:r>
-      <w:bookmarkEnd w:id="21"/>
+      <w:bookmarkEnd w:id="22"/>
     </w:p>
     <w:p>
       <w:pPr>
@@ -8534,14 +8443,14 @@
           <w:lang w:val="fr-FR"/>
         </w:rPr>
       </w:pPr>
-      <w:bookmarkStart w:id="22" w:name="_Toc239244565"/>
+      <w:bookmarkStart w:id="23" w:name="_Toc239245352"/>
       <w:r>
         <w:rPr>
           <w:lang w:val="fr-FR"/>
         </w:rPr>
         <w:t>7. Onglet Mouvements</w:t>
       </w:r>
-      <w:bookmarkEnd w:id="22"/>
+      <w:bookmarkEnd w:id="23"/>
     </w:p>
     <w:p>
       <w:pPr>
@@ -8614,13 +8523,7 @@
         <w:rPr>
           <w:lang w:val="fr-FR"/>
         </w:rPr>
-        <w:t xml:space="preserve">Dès qu'un rééquilibrage déplace réellement des joueurs, le chronomètre se met automatiquement en pause et un bandeau « Changement de tables en cours » s'affiche — clignotant sur l'onglet Chronomètre, fixe et complété d'un tableau des joueurs concernés (Joueur, Ancienne table, Ancien siège, Nouvelle table, Nouveau siège) sur l'écran projecteur, avec défilement automatique si la liste est trop longue pour tenir à l'écran — le temps que tout le monde s'installe. L'onglet Mouvements passe aussi automatiquement </w:t>
-      </w:r>
-      <w:r>
-        <w:rPr>
-          <w:lang w:val="fr-FR"/>
-        </w:rPr>
-        <w:t>au premier plan (devant le Chronomètre ou tout autre onglet affiché, fenêtre principale ramenée devant l'écran projecteur si besoin), pour que le responsable voie tout de suite qui doit changer de table.</w:t>
+        <w:t>Dès qu'un rééquilibrage déplace réellement des joueurs, le chronomètre se met automatiquement en pause et un bandeau « Changement de tables en cours » s'affiche — clignotant sur l'onglet Chronomètre, fixe et complété d'un tableau des joueurs concernés (Joueur, Ancienne table, Ancien siège, Nouvelle table, Nouveau siège) sur l'écran projecteur, avec défilement automatique si la liste est trop longue pour tenir à l'écran — le temps que tout le monde s'installe. L'onglet Mouvements passe aussi automatiquement au premier plan (devant le Chronomètre ou tout autre onglet affiché, fenêtre principale ramenée devant l'écran projecteur si besoin), pour que le responsable voie tout de suite qui doit changer de table.</w:t>
       </w:r>
     </w:p>
     <w:p>
@@ -8641,13 +8544,7 @@
         <w:rPr>
           <w:lang w:val="fr-FR"/>
         </w:rPr>
-        <w:t xml:space="preserve">une fois les joueurs déplacés bien installés à leur nouvelle table, cliquez ici : ça referme le bandeau, </w:t>
-      </w:r>
-      <w:r>
-        <w:rPr>
-          <w:lang w:val="fr-FR"/>
-        </w:rPr>
-        <w:t>relance le chronomètre, vide la liste des mouvements affichée, revient sur l'onglet Chronomètre et ramène l'écran projecteur au premier plan s'il est ouvert.</w:t>
+        <w:t>une fois les joueurs déplacés bien installés à leur nouvelle table, cliquez ici : ça referme le bandeau, relance le chronomètre, vide la liste des mouvements affichée, revient sur l'onglet Chronomètre et ramène l'écran projecteur au premier plan s'il est ouvert.</w:t>
       </w:r>
     </w:p>
     <w:p>
@@ -8703,7 +8600,7 @@
           <w:lang w:val="fr-FR"/>
         </w:rPr>
       </w:pPr>
-      <w:bookmarkStart w:id="23" w:name="_Toc239244566"/>
+      <w:bookmarkStart w:id="24" w:name="_Toc239245353"/>
       <w:r>
         <w:rPr>
           <w:lang w:val="fr-FR"/>
@@ -8711,7 +8608,7 @@
         <w:lastRenderedPageBreak/>
         <w:t>8. Onglet Primes</w:t>
       </w:r>
-      <w:bookmarkEnd w:id="23"/>
+      <w:bookmarkEnd w:id="24"/>
     </w:p>
     <w:p>
       <w:pPr>
@@ -8778,11 +8675,11 @@
       <w:pPr>
         <w:pStyle w:val="Titre2"/>
       </w:pPr>
-      <w:bookmarkStart w:id="24" w:name="_Toc239244567"/>
+      <w:bookmarkStart w:id="25" w:name="_Toc239245354"/>
       <w:r>
         <w:t>Les quatre primes</w:t>
       </w:r>
-      <w:bookmarkEnd w:id="24"/>
+      <w:bookmarkEnd w:id="25"/>
     </w:p>
     <w:p>
       <w:pPr>
@@ -8888,14 +8785,14 @@
           <w:lang w:val="fr-FR"/>
         </w:rPr>
       </w:pPr>
-      <w:bookmarkStart w:id="25" w:name="_Toc239244568"/>
+      <w:bookmarkStart w:id="26" w:name="_Toc239245355"/>
       <w:r>
         <w:rPr>
           <w:lang w:val="fr-FR"/>
         </w:rPr>
         <w:t>Tableau récapitulatif</w:t>
       </w:r>
-      <w:bookmarkEnd w:id="25"/>
+      <w:bookmarkEnd w:id="26"/>
     </w:p>
     <w:p>
       <w:pPr>
@@ -8947,7 +8844,7 @@
           <w:lang w:val="fr-FR"/>
         </w:rPr>
       </w:pPr>
-      <w:bookmarkStart w:id="26" w:name="_Toc239244569"/>
+      <w:bookmarkStart w:id="27" w:name="_Toc239245356"/>
       <w:r>
         <w:rPr>
           <w:lang w:val="fr-FR"/>
@@ -8955,7 +8852,7 @@
         <w:lastRenderedPageBreak/>
         <w:t>Exporter les primes</w:t>
       </w:r>
-      <w:bookmarkEnd w:id="26"/>
+      <w:bookmarkEnd w:id="27"/>
     </w:p>
     <w:p>
       <w:pPr>
@@ -9000,14 +8897,14 @@
           <w:lang w:val="fr-FR"/>
         </w:rPr>
       </w:pPr>
-      <w:bookmarkStart w:id="27" w:name="_Toc239244570"/>
+      <w:bookmarkStart w:id="28" w:name="_Toc239245357"/>
       <w:r>
         <w:rPr>
           <w:lang w:val="fr-FR"/>
         </w:rPr>
         <w:t>Historique du bounty progressif (mécanisme PKO interne)</w:t>
       </w:r>
-      <w:bookmarkEnd w:id="27"/>
+      <w:bookmarkEnd w:id="28"/>
     </w:p>
     <w:p>
       <w:pPr>
@@ -9059,7 +8956,7 @@
           <w:lang w:val="fr-FR"/>
         </w:rPr>
       </w:pPr>
-      <w:bookmarkStart w:id="28" w:name="_Toc239244571"/>
+      <w:bookmarkStart w:id="29" w:name="_Toc239245358"/>
       <w:r>
         <w:rPr>
           <w:lang w:val="fr-FR"/>
@@ -9067,7 +8964,7 @@
         <w:lastRenderedPageBreak/>
         <w:t>9. Onglet Blindes</w:t>
       </w:r>
-      <w:bookmarkEnd w:id="28"/>
+      <w:bookmarkEnd w:id="29"/>
     </w:p>
     <w:p>
       <w:pPr>
@@ -9124,14 +9021,14 @@
           <w:lang w:val="fr-FR"/>
         </w:rPr>
       </w:pPr>
-      <w:bookmarkStart w:id="29" w:name="_Toc239244572"/>
+      <w:bookmarkStart w:id="30" w:name="_Toc239245359"/>
       <w:r>
         <w:rPr>
           <w:lang w:val="fr-FR"/>
         </w:rPr>
         <w:t>Tableau des rounds</w:t>
       </w:r>
-      <w:bookmarkEnd w:id="29"/>
+      <w:bookmarkEnd w:id="30"/>
     </w:p>
     <w:p>
       <w:r>
@@ -9196,11 +9093,11 @@
       <w:pPr>
         <w:pStyle w:val="Titre2"/>
       </w:pPr>
-      <w:bookmarkStart w:id="30" w:name="_Toc239244573"/>
+      <w:bookmarkStart w:id="31" w:name="_Toc239245360"/>
       <w:r>
         <w:t>Boutons du haut</w:t>
       </w:r>
-      <w:bookmarkEnd w:id="30"/>
+      <w:bookmarkEnd w:id="31"/>
     </w:p>
     <w:p>
       <w:pPr>
@@ -9476,14 +9373,14 @@
           <w:lang w:val="fr-FR"/>
         </w:rPr>
       </w:pPr>
-      <w:bookmarkStart w:id="31" w:name="_Toc239244574"/>
+      <w:bookmarkStart w:id="32" w:name="_Toc239245361"/>
       <w:r>
         <w:rPr>
           <w:lang w:val="fr-FR"/>
         </w:rPr>
         <w:t>Jetons</w:t>
       </w:r>
-      <w:bookmarkEnd w:id="31"/>
+      <w:bookmarkEnd w:id="32"/>
     </w:p>
     <w:p>
       <w:pPr>
@@ -9550,13 +9447,7 @@
         <w:rPr>
           <w:lang w:val="fr-FR"/>
         </w:rPr>
-        <w:t xml:space="preserve">A droite du tableau des rounds, un panneau permet de renseigner les jetons utilisés pour ce tournoi (facultatif) : nom, pastille cliquable (couleur unie ou image de </w:t>
-      </w:r>
-      <w:r>
-        <w:rPr>
-          <w:lang w:val="fr-FR"/>
-        </w:rPr>
-        <w:t>jeton importée, au choix dans le menu qui s'ouvre au clic), valeur, et nombre par joueur, avec un Total calculé automatiquement pour chaque ligne (Valeur x Nombre).</w:t>
+        <w:t>A droite du tableau des rounds, un panneau permet de renseigner les jetons utilisés pour ce tournoi (facultatif) : nom, pastille cliquable (couleur unie ou image de jeton importée, au choix dans le menu qui s'ouvre au clic), valeur, et nombre par joueur, avec un Total calculé automatiquement pour chaque ligne (Valeur x Nombre).</w:t>
       </w:r>
     </w:p>
     <w:p>
@@ -9571,20 +9462,34 @@
           <w:b/>
           <w:lang w:val="fr-FR"/>
         </w:rPr>
-        <w:t>➕</w:t>
-      </w:r>
+        <w:t xml:space="preserve">➕ Ajouter une couleur — </w:t>
+      </w:r>
+      <w:r>
+        <w:rPr>
+          <w:lang w:val="fr-FR"/>
+        </w:rPr>
+        <w:t>ajoute une ligne au tableau.</w:t>
+      </w:r>
+    </w:p>
+    <w:p>
+      <w:pPr>
+        <w:pStyle w:val="Listepuces"/>
+        <w:rPr>
+          <w:lang w:val="fr-FR"/>
+        </w:rPr>
+      </w:pPr>
       <w:r>
         <w:rPr>
           <w:b/>
           <w:lang w:val="fr-FR"/>
         </w:rPr>
-        <w:t xml:space="preserve"> Ajouter une couleur — </w:t>
-      </w:r>
-      <w:r>
-        <w:rPr>
-          <w:lang w:val="fr-FR"/>
-        </w:rPr>
-        <w:t>ajoute une ligne au tableau.</w:t>
+        <w:t xml:space="preserve">🗑 (en bout de ligne) — </w:t>
+      </w:r>
+      <w:r>
+        <w:rPr>
+          <w:lang w:val="fr-FR"/>
+        </w:rPr>
+        <w:t>supprime cette ligne.</w:t>
       </w:r>
     </w:p>
     <w:p>
@@ -9599,57 +9504,8 @@
           <w:b/>
           <w:lang w:val="fr-FR"/>
         </w:rPr>
-        <w:t>🗑</w:t>
-      </w:r>
-      <w:r>
-        <w:rPr>
-          <w:b/>
-          <w:lang w:val="fr-FR"/>
-        </w:rPr>
-        <w:t xml:space="preserve"> (en bout de ligne) — </w:t>
-      </w:r>
-      <w:r>
-        <w:rPr>
-          <w:lang w:val="fr-FR"/>
-        </w:rPr>
-        <w:t>supprime cette ligne.</w:t>
-      </w:r>
-    </w:p>
-    <w:p>
-      <w:pPr>
-        <w:pStyle w:val="Listepuces"/>
-        <w:rPr>
-          <w:lang w:val="fr-FR"/>
-        </w:rPr>
-      </w:pPr>
-      <w:r>
-        <w:rPr>
-          <w:b/>
-          <w:lang w:val="fr-FR"/>
-        </w:rPr>
         <w:lastRenderedPageBreak/>
-        <w:t>📂</w:t>
-      </w:r>
-      <w:r>
-        <w:rPr>
-          <w:b/>
-          <w:lang w:val="fr-FR"/>
-        </w:rPr>
-        <w:t xml:space="preserve"> Récupérer Jetons... / </w:t>
-      </w:r>
-      <w:r>
-        <w:rPr>
-          <w:b/>
-          <w:lang w:val="fr-FR"/>
-        </w:rPr>
-        <w:t>💾</w:t>
-      </w:r>
-      <w:r>
-        <w:rPr>
-          <w:b/>
-          <w:lang w:val="fr-FR"/>
-        </w:rPr>
-        <w:t xml:space="preserve"> Enregistrer Jetons sous... — </w:t>
+        <w:t xml:space="preserve">📂 Récupérer Jetons... / 💾 Enregistrer Jetons sous... — </w:t>
       </w:r>
       <w:r>
         <w:rPr>
@@ -9703,7 +9559,7 @@
           <w:lang w:val="fr-FR"/>
         </w:rPr>
       </w:pPr>
-      <w:bookmarkStart w:id="32" w:name="_Toc239244575"/>
+      <w:bookmarkStart w:id="33" w:name="_Toc239245362"/>
       <w:r>
         <w:rPr>
           <w:noProof/>
@@ -9745,7 +9601,7 @@
           </wp:inline>
         </w:drawing>
       </w:r>
-      <w:bookmarkEnd w:id="32"/>
+      <w:bookmarkEnd w:id="33"/>
     </w:p>
     <w:p>
       <w:pPr>
@@ -9770,14 +9626,14 @@
           <w:lang w:val="fr-FR"/>
         </w:rPr>
       </w:pPr>
-      <w:bookmarkStart w:id="33" w:name="_Toc239244576"/>
+      <w:bookmarkStart w:id="34" w:name="_Toc239245363"/>
       <w:r>
         <w:rPr>
           <w:lang w:val="fr-FR"/>
         </w:rPr>
         <w:t>Écran projecteur</w:t>
       </w:r>
-      <w:bookmarkEnd w:id="33"/>
+      <w:bookmarkEnd w:id="34"/>
     </w:p>
     <w:p>
       <w:pPr>
@@ -9902,14 +9758,14 @@
           <w:lang w:val="fr-FR"/>
         </w:rPr>
       </w:pPr>
-      <w:bookmarkStart w:id="34" w:name="_Toc239244577"/>
+      <w:bookmarkStart w:id="35" w:name="_Toc239245364"/>
       <w:r>
         <w:rPr>
           <w:lang w:val="fr-FR"/>
         </w:rPr>
         <w:t>10. Onglet Chronomètre</w:t>
       </w:r>
-      <w:bookmarkEnd w:id="34"/>
+      <w:bookmarkEnd w:id="35"/>
     </w:p>
     <w:p>
       <w:pPr>
@@ -10037,13 +9893,7 @@
         <w:rPr>
           <w:lang w:val="fr-FR"/>
         </w:rPr>
-        <w:t>Les 5 boutons ci-dessus sont regroupés en haut à droite de l'onglet, les uns sous les autres ; les informations du niveau en cours (niveau, minuteur, blindes, niveau suivant) occupent le reste de la largeur, à gauche, avec « Round » affiché juste à droite de « Niveau ». Contrairement à Niveau (numéro brut, pauses comprises — comme le tableau de structure ci-dessous et les boutons Niveau précédent/suivant), Round n'avance pas pendant une pause ; le tableau de structure reprend d'ailleurs cette même colonne R</w:t>
-      </w:r>
-      <w:r>
-        <w:rPr>
-          <w:lang w:val="fr-FR"/>
-        </w:rPr>
-        <w:t>ound, pour repérer facilement à quel round correspond chaque ligne — voir aussi la colonne Round de l'onglet Blindes, section 9.</w:t>
+        <w:t>Les 5 boutons ci-dessus sont regroupés en haut à droite de l'onglet, les uns sous les autres ; les informations du niveau en cours (niveau, minuteur, blindes, niveau suivant) occupent le reste de la largeur, à gauche, avec « Round » affiché juste à droite de « Niveau ». Contrairement à Niveau (numéro brut, pauses comprises — comme le tableau de structure ci-dessous et les boutons Niveau précédent/suivant), Round n'avance pas pendant une pause ; le tableau de structure reprend d'ailleurs cette même colonne Round, pour repérer facilement à quel round correspond chaque ligne — voir aussi la colonne Round de l'onglet Blindes, section 9.</w:t>
       </w:r>
     </w:p>
     <w:p>
@@ -10053,7 +9903,7 @@
           <w:lang w:val="fr-FR"/>
         </w:rPr>
       </w:pPr>
-      <w:bookmarkStart w:id="35" w:name="_Toc239244578"/>
+      <w:bookmarkStart w:id="36" w:name="_Toc239245365"/>
       <w:r>
         <w:rPr>
           <w:lang w:val="fr-FR"/>
@@ -10061,7 +9911,7 @@
         <w:lastRenderedPageBreak/>
         <w:t>Structure de blindes</w:t>
       </w:r>
-      <w:bookmarkEnd w:id="35"/>
+      <w:bookmarkEnd w:id="36"/>
       <w:r>
         <w:rPr>
           <w:lang w:val="fr-FR"/>
@@ -10076,14 +9926,14 @@
           <w:lang w:val="fr-FR"/>
         </w:rPr>
       </w:pPr>
-      <w:bookmarkStart w:id="36" w:name="_Toc239244579"/>
+      <w:bookmarkStart w:id="37" w:name="_Toc239245366"/>
       <w:r>
         <w:rPr>
           <w:lang w:val="fr-FR"/>
         </w:rPr>
         <w:t>Sons</w:t>
       </w:r>
-      <w:bookmarkEnd w:id="36"/>
+      <w:bookmarkEnd w:id="37"/>
     </w:p>
     <w:p>
       <w:pPr>
@@ -10171,13 +10021,7 @@
         <w:rPr>
           <w:lang w:val="fr-FR"/>
         </w:rPr>
-        <w:t xml:space="preserve">Clic gauche sur un bouton pour </w:t>
-      </w:r>
-      <w:r>
-        <w:rPr>
-          <w:lang w:val="fr-FR"/>
-        </w:rPr>
-        <w:t>choisir/remplacer le fichier .wav ; clic droit pour retirer le son configuré. Le texte du bouton indique le fichier actuellement choisi, ou « (aucun) ».</w:t>
+        <w:t>Clic gauche sur un bouton pour choisir/remplacer le fichier .wav ; clic droit pour retirer le son configuré. Le texte du bouton indique le fichier actuellement choisi, ou « (aucun) ».</w:t>
       </w:r>
     </w:p>
     <w:p>
@@ -10248,14 +10092,14 @@
           <w:lang w:val="fr-FR"/>
         </w:rPr>
       </w:pPr>
-      <w:bookmarkStart w:id="37" w:name="_Toc239244580"/>
+      <w:bookmarkStart w:id="38" w:name="_Toc239245367"/>
       <w:r>
         <w:rPr>
           <w:lang w:val="fr-FR"/>
         </w:rPr>
         <w:t>11. Onglet Classement</w:t>
       </w:r>
-      <w:bookmarkEnd w:id="37"/>
+      <w:bookmarkEnd w:id="38"/>
     </w:p>
     <w:p>
       <w:pPr>
@@ -10349,14 +10193,14 @@
           <w:lang w:val="fr-FR"/>
         </w:rPr>
       </w:pPr>
-      <w:bookmarkStart w:id="38" w:name="_Toc239244581"/>
+      <w:bookmarkStart w:id="39" w:name="_Toc239245368"/>
       <w:r>
         <w:rPr>
           <w:lang w:val="fr-FR"/>
         </w:rPr>
         <w:t>Colonnes</w:t>
       </w:r>
-      <w:bookmarkEnd w:id="38"/>
+      <w:bookmarkEnd w:id="39"/>
     </w:p>
     <w:p>
       <w:pPr>
@@ -10391,14 +10235,14 @@
           <w:lang w:val="fr-FR"/>
         </w:rPr>
       </w:pPr>
-      <w:bookmarkStart w:id="39" w:name="_Toc239244582"/>
+      <w:bookmarkStart w:id="40" w:name="_Toc239245369"/>
       <w:r>
         <w:rPr>
           <w:lang w:val="fr-FR"/>
         </w:rPr>
         <w:t>Résumé et défilement automatique</w:t>
       </w:r>
-      <w:bookmarkEnd w:id="39"/>
+      <w:bookmarkEnd w:id="40"/>
     </w:p>
     <w:p>
       <w:pPr>
@@ -10420,14 +10264,14 @@
           <w:lang w:val="fr-FR"/>
         </w:rPr>
       </w:pPr>
-      <w:bookmarkStart w:id="40" w:name="_Toc239244583"/>
+      <w:bookmarkStart w:id="41" w:name="_Toc239245370"/>
       <w:r>
         <w:rPr>
           <w:lang w:val="fr-FR"/>
         </w:rPr>
         <w:t>Exporter le classement</w:t>
       </w:r>
-      <w:bookmarkEnd w:id="40"/>
+      <w:bookmarkEnd w:id="41"/>
     </w:p>
     <w:p>
       <w:pPr>
@@ -10472,14 +10316,14 @@
           <w:lang w:val="fr-FR"/>
         </w:rPr>
       </w:pPr>
-      <w:bookmarkStart w:id="41" w:name="_Toc239244584"/>
+      <w:bookmarkStart w:id="42" w:name="_Toc239245371"/>
       <w:r>
         <w:rPr>
           <w:lang w:val="fr-FR"/>
         </w:rPr>
         <w:t>Exporter les résultats (classement nominatif)</w:t>
       </w:r>
-      <w:bookmarkEnd w:id="41"/>
+      <w:bookmarkEnd w:id="42"/>
     </w:p>
     <w:p>
       <w:pPr>
@@ -10524,14 +10368,14 @@
           <w:lang w:val="fr-FR"/>
         </w:rPr>
       </w:pPr>
-      <w:bookmarkStart w:id="42" w:name="_Toc239244585"/>
+      <w:bookmarkStart w:id="43" w:name="_Toc239245372"/>
       <w:r>
         <w:rPr>
           <w:lang w:val="fr-FR"/>
         </w:rPr>
         <w:t>12. Onglet Paramètres</w:t>
       </w:r>
-      <w:bookmarkEnd w:id="42"/>
+      <w:bookmarkEnd w:id="43"/>
     </w:p>
     <w:p>
       <w:pPr>
@@ -10650,14 +10494,14 @@
           <w:lang w:val="fr-FR"/>
         </w:rPr>
       </w:pPr>
-      <w:bookmarkStart w:id="43" w:name="_Toc239244586"/>
+      <w:bookmarkStart w:id="44" w:name="_Toc239245373"/>
       <w:r>
         <w:rPr>
           <w:lang w:val="fr-FR"/>
         </w:rPr>
         <w:t>Colonne de gauche — réglages généraux</w:t>
       </w:r>
-      <w:bookmarkEnd w:id="43"/>
+      <w:bookmarkEnd w:id="44"/>
     </w:p>
     <w:tbl>
       <w:tblPr>
@@ -10989,10 +10833,7 @@
           </w:tcPr>
           <w:p>
             <w:r>
-              <w:t xml:space="preserve">Dossier de base où l’application crée un sous-dossier par jour de la semaine pour chaque nouveau </w:t>
-            </w:r>
-            <w:r>
-              <w:t>tournoi/Sit &amp; Go (voir chapitre 4) ; vide sous Windows → repli automatique sur C:\poker\senaco</w:t>
+              <w:t>Dossier de base où l’application crée un sous-dossier par jour de la semaine pour chaque nouveau tournoi/Sit &amp; Go (voir chapitre 4) ; vide sous Windows → repli automatique sur C:\poker\senaco</w:t>
             </w:r>
           </w:p>
         </w:tc>
@@ -11104,11 +10945,11 @@
       <w:pPr>
         <w:pStyle w:val="Titre2"/>
       </w:pPr>
-      <w:bookmarkStart w:id="44" w:name="_Toc239244587"/>
+      <w:bookmarkStart w:id="45" w:name="_Toc239245374"/>
       <w:r>
         <w:t>Colonne de droite</w:t>
       </w:r>
-      <w:bookmarkEnd w:id="44"/>
+      <w:bookmarkEnd w:id="45"/>
     </w:p>
     <w:p>
       <w:pPr>
@@ -11198,11 +11039,11 @@
       <w:pPr>
         <w:pStyle w:val="Titre3"/>
       </w:pPr>
-      <w:bookmarkStart w:id="45" w:name="_Toc239244588"/>
+      <w:bookmarkStart w:id="46" w:name="_Toc239245375"/>
       <w:r>
         <w:t>Section Primes en détail</w:t>
       </w:r>
-      <w:bookmarkEnd w:id="45"/>
+      <w:bookmarkEnd w:id="46"/>
     </w:p>
     <w:p>
       <w:pPr>
@@ -11383,7 +11224,7 @@
           <w:lang w:val="fr-FR"/>
         </w:rPr>
       </w:pPr>
-      <w:bookmarkStart w:id="46" w:name="_Toc239244589"/>
+      <w:bookmarkStart w:id="47" w:name="_Toc239245376"/>
       <w:r>
         <w:rPr>
           <w:lang w:val="fr-FR"/>
@@ -11391,7 +11232,7 @@
         <w:lastRenderedPageBreak/>
         <w:t>13. Raccourcis clavier et contrôle à distance</w:t>
       </w:r>
-      <w:bookmarkEnd w:id="46"/>
+      <w:bookmarkEnd w:id="47"/>
     </w:p>
     <w:p>
       <w:pPr>
@@ -11461,14 +11302,14 @@
           <w:lang w:val="fr-FR"/>
         </w:rPr>
       </w:pPr>
-      <w:bookmarkStart w:id="47" w:name="_Toc239244590"/>
+      <w:bookmarkStart w:id="48" w:name="_Toc239245377"/>
       <w:r>
         <w:rPr>
           <w:lang w:val="fr-FR"/>
         </w:rPr>
         <w:t>Les trois actions</w:t>
       </w:r>
-      <w:bookmarkEnd w:id="47"/>
+      <w:bookmarkEnd w:id="48"/>
     </w:p>
     <w:p>
       <w:pPr>
@@ -11540,14 +11381,14 @@
           <w:lang w:val="fr-FR"/>
         </w:rPr>
       </w:pPr>
-      <w:bookmarkStart w:id="48" w:name="_Toc239244591"/>
+      <w:bookmarkStart w:id="49" w:name="_Toc239245378"/>
       <w:r>
         <w:rPr>
           <w:lang w:val="fr-FR"/>
         </w:rPr>
         <w:t>Raccourcis clavier</w:t>
       </w:r>
-      <w:bookmarkEnd w:id="48"/>
+      <w:bookmarkEnd w:id="49"/>
     </w:p>
     <w:p>
       <w:pPr>
@@ -11592,14 +11433,14 @@
           <w:lang w:val="fr-FR"/>
         </w:rPr>
       </w:pPr>
-      <w:bookmarkStart w:id="49" w:name="_Toc239244592"/>
+      <w:bookmarkStart w:id="50" w:name="_Toc239245379"/>
       <w:r>
         <w:rPr>
           <w:lang w:val="fr-FR"/>
         </w:rPr>
         <w:t>Contrôle à distance (téléphone)</w:t>
       </w:r>
-      <w:bookmarkEnd w:id="49"/>
+      <w:bookmarkEnd w:id="50"/>
     </w:p>
     <w:p>
       <w:pPr>
@@ -11615,12 +11456,12 @@
       <w:pPr>
         <w:pStyle w:val="Titre3"/>
       </w:pPr>
-      <w:bookmarkStart w:id="50" w:name="_Toc239244593"/>
+      <w:bookmarkStart w:id="51" w:name="_Toc239245380"/>
       <w:r>
         <w:lastRenderedPageBreak/>
         <w:t>Activer le contrôle à distance</w:t>
       </w:r>
-      <w:bookmarkEnd w:id="50"/>
+      <w:bookmarkEnd w:id="51"/>
     </w:p>
     <w:p>
       <w:r>
@@ -11675,11 +11516,11 @@
       <w:pPr>
         <w:pStyle w:val="Titre3"/>
       </w:pPr>
-      <w:bookmarkStart w:id="51" w:name="_Toc239244594"/>
+      <w:bookmarkStart w:id="52" w:name="_Toc239245381"/>
       <w:r>
         <w:t>La page principale</w:t>
       </w:r>
-      <w:bookmarkEnd w:id="51"/>
+      <w:bookmarkEnd w:id="52"/>
     </w:p>
     <w:p>
       <w:r>
@@ -11694,16 +11535,24 @@
         <w:rPr>
           <w:b/>
         </w:rPr>
-        <w:t>🎯</w:t>
-      </w:r>
+        <w:t xml:space="preserve">🎯 Gérer les éliminations — </w:t>
+      </w:r>
+      <w:r>
+        <w:t>ouvre la page Éliminations (voir ci-dessous), pour éliminer un joueur entièrement depuis le téléphone, sans repasser par l'ordinateur.</w:t>
+      </w:r>
+    </w:p>
+    <w:p>
+      <w:pPr>
+        <w:pStyle w:val="Listepuces"/>
+      </w:pPr>
       <w:r>
         <w:rPr>
           <w:b/>
         </w:rPr>
-        <w:t xml:space="preserve"> Gérer les éliminations — </w:t>
-      </w:r>
-      <w:r>
-        <w:t>ouvre la page Éliminations (voir ci-dessous), pour éliminer un joueur entièrement depuis le téléphone, sans repasser par l'ordinateur.</w:t>
+        <w:t xml:space="preserve">Z− / 🗺 Plan des tables / Z+ — </w:t>
+      </w:r>
+      <w:r>
+        <w:t>affiche l'onglet Tables sur l'ordinateur ; les boutons Z− et Z+ en rétrécissent ou l'agrandissent l'affichage.</w:t>
       </w:r>
     </w:p>
     <w:p>
@@ -11714,22 +11563,38 @@
         <w:rPr>
           <w:b/>
         </w:rPr>
-        <w:t xml:space="preserve">Z− / </w:t>
-      </w:r>
+        <w:t xml:space="preserve">📋 Afficher Mouvements — </w:t>
+      </w:r>
+      <w:r>
+        <w:t>affiche l'onglet Mouvements sur l'ordinateur.</w:t>
+      </w:r>
+    </w:p>
+    <w:p>
+      <w:pPr>
+        <w:pStyle w:val="Listepuces"/>
+      </w:pPr>
       <w:r>
         <w:rPr>
           <w:b/>
         </w:rPr>
-        <w:t>🗺</w:t>
-      </w:r>
+        <w:t xml:space="preserve">✅ Mouvements terminés — </w:t>
+      </w:r>
+      <w:r>
+        <w:t>signale que tous les joueurs ont rejoint leur nouvelle table et referme le bandeau d'alerte affiché sur l'écran projecteur.</w:t>
+      </w:r>
+    </w:p>
+    <w:p>
+      <w:pPr>
+        <w:pStyle w:val="Listepuces"/>
+      </w:pPr>
       <w:r>
         <w:rPr>
           <w:b/>
         </w:rPr>
-        <w:t xml:space="preserve"> Plan des tables / Z+ — </w:t>
-      </w:r>
-      <w:r>
-        <w:t>affiche l'onglet Tables sur l'ordinateur ; les boutons Z− et Z+ en rétrécissent ou l'agrandissent l'affichage.</w:t>
+        <w:t xml:space="preserve">▶ Chronomètre — </w:t>
+      </w:r>
+      <w:r>
+        <w:t>ramène l'écran du chronomètre (projecteur) au premier plan sur l'ordinateur. Le petit bouton ON/OFF juste à côté met directement le chrono en pause ou le relance, sans rien afficher de plus à l'écran.</w:t>
       </w:r>
     </w:p>
     <w:p>
@@ -11740,16 +11605,24 @@
         <w:rPr>
           <w:b/>
         </w:rPr>
-        <w:t>📋</w:t>
-      </w:r>
+        <w:t xml:space="preserve">⏭ Niveau Suivant — </w:t>
+      </w:r>
+      <w:r>
+        <w:t>passe immédiatement au niveau de blindes suivant.</w:t>
+      </w:r>
+    </w:p>
+    <w:p>
+      <w:pPr>
+        <w:pStyle w:val="Listepuces"/>
+      </w:pPr>
       <w:r>
         <w:rPr>
           <w:b/>
         </w:rPr>
-        <w:t xml:space="preserve"> Afficher Mouvements — </w:t>
-      </w:r>
-      <w:r>
-        <w:t>affiche l'onglet Mouvements sur l'ordinateur.</w:t>
+        <w:t xml:space="preserve">⏸ Joueurs — </w:t>
+      </w:r>
+      <w:r>
+        <w:t>met le chrono en pause et bascule l'ordinateur sur l'onglet Joueurs, pour éliminer un joueur à la main directement sur l'ordinateur (utile si vous préférez le faire sur place plutôt que depuis le téléphone).</w:t>
       </w:r>
     </w:p>
     <w:p>
@@ -11760,87 +11633,7 @@
         <w:rPr>
           <w:b/>
         </w:rPr>
-        <w:t>✅</w:t>
-      </w:r>
-      <w:r>
-        <w:rPr>
-          <w:b/>
-        </w:rPr>
-        <w:t xml:space="preserve"> Mouvements terminés — </w:t>
-      </w:r>
-      <w:r>
-        <w:t>signale que tous les joueurs ont rejoint leur nouvelle table et referme le bandeau d'alerte affiché sur l'écran projecteur.</w:t>
-      </w:r>
-    </w:p>
-    <w:p>
-      <w:pPr>
-        <w:pStyle w:val="Listepuces"/>
-      </w:pPr>
-      <w:r>
-        <w:rPr>
-          <w:b/>
-        </w:rPr>
-        <w:t xml:space="preserve">▶ Chronomètre — </w:t>
-      </w:r>
-      <w:r>
-        <w:t>ramène l'écran du chronomètre (projecteur) au premier plan sur l'ordinateur. Le petit bouton ON/OFF juste à côté met directement le chrono en pause ou le relance, sans rien afficher de plus à l'écran.</w:t>
-      </w:r>
-    </w:p>
-    <w:p>
-      <w:pPr>
-        <w:pStyle w:val="Listepuces"/>
-      </w:pPr>
-      <w:r>
-        <w:rPr>
-          <w:b/>
-        </w:rPr>
-        <w:t>⏭</w:t>
-      </w:r>
-      <w:r>
-        <w:rPr>
-          <w:b/>
-        </w:rPr>
-        <w:t xml:space="preserve"> Niveau Suivant — </w:t>
-      </w:r>
-      <w:r>
-        <w:t>passe immédiatement au niveau de blindes suivant.</w:t>
-      </w:r>
-    </w:p>
-    <w:p>
-      <w:pPr>
-        <w:pStyle w:val="Listepuces"/>
-      </w:pPr>
-      <w:r>
-        <w:rPr>
-          <w:b/>
-        </w:rPr>
-        <w:t>⏸</w:t>
-      </w:r>
-      <w:r>
-        <w:rPr>
-          <w:b/>
-        </w:rPr>
-        <w:t xml:space="preserve"> Joueurs — </w:t>
-      </w:r>
-      <w:r>
-        <w:t>met le chrono en pause et bascule l'ordinateur sur l'onglet Joueurs, pour éliminer un joueur à la main directement sur l'ordinateur (utile si vous préférez le faire sur place plutôt que depuis le téléphone).</w:t>
-      </w:r>
-    </w:p>
-    <w:p>
-      <w:pPr>
-        <w:pStyle w:val="Listepuces"/>
-      </w:pPr>
-      <w:r>
-        <w:rPr>
-          <w:b/>
-        </w:rPr>
-        <w:t>📷</w:t>
-      </w:r>
-      <w:r>
-        <w:rPr>
-          <w:b/>
-        </w:rPr>
-        <w:t xml:space="preserve"> Photos des joueurs — </w:t>
+        <w:t xml:space="preserve">📷 Photos des joueurs — </w:t>
       </w:r>
       <w:r>
         <w:t>ouvre la page Photos (voir ci-dessous).</w:t>
@@ -11848,24 +11641,18 @@
     </w:p>
     <w:p>
       <w:r>
-        <w:t xml:space="preserve">Le petit bouton </w:t>
-      </w:r>
-      <w:r>
-        <w:t>🔄</w:t>
-      </w:r>
-      <w:r>
-        <w:t>, en haut de chaque page, force le téléphone à recharger la toute dernière version de la page — utile juste après une mise à jour du logiciel.</w:t>
+        <w:t>Le petit bouton 🔄, en haut de chaque page, force le téléphone à recharger la toute dernière version de la page — utile juste après une mise à jour du logiciel.</w:t>
       </w:r>
     </w:p>
     <w:p>
       <w:pPr>
         <w:pStyle w:val="Titre3"/>
       </w:pPr>
-      <w:bookmarkStart w:id="52" w:name="_Toc239244595"/>
+      <w:bookmarkStart w:id="53" w:name="_Toc239245382"/>
       <w:r>
         <w:t>Page « Gérer les éliminations »</w:t>
       </w:r>
-      <w:bookmarkEnd w:id="52"/>
+      <w:bookmarkEnd w:id="53"/>
     </w:p>
     <w:p>
       <w:r>
@@ -11876,60 +11663,36 @@
       <w:pPr>
         <w:pStyle w:val="Titre3"/>
       </w:pPr>
-      <w:bookmarkStart w:id="53" w:name="_Toc239244596"/>
+      <w:bookmarkStart w:id="54" w:name="_Toc239245383"/>
       <w:r>
         <w:t>Page « Photos des joueurs »</w:t>
       </w:r>
-      <w:bookmarkEnd w:id="53"/>
-    </w:p>
-    <w:p>
-      <w:r>
-        <w:t xml:space="preserve">Liste tout le répertoire de joueurs habituels — pas seulement ceux inscrits au tournoi en cours, puisqu'on peut vouloir photographier un joueur du club avant même qu'il ne soit assis à une table ce soir-là. Une miniature de la photo s'affiche directement à côté du nom des joueurs qui en ont déjà une (au lieu d'une simple coche) ; un bouton </w:t>
-      </w:r>
-      <w:r>
-        <w:t>🗑</w:t>
-      </w:r>
-      <w:r>
-        <w:t xml:space="preserve">, à côté du bouton </w:t>
-      </w:r>
-      <w:r>
-        <w:t>📷</w:t>
-      </w:r>
-      <w:r>
-        <w:t>, permet de la supprimer directement depuis le téléphone (confirmation demandée avant suppression).</w:t>
+      <w:bookmarkEnd w:id="54"/>
+    </w:p>
+    <w:p>
+      <w:r>
+        <w:t>Liste tout le répertoire de joueurs habituels — pas seulement ceux inscrits au tournoi en cours, puisqu'on peut vouloir photographier un joueur du club avant même qu'il ne soit assis à une table ce soir-là. Une miniature de la photo s'affiche directement à côté du nom des joueurs qui en ont déjà une (au lieu d'une simple coche) ; un bouton 🗑, à côté du bouton 📷, permet de la supprimer directement depuis le téléphone (confirmation demandée avant suppression).</w:t>
       </w:r>
     </w:p>
     <w:p>
       <w:r>
         <w:lastRenderedPageBreak/>
-        <w:t xml:space="preserve">Appuyez sur </w:t>
-      </w:r>
-      <w:r>
-        <w:t>📷</w:t>
-      </w:r>
-      <w:r>
-        <w:t xml:space="preserve"> à côté d'un nom pour ouvrir l'appareil photo du téléphone. Un écran de cadrage tactile s'affiche ensuite avant l'envoi (glisser pour repositionner, pincer pour zoomer), avec le nom du joueur affiché en haut de l'écran — boutons « Reprendre » pour recommencer la photo, ou « Envoyer » pour valider le cadrage.</w:t>
+        <w:t>Appuyez sur 📷 à côté d'un nom pour ouvrir l'appareil photo du téléphone. Un écran de cadrage tactile s'affiche ensuite avant l'envoi (glisser pour repositionner, pincer pour zoomer), avec le nom du joueur affiché en haut de l'écran — boutons « Reprendre » pour recommencer la photo, ou « Envoyer » pour valider le cadrage.</w:t>
       </w:r>
     </w:p>
     <w:p>
       <w:pPr>
         <w:pStyle w:val="Titre3"/>
       </w:pPr>
-      <w:bookmarkStart w:id="54" w:name="_Toc239244597"/>
+      <w:bookmarkStart w:id="55" w:name="_Toc239245384"/>
       <w:r>
         <w:t>Lobby (plusieurs tournois)</w:t>
       </w:r>
-      <w:bookmarkEnd w:id="54"/>
-    </w:p>
-    <w:p>
-      <w:r>
-        <w:t xml:space="preserve">Si plusieurs tournois ou Sit &amp; Go tournent en même temps sur le même ordinateur, seul le premier obtient l'adresse habituelle ; un bouton « </w:t>
-      </w:r>
-      <w:r>
-        <w:t>🏛</w:t>
-      </w:r>
-      <w:r>
-        <w:t xml:space="preserve"> Lobby » apparaît alors en haut de la page principale du téléphone pour choisir lequel des tournois piloter — à ne pas confondre avec le Lobby de l'application elle-même (plusieurs fenêtres sur l'ordinateur, voir chapitre 14) : celui-ci choisit seulement lequel des tournois ouverts le téléphone doit piloter.</w:t>
+      <w:bookmarkEnd w:id="55"/>
+    </w:p>
+    <w:p>
+      <w:r>
+        <w:t>Si plusieurs tournois ou Sit &amp; Go tournent en même temps sur le même ordinateur, seul le premier obtient l'adresse habituelle ; un bouton « 🏛 Lobby » apparaît alors en haut de la page principale du téléphone pour choisir lequel des tournois piloter — à ne pas confondre avec le Lobby de l'application elle-même (plusieurs fenêtres sur l'ordinateur, voir chapitre 14) : celui-ci choisit seulement lequel des tournois ouverts le téléphone doit piloter.</w:t>
       </w:r>
     </w:p>
     <w:p>
@@ -11939,14 +11702,14 @@
           <w:lang w:val="fr-FR"/>
         </w:rPr>
       </w:pPr>
-      <w:bookmarkStart w:id="55" w:name="_Toc239244598"/>
+      <w:bookmarkStart w:id="56" w:name="_Toc239245385"/>
       <w:r>
         <w:rPr>
           <w:lang w:val="fr-FR"/>
         </w:rPr>
         <w:t>14. Sit &amp; Go et gestion de plusieurs tournois</w:t>
       </w:r>
-      <w:bookmarkEnd w:id="55"/>
+      <w:bookmarkEnd w:id="56"/>
     </w:p>
     <w:p>
       <w:pPr>
@@ -11968,14 +11731,14 @@
           <w:lang w:val="fr-FR"/>
         </w:rPr>
       </w:pPr>
-      <w:bookmarkStart w:id="56" w:name="_Toc239244599"/>
+      <w:bookmarkStart w:id="57" w:name="_Toc239245386"/>
       <w:r>
         <w:rPr>
           <w:lang w:val="fr-FR"/>
         </w:rPr>
         <w:t>Ouvrir une nouvelle fenêtre</w:t>
       </w:r>
-      <w:bookmarkEnd w:id="56"/>
+      <w:bookmarkEnd w:id="57"/>
     </w:p>
     <w:p>
       <w:pPr>
@@ -12071,14 +11834,14 @@
           <w:lang w:val="fr-FR"/>
         </w:rPr>
       </w:pPr>
-      <w:bookmarkStart w:id="57" w:name="_Toc239244600"/>
+      <w:bookmarkStart w:id="58" w:name="_Toc239245387"/>
       <w:r>
         <w:rPr>
           <w:lang w:val="fr-FR"/>
         </w:rPr>
         <w:t>Lobby</w:t>
       </w:r>
-      <w:bookmarkEnd w:id="57"/>
+      <w:bookmarkEnd w:id="58"/>
     </w:p>
     <w:p>
       <w:pPr>
@@ -12159,19 +11922,7 @@
         <w:rPr>
           <w:lang w:val="fr-FR"/>
         </w:rPr>
-        <w:t xml:space="preserve">(ou « </w:t>
-      </w:r>
-      <w:r>
-        <w:rPr>
-          <w:lang w:val="fr-FR"/>
-        </w:rPr>
-        <w:t>🔀</w:t>
-      </w:r>
-      <w:r>
-        <w:rPr>
-          <w:lang w:val="fr-FR"/>
-        </w:rPr>
-        <w:t xml:space="preserve"> Basculer vers ») — si ce tournoi est déjà ouvert dans une autre fenêtre, la ramène au premier plan ; sinon, l'ouvre dans une nouvelle fenêtre.</w:t>
+        <w:t>(ou « 🔀 Basculer vers ») — si ce tournoi est déjà ouvert dans une autre fenêtre, la ramène au premier plan ; sinon, l'ouvre dans une nouvelle fenêtre.</w:t>
       </w:r>
     </w:p>
     <w:p>
@@ -12187,15 +11938,7 @@
           <w:color w:val="8A1F1F"/>
           <w:lang w:val="fr-FR"/>
         </w:rPr>
-        <w:t>⚠</w:t>
-      </w:r>
-      <w:r>
-        <w:rPr>
-          <w:i/>
-          <w:color w:val="8A1F1F"/>
-          <w:lang w:val="fr-FR"/>
-        </w:rPr>
-        <w:t xml:space="preserve"> Le Lobby lit l'état réellement enregistré dans chaque fichier : un tournoi reste « en cours » tant qu'il lui reste plus d'un joueur actif, même si sa fenêtre a été fermée. Fermer l'application ne termine ni ne met en pause un tournoi (sauf si le chrono a été explicitement mis en pause avant de quitter).</w:t>
+        <w:t>⚠ Le Lobby lit l'état réellement enregistré dans chaque fichier : un tournoi reste « en cours » tant qu'il lui reste plus d'un joueur actif, même si sa fenêtre a été fermée. Fermer l'application ne termine ni ne met en pause un tournoi (sauf si le chrono a été explicitement mis en pause avant de quitter).</w:t>
       </w:r>
     </w:p>
     <w:p>
@@ -12226,7 +11969,7 @@
           <w:lang w:val="fr-FR"/>
         </w:rPr>
       </w:pPr>
-      <w:bookmarkStart w:id="58" w:name="_Toc239244601"/>
+      <w:bookmarkStart w:id="59" w:name="_Toc239245388"/>
       <w:r>
         <w:rPr>
           <w:lang w:val="fr-FR"/>
@@ -12234,31 +11977,19 @@
         <w:lastRenderedPageBreak/>
         <w:t>Éviter qu'un joueur joue à deux tables à la fois</w:t>
       </w:r>
-      <w:bookmarkEnd w:id="58"/>
-    </w:p>
-    <w:p>
-      <w:pPr>
-        <w:rPr>
-          <w:lang w:val="fr-FR"/>
-        </w:rPr>
-      </w:pPr>
-      <w:r>
-        <w:rPr>
-          <w:lang w:val="fr-FR"/>
-        </w:rPr>
-        <w:t xml:space="preserve">Quand vous ajoutez un joueur (création d'un tournoi ou « Ajouter depuis le répertoire »), l'application vérifie s'il est déjà actif dans un autre tournoi du même dossier daté du même jour : </w:t>
-      </w:r>
-      <w:r>
-        <w:rPr>
-          <w:lang w:val="fr-FR"/>
-        </w:rPr>
-        <w:t>il apparaît alors grisé (non sélectionnable) dans la liste, avec un message d'avertissement en cas d'ajout individuel malgré tout. De même, dans « Ajouter depuis le répertoire », un joueur déjà inscrit à CE tournoi apparaît aussi grisé (au lieu de disparaître de la liste) — il reste ainsi facile à retrouver, sans risque de l'ajouter en double. Cette vérification peut être désactivée entièrement via la case « Éviter qu'un joueur joue à deux tables à la fois » (onglet Paramètres, section 12, en bas de la colo</w:t>
-      </w:r>
-      <w:r>
-        <w:rPr>
-          <w:lang w:val="fr-FR"/>
-        </w:rPr>
-        <w:t>nne de gauche) — utile si ce cas ne se présente jamais dans votre usage et que le grisage/message gêne plus qu'il n'aide.</w:t>
+      <w:bookmarkEnd w:id="59"/>
+    </w:p>
+    <w:p>
+      <w:pPr>
+        <w:rPr>
+          <w:lang w:val="fr-FR"/>
+        </w:rPr>
+      </w:pPr>
+      <w:r>
+        <w:rPr>
+          <w:lang w:val="fr-FR"/>
+        </w:rPr>
+        <w:t>Quand vous ajoutez un joueur (création d'un tournoi ou « Ajouter depuis le répertoire »), l'application vérifie s'il est déjà actif dans un autre tournoi du même dossier daté du même jour : il apparaît alors grisé (non sélectionnable) dans la liste, avec un message d'avertissement en cas d'ajout individuel malgré tout. De même, dans « Ajouter depuis le répertoire », un joueur déjà inscrit à CE tournoi apparaît aussi grisé (au lieu de disparaître de la liste) — il reste ainsi facile à retrouver, sans risque de l'ajouter en double. Cette vérification peut être désactivée entièrement via la case « Éviter qu'un joueur joue à deux tables à la fois » (onglet Paramètres, section 12, en bas de la colonne de gauche) — utile si ce cas ne se présente jamais dans votre usage et que le grisage/message gêne plus qu'il n'aide.</w:t>
       </w:r>
     </w:p>
     <w:p>
@@ -12291,14 +12022,14 @@
           <w:lang w:val="fr-FR"/>
         </w:rPr>
       </w:pPr>
-      <w:bookmarkStart w:id="59" w:name="_Toc239244602"/>
+      <w:bookmarkStart w:id="60" w:name="_Toc239245389"/>
       <w:r>
         <w:rPr>
           <w:lang w:val="fr-FR"/>
         </w:rPr>
         <w:t>15. Statistiques — Synthèse par période</w:t>
       </w:r>
-      <w:bookmarkEnd w:id="59"/>
+      <w:bookmarkEnd w:id="60"/>
     </w:p>
     <w:p>
       <w:pPr>
@@ -12365,11 +12096,11 @@
       <w:pPr>
         <w:pStyle w:val="Titre2"/>
       </w:pPr>
-      <w:bookmarkStart w:id="60" w:name="_Toc239244603"/>
+      <w:bookmarkStart w:id="61" w:name="_Toc239245390"/>
       <w:r>
         <w:t>Générer une synthèse</w:t>
       </w:r>
-      <w:bookmarkEnd w:id="60"/>
+      <w:bookmarkEnd w:id="61"/>
     </w:p>
     <w:p>
       <w:pPr>
@@ -12499,14 +12230,14 @@
           <w:lang w:val="fr-FR"/>
         </w:rPr>
       </w:pPr>
-      <w:bookmarkStart w:id="61" w:name="_Toc239244604"/>
+      <w:bookmarkStart w:id="62" w:name="_Toc239245391"/>
       <w:r>
         <w:rPr>
           <w:lang w:val="fr-FR"/>
         </w:rPr>
         <w:t>Exporter la synthèse</w:t>
       </w:r>
-      <w:bookmarkEnd w:id="61"/>
+      <w:bookmarkEnd w:id="62"/>
     </w:p>
     <w:p>
       <w:pPr>
@@ -12579,14 +12310,14 @@
           <w:lang w:val="fr-FR"/>
         </w:rPr>
       </w:pPr>
-      <w:bookmarkStart w:id="62" w:name="_Toc239244605"/>
+      <w:bookmarkStart w:id="63" w:name="_Toc239245392"/>
       <w:r>
         <w:rPr>
           <w:lang w:val="fr-FR"/>
         </w:rPr>
         <w:t>16. Menu Répertoire — joueurs et photos</w:t>
       </w:r>
-      <w:bookmarkEnd w:id="62"/>
+      <w:bookmarkEnd w:id="63"/>
     </w:p>
     <w:p>
       <w:pPr>
@@ -12673,13 +12404,7 @@
           <w:lang w:val="fr-FR"/>
         </w:rPr>
         <w:lastRenderedPageBreak/>
-        <w:t>Les joueurs sont affichés dans un tableau à trois colonnes : Photo (miniature, si une photo est enregistrée), Nom et Club. Cliquer sur l'en-tête Nom ou Club trie la liste en conséquence ; cliquer une seconde fois inverse l'ordre (croissant/décroissant). Tout en haut de l'onglet, à droite du titre, un petit tableau « Joueurs par club (total=XXXX) » — XXXX étant le nombre total de joueurs du répertoire — récapitule le nombre de joueurs par club (« Sans » en premier pour ceux sans club, puis les vrais clubs pa</w:t>
-      </w:r>
-      <w:r>
-        <w:rPr>
-          <w:lang w:val="fr-FR"/>
-        </w:rPr>
-        <w:t>r ordre alphabétique) — mis à jour à chaque ajout/modification/suppression d'un joueur du répertoire ; sa hauteur reste fixe (avec ascenseur si besoin) quel que soit le nombre de clubs distincts.</w:t>
+        <w:t>Les joueurs sont affichés dans un tableau à trois colonnes : Photo (miniature, si une photo est enregistrée), Nom et Club. Cliquer sur l'en-tête Nom ou Club trie la liste en conséquence ; cliquer une seconde fois inverse l'ordre (croissant/décroissant). Tout en haut de l'onglet, à droite du titre, un petit tableau « Joueurs par club (total=XXXX) » — XXXX étant le nombre total de joueurs du répertoire — récapitule le nombre de joueurs par club (« Sans » en premier pour ceux sans club, puis les vrais clubs par ordre alphabétique) — mis à jour à chaque ajout/modification/suppression d'un joueur du répertoire ; sa hauteur reste fixe (avec ascenseur si besoin) quel que soit le nombre de clubs distincts.</w:t>
       </w:r>
     </w:p>
     <w:p>
@@ -12774,13 +12499,7 @@
         <w:rPr>
           <w:lang w:val="fr-FR"/>
         </w:rPr>
-        <w:t xml:space="preserve">ajoute au répertoire tous les noms trouvés dans un fichier .tournoi choisi (un fichier .tournoi ne mémorisant jamais de club par joueur, une fenêtre demande le club à </w:t>
-      </w:r>
-      <w:r>
-        <w:rPr>
-          <w:lang w:val="fr-FR"/>
-        </w:rPr>
-        <w:t>attribuer à tous les joueurs importés, préremplie avec le « Nom du Club » réglé dans Paramètres) — pratique pour repartir d'un tournoi déjà joué sans ressaisir chaque nom.</w:t>
+        <w:t>ajoute au répertoire tous les noms trouvés dans un fichier .tournoi choisi (un fichier .tournoi ne mémorisant jamais de club par joueur, une fenêtre demande le club à attribuer à tous les joueurs importés, préremplie avec le « Nom du Club » réglé dans Paramètres) — pratique pour repartir d'un tournoi déjà joué sans ressaisir chaque nom.</w:t>
       </w:r>
     </w:p>
     <w:p>
@@ -12801,13 +12520,7 @@
         <w:rPr>
           <w:lang w:val="fr-FR"/>
         </w:rPr>
-        <w:t xml:space="preserve">importe une liste de joueurs depuis un fichier CSV </w:t>
-      </w:r>
-      <w:r>
-        <w:rPr>
-          <w:lang w:val="fr-FR"/>
-        </w:rPr>
-        <w:t>(colonnes NOM et CLUB, avec ou sans ligne d'en-tête, séparateur « ; » ou « , »). Si le fichier ne contient qu'une seule colonne (juste des noms), une fenêtre propose un club à attribuer à tous les joueurs importés, pré-rempli avec « CPC ».</w:t>
+        <w:t>importe une liste de joueurs depuis un fichier CSV (colonnes NOM et CLUB, avec ou sans ligne d'en-tête, séparateur « ; » ou « , »). Si le fichier ne contient qu'une seule colonne (juste des noms), une fenêtre propose un club à attribuer à tous les joueurs importés, pré-rempli avec « CPC ».</w:t>
       </w:r>
     </w:p>
     <w:p>
@@ -12865,26 +12578,18 @@
           <w:color w:val="8A1F1F"/>
           <w:lang w:val="fr-FR"/>
         </w:rPr>
-        <w:t>⚠</w:t>
-      </w:r>
-      <w:r>
-        <w:rPr>
-          <w:i/>
-          <w:color w:val="8A1F1F"/>
-          <w:lang w:val="fr-FR"/>
-        </w:rPr>
-        <w:t xml:space="preserve"> « Tout réactiver » vérifie systématiquement tous les tournois du dossier choisi, y compris ceux datés d'aujourd'hui : vérifiez bien la liste avant de confirmer si l'un d'eux est réellement en train d'être joué.</w:t>
+        <w:t>⚠ « Tout réactiver » vérifie systématiquement tous les tournois du dossier choisi, y compris ceux datés d'aujourd'hui : vérifiez bien la liste avant de confirmer si l'un d'eux est réellement en train d'être joué.</w:t>
       </w:r>
     </w:p>
     <w:p>
       <w:pPr>
         <w:pStyle w:val="Titre1"/>
       </w:pPr>
-      <w:bookmarkStart w:id="63" w:name="_Toc239244606"/>
+      <w:bookmarkStart w:id="64" w:name="_Toc239245393"/>
       <w:r>
         <w:t>17. Sauvegarde et bonnes pratiques</w:t>
       </w:r>
-      <w:bookmarkEnd w:id="63"/>
+      <w:bookmarkEnd w:id="64"/>
     </w:p>
     <w:p>
       <w:pPr>
@@ -12950,14 +12655,14 @@
           <w:lang w:val="fr-FR"/>
         </w:rPr>
       </w:pPr>
-      <w:bookmarkStart w:id="64" w:name="_Toc239244607"/>
+      <w:bookmarkStart w:id="65" w:name="_Toc239245394"/>
       <w:r>
         <w:rPr>
           <w:lang w:val="fr-FR"/>
         </w:rPr>
         <w:t>18. Dépannage (pour le technicien)</w:t>
       </w:r>
-      <w:bookmarkEnd w:id="64"/>
+      <w:bookmarkEnd w:id="65"/>
     </w:p>
     <w:p>
       <w:pPr>
@@ -12966,14 +12671,14 @@
           <w:lang w:val="fr-FR"/>
         </w:rPr>
       </w:pPr>
-      <w:bookmarkStart w:id="65" w:name="_Toc239244608"/>
+      <w:bookmarkStart w:id="66" w:name="_Toc239245395"/>
       <w:r>
         <w:rPr>
           <w:lang w:val="fr-FR"/>
         </w:rPr>
         <w:t>« L'export Excel nécessite le paquet openpyxl »</w:t>
       </w:r>
-      <w:bookmarkEnd w:id="65"/>
+      <w:bookmarkEnd w:id="66"/>
     </w:p>
     <w:p>
       <w:pPr>
@@ -12995,14 +12700,14 @@
           <w:lang w:val="fr-FR"/>
         </w:rPr>
       </w:pPr>
-      <w:bookmarkStart w:id="66" w:name="_Toc239244609"/>
+      <w:bookmarkStart w:id="67" w:name="_Toc239245396"/>
       <w:r>
         <w:rPr>
           <w:lang w:val="fr-FR"/>
         </w:rPr>
         <w:t>« L'export PDF nécessite le paquet fpdf2 »</w:t>
       </w:r>
-      <w:bookmarkEnd w:id="66"/>
+      <w:bookmarkEnd w:id="67"/>
     </w:p>
     <w:p>
       <w:pPr>
@@ -13024,14 +12729,14 @@
           <w:lang w:val="fr-FR"/>
         </w:rPr>
       </w:pPr>
-      <w:bookmarkStart w:id="67" w:name="_Toc239244610"/>
+      <w:bookmarkStart w:id="68" w:name="_Toc239245397"/>
       <w:r>
         <w:rPr>
           <w:lang w:val="fr-FR"/>
         </w:rPr>
         <w:t>La capture photo par caméra est indisponible</w:t>
       </w:r>
-      <w:bookmarkEnd w:id="67"/>
+      <w:bookmarkEnd w:id="68"/>
     </w:p>
     <w:p>
       <w:pPr>
@@ -13053,14 +12758,14 @@
           <w:lang w:val="fr-FR"/>
         </w:rPr>
       </w:pPr>
-      <w:bookmarkStart w:id="68" w:name="_Toc239244611"/>
+      <w:bookmarkStart w:id="69" w:name="_Toc239245398"/>
       <w:r>
         <w:rPr>
           <w:lang w:val="fr-FR"/>
         </w:rPr>
         <w:t>macOS refuse d'ouvrir Lancer_le_tournoi.command</w:t>
       </w:r>
-      <w:bookmarkEnd w:id="68"/>
+      <w:bookmarkEnd w:id="69"/>
     </w:p>
     <w:p>
       <w:pPr>
@@ -13082,14 +12787,14 @@
           <w:lang w:val="fr-FR"/>
         </w:rPr>
       </w:pPr>
-      <w:bookmarkStart w:id="69" w:name="_Toc239244612"/>
+      <w:bookmarkStart w:id="70" w:name="_Toc239245399"/>
       <w:r>
         <w:rPr>
           <w:lang w:val="fr-FR"/>
         </w:rPr>
         <w:t>Sous Windows, le fichier .command ne fait rien</w:t>
       </w:r>
-      <w:bookmarkEnd w:id="69"/>
+      <w:bookmarkEnd w:id="70"/>
     </w:p>
     <w:p>
       <w:pPr>
@@ -13111,14 +12816,14 @@
           <w:lang w:val="fr-FR"/>
         </w:rPr>
       </w:pPr>
-      <w:bookmarkStart w:id="70" w:name="_Toc239244613"/>
+      <w:bookmarkStart w:id="71" w:name="_Toc239245400"/>
       <w:r>
         <w:rPr>
           <w:lang w:val="fr-FR"/>
         </w:rPr>
         <w:t>Une colonne de l'onglet Joueurs a disparu</w:t>
       </w:r>
-      <w:bookmarkEnd w:id="70"/>
+      <w:bookmarkEnd w:id="71"/>
     </w:p>
     <w:p>
       <w:pPr>
@@ -13140,14 +12845,14 @@
           <w:lang w:val="fr-FR"/>
         </w:rPr>
       </w:pPr>
-      <w:bookmarkStart w:id="71" w:name="_Toc239244614"/>
+      <w:bookmarkStart w:id="72" w:name="_Toc239245401"/>
       <w:r>
         <w:rPr>
           <w:lang w:val="fr-FR"/>
         </w:rPr>
         <w:t>Le Lobby affiche une liste vide</w:t>
       </w:r>
-      <w:bookmarkEnd w:id="71"/>
+      <w:bookmarkEnd w:id="72"/>
     </w:p>
     <w:p>
       <w:pPr>
@@ -13169,14 +12874,14 @@
           <w:lang w:val="fr-FR"/>
         </w:rPr>
       </w:pPr>
-      <w:bookmarkStart w:id="72" w:name="_Toc239244615"/>
+      <w:bookmarkStart w:id="73" w:name="_Toc239245402"/>
       <w:r>
         <w:rPr>
           <w:lang w:val="fr-FR"/>
         </w:rPr>
         <w:t>Des joueurs restent grisés dans la fenêtre de sélection alors que leur tournoi est terminé</w:t>
       </w:r>
-      <w:bookmarkEnd w:id="72"/>
+      <w:bookmarkEnd w:id="73"/>
     </w:p>
     <w:p>
       <w:pPr>
@@ -13198,14 +12903,14 @@
           <w:lang w:val="fr-FR"/>
         </w:rPr>
       </w:pPr>
-      <w:bookmarkStart w:id="73" w:name="_Toc239244616"/>
+      <w:bookmarkStart w:id="74" w:name="_Toc239245403"/>
       <w:r>
         <w:rPr>
           <w:lang w:val="fr-FR"/>
         </w:rPr>
         <w:t>Un joueur affiché « en cours » n'a pas de gain calculé dans la synthèse par période</w:t>
       </w:r>
-      <w:bookmarkEnd w:id="73"/>
+      <w:bookmarkEnd w:id="74"/>
     </w:p>
     <w:p>
       <w:pPr>
@@ -13227,44 +12932,38 @@
           <w:lang w:val="fr-FR"/>
         </w:rPr>
       </w:pPr>
-      <w:bookmarkStart w:id="74" w:name="_Toc239244617"/>
+      <w:bookmarkStart w:id="75" w:name="_Toc239245404"/>
       <w:r>
         <w:rPr>
           <w:lang w:val="fr-FR"/>
         </w:rPr>
         <w:t>J'ai supprimé un joueur par erreur</w:t>
       </w:r>
-      <w:bookmarkEnd w:id="74"/>
-    </w:p>
-    <w:p>
-      <w:pPr>
-        <w:rPr>
-          <w:lang w:val="fr-FR"/>
-        </w:rPr>
-      </w:pPr>
-      <w:r>
-        <w:rPr>
-          <w:lang w:val="fr-FR"/>
-        </w:rPr>
-        <w:t xml:space="preserve">La suppression n'est pas réversible depuis l'interface. Si vous avez une copie de sauvegarde récente du fichier .tournoi, c'est le seul moyen de revenir en </w:t>
-      </w:r>
-      <w:r>
-        <w:rPr>
-          <w:lang w:val="fr-FR"/>
-        </w:rPr>
-        <w:t>arrière.</w:t>
+      <w:bookmarkEnd w:id="75"/>
+    </w:p>
+    <w:p>
+      <w:pPr>
+        <w:rPr>
+          <w:lang w:val="fr-FR"/>
+        </w:rPr>
+      </w:pPr>
+      <w:r>
+        <w:rPr>
+          <w:lang w:val="fr-FR"/>
+        </w:rPr>
+        <w:t>La suppression n'est pas réversible depuis l'interface. Si vous avez une copie de sauvegarde récente du fichier .tournoi, c'est le seul moyen de revenir en arrière.</w:t>
       </w:r>
     </w:p>
     <w:p>
       <w:pPr>
         <w:pStyle w:val="Titre3"/>
       </w:pPr>
-      <w:bookmarkStart w:id="75" w:name="_Toc239244618"/>
+      <w:bookmarkStart w:id="76" w:name="_Toc239245405"/>
       <w:r>
         <w:lastRenderedPageBreak/>
         <w:t>L'application a planté sans message visible</w:t>
       </w:r>
-      <w:bookmarkEnd w:id="75"/>
+      <w:bookmarkEnd w:id="76"/>
     </w:p>
     <w:p>
       <w:r>
@@ -13275,11 +12974,11 @@
       <w:pPr>
         <w:pStyle w:val="Titre3"/>
       </w:pPr>
-      <w:bookmarkStart w:id="76" w:name="_Toc239244619"/>
+      <w:bookmarkStart w:id="77" w:name="_Toc239245406"/>
       <w:r>
         <w:t>Le téléphone affiche « Ce site est inaccessible »</w:t>
       </w:r>
-      <w:bookmarkEnd w:id="76"/>
+      <w:bookmarkEnd w:id="77"/>
     </w:p>
     <w:p>
       <w:r>
@@ -13293,14 +12992,14 @@
           <w:lang w:val="fr-FR"/>
         </w:rPr>
       </w:pPr>
-      <w:bookmarkStart w:id="77" w:name="_Toc239244620"/>
+      <w:bookmarkStart w:id="78" w:name="_Toc239245407"/>
       <w:r>
         <w:rPr>
           <w:lang w:val="fr-FR"/>
         </w:rPr>
         <w:t>Licence et version</w:t>
       </w:r>
-      <w:bookmarkEnd w:id="77"/>
+      <w:bookmarkEnd w:id="78"/>
     </w:p>
     <w:p>
       <w:pPr>
@@ -13360,14 +13059,14 @@
           <w:lang w:val="fr-FR"/>
         </w:rPr>
       </w:pPr>
-      <w:bookmarkStart w:id="78" w:name="_Toc239244621"/>
+      <w:bookmarkStart w:id="79" w:name="_Toc239245408"/>
       <w:r>
         <w:rPr>
           <w:lang w:val="fr-FR"/>
         </w:rPr>
         <w:t>Annexe — structure des fichiers du logiciel</w:t>
       </w:r>
-      <w:bookmarkEnd w:id="78"/>
+      <w:bookmarkEnd w:id="79"/>
     </w:p>
     <w:p>
       <w:pPr>
@@ -13522,13 +13221,7 @@
               <w:rPr>
                 <w:lang w:val="fr-FR"/>
               </w:rPr>
-              <w:t xml:space="preserve">Structure de blindes par </w:t>
-            </w:r>
-            <w:r>
-              <w:rPr>
-                <w:lang w:val="fr-FR"/>
-              </w:rPr>
-              <w:t>défaut et grille de gains standard</w:t>
+              <w:t>Structure de blindes par défaut et grille de gains standard</w:t>
             </w:r>
           </w:p>
         </w:tc>
@@ -13759,13 +13452,7 @@
               <w:rPr>
                 <w:lang w:val="fr-FR"/>
               </w:rPr>
-              <w:t xml:space="preserve">Modèles de structures de blindes réutilisables (onglet </w:t>
-            </w:r>
-            <w:r>
-              <w:rPr>
-                <w:lang w:val="fr-FR"/>
-              </w:rPr>
-              <w:t>Blindes)</w:t>
+              <w:t>Modèles de structures de blindes réutilisables (onglet Blindes)</w:t>
             </w:r>
           </w:p>
         </w:tc>
@@ -13897,13 +13584,7 @@
               <w:rPr>
                 <w:lang w:val="fr-FR"/>
               </w:rPr>
-              <w:t xml:space="preserve">Modèles de jeux de </w:t>
-            </w:r>
-            <w:r>
-              <w:rPr>
-                <w:lang w:val="fr-FR"/>
-              </w:rPr>
-              <w:t>jetons réutilisables (onglet Blindes)</w:t>
+              <w:t>Modèles de jeux de jetons réutilisables (onglet Blindes)</w:t>
             </w:r>
           </w:p>
         </w:tc>
@@ -13978,10 +13659,7 @@
           </w:tcPr>
           <w:p>
             <w:r>
-              <w:t xml:space="preserve">Registre des </w:t>
-            </w:r>
-            <w:r>
-              <w:t>tournois ouverts en parallèle (Lobby de l'application et Lobby du contrôle à distance)</w:t>
+              <w:t>Registre des tournois ouverts en parallèle (Lobby de l'application et Lobby du contrôle à distance)</w:t>
             </w:r>
           </w:p>
         </w:tc>
@@ -14028,10 +13706,7 @@
         </w:rPr>
       </w:pPr>
       <w:r>
-        <w:t>💡</w:t>
-      </w:r>
-      <w:r>
-        <w:t xml:space="preserve"> Ces 18 fichiers .py doivent rester ensemble dans le même dossier : ils s'importent entre eux.</w:t>
+        <w:t>💡 Ces 18 fichiers .py doivent rester ensemble dans le même dossier : ils s'importent entre eux.</w:t>
       </w:r>
     </w:p>
     <w:sectPr>
